--- a/06-学生侧材料/讲义/6-有机化学/高等有机机理.docx
+++ b/06-学生侧材料/讲义/6-有机化学/高等有机机理.docx
@@ -4978,7 +4978,51 @@
         <w:rPr>
           <w:rFonts w:ascii="Times New Roman" w:hAnsi="Times New Roman" w:eastAsia="Times New Roman" w:cs="Times New Roman"/>
         </w:rPr>
-        <w:t xml:space="preserve"> k_H/k_D。</w:t>
+        <w:t xml:space="preserve"> </w:t>
+      </w:r>
+      <m:oMath>
+        <m:sSub>
+          <m:e>
+            <m:r>
+              <m:t>k</m:t>
+            </m:r>
+          </m:e>
+          <m:sub>
+            <m:r>
+              <m:rPr>
+                <m:sty m:val="p"/>
+              </m:rPr>
+              <m:t>H</m:t>
+            </m:r>
+          </m:sub>
+        </m:sSub>
+        <m:r>
+          <m:rPr>
+            <m:sty m:val="p"/>
+          </m:rPr>
+          <m:t>/</m:t>
+        </m:r>
+        <m:sSub>
+          <m:e>
+            <m:r>
+              <m:t>k</m:t>
+            </m:r>
+          </m:e>
+          <m:sub>
+            <m:r>
+              <m:rPr>
+                <m:sty m:val="p"/>
+              </m:rPr>
+              <m:t>D</m:t>
+            </m:r>
+          </m:sub>
+        </m:sSub>
+      </m:oMath>
+      <w:r>
+        <w:rPr>
+          <w:rFonts w:ascii="Times New Roman" w:hAnsi="Times New Roman" w:eastAsia="Times New Roman" w:cs="Times New Roman"/>
+        </w:rPr>
+        <w:t xml:space="preserve">。</w:t>
       </w:r>
     </w:p>
     <w:p>
@@ -5246,11 +5290,55 @@
               <w:pStyle w:val="Compact"/>
               <w:jc w:val="center"/>
             </w:pPr>
+            <m:oMath>
+              <m:sSub>
+                <m:e>
+                  <m:r>
+                    <m:t>k</m:t>
+                  </m:r>
+                </m:e>
+                <m:sub>
+                  <m:r>
+                    <m:rPr>
+                      <m:sty m:val="p"/>
+                    </m:rPr>
+                    <m:t>H</m:t>
+                  </m:r>
+                </m:sub>
+              </m:sSub>
+              <m:r>
+                <m:rPr>
+                  <m:sty m:val="p"/>
+                </m:rPr>
+                <m:t>/</m:t>
+              </m:r>
+              <m:sSub>
+                <m:e>
+                  <m:r>
+                    <m:t>k</m:t>
+                  </m:r>
+                </m:e>
+                <m:sub>
+                  <m:r>
+                    <m:rPr>
+                      <m:sty m:val="p"/>
+                    </m:rPr>
+                    <m:t>D</m:t>
+                  </m:r>
+                </m:sub>
+              </m:sSub>
+            </m:oMath>
             <w:r>
               <w:rPr>
                 <w:rFonts w:ascii="Times New Roman" w:hAnsi="Times New Roman" w:eastAsia="Times New Roman" w:cs="Times New Roman"/>
               </w:rPr>
-              <w:t xml:space="preserve">k_H/k_D = </w:t>
+              <w:t xml:space="preserve"> </w:t>
+            </w:r>
+            <w:r>
+              <w:rPr>
+                <w:rFonts w:ascii="Times New Roman" w:hAnsi="Times New Roman" w:eastAsia="Times New Roman" w:cs="Times New Roman"/>
+              </w:rPr>
+              <w:t xml:space="preserve">= </w:t>
             </w:r>
             <w:r>
               <w:rPr>
@@ -5408,11 +5496,55 @@
               <w:pStyle w:val="Compact"/>
               <w:jc w:val="center"/>
             </w:pPr>
+            <m:oMath>
+              <m:sSub>
+                <m:e>
+                  <m:r>
+                    <m:t>k</m:t>
+                  </m:r>
+                </m:e>
+                <m:sub>
+                  <m:r>
+                    <m:rPr>
+                      <m:sty m:val="p"/>
+                    </m:rPr>
+                    <m:t>H</m:t>
+                  </m:r>
+                </m:sub>
+              </m:sSub>
+              <m:r>
+                <m:rPr>
+                  <m:sty m:val="p"/>
+                </m:rPr>
+                <m:t>/</m:t>
+              </m:r>
+              <m:sSub>
+                <m:e>
+                  <m:r>
+                    <m:t>k</m:t>
+                  </m:r>
+                </m:e>
+                <m:sub>
+                  <m:r>
+                    <m:rPr>
+                      <m:sty m:val="p"/>
+                    </m:rPr>
+                    <m:t>D</m:t>
+                  </m:r>
+                </m:sub>
+              </m:sSub>
+            </m:oMath>
             <w:r>
               <w:rPr>
                 <w:rFonts w:ascii="Times New Roman" w:hAnsi="Times New Roman" w:eastAsia="Times New Roman" w:cs="Times New Roman"/>
               </w:rPr>
-              <w:t xml:space="preserve">k_H/k_D ≥ 7~30</w:t>
+              <w:t xml:space="preserve"> </w:t>
+            </w:r>
+            <w:r>
+              <w:rPr>
+                <w:rFonts w:ascii="Times New Roman" w:hAnsi="Times New Roman" w:eastAsia="Times New Roman" w:cs="Times New Roman"/>
+              </w:rPr>
+              <w:t xml:space="preserve">≥ 7~30</w:t>
             </w:r>
           </w:p>
         </w:tc>
@@ -5510,11 +5642,55 @@
               <w:pStyle w:val="Compact"/>
               <w:jc w:val="center"/>
             </w:pPr>
+            <m:oMath>
+              <m:sSub>
+                <m:e>
+                  <m:r>
+                    <m:t>k</m:t>
+                  </m:r>
+                </m:e>
+                <m:sub>
+                  <m:r>
+                    <m:rPr>
+                      <m:sty m:val="p"/>
+                    </m:rPr>
+                    <m:t>H</m:t>
+                  </m:r>
+                </m:sub>
+              </m:sSub>
+              <m:r>
+                <m:rPr>
+                  <m:sty m:val="p"/>
+                </m:rPr>
+                <m:t>/</m:t>
+              </m:r>
+              <m:sSub>
+                <m:e>
+                  <m:r>
+                    <m:t>k</m:t>
+                  </m:r>
+                </m:e>
+                <m:sub>
+                  <m:r>
+                    <m:rPr>
+                      <m:sty m:val="p"/>
+                    </m:rPr>
+                    <m:t>D</m:t>
+                  </m:r>
+                </m:sub>
+              </m:sSub>
+            </m:oMath>
             <w:r>
               <w:rPr>
                 <w:rFonts w:ascii="Times New Roman" w:hAnsi="Times New Roman" w:eastAsia="Times New Roman" w:cs="Times New Roman"/>
               </w:rPr>
-              <w:t xml:space="preserve">k_H/k_D = 1.0-1.2</w:t>
+              <w:t xml:space="preserve"> </w:t>
+            </w:r>
+            <w:r>
+              <w:rPr>
+                <w:rFonts w:ascii="Times New Roman" w:hAnsi="Times New Roman" w:eastAsia="Times New Roman" w:cs="Times New Roman"/>
+              </w:rPr>
+              <w:t xml:space="preserve">= 1.0-1.2</w:t>
             </w:r>
           </w:p>
         </w:tc>
@@ -5630,13 +5806,57 @@
               <w:rPr>
                 <w:rFonts w:hint="eastAsia" w:ascii="Times New Roman" w:hAnsi="Times New Roman" w:eastAsia="Times New Roman" w:cs="Times New Roman"/>
               </w:rPr>
-              <w:t>，k_H/k_D</w:t>
-            </w:r>
+              <w:t>，</w:t>
+            </w:r>
+            <m:oMath>
+              <m:sSub>
+                <m:e>
+                  <m:r>
+                    <m:t>k</m:t>
+                  </m:r>
+                </m:e>
+                <m:sub>
+                  <m:r>
+                    <m:rPr>
+                      <m:sty m:val="p"/>
+                    </m:rPr>
+                    <m:t>H</m:t>
+                  </m:r>
+                </m:sub>
+              </m:sSub>
+              <m:r>
+                <m:rPr>
+                  <m:sty m:val="p"/>
+                </m:rPr>
+                <m:t>/</m:t>
+              </m:r>
+              <m:sSub>
+                <m:e>
+                  <m:r>
+                    <m:t>k</m:t>
+                  </m:r>
+                </m:e>
+                <m:sub>
+                  <m:r>
+                    <m:rPr>
+                      <m:sty m:val="p"/>
+                    </m:rPr>
+                    <m:t>D</m:t>
+                  </m:r>
+                </m:sub>
+              </m:sSub>
+            </m:oMath>
             <w:r>
               <w:rPr>
                 <w:rFonts w:ascii="Times New Roman" w:hAnsi="Times New Roman" w:eastAsia="Times New Roman" w:cs="Times New Roman"/>
               </w:rPr>
-              <w:t xml:space="preserve"> &gt; </w:t>
+              <w:t xml:space="preserve"> </w:t>
+            </w:r>
+            <w:r>
+              <w:rPr>
+                <w:rFonts w:ascii="Times New Roman" w:hAnsi="Times New Roman" w:eastAsia="Times New Roman" w:cs="Times New Roman"/>
+              </w:rPr>
+              <w:t xml:space="preserve">&gt; </w:t>
             </w:r>
             <w:r>
               <w:rPr>
@@ -5692,11 +5912,55 @@
               <w:pStyle w:val="Compact"/>
               <w:jc w:val="center"/>
             </w:pPr>
+            <m:oMath>
+              <m:sSub>
+                <m:e>
+                  <m:r>
+                    <m:t>k</m:t>
+                  </m:r>
+                </m:e>
+                <m:sub>
+                  <m:r>
+                    <m:rPr>
+                      <m:sty m:val="p"/>
+                    </m:rPr>
+                    <m:t>H</m:t>
+                  </m:r>
+                </m:sub>
+              </m:sSub>
+              <m:r>
+                <m:rPr>
+                  <m:sty m:val="p"/>
+                </m:rPr>
+                <m:t>/</m:t>
+              </m:r>
+              <m:sSub>
+                <m:e>
+                  <m:r>
+                    <m:t>k</m:t>
+                  </m:r>
+                </m:e>
+                <m:sub>
+                  <m:r>
+                    <m:rPr>
+                      <m:sty m:val="p"/>
+                    </m:rPr>
+                    <m:t>D</m:t>
+                  </m:r>
+                </m:sub>
+              </m:sSub>
+            </m:oMath>
             <w:r>
               <w:rPr>
                 <w:rFonts w:ascii="Times New Roman" w:hAnsi="Times New Roman" w:eastAsia="Times New Roman" w:cs="Times New Roman"/>
               </w:rPr>
-              <w:t xml:space="preserve">k_H/k_D = 1.0-1.1</w:t>
+              <w:t xml:space="preserve"> </w:t>
+            </w:r>
+            <w:r>
+              <w:rPr>
+                <w:rFonts w:ascii="Times New Roman" w:hAnsi="Times New Roman" w:eastAsia="Times New Roman" w:cs="Times New Roman"/>
+              </w:rPr>
+              <w:t xml:space="preserve">= 1.0-1.1</w:t>
             </w:r>
           </w:p>
         </w:tc>
@@ -5782,37 +6046,91 @@
               <w:pStyle w:val="Compact"/>
               <w:jc w:val="center"/>
             </w:pPr>
+            <m:oMath>
+              <m:sSub>
+                <m:e>
+                  <m:r>
+                    <m:t>k</m:t>
+                  </m:r>
+                </m:e>
+                <m:sub>
+                  <m:sSub>
+                    <m:e>
+                      <m:r>
+                        <m:rPr>
+                          <m:sty m:val="p"/>
+                        </m:rPr>
+                        <m:t>H</m:t>
+                      </m:r>
+                    </m:e>
+                    <m:sub>
+                      <m:r>
+                        <m:rPr>
+                          <m:sty m:val="p"/>
+                        </m:rPr>
+                        <m:t>2</m:t>
+                      </m:r>
+                    </m:sub>
+                  </m:sSub>
+                  <m:r>
+                    <m:rPr>
+                      <m:sty m:val="p"/>
+                    </m:rPr>
+                    <m:t>O</m:t>
+                  </m:r>
+                </m:sub>
+              </m:sSub>
+              <m:r>
+                <m:rPr>
+                  <m:sty m:val="p"/>
+                </m:rPr>
+                <m:t>/</m:t>
+              </m:r>
+              <m:sSub>
+                <m:e>
+                  <m:r>
+                    <m:t>k</m:t>
+                  </m:r>
+                </m:e>
+                <m:sub>
+                  <m:sSub>
+                    <m:e>
+                      <m:r>
+                        <m:rPr>
+                          <m:sty m:val="p"/>
+                        </m:rPr>
+                        <m:t>D</m:t>
+                      </m:r>
+                    </m:e>
+                    <m:sub>
+                      <m:r>
+                        <m:rPr>
+                          <m:sty m:val="p"/>
+                        </m:rPr>
+                        <m:t>2</m:t>
+                      </m:r>
+                    </m:sub>
+                  </m:sSub>
+                  <m:r>
+                    <m:rPr>
+                      <m:sty m:val="p"/>
+                    </m:rPr>
+                    <m:t>O</m:t>
+                  </m:r>
+                </m:sub>
+              </m:sSub>
+            </m:oMath>
             <w:r>
               <w:rPr>
                 <w:rFonts w:ascii="Times New Roman" w:hAnsi="Times New Roman" w:eastAsia="Times New Roman" w:cs="Times New Roman"/>
               </w:rPr>
-              <w:t>k_H</w:t>
+              <w:t xml:space="preserve"> </w:t>
             </w:r>
             <w:r>
               <w:rPr>
                 <w:rFonts w:ascii="Times New Roman" w:hAnsi="Times New Roman" w:eastAsia="Times New Roman" w:cs="Times New Roman"/>
-                <w:vertAlign w:val="subscript"/>
-              </w:rPr>
-              <w:t>2</w:t>
-            </w:r>
-            <w:r>
-              <w:rPr>
-                <w:rFonts w:ascii="Times New Roman" w:hAnsi="Times New Roman" w:eastAsia="Times New Roman" w:cs="Times New Roman"/>
-              </w:rPr>
-              <w:t>O/k_D</w:t>
-            </w:r>
-            <w:r>
-              <w:rPr>
-                <w:rFonts w:ascii="Times New Roman" w:hAnsi="Times New Roman" w:eastAsia="Times New Roman" w:cs="Times New Roman"/>
-                <w:vertAlign w:val="subscript"/>
-              </w:rPr>
-              <w:t>2</w:t>
-            </w:r>
-            <w:r>
-              <w:rPr>
-                <w:rFonts w:ascii="Times New Roman" w:hAnsi="Times New Roman" w:eastAsia="Times New Roman" w:cs="Times New Roman"/>
-              </w:rPr>
-              <w:t xml:space="preserve">O = </w:t>
+              </w:rPr>
+              <w:t xml:space="preserve">= </w:t>
             </w:r>
             <w:r>
               <w:rPr>
@@ -5911,7 +6229,63 @@
         <w:rPr>
           <w:rFonts w:ascii="Times New Roman" w:hAnsi="Times New Roman" w:eastAsia="Times New Roman" w:cs="Times New Roman"/>
         </w:rPr>
-        <w:t xml:space="preserve">- k_H/k_D &gt; </w:t>
+        <w:t xml:space="preserve">-</w:t>
+      </w:r>
+      <w:r>
+        <w:rPr>
+          <w:rFonts w:ascii="Times New Roman" w:hAnsi="Times New Roman" w:eastAsia="Times New Roman" w:cs="Times New Roman"/>
+        </w:rPr>
+        <w:t xml:space="preserve"> </w:t>
+      </w:r>
+      <m:oMath>
+        <m:sSub>
+          <m:e>
+            <m:r>
+              <m:t>k</m:t>
+            </m:r>
+          </m:e>
+          <m:sub>
+            <m:r>
+              <m:rPr>
+                <m:sty m:val="p"/>
+              </m:rPr>
+              <m:t>H</m:t>
+            </m:r>
+          </m:sub>
+        </m:sSub>
+        <m:r>
+          <m:rPr>
+            <m:sty m:val="p"/>
+          </m:rPr>
+          <m:t>/</m:t>
+        </m:r>
+        <m:sSub>
+          <m:e>
+            <m:r>
+              <m:t>k</m:t>
+            </m:r>
+          </m:e>
+          <m:sub>
+            <m:r>
+              <m:rPr>
+                <m:sty m:val="p"/>
+              </m:rPr>
+              <m:t>D</m:t>
+            </m:r>
+          </m:sub>
+        </m:sSub>
+      </m:oMath>
+      <w:r>
+        <w:rPr>
+          <w:rFonts w:ascii="Times New Roman" w:hAnsi="Times New Roman" w:eastAsia="Times New Roman" w:cs="Times New Roman"/>
+        </w:rPr>
+        <w:t xml:space="preserve"> </w:t>
+      </w:r>
+      <w:r>
+        <w:rPr>
+          <w:rFonts w:ascii="Times New Roman" w:hAnsi="Times New Roman" w:eastAsia="Times New Roman" w:cs="Times New Roman"/>
+        </w:rPr>
+        <w:t xml:space="preserve">&gt; </w:t>
       </w:r>
       <w:r>
         <w:rPr>
@@ -5959,7 +6333,63 @@
         <w:rPr>
           <w:rFonts w:ascii="Times New Roman" w:hAnsi="Times New Roman" w:eastAsia="Times New Roman" w:cs="Times New Roman"/>
         </w:rPr>
-        <w:t xml:space="preserve">- k_H/k_D ≈ </w:t>
+        <w:t xml:space="preserve">-</w:t>
+      </w:r>
+      <w:r>
+        <w:rPr>
+          <w:rFonts w:ascii="Times New Roman" w:hAnsi="Times New Roman" w:eastAsia="Times New Roman" w:cs="Times New Roman"/>
+        </w:rPr>
+        <w:t xml:space="preserve"> </w:t>
+      </w:r>
+      <m:oMath>
+        <m:sSub>
+          <m:e>
+            <m:r>
+              <m:t>k</m:t>
+            </m:r>
+          </m:e>
+          <m:sub>
+            <m:r>
+              <m:rPr>
+                <m:sty m:val="p"/>
+              </m:rPr>
+              <m:t>H</m:t>
+            </m:r>
+          </m:sub>
+        </m:sSub>
+        <m:r>
+          <m:rPr>
+            <m:sty m:val="p"/>
+          </m:rPr>
+          <m:t>/</m:t>
+        </m:r>
+        <m:sSub>
+          <m:e>
+            <m:r>
+              <m:t>k</m:t>
+            </m:r>
+          </m:e>
+          <m:sub>
+            <m:r>
+              <m:rPr>
+                <m:sty m:val="p"/>
+              </m:rPr>
+              <m:t>D</m:t>
+            </m:r>
+          </m:sub>
+        </m:sSub>
+      </m:oMath>
+      <w:r>
+        <w:rPr>
+          <w:rFonts w:ascii="Times New Roman" w:hAnsi="Times New Roman" w:eastAsia="Times New Roman" w:cs="Times New Roman"/>
+        </w:rPr>
+        <w:t xml:space="preserve"> </w:t>
+      </w:r>
+      <w:r>
+        <w:rPr>
+          <w:rFonts w:ascii="Times New Roman" w:hAnsi="Times New Roman" w:eastAsia="Times New Roman" w:cs="Times New Roman"/>
+        </w:rPr>
+        <w:t xml:space="preserve">≈ </w:t>
       </w:r>
       <w:r>
         <w:rPr>
@@ -6001,7 +6431,57 @@
         <w:rPr>
           <w:rFonts w:ascii="Times New Roman" w:hAnsi="Times New Roman" w:eastAsia="Times New Roman" w:cs="Times New Roman"/>
         </w:rPr>
-        <w:t xml:space="preserve">- k_H/k_D </w:t>
+        <w:t xml:space="preserve">-</w:t>
+      </w:r>
+      <w:r>
+        <w:rPr>
+          <w:rFonts w:ascii="Times New Roman" w:hAnsi="Times New Roman" w:eastAsia="Times New Roman" w:cs="Times New Roman"/>
+        </w:rPr>
+        <w:t xml:space="preserve"> </w:t>
+      </w:r>
+      <m:oMath>
+        <m:sSub>
+          <m:e>
+            <m:r>
+              <m:t>k</m:t>
+            </m:r>
+          </m:e>
+          <m:sub>
+            <m:r>
+              <m:rPr>
+                <m:sty m:val="p"/>
+              </m:rPr>
+              <m:t>H</m:t>
+            </m:r>
+          </m:sub>
+        </m:sSub>
+        <m:r>
+          <m:rPr>
+            <m:sty m:val="p"/>
+          </m:rPr>
+          <m:t>/</m:t>
+        </m:r>
+        <m:sSub>
+          <m:e>
+            <m:r>
+              <m:t>k</m:t>
+            </m:r>
+          </m:e>
+          <m:sub>
+            <m:r>
+              <m:rPr>
+                <m:sty m:val="p"/>
+              </m:rPr>
+              <m:t>D</m:t>
+            </m:r>
+          </m:sub>
+        </m:sSub>
+      </m:oMath>
+      <w:r>
+        <w:rPr>
+          <w:rFonts w:ascii="Times New Roman" w:hAnsi="Times New Roman" w:eastAsia="Times New Roman" w:cs="Times New Roman"/>
+        </w:rPr>
+        <w:t xml:space="preserve"> </w:t>
       </w:r>
       <w:r>
         <w:rPr>
@@ -6199,7 +6679,57 @@
         <w:rPr>
           <w:rFonts w:ascii="Times New Roman" w:hAnsi="Times New Roman" w:eastAsia="Times New Roman" w:cs="Times New Roman"/>
         </w:rPr>
-        <w:t xml:space="preserve"> k_H/k_D = </w:t>
+        <w:t xml:space="preserve"> </w:t>
+      </w:r>
+      <m:oMath>
+        <m:sSub>
+          <m:e>
+            <m:r>
+              <m:t>k</m:t>
+            </m:r>
+          </m:e>
+          <m:sub>
+            <m:r>
+              <m:rPr>
+                <m:sty m:val="p"/>
+              </m:rPr>
+              <m:t>H</m:t>
+            </m:r>
+          </m:sub>
+        </m:sSub>
+        <m:r>
+          <m:rPr>
+            <m:sty m:val="p"/>
+          </m:rPr>
+          <m:t>/</m:t>
+        </m:r>
+        <m:sSub>
+          <m:e>
+            <m:r>
+              <m:t>k</m:t>
+            </m:r>
+          </m:e>
+          <m:sub>
+            <m:r>
+              <m:rPr>
+                <m:sty m:val="p"/>
+              </m:rPr>
+              <m:t>D</m:t>
+            </m:r>
+          </m:sub>
+        </m:sSub>
+      </m:oMath>
+      <w:r>
+        <w:rPr>
+          <w:rFonts w:ascii="Times New Roman" w:hAnsi="Times New Roman" w:eastAsia="Times New Roman" w:cs="Times New Roman"/>
+        </w:rPr>
+        <w:t xml:space="preserve"> </w:t>
+      </w:r>
+      <w:r>
+        <w:rPr>
+          <w:rFonts w:ascii="Times New Roman" w:hAnsi="Times New Roman" w:eastAsia="Times New Roman" w:cs="Times New Roman"/>
+        </w:rPr>
+        <w:t xml:space="preserve">= </w:t>
       </w:r>
       <w:r>
         <w:rPr>
@@ -6541,13 +7071,57 @@
         <w:rPr>
           <w:rFonts w:hint="eastAsia" w:ascii="Times New Roman" w:hAnsi="Times New Roman" w:eastAsia="Times New Roman" w:cs="Times New Roman"/>
         </w:rPr>
-        <w:t>（k_H/k_D</w:t>
-      </w:r>
-      <w:r>
-        <w:rPr>
-          <w:rFonts w:ascii="Times New Roman" w:hAnsi="Times New Roman" w:eastAsia="Times New Roman" w:cs="Times New Roman"/>
-        </w:rPr>
-        <w:t xml:space="preserve"> &gt; </w:t>
+        <w:t>（</w:t>
+      </w:r>
+      <m:oMath>
+        <m:sSub>
+          <m:e>
+            <m:r>
+              <m:t>k</m:t>
+            </m:r>
+          </m:e>
+          <m:sub>
+            <m:r>
+              <m:rPr>
+                <m:sty m:val="p"/>
+              </m:rPr>
+              <m:t>H</m:t>
+            </m:r>
+          </m:sub>
+        </m:sSub>
+        <m:r>
+          <m:rPr>
+            <m:sty m:val="p"/>
+          </m:rPr>
+          <m:t>/</m:t>
+        </m:r>
+        <m:sSub>
+          <m:e>
+            <m:r>
+              <m:t>k</m:t>
+            </m:r>
+          </m:e>
+          <m:sub>
+            <m:r>
+              <m:rPr>
+                <m:sty m:val="p"/>
+              </m:rPr>
+              <m:t>D</m:t>
+            </m:r>
+          </m:sub>
+        </m:sSub>
+      </m:oMath>
+      <w:r>
+        <w:rPr>
+          <w:rFonts w:ascii="Times New Roman" w:hAnsi="Times New Roman" w:eastAsia="Times New Roman" w:cs="Times New Roman"/>
+        </w:rPr>
+        <w:t xml:space="preserve"> </w:t>
+      </w:r>
+      <w:r>
+        <w:rPr>
+          <w:rFonts w:ascii="Times New Roman" w:hAnsi="Times New Roman" w:eastAsia="Times New Roman" w:cs="Times New Roman"/>
+        </w:rPr>
+        <w:t xml:space="preserve">&gt; </w:t>
       </w:r>
       <w:r>
         <w:rPr>
@@ -6637,13 +7211,57 @@
         <w:rPr>
           <w:rFonts w:hint="eastAsia" w:ascii="Times New Roman" w:hAnsi="Times New Roman" w:eastAsia="Times New Roman" w:cs="Times New Roman"/>
         </w:rPr>
-        <w:t>（k_H/k_D</w:t>
-      </w:r>
-      <w:r>
-        <w:rPr>
-          <w:rFonts w:ascii="Times New Roman" w:hAnsi="Times New Roman" w:eastAsia="Times New Roman" w:cs="Times New Roman"/>
-        </w:rPr>
-        <w:t xml:space="preserve"> = </w:t>
+        <w:t>（</w:t>
+      </w:r>
+      <m:oMath>
+        <m:sSub>
+          <m:e>
+            <m:r>
+              <m:t>k</m:t>
+            </m:r>
+          </m:e>
+          <m:sub>
+            <m:r>
+              <m:rPr>
+                <m:sty m:val="p"/>
+              </m:rPr>
+              <m:t>H</m:t>
+            </m:r>
+          </m:sub>
+        </m:sSub>
+        <m:r>
+          <m:rPr>
+            <m:sty m:val="p"/>
+          </m:rPr>
+          <m:t>/</m:t>
+        </m:r>
+        <m:sSub>
+          <m:e>
+            <m:r>
+              <m:t>k</m:t>
+            </m:r>
+          </m:e>
+          <m:sub>
+            <m:r>
+              <m:rPr>
+                <m:sty m:val="p"/>
+              </m:rPr>
+              <m:t>D</m:t>
+            </m:r>
+          </m:sub>
+        </m:sSub>
+      </m:oMath>
+      <w:r>
+        <w:rPr>
+          <w:rFonts w:ascii="Times New Roman" w:hAnsi="Times New Roman" w:eastAsia="Times New Roman" w:cs="Times New Roman"/>
+        </w:rPr>
+        <w:t xml:space="preserve"> </w:t>
+      </w:r>
+      <w:r>
+        <w:rPr>
+          <w:rFonts w:ascii="Times New Roman" w:hAnsi="Times New Roman" w:eastAsia="Times New Roman" w:cs="Times New Roman"/>
+        </w:rPr>
+        <w:t xml:space="preserve">= </w:t>
       </w:r>
       <w:r>
         <w:rPr>
@@ -6728,7 +7346,57 @@
         <w:rPr>
           <w:rFonts w:ascii="Times New Roman" w:hAnsi="Times New Roman" w:eastAsia="Times New Roman" w:cs="Times New Roman"/>
         </w:rPr>
-        <w:t xml:space="preserve"> k_H/k_D &gt; </w:t>
+        <w:t xml:space="preserve"> </w:t>
+      </w:r>
+      <m:oMath>
+        <m:sSub>
+          <m:e>
+            <m:r>
+              <m:t>k</m:t>
+            </m:r>
+          </m:e>
+          <m:sub>
+            <m:r>
+              <m:rPr>
+                <m:sty m:val="p"/>
+              </m:rPr>
+              <m:t>H</m:t>
+            </m:r>
+          </m:sub>
+        </m:sSub>
+        <m:r>
+          <m:rPr>
+            <m:sty m:val="p"/>
+          </m:rPr>
+          <m:t>/</m:t>
+        </m:r>
+        <m:sSub>
+          <m:e>
+            <m:r>
+              <m:t>k</m:t>
+            </m:r>
+          </m:e>
+          <m:sub>
+            <m:r>
+              <m:rPr>
+                <m:sty m:val="p"/>
+              </m:rPr>
+              <m:t>D</m:t>
+            </m:r>
+          </m:sub>
+        </m:sSub>
+      </m:oMath>
+      <w:r>
+        <w:rPr>
+          <w:rFonts w:ascii="Times New Roman" w:hAnsi="Times New Roman" w:eastAsia="Times New Roman" w:cs="Times New Roman"/>
+        </w:rPr>
+        <w:t xml:space="preserve"> </w:t>
+      </w:r>
+      <w:r>
+        <w:rPr>
+          <w:rFonts w:ascii="Times New Roman" w:hAnsi="Times New Roman" w:eastAsia="Times New Roman" w:cs="Times New Roman"/>
+        </w:rPr>
+        <w:t xml:space="preserve">&gt; </w:t>
       </w:r>
       <w:r>
         <w:rPr>
@@ -6839,7 +7507,51 @@
         <w:rPr>
           <w:rFonts w:ascii="Times New Roman" w:hAnsi="Times New Roman" w:eastAsia="Times New Roman" w:cs="Times New Roman"/>
         </w:rPr>
-        <w:t xml:space="preserve"> k_H/k_D </w:t>
+        <w:t xml:space="preserve"> </w:t>
+      </w:r>
+      <m:oMath>
+        <m:sSub>
+          <m:e>
+            <m:r>
+              <m:t>k</m:t>
+            </m:r>
+          </m:e>
+          <m:sub>
+            <m:r>
+              <m:rPr>
+                <m:sty m:val="p"/>
+              </m:rPr>
+              <m:t>H</m:t>
+            </m:r>
+          </m:sub>
+        </m:sSub>
+        <m:r>
+          <m:rPr>
+            <m:sty m:val="p"/>
+          </m:rPr>
+          <m:t>/</m:t>
+        </m:r>
+        <m:sSub>
+          <m:e>
+            <m:r>
+              <m:t>k</m:t>
+            </m:r>
+          </m:e>
+          <m:sub>
+            <m:r>
+              <m:rPr>
+                <m:sty m:val="p"/>
+              </m:rPr>
+              <m:t>D</m:t>
+            </m:r>
+          </m:sub>
+        </m:sSub>
+      </m:oMath>
+      <w:r>
+        <w:rPr>
+          <w:rFonts w:ascii="Times New Roman" w:hAnsi="Times New Roman" w:eastAsia="Times New Roman" w:cs="Times New Roman"/>
+        </w:rPr>
+        <w:t xml:space="preserve"> </w:t>
       </w:r>
       <w:r>
         <w:rPr>
@@ -16755,7 +17467,7 @@
         <w:t>典型例题</w:t>
       </w:r>
     </w:p>
-    <w:bookmarkStart w:id="31" w:name="例1-hammett-数据分析从-ρ-反推过渡态结构"/>
+    <w:bookmarkStart w:id="31" w:name="例1-hammett-数据分析从-ρ-反推过渡态结构挑战"/>
     <w:p>
       <w:pPr>
         <w:pStyle w:val="Heading3"/>
@@ -16807,13 +17519,25 @@
         <w:rPr>
           <w:rFonts w:hint="eastAsia" w:ascii="Times New Roman" w:hAnsi="Times New Roman" w:eastAsia="SimHei" w:cs="Times New Roman"/>
         </w:rPr>
-        <w:t xml:space="preserve">反推过渡态结构</w:t>
-      </w:r>
-      <w:r>
-        <w:rPr>
-          <w:rFonts w:ascii="Times New Roman" w:hAnsi="Times New Roman" w:eastAsia="Times New Roman" w:cs="Times New Roman"/>
-        </w:rPr>
-        <w:t xml:space="preserve"> ⭐⭐⭐⭐</w:t>
+        <w:t>反推过渡态结构</w:t>
+      </w:r>
+      <w:r>
+        <w:rPr>
+          <w:rFonts w:hint="eastAsia" w:ascii="Times New Roman" w:hAnsi="Times New Roman" w:eastAsia="Times New Roman" w:cs="Times New Roman"/>
+        </w:rPr>
+        <w:t>（</w:t>
+      </w:r>
+      <w:r>
+        <w:rPr>
+          <w:rFonts w:hint="eastAsia" w:ascii="Times New Roman" w:hAnsi="Times New Roman" w:eastAsia="SimHei" w:cs="Times New Roman"/>
+        </w:rPr>
+        <w:t>挑战</w:t>
+      </w:r>
+      <w:r>
+        <w:rPr>
+          <w:rFonts w:hint="eastAsia" w:ascii="Times New Roman" w:hAnsi="Times New Roman" w:eastAsia="Times New Roman" w:cs="Times New Roman"/>
+        </w:rPr>
+        <w:t>）</w:t>
       </w:r>
     </w:p>
     <w:p>
@@ -18161,7 +18885,7 @@
       </w:r>
     </w:p>
     <w:bookmarkEnd w:id="31"/>
-    <w:bookmarkStart w:id="32" w:name="例2-kie-推理从同位素效应锁定速控步"/>
+    <w:bookmarkStart w:id="32" w:name="例2-kie-推理从同位素效应锁定速控步挑战"/>
     <w:p>
       <w:pPr>
         <w:pStyle w:val="Heading3"/>
@@ -18205,9 +18929,21 @@
       </w:r>
       <w:r>
         <w:rPr>
-          <w:rFonts w:ascii="Times New Roman" w:hAnsi="Times New Roman" w:eastAsia="Times New Roman" w:cs="Times New Roman"/>
-        </w:rPr>
-        <w:t xml:space="preserve"> ⭐⭐⭐⭐</w:t>
+          <w:rFonts w:hint="eastAsia" w:ascii="Times New Roman" w:hAnsi="Times New Roman" w:eastAsia="Times New Roman" w:cs="Times New Roman"/>
+        </w:rPr>
+        <w:t>（</w:t>
+      </w:r>
+      <w:r>
+        <w:rPr>
+          <w:rFonts w:hint="eastAsia" w:ascii="Times New Roman" w:hAnsi="Times New Roman" w:eastAsia="SimHei" w:cs="Times New Roman"/>
+        </w:rPr>
+        <w:t>挑战</w:t>
+      </w:r>
+      <w:r>
+        <w:rPr>
+          <w:rFonts w:hint="eastAsia" w:ascii="Times New Roman" w:hAnsi="Times New Roman" w:eastAsia="Times New Roman" w:cs="Times New Roman"/>
+        </w:rPr>
+        <w:t>）</w:t>
       </w:r>
     </w:p>
     <w:p>
@@ -18381,7 +19117,57 @@
         <w:rPr>
           <w:rFonts w:ascii="Times New Roman" w:hAnsi="Times New Roman" w:eastAsia="Times New Roman" w:cs="Times New Roman"/>
         </w:rPr>
-        <w:t xml:space="preserve"> k_H/k_D = 4.6</w:t>
+        <w:t xml:space="preserve"> </w:t>
+      </w:r>
+      <m:oMath>
+        <m:sSub>
+          <m:e>
+            <m:r>
+              <m:t>k</m:t>
+            </m:r>
+          </m:e>
+          <m:sub>
+            <m:r>
+              <m:rPr>
+                <m:sty m:val="p"/>
+              </m:rPr>
+              <m:t>H</m:t>
+            </m:r>
+          </m:sub>
+        </m:sSub>
+        <m:r>
+          <m:rPr>
+            <m:sty m:val="p"/>
+          </m:rPr>
+          <m:t>/</m:t>
+        </m:r>
+        <m:sSub>
+          <m:e>
+            <m:r>
+              <m:t>k</m:t>
+            </m:r>
+          </m:e>
+          <m:sub>
+            <m:r>
+              <m:rPr>
+                <m:sty m:val="p"/>
+              </m:rPr>
+              <m:t>D</m:t>
+            </m:r>
+          </m:sub>
+        </m:sSub>
+      </m:oMath>
+      <w:r>
+        <w:rPr>
+          <w:rFonts w:ascii="Times New Roman" w:hAnsi="Times New Roman" w:eastAsia="Times New Roman" w:cs="Times New Roman"/>
+        </w:rPr>
+        <w:t xml:space="preserve"> </w:t>
+      </w:r>
+      <w:r>
+        <w:rPr>
+          <w:rFonts w:ascii="Times New Roman" w:hAnsi="Times New Roman" w:eastAsia="Times New Roman" w:cs="Times New Roman"/>
+        </w:rPr>
+        <w:t xml:space="preserve">= 4.6</w:t>
       </w:r>
       <w:r>
         <w:rPr>
@@ -18466,13 +19252,57 @@
         <w:rPr>
           <w:rFonts w:hint="eastAsia" w:ascii="Times New Roman" w:hAnsi="Times New Roman" w:eastAsia="Times New Roman" w:cs="Times New Roman"/>
         </w:rPr>
-        <w:t xml:space="preserve">：k_H/k_D</w:t>
-      </w:r>
-      <w:r>
-        <w:rPr>
-          <w:rFonts w:ascii="Times New Roman" w:hAnsi="Times New Roman" w:eastAsia="Times New Roman" w:cs="Times New Roman"/>
-        </w:rPr>
-        <w:t xml:space="preserve"> = 4.6 &gt; </w:t>
+        <w:t xml:space="preserve">：</w:t>
+      </w:r>
+      <m:oMath>
+        <m:sSub>
+          <m:e>
+            <m:r>
+              <m:t>k</m:t>
+            </m:r>
+          </m:e>
+          <m:sub>
+            <m:r>
+              <m:rPr>
+                <m:sty m:val="p"/>
+              </m:rPr>
+              <m:t>H</m:t>
+            </m:r>
+          </m:sub>
+        </m:sSub>
+        <m:r>
+          <m:rPr>
+            <m:sty m:val="p"/>
+          </m:rPr>
+          <m:t>/</m:t>
+        </m:r>
+        <m:sSub>
+          <m:e>
+            <m:r>
+              <m:t>k</m:t>
+            </m:r>
+          </m:e>
+          <m:sub>
+            <m:r>
+              <m:rPr>
+                <m:sty m:val="p"/>
+              </m:rPr>
+              <m:t>D</m:t>
+            </m:r>
+          </m:sub>
+        </m:sSub>
+      </m:oMath>
+      <w:r>
+        <w:rPr>
+          <w:rFonts w:ascii="Times New Roman" w:hAnsi="Times New Roman" w:eastAsia="Times New Roman" w:cs="Times New Roman"/>
+        </w:rPr>
+        <w:t xml:space="preserve"> </w:t>
+      </w:r>
+      <w:r>
+        <w:rPr>
+          <w:rFonts w:ascii="Times New Roman" w:hAnsi="Times New Roman" w:eastAsia="Times New Roman" w:cs="Times New Roman"/>
+        </w:rPr>
+        <w:t xml:space="preserve">= 4.6 &gt; </w:t>
       </w:r>
       <w:r>
         <w:rPr>
@@ -18574,11 +19404,55 @@
           <w:numId w:val="1013"/>
         </w:numPr>
       </w:pPr>
-      <w:r>
-        <w:rPr>
-          <w:rFonts w:ascii="Times New Roman" w:hAnsi="Times New Roman" w:eastAsia="Times New Roman" w:cs="Times New Roman"/>
-        </w:rPr>
-        <w:t xml:space="preserve">k_H/k_D = 4.6 </w:t>
+      <m:oMath>
+        <m:sSub>
+          <m:e>
+            <m:r>
+              <m:t>k</m:t>
+            </m:r>
+          </m:e>
+          <m:sub>
+            <m:r>
+              <m:rPr>
+                <m:sty m:val="p"/>
+              </m:rPr>
+              <m:t>H</m:t>
+            </m:r>
+          </m:sub>
+        </m:sSub>
+        <m:r>
+          <m:rPr>
+            <m:sty m:val="p"/>
+          </m:rPr>
+          <m:t>/</m:t>
+        </m:r>
+        <m:sSub>
+          <m:e>
+            <m:r>
+              <m:t>k</m:t>
+            </m:r>
+          </m:e>
+          <m:sub>
+            <m:r>
+              <m:rPr>
+                <m:sty m:val="p"/>
+              </m:rPr>
+              <m:t>D</m:t>
+            </m:r>
+          </m:sub>
+        </m:sSub>
+      </m:oMath>
+      <w:r>
+        <w:rPr>
+          <w:rFonts w:ascii="Times New Roman" w:hAnsi="Times New Roman" w:eastAsia="Times New Roman" w:cs="Times New Roman"/>
+        </w:rPr>
+        <w:t xml:space="preserve"> </w:t>
+      </w:r>
+      <w:r>
+        <w:rPr>
+          <w:rFonts w:ascii="Times New Roman" w:hAnsi="Times New Roman" w:eastAsia="Times New Roman" w:cs="Times New Roman"/>
+        </w:rPr>
+        <w:t xml:space="preserve">= 4.6 </w:t>
       </w:r>
       <w:r>
         <w:rPr>
@@ -19073,7 +19947,57 @@
         <w:rPr>
           <w:rFonts w:ascii="Times New Roman" w:hAnsi="Times New Roman" w:eastAsia="Times New Roman" w:cs="Times New Roman"/>
         </w:rPr>
-        <w:t xml:space="preserve"> k_H/k_D ≈ 1</w:t>
+        <w:t xml:space="preserve"> </w:t>
+      </w:r>
+      <m:oMath>
+        <m:sSub>
+          <m:e>
+            <m:r>
+              <m:t>k</m:t>
+            </m:r>
+          </m:e>
+          <m:sub>
+            <m:r>
+              <m:rPr>
+                <m:sty m:val="p"/>
+              </m:rPr>
+              <m:t>H</m:t>
+            </m:r>
+          </m:sub>
+        </m:sSub>
+        <m:r>
+          <m:rPr>
+            <m:sty m:val="p"/>
+          </m:rPr>
+          <m:t>/</m:t>
+        </m:r>
+        <m:sSub>
+          <m:e>
+            <m:r>
+              <m:t>k</m:t>
+            </m:r>
+          </m:e>
+          <m:sub>
+            <m:r>
+              <m:rPr>
+                <m:sty m:val="p"/>
+              </m:rPr>
+              <m:t>D</m:t>
+            </m:r>
+          </m:sub>
+        </m:sSub>
+      </m:oMath>
+      <w:r>
+        <w:rPr>
+          <w:rFonts w:ascii="Times New Roman" w:hAnsi="Times New Roman" w:eastAsia="Times New Roman" w:cs="Times New Roman"/>
+        </w:rPr>
+        <w:t xml:space="preserve"> </w:t>
+      </w:r>
+      <w:r>
+        <w:rPr>
+          <w:rFonts w:ascii="Times New Roman" w:hAnsi="Times New Roman" w:eastAsia="Times New Roman" w:cs="Times New Roman"/>
+        </w:rPr>
+        <w:t xml:space="preserve">≈ 1</w:t>
       </w:r>
     </w:p>
     <w:p>
@@ -19207,7 +20131,57 @@
         <w:rPr>
           <w:rFonts w:ascii="Times New Roman" w:hAnsi="Times New Roman" w:eastAsia="Times New Roman" w:cs="Times New Roman"/>
         </w:rPr>
-        <w:t xml:space="preserve"> k_H/k_D ≈ </w:t>
+        <w:t xml:space="preserve"> </w:t>
+      </w:r>
+      <m:oMath>
+        <m:sSub>
+          <m:e>
+            <m:r>
+              <m:t>k</m:t>
+            </m:r>
+          </m:e>
+          <m:sub>
+            <m:r>
+              <m:rPr>
+                <m:sty m:val="p"/>
+              </m:rPr>
+              <m:t>H</m:t>
+            </m:r>
+          </m:sub>
+        </m:sSub>
+        <m:r>
+          <m:rPr>
+            <m:sty m:val="p"/>
+          </m:rPr>
+          <m:t>/</m:t>
+        </m:r>
+        <m:sSub>
+          <m:e>
+            <m:r>
+              <m:t>k</m:t>
+            </m:r>
+          </m:e>
+          <m:sub>
+            <m:r>
+              <m:rPr>
+                <m:sty m:val="p"/>
+              </m:rPr>
+              <m:t>D</m:t>
+            </m:r>
+          </m:sub>
+        </m:sSub>
+      </m:oMath>
+      <w:r>
+        <w:rPr>
+          <w:rFonts w:ascii="Times New Roman" w:hAnsi="Times New Roman" w:eastAsia="Times New Roman" w:cs="Times New Roman"/>
+        </w:rPr>
+        <w:t xml:space="preserve"> </w:t>
+      </w:r>
+      <w:r>
+        <w:rPr>
+          <w:rFonts w:ascii="Times New Roman" w:hAnsi="Times New Roman" w:eastAsia="Times New Roman" w:cs="Times New Roman"/>
+        </w:rPr>
+        <w:t xml:space="preserve">≈ </w:t>
       </w:r>
       <w:r>
         <w:rPr>
@@ -19338,7 +20312,7 @@
       </w:r>
     </w:p>
     <w:bookmarkEnd w:id="32"/>
-    <w:bookmarkStart w:id="33" w:name="例3-curtin-hammett-构象分析选择性冲突题"/>
+    <w:bookmarkStart w:id="33" w:name="例3-curtin-hammett-构象分析选择性冲突题挑战"/>
     <w:p>
       <w:pPr>
         <w:pStyle w:val="Heading3"/>
@@ -19382,9 +20356,21 @@
       </w:r>
       <w:r>
         <w:rPr>
-          <w:rFonts w:ascii="Times New Roman" w:hAnsi="Times New Roman" w:eastAsia="Times New Roman" w:cs="Times New Roman"/>
-        </w:rPr>
-        <w:t xml:space="preserve"> ⭐⭐⭐⭐⭐</w:t>
+          <w:rFonts w:hint="eastAsia" w:ascii="Times New Roman" w:hAnsi="Times New Roman" w:eastAsia="Times New Roman" w:cs="Times New Roman"/>
+        </w:rPr>
+        <w:t>（</w:t>
+      </w:r>
+      <w:r>
+        <w:rPr>
+          <w:rFonts w:hint="eastAsia" w:ascii="Times New Roman" w:hAnsi="Times New Roman" w:eastAsia="SimHei" w:cs="Times New Roman"/>
+        </w:rPr>
+        <w:t>挑战</w:t>
+      </w:r>
+      <w:r>
+        <w:rPr>
+          <w:rFonts w:hint="eastAsia" w:ascii="Times New Roman" w:hAnsi="Times New Roman" w:eastAsia="Times New Roman" w:cs="Times New Roman"/>
+        </w:rPr>
+        <w:t>）</w:t>
       </w:r>
     </w:p>
     <w:p>
@@ -20488,7 +21474,7 @@
       </w:r>
     </w:p>
     <w:bookmarkEnd w:id="33"/>
-    <w:bookmarkStart w:id="34" w:name="例4-fmo-推导电环化反应的立体化学"/>
+    <w:bookmarkStart w:id="34" w:name="例4-fmo-推导电环化反应的立体化学挑战"/>
     <w:p>
       <w:pPr>
         <w:pStyle w:val="Heading3"/>
@@ -20532,9 +21518,21 @@
       </w:r>
       <w:r>
         <w:rPr>
-          <w:rFonts w:ascii="Times New Roman" w:hAnsi="Times New Roman" w:eastAsia="Times New Roman" w:cs="Times New Roman"/>
-        </w:rPr>
-        <w:t xml:space="preserve"> ⭐⭐⭐⭐⭐</w:t>
+          <w:rFonts w:hint="eastAsia" w:ascii="Times New Roman" w:hAnsi="Times New Roman" w:eastAsia="Times New Roman" w:cs="Times New Roman"/>
+        </w:rPr>
+        <w:t>（</w:t>
+      </w:r>
+      <w:r>
+        <w:rPr>
+          <w:rFonts w:hint="eastAsia" w:ascii="Times New Roman" w:hAnsi="Times New Roman" w:eastAsia="SimHei" w:cs="Times New Roman"/>
+        </w:rPr>
+        <w:t>挑战</w:t>
+      </w:r>
+      <w:r>
+        <w:rPr>
+          <w:rFonts w:hint="eastAsia" w:ascii="Times New Roman" w:hAnsi="Times New Roman" w:eastAsia="Times New Roman" w:cs="Times New Roman"/>
+        </w:rPr>
+        <w:t>）</w:t>
       </w:r>
     </w:p>
     <w:p>
@@ -21720,7 +22718,7 @@
       </w:r>
     </w:p>
     <w:bookmarkEnd w:id="34"/>
-    <w:bookmarkStart w:id="35" w:name="例5-卡宾单线态-vs-三线态立体化学区分"/>
+    <w:bookmarkStart w:id="35" w:name="例5-卡宾单线态-vs-三线态立体化学区分挑战"/>
     <w:p>
       <w:pPr>
         <w:pStyle w:val="Heading3"/>
@@ -21776,9 +22774,21 @@
       </w:r>
       <w:r>
         <w:rPr>
-          <w:rFonts w:ascii="Times New Roman" w:hAnsi="Times New Roman" w:eastAsia="Times New Roman" w:cs="Times New Roman"/>
-        </w:rPr>
-        <w:t xml:space="preserve"> ⭐⭐⭐⭐⭐</w:t>
+          <w:rFonts w:hint="eastAsia" w:ascii="Times New Roman" w:hAnsi="Times New Roman" w:eastAsia="Times New Roman" w:cs="Times New Roman"/>
+        </w:rPr>
+        <w:t>（</w:t>
+      </w:r>
+      <w:r>
+        <w:rPr>
+          <w:rFonts w:hint="eastAsia" w:ascii="Times New Roman" w:hAnsi="Times New Roman" w:eastAsia="SimHei" w:cs="Times New Roman"/>
+        </w:rPr>
+        <w:t>挑战</w:t>
+      </w:r>
+      <w:r>
+        <w:rPr>
+          <w:rFonts w:hint="eastAsia" w:ascii="Times New Roman" w:hAnsi="Times New Roman" w:eastAsia="Times New Roman" w:cs="Times New Roman"/>
+        </w:rPr>
+        <w:t>）</w:t>
       </w:r>
     </w:p>
     <w:p>
@@ -23187,7 +24197,7 @@
       </w:r>
     </w:p>
     <w:bookmarkEnd w:id="35"/>
-    <w:bookmarkStart w:id="36" w:name="例6-综合物理有机工具联合判断"/>
+    <w:bookmarkStart w:id="36" w:name="例6-综合物理有机工具联合判断挑战"/>
     <w:p>
       <w:pPr>
         <w:pStyle w:val="Heading3"/>
@@ -23231,9 +24241,21 @@
       </w:r>
       <w:r>
         <w:rPr>
-          <w:rFonts w:ascii="Times New Roman" w:hAnsi="Times New Roman" w:eastAsia="Times New Roman" w:cs="Times New Roman"/>
-        </w:rPr>
-        <w:t xml:space="preserve"> ⭐⭐⭐⭐⭐</w:t>
+          <w:rFonts w:hint="eastAsia" w:ascii="Times New Roman" w:hAnsi="Times New Roman" w:eastAsia="Times New Roman" w:cs="Times New Roman"/>
+        </w:rPr>
+        <w:t>（</w:t>
+      </w:r>
+      <w:r>
+        <w:rPr>
+          <w:rFonts w:hint="eastAsia" w:ascii="Times New Roman" w:hAnsi="Times New Roman" w:eastAsia="SimHei" w:cs="Times New Roman"/>
+        </w:rPr>
+        <w:t>挑战</w:t>
+      </w:r>
+      <w:r>
+        <w:rPr>
+          <w:rFonts w:hint="eastAsia" w:ascii="Times New Roman" w:hAnsi="Times New Roman" w:eastAsia="Times New Roman" w:cs="Times New Roman"/>
+        </w:rPr>
+        <w:t>）</w:t>
       </w:r>
     </w:p>
     <w:p>
@@ -23405,7 +24427,57 @@
         <w:rPr>
           <w:rFonts w:ascii="Times New Roman" w:hAnsi="Times New Roman" w:eastAsia="Times New Roman" w:cs="Times New Roman"/>
         </w:rPr>
-        <w:t xml:space="preserve"> k_H/k_D ≈ </w:t>
+        <w:t xml:space="preserve"> </w:t>
+      </w:r>
+      <m:oMath>
+        <m:sSub>
+          <m:e>
+            <m:r>
+              <m:t>k</m:t>
+            </m:r>
+          </m:e>
+          <m:sub>
+            <m:r>
+              <m:rPr>
+                <m:sty m:val="p"/>
+              </m:rPr>
+              <m:t>H</m:t>
+            </m:r>
+          </m:sub>
+        </m:sSub>
+        <m:r>
+          <m:rPr>
+            <m:sty m:val="p"/>
+          </m:rPr>
+          <m:t>/</m:t>
+        </m:r>
+        <m:sSub>
+          <m:e>
+            <m:r>
+              <m:t>k</m:t>
+            </m:r>
+          </m:e>
+          <m:sub>
+            <m:r>
+              <m:rPr>
+                <m:sty m:val="p"/>
+              </m:rPr>
+              <m:t>D</m:t>
+            </m:r>
+          </m:sub>
+        </m:sSub>
+      </m:oMath>
+      <w:r>
+        <w:rPr>
+          <w:rFonts w:ascii="Times New Roman" w:hAnsi="Times New Roman" w:eastAsia="Times New Roman" w:cs="Times New Roman"/>
+        </w:rPr>
+        <w:t xml:space="preserve"> </w:t>
+      </w:r>
+      <w:r>
+        <w:rPr>
+          <w:rFonts w:ascii="Times New Roman" w:hAnsi="Times New Roman" w:eastAsia="Times New Roman" w:cs="Times New Roman"/>
+        </w:rPr>
+        <w:t xml:space="preserve">≈ </w:t>
       </w:r>
       <w:r>
         <w:rPr>
@@ -23965,7 +25037,63 @@
         <w:rPr>
           <w:rFonts w:ascii="Times New Roman" w:hAnsi="Times New Roman" w:eastAsia="Times New Roman" w:cs="Times New Roman"/>
         </w:rPr>
-        <w:t xml:space="preserve">- k_H/k_D ≈ 1.05 →</w:t>
+        <w:t xml:space="preserve">-</w:t>
+      </w:r>
+      <w:r>
+        <w:rPr>
+          <w:rFonts w:ascii="Times New Roman" w:hAnsi="Times New Roman" w:eastAsia="Times New Roman" w:cs="Times New Roman"/>
+        </w:rPr>
+        <w:t xml:space="preserve"> </w:t>
+      </w:r>
+      <m:oMath>
+        <m:sSub>
+          <m:e>
+            <m:r>
+              <m:t>k</m:t>
+            </m:r>
+          </m:e>
+          <m:sub>
+            <m:r>
+              <m:rPr>
+                <m:sty m:val="p"/>
+              </m:rPr>
+              <m:t>H</m:t>
+            </m:r>
+          </m:sub>
+        </m:sSub>
+        <m:r>
+          <m:rPr>
+            <m:sty m:val="p"/>
+          </m:rPr>
+          <m:t>/</m:t>
+        </m:r>
+        <m:sSub>
+          <m:e>
+            <m:r>
+              <m:t>k</m:t>
+            </m:r>
+          </m:e>
+          <m:sub>
+            <m:r>
+              <m:rPr>
+                <m:sty m:val="p"/>
+              </m:rPr>
+              <m:t>D</m:t>
+            </m:r>
+          </m:sub>
+        </m:sSub>
+      </m:oMath>
+      <w:r>
+        <w:rPr>
+          <w:rFonts w:ascii="Times New Roman" w:hAnsi="Times New Roman" w:eastAsia="Times New Roman" w:cs="Times New Roman"/>
+        </w:rPr>
+        <w:t xml:space="preserve"> </w:t>
+      </w:r>
+      <w:r>
+        <w:rPr>
+          <w:rFonts w:ascii="Times New Roman" w:hAnsi="Times New Roman" w:eastAsia="Times New Roman" w:cs="Times New Roman"/>
+        </w:rPr>
+        <w:t xml:space="preserve">≈ 1.05 →</w:t>
       </w:r>
       <w:r>
         <w:rPr>
@@ -25699,13 +26827,57 @@
         <w:rPr>
           <w:rFonts w:hint="eastAsia" w:ascii="Times New Roman" w:hAnsi="Times New Roman" w:eastAsia="Times New Roman" w:cs="Times New Roman"/>
         </w:rPr>
-        <w:t xml:space="preserve">KIE（k_H/k_D</w:t>
-      </w:r>
-      <w:r>
-        <w:rPr>
-          <w:rFonts w:ascii="Times New Roman" w:hAnsi="Times New Roman" w:eastAsia="Times New Roman" w:cs="Times New Roman"/>
-        </w:rPr>
-        <w:t xml:space="preserve"> &gt; </w:t>
+        <w:t xml:space="preserve">KIE（</w:t>
+      </w:r>
+      <m:oMath>
+        <m:sSub>
+          <m:e>
+            <m:r>
+              <m:t>k</m:t>
+            </m:r>
+          </m:e>
+          <m:sub>
+            <m:r>
+              <m:rPr>
+                <m:sty m:val="p"/>
+              </m:rPr>
+              <m:t>H</m:t>
+            </m:r>
+          </m:sub>
+        </m:sSub>
+        <m:r>
+          <m:rPr>
+            <m:sty m:val="p"/>
+          </m:rPr>
+          <m:t>/</m:t>
+        </m:r>
+        <m:sSub>
+          <m:e>
+            <m:r>
+              <m:t>k</m:t>
+            </m:r>
+          </m:e>
+          <m:sub>
+            <m:r>
+              <m:rPr>
+                <m:sty m:val="p"/>
+              </m:rPr>
+              <m:t>D</m:t>
+            </m:r>
+          </m:sub>
+        </m:sSub>
+      </m:oMath>
+      <w:r>
+        <w:rPr>
+          <w:rFonts w:ascii="Times New Roman" w:hAnsi="Times New Roman" w:eastAsia="Times New Roman" w:cs="Times New Roman"/>
+        </w:rPr>
+        <w:t xml:space="preserve"> </w:t>
+      </w:r>
+      <w:r>
+        <w:rPr>
+          <w:rFonts w:ascii="Times New Roman" w:hAnsi="Times New Roman" w:eastAsia="Times New Roman" w:cs="Times New Roman"/>
+        </w:rPr>
+        <w:t xml:space="preserve">&gt; </w:t>
       </w:r>
       <w:r>
         <w:rPr>
@@ -26665,11 +27837,55 @@
           <w:numId w:val="1027"/>
         </w:numPr>
       </w:pPr>
-      <w:r>
-        <w:rPr>
-          <w:rFonts w:ascii="Times New Roman" w:hAnsi="Times New Roman" w:eastAsia="Times New Roman" w:cs="Times New Roman"/>
-        </w:rPr>
-        <w:t xml:space="preserve">k_H/k_D &gt; 2.5 → </w:t>
+      <m:oMath>
+        <m:sSub>
+          <m:e>
+            <m:r>
+              <m:t>k</m:t>
+            </m:r>
+          </m:e>
+          <m:sub>
+            <m:r>
+              <m:rPr>
+                <m:sty m:val="p"/>
+              </m:rPr>
+              <m:t>H</m:t>
+            </m:r>
+          </m:sub>
+        </m:sSub>
+        <m:r>
+          <m:rPr>
+            <m:sty m:val="p"/>
+          </m:rPr>
+          <m:t>/</m:t>
+        </m:r>
+        <m:sSub>
+          <m:e>
+            <m:r>
+              <m:t>k</m:t>
+            </m:r>
+          </m:e>
+          <m:sub>
+            <m:r>
+              <m:rPr>
+                <m:sty m:val="p"/>
+              </m:rPr>
+              <m:t>D</m:t>
+            </m:r>
+          </m:sub>
+        </m:sSub>
+      </m:oMath>
+      <w:r>
+        <w:rPr>
+          <w:rFonts w:ascii="Times New Roman" w:hAnsi="Times New Roman" w:eastAsia="Times New Roman" w:cs="Times New Roman"/>
+        </w:rPr>
+        <w:t xml:space="preserve"> </w:t>
+      </w:r>
+      <w:r>
+        <w:rPr>
+          <w:rFonts w:ascii="Times New Roman" w:hAnsi="Times New Roman" w:eastAsia="Times New Roman" w:cs="Times New Roman"/>
+        </w:rPr>
+        <w:t xml:space="preserve">&gt; 2.5 → </w:t>
       </w:r>
       <w:r>
         <w:rPr>
@@ -26728,11 +27944,55 @@
           <w:numId w:val="1027"/>
         </w:numPr>
       </w:pPr>
-      <w:r>
-        <w:rPr>
-          <w:rFonts w:ascii="Times New Roman" w:hAnsi="Times New Roman" w:eastAsia="Times New Roman" w:cs="Times New Roman"/>
-        </w:rPr>
-        <w:t xml:space="preserve">k_H/k_D ≈ 1.0-1.2 → </w:t>
+      <m:oMath>
+        <m:sSub>
+          <m:e>
+            <m:r>
+              <m:t>k</m:t>
+            </m:r>
+          </m:e>
+          <m:sub>
+            <m:r>
+              <m:rPr>
+                <m:sty m:val="p"/>
+              </m:rPr>
+              <m:t>H</m:t>
+            </m:r>
+          </m:sub>
+        </m:sSub>
+        <m:r>
+          <m:rPr>
+            <m:sty m:val="p"/>
+          </m:rPr>
+          <m:t>/</m:t>
+        </m:r>
+        <m:sSub>
+          <m:e>
+            <m:r>
+              <m:t>k</m:t>
+            </m:r>
+          </m:e>
+          <m:sub>
+            <m:r>
+              <m:rPr>
+                <m:sty m:val="p"/>
+              </m:rPr>
+              <m:t>D</m:t>
+            </m:r>
+          </m:sub>
+        </m:sSub>
+      </m:oMath>
+      <w:r>
+        <w:rPr>
+          <w:rFonts w:ascii="Times New Roman" w:hAnsi="Times New Roman" w:eastAsia="Times New Roman" w:cs="Times New Roman"/>
+        </w:rPr>
+        <w:t xml:space="preserve"> </w:t>
+      </w:r>
+      <w:r>
+        <w:rPr>
+          <w:rFonts w:ascii="Times New Roman" w:hAnsi="Times New Roman" w:eastAsia="Times New Roman" w:cs="Times New Roman"/>
+        </w:rPr>
+        <w:t xml:space="preserve">≈ 1.0-1.2 → </w:t>
       </w:r>
       <w:r>
         <w:rPr>
@@ -27657,7 +28917,8 @@
     <w:tbl>
       <w:tblPr>
         <w:tblStyle w:val="Table"/>
-        <w:tblW w:type="auto" w:w="0"/>
+        <w:tblW w:type="pct" w:w="5000"/>
+        <w:tblLayout w:type="fixed"/>
         <w:tblLook w:firstRow="1" w:lastRow="0" w:firstColumn="0" w:lastColumn="0" w:noHBand="0" w:noVBand="0" w:val="0020"/>
       </w:tblPr>
       <w:tblGrid>
@@ -27966,11 +29227,49 @@
               <w:pStyle w:val="Compact"/>
               <w:jc w:val="center"/>
             </w:pPr>
+            <m:oMath>
+              <m:sSub>
+                <m:e>
+                  <m:r>
+                    <m:t>k</m:t>
+                  </m:r>
+                </m:e>
+                <m:sub>
+                  <m:r>
+                    <m:rPr>
+                      <m:sty m:val="p"/>
+                    </m:rPr>
+                    <m:t>H</m:t>
+                  </m:r>
+                </m:sub>
+              </m:sSub>
+              <m:r>
+                <m:rPr>
+                  <m:sty m:val="p"/>
+                </m:rPr>
+                <m:t>/</m:t>
+              </m:r>
+              <m:sSub>
+                <m:e>
+                  <m:r>
+                    <m:t>k</m:t>
+                  </m:r>
+                </m:e>
+                <m:sub>
+                  <m:r>
+                    <m:rPr>
+                      <m:sty m:val="p"/>
+                    </m:rPr>
+                    <m:t>D</m:t>
+                  </m:r>
+                </m:sub>
+              </m:sSub>
+            </m:oMath>
             <w:r>
               <w:rPr>
                 <w:rFonts w:hint="eastAsia" w:ascii="Times New Roman" w:hAnsi="Times New Roman" w:eastAsia="Times New Roman" w:cs="Times New Roman"/>
               </w:rPr>
-              <w:t>k_H/k_D&gt;2.5→</w:t>
+              <w:t>&gt;2.5→</w:t>
             </w:r>
             <w:r>
               <w:rPr>
@@ -29342,13 +30641,7 @@
         <w:rPr>
           <w:rFonts w:hint="eastAsia" w:ascii="Times New Roman" w:hAnsi="Times New Roman" w:eastAsia="SimHei" w:cs="Times New Roman"/>
         </w:rPr>
-        <w:t>基础巩固</w:t>
-      </w:r>
-      <w:r>
-        <w:rPr>
-          <w:rFonts w:hint="eastAsia" w:ascii="Times New Roman" w:hAnsi="Times New Roman" w:eastAsia="Times New Roman" w:cs="Times New Roman"/>
-        </w:rPr>
-        <w:t>（⭐⭐⭐）</w:t>
+        <w:t xml:space="preserve">基础巩固</w:t>
       </w:r>
     </w:p>
     <w:p>
@@ -29481,7 +30774,57 @@
         <w:rPr>
           <w:rFonts w:ascii="Times New Roman" w:hAnsi="Times New Roman" w:eastAsia="Times New Roman" w:cs="Times New Roman"/>
         </w:rPr>
-        <w:t xml:space="preserve"> k_H/k_D = </w:t>
+        <w:t xml:space="preserve"> </w:t>
+      </w:r>
+      <m:oMath>
+        <m:sSub>
+          <m:e>
+            <m:r>
+              <m:t>k</m:t>
+            </m:r>
+          </m:e>
+          <m:sub>
+            <m:r>
+              <m:rPr>
+                <m:sty m:val="p"/>
+              </m:rPr>
+              <m:t>H</m:t>
+            </m:r>
+          </m:sub>
+        </m:sSub>
+        <m:r>
+          <m:rPr>
+            <m:sty m:val="p"/>
+          </m:rPr>
+          <m:t>/</m:t>
+        </m:r>
+        <m:sSub>
+          <m:e>
+            <m:r>
+              <m:t>k</m:t>
+            </m:r>
+          </m:e>
+          <m:sub>
+            <m:r>
+              <m:rPr>
+                <m:sty m:val="p"/>
+              </m:rPr>
+              <m:t>D</m:t>
+            </m:r>
+          </m:sub>
+        </m:sSub>
+      </m:oMath>
+      <w:r>
+        <w:rPr>
+          <w:rFonts w:ascii="Times New Roman" w:hAnsi="Times New Roman" w:eastAsia="Times New Roman" w:cs="Times New Roman"/>
+        </w:rPr>
+        <w:t xml:space="preserve"> </w:t>
+      </w:r>
+      <w:r>
+        <w:rPr>
+          <w:rFonts w:ascii="Times New Roman" w:hAnsi="Times New Roman" w:eastAsia="Times New Roman" w:cs="Times New Roman"/>
+        </w:rPr>
+        <w:t xml:space="preserve">= </w:t>
       </w:r>
       <w:r>
         <w:rPr>
@@ -29623,13 +30966,7 @@
         <w:rPr>
           <w:rFonts w:hint="eastAsia" w:ascii="Times New Roman" w:hAnsi="Times New Roman" w:eastAsia="SimHei" w:cs="Times New Roman"/>
         </w:rPr>
-        <w:t>提高训练</w:t>
-      </w:r>
-      <w:r>
-        <w:rPr>
-          <w:rFonts w:hint="eastAsia" w:ascii="Times New Roman" w:hAnsi="Times New Roman" w:eastAsia="Times New Roman" w:cs="Times New Roman"/>
-        </w:rPr>
-        <w:t>（⭐⭐⭐⭐）</w:t>
+        <w:t xml:space="preserve">提高训练</w:t>
       </w:r>
     </w:p>
     <w:p>
@@ -29982,13 +31319,48 @@
         <w:rPr>
           <w:rFonts w:ascii="Times New Roman" w:hAnsi="Times New Roman" w:eastAsia="Times New Roman" w:cs="Times New Roman"/>
         </w:rPr>
-        <w:t xml:space="preserve"> ≫ </w:t>
-      </w:r>
-      <w:r>
-        <w:rPr>
-          <w:rFonts w:hint="eastAsia" w:ascii="Times New Roman" w:hAnsi="Times New Roman" w:eastAsia="Times New Roman" w:cs="Times New Roman"/>
-        </w:rPr>
-        <w:t xml:space="preserve">k_rxn）</w:t>
+        <w:t xml:space="preserve"> ≫</w:t>
+      </w:r>
+      <w:r>
+        <w:rPr>
+          <w:rFonts w:ascii="Times New Roman" w:hAnsi="Times New Roman" w:eastAsia="Times New Roman" w:cs="Times New Roman"/>
+        </w:rPr>
+        <w:t xml:space="preserve"> </w:t>
+      </w:r>
+      <m:oMath>
+        <m:sSub>
+          <m:e>
+            <m:r>
+              <m:t>k</m:t>
+            </m:r>
+          </m:e>
+          <m:sub>
+            <m:r>
+              <m:rPr>
+                <m:sty m:val="p"/>
+              </m:rPr>
+              <m:t>r</m:t>
+            </m:r>
+            <m:r>
+              <m:rPr>
+                <m:sty m:val="p"/>
+              </m:rPr>
+              <m:t>x</m:t>
+            </m:r>
+            <m:r>
+              <m:rPr>
+                <m:sty m:val="p"/>
+              </m:rPr>
+              <m:t>n</m:t>
+            </m:r>
+          </m:sub>
+        </m:sSub>
+      </m:oMath>
+      <w:r>
+        <w:rPr>
+          <w:rFonts w:hint="eastAsia" w:ascii="Times New Roman" w:hAnsi="Times New Roman" w:eastAsia="Times New Roman" w:cs="Times New Roman"/>
+        </w:rPr>
+        <w:t xml:space="preserve">）</w:t>
       </w:r>
     </w:p>
     <w:p>
@@ -30021,13 +31393,48 @@
         <w:rPr>
           <w:rFonts w:ascii="Times New Roman" w:hAnsi="Times New Roman" w:eastAsia="Times New Roman" w:cs="Times New Roman"/>
         </w:rPr>
-        <w:t xml:space="preserve"> ≪ </w:t>
-      </w:r>
-      <w:r>
-        <w:rPr>
-          <w:rFonts w:hint="eastAsia" w:ascii="Times New Roman" w:hAnsi="Times New Roman" w:eastAsia="Times New Roman" w:cs="Times New Roman"/>
-        </w:rPr>
-        <w:t xml:space="preserve">k_rxn）</w:t>
+        <w:t xml:space="preserve"> ≪</w:t>
+      </w:r>
+      <w:r>
+        <w:rPr>
+          <w:rFonts w:ascii="Times New Roman" w:hAnsi="Times New Roman" w:eastAsia="Times New Roman" w:cs="Times New Roman"/>
+        </w:rPr>
+        <w:t xml:space="preserve"> </w:t>
+      </w:r>
+      <m:oMath>
+        <m:sSub>
+          <m:e>
+            <m:r>
+              <m:t>k</m:t>
+            </m:r>
+          </m:e>
+          <m:sub>
+            <m:r>
+              <m:rPr>
+                <m:sty m:val="p"/>
+              </m:rPr>
+              <m:t>r</m:t>
+            </m:r>
+            <m:r>
+              <m:rPr>
+                <m:sty m:val="p"/>
+              </m:rPr>
+              <m:t>x</m:t>
+            </m:r>
+            <m:r>
+              <m:rPr>
+                <m:sty m:val="p"/>
+              </m:rPr>
+              <m:t>n</m:t>
+            </m:r>
+          </m:sub>
+        </m:sSub>
+      </m:oMath>
+      <w:r>
+        <w:rPr>
+          <w:rFonts w:hint="eastAsia" w:ascii="Times New Roman" w:hAnsi="Times New Roman" w:eastAsia="Times New Roman" w:cs="Times New Roman"/>
+        </w:rPr>
+        <w:t xml:space="preserve">）</w:t>
       </w:r>
     </w:p>
     <w:bookmarkEnd w:id="45"/>
@@ -30047,13 +31454,7 @@
         <w:rPr>
           <w:rFonts w:hint="eastAsia" w:ascii="Times New Roman" w:hAnsi="Times New Roman" w:eastAsia="SimHei" w:cs="Times New Roman"/>
         </w:rPr>
-        <w:t>综合挑战</w:t>
-      </w:r>
-      <w:r>
-        <w:rPr>
-          <w:rFonts w:hint="eastAsia" w:ascii="Times New Roman" w:hAnsi="Times New Roman" w:eastAsia="Times New Roman" w:cs="Times New Roman"/>
-        </w:rPr>
-        <w:t>（⭐⭐⭐⭐⭐）</w:t>
+        <w:t xml:space="preserve">综合挑战</w:t>
       </w:r>
     </w:p>
     <w:p>
@@ -30176,11 +31577,49 @@
           <w:numId w:val="1036"/>
         </w:numPr>
       </w:pPr>
-      <w:r>
-        <w:rPr>
-          <w:rFonts w:hint="eastAsia" w:ascii="Times New Roman" w:hAnsi="Times New Roman" w:eastAsia="Times New Roman" w:cs="Times New Roman"/>
-        </w:rPr>
-        <w:t>k_H/k_D（</w:t>
+      <m:oMath>
+        <m:sSub>
+          <m:e>
+            <m:r>
+              <m:t>k</m:t>
+            </m:r>
+          </m:e>
+          <m:sub>
+            <m:r>
+              <m:rPr>
+                <m:sty m:val="p"/>
+              </m:rPr>
+              <m:t>H</m:t>
+            </m:r>
+          </m:sub>
+        </m:sSub>
+        <m:r>
+          <m:rPr>
+            <m:sty m:val="p"/>
+          </m:rPr>
+          <m:t>/</m:t>
+        </m:r>
+        <m:sSub>
+          <m:e>
+            <m:r>
+              <m:t>k</m:t>
+            </m:r>
+          </m:e>
+          <m:sub>
+            <m:r>
+              <m:rPr>
+                <m:sty m:val="p"/>
+              </m:rPr>
+              <m:t>D</m:t>
+            </m:r>
+          </m:sub>
+        </m:sSub>
+      </m:oMath>
+      <w:r>
+        <w:rPr>
+          <w:rFonts w:hint="eastAsia" w:ascii="Times New Roman" w:hAnsi="Times New Roman" w:eastAsia="Times New Roman" w:cs="Times New Roman"/>
+        </w:rPr>
+        <w:t>（</w:t>
       </w:r>
       <w:r>
         <w:rPr>
@@ -30810,11 +32249,55 @@
           <w:numId w:val="1039"/>
         </w:numPr>
       </w:pPr>
-      <w:r>
-        <w:rPr>
-          <w:rFonts w:ascii="Times New Roman" w:hAnsi="Times New Roman" w:eastAsia="Times New Roman" w:cs="Times New Roman"/>
-        </w:rPr>
-        <w:t xml:space="preserve">k_H/k_D = 5.5 &gt; 2.5 → </w:t>
+      <m:oMath>
+        <m:sSub>
+          <m:e>
+            <m:r>
+              <m:t>k</m:t>
+            </m:r>
+          </m:e>
+          <m:sub>
+            <m:r>
+              <m:rPr>
+                <m:sty m:val="p"/>
+              </m:rPr>
+              <m:t>H</m:t>
+            </m:r>
+          </m:sub>
+        </m:sSub>
+        <m:r>
+          <m:rPr>
+            <m:sty m:val="p"/>
+          </m:rPr>
+          <m:t>/</m:t>
+        </m:r>
+        <m:sSub>
+          <m:e>
+            <m:r>
+              <m:t>k</m:t>
+            </m:r>
+          </m:e>
+          <m:sub>
+            <m:r>
+              <m:rPr>
+                <m:sty m:val="p"/>
+              </m:rPr>
+              <m:t>D</m:t>
+            </m:r>
+          </m:sub>
+        </m:sSub>
+      </m:oMath>
+      <w:r>
+        <w:rPr>
+          <w:rFonts w:ascii="Times New Roman" w:hAnsi="Times New Roman" w:eastAsia="Times New Roman" w:cs="Times New Roman"/>
+        </w:rPr>
+        <w:t xml:space="preserve"> </w:t>
+      </w:r>
+      <w:r>
+        <w:rPr>
+          <w:rFonts w:ascii="Times New Roman" w:hAnsi="Times New Roman" w:eastAsia="Times New Roman" w:cs="Times New Roman"/>
+        </w:rPr>
+        <w:t xml:space="preserve">= 5.5 &gt; 2.5 → </w:t>
       </w:r>
       <w:r>
         <w:rPr>
@@ -31324,13 +32807,77 @@
         <w:rPr>
           <w:rFonts w:ascii="Times New Roman" w:hAnsi="Times New Roman" w:eastAsia="Times New Roman" w:cs="Times New Roman"/>
         </w:rPr>
-        <w:t xml:space="preserve"> = [A] × k_A / ([B] × </w:t>
-      </w:r>
-      <w:r>
-        <w:rPr>
-          <w:rFonts w:hint="eastAsia" w:ascii="Times New Roman" w:hAnsi="Times New Roman" w:eastAsia="Times New Roman" w:cs="Times New Roman"/>
-        </w:rPr>
-        <w:t>k_B)，</w:t>
+        <w:t xml:space="preserve"> = [A] ×</w:t>
+      </w:r>
+      <w:r>
+        <w:rPr>
+          <w:rFonts w:ascii="Times New Roman" w:hAnsi="Times New Roman" w:eastAsia="Times New Roman" w:cs="Times New Roman"/>
+        </w:rPr>
+        <w:t xml:space="preserve"> </w:t>
+      </w:r>
+      <m:oMath>
+        <m:sSub>
+          <m:e>
+            <m:r>
+              <m:t>k</m:t>
+            </m:r>
+          </m:e>
+          <m:sub>
+            <m:r>
+              <m:rPr>
+                <m:sty m:val="p"/>
+              </m:rPr>
+              <m:t>A</m:t>
+            </m:r>
+          </m:sub>
+        </m:sSub>
+      </m:oMath>
+      <w:r>
+        <w:rPr>
+          <w:rFonts w:ascii="Times New Roman" w:hAnsi="Times New Roman" w:eastAsia="Times New Roman" w:cs="Times New Roman"/>
+        </w:rPr>
+        <w:t xml:space="preserve"> </w:t>
+      </w:r>
+      <w:r>
+        <w:rPr>
+          <w:rFonts w:ascii="Times New Roman" w:hAnsi="Times New Roman" w:eastAsia="Times New Roman" w:cs="Times New Roman"/>
+        </w:rPr>
+        <w:t xml:space="preserve">/ ([B] ×</w:t>
+      </w:r>
+      <w:r>
+        <w:rPr>
+          <w:rFonts w:ascii="Times New Roman" w:hAnsi="Times New Roman" w:eastAsia="Times New Roman" w:cs="Times New Roman"/>
+        </w:rPr>
+        <w:t xml:space="preserve"> </w:t>
+      </w:r>
+      <m:oMath>
+        <m:sSub>
+          <m:e>
+            <m:r>
+              <m:t>k</m:t>
+            </m:r>
+          </m:e>
+          <m:sub>
+            <m:r>
+              <m:rPr>
+                <m:sty m:val="p"/>
+              </m:rPr>
+              <m:t>B</m:t>
+            </m:r>
+          </m:sub>
+        </m:sSub>
+        <m:r>
+          <m:rPr>
+            <m:sty m:val="p"/>
+          </m:rPr>
+          <m:t>)</m:t>
+        </m:r>
+      </m:oMath>
+      <w:r>
+        <w:rPr>
+          <w:rFonts w:hint="eastAsia" w:ascii="Times New Roman" w:hAnsi="Times New Roman" w:eastAsia="Times New Roman" w:cs="Times New Roman"/>
+        </w:rPr>
+        <w:t>，</w:t>
       </w:r>
       <w:r>
         <w:rPr>
@@ -31372,13 +32919,65 @@
         <w:rPr>
           <w:rFonts w:ascii="Times New Roman" w:hAnsi="Times New Roman" w:eastAsia="Times New Roman" w:cs="Times New Roman"/>
         </w:rPr>
-        <w:t xml:space="preserve"> k_A &gt;&gt; </w:t>
-      </w:r>
-      <w:r>
-        <w:rPr>
-          <w:rFonts w:hint="eastAsia" w:ascii="Times New Roman" w:hAnsi="Times New Roman" w:eastAsia="Times New Roman" w:cs="Times New Roman"/>
-        </w:rPr>
-        <w:t>k_B，</w:t>
+        <w:t xml:space="preserve"> </w:t>
+      </w:r>
+      <m:oMath>
+        <m:sSub>
+          <m:e>
+            <m:r>
+              <m:t>k</m:t>
+            </m:r>
+          </m:e>
+          <m:sub>
+            <m:r>
+              <m:rPr>
+                <m:sty m:val="p"/>
+              </m:rPr>
+              <m:t>A</m:t>
+            </m:r>
+          </m:sub>
+        </m:sSub>
+      </m:oMath>
+      <w:r>
+        <w:rPr>
+          <w:rFonts w:ascii="Times New Roman" w:hAnsi="Times New Roman" w:eastAsia="Times New Roman" w:cs="Times New Roman"/>
+        </w:rPr>
+        <w:t xml:space="preserve"> </w:t>
+      </w:r>
+      <w:r>
+        <w:rPr>
+          <w:rFonts w:ascii="Times New Roman" w:hAnsi="Times New Roman" w:eastAsia="Times New Roman" w:cs="Times New Roman"/>
+        </w:rPr>
+        <w:t xml:space="preserve">&gt;&gt;</w:t>
+      </w:r>
+      <w:r>
+        <w:rPr>
+          <w:rFonts w:ascii="Times New Roman" w:hAnsi="Times New Roman" w:eastAsia="Times New Roman" w:cs="Times New Roman"/>
+        </w:rPr>
+        <w:t xml:space="preserve"> </w:t>
+      </w:r>
+      <m:oMath>
+        <m:sSub>
+          <m:e>
+            <m:r>
+              <m:t>k</m:t>
+            </m:r>
+          </m:e>
+          <m:sub>
+            <m:r>
+              <m:rPr>
+                <m:sty m:val="p"/>
+              </m:rPr>
+              <m:t>B</m:t>
+            </m:r>
+          </m:sub>
+        </m:sSub>
+      </m:oMath>
+      <w:r>
+        <w:rPr>
+          <w:rFonts w:hint="eastAsia" w:ascii="Times New Roman" w:hAnsi="Times New Roman" w:eastAsia="Times New Roman" w:cs="Times New Roman"/>
+        </w:rPr>
+        <w:t>，</w:t>
       </w:r>
       <w:r>
         <w:rPr>
@@ -32359,7 +33958,7 @@
         <w:rPr>
           <w:rFonts w:hint="eastAsia" w:ascii="Times New Roman" w:hAnsi="Times New Roman" w:eastAsia="Times New Roman" w:cs="Times New Roman"/>
         </w:rPr>
-        <w:t>/</w:t>
+        <w:t>/6-</w:t>
       </w:r>
       <w:r>
         <w:rPr>
@@ -32446,7 +34045,7 @@
         <w:rPr>
           <w:rFonts w:hint="eastAsia" w:ascii="Times New Roman" w:hAnsi="Times New Roman" w:eastAsia="Times New Roman" w:cs="Times New Roman"/>
         </w:rPr>
-        <w:t>/</w:t>
+        <w:t>/6-</w:t>
       </w:r>
       <w:r>
         <w:rPr>

--- a/06-学生侧材料/讲义/6-有机化学/高等有机机理.docx
+++ b/06-学生侧材料/讲义/6-有机化学/高等有机机理.docx
@@ -30625,7 +30625,7 @@
         <w:t>练习题</w:t>
       </w:r>
     </w:p>
-    <w:bookmarkStart w:id="44" w:name="基础巩固"/>
+    <w:bookmarkStart w:id="44" w:name="基础巩固3-题"/>
     <w:p>
       <w:pPr>
         <w:pStyle w:val="Heading3"/>
@@ -30641,16 +30641,51 @@
         <w:rPr>
           <w:rFonts w:hint="eastAsia" w:ascii="Times New Roman" w:hAnsi="Times New Roman" w:eastAsia="SimHei" w:cs="Times New Roman"/>
         </w:rPr>
-        <w:t xml:space="preserve">基础巩固</w:t>
+        <w:t>基础巩固</w:t>
+      </w:r>
+      <w:r>
+        <w:rPr>
+          <w:rFonts w:hint="eastAsia" w:ascii="Times New Roman" w:hAnsi="Times New Roman" w:eastAsia="Times New Roman" w:cs="Times New Roman"/>
+        </w:rPr>
+        <w:t>（3</w:t>
+      </w:r>
+      <w:r>
+        <w:rPr>
+          <w:rFonts w:ascii="Times New Roman" w:hAnsi="Times New Roman" w:eastAsia="Times New Roman" w:cs="Times New Roman"/>
+        </w:rPr>
+        <w:t xml:space="preserve"> </w:t>
+      </w:r>
+      <w:r>
+        <w:rPr>
+          <w:rFonts w:hint="eastAsia" w:ascii="Times New Roman" w:hAnsi="Times New Roman" w:eastAsia="SimHei" w:cs="Times New Roman"/>
+        </w:rPr>
+        <w:t>题</w:t>
+      </w:r>
+      <w:r>
+        <w:rPr>
+          <w:rFonts w:hint="eastAsia" w:ascii="Times New Roman" w:hAnsi="Times New Roman" w:eastAsia="Times New Roman" w:cs="Times New Roman"/>
+        </w:rPr>
+        <w:t>）</w:t>
       </w:r>
     </w:p>
     <w:p>
       <w:pPr>
-        <w:numPr>
-          <w:ilvl w:val="0"/>
-          <w:numId w:val="1032"/>
-        </w:numPr>
+        <w:pStyle w:val="FirstParagraph"/>
       </w:pPr>
+      <w:r>
+        <w:rPr>
+          <w:rFonts w:ascii="Times New Roman" w:hAnsi="Times New Roman" w:eastAsia="Times New Roman" w:cs="Times New Roman"/>
+          <w:b/>
+          <w:bCs/>
+        </w:rPr>
+        <w:t xml:space="preserve">1.</w:t>
+      </w:r>
+      <w:r>
+        <w:rPr>
+          <w:rFonts w:ascii="Times New Roman" w:hAnsi="Times New Roman" w:eastAsia="Times New Roman" w:cs="Times New Roman"/>
+        </w:rPr>
+        <w:t xml:space="preserve"> </w:t>
+      </w:r>
       <w:r>
         <w:rPr>
           <w:rFonts w:hint="eastAsia" w:ascii="Times New Roman" w:hAnsi="Times New Roman" w:eastAsia="FangSong" w:cs="Times New Roman"/>
@@ -30759,11 +30794,22 @@
     </w:p>
     <w:p>
       <w:pPr>
-        <w:numPr>
-          <w:ilvl w:val="0"/>
-          <w:numId w:val="1032"/>
-        </w:numPr>
+        <w:pStyle w:val="BodyText"/>
       </w:pPr>
+      <w:r>
+        <w:rPr>
+          <w:rFonts w:ascii="Times New Roman" w:hAnsi="Times New Roman" w:eastAsia="Times New Roman" w:cs="Times New Roman"/>
+          <w:b/>
+          <w:bCs/>
+        </w:rPr>
+        <w:t xml:space="preserve">2.</w:t>
+      </w:r>
+      <w:r>
+        <w:rPr>
+          <w:rFonts w:ascii="Times New Roman" w:hAnsi="Times New Roman" w:eastAsia="Times New Roman" w:cs="Times New Roman"/>
+        </w:rPr>
+        <w:t xml:space="preserve"> </w:t>
+      </w:r>
       <w:r>
         <w:rPr>
           <w:rFonts w:hint="eastAsia" w:ascii="Times New Roman" w:hAnsi="Times New Roman" w:eastAsia="FangSong" w:cs="Times New Roman"/>
@@ -30883,11 +30929,22 @@
     </w:p>
     <w:p>
       <w:pPr>
-        <w:numPr>
-          <w:ilvl w:val="0"/>
-          <w:numId w:val="1032"/>
-        </w:numPr>
+        <w:pStyle w:val="BodyText"/>
       </w:pPr>
+      <w:r>
+        <w:rPr>
+          <w:rFonts w:ascii="Times New Roman" w:hAnsi="Times New Roman" w:eastAsia="Times New Roman" w:cs="Times New Roman"/>
+          <w:b/>
+          <w:bCs/>
+        </w:rPr>
+        <w:t xml:space="preserve">3.</w:t>
+      </w:r>
+      <w:r>
+        <w:rPr>
+          <w:rFonts w:ascii="Times New Roman" w:hAnsi="Times New Roman" w:eastAsia="Times New Roman" w:cs="Times New Roman"/>
+        </w:rPr>
+        <w:t xml:space="preserve"> </w:t>
+      </w:r>
       <w:r>
         <w:rPr>
           <w:rFonts w:hint="eastAsia" w:ascii="Times New Roman" w:hAnsi="Times New Roman" w:eastAsia="FangSong" w:cs="Times New Roman"/>
@@ -30950,7 +31007,7 @@
       </w:r>
     </w:p>
     <w:bookmarkEnd w:id="44"/>
-    <w:bookmarkStart w:id="45" w:name="提高训练"/>
+    <w:bookmarkStart w:id="45" w:name="提高训练3-题"/>
     <w:p>
       <w:pPr>
         <w:pStyle w:val="Heading3"/>
@@ -30966,16 +31023,51 @@
         <w:rPr>
           <w:rFonts w:hint="eastAsia" w:ascii="Times New Roman" w:hAnsi="Times New Roman" w:eastAsia="SimHei" w:cs="Times New Roman"/>
         </w:rPr>
-        <w:t xml:space="preserve">提高训练</w:t>
+        <w:t>提高训练</w:t>
+      </w:r>
+      <w:r>
+        <w:rPr>
+          <w:rFonts w:hint="eastAsia" w:ascii="Times New Roman" w:hAnsi="Times New Roman" w:eastAsia="Times New Roman" w:cs="Times New Roman"/>
+        </w:rPr>
+        <w:t>（3</w:t>
+      </w:r>
+      <w:r>
+        <w:rPr>
+          <w:rFonts w:ascii="Times New Roman" w:hAnsi="Times New Roman" w:eastAsia="Times New Roman" w:cs="Times New Roman"/>
+        </w:rPr>
+        <w:t xml:space="preserve"> </w:t>
+      </w:r>
+      <w:r>
+        <w:rPr>
+          <w:rFonts w:hint="eastAsia" w:ascii="Times New Roman" w:hAnsi="Times New Roman" w:eastAsia="SimHei" w:cs="Times New Roman"/>
+        </w:rPr>
+        <w:t>题</w:t>
+      </w:r>
+      <w:r>
+        <w:rPr>
+          <w:rFonts w:hint="eastAsia" w:ascii="Times New Roman" w:hAnsi="Times New Roman" w:eastAsia="Times New Roman" w:cs="Times New Roman"/>
+        </w:rPr>
+        <w:t>）</w:t>
       </w:r>
     </w:p>
     <w:p>
       <w:pPr>
-        <w:numPr>
-          <w:ilvl w:val="0"/>
-          <w:numId w:val="1033"/>
-        </w:numPr>
+        <w:pStyle w:val="FirstParagraph"/>
       </w:pPr>
+      <w:r>
+        <w:rPr>
+          <w:rFonts w:ascii="Times New Roman" w:hAnsi="Times New Roman" w:eastAsia="Times New Roman" w:cs="Times New Roman"/>
+          <w:b/>
+          <w:bCs/>
+        </w:rPr>
+        <w:t xml:space="preserve">4.</w:t>
+      </w:r>
+      <w:r>
+        <w:rPr>
+          <w:rFonts w:ascii="Times New Roman" w:hAnsi="Times New Roman" w:eastAsia="Times New Roman" w:cs="Times New Roman"/>
+        </w:rPr>
+        <w:t xml:space="preserve"> </w:t>
+      </w:r>
       <w:r>
         <w:rPr>
           <w:rFonts w:hint="eastAsia" w:ascii="Times New Roman" w:hAnsi="Times New Roman" w:eastAsia="FangSong" w:cs="Times New Roman"/>
@@ -31089,11 +31181,22 @@
     </w:p>
     <w:p>
       <w:pPr>
-        <w:numPr>
-          <w:ilvl w:val="0"/>
-          <w:numId w:val="1033"/>
-        </w:numPr>
+        <w:pStyle w:val="BodyText"/>
       </w:pPr>
+      <w:r>
+        <w:rPr>
+          <w:rFonts w:ascii="Times New Roman" w:hAnsi="Times New Roman" w:eastAsia="Times New Roman" w:cs="Times New Roman"/>
+          <w:b/>
+          <w:bCs/>
+        </w:rPr>
+        <w:t xml:space="preserve">5.</w:t>
+      </w:r>
+      <w:r>
+        <w:rPr>
+          <w:rFonts w:ascii="Times New Roman" w:hAnsi="Times New Roman" w:eastAsia="Times New Roman" w:cs="Times New Roman"/>
+        </w:rPr>
+        <w:t xml:space="preserve"> </w:t>
+      </w:r>
       <w:r>
         <w:rPr>
           <w:rFonts w:hint="eastAsia" w:ascii="Times New Roman" w:hAnsi="Times New Roman" w:eastAsia="FangSong" w:cs="Times New Roman"/>
@@ -31175,13 +31278,24 @@
     </w:p>
     <w:p>
       <w:pPr>
-        <w:numPr>
-          <w:ilvl w:val="0"/>
-          <w:numId w:val="1033"/>
-        </w:numPr>
+        <w:pStyle w:val="BodyText"/>
       </w:pPr>
       <w:r>
         <w:rPr>
+          <w:rFonts w:ascii="Times New Roman" w:hAnsi="Times New Roman" w:eastAsia="Times New Roman" w:cs="Times New Roman"/>
+          <w:b/>
+          <w:bCs/>
+        </w:rPr>
+        <w:t xml:space="preserve">6.</w:t>
+      </w:r>
+      <w:r>
+        <w:rPr>
+          <w:rFonts w:ascii="Times New Roman" w:hAnsi="Times New Roman" w:eastAsia="Times New Roman" w:cs="Times New Roman"/>
+        </w:rPr>
+        <w:t xml:space="preserve"> </w:t>
+      </w:r>
+      <w:r>
+        <w:rPr>
           <w:rFonts w:hint="eastAsia" w:ascii="Times New Roman" w:hAnsi="Times New Roman" w:eastAsia="FangSong" w:cs="Times New Roman"/>
         </w:rPr>
         <w:t>某环状底物的两个构象</w:t>
@@ -31288,20 +31402,17 @@
         </w:rPr>
         <w:t>：</w:t>
       </w:r>
-    </w:p>
-    <w:p>
-      <w:pPr>
-        <w:pStyle w:val="Compact"/>
-        <w:numPr>
-          <w:ilvl w:val="1"/>
-          <w:numId w:val="1034"/>
-        </w:numPr>
-      </w:pPr>
-      <w:r>
-        <w:rPr>
-          <w:rFonts w:ascii="Times New Roman" w:hAnsi="Times New Roman" w:eastAsia="Times New Roman" w:cs="Times New Roman"/>
-        </w:rPr>
-        <w:t xml:space="preserve">A、B </w:t>
+      <w:r>
+        <w:rPr>
+          <w:rFonts w:ascii="Times New Roman" w:hAnsi="Times New Roman" w:eastAsia="Times New Roman" w:cs="Times New Roman"/>
+        </w:rPr>
+        <w:t xml:space="preserve"> </w:t>
+      </w:r>
+      <w:r>
+        <w:rPr>
+          <w:rFonts w:ascii="Times New Roman" w:hAnsi="Times New Roman" w:eastAsia="Times New Roman" w:cs="Times New Roman"/>
+        </w:rPr>
+        <w:t xml:space="preserve">(a) A、B </w:t>
       </w:r>
       <w:r>
         <w:rPr>
@@ -31362,20 +31473,17 @@
         </w:rPr>
         <w:t xml:space="preserve">）</w:t>
       </w:r>
-    </w:p>
-    <w:p>
-      <w:pPr>
-        <w:pStyle w:val="Compact"/>
-        <w:numPr>
-          <w:ilvl w:val="1"/>
-          <w:numId w:val="1034"/>
-        </w:numPr>
-      </w:pPr>
-      <w:r>
-        <w:rPr>
-          <w:rFonts w:ascii="Times New Roman" w:hAnsi="Times New Roman" w:eastAsia="Times New Roman" w:cs="Times New Roman"/>
-        </w:rPr>
-        <w:t xml:space="preserve">A、B </w:t>
+      <w:r>
+        <w:rPr>
+          <w:rFonts w:ascii="Times New Roman" w:hAnsi="Times New Roman" w:eastAsia="Times New Roman" w:cs="Times New Roman"/>
+        </w:rPr>
+        <w:t xml:space="preserve"> </w:t>
+      </w:r>
+      <w:r>
+        <w:rPr>
+          <w:rFonts w:ascii="Times New Roman" w:hAnsi="Times New Roman" w:eastAsia="Times New Roman" w:cs="Times New Roman"/>
+        </w:rPr>
+        <w:t xml:space="preserve">(b) A、B </w:t>
       </w:r>
       <w:r>
         <w:rPr>
@@ -31438,7 +31546,7 @@
       </w:r>
     </w:p>
     <w:bookmarkEnd w:id="45"/>
-    <w:bookmarkStart w:id="46" w:name="综合挑战"/>
+    <w:bookmarkStart w:id="46" w:name="综合挑战2-题"/>
     <w:p>
       <w:pPr>
         <w:pStyle w:val="Heading3"/>
@@ -31454,19 +31562,53 @@
         <w:rPr>
           <w:rFonts w:hint="eastAsia" w:ascii="Times New Roman" w:hAnsi="Times New Roman" w:eastAsia="SimHei" w:cs="Times New Roman"/>
         </w:rPr>
-        <w:t xml:space="preserve">综合挑战</w:t>
+        <w:t>综合挑战</w:t>
+      </w:r>
+      <w:r>
+        <w:rPr>
+          <w:rFonts w:hint="eastAsia" w:ascii="Times New Roman" w:hAnsi="Times New Roman" w:eastAsia="Times New Roman" w:cs="Times New Roman"/>
+        </w:rPr>
+        <w:t>（2</w:t>
+      </w:r>
+      <w:r>
+        <w:rPr>
+          <w:rFonts w:ascii="Times New Roman" w:hAnsi="Times New Roman" w:eastAsia="Times New Roman" w:cs="Times New Roman"/>
+        </w:rPr>
+        <w:t xml:space="preserve"> </w:t>
+      </w:r>
+      <w:r>
+        <w:rPr>
+          <w:rFonts w:hint="eastAsia" w:ascii="Times New Roman" w:hAnsi="Times New Roman" w:eastAsia="SimHei" w:cs="Times New Roman"/>
+        </w:rPr>
+        <w:t>题</w:t>
+      </w:r>
+      <w:r>
+        <w:rPr>
+          <w:rFonts w:hint="eastAsia" w:ascii="Times New Roman" w:hAnsi="Times New Roman" w:eastAsia="Times New Roman" w:cs="Times New Roman"/>
+        </w:rPr>
+        <w:t>）</w:t>
       </w:r>
     </w:p>
     <w:p>
       <w:pPr>
-        <w:pStyle w:val="Compact"/>
-        <w:numPr>
-          <w:ilvl w:val="0"/>
-          <w:numId w:val="1035"/>
-        </w:numPr>
+        <w:pStyle w:val="FirstParagraph"/>
       </w:pPr>
       <w:r>
         <w:rPr>
+          <w:rFonts w:ascii="Times New Roman" w:hAnsi="Times New Roman" w:eastAsia="Times New Roman" w:cs="Times New Roman"/>
+          <w:b/>
+          <w:bCs/>
+        </w:rPr>
+        <w:t xml:space="preserve">7.</w:t>
+      </w:r>
+      <w:r>
+        <w:rPr>
+          <w:rFonts w:ascii="Times New Roman" w:hAnsi="Times New Roman" w:eastAsia="Times New Roman" w:cs="Times New Roman"/>
+        </w:rPr>
+        <w:t xml:space="preserve"> </w:t>
+      </w:r>
+      <w:r>
+        <w:rPr>
           <w:rFonts w:hint="eastAsia" w:ascii="Times New Roman" w:hAnsi="Times New Roman" w:eastAsia="FangSong" w:cs="Times New Roman"/>
         </w:rPr>
         <w:t xml:space="preserve">反应</w:t>
@@ -31489,20 +31631,17 @@
         </w:rPr>
         <w:t>：</w:t>
       </w:r>
-    </w:p>
-    <w:p>
-      <w:pPr>
-        <w:pStyle w:val="Compact"/>
-        <w:numPr>
-          <w:ilvl w:val="1"/>
-          <w:numId w:val="1036"/>
-        </w:numPr>
-      </w:pPr>
-      <w:r>
-        <w:rPr>
-          <w:rFonts w:ascii="Times New Roman" w:hAnsi="Times New Roman" w:eastAsia="Times New Roman" w:cs="Times New Roman"/>
-        </w:rPr>
-        <w:t xml:space="preserve">Hammett ρ = </w:t>
+      <w:r>
+        <w:rPr>
+          <w:rFonts w:ascii="Times New Roman" w:hAnsi="Times New Roman" w:eastAsia="Times New Roman" w:cs="Times New Roman"/>
+        </w:rPr>
+        <w:t xml:space="preserve"> </w:t>
+      </w:r>
+      <w:r>
+        <w:rPr>
+          <w:rFonts w:ascii="Times New Roman" w:hAnsi="Times New Roman" w:eastAsia="Times New Roman" w:cs="Times New Roman"/>
+        </w:rPr>
+        <w:t xml:space="preserve">- Hammett ρ = </w:t>
       </w:r>
       <w:r>
         <w:rPr>
@@ -31522,20 +31661,17 @@
         </w:rPr>
         <w:t>）</w:t>
       </w:r>
-    </w:p>
-    <w:p>
-      <w:pPr>
-        <w:pStyle w:val="Compact"/>
-        <w:numPr>
-          <w:ilvl w:val="1"/>
-          <w:numId w:val="1036"/>
-        </w:numPr>
-      </w:pPr>
-      <w:r>
-        <w:rPr>
-          <w:rFonts w:ascii="Times New Roman" w:hAnsi="Times New Roman" w:eastAsia="Times New Roman" w:cs="Times New Roman"/>
-        </w:rPr>
-        <w:t xml:space="preserve">ρ = </w:t>
+      <w:r>
+        <w:rPr>
+          <w:rFonts w:ascii="Times New Roman" w:hAnsi="Times New Roman" w:eastAsia="Times New Roman" w:cs="Times New Roman"/>
+        </w:rPr>
+        <w:t xml:space="preserve"> </w:t>
+      </w:r>
+      <w:r>
+        <w:rPr>
+          <w:rFonts w:ascii="Times New Roman" w:hAnsi="Times New Roman" w:eastAsia="Times New Roman" w:cs="Times New Roman"/>
+        </w:rPr>
+        <w:t xml:space="preserve">- ρ = </w:t>
       </w:r>
       <w:r>
         <w:rPr>
@@ -31568,15 +31704,24 @@
         </w:rPr>
         <w:t>）</w:t>
       </w:r>
-    </w:p>
-    <w:p>
-      <w:pPr>
-        <w:pStyle w:val="Compact"/>
-        <w:numPr>
-          <w:ilvl w:val="1"/>
-          <w:numId w:val="1036"/>
-        </w:numPr>
-      </w:pPr>
+      <w:r>
+        <w:rPr>
+          <w:rFonts w:ascii="Times New Roman" w:hAnsi="Times New Roman" w:eastAsia="Times New Roman" w:cs="Times New Roman"/>
+        </w:rPr>
+        <w:t xml:space="preserve"> </w:t>
+      </w:r>
+      <w:r>
+        <w:rPr>
+          <w:rFonts w:ascii="Times New Roman" w:hAnsi="Times New Roman" w:eastAsia="Times New Roman" w:cs="Times New Roman"/>
+        </w:rPr>
+        <w:t xml:space="preserve">-</w:t>
+      </w:r>
+      <w:r>
+        <w:rPr>
+          <w:rFonts w:ascii="Times New Roman" w:hAnsi="Times New Roman" w:eastAsia="Times New Roman" w:cs="Times New Roman"/>
+        </w:rPr>
+        <w:t xml:space="preserve"> </w:t>
+      </w:r>
       <m:oMath>
         <m:sSub>
           <m:e>
@@ -31645,15 +31790,18 @@
         </w:rPr>
         <w:t xml:space="preserve"> 1.03</w:t>
       </w:r>
-    </w:p>
-    <w:p>
-      <w:pPr>
-        <w:pStyle w:val="Compact"/>
-        <w:numPr>
-          <w:ilvl w:val="1"/>
-          <w:numId w:val="1036"/>
-        </w:numPr>
-      </w:pPr>
+      <w:r>
+        <w:rPr>
+          <w:rFonts w:ascii="Times New Roman" w:hAnsi="Times New Roman" w:eastAsia="Times New Roman" w:cs="Times New Roman"/>
+        </w:rPr>
+        <w:t xml:space="preserve"> </w:t>
+      </w:r>
+      <w:r>
+        <w:rPr>
+          <w:rFonts w:ascii="Times New Roman" w:hAnsi="Times New Roman" w:eastAsia="Times New Roman" w:cs="Times New Roman"/>
+        </w:rPr>
+        <w:t xml:space="preserve">- </w:t>
+      </w:r>
       <w:r>
         <w:rPr>
           <w:rFonts w:hint="eastAsia" w:ascii="Times New Roman" w:hAnsi="Times New Roman" w:eastAsia="FangSong" w:cs="Times New Roman"/>
@@ -31691,30 +31839,36 @@
         </w:rPr>
         <w:t xml:space="preserve"> 40%</w:t>
       </w:r>
-    </w:p>
-    <w:p>
-      <w:pPr>
-        <w:pStyle w:val="Compact"/>
-        <w:numPr>
-          <w:ilvl w:val="1"/>
-          <w:numId w:val="1036"/>
-        </w:numPr>
-      </w:pPr>
+      <w:r>
+        <w:rPr>
+          <w:rFonts w:ascii="Times New Roman" w:hAnsi="Times New Roman" w:eastAsia="Times New Roman" w:cs="Times New Roman"/>
+        </w:rPr>
+        <w:t xml:space="preserve"> </w:t>
+      </w:r>
+      <w:r>
+        <w:rPr>
+          <w:rFonts w:ascii="Times New Roman" w:hAnsi="Times New Roman" w:eastAsia="Times New Roman" w:cs="Times New Roman"/>
+        </w:rPr>
+        <w:t xml:space="preserve">- </w:t>
+      </w:r>
       <w:r>
         <w:rPr>
           <w:rFonts w:hint="eastAsia" w:ascii="Times New Roman" w:hAnsi="Times New Roman" w:eastAsia="FangSong" w:cs="Times New Roman"/>
         </w:rPr>
         <w:t xml:space="preserve">加少量自由基抑制剂无影响</w:t>
       </w:r>
-    </w:p>
-    <w:p>
-      <w:pPr>
-        <w:pStyle w:val="Compact"/>
-        <w:numPr>
-          <w:ilvl w:val="1"/>
-          <w:numId w:val="1036"/>
-        </w:numPr>
-      </w:pPr>
+      <w:r>
+        <w:rPr>
+          <w:rFonts w:ascii="Times New Roman" w:hAnsi="Times New Roman" w:eastAsia="Times New Roman" w:cs="Times New Roman"/>
+        </w:rPr>
+        <w:t xml:space="preserve"> </w:t>
+      </w:r>
+      <w:r>
+        <w:rPr>
+          <w:rFonts w:ascii="Times New Roman" w:hAnsi="Times New Roman" w:eastAsia="Times New Roman" w:cs="Times New Roman"/>
+        </w:rPr>
+        <w:t xml:space="preserve">- </w:t>
+      </w:r>
       <w:r>
         <w:rPr>
           <w:rFonts w:hint="eastAsia" w:ascii="Times New Roman" w:hAnsi="Times New Roman" w:eastAsia="FangSong" w:cs="Times New Roman"/>
@@ -31750,81 +31904,6 @@
           <w:rFonts w:hint="eastAsia" w:ascii="Times New Roman" w:hAnsi="Times New Roman" w:eastAsia="Times New Roman" w:cs="Times New Roman"/>
         </w:rPr>
         <w:t xml:space="preserve">99%）</w:t>
-      </w:r>
-    </w:p>
-    <w:p>
-      <w:pPr>
-        <w:pStyle w:val="Compact"/>
-        <w:numPr>
-          <w:ilvl w:val="1"/>
-          <w:numId w:val="1037"/>
-        </w:numPr>
-      </w:pPr>
-      <w:r>
-        <w:rPr>
-          <w:rFonts w:hint="eastAsia" w:ascii="Times New Roman" w:hAnsi="Times New Roman" w:eastAsia="FangSong" w:cs="Times New Roman"/>
-        </w:rPr>
-        <w:t>该反应是三线态卡宾机理吗</w:t>
-      </w:r>
-      <w:r>
-        <w:rPr>
-          <w:rFonts w:hint="eastAsia" w:ascii="Times New Roman" w:hAnsi="Times New Roman" w:eastAsia="Times New Roman" w:cs="Times New Roman"/>
-        </w:rPr>
-        <w:t>？</w:t>
-      </w:r>
-      <w:r>
-        <w:rPr>
-          <w:rFonts w:hint="eastAsia" w:ascii="Times New Roman" w:hAnsi="Times New Roman" w:eastAsia="FangSong" w:cs="Times New Roman"/>
-        </w:rPr>
-        <w:t>为什么</w:t>
-      </w:r>
-      <w:r>
-        <w:rPr>
-          <w:rFonts w:hint="eastAsia" w:ascii="Times New Roman" w:hAnsi="Times New Roman" w:eastAsia="Times New Roman" w:cs="Times New Roman"/>
-        </w:rPr>
-        <w:t>？</w:t>
-      </w:r>
-    </w:p>
-    <w:p>
-      <w:pPr>
-        <w:pStyle w:val="Compact"/>
-        <w:numPr>
-          <w:ilvl w:val="1"/>
-          <w:numId w:val="1037"/>
-        </w:numPr>
-      </w:pPr>
-      <w:r>
-        <w:rPr>
-          <w:rFonts w:hint="eastAsia" w:ascii="Times New Roman" w:hAnsi="Times New Roman" w:eastAsia="FangSong" w:cs="Times New Roman"/>
-        </w:rPr>
-        <w:t>从以上数据推断最可能的反应机理类型</w:t>
-      </w:r>
-      <w:r>
-        <w:rPr>
-          <w:rFonts w:hint="eastAsia" w:ascii="Times New Roman" w:hAnsi="Times New Roman" w:eastAsia="Times New Roman" w:cs="Times New Roman"/>
-        </w:rPr>
-        <w:t>。</w:t>
-      </w:r>
-    </w:p>
-    <w:p>
-      <w:pPr>
-        <w:pStyle w:val="Compact"/>
-        <w:numPr>
-          <w:ilvl w:val="1"/>
-          <w:numId w:val="1037"/>
-        </w:numPr>
-      </w:pPr>
-      <w:r>
-        <w:rPr>
-          <w:rFonts w:hint="eastAsia" w:ascii="Times New Roman" w:hAnsi="Times New Roman" w:eastAsia="FangSong" w:cs="Times New Roman"/>
-        </w:rPr>
-        <w:t>设计一个关键的实验来验证你的推理</w:t>
-      </w:r>
-      <w:r>
-        <w:rPr>
-          <w:rFonts w:hint="eastAsia" w:ascii="Times New Roman" w:hAnsi="Times New Roman" w:eastAsia="Times New Roman" w:cs="Times New Roman"/>
-        </w:rPr>
-        <w:t>。</w:t>
       </w:r>
     </w:p>
     <w:p>
@@ -31832,159 +31911,32 @@
         <w:pStyle w:val="Compact"/>
         <w:numPr>
           <w:ilvl w:val="0"/>
-          <w:numId w:val="1035"/>
+          <w:numId w:val="1032"/>
         </w:numPr>
       </w:pPr>
       <w:r>
         <w:rPr>
           <w:rFonts w:hint="eastAsia" w:ascii="Times New Roman" w:hAnsi="Times New Roman" w:eastAsia="FangSong" w:cs="Times New Roman"/>
         </w:rPr>
-        <w:t>某学生提出一个机理包含</w:t>
-      </w:r>
-      <w:r>
-        <w:rPr>
-          <w:rFonts w:hint="eastAsia" w:ascii="Times New Roman" w:hAnsi="Times New Roman" w:eastAsia="Times New Roman" w:cs="Times New Roman"/>
-        </w:rPr>
-        <w:t>”</w:t>
-      </w:r>
-      <w:r>
-        <w:rPr>
-          <w:rFonts w:hint="eastAsia" w:ascii="Times New Roman" w:hAnsi="Times New Roman" w:eastAsia="FangSong" w:cs="Times New Roman"/>
-        </w:rPr>
-        <w:t>碳正离子中间体</w:t>
-      </w:r>
-      <w:r>
-        <w:rPr>
-          <w:rFonts w:hint="eastAsia" w:ascii="Times New Roman" w:hAnsi="Times New Roman" w:eastAsia="Times New Roman" w:cs="Times New Roman"/>
-        </w:rPr>
-        <w:t>”。</w:t>
-      </w:r>
-      <w:r>
-        <w:rPr>
-          <w:rFonts w:hint="eastAsia" w:ascii="Times New Roman" w:hAnsi="Times New Roman" w:eastAsia="FangSong" w:cs="Times New Roman"/>
-        </w:rPr>
-        <w:t>老师质疑后</w:t>
-      </w:r>
-      <w:r>
-        <w:rPr>
-          <w:rFonts w:hint="eastAsia" w:ascii="Times New Roman" w:hAnsi="Times New Roman" w:eastAsia="Times New Roman" w:cs="Times New Roman"/>
-        </w:rPr>
-        <w:t>，</w:t>
-      </w:r>
-      <w:r>
-        <w:rPr>
-          <w:rFonts w:hint="eastAsia" w:ascii="Times New Roman" w:hAnsi="Times New Roman" w:eastAsia="FangSong" w:cs="Times New Roman"/>
-        </w:rPr>
-        <w:t>学生做了两个实验</w:t>
-      </w:r>
-      <w:r>
-        <w:rPr>
-          <w:rFonts w:hint="eastAsia" w:ascii="Times New Roman" w:hAnsi="Times New Roman" w:eastAsia="Times New Roman" w:cs="Times New Roman"/>
-        </w:rPr>
-        <w:t>：</w:t>
-      </w:r>
-    </w:p>
-    <w:p>
-      <w:pPr>
-        <w:pStyle w:val="Compact"/>
-        <w:numPr>
-          <w:ilvl w:val="1"/>
-          <w:numId w:val="1038"/>
-        </w:numPr>
-      </w:pPr>
-      <w:r>
-        <w:rPr>
-          <w:rFonts w:hint="eastAsia" w:ascii="Times New Roman" w:hAnsi="Times New Roman" w:eastAsia="FangSong" w:cs="Times New Roman"/>
-        </w:rPr>
-        <w:t xml:space="preserve">实验</w:t>
-      </w:r>
-      <w:r>
-        <w:rPr>
-          <w:rFonts w:ascii="Times New Roman" w:hAnsi="Times New Roman" w:eastAsia="Times New Roman" w:cs="Times New Roman"/>
-        </w:rPr>
-        <w:t xml:space="preserve"> </w:t>
-      </w:r>
-      <w:r>
-        <w:rPr>
-          <w:rFonts w:hint="eastAsia" w:ascii="Times New Roman" w:hAnsi="Times New Roman" w:eastAsia="Times New Roman" w:cs="Times New Roman"/>
-        </w:rPr>
-        <w:t>1：</w:t>
-      </w:r>
-      <w:r>
-        <w:rPr>
-          <w:rFonts w:hint="eastAsia" w:ascii="Times New Roman" w:hAnsi="Times New Roman" w:eastAsia="FangSong" w:cs="Times New Roman"/>
-        </w:rPr>
-        <w:t>底物手性中心在反应后完全外消旋</w:t>
-      </w:r>
-    </w:p>
-    <w:p>
-      <w:pPr>
-        <w:pStyle w:val="Compact"/>
-        <w:numPr>
-          <w:ilvl w:val="1"/>
-          <w:numId w:val="1038"/>
-        </w:numPr>
-      </w:pPr>
-      <w:r>
-        <w:rPr>
-          <w:rFonts w:hint="eastAsia" w:ascii="Times New Roman" w:hAnsi="Times New Roman" w:eastAsia="FangSong" w:cs="Times New Roman"/>
-        </w:rPr>
-        <w:t xml:space="preserve">实验</w:t>
-      </w:r>
-      <w:r>
-        <w:rPr>
-          <w:rFonts w:ascii="Times New Roman" w:hAnsi="Times New Roman" w:eastAsia="Times New Roman" w:cs="Times New Roman"/>
-        </w:rPr>
-        <w:t xml:space="preserve"> </w:t>
-      </w:r>
-      <w:r>
-        <w:rPr>
-          <w:rFonts w:hint="eastAsia" w:ascii="Times New Roman" w:hAnsi="Times New Roman" w:eastAsia="Times New Roman" w:cs="Times New Roman"/>
-        </w:rPr>
-        <w:t xml:space="preserve">2：Hammett</w:t>
-      </w:r>
-      <w:r>
-        <w:rPr>
-          <w:rFonts w:ascii="Times New Roman" w:hAnsi="Times New Roman" w:eastAsia="Times New Roman" w:cs="Times New Roman"/>
-        </w:rPr>
-        <w:t xml:space="preserve"> ρ = </w:t>
-      </w:r>
-      <w:r>
-        <w:rPr>
-          <w:rFonts w:hint="eastAsia" w:ascii="Times New Roman" w:hAnsi="Times New Roman" w:eastAsia="Times New Roman" w:cs="Times New Roman"/>
-        </w:rPr>
-        <w:t>+3.5（σ，</w:t>
-      </w:r>
-      <w:r>
-        <w:rPr>
-          <w:rFonts w:hint="eastAsia" w:ascii="Times New Roman" w:hAnsi="Times New Roman" w:eastAsia="FangSong" w:cs="Times New Roman"/>
-        </w:rPr>
-        <w:t>不是</w:t>
-      </w:r>
-      <w:r>
-        <w:rPr>
-          <w:rFonts w:ascii="Times New Roman" w:hAnsi="Times New Roman" w:eastAsia="Times New Roman" w:cs="Times New Roman"/>
-        </w:rPr>
-        <w:t xml:space="preserve"> </w:t>
-      </w:r>
-      <w:r>
-        <w:rPr>
-          <w:rFonts w:hint="eastAsia" w:ascii="Times New Roman" w:hAnsi="Times New Roman" w:eastAsia="Times New Roman" w:cs="Times New Roman"/>
-        </w:rPr>
-        <w:t>σ</w:t>
-      </w:r>
-      <w:r>
-        <w:rPr>
-          <w:rFonts w:hint="eastAsia" w:ascii="Times New Roman" w:hAnsi="Times New Roman" w:eastAsia="Times New Roman" w:cs="Times New Roman"/>
-          <w:vertAlign w:val="superscript"/>
-        </w:rPr>
-        <w:t>+</w:t>
-      </w:r>
-      <w:r>
-        <w:rPr>
-          <w:rFonts w:hint="eastAsia" w:ascii="Times New Roman" w:hAnsi="Times New Roman" w:eastAsia="Times New Roman" w:cs="Times New Roman"/>
-        </w:rPr>
-        <w:t>）</w:t>
+        <w:t>该反应是三线态卡宾机理吗</w:t>
+      </w:r>
+      <w:r>
+        <w:rPr>
+          <w:rFonts w:hint="eastAsia" w:ascii="Times New Roman" w:hAnsi="Times New Roman" w:eastAsia="Times New Roman" w:cs="Times New Roman"/>
+        </w:rPr>
+        <w:t>？</w:t>
+      </w:r>
+      <w:r>
+        <w:rPr>
+          <w:rFonts w:hint="eastAsia" w:ascii="Times New Roman" w:hAnsi="Times New Roman" w:eastAsia="FangSong" w:cs="Times New Roman"/>
+        </w:rPr>
+        <w:t>为什么</w:t>
+      </w:r>
+      <w:r>
+        <w:rPr>
+          <w:rFonts w:hint="eastAsia" w:ascii="Times New Roman" w:hAnsi="Times New Roman" w:eastAsia="Times New Roman" w:cs="Times New Roman"/>
+        </w:rPr>
+        <w:t>？</w:t>
       </w:r>
     </w:p>
     <w:p>
@@ -31992,8 +31944,222 @@
         <w:pStyle w:val="Compact"/>
         <w:numPr>
           <w:ilvl w:val="0"/>
-          <w:numId w:val="1000"/>
+          <w:numId w:val="1032"/>
         </w:numPr>
+      </w:pPr>
+      <w:r>
+        <w:rPr>
+          <w:rFonts w:hint="eastAsia" w:ascii="Times New Roman" w:hAnsi="Times New Roman" w:eastAsia="FangSong" w:cs="Times New Roman"/>
+        </w:rPr>
+        <w:t>从以上数据推断最可能的反应机理类型</w:t>
+      </w:r>
+      <w:r>
+        <w:rPr>
+          <w:rFonts w:hint="eastAsia" w:ascii="Times New Roman" w:hAnsi="Times New Roman" w:eastAsia="Times New Roman" w:cs="Times New Roman"/>
+        </w:rPr>
+        <w:t>。</w:t>
+      </w:r>
+    </w:p>
+    <w:p>
+      <w:pPr>
+        <w:pStyle w:val="Compact"/>
+        <w:numPr>
+          <w:ilvl w:val="0"/>
+          <w:numId w:val="1032"/>
+        </w:numPr>
+      </w:pPr>
+      <w:r>
+        <w:rPr>
+          <w:rFonts w:hint="eastAsia" w:ascii="Times New Roman" w:hAnsi="Times New Roman" w:eastAsia="FangSong" w:cs="Times New Roman"/>
+        </w:rPr>
+        <w:t>设计一个关键的实验来验证你的推理</w:t>
+      </w:r>
+      <w:r>
+        <w:rPr>
+          <w:rFonts w:hint="eastAsia" w:ascii="Times New Roman" w:hAnsi="Times New Roman" w:eastAsia="Times New Roman" w:cs="Times New Roman"/>
+        </w:rPr>
+        <w:t>。</w:t>
+      </w:r>
+    </w:p>
+    <w:p>
+      <w:pPr>
+        <w:pStyle w:val="FirstParagraph"/>
+      </w:pPr>
+      <w:r>
+        <w:rPr>
+          <w:rFonts w:ascii="Times New Roman" w:hAnsi="Times New Roman" w:eastAsia="Times New Roman" w:cs="Times New Roman"/>
+          <w:b/>
+          <w:bCs/>
+        </w:rPr>
+        <w:t xml:space="preserve">8.</w:t>
+      </w:r>
+      <w:r>
+        <w:rPr>
+          <w:rFonts w:ascii="Times New Roman" w:hAnsi="Times New Roman" w:eastAsia="Times New Roman" w:cs="Times New Roman"/>
+        </w:rPr>
+        <w:t xml:space="preserve"> </w:t>
+      </w:r>
+      <w:r>
+        <w:rPr>
+          <w:rFonts w:hint="eastAsia" w:ascii="Times New Roman" w:hAnsi="Times New Roman" w:eastAsia="FangSong" w:cs="Times New Roman"/>
+        </w:rPr>
+        <w:t>某学生提出一个机理包含</w:t>
+      </w:r>
+      <w:r>
+        <w:rPr>
+          <w:rFonts w:hint="eastAsia" w:ascii="Times New Roman" w:hAnsi="Times New Roman" w:eastAsia="Times New Roman" w:cs="Times New Roman"/>
+        </w:rPr>
+        <w:t>”</w:t>
+      </w:r>
+      <w:r>
+        <w:rPr>
+          <w:rFonts w:hint="eastAsia" w:ascii="Times New Roman" w:hAnsi="Times New Roman" w:eastAsia="FangSong" w:cs="Times New Roman"/>
+        </w:rPr>
+        <w:t>碳正离子中间体</w:t>
+      </w:r>
+      <w:r>
+        <w:rPr>
+          <w:rFonts w:hint="eastAsia" w:ascii="Times New Roman" w:hAnsi="Times New Roman" w:eastAsia="Times New Roman" w:cs="Times New Roman"/>
+        </w:rPr>
+        <w:t>”。</w:t>
+      </w:r>
+      <w:r>
+        <w:rPr>
+          <w:rFonts w:hint="eastAsia" w:ascii="Times New Roman" w:hAnsi="Times New Roman" w:eastAsia="FangSong" w:cs="Times New Roman"/>
+        </w:rPr>
+        <w:t>老师质疑后</w:t>
+      </w:r>
+      <w:r>
+        <w:rPr>
+          <w:rFonts w:hint="eastAsia" w:ascii="Times New Roman" w:hAnsi="Times New Roman" w:eastAsia="Times New Roman" w:cs="Times New Roman"/>
+        </w:rPr>
+        <w:t>，</w:t>
+      </w:r>
+      <w:r>
+        <w:rPr>
+          <w:rFonts w:hint="eastAsia" w:ascii="Times New Roman" w:hAnsi="Times New Roman" w:eastAsia="FangSong" w:cs="Times New Roman"/>
+        </w:rPr>
+        <w:t>学生做了两个实验</w:t>
+      </w:r>
+      <w:r>
+        <w:rPr>
+          <w:rFonts w:hint="eastAsia" w:ascii="Times New Roman" w:hAnsi="Times New Roman" w:eastAsia="Times New Roman" w:cs="Times New Roman"/>
+        </w:rPr>
+        <w:t>：</w:t>
+      </w:r>
+      <w:r>
+        <w:rPr>
+          <w:rFonts w:ascii="Times New Roman" w:hAnsi="Times New Roman" w:eastAsia="Times New Roman" w:cs="Times New Roman"/>
+        </w:rPr>
+        <w:t xml:space="preserve"> </w:t>
+      </w:r>
+      <w:r>
+        <w:rPr>
+          <w:rFonts w:ascii="Times New Roman" w:hAnsi="Times New Roman" w:eastAsia="Times New Roman" w:cs="Times New Roman"/>
+        </w:rPr>
+        <w:t xml:space="preserve">- </w:t>
+      </w:r>
+      <w:r>
+        <w:rPr>
+          <w:rFonts w:hint="eastAsia" w:ascii="Times New Roman" w:hAnsi="Times New Roman" w:eastAsia="FangSong" w:cs="Times New Roman"/>
+        </w:rPr>
+        <w:t xml:space="preserve">实验</w:t>
+      </w:r>
+      <w:r>
+        <w:rPr>
+          <w:rFonts w:ascii="Times New Roman" w:hAnsi="Times New Roman" w:eastAsia="Times New Roman" w:cs="Times New Roman"/>
+        </w:rPr>
+        <w:t xml:space="preserve"> </w:t>
+      </w:r>
+      <w:r>
+        <w:rPr>
+          <w:rFonts w:hint="eastAsia" w:ascii="Times New Roman" w:hAnsi="Times New Roman" w:eastAsia="Times New Roman" w:cs="Times New Roman"/>
+        </w:rPr>
+        <w:t>1：</w:t>
+      </w:r>
+      <w:r>
+        <w:rPr>
+          <w:rFonts w:hint="eastAsia" w:ascii="Times New Roman" w:hAnsi="Times New Roman" w:eastAsia="FangSong" w:cs="Times New Roman"/>
+        </w:rPr>
+        <w:t>底物手性中心在反应后完全外消旋</w:t>
+      </w:r>
+      <w:r>
+        <w:rPr>
+          <w:rFonts w:ascii="Times New Roman" w:hAnsi="Times New Roman" w:eastAsia="Times New Roman" w:cs="Times New Roman"/>
+        </w:rPr>
+        <w:t xml:space="preserve"> </w:t>
+      </w:r>
+      <w:r>
+        <w:rPr>
+          <w:rFonts w:ascii="Times New Roman" w:hAnsi="Times New Roman" w:eastAsia="Times New Roman" w:cs="Times New Roman"/>
+        </w:rPr>
+        <w:t xml:space="preserve">- </w:t>
+      </w:r>
+      <w:r>
+        <w:rPr>
+          <w:rFonts w:hint="eastAsia" w:ascii="Times New Roman" w:hAnsi="Times New Roman" w:eastAsia="FangSong" w:cs="Times New Roman"/>
+        </w:rPr>
+        <w:t xml:space="preserve">实验</w:t>
+      </w:r>
+      <w:r>
+        <w:rPr>
+          <w:rFonts w:ascii="Times New Roman" w:hAnsi="Times New Roman" w:eastAsia="Times New Roman" w:cs="Times New Roman"/>
+        </w:rPr>
+        <w:t xml:space="preserve"> </w:t>
+      </w:r>
+      <w:r>
+        <w:rPr>
+          <w:rFonts w:hint="eastAsia" w:ascii="Times New Roman" w:hAnsi="Times New Roman" w:eastAsia="Times New Roman" w:cs="Times New Roman"/>
+        </w:rPr>
+        <w:t xml:space="preserve">2：Hammett</w:t>
+      </w:r>
+      <w:r>
+        <w:rPr>
+          <w:rFonts w:ascii="Times New Roman" w:hAnsi="Times New Roman" w:eastAsia="Times New Roman" w:cs="Times New Roman"/>
+        </w:rPr>
+        <w:t xml:space="preserve"> ρ = </w:t>
+      </w:r>
+      <w:r>
+        <w:rPr>
+          <w:rFonts w:hint="eastAsia" w:ascii="Times New Roman" w:hAnsi="Times New Roman" w:eastAsia="Times New Roman" w:cs="Times New Roman"/>
+        </w:rPr>
+        <w:t>+3.5（σ，</w:t>
+      </w:r>
+      <w:r>
+        <w:rPr>
+          <w:rFonts w:hint="eastAsia" w:ascii="Times New Roman" w:hAnsi="Times New Roman" w:eastAsia="FangSong" w:cs="Times New Roman"/>
+        </w:rPr>
+        <w:t>不是</w:t>
+      </w:r>
+      <w:r>
+        <w:rPr>
+          <w:rFonts w:ascii="Times New Roman" w:hAnsi="Times New Roman" w:eastAsia="Times New Roman" w:cs="Times New Roman"/>
+        </w:rPr>
+        <w:t xml:space="preserve"> </w:t>
+      </w:r>
+      <w:r>
+        <w:rPr>
+          <w:rFonts w:hint="eastAsia" w:ascii="Times New Roman" w:hAnsi="Times New Roman" w:eastAsia="Times New Roman" w:cs="Times New Roman"/>
+        </w:rPr>
+        <w:t>σ</w:t>
+      </w:r>
+      <w:r>
+        <w:rPr>
+          <w:rFonts w:hint="eastAsia" w:ascii="Times New Roman" w:hAnsi="Times New Roman" w:eastAsia="Times New Roman" w:cs="Times New Roman"/>
+          <w:vertAlign w:val="superscript"/>
+        </w:rPr>
+        <w:t>+</w:t>
+      </w:r>
+      <w:r>
+        <w:rPr>
+          <w:rFonts w:hint="eastAsia" w:ascii="Times New Roman" w:hAnsi="Times New Roman" w:eastAsia="Times New Roman" w:cs="Times New Roman"/>
+        </w:rPr>
+        <w:t>）</w:t>
+      </w:r>
+    </w:p>
+    <w:p>
+      <w:pPr>
+        <w:pStyle w:val="BodyText"/>
       </w:pPr>
       <w:r>
         <w:rPr>
@@ -32095,11 +32261,22 @@
     </w:p>
     <w:p>
       <w:pPr>
-        <w:numPr>
-          <w:ilvl w:val="0"/>
-          <w:numId w:val="1039"/>
-        </w:numPr>
+        <w:pStyle w:val="FirstParagraph"/>
       </w:pPr>
+      <w:r>
+        <w:rPr>
+          <w:rFonts w:ascii="Times New Roman" w:hAnsi="Times New Roman" w:eastAsia="Times New Roman" w:cs="Times New Roman"/>
+          <w:b/>
+          <w:bCs/>
+        </w:rPr>
+        <w:t xml:space="preserve">1.</w:t>
+      </w:r>
+      <w:r>
+        <w:rPr>
+          <w:rFonts w:ascii="Times New Roman" w:hAnsi="Times New Roman" w:eastAsia="Times New Roman" w:cs="Times New Roman"/>
+        </w:rPr>
+        <w:t xml:space="preserve"> </w:t>
+      </w:r>
       <w:r>
         <w:rPr>
           <w:rFonts w:ascii="Times New Roman" w:hAnsi="Times New Roman" w:eastAsia="Times New Roman" w:cs="Times New Roman"/>
@@ -32244,11 +32421,22 @@
     </w:p>
     <w:p>
       <w:pPr>
-        <w:numPr>
-          <w:ilvl w:val="0"/>
-          <w:numId w:val="1039"/>
-        </w:numPr>
+        <w:pStyle w:val="BodyText"/>
       </w:pPr>
+      <w:r>
+        <w:rPr>
+          <w:rFonts w:ascii="Times New Roman" w:hAnsi="Times New Roman" w:eastAsia="Times New Roman" w:cs="Times New Roman"/>
+          <w:b/>
+          <w:bCs/>
+        </w:rPr>
+        <w:t xml:space="preserve">2.</w:t>
+      </w:r>
+      <w:r>
+        <w:rPr>
+          <w:rFonts w:ascii="Times New Roman" w:hAnsi="Times New Roman" w:eastAsia="Times New Roman" w:cs="Times New Roman"/>
+        </w:rPr>
+        <w:t xml:space="preserve"> </w:t>
+      </w:r>
       <m:oMath>
         <m:sSub>
           <m:e>
@@ -32374,11 +32562,22 @@
     </w:p>
     <w:p>
       <w:pPr>
-        <w:numPr>
-          <w:ilvl w:val="0"/>
-          <w:numId w:val="1039"/>
-        </w:numPr>
+        <w:pStyle w:val="BodyText"/>
       </w:pPr>
+      <w:r>
+        <w:rPr>
+          <w:rFonts w:ascii="Times New Roman" w:hAnsi="Times New Roman" w:eastAsia="Times New Roman" w:cs="Times New Roman"/>
+          <w:b/>
+          <w:bCs/>
+        </w:rPr>
+        <w:t xml:space="preserve">3.</w:t>
+      </w:r>
+      <w:r>
+        <w:rPr>
+          <w:rFonts w:ascii="Times New Roman" w:hAnsi="Times New Roman" w:eastAsia="Times New Roman" w:cs="Times New Roman"/>
+        </w:rPr>
+        <w:t xml:space="preserve"> </w:t>
+      </w:r>
       <w:r>
         <w:rPr>
           <w:rFonts w:hint="eastAsia" w:ascii="Times New Roman" w:hAnsi="Times New Roman" w:eastAsia="FangSong" w:cs="Times New Roman"/>
@@ -32472,11 +32671,22 @@
     </w:p>
     <w:p>
       <w:pPr>
-        <w:numPr>
-          <w:ilvl w:val="0"/>
-          <w:numId w:val="1039"/>
-        </w:numPr>
+        <w:pStyle w:val="BodyText"/>
       </w:pPr>
+      <w:r>
+        <w:rPr>
+          <w:rFonts w:ascii="Times New Roman" w:hAnsi="Times New Roman" w:eastAsia="Times New Roman" w:cs="Times New Roman"/>
+          <w:b/>
+          <w:bCs/>
+        </w:rPr>
+        <w:t xml:space="preserve">4.</w:t>
+      </w:r>
+      <w:r>
+        <w:rPr>
+          <w:rFonts w:ascii="Times New Roman" w:hAnsi="Times New Roman" w:eastAsia="Times New Roman" w:cs="Times New Roman"/>
+        </w:rPr>
+        <w:t xml:space="preserve"> </w:t>
+      </w:r>
       <w:r>
         <w:rPr>
           <w:rFonts w:ascii="Times New Roman" w:hAnsi="Times New Roman" w:eastAsia="Times New Roman" w:cs="Times New Roman"/>
@@ -32564,11 +32774,22 @@
     </w:p>
     <w:p>
       <w:pPr>
-        <w:numPr>
-          <w:ilvl w:val="0"/>
-          <w:numId w:val="1039"/>
-        </w:numPr>
+        <w:pStyle w:val="BodyText"/>
       </w:pPr>
+      <w:r>
+        <w:rPr>
+          <w:rFonts w:ascii="Times New Roman" w:hAnsi="Times New Roman" w:eastAsia="Times New Roman" w:cs="Times New Roman"/>
+          <w:b/>
+          <w:bCs/>
+        </w:rPr>
+        <w:t xml:space="preserve">5.</w:t>
+      </w:r>
+      <w:r>
+        <w:rPr>
+          <w:rFonts w:ascii="Times New Roman" w:hAnsi="Times New Roman" w:eastAsia="Times New Roman" w:cs="Times New Roman"/>
+        </w:rPr>
+        <w:t xml:space="preserve"> </w:t>
+      </w:r>
       <w:r>
         <w:rPr>
           <w:rFonts w:ascii="Times New Roman" w:hAnsi="Times New Roman" w:eastAsia="Times New Roman" w:cs="Times New Roman"/>
@@ -32680,21 +32901,28 @@
     </w:p>
     <w:p>
       <w:pPr>
-        <w:pStyle w:val="Compact"/>
-        <w:numPr>
-          <w:ilvl w:val="0"/>
-          <w:numId w:val="1039"/>
-        </w:numPr>
+        <w:pStyle w:val="BodyText"/>
       </w:pPr>
-    </w:p>
-    <w:p>
-      <w:pPr>
-        <w:pStyle w:val="Compact"/>
-        <w:numPr>
-          <w:ilvl w:val="1"/>
-          <w:numId w:val="1040"/>
-        </w:numPr>
-      </w:pPr>
+      <w:r>
+        <w:rPr>
+          <w:rFonts w:ascii="Times New Roman" w:hAnsi="Times New Roman" w:eastAsia="Times New Roman" w:cs="Times New Roman"/>
+          <w:b/>
+          <w:bCs/>
+        </w:rPr>
+        <w:t xml:space="preserve">6.</w:t>
+      </w:r>
+      <w:r>
+        <w:rPr>
+          <w:rFonts w:ascii="Times New Roman" w:hAnsi="Times New Roman" w:eastAsia="Times New Roman" w:cs="Times New Roman"/>
+        </w:rPr>
+        <w:t xml:space="preserve"> </w:t>
+      </w:r>
+      <w:r>
+        <w:rPr>
+          <w:rFonts w:ascii="Times New Roman" w:hAnsi="Times New Roman" w:eastAsia="Times New Roman" w:cs="Times New Roman"/>
+        </w:rPr>
+        <w:t xml:space="preserve">(a) </w:t>
+      </w:r>
       <w:r>
         <w:rPr>
           <w:rFonts w:hint="eastAsia" w:ascii="Times New Roman" w:hAnsi="Times New Roman" w:eastAsia="FangSong" w:cs="Times New Roman"/>
@@ -33018,421 +33246,439 @@
     </w:p>
     <w:p>
       <w:pPr>
-        <w:pStyle w:val="Compact"/>
-        <w:numPr>
-          <w:ilvl w:val="0"/>
-          <w:numId w:val="1039"/>
-        </w:numPr>
+        <w:pStyle w:val="BodyText"/>
       </w:pPr>
+      <w:r>
+        <w:rPr>
+          <w:rFonts w:ascii="Times New Roman" w:hAnsi="Times New Roman" w:eastAsia="Times New Roman" w:cs="Times New Roman"/>
+          <w:b/>
+          <w:bCs/>
+        </w:rPr>
+        <w:t xml:space="preserve">7.</w:t>
+      </w:r>
+      <w:r>
+        <w:rPr>
+          <w:rFonts w:ascii="Times New Roman" w:hAnsi="Times New Roman" w:eastAsia="Times New Roman" w:cs="Times New Roman"/>
+        </w:rPr>
+        <w:t xml:space="preserve"> </w:t>
+      </w:r>
+      <w:r>
+        <w:rPr>
+          <w:rFonts w:ascii="Times New Roman" w:hAnsi="Times New Roman" w:eastAsia="Times New Roman" w:cs="Times New Roman"/>
+        </w:rPr>
+        <w:t xml:space="preserve">(a) </w:t>
+      </w:r>
+      <w:r>
+        <w:rPr>
+          <w:rFonts w:hint="eastAsia" w:ascii="Times New Roman" w:hAnsi="Times New Roman" w:eastAsia="FangSong" w:cs="Times New Roman"/>
+        </w:rPr>
+        <w:t>不是</w:t>
+      </w:r>
+      <w:r>
+        <w:rPr>
+          <w:rFonts w:hint="eastAsia" w:ascii="Times New Roman" w:hAnsi="Times New Roman" w:eastAsia="Times New Roman" w:cs="Times New Roman"/>
+        </w:rPr>
+        <w:t>。</w:t>
+      </w:r>
+      <w:r>
+        <w:rPr>
+          <w:rFonts w:hint="eastAsia" w:ascii="Times New Roman" w:hAnsi="Times New Roman" w:eastAsia="FangSong" w:cs="Times New Roman"/>
+        </w:rPr>
+        <w:t>自由基抑制剂无影响</w:t>
+      </w:r>
+      <w:r>
+        <w:rPr>
+          <w:rFonts w:ascii="Times New Roman" w:hAnsi="Times New Roman" w:eastAsia="Times New Roman" w:cs="Times New Roman"/>
+        </w:rPr>
+        <w:t xml:space="preserve"> → </w:t>
+      </w:r>
+      <w:r>
+        <w:rPr>
+          <w:rFonts w:hint="eastAsia" w:ascii="Times New Roman" w:hAnsi="Times New Roman" w:eastAsia="FangSong" w:cs="Times New Roman"/>
+        </w:rPr>
+        <w:t>排除了自由基</w:t>
+      </w:r>
+      <w:r>
+        <w:rPr>
+          <w:rFonts w:hint="eastAsia" w:ascii="Times New Roman" w:hAnsi="Times New Roman" w:eastAsia="Times New Roman" w:cs="Times New Roman"/>
+        </w:rPr>
+        <w:t>（</w:t>
+      </w:r>
+      <w:r>
+        <w:rPr>
+          <w:rFonts w:hint="eastAsia" w:ascii="Times New Roman" w:hAnsi="Times New Roman" w:eastAsia="FangSong" w:cs="Times New Roman"/>
+        </w:rPr>
+        <w:t>含三线态卡宾</w:t>
+      </w:r>
+      <w:r>
+        <w:rPr>
+          <w:rFonts w:hint="eastAsia" w:ascii="Times New Roman" w:hAnsi="Times New Roman" w:eastAsia="Times New Roman" w:cs="Times New Roman"/>
+        </w:rPr>
+        <w:t>）。ρ</w:t>
+      </w:r>
+      <w:r>
+        <w:rPr>
+          <w:rFonts w:ascii="Times New Roman" w:hAnsi="Times New Roman" w:eastAsia="Times New Roman" w:cs="Times New Roman"/>
+        </w:rPr>
+        <w:t xml:space="preserve"> = </w:t>
+      </w:r>
+      <w:r>
+        <w:rPr>
+          <w:rFonts w:hint="eastAsia" w:ascii="Times New Roman" w:hAnsi="Times New Roman" w:eastAsia="Times New Roman" w:cs="Times New Roman"/>
+        </w:rPr>
+        <w:t>-3.8（σ</w:t>
+      </w:r>
+      <w:r>
+        <w:rPr>
+          <w:rFonts w:hint="eastAsia" w:ascii="Times New Roman" w:hAnsi="Times New Roman" w:eastAsia="Times New Roman" w:cs="Times New Roman"/>
+          <w:vertAlign w:val="superscript"/>
+        </w:rPr>
+        <w:t>+</w:t>
+      </w:r>
+      <w:r>
+        <w:rPr>
+          <w:rFonts w:ascii="Times New Roman" w:hAnsi="Times New Roman" w:eastAsia="Times New Roman" w:cs="Times New Roman"/>
+        </w:rPr>
+        <w:t xml:space="preserve"> </w:t>
+      </w:r>
+      <w:r>
+        <w:rPr>
+          <w:rFonts w:hint="eastAsia" w:ascii="Times New Roman" w:hAnsi="Times New Roman" w:eastAsia="FangSong" w:cs="Times New Roman"/>
+        </w:rPr>
+        <w:t>拟合好</w:t>
+      </w:r>
+      <w:r>
+        <w:rPr>
+          <w:rFonts w:hint="eastAsia" w:ascii="Times New Roman" w:hAnsi="Times New Roman" w:eastAsia="Times New Roman" w:cs="Times New Roman"/>
+        </w:rPr>
+        <w:t>）→</w:t>
+      </w:r>
+      <w:r>
+        <w:rPr>
+          <w:rFonts w:ascii="Times New Roman" w:hAnsi="Times New Roman" w:eastAsia="Times New Roman" w:cs="Times New Roman"/>
+        </w:rPr>
+        <w:t xml:space="preserve"> </w:t>
+      </w:r>
+      <w:r>
+        <w:rPr>
+          <w:rFonts w:hint="eastAsia" w:ascii="Times New Roman" w:hAnsi="Times New Roman" w:eastAsia="FangSong" w:cs="Times New Roman"/>
+        </w:rPr>
+        <w:t xml:space="preserve">正电荷与芳环共轭</w:t>
+      </w:r>
+      <w:r>
+        <w:rPr>
+          <w:rFonts w:ascii="Times New Roman" w:hAnsi="Times New Roman" w:eastAsia="Times New Roman" w:cs="Times New Roman"/>
+        </w:rPr>
+        <w:t xml:space="preserve"> → </w:t>
+      </w:r>
+      <w:r>
+        <w:rPr>
+          <w:rFonts w:hint="eastAsia" w:ascii="Times New Roman" w:hAnsi="Times New Roman" w:eastAsia="FangSong" w:cs="Times New Roman"/>
+        </w:rPr>
+        <w:t>有碳正离子特征</w:t>
+      </w:r>
+      <w:r>
+        <w:rPr>
+          <w:rFonts w:hint="eastAsia" w:ascii="Times New Roman" w:hAnsi="Times New Roman" w:eastAsia="Times New Roman" w:cs="Times New Roman"/>
+        </w:rPr>
+        <w:t>。</w:t>
+      </w:r>
+      <w:r>
+        <w:rPr>
+          <w:rFonts w:ascii="Times New Roman" w:hAnsi="Times New Roman" w:eastAsia="Times New Roman" w:cs="Times New Roman"/>
+        </w:rPr>
+        <w:t xml:space="preserve"> </w:t>
+      </w:r>
+      <w:r>
+        <w:rPr>
+          <w:rFonts w:ascii="Times New Roman" w:hAnsi="Times New Roman" w:eastAsia="Times New Roman" w:cs="Times New Roman"/>
+        </w:rPr>
+        <w:t xml:space="preserve">(b) KIE </w:t>
+      </w:r>
+      <w:r>
+        <w:rPr>
+          <w:rFonts w:hint="eastAsia" w:ascii="Times New Roman" w:hAnsi="Times New Roman" w:eastAsia="FangSong" w:cs="Times New Roman"/>
+        </w:rPr>
+        <w:t xml:space="preserve">约</w:t>
+      </w:r>
+      <w:r>
+        <w:rPr>
+          <w:rFonts w:ascii="Times New Roman" w:hAnsi="Times New Roman" w:eastAsia="Times New Roman" w:cs="Times New Roman"/>
+        </w:rPr>
+        <w:t xml:space="preserve"> 1 </w:t>
+      </w:r>
+      <w:r>
+        <w:rPr>
+          <w:rFonts w:hint="eastAsia" w:ascii="Times New Roman" w:hAnsi="Times New Roman" w:eastAsia="FangSong" w:cs="Times New Roman"/>
+        </w:rPr>
+        <w:t xml:space="preserve">且</w:t>
+      </w:r>
+      <w:r>
+        <w:rPr>
+          <w:rFonts w:ascii="Times New Roman" w:hAnsi="Times New Roman" w:eastAsia="Times New Roman" w:cs="Times New Roman"/>
+        </w:rPr>
+        <w:t xml:space="preserve"> D</w:t>
+      </w:r>
+      <w:r>
+        <w:rPr>
+          <w:rFonts w:ascii="Times New Roman" w:hAnsi="Times New Roman" w:eastAsia="Times New Roman" w:cs="Times New Roman"/>
+          <w:vertAlign w:val="subscript"/>
+        </w:rPr>
+        <w:t>2</w:t>
+      </w:r>
+      <w:r>
+        <w:rPr>
+          <w:rFonts w:ascii="Times New Roman" w:hAnsi="Times New Roman" w:eastAsia="Times New Roman" w:cs="Times New Roman"/>
+        </w:rPr>
+        <w:t xml:space="preserve">O </w:t>
+      </w:r>
+      <w:r>
+        <w:rPr>
+          <w:rFonts w:hint="eastAsia" w:ascii="Times New Roman" w:hAnsi="Times New Roman" w:eastAsia="FangSong" w:cs="Times New Roman"/>
+        </w:rPr>
+        <w:t xml:space="preserve">变慢</w:t>
+      </w:r>
+      <w:r>
+        <w:rPr>
+          <w:rFonts w:ascii="Times New Roman" w:hAnsi="Times New Roman" w:eastAsia="Times New Roman" w:cs="Times New Roman"/>
+        </w:rPr>
+        <w:t xml:space="preserve"> → RDS </w:t>
+      </w:r>
+      <w:r>
+        <w:rPr>
+          <w:rFonts w:hint="eastAsia" w:ascii="Times New Roman" w:hAnsi="Times New Roman" w:eastAsia="FangSong" w:cs="Times New Roman"/>
+        </w:rPr>
+        <w:t xml:space="preserve">不涉及</w:t>
+      </w:r>
+      <w:r>
+        <w:rPr>
+          <w:rFonts w:ascii="Times New Roman" w:hAnsi="Times New Roman" w:eastAsia="Times New Roman" w:cs="Times New Roman"/>
+        </w:rPr>
+        <w:t xml:space="preserve"> C-H </w:t>
+      </w:r>
+      <w:r>
+        <w:rPr>
+          <w:rFonts w:hint="eastAsia" w:ascii="Times New Roman" w:hAnsi="Times New Roman" w:eastAsia="FangSong" w:cs="Times New Roman"/>
+        </w:rPr>
+        <w:t>断裂</w:t>
+      </w:r>
+      <w:r>
+        <w:rPr>
+          <w:rFonts w:hint="eastAsia" w:ascii="Times New Roman" w:hAnsi="Times New Roman" w:eastAsia="Times New Roman" w:cs="Times New Roman"/>
+        </w:rPr>
+        <w:t>，</w:t>
+      </w:r>
+      <w:r>
+        <w:rPr>
+          <w:rFonts w:hint="eastAsia" w:ascii="Times New Roman" w:hAnsi="Times New Roman" w:eastAsia="FangSong" w:cs="Times New Roman"/>
+        </w:rPr>
+        <w:t>但涉及质子转移</w:t>
+      </w:r>
+      <w:r>
+        <w:rPr>
+          <w:rFonts w:hint="eastAsia" w:ascii="Times New Roman" w:hAnsi="Times New Roman" w:eastAsia="Times New Roman" w:cs="Times New Roman"/>
+        </w:rPr>
+        <w:t>。</w:t>
+      </w:r>
+      <w:r>
+        <w:rPr>
+          <w:rFonts w:hint="eastAsia" w:ascii="Times New Roman" w:hAnsi="Times New Roman" w:eastAsia="FangSong" w:cs="Times New Roman"/>
+        </w:rPr>
+        <w:t>可能是</w:t>
+      </w:r>
+      <w:r>
+        <w:rPr>
+          <w:rFonts w:ascii="Times New Roman" w:hAnsi="Times New Roman" w:eastAsia="Times New Roman" w:cs="Times New Roman"/>
+        </w:rPr>
+        <w:t xml:space="preserve"> </w:t>
+      </w:r>
+      <w:r>
+        <w:rPr>
+          <w:rFonts w:hint="eastAsia" w:ascii="Times New Roman" w:hAnsi="Times New Roman" w:eastAsia="Times New Roman" w:cs="Times New Roman"/>
+        </w:rPr>
+        <w:t>SN1（</w:t>
+      </w:r>
+      <w:r>
+        <w:rPr>
+          <w:rFonts w:hint="eastAsia" w:ascii="Times New Roman" w:hAnsi="Times New Roman" w:eastAsia="FangSong" w:cs="Times New Roman"/>
+        </w:rPr>
+        <w:t>解离为</w:t>
+      </w:r>
+      <w:r>
+        <w:rPr>
+          <w:rFonts w:ascii="Times New Roman" w:hAnsi="Times New Roman" w:eastAsia="Times New Roman" w:cs="Times New Roman"/>
+        </w:rPr>
+        <w:t xml:space="preserve"> </w:t>
+      </w:r>
+      <w:r>
+        <w:rPr>
+          <w:rFonts w:hint="eastAsia" w:ascii="Times New Roman" w:hAnsi="Times New Roman" w:eastAsia="Times New Roman" w:cs="Times New Roman"/>
+        </w:rPr>
+        <w:t>RDS，</w:t>
+      </w:r>
+      <w:r>
+        <w:rPr>
+          <w:rFonts w:hint="eastAsia" w:ascii="Times New Roman" w:hAnsi="Times New Roman" w:eastAsia="FangSong" w:cs="Times New Roman"/>
+        </w:rPr>
+        <w:t>随后快速被亲核试剂捕获</w:t>
+      </w:r>
+      <w:r>
+        <w:rPr>
+          <w:rFonts w:hint="eastAsia" w:ascii="Times New Roman" w:hAnsi="Times New Roman" w:eastAsia="Times New Roman" w:cs="Times New Roman"/>
+        </w:rPr>
+        <w:t>，</w:t>
+      </w:r>
+      <w:r>
+        <w:rPr>
+          <w:rFonts w:hint="eastAsia" w:ascii="Times New Roman" w:hAnsi="Times New Roman" w:eastAsia="FangSong" w:cs="Times New Roman"/>
+        </w:rPr>
+        <w:t>而质子化步骤参与平衡</w:t>
+      </w:r>
+      <w:r>
+        <w:rPr>
+          <w:rFonts w:hint="eastAsia" w:ascii="Times New Roman" w:hAnsi="Times New Roman" w:eastAsia="Times New Roman" w:cs="Times New Roman"/>
+        </w:rPr>
+        <w:t>）。</w:t>
+      </w:r>
+      <w:r>
+        <w:rPr>
+          <w:rFonts w:ascii="Times New Roman" w:hAnsi="Times New Roman" w:eastAsia="Times New Roman" w:cs="Times New Roman"/>
+        </w:rPr>
+        <w:t xml:space="preserve"> </w:t>
+      </w:r>
+      <w:r>
+        <w:rPr>
+          <w:rFonts w:ascii="Times New Roman" w:hAnsi="Times New Roman" w:eastAsia="Times New Roman" w:cs="Times New Roman"/>
+        </w:rPr>
+        <w:t xml:space="preserve">(c) </w:t>
+      </w:r>
+      <w:r>
+        <w:rPr>
+          <w:rFonts w:hint="eastAsia" w:ascii="Times New Roman" w:hAnsi="Times New Roman" w:eastAsia="FangSong" w:cs="Times New Roman"/>
+        </w:rPr>
+        <w:t>关键实验</w:t>
+      </w:r>
+      <w:r>
+        <w:rPr>
+          <w:rFonts w:hint="eastAsia" w:ascii="Times New Roman" w:hAnsi="Times New Roman" w:eastAsia="Times New Roman" w:cs="Times New Roman"/>
+        </w:rPr>
+        <w:t>：</w:t>
+      </w:r>
+      <w:r>
+        <w:rPr>
+          <w:rFonts w:hint="eastAsia" w:ascii="Times New Roman" w:hAnsi="Times New Roman" w:eastAsia="FangSong" w:cs="Times New Roman"/>
+        </w:rPr>
+        <w:t>若为</w:t>
+      </w:r>
+      <w:r>
+        <w:rPr>
+          <w:rFonts w:ascii="Times New Roman" w:hAnsi="Times New Roman" w:eastAsia="Times New Roman" w:cs="Times New Roman"/>
+        </w:rPr>
+        <w:t xml:space="preserve"> </w:t>
+      </w:r>
+      <w:r>
+        <w:rPr>
+          <w:rFonts w:hint="eastAsia" w:ascii="Times New Roman" w:hAnsi="Times New Roman" w:eastAsia="Times New Roman" w:cs="Times New Roman"/>
+        </w:rPr>
+        <w:t>SN1，</w:t>
+      </w:r>
+      <w:r>
+        <w:rPr>
+          <w:rFonts w:hint="eastAsia" w:ascii="Times New Roman" w:hAnsi="Times New Roman" w:eastAsia="FangSong" w:cs="Times New Roman"/>
+        </w:rPr>
+        <w:t>加更亲核的溶剂应加速</w:t>
+      </w:r>
+      <w:r>
+        <w:rPr>
+          <w:rFonts w:ascii="Times New Roman" w:hAnsi="Times New Roman" w:eastAsia="Times New Roman" w:cs="Times New Roman"/>
+        </w:rPr>
+        <w:t xml:space="preserve"> RDS </w:t>
+      </w:r>
+      <w:r>
+        <w:rPr>
+          <w:rFonts w:hint="eastAsia" w:ascii="Times New Roman" w:hAnsi="Times New Roman" w:eastAsia="FangSong" w:cs="Times New Roman"/>
+        </w:rPr>
+        <w:t>后的步骤但不影响总速率</w:t>
+      </w:r>
+      <w:r>
+        <w:rPr>
+          <w:rFonts w:hint="eastAsia" w:ascii="Times New Roman" w:hAnsi="Times New Roman" w:eastAsia="Times New Roman" w:cs="Times New Roman"/>
+        </w:rPr>
+        <w:t>（</w:t>
+      </w:r>
+      <w:r>
+        <w:rPr>
+          <w:rFonts w:hint="eastAsia" w:ascii="Times New Roman" w:hAnsi="Times New Roman" w:eastAsia="FangSong" w:cs="Times New Roman"/>
+        </w:rPr>
+        <w:t>如果</w:t>
+      </w:r>
+      <w:r>
+        <w:rPr>
+          <w:rFonts w:ascii="Times New Roman" w:hAnsi="Times New Roman" w:eastAsia="Times New Roman" w:cs="Times New Roman"/>
+        </w:rPr>
+        <w:t xml:space="preserve"> RDS </w:t>
+      </w:r>
+      <w:r>
+        <w:rPr>
+          <w:rFonts w:hint="eastAsia" w:ascii="Times New Roman" w:hAnsi="Times New Roman" w:eastAsia="FangSong" w:cs="Times New Roman"/>
+        </w:rPr>
+        <w:t>是解离</w:t>
+      </w:r>
+      <w:r>
+        <w:rPr>
+          <w:rFonts w:hint="eastAsia" w:ascii="Times New Roman" w:hAnsi="Times New Roman" w:eastAsia="Times New Roman" w:cs="Times New Roman"/>
+        </w:rPr>
+        <w:t>）。</w:t>
+      </w:r>
+      <w:r>
+        <w:rPr>
+          <w:rFonts w:hint="eastAsia" w:ascii="Times New Roman" w:hAnsi="Times New Roman" w:eastAsia="FangSong" w:cs="Times New Roman"/>
+        </w:rPr>
+        <w:t>若为</w:t>
+      </w:r>
+      <w:r>
+        <w:rPr>
+          <w:rFonts w:ascii="Times New Roman" w:hAnsi="Times New Roman" w:eastAsia="Times New Roman" w:cs="Times New Roman"/>
+        </w:rPr>
+        <w:t xml:space="preserve"> </w:t>
+      </w:r>
+      <w:r>
+        <w:rPr>
+          <w:rFonts w:hint="eastAsia" w:ascii="Times New Roman" w:hAnsi="Times New Roman" w:eastAsia="Times New Roman" w:cs="Times New Roman"/>
+        </w:rPr>
+        <w:t>SEAr，</w:t>
+      </w:r>
+      <w:r>
+        <w:rPr>
+          <w:rFonts w:hint="eastAsia" w:ascii="Times New Roman" w:hAnsi="Times New Roman" w:eastAsia="FangSong" w:cs="Times New Roman"/>
+        </w:rPr>
+        <w:t>改变亲电试剂浓度应改变速率</w:t>
+      </w:r>
+      <w:r>
+        <w:rPr>
+          <w:rFonts w:hint="eastAsia" w:ascii="Times New Roman" w:hAnsi="Times New Roman" w:eastAsia="Times New Roman" w:cs="Times New Roman"/>
+        </w:rPr>
+        <w:t>。</w:t>
+      </w:r>
     </w:p>
     <w:p>
       <w:pPr>
-        <w:pStyle w:val="Compact"/>
-        <w:numPr>
-          <w:ilvl w:val="1"/>
-          <w:numId w:val="1041"/>
-        </w:numPr>
+        <w:pStyle w:val="BodyText"/>
       </w:pPr>
       <w:r>
         <w:rPr>
-          <w:rFonts w:hint="eastAsia" w:ascii="Times New Roman" w:hAnsi="Times New Roman" w:eastAsia="FangSong" w:cs="Times New Roman"/>
-        </w:rPr>
-        <w:t>不是</w:t>
-      </w:r>
-      <w:r>
-        <w:rPr>
-          <w:rFonts w:hint="eastAsia" w:ascii="Times New Roman" w:hAnsi="Times New Roman" w:eastAsia="Times New Roman" w:cs="Times New Roman"/>
-        </w:rPr>
-        <w:t>。</w:t>
-      </w:r>
-      <w:r>
-        <w:rPr>
-          <w:rFonts w:hint="eastAsia" w:ascii="Times New Roman" w:hAnsi="Times New Roman" w:eastAsia="FangSong" w:cs="Times New Roman"/>
-        </w:rPr>
-        <w:t>自由基抑制剂无影响</w:t>
-      </w:r>
-      <w:r>
-        <w:rPr>
-          <w:rFonts w:ascii="Times New Roman" w:hAnsi="Times New Roman" w:eastAsia="Times New Roman" w:cs="Times New Roman"/>
-        </w:rPr>
-        <w:t xml:space="preserve"> → </w:t>
-      </w:r>
-      <w:r>
-        <w:rPr>
-          <w:rFonts w:hint="eastAsia" w:ascii="Times New Roman" w:hAnsi="Times New Roman" w:eastAsia="FangSong" w:cs="Times New Roman"/>
-        </w:rPr>
-        <w:t>排除了自由基</w:t>
-      </w:r>
-      <w:r>
-        <w:rPr>
-          <w:rFonts w:hint="eastAsia" w:ascii="Times New Roman" w:hAnsi="Times New Roman" w:eastAsia="Times New Roman" w:cs="Times New Roman"/>
-        </w:rPr>
-        <w:t>（</w:t>
-      </w:r>
-      <w:r>
-        <w:rPr>
-          <w:rFonts w:hint="eastAsia" w:ascii="Times New Roman" w:hAnsi="Times New Roman" w:eastAsia="FangSong" w:cs="Times New Roman"/>
-        </w:rPr>
-        <w:t>含三线态卡宾</w:t>
-      </w:r>
-      <w:r>
-        <w:rPr>
-          <w:rFonts w:hint="eastAsia" w:ascii="Times New Roman" w:hAnsi="Times New Roman" w:eastAsia="Times New Roman" w:cs="Times New Roman"/>
-        </w:rPr>
-        <w:t>）。ρ</w:t>
-      </w:r>
-      <w:r>
-        <w:rPr>
-          <w:rFonts w:ascii="Times New Roman" w:hAnsi="Times New Roman" w:eastAsia="Times New Roman" w:cs="Times New Roman"/>
-        </w:rPr>
-        <w:t xml:space="preserve"> = </w:t>
-      </w:r>
-      <w:r>
-        <w:rPr>
-          <w:rFonts w:hint="eastAsia" w:ascii="Times New Roman" w:hAnsi="Times New Roman" w:eastAsia="Times New Roman" w:cs="Times New Roman"/>
-        </w:rPr>
-        <w:t>-3.8（σ</w:t>
-      </w:r>
-      <w:r>
-        <w:rPr>
-          <w:rFonts w:hint="eastAsia" w:ascii="Times New Roman" w:hAnsi="Times New Roman" w:eastAsia="Times New Roman" w:cs="Times New Roman"/>
-          <w:vertAlign w:val="superscript"/>
-        </w:rPr>
-        <w:t>+</w:t>
-      </w:r>
-      <w:r>
-        <w:rPr>
-          <w:rFonts w:ascii="Times New Roman" w:hAnsi="Times New Roman" w:eastAsia="Times New Roman" w:cs="Times New Roman"/>
-        </w:rPr>
-        <w:t xml:space="preserve"> </w:t>
-      </w:r>
-      <w:r>
-        <w:rPr>
-          <w:rFonts w:hint="eastAsia" w:ascii="Times New Roman" w:hAnsi="Times New Roman" w:eastAsia="FangSong" w:cs="Times New Roman"/>
-        </w:rPr>
-        <w:t>拟合好</w:t>
-      </w:r>
-      <w:r>
-        <w:rPr>
-          <w:rFonts w:hint="eastAsia" w:ascii="Times New Roman" w:hAnsi="Times New Roman" w:eastAsia="Times New Roman" w:cs="Times New Roman"/>
-        </w:rPr>
-        <w:t>）→</w:t>
-      </w:r>
-      <w:r>
-        <w:rPr>
-          <w:rFonts w:ascii="Times New Roman" w:hAnsi="Times New Roman" w:eastAsia="Times New Roman" w:cs="Times New Roman"/>
-        </w:rPr>
-        <w:t xml:space="preserve"> </w:t>
-      </w:r>
-      <w:r>
-        <w:rPr>
-          <w:rFonts w:hint="eastAsia" w:ascii="Times New Roman" w:hAnsi="Times New Roman" w:eastAsia="FangSong" w:cs="Times New Roman"/>
-        </w:rPr>
-        <w:t xml:space="preserve">正电荷与芳环共轭</w:t>
-      </w:r>
-      <w:r>
-        <w:rPr>
-          <w:rFonts w:ascii="Times New Roman" w:hAnsi="Times New Roman" w:eastAsia="Times New Roman" w:cs="Times New Roman"/>
-        </w:rPr>
-        <w:t xml:space="preserve"> → </w:t>
-      </w:r>
-      <w:r>
-        <w:rPr>
-          <w:rFonts w:hint="eastAsia" w:ascii="Times New Roman" w:hAnsi="Times New Roman" w:eastAsia="FangSong" w:cs="Times New Roman"/>
-        </w:rPr>
-        <w:t>有碳正离子特征</w:t>
-      </w:r>
-      <w:r>
-        <w:rPr>
-          <w:rFonts w:hint="eastAsia" w:ascii="Times New Roman" w:hAnsi="Times New Roman" w:eastAsia="Times New Roman" w:cs="Times New Roman"/>
-        </w:rPr>
-        <w:t>。</w:t>
-      </w:r>
-    </w:p>
-    <w:p>
-      <w:pPr>
-        <w:pStyle w:val="Compact"/>
-        <w:numPr>
-          <w:ilvl w:val="1"/>
-          <w:numId w:val="1041"/>
-        </w:numPr>
-      </w:pPr>
-      <w:r>
-        <w:rPr>
-          <w:rFonts w:ascii="Times New Roman" w:hAnsi="Times New Roman" w:eastAsia="Times New Roman" w:cs="Times New Roman"/>
-        </w:rPr>
-        <w:t xml:space="preserve">KIE </w:t>
-      </w:r>
-      <w:r>
-        <w:rPr>
-          <w:rFonts w:hint="eastAsia" w:ascii="Times New Roman" w:hAnsi="Times New Roman" w:eastAsia="FangSong" w:cs="Times New Roman"/>
-        </w:rPr>
-        <w:t xml:space="preserve">约</w:t>
-      </w:r>
-      <w:r>
-        <w:rPr>
-          <w:rFonts w:ascii="Times New Roman" w:hAnsi="Times New Roman" w:eastAsia="Times New Roman" w:cs="Times New Roman"/>
-        </w:rPr>
-        <w:t xml:space="preserve"> 1 </w:t>
-      </w:r>
-      <w:r>
-        <w:rPr>
-          <w:rFonts w:hint="eastAsia" w:ascii="Times New Roman" w:hAnsi="Times New Roman" w:eastAsia="FangSong" w:cs="Times New Roman"/>
-        </w:rPr>
-        <w:t xml:space="preserve">且</w:t>
-      </w:r>
-      <w:r>
-        <w:rPr>
-          <w:rFonts w:ascii="Times New Roman" w:hAnsi="Times New Roman" w:eastAsia="Times New Roman" w:cs="Times New Roman"/>
-        </w:rPr>
-        <w:t xml:space="preserve"> D</w:t>
-      </w:r>
-      <w:r>
-        <w:rPr>
-          <w:rFonts w:ascii="Times New Roman" w:hAnsi="Times New Roman" w:eastAsia="Times New Roman" w:cs="Times New Roman"/>
-          <w:vertAlign w:val="subscript"/>
-        </w:rPr>
-        <w:t>2</w:t>
-      </w:r>
-      <w:r>
-        <w:rPr>
-          <w:rFonts w:ascii="Times New Roman" w:hAnsi="Times New Roman" w:eastAsia="Times New Roman" w:cs="Times New Roman"/>
-        </w:rPr>
-        <w:t xml:space="preserve">O </w:t>
-      </w:r>
-      <w:r>
-        <w:rPr>
-          <w:rFonts w:hint="eastAsia" w:ascii="Times New Roman" w:hAnsi="Times New Roman" w:eastAsia="FangSong" w:cs="Times New Roman"/>
-        </w:rPr>
-        <w:t xml:space="preserve">变慢</w:t>
-      </w:r>
-      <w:r>
-        <w:rPr>
-          <w:rFonts w:ascii="Times New Roman" w:hAnsi="Times New Roman" w:eastAsia="Times New Roman" w:cs="Times New Roman"/>
-        </w:rPr>
-        <w:t xml:space="preserve"> → RDS </w:t>
-      </w:r>
-      <w:r>
-        <w:rPr>
-          <w:rFonts w:hint="eastAsia" w:ascii="Times New Roman" w:hAnsi="Times New Roman" w:eastAsia="FangSong" w:cs="Times New Roman"/>
-        </w:rPr>
-        <w:t xml:space="preserve">不涉及</w:t>
-      </w:r>
-      <w:r>
-        <w:rPr>
-          <w:rFonts w:ascii="Times New Roman" w:hAnsi="Times New Roman" w:eastAsia="Times New Roman" w:cs="Times New Roman"/>
-        </w:rPr>
-        <w:t xml:space="preserve"> C-H </w:t>
-      </w:r>
-      <w:r>
-        <w:rPr>
-          <w:rFonts w:hint="eastAsia" w:ascii="Times New Roman" w:hAnsi="Times New Roman" w:eastAsia="FangSong" w:cs="Times New Roman"/>
-        </w:rPr>
-        <w:t>断裂</w:t>
-      </w:r>
-      <w:r>
-        <w:rPr>
-          <w:rFonts w:hint="eastAsia" w:ascii="Times New Roman" w:hAnsi="Times New Roman" w:eastAsia="Times New Roman" w:cs="Times New Roman"/>
-        </w:rPr>
-        <w:t>，</w:t>
-      </w:r>
-      <w:r>
-        <w:rPr>
-          <w:rFonts w:hint="eastAsia" w:ascii="Times New Roman" w:hAnsi="Times New Roman" w:eastAsia="FangSong" w:cs="Times New Roman"/>
-        </w:rPr>
-        <w:t>但涉及质子转移</w:t>
-      </w:r>
-      <w:r>
-        <w:rPr>
-          <w:rFonts w:hint="eastAsia" w:ascii="Times New Roman" w:hAnsi="Times New Roman" w:eastAsia="Times New Roman" w:cs="Times New Roman"/>
-        </w:rPr>
-        <w:t>。</w:t>
-      </w:r>
-      <w:r>
-        <w:rPr>
-          <w:rFonts w:hint="eastAsia" w:ascii="Times New Roman" w:hAnsi="Times New Roman" w:eastAsia="FangSong" w:cs="Times New Roman"/>
-        </w:rPr>
-        <w:t>可能是</w:t>
-      </w:r>
-      <w:r>
-        <w:rPr>
-          <w:rFonts w:ascii="Times New Roman" w:hAnsi="Times New Roman" w:eastAsia="Times New Roman" w:cs="Times New Roman"/>
-        </w:rPr>
-        <w:t xml:space="preserve"> </w:t>
-      </w:r>
-      <w:r>
-        <w:rPr>
-          <w:rFonts w:hint="eastAsia" w:ascii="Times New Roman" w:hAnsi="Times New Roman" w:eastAsia="Times New Roman" w:cs="Times New Roman"/>
-        </w:rPr>
-        <w:t>SN1（</w:t>
-      </w:r>
-      <w:r>
-        <w:rPr>
-          <w:rFonts w:hint="eastAsia" w:ascii="Times New Roman" w:hAnsi="Times New Roman" w:eastAsia="FangSong" w:cs="Times New Roman"/>
-        </w:rPr>
-        <w:t>解离为</w:t>
-      </w:r>
-      <w:r>
-        <w:rPr>
-          <w:rFonts w:ascii="Times New Roman" w:hAnsi="Times New Roman" w:eastAsia="Times New Roman" w:cs="Times New Roman"/>
-        </w:rPr>
-        <w:t xml:space="preserve"> </w:t>
-      </w:r>
-      <w:r>
-        <w:rPr>
-          <w:rFonts w:hint="eastAsia" w:ascii="Times New Roman" w:hAnsi="Times New Roman" w:eastAsia="Times New Roman" w:cs="Times New Roman"/>
-        </w:rPr>
-        <w:t>RDS，</w:t>
-      </w:r>
-      <w:r>
-        <w:rPr>
-          <w:rFonts w:hint="eastAsia" w:ascii="Times New Roman" w:hAnsi="Times New Roman" w:eastAsia="FangSong" w:cs="Times New Roman"/>
-        </w:rPr>
-        <w:t>随后快速被亲核试剂捕获</w:t>
-      </w:r>
-      <w:r>
-        <w:rPr>
-          <w:rFonts w:hint="eastAsia" w:ascii="Times New Roman" w:hAnsi="Times New Roman" w:eastAsia="Times New Roman" w:cs="Times New Roman"/>
-        </w:rPr>
-        <w:t>，</w:t>
-      </w:r>
-      <w:r>
-        <w:rPr>
-          <w:rFonts w:hint="eastAsia" w:ascii="Times New Roman" w:hAnsi="Times New Roman" w:eastAsia="FangSong" w:cs="Times New Roman"/>
-        </w:rPr>
-        <w:t>而质子化步骤参与平衡</w:t>
-      </w:r>
-      <w:r>
-        <w:rPr>
-          <w:rFonts w:hint="eastAsia" w:ascii="Times New Roman" w:hAnsi="Times New Roman" w:eastAsia="Times New Roman" w:cs="Times New Roman"/>
-        </w:rPr>
-        <w:t>）。</w:t>
-      </w:r>
-    </w:p>
-    <w:p>
-      <w:pPr>
-        <w:pStyle w:val="Compact"/>
-        <w:numPr>
-          <w:ilvl w:val="1"/>
-          <w:numId w:val="1041"/>
-        </w:numPr>
-      </w:pPr>
-      <w:r>
-        <w:rPr>
-          <w:rFonts w:hint="eastAsia" w:ascii="Times New Roman" w:hAnsi="Times New Roman" w:eastAsia="FangSong" w:cs="Times New Roman"/>
-        </w:rPr>
-        <w:t>关键实验</w:t>
-      </w:r>
-      <w:r>
-        <w:rPr>
-          <w:rFonts w:hint="eastAsia" w:ascii="Times New Roman" w:hAnsi="Times New Roman" w:eastAsia="Times New Roman" w:cs="Times New Roman"/>
-        </w:rPr>
-        <w:t>：</w:t>
-      </w:r>
-      <w:r>
-        <w:rPr>
-          <w:rFonts w:hint="eastAsia" w:ascii="Times New Roman" w:hAnsi="Times New Roman" w:eastAsia="FangSong" w:cs="Times New Roman"/>
-        </w:rPr>
-        <w:t>若为</w:t>
-      </w:r>
-      <w:r>
-        <w:rPr>
-          <w:rFonts w:ascii="Times New Roman" w:hAnsi="Times New Roman" w:eastAsia="Times New Roman" w:cs="Times New Roman"/>
-        </w:rPr>
-        <w:t xml:space="preserve"> </w:t>
-      </w:r>
-      <w:r>
-        <w:rPr>
-          <w:rFonts w:hint="eastAsia" w:ascii="Times New Roman" w:hAnsi="Times New Roman" w:eastAsia="Times New Roman" w:cs="Times New Roman"/>
-        </w:rPr>
-        <w:t>SN1，</w:t>
-      </w:r>
-      <w:r>
-        <w:rPr>
-          <w:rFonts w:hint="eastAsia" w:ascii="Times New Roman" w:hAnsi="Times New Roman" w:eastAsia="FangSong" w:cs="Times New Roman"/>
-        </w:rPr>
-        <w:t>加更亲核的溶剂应加速</w:t>
-      </w:r>
-      <w:r>
-        <w:rPr>
-          <w:rFonts w:ascii="Times New Roman" w:hAnsi="Times New Roman" w:eastAsia="Times New Roman" w:cs="Times New Roman"/>
-        </w:rPr>
-        <w:t xml:space="preserve"> RDS </w:t>
-      </w:r>
-      <w:r>
-        <w:rPr>
-          <w:rFonts w:hint="eastAsia" w:ascii="Times New Roman" w:hAnsi="Times New Roman" w:eastAsia="FangSong" w:cs="Times New Roman"/>
-        </w:rPr>
-        <w:t>后的步骤但不影响总速率</w:t>
-      </w:r>
-      <w:r>
-        <w:rPr>
-          <w:rFonts w:hint="eastAsia" w:ascii="Times New Roman" w:hAnsi="Times New Roman" w:eastAsia="Times New Roman" w:cs="Times New Roman"/>
-        </w:rPr>
-        <w:t>（</w:t>
-      </w:r>
-      <w:r>
-        <w:rPr>
-          <w:rFonts w:hint="eastAsia" w:ascii="Times New Roman" w:hAnsi="Times New Roman" w:eastAsia="FangSong" w:cs="Times New Roman"/>
-        </w:rPr>
-        <w:t>如果</w:t>
-      </w:r>
-      <w:r>
-        <w:rPr>
-          <w:rFonts w:ascii="Times New Roman" w:hAnsi="Times New Roman" w:eastAsia="Times New Roman" w:cs="Times New Roman"/>
-        </w:rPr>
-        <w:t xml:space="preserve"> RDS </w:t>
-      </w:r>
-      <w:r>
-        <w:rPr>
-          <w:rFonts w:hint="eastAsia" w:ascii="Times New Roman" w:hAnsi="Times New Roman" w:eastAsia="FangSong" w:cs="Times New Roman"/>
-        </w:rPr>
-        <w:t>是解离</w:t>
-      </w:r>
-      <w:r>
-        <w:rPr>
-          <w:rFonts w:hint="eastAsia" w:ascii="Times New Roman" w:hAnsi="Times New Roman" w:eastAsia="Times New Roman" w:cs="Times New Roman"/>
-        </w:rPr>
-        <w:t>）。</w:t>
-      </w:r>
-      <w:r>
-        <w:rPr>
-          <w:rFonts w:hint="eastAsia" w:ascii="Times New Roman" w:hAnsi="Times New Roman" w:eastAsia="FangSong" w:cs="Times New Roman"/>
-        </w:rPr>
-        <w:t>若为</w:t>
-      </w:r>
-      <w:r>
-        <w:rPr>
-          <w:rFonts w:ascii="Times New Roman" w:hAnsi="Times New Roman" w:eastAsia="Times New Roman" w:cs="Times New Roman"/>
-        </w:rPr>
-        <w:t xml:space="preserve"> </w:t>
-      </w:r>
-      <w:r>
-        <w:rPr>
-          <w:rFonts w:hint="eastAsia" w:ascii="Times New Roman" w:hAnsi="Times New Roman" w:eastAsia="Times New Roman" w:cs="Times New Roman"/>
-        </w:rPr>
-        <w:t>SEAr，</w:t>
-      </w:r>
-      <w:r>
-        <w:rPr>
-          <w:rFonts w:hint="eastAsia" w:ascii="Times New Roman" w:hAnsi="Times New Roman" w:eastAsia="FangSong" w:cs="Times New Roman"/>
-        </w:rPr>
-        <w:t>改变亲电试剂浓度应改变速率</w:t>
-      </w:r>
-      <w:r>
-        <w:rPr>
-          <w:rFonts w:hint="eastAsia" w:ascii="Times New Roman" w:hAnsi="Times New Roman" w:eastAsia="Times New Roman" w:cs="Times New Roman"/>
-        </w:rPr>
-        <w:t>。</w:t>
-      </w:r>
-    </w:p>
-    <w:p>
-      <w:pPr>
-        <w:numPr>
-          <w:ilvl w:val="0"/>
-          <w:numId w:val="1039"/>
-        </w:numPr>
-      </w:pPr>
+          <w:rFonts w:ascii="Times New Roman" w:hAnsi="Times New Roman" w:eastAsia="Times New Roman" w:cs="Times New Roman"/>
+          <w:b/>
+          <w:bCs/>
+        </w:rPr>
+        <w:t xml:space="preserve">8.</w:t>
+      </w:r>
+      <w:r>
+        <w:rPr>
+          <w:rFonts w:ascii="Times New Roman" w:hAnsi="Times New Roman" w:eastAsia="Times New Roman" w:cs="Times New Roman"/>
+        </w:rPr>
+        <w:t xml:space="preserve"> </w:t>
+      </w:r>
       <w:r>
         <w:rPr>
           <w:rFonts w:hint="eastAsia" w:ascii="Times New Roman" w:hAnsi="Times New Roman" w:eastAsia="FangSong" w:cs="Times New Roman"/>
@@ -33723,7 +33969,7 @@
         <w:pStyle w:val="Compact"/>
         <w:numPr>
           <w:ilvl w:val="0"/>
-          <w:numId w:val="1042"/>
+          <w:numId w:val="1033"/>
         </w:numPr>
       </w:pPr>
       <w:r>
@@ -33834,7 +34080,7 @@
         <w:pStyle w:val="Compact"/>
         <w:numPr>
           <w:ilvl w:val="0"/>
-          <w:numId w:val="1042"/>
+          <w:numId w:val="1033"/>
         </w:numPr>
       </w:pPr>
       <w:r>
@@ -33927,7 +34173,7 @@
         <w:pStyle w:val="Compact"/>
         <w:numPr>
           <w:ilvl w:val="0"/>
-          <w:numId w:val="1042"/>
+          <w:numId w:val="1033"/>
         </w:numPr>
       </w:pPr>
       <w:r>
@@ -34014,7 +34260,7 @@
         <w:pStyle w:val="Compact"/>
         <w:numPr>
           <w:ilvl w:val="0"/>
-          <w:numId w:val="1042"/>
+          <w:numId w:val="1033"/>
         </w:numPr>
       </w:pPr>
       <w:r>
@@ -34083,7 +34329,7 @@
         <w:pStyle w:val="Compact"/>
         <w:numPr>
           <w:ilvl w:val="0"/>
-          <w:numId w:val="1042"/>
+          <w:numId w:val="1033"/>
         </w:numPr>
       </w:pPr>
       <w:r>
@@ -34176,7 +34422,7 @@
         <w:pStyle w:val="Compact"/>
         <w:numPr>
           <w:ilvl w:val="0"/>
-          <w:numId w:val="1042"/>
+          <w:numId w:val="1033"/>
         </w:numPr>
       </w:pPr>
       <w:r>
@@ -34233,7 +34479,7 @@
         <w:pStyle w:val="Compact"/>
         <w:numPr>
           <w:ilvl w:val="0"/>
-          <w:numId w:val="1042"/>
+          <w:numId w:val="1033"/>
         </w:numPr>
       </w:pPr>
       <w:r>
@@ -34290,7 +34536,7 @@
         <w:pStyle w:val="Compact"/>
         <w:numPr>
           <w:ilvl w:val="0"/>
-          <w:numId w:val="1042"/>
+          <w:numId w:val="1033"/>
         </w:numPr>
       </w:pPr>
       <w:r>
@@ -34690,91 +34936,6 @@
       </w:pPr>
     </w:lvl>
   </w:abstractNum>
-  <w:abstractNum w:abstractNumId="99414">
-    <w:nsid w:val="00A99414"/>
-    <w:multiLevelType w:val="multilevel"/>
-    <w:lvl w:ilvl="0">
-      <w:start w:val="4"/>
-      <w:numFmt w:val="decimal"/>
-      <w:lvlText w:val="%1."/>
-      <w:lvlJc w:val="left"/>
-      <w:pPr>
-        <w:ind w:left="720" w:hanging="360"/>
-      </w:pPr>
-    </w:lvl>
-    <w:lvl w:ilvl="1">
-      <w:start w:val="4"/>
-      <w:numFmt w:val="decimal"/>
-      <w:lvlText w:val="%2."/>
-      <w:lvlJc w:val="left"/>
-      <w:pPr>
-        <w:ind w:left="1440" w:hanging="360"/>
-      </w:pPr>
-    </w:lvl>
-    <w:lvl w:ilvl="2">
-      <w:start w:val="4"/>
-      <w:numFmt w:val="decimal"/>
-      <w:lvlText w:val="%3."/>
-      <w:lvlJc w:val="left"/>
-      <w:pPr>
-        <w:ind w:left="2160" w:hanging="360"/>
-      </w:pPr>
-    </w:lvl>
-    <w:lvl w:ilvl="3">
-      <w:start w:val="4"/>
-      <w:numFmt w:val="decimal"/>
-      <w:lvlText w:val="%4."/>
-      <w:lvlJc w:val="left"/>
-      <w:pPr>
-        <w:ind w:left="2880" w:hanging="360"/>
-      </w:pPr>
-    </w:lvl>
-    <w:lvl w:ilvl="4">
-      <w:start w:val="4"/>
-      <w:numFmt w:val="decimal"/>
-      <w:lvlText w:val="%5."/>
-      <w:lvlJc w:val="left"/>
-      <w:pPr>
-        <w:ind w:left="3600" w:hanging="360"/>
-      </w:pPr>
-    </w:lvl>
-    <w:lvl w:ilvl="5">
-      <w:start w:val="4"/>
-      <w:numFmt w:val="decimal"/>
-      <w:lvlText w:val="%6."/>
-      <w:lvlJc w:val="left"/>
-      <w:pPr>
-        <w:ind w:left="4320" w:hanging="360"/>
-      </w:pPr>
-    </w:lvl>
-    <w:lvl w:ilvl="6">
-      <w:start w:val="4"/>
-      <w:numFmt w:val="decimal"/>
-      <w:lvlText w:val="%7."/>
-      <w:lvlJc w:val="left"/>
-      <w:pPr>
-        <w:ind w:left="5040" w:hanging="360"/>
-      </w:pPr>
-    </w:lvl>
-    <w:lvl w:ilvl="7">
-      <w:start w:val="4"/>
-      <w:numFmt w:val="decimal"/>
-      <w:lvlText w:val="%8."/>
-      <w:lvlJc w:val="left"/>
-      <w:pPr>
-        <w:ind w:left="5760" w:hanging="360"/>
-      </w:pPr>
-    </w:lvl>
-    <w:lvl w:ilvl="8">
-      <w:start w:val="4"/>
-      <w:numFmt w:val="decimal"/>
-      <w:lvlText w:val="%9."/>
-      <w:lvlJc w:val="left"/>
-      <w:pPr>
-        <w:ind w:left="6480" w:hanging="360"/>
-      </w:pPr>
-    </w:lvl>
-  </w:abstractNum>
   <w:abstractNum w:abstractNumId="99731">
     <w:nsid w:val="00A99731"/>
     <w:multiLevelType w:val="multilevel"/>
@@ -34854,91 +35015,6 @@
       <w:start w:val="1"/>
       <w:numFmt w:val="lowerLetter"/>
       <w:lvlText w:val="(%9)"/>
-      <w:lvlJc w:val="left"/>
-      <w:pPr>
-        <w:ind w:left="6480" w:hanging="360"/>
-      </w:pPr>
-    </w:lvl>
-  </w:abstractNum>
-  <w:abstractNum w:abstractNumId="99417">
-    <w:nsid w:val="00A99417"/>
-    <w:multiLevelType w:val="multilevel"/>
-    <w:lvl w:ilvl="0">
-      <w:start w:val="7"/>
-      <w:numFmt w:val="decimal"/>
-      <w:lvlText w:val="%1."/>
-      <w:lvlJc w:val="left"/>
-      <w:pPr>
-        <w:ind w:left="720" w:hanging="360"/>
-      </w:pPr>
-    </w:lvl>
-    <w:lvl w:ilvl="1">
-      <w:start w:val="7"/>
-      <w:numFmt w:val="decimal"/>
-      <w:lvlText w:val="%2."/>
-      <w:lvlJc w:val="left"/>
-      <w:pPr>
-        <w:ind w:left="1440" w:hanging="360"/>
-      </w:pPr>
-    </w:lvl>
-    <w:lvl w:ilvl="2">
-      <w:start w:val="7"/>
-      <w:numFmt w:val="decimal"/>
-      <w:lvlText w:val="%3."/>
-      <w:lvlJc w:val="left"/>
-      <w:pPr>
-        <w:ind w:left="2160" w:hanging="360"/>
-      </w:pPr>
-    </w:lvl>
-    <w:lvl w:ilvl="3">
-      <w:start w:val="7"/>
-      <w:numFmt w:val="decimal"/>
-      <w:lvlText w:val="%4."/>
-      <w:lvlJc w:val="left"/>
-      <w:pPr>
-        <w:ind w:left="2880" w:hanging="360"/>
-      </w:pPr>
-    </w:lvl>
-    <w:lvl w:ilvl="4">
-      <w:start w:val="7"/>
-      <w:numFmt w:val="decimal"/>
-      <w:lvlText w:val="%5."/>
-      <w:lvlJc w:val="left"/>
-      <w:pPr>
-        <w:ind w:left="3600" w:hanging="360"/>
-      </w:pPr>
-    </w:lvl>
-    <w:lvl w:ilvl="5">
-      <w:start w:val="7"/>
-      <w:numFmt w:val="decimal"/>
-      <w:lvlText w:val="%6."/>
-      <w:lvlJc w:val="left"/>
-      <w:pPr>
-        <w:ind w:left="4320" w:hanging="360"/>
-      </w:pPr>
-    </w:lvl>
-    <w:lvl w:ilvl="6">
-      <w:start w:val="7"/>
-      <w:numFmt w:val="decimal"/>
-      <w:lvlText w:val="%7."/>
-      <w:lvlJc w:val="left"/>
-      <w:pPr>
-        <w:ind w:left="5040" w:hanging="360"/>
-      </w:pPr>
-    </w:lvl>
-    <w:lvl w:ilvl="7">
-      <w:start w:val="7"/>
-      <w:numFmt w:val="decimal"/>
-      <w:lvlText w:val="%8."/>
-      <w:lvlJc w:val="left"/>
-      <w:pPr>
-        <w:ind w:left="5760" w:hanging="360"/>
-      </w:pPr>
-    </w:lvl>
-    <w:lvl w:ilvl="8">
-      <w:start w:val="7"/>
-      <w:numFmt w:val="decimal"/>
-      <w:lvlText w:val="%9."/>
       <w:lvlJc w:val="left"/>
       <w:pPr>
         <w:ind w:left="6480" w:hanging="360"/>
@@ -35231,7 +35307,7 @@
     <w:abstractNumId w:val="991"/>
   </w:num>
   <w:num w:numId="1032">
-    <w:abstractNumId w:val="99411"/>
+    <w:abstractNumId w:val="99731"/>
     <w:lvlOverride w:ilvl="0">
       <w:startOverride w:val="1"/>
     </w:lvlOverride>
@@ -35261,222 +35337,6 @@
     </w:lvlOverride>
   </w:num>
   <w:num w:numId="1033">
-    <w:abstractNumId w:val="99414"/>
-    <w:lvlOverride w:ilvl="0">
-      <w:startOverride w:val="4"/>
-    </w:lvlOverride>
-    <w:lvlOverride w:ilvl="1">
-      <w:startOverride w:val="4"/>
-    </w:lvlOverride>
-    <w:lvlOverride w:ilvl="2">
-      <w:startOverride w:val="4"/>
-    </w:lvlOverride>
-    <w:lvlOverride w:ilvl="3">
-      <w:startOverride w:val="4"/>
-    </w:lvlOverride>
-    <w:lvlOverride w:ilvl="4">
-      <w:startOverride w:val="4"/>
-    </w:lvlOverride>
-    <w:lvlOverride w:ilvl="5">
-      <w:startOverride w:val="4"/>
-    </w:lvlOverride>
-    <w:lvlOverride w:ilvl="6">
-      <w:startOverride w:val="4"/>
-    </w:lvlOverride>
-    <w:lvlOverride w:ilvl="7">
-      <w:startOverride w:val="4"/>
-    </w:lvlOverride>
-    <w:lvlOverride w:ilvl="8">
-      <w:startOverride w:val="4"/>
-    </w:lvlOverride>
-  </w:num>
-  <w:num w:numId="1034">
-    <w:abstractNumId w:val="99731"/>
-    <w:lvlOverride w:ilvl="0">
-      <w:startOverride w:val="1"/>
-    </w:lvlOverride>
-    <w:lvlOverride w:ilvl="1">
-      <w:startOverride w:val="1"/>
-    </w:lvlOverride>
-    <w:lvlOverride w:ilvl="2">
-      <w:startOverride w:val="1"/>
-    </w:lvlOverride>
-    <w:lvlOverride w:ilvl="3">
-      <w:startOverride w:val="1"/>
-    </w:lvlOverride>
-    <w:lvlOverride w:ilvl="4">
-      <w:startOverride w:val="1"/>
-    </w:lvlOverride>
-    <w:lvlOverride w:ilvl="5">
-      <w:startOverride w:val="1"/>
-    </w:lvlOverride>
-    <w:lvlOverride w:ilvl="6">
-      <w:startOverride w:val="1"/>
-    </w:lvlOverride>
-    <w:lvlOverride w:ilvl="7">
-      <w:startOverride w:val="1"/>
-    </w:lvlOverride>
-    <w:lvlOverride w:ilvl="8">
-      <w:startOverride w:val="1"/>
-    </w:lvlOverride>
-  </w:num>
-  <w:num w:numId="1035">
-    <w:abstractNumId w:val="99417"/>
-    <w:lvlOverride w:ilvl="0">
-      <w:startOverride w:val="7"/>
-    </w:lvlOverride>
-    <w:lvlOverride w:ilvl="1">
-      <w:startOverride w:val="7"/>
-    </w:lvlOverride>
-    <w:lvlOverride w:ilvl="2">
-      <w:startOverride w:val="7"/>
-    </w:lvlOverride>
-    <w:lvlOverride w:ilvl="3">
-      <w:startOverride w:val="7"/>
-    </w:lvlOverride>
-    <w:lvlOverride w:ilvl="4">
-      <w:startOverride w:val="7"/>
-    </w:lvlOverride>
-    <w:lvlOverride w:ilvl="5">
-      <w:startOverride w:val="7"/>
-    </w:lvlOverride>
-    <w:lvlOverride w:ilvl="6">
-      <w:startOverride w:val="7"/>
-    </w:lvlOverride>
-    <w:lvlOverride w:ilvl="7">
-      <w:startOverride w:val="7"/>
-    </w:lvlOverride>
-    <w:lvlOverride w:ilvl="8">
-      <w:startOverride w:val="7"/>
-    </w:lvlOverride>
-  </w:num>
-  <w:num w:numId="1036">
-    <w:abstractNumId w:val="991"/>
-  </w:num>
-  <w:num w:numId="1037">
-    <w:abstractNumId w:val="99731"/>
-    <w:lvlOverride w:ilvl="0">
-      <w:startOverride w:val="1"/>
-    </w:lvlOverride>
-    <w:lvlOverride w:ilvl="1">
-      <w:startOverride w:val="1"/>
-    </w:lvlOverride>
-    <w:lvlOverride w:ilvl="2">
-      <w:startOverride w:val="1"/>
-    </w:lvlOverride>
-    <w:lvlOverride w:ilvl="3">
-      <w:startOverride w:val="1"/>
-    </w:lvlOverride>
-    <w:lvlOverride w:ilvl="4">
-      <w:startOverride w:val="1"/>
-    </w:lvlOverride>
-    <w:lvlOverride w:ilvl="5">
-      <w:startOverride w:val="1"/>
-    </w:lvlOverride>
-    <w:lvlOverride w:ilvl="6">
-      <w:startOverride w:val="1"/>
-    </w:lvlOverride>
-    <w:lvlOverride w:ilvl="7">
-      <w:startOverride w:val="1"/>
-    </w:lvlOverride>
-    <w:lvlOverride w:ilvl="8">
-      <w:startOverride w:val="1"/>
-    </w:lvlOverride>
-  </w:num>
-  <w:num w:numId="1038">
-    <w:abstractNumId w:val="991"/>
-  </w:num>
-  <w:num w:numId="1039">
-    <w:abstractNumId w:val="99411"/>
-    <w:lvlOverride w:ilvl="0">
-      <w:startOverride w:val="1"/>
-    </w:lvlOverride>
-    <w:lvlOverride w:ilvl="1">
-      <w:startOverride w:val="1"/>
-    </w:lvlOverride>
-    <w:lvlOverride w:ilvl="2">
-      <w:startOverride w:val="1"/>
-    </w:lvlOverride>
-    <w:lvlOverride w:ilvl="3">
-      <w:startOverride w:val="1"/>
-    </w:lvlOverride>
-    <w:lvlOverride w:ilvl="4">
-      <w:startOverride w:val="1"/>
-    </w:lvlOverride>
-    <w:lvlOverride w:ilvl="5">
-      <w:startOverride w:val="1"/>
-    </w:lvlOverride>
-    <w:lvlOverride w:ilvl="6">
-      <w:startOverride w:val="1"/>
-    </w:lvlOverride>
-    <w:lvlOverride w:ilvl="7">
-      <w:startOverride w:val="1"/>
-    </w:lvlOverride>
-    <w:lvlOverride w:ilvl="8">
-      <w:startOverride w:val="1"/>
-    </w:lvlOverride>
-  </w:num>
-  <w:num w:numId="1040">
-    <w:abstractNumId w:val="99731"/>
-    <w:lvlOverride w:ilvl="0">
-      <w:startOverride w:val="1"/>
-    </w:lvlOverride>
-    <w:lvlOverride w:ilvl="1">
-      <w:startOverride w:val="1"/>
-    </w:lvlOverride>
-    <w:lvlOverride w:ilvl="2">
-      <w:startOverride w:val="1"/>
-    </w:lvlOverride>
-    <w:lvlOverride w:ilvl="3">
-      <w:startOverride w:val="1"/>
-    </w:lvlOverride>
-    <w:lvlOverride w:ilvl="4">
-      <w:startOverride w:val="1"/>
-    </w:lvlOverride>
-    <w:lvlOverride w:ilvl="5">
-      <w:startOverride w:val="1"/>
-    </w:lvlOverride>
-    <w:lvlOverride w:ilvl="6">
-      <w:startOverride w:val="1"/>
-    </w:lvlOverride>
-    <w:lvlOverride w:ilvl="7">
-      <w:startOverride w:val="1"/>
-    </w:lvlOverride>
-    <w:lvlOverride w:ilvl="8">
-      <w:startOverride w:val="1"/>
-    </w:lvlOverride>
-  </w:num>
-  <w:num w:numId="1041">
-    <w:abstractNumId w:val="99731"/>
-    <w:lvlOverride w:ilvl="0">
-      <w:startOverride w:val="1"/>
-    </w:lvlOverride>
-    <w:lvlOverride w:ilvl="1">
-      <w:startOverride w:val="1"/>
-    </w:lvlOverride>
-    <w:lvlOverride w:ilvl="2">
-      <w:startOverride w:val="1"/>
-    </w:lvlOverride>
-    <w:lvlOverride w:ilvl="3">
-      <w:startOverride w:val="1"/>
-    </w:lvlOverride>
-    <w:lvlOverride w:ilvl="4">
-      <w:startOverride w:val="1"/>
-    </w:lvlOverride>
-    <w:lvlOverride w:ilvl="5">
-      <w:startOverride w:val="1"/>
-    </w:lvlOverride>
-    <w:lvlOverride w:ilvl="6">
-      <w:startOverride w:val="1"/>
-    </w:lvlOverride>
-    <w:lvlOverride w:ilvl="7">
-      <w:startOverride w:val="1"/>
-    </w:lvlOverride>
-    <w:lvlOverride w:ilvl="8">
-      <w:startOverride w:val="1"/>
-    </w:lvlOverride>
-  </w:num>
-  <w:num w:numId="1042">
     <w:abstractNumId w:val="991"/>
   </w:num>
 </w:numbering>

--- a/06-学生侧材料/讲义/6-有机化学/高等有机机理.docx
+++ b/06-学生侧材料/讲义/6-有机化学/高等有机机理.docx
@@ -309,388 +309,701 @@
     </w:p>
     <w:p>
       <w:pPr>
-        <w:pStyle w:val="Compact"/>
-        <w:numPr>
-          <w:ilvl w:val="0"/>
-          <w:numId w:val="1001"/>
-        </w:numPr>
+        <w:pStyle w:val="BlockText"/>
+        <w:spacing w:after="80"/>
       </w:pPr>
       <w:r>
         <w:rPr>
           <w:rFonts w:hint="eastAsia" w:ascii="Times New Roman" w:hAnsi="Times New Roman" w:eastAsia="FangSong" w:cs="Times New Roman"/>
         </w:rPr>
-        <w:t xml:space="preserve">能从</w:t>
-      </w:r>
-      <w:r>
-        <w:rPr>
-          <w:rFonts w:ascii="Times New Roman" w:hAnsi="Times New Roman" w:eastAsia="Times New Roman" w:cs="Times New Roman"/>
-        </w:rPr>
-        <w:t xml:space="preserve"> Hammett ρ </w:t>
-      </w:r>
-      <w:r>
-        <w:rPr>
-          <w:rFonts w:hint="eastAsia" w:ascii="Times New Roman" w:hAnsi="Times New Roman" w:eastAsia="FangSong" w:cs="Times New Roman"/>
-        </w:rPr>
-        <w:t xml:space="preserve">的符号和大小反推过渡态电荷分布</w:t>
+        <w:t>对齐考纲</w:t>
+      </w:r>
+      <w:r>
+        <w:rPr>
+          <w:rFonts w:hint="eastAsia" w:ascii="Times New Roman" w:hAnsi="Times New Roman" w:eastAsia="Times New Roman" w:cs="Times New Roman"/>
+        </w:rPr>
+        <w:t>：§32</w:t>
+      </w:r>
+      <w:r>
+        <w:rPr>
+          <w:rFonts w:ascii="Times New Roman" w:hAnsi="Times New Roman" w:eastAsia="Times New Roman" w:cs="Times New Roman"/>
+        </w:rPr>
+        <w:t xml:space="preserve"> </w:t>
+      </w:r>
+      <w:r>
+        <w:rPr>
+          <w:rFonts w:hint="eastAsia" w:ascii="Times New Roman" w:hAnsi="Times New Roman" w:eastAsia="FangSong" w:cs="Times New Roman"/>
+        </w:rPr>
+        <w:t xml:space="preserve">有机反应机理</w:t>
+      </w:r>
+      <w:r>
+        <w:rPr>
+          <w:rFonts w:ascii="Times New Roman" w:hAnsi="Times New Roman" w:eastAsia="Times New Roman" w:cs="Times New Roman"/>
+        </w:rPr>
+        <w:t xml:space="preserve"> · §34 </w:t>
+      </w:r>
+      <w:r>
+        <w:rPr>
+          <w:rFonts w:hint="eastAsia" w:ascii="Times New Roman" w:hAnsi="Times New Roman" w:eastAsia="FangSong" w:cs="Times New Roman"/>
+        </w:rPr>
+        <w:t xml:space="preserve">有机活性中间体</w:t>
+      </w:r>
+      <w:r>
+        <w:rPr>
+          <w:rFonts w:ascii="Times New Roman" w:hAnsi="Times New Roman" w:eastAsia="Times New Roman" w:cs="Times New Roman"/>
+        </w:rPr>
+        <w:t xml:space="preserve"> · §49 </w:t>
+      </w:r>
+      <w:r>
+        <w:rPr>
+          <w:rFonts w:hint="eastAsia" w:ascii="Times New Roman" w:hAnsi="Times New Roman" w:eastAsia="FangSong" w:cs="Times New Roman"/>
+        </w:rPr>
+        <w:t xml:space="preserve">周环反应</w:t>
       </w:r>
     </w:p>
-    <w:p>
-      <w:pPr>
-        <w:pStyle w:val="Compact"/>
-        <w:numPr>
-          <w:ilvl w:val="0"/>
-          <w:numId w:val="1001"/>
-        </w:numPr>
-      </w:pPr>
-      <w:r>
-        <w:rPr>
-          <w:rFonts w:hint="eastAsia" w:ascii="Times New Roman" w:hAnsi="Times New Roman" w:eastAsia="FangSong" w:cs="Times New Roman"/>
-        </w:rPr>
-        <w:t xml:space="preserve">能从</w:t>
-      </w:r>
-      <w:r>
-        <w:rPr>
-          <w:rFonts w:ascii="Times New Roman" w:hAnsi="Times New Roman" w:eastAsia="Times New Roman" w:cs="Times New Roman"/>
-        </w:rPr>
-        <w:t xml:space="preserve"> KIE </w:t>
-      </w:r>
-      <w:r>
-        <w:rPr>
-          <w:rFonts w:hint="eastAsia" w:ascii="Times New Roman" w:hAnsi="Times New Roman" w:eastAsia="FangSong" w:cs="Times New Roman"/>
-        </w:rPr>
-        <w:t xml:space="preserve">数据判断速控步是否涉及</w:t>
-      </w:r>
-      <w:r>
-        <w:rPr>
-          <w:rFonts w:ascii="Times New Roman" w:hAnsi="Times New Roman" w:eastAsia="Times New Roman" w:cs="Times New Roman"/>
-        </w:rPr>
-        <w:t xml:space="preserve"> C-H </w:t>
-      </w:r>
-      <w:r>
-        <w:rPr>
-          <w:rFonts w:hint="eastAsia" w:ascii="Times New Roman" w:hAnsi="Times New Roman" w:eastAsia="FangSong" w:cs="Times New Roman"/>
-        </w:rPr>
-        <w:t>断裂</w:t>
-      </w:r>
-      <w:r>
-        <w:rPr>
-          <w:rFonts w:hint="eastAsia" w:ascii="Times New Roman" w:hAnsi="Times New Roman" w:eastAsia="Times New Roman" w:cs="Times New Roman"/>
-        </w:rPr>
-        <w:t>（</w:t>
-      </w:r>
-      <w:r>
-        <w:rPr>
-          <w:rFonts w:hint="eastAsia" w:ascii="Times New Roman" w:hAnsi="Times New Roman" w:eastAsia="FangSong" w:cs="Times New Roman"/>
-        </w:rPr>
-        <w:t>一级</w:t>
-      </w:r>
-      <w:r>
-        <w:rPr>
-          <w:rFonts w:ascii="Times New Roman" w:hAnsi="Times New Roman" w:eastAsia="Times New Roman" w:cs="Times New Roman"/>
-        </w:rPr>
-        <w:t xml:space="preserve"> vs </w:t>
-      </w:r>
-      <w:r>
-        <w:rPr>
-          <w:rFonts w:hint="eastAsia" w:ascii="Times New Roman" w:hAnsi="Times New Roman" w:eastAsia="FangSong" w:cs="Times New Roman"/>
-        </w:rPr>
-        <w:t xml:space="preserve">二级</w:t>
-      </w:r>
-      <w:r>
-        <w:rPr>
-          <w:rFonts w:ascii="Times New Roman" w:hAnsi="Times New Roman" w:eastAsia="Times New Roman" w:cs="Times New Roman"/>
-        </w:rPr>
-        <w:t xml:space="preserve"> KIE </w:t>
-      </w:r>
-      <w:r>
-        <w:rPr>
-          <w:rFonts w:hint="eastAsia" w:ascii="Times New Roman" w:hAnsi="Times New Roman" w:eastAsia="FangSong" w:cs="Times New Roman"/>
-        </w:rPr>
-        <w:t xml:space="preserve">的区分</w:t>
-      </w:r>
-      <w:r>
-        <w:rPr>
-          <w:rFonts w:ascii="Times New Roman" w:hAnsi="Times New Roman" w:eastAsia="Times New Roman" w:cs="Times New Roman"/>
-        </w:rPr>
-        <w:t xml:space="preserve"> </w:t>
-      </w:r>
-      <w:r>
-        <w:rPr>
-          <w:rFonts w:hint="eastAsia" w:ascii="Times New Roman" w:hAnsi="Times New Roman" w:eastAsia="Times New Roman" w:cs="Times New Roman"/>
-        </w:rPr>
-        <w:t xml:space="preserve">100%）</w:t>
-      </w:r>
-    </w:p>
-    <w:p>
-      <w:pPr>
-        <w:pStyle w:val="Compact"/>
-        <w:numPr>
-          <w:ilvl w:val="0"/>
-          <w:numId w:val="1001"/>
-        </w:numPr>
-      </w:pPr>
-      <w:r>
-        <w:rPr>
-          <w:rFonts w:hint="eastAsia" w:ascii="Times New Roman" w:hAnsi="Times New Roman" w:eastAsia="FangSong" w:cs="Times New Roman"/>
-        </w:rPr>
-        <w:t xml:space="preserve">能用</w:t>
-      </w:r>
-      <w:r>
-        <w:rPr>
-          <w:rFonts w:ascii="Times New Roman" w:hAnsi="Times New Roman" w:eastAsia="Times New Roman" w:cs="Times New Roman"/>
-        </w:rPr>
-        <w:t xml:space="preserve"> FMO </w:t>
-      </w:r>
-      <w:r>
-        <w:rPr>
-          <w:rFonts w:hint="eastAsia" w:ascii="Times New Roman" w:hAnsi="Times New Roman" w:eastAsia="FangSong" w:cs="Times New Roman"/>
-        </w:rPr>
-        <w:t xml:space="preserve">方法独立推导</w:t>
-      </w:r>
-      <w:r>
-        <w:rPr>
-          <w:rFonts w:ascii="Times New Roman" w:hAnsi="Times New Roman" w:eastAsia="Times New Roman" w:cs="Times New Roman"/>
-        </w:rPr>
-        <w:t xml:space="preserve"> DA </w:t>
-      </w:r>
-      <w:r>
-        <w:rPr>
-          <w:rFonts w:hint="eastAsia" w:ascii="Times New Roman" w:hAnsi="Times New Roman" w:eastAsia="FangSong" w:cs="Times New Roman"/>
-        </w:rPr>
-        <w:t>反应</w:t>
-      </w:r>
-      <w:r>
-        <w:rPr>
-          <w:rFonts w:hint="eastAsia" w:ascii="Times New Roman" w:hAnsi="Times New Roman" w:eastAsia="Times New Roman" w:cs="Times New Roman"/>
-        </w:rPr>
-        <w:t>、</w:t>
-      </w:r>
-      <w:r>
-        <w:rPr>
-          <w:rFonts w:hint="eastAsia" w:ascii="Times New Roman" w:hAnsi="Times New Roman" w:eastAsia="FangSong" w:cs="Times New Roman"/>
-        </w:rPr>
-        <w:t>电环化</w:t>
-      </w:r>
-      <w:r>
-        <w:rPr>
-          <w:rFonts w:hint="eastAsia" w:ascii="Times New Roman" w:hAnsi="Times New Roman" w:eastAsia="Times New Roman" w:cs="Times New Roman"/>
-        </w:rPr>
-        <w:t>、σ</w:t>
-      </w:r>
-      <w:r>
-        <w:rPr>
-          <w:rFonts w:ascii="Times New Roman" w:hAnsi="Times New Roman" w:eastAsia="Times New Roman" w:cs="Times New Roman"/>
-        </w:rPr>
-        <w:t xml:space="preserve"> </w:t>
-      </w:r>
-      <w:r>
-        <w:rPr>
-          <w:rFonts w:hint="eastAsia" w:ascii="Times New Roman" w:hAnsi="Times New Roman" w:eastAsia="FangSong" w:cs="Times New Roman"/>
-        </w:rPr>
-        <w:t>迁移的允许</w:t>
-      </w:r>
-      <w:r>
-        <w:rPr>
-          <w:rFonts w:hint="eastAsia" w:ascii="Times New Roman" w:hAnsi="Times New Roman" w:eastAsia="Times New Roman" w:cs="Times New Roman"/>
-        </w:rPr>
-        <w:t>/</w:t>
-      </w:r>
-      <w:r>
-        <w:rPr>
-          <w:rFonts w:hint="eastAsia" w:ascii="Times New Roman" w:hAnsi="Times New Roman" w:eastAsia="FangSong" w:cs="Times New Roman"/>
-        </w:rPr>
-        <w:t>禁阻条件</w:t>
-      </w:r>
-      <w:r>
-        <w:rPr>
-          <w:rFonts w:hint="eastAsia" w:ascii="Times New Roman" w:hAnsi="Times New Roman" w:eastAsia="Times New Roman" w:cs="Times New Roman"/>
-        </w:rPr>
-        <w:t>（</w:t>
-      </w:r>
-      <w:r>
-        <w:rPr>
-          <w:rFonts w:hint="eastAsia" w:ascii="Times New Roman" w:hAnsi="Times New Roman" w:eastAsia="FangSong" w:cs="Times New Roman"/>
-        </w:rPr>
-        <w:t>不背结论</w:t>
-      </w:r>
-      <w:r>
-        <w:rPr>
-          <w:rFonts w:hint="eastAsia" w:ascii="Times New Roman" w:hAnsi="Times New Roman" w:eastAsia="Times New Roman" w:cs="Times New Roman"/>
-        </w:rPr>
-        <w:t>）</w:t>
-      </w:r>
-    </w:p>
-    <w:p>
-      <w:pPr>
-        <w:pStyle w:val="Compact"/>
-        <w:numPr>
-          <w:ilvl w:val="0"/>
-          <w:numId w:val="1001"/>
-        </w:numPr>
-      </w:pPr>
-      <w:r>
-        <w:rPr>
-          <w:rFonts w:hint="eastAsia" w:ascii="Times New Roman" w:hAnsi="Times New Roman" w:eastAsia="FangSong" w:cs="Times New Roman"/>
-        </w:rPr>
-        <w:t>能区分六种活性中间体</w:t>
-      </w:r>
-      <w:r>
-        <w:rPr>
-          <w:rFonts w:hint="eastAsia" w:ascii="Times New Roman" w:hAnsi="Times New Roman" w:eastAsia="Times New Roman" w:cs="Times New Roman"/>
-        </w:rPr>
-        <w:t>（</w:t>
-      </w:r>
-      <w:r>
-        <w:rPr>
-          <w:rFonts w:hint="eastAsia" w:ascii="Times New Roman" w:hAnsi="Times New Roman" w:eastAsia="FangSong" w:cs="Times New Roman"/>
-        </w:rPr>
-        <w:t>碳正离子</w:t>
-      </w:r>
-      <w:r>
-        <w:rPr>
-          <w:rFonts w:hint="eastAsia" w:ascii="Times New Roman" w:hAnsi="Times New Roman" w:eastAsia="Times New Roman" w:cs="Times New Roman"/>
-        </w:rPr>
-        <w:t>/</w:t>
-      </w:r>
-      <w:r>
-        <w:rPr>
-          <w:rFonts w:hint="eastAsia" w:ascii="Times New Roman" w:hAnsi="Times New Roman" w:eastAsia="FangSong" w:cs="Times New Roman"/>
-        </w:rPr>
-        <w:t>碳负离子</w:t>
-      </w:r>
-      <w:r>
-        <w:rPr>
-          <w:rFonts w:hint="eastAsia" w:ascii="Times New Roman" w:hAnsi="Times New Roman" w:eastAsia="Times New Roman" w:cs="Times New Roman"/>
-        </w:rPr>
-        <w:t>/</w:t>
-      </w:r>
-      <w:r>
-        <w:rPr>
-          <w:rFonts w:hint="eastAsia" w:ascii="Times New Roman" w:hAnsi="Times New Roman" w:eastAsia="FangSong" w:cs="Times New Roman"/>
-        </w:rPr>
-        <w:t>卡宾</w:t>
-      </w:r>
-      <w:r>
-        <w:rPr>
-          <w:rFonts w:hint="eastAsia" w:ascii="Times New Roman" w:hAnsi="Times New Roman" w:eastAsia="Times New Roman" w:cs="Times New Roman"/>
-        </w:rPr>
-        <w:t>/</w:t>
-      </w:r>
-      <w:r>
-        <w:rPr>
-          <w:rFonts w:hint="eastAsia" w:ascii="Times New Roman" w:hAnsi="Times New Roman" w:eastAsia="FangSong" w:cs="Times New Roman"/>
-        </w:rPr>
-        <w:t>氮宾</w:t>
-      </w:r>
-      <w:r>
-        <w:rPr>
-          <w:rFonts w:hint="eastAsia" w:ascii="Times New Roman" w:hAnsi="Times New Roman" w:eastAsia="Times New Roman" w:cs="Times New Roman"/>
-        </w:rPr>
-        <w:t>/</w:t>
-      </w:r>
-      <w:r>
-        <w:rPr>
-          <w:rFonts w:hint="eastAsia" w:ascii="Times New Roman" w:hAnsi="Times New Roman" w:eastAsia="FangSong" w:cs="Times New Roman"/>
-        </w:rPr>
-        <w:t>芳炔</w:t>
-      </w:r>
-      <w:r>
-        <w:rPr>
-          <w:rFonts w:hint="eastAsia" w:ascii="Times New Roman" w:hAnsi="Times New Roman" w:eastAsia="Times New Roman" w:cs="Times New Roman"/>
-        </w:rPr>
-        <w:t>/</w:t>
-      </w:r>
-      <w:r>
-        <w:rPr>
-          <w:rFonts w:hint="eastAsia" w:ascii="Times New Roman" w:hAnsi="Times New Roman" w:eastAsia="FangSong" w:cs="Times New Roman"/>
-        </w:rPr>
-        <w:t>自由基</w:t>
-      </w:r>
-      <w:r>
-        <w:rPr>
-          <w:rFonts w:hint="eastAsia" w:ascii="Times New Roman" w:hAnsi="Times New Roman" w:eastAsia="Times New Roman" w:cs="Times New Roman"/>
-        </w:rPr>
-        <w:t>）</w:t>
-      </w:r>
-      <w:r>
-        <w:rPr>
-          <w:rFonts w:hint="eastAsia" w:ascii="Times New Roman" w:hAnsi="Times New Roman" w:eastAsia="FangSong" w:cs="Times New Roman"/>
-        </w:rPr>
-        <w:t>的电子结构和竞赛陷阱</w:t>
-      </w:r>
-    </w:p>
-    <w:p>
-      <w:pPr>
-        <w:pStyle w:val="Compact"/>
-        <w:numPr>
-          <w:ilvl w:val="0"/>
-          <w:numId w:val="1001"/>
-        </w:numPr>
-      </w:pPr>
-      <w:r>
-        <w:rPr>
-          <w:rFonts w:hint="eastAsia" w:ascii="Times New Roman" w:hAnsi="Times New Roman" w:eastAsia="FangSong" w:cs="Times New Roman"/>
-        </w:rPr>
-        <w:t xml:space="preserve">能综合运用</w:t>
-      </w:r>
-      <w:r>
-        <w:rPr>
-          <w:rFonts w:ascii="Times New Roman" w:hAnsi="Times New Roman" w:eastAsia="Times New Roman" w:cs="Times New Roman"/>
-        </w:rPr>
-        <w:t xml:space="preserve"> Curtin-Hammett </w:t>
-      </w:r>
-      <w:r>
-        <w:rPr>
-          <w:rFonts w:hint="eastAsia" w:ascii="Times New Roman" w:hAnsi="Times New Roman" w:eastAsia="FangSong" w:cs="Times New Roman"/>
-        </w:rPr>
-        <w:t xml:space="preserve">原理和构象分析解释选择性冲突</w:t>
-      </w:r>
-    </w:p>
-    <w:p>
-      <w:pPr>
-        <w:pStyle w:val="Compact"/>
-        <w:numPr>
-          <w:ilvl w:val="0"/>
-          <w:numId w:val="1001"/>
-        </w:numPr>
-      </w:pPr>
-      <w:r>
-        <w:rPr>
-          <w:rFonts w:hint="eastAsia" w:ascii="Times New Roman" w:hAnsi="Times New Roman" w:eastAsia="FangSong" w:cs="Times New Roman"/>
-        </w:rPr>
-        <w:t>能在陌生机理题中识别关键证据</w:t>
-      </w:r>
-      <w:r>
-        <w:rPr>
-          <w:rFonts w:hint="eastAsia" w:ascii="Times New Roman" w:hAnsi="Times New Roman" w:eastAsia="Times New Roman" w:cs="Times New Roman"/>
-        </w:rPr>
-        <w:t>（Hammett/KIE/</w:t>
-      </w:r>
-      <w:r>
-        <w:rPr>
-          <w:rFonts w:hint="eastAsia" w:ascii="Times New Roman" w:hAnsi="Times New Roman" w:eastAsia="FangSong" w:cs="Times New Roman"/>
-        </w:rPr>
-        <w:t>中间体捕获</w:t>
-      </w:r>
-      <w:r>
-        <w:rPr>
-          <w:rFonts w:hint="eastAsia" w:ascii="Times New Roman" w:hAnsi="Times New Roman" w:eastAsia="Times New Roman" w:cs="Times New Roman"/>
-        </w:rPr>
-        <w:t>/</w:t>
-      </w:r>
-      <w:r>
-        <w:rPr>
-          <w:rFonts w:hint="eastAsia" w:ascii="Times New Roman" w:hAnsi="Times New Roman" w:eastAsia="FangSong" w:cs="Times New Roman"/>
-        </w:rPr>
-        <w:t>交叉实验</w:t>
-      </w:r>
-      <w:r>
-        <w:rPr>
-          <w:rFonts w:hint="eastAsia" w:ascii="Times New Roman" w:hAnsi="Times New Roman" w:eastAsia="Times New Roman" w:cs="Times New Roman"/>
-        </w:rPr>
-        <w:t>）</w:t>
-      </w:r>
-    </w:p>
+    <w:tbl>
+      <w:tblPr>
+        <w:tblStyle w:val="Table"/>
+        <w:tblW w:type="pct" w:w="5000"/>
+        <w:tblLayout w:type="fixed"/>
+        <w:tblLook w:firstRow="1" w:lastRow="0" w:firstColumn="0" w:lastColumn="0" w:noHBand="0" w:noVBand="0" w:val="0020"/>
+      </w:tblPr>
+      <w:tblGrid>
+        <w:gridCol w:w="3960"/>
+        <w:gridCol w:w="3960"/>
+      </w:tblGrid>
+      <w:tr>
+        <w:trPr>
+          <w:tblHeader w:val="on"/>
+        </w:trPr>
+        <w:tc>
+          <w:tcPr/>
+          <w:p>
+            <w:pPr>
+              <w:pStyle w:val="Compact"/>
+              <w:jc w:val="center"/>
+            </w:pPr>
+            <w:r>
+              <w:rPr>
+                <w:rFonts w:hint="eastAsia" w:ascii="Times New Roman" w:hAnsi="Times New Roman" w:eastAsia="SimHei" w:cs="Times New Roman"/>
+                <w:b/>
+              </w:rPr>
+              <w:t xml:space="preserve">考纲条目</w:t>
+            </w:r>
+          </w:p>
+        </w:tc>
+        <w:tc>
+          <w:tcPr/>
+          <w:p>
+            <w:pPr>
+              <w:pStyle w:val="Compact"/>
+              <w:jc w:val="center"/>
+            </w:pPr>
+            <w:r>
+              <w:rPr>
+                <w:rFonts w:hint="eastAsia" w:ascii="Times New Roman" w:hAnsi="Times New Roman" w:eastAsia="SimHei" w:cs="Times New Roman"/>
+                <w:b/>
+              </w:rPr>
+              <w:t xml:space="preserve">学完本讲你应能</w:t>
+            </w:r>
+          </w:p>
+        </w:tc>
+      </w:tr>
+      <w:tr>
+        <w:tc>
+          <w:tcPr/>
+          <w:p>
+            <w:pPr>
+              <w:pStyle w:val="Compact"/>
+              <w:jc w:val="center"/>
+            </w:pPr>
+            <w:r>
+              <w:rPr>
+                <w:rFonts w:ascii="Times New Roman" w:hAnsi="Times New Roman" w:eastAsia="Times New Roman" w:cs="Times New Roman"/>
+              </w:rPr>
+              <w:t xml:space="preserve">§32 </w:t>
+            </w:r>
+            <w:r>
+              <w:rPr>
+                <w:rFonts w:hint="eastAsia" w:ascii="Times New Roman" w:hAnsi="Times New Roman" w:eastAsia="FangSong" w:cs="Times New Roman"/>
+              </w:rPr>
+              <w:t xml:space="preserve">有机反应机理</w:t>
+            </w:r>
+            <w:r>
+              <w:rPr>
+                <w:rFonts w:ascii="Times New Roman" w:hAnsi="Times New Roman" w:eastAsia="Times New Roman" w:cs="Times New Roman"/>
+              </w:rPr>
+              <w:t xml:space="preserve"> · Hammett </w:t>
+            </w:r>
+            <w:r>
+              <w:rPr>
+                <w:rFonts w:hint="eastAsia" w:ascii="Times New Roman" w:hAnsi="Times New Roman" w:eastAsia="FangSong" w:cs="Times New Roman"/>
+              </w:rPr>
+              <w:t xml:space="preserve">分析</w:t>
+            </w:r>
+          </w:p>
+        </w:tc>
+        <w:tc>
+          <w:tcPr/>
+          <w:p>
+            <w:pPr>
+              <w:pStyle w:val="Compact"/>
+              <w:jc w:val="center"/>
+            </w:pPr>
+            <w:r>
+              <w:rPr>
+                <w:rFonts w:hint="eastAsia" w:ascii="Times New Roman" w:hAnsi="Times New Roman" w:eastAsia="FangSong" w:cs="Times New Roman"/>
+              </w:rPr>
+              <w:t xml:space="preserve">能从</w:t>
+            </w:r>
+            <w:r>
+              <w:rPr>
+                <w:rFonts w:ascii="Times New Roman" w:hAnsi="Times New Roman" w:eastAsia="Times New Roman" w:cs="Times New Roman"/>
+              </w:rPr>
+              <w:t xml:space="preserve"> Hammett ρ </w:t>
+            </w:r>
+            <w:r>
+              <w:rPr>
+                <w:rFonts w:hint="eastAsia" w:ascii="Times New Roman" w:hAnsi="Times New Roman" w:eastAsia="FangSong" w:cs="Times New Roman"/>
+              </w:rPr>
+              <w:t xml:space="preserve">的符号和大小反推过渡态电荷分布</w:t>
+            </w:r>
+          </w:p>
+        </w:tc>
+      </w:tr>
+      <w:tr>
+        <w:tc>
+          <w:tcPr/>
+          <w:p>
+            <w:pPr>
+              <w:pStyle w:val="Compact"/>
+              <w:jc w:val="center"/>
+            </w:pPr>
+            <w:r>
+              <w:rPr>
+                <w:rFonts w:ascii="Times New Roman" w:hAnsi="Times New Roman" w:eastAsia="Times New Roman" w:cs="Times New Roman"/>
+              </w:rPr>
+              <w:t xml:space="preserve">§32 </w:t>
+            </w:r>
+            <w:r>
+              <w:rPr>
+                <w:rFonts w:hint="eastAsia" w:ascii="Times New Roman" w:hAnsi="Times New Roman" w:eastAsia="FangSong" w:cs="Times New Roman"/>
+              </w:rPr>
+              <w:t xml:space="preserve">有机反应机理</w:t>
+            </w:r>
+            <w:r>
+              <w:rPr>
+                <w:rFonts w:ascii="Times New Roman" w:hAnsi="Times New Roman" w:eastAsia="Times New Roman" w:cs="Times New Roman"/>
+              </w:rPr>
+              <w:t xml:space="preserve"> · </w:t>
+            </w:r>
+            <w:r>
+              <w:rPr>
+                <w:rFonts w:hint="eastAsia" w:ascii="Times New Roman" w:hAnsi="Times New Roman" w:eastAsia="FangSong" w:cs="Times New Roman"/>
+              </w:rPr>
+              <w:t xml:space="preserve">动力学同位素效应</w:t>
+            </w:r>
+          </w:p>
+        </w:tc>
+        <w:tc>
+          <w:tcPr/>
+          <w:p>
+            <w:pPr>
+              <w:pStyle w:val="Compact"/>
+              <w:jc w:val="center"/>
+            </w:pPr>
+            <w:r>
+              <w:rPr>
+                <w:rFonts w:hint="eastAsia" w:ascii="Times New Roman" w:hAnsi="Times New Roman" w:eastAsia="FangSong" w:cs="Times New Roman"/>
+              </w:rPr>
+              <w:t xml:space="preserve">能从</w:t>
+            </w:r>
+            <w:r>
+              <w:rPr>
+                <w:rFonts w:ascii="Times New Roman" w:hAnsi="Times New Roman" w:eastAsia="Times New Roman" w:cs="Times New Roman"/>
+              </w:rPr>
+              <w:t xml:space="preserve"> KIE </w:t>
+            </w:r>
+            <w:r>
+              <w:rPr>
+                <w:rFonts w:hint="eastAsia" w:ascii="Times New Roman" w:hAnsi="Times New Roman" w:eastAsia="FangSong" w:cs="Times New Roman"/>
+              </w:rPr>
+              <w:t xml:space="preserve">数据判断速控步是否涉及</w:t>
+            </w:r>
+            <w:r>
+              <w:rPr>
+                <w:rFonts w:ascii="Times New Roman" w:hAnsi="Times New Roman" w:eastAsia="Times New Roman" w:cs="Times New Roman"/>
+              </w:rPr>
+              <w:t xml:space="preserve"> C-H </w:t>
+            </w:r>
+            <w:r>
+              <w:rPr>
+                <w:rFonts w:hint="eastAsia" w:ascii="Times New Roman" w:hAnsi="Times New Roman" w:eastAsia="FangSong" w:cs="Times New Roman"/>
+              </w:rPr>
+              <w:t>断裂</w:t>
+            </w:r>
+            <w:r>
+              <w:rPr>
+                <w:rFonts w:hint="eastAsia" w:ascii="Times New Roman" w:hAnsi="Times New Roman" w:eastAsia="Times New Roman" w:cs="Times New Roman"/>
+              </w:rPr>
+              <w:t>（</w:t>
+            </w:r>
+            <w:r>
+              <w:rPr>
+                <w:rFonts w:hint="eastAsia" w:ascii="Times New Roman" w:hAnsi="Times New Roman" w:eastAsia="FangSong" w:cs="Times New Roman"/>
+              </w:rPr>
+              <w:t>一级</w:t>
+            </w:r>
+            <w:r>
+              <w:rPr>
+                <w:rFonts w:ascii="Times New Roman" w:hAnsi="Times New Roman" w:eastAsia="Times New Roman" w:cs="Times New Roman"/>
+              </w:rPr>
+              <w:t xml:space="preserve"> vs </w:t>
+            </w:r>
+            <w:r>
+              <w:rPr>
+                <w:rFonts w:hint="eastAsia" w:ascii="Times New Roman" w:hAnsi="Times New Roman" w:eastAsia="FangSong" w:cs="Times New Roman"/>
+              </w:rPr>
+              <w:t xml:space="preserve">二级</w:t>
+            </w:r>
+            <w:r>
+              <w:rPr>
+                <w:rFonts w:ascii="Times New Roman" w:hAnsi="Times New Roman" w:eastAsia="Times New Roman" w:cs="Times New Roman"/>
+              </w:rPr>
+              <w:t xml:space="preserve"> KIE </w:t>
+            </w:r>
+            <w:r>
+              <w:rPr>
+                <w:rFonts w:hint="eastAsia" w:ascii="Times New Roman" w:hAnsi="Times New Roman" w:eastAsia="FangSong" w:cs="Times New Roman"/>
+              </w:rPr>
+              <w:t xml:space="preserve">的区分</w:t>
+            </w:r>
+            <w:r>
+              <w:rPr>
+                <w:rFonts w:ascii="Times New Roman" w:hAnsi="Times New Roman" w:eastAsia="Times New Roman" w:cs="Times New Roman"/>
+              </w:rPr>
+              <w:t xml:space="preserve"> </w:t>
+            </w:r>
+            <w:r>
+              <w:rPr>
+                <w:rFonts w:hint="eastAsia" w:ascii="Times New Roman" w:hAnsi="Times New Roman" w:eastAsia="Times New Roman" w:cs="Times New Roman"/>
+              </w:rPr>
+              <w:t xml:space="preserve">100%）</w:t>
+            </w:r>
+          </w:p>
+        </w:tc>
+      </w:tr>
+      <w:tr>
+        <w:tc>
+          <w:tcPr/>
+          <w:p>
+            <w:pPr>
+              <w:pStyle w:val="Compact"/>
+              <w:jc w:val="center"/>
+            </w:pPr>
+            <w:r>
+              <w:rPr>
+                <w:rFonts w:ascii="Times New Roman" w:hAnsi="Times New Roman" w:eastAsia="Times New Roman" w:cs="Times New Roman"/>
+              </w:rPr>
+              <w:t xml:space="preserve">§32 </w:t>
+            </w:r>
+            <w:r>
+              <w:rPr>
+                <w:rFonts w:hint="eastAsia" w:ascii="Times New Roman" w:hAnsi="Times New Roman" w:eastAsia="FangSong" w:cs="Times New Roman"/>
+              </w:rPr>
+              <w:t xml:space="preserve">有机反应机理</w:t>
+            </w:r>
+            <w:r>
+              <w:rPr>
+                <w:rFonts w:ascii="Times New Roman" w:hAnsi="Times New Roman" w:eastAsia="Times New Roman" w:cs="Times New Roman"/>
+              </w:rPr>
+              <w:t xml:space="preserve"> · Curtin-Hammett </w:t>
+            </w:r>
+            <w:r>
+              <w:rPr>
+                <w:rFonts w:hint="eastAsia" w:ascii="Times New Roman" w:hAnsi="Times New Roman" w:eastAsia="FangSong" w:cs="Times New Roman"/>
+              </w:rPr>
+              <w:t xml:space="preserve">与构象分析</w:t>
+            </w:r>
+          </w:p>
+        </w:tc>
+        <w:tc>
+          <w:tcPr/>
+          <w:p>
+            <w:pPr>
+              <w:pStyle w:val="Compact"/>
+              <w:jc w:val="center"/>
+            </w:pPr>
+            <w:r>
+              <w:rPr>
+                <w:rFonts w:hint="eastAsia" w:ascii="Times New Roman" w:hAnsi="Times New Roman" w:eastAsia="FangSong" w:cs="Times New Roman"/>
+              </w:rPr>
+              <w:t xml:space="preserve">能综合运用</w:t>
+            </w:r>
+            <w:r>
+              <w:rPr>
+                <w:rFonts w:ascii="Times New Roman" w:hAnsi="Times New Roman" w:eastAsia="Times New Roman" w:cs="Times New Roman"/>
+              </w:rPr>
+              <w:t xml:space="preserve"> Curtin-Hammett </w:t>
+            </w:r>
+            <w:r>
+              <w:rPr>
+                <w:rFonts w:hint="eastAsia" w:ascii="Times New Roman" w:hAnsi="Times New Roman" w:eastAsia="FangSong" w:cs="Times New Roman"/>
+              </w:rPr>
+              <w:t xml:space="preserve">原理和构象分析解释选择性冲突</w:t>
+            </w:r>
+          </w:p>
+        </w:tc>
+      </w:tr>
+      <w:tr>
+        <w:tc>
+          <w:tcPr/>
+          <w:p>
+            <w:pPr>
+              <w:pStyle w:val="Compact"/>
+              <w:jc w:val="center"/>
+            </w:pPr>
+            <w:r>
+              <w:rPr>
+                <w:rFonts w:ascii="Times New Roman" w:hAnsi="Times New Roman" w:eastAsia="Times New Roman" w:cs="Times New Roman"/>
+              </w:rPr>
+              <w:t xml:space="preserve">§32 </w:t>
+            </w:r>
+            <w:r>
+              <w:rPr>
+                <w:rFonts w:hint="eastAsia" w:ascii="Times New Roman" w:hAnsi="Times New Roman" w:eastAsia="FangSong" w:cs="Times New Roman"/>
+              </w:rPr>
+              <w:t xml:space="preserve">有机反应机理</w:t>
+            </w:r>
+            <w:r>
+              <w:rPr>
+                <w:rFonts w:ascii="Times New Roman" w:hAnsi="Times New Roman" w:eastAsia="Times New Roman" w:cs="Times New Roman"/>
+              </w:rPr>
+              <w:t xml:space="preserve"> · </w:t>
+            </w:r>
+            <w:r>
+              <w:rPr>
+                <w:rFonts w:hint="eastAsia" w:ascii="Times New Roman" w:hAnsi="Times New Roman" w:eastAsia="FangSong" w:cs="Times New Roman"/>
+              </w:rPr>
+              <w:t xml:space="preserve">机理证据综合</w:t>
+            </w:r>
+          </w:p>
+        </w:tc>
+        <w:tc>
+          <w:tcPr/>
+          <w:p>
+            <w:pPr>
+              <w:pStyle w:val="Compact"/>
+              <w:jc w:val="center"/>
+            </w:pPr>
+            <w:r>
+              <w:rPr>
+                <w:rFonts w:hint="eastAsia" w:ascii="Times New Roman" w:hAnsi="Times New Roman" w:eastAsia="FangSong" w:cs="Times New Roman"/>
+              </w:rPr>
+              <w:t>能在陌生机理题中识别关键证据</w:t>
+            </w:r>
+            <w:r>
+              <w:rPr>
+                <w:rFonts w:hint="eastAsia" w:ascii="Times New Roman" w:hAnsi="Times New Roman" w:eastAsia="Times New Roman" w:cs="Times New Roman"/>
+              </w:rPr>
+              <w:t>（Hammett/KIE/</w:t>
+            </w:r>
+            <w:r>
+              <w:rPr>
+                <w:rFonts w:hint="eastAsia" w:ascii="Times New Roman" w:hAnsi="Times New Roman" w:eastAsia="FangSong" w:cs="Times New Roman"/>
+              </w:rPr>
+              <w:t>中间体捕获</w:t>
+            </w:r>
+            <w:r>
+              <w:rPr>
+                <w:rFonts w:hint="eastAsia" w:ascii="Times New Roman" w:hAnsi="Times New Roman" w:eastAsia="Times New Roman" w:cs="Times New Roman"/>
+              </w:rPr>
+              <w:t>/</w:t>
+            </w:r>
+            <w:r>
+              <w:rPr>
+                <w:rFonts w:hint="eastAsia" w:ascii="Times New Roman" w:hAnsi="Times New Roman" w:eastAsia="FangSong" w:cs="Times New Roman"/>
+              </w:rPr>
+              <w:t>交叉实验</w:t>
+            </w:r>
+            <w:r>
+              <w:rPr>
+                <w:rFonts w:hint="eastAsia" w:ascii="Times New Roman" w:hAnsi="Times New Roman" w:eastAsia="Times New Roman" w:cs="Times New Roman"/>
+              </w:rPr>
+              <w:t>）</w:t>
+            </w:r>
+          </w:p>
+        </w:tc>
+      </w:tr>
+      <w:tr>
+        <w:tc>
+          <w:tcPr/>
+          <w:p>
+            <w:pPr>
+              <w:pStyle w:val="Compact"/>
+              <w:jc w:val="center"/>
+            </w:pPr>
+            <w:r>
+              <w:rPr>
+                <w:rFonts w:ascii="Times New Roman" w:hAnsi="Times New Roman" w:eastAsia="Times New Roman" w:cs="Times New Roman"/>
+              </w:rPr>
+              <w:t xml:space="preserve">§34 </w:t>
+            </w:r>
+            <w:r>
+              <w:rPr>
+                <w:rFonts w:hint="eastAsia" w:ascii="Times New Roman" w:hAnsi="Times New Roman" w:eastAsia="FangSong" w:cs="Times New Roman"/>
+              </w:rPr>
+              <w:t xml:space="preserve">有机活性中间体</w:t>
+            </w:r>
+            <w:r>
+              <w:rPr>
+                <w:rFonts w:ascii="Times New Roman" w:hAnsi="Times New Roman" w:eastAsia="Times New Roman" w:cs="Times New Roman"/>
+              </w:rPr>
+              <w:t xml:space="preserve"> · </w:t>
+            </w:r>
+            <w:r>
+              <w:rPr>
+                <w:rFonts w:hint="eastAsia" w:ascii="Times New Roman" w:hAnsi="Times New Roman" w:eastAsia="FangSong" w:cs="Times New Roman"/>
+              </w:rPr>
+              <w:t xml:space="preserve">六类中间体电子结构</w:t>
+            </w:r>
+          </w:p>
+        </w:tc>
+        <w:tc>
+          <w:tcPr/>
+          <w:p>
+            <w:pPr>
+              <w:pStyle w:val="Compact"/>
+              <w:jc w:val="center"/>
+            </w:pPr>
+            <w:r>
+              <w:rPr>
+                <w:rFonts w:hint="eastAsia" w:ascii="Times New Roman" w:hAnsi="Times New Roman" w:eastAsia="FangSong" w:cs="Times New Roman"/>
+              </w:rPr>
+              <w:t>能区分六种活性中间体</w:t>
+            </w:r>
+            <w:r>
+              <w:rPr>
+                <w:rFonts w:hint="eastAsia" w:ascii="Times New Roman" w:hAnsi="Times New Roman" w:eastAsia="Times New Roman" w:cs="Times New Roman"/>
+              </w:rPr>
+              <w:t>（</w:t>
+            </w:r>
+            <w:r>
+              <w:rPr>
+                <w:rFonts w:hint="eastAsia" w:ascii="Times New Roman" w:hAnsi="Times New Roman" w:eastAsia="FangSong" w:cs="Times New Roman"/>
+              </w:rPr>
+              <w:t>碳正离子</w:t>
+            </w:r>
+            <w:r>
+              <w:rPr>
+                <w:rFonts w:hint="eastAsia" w:ascii="Times New Roman" w:hAnsi="Times New Roman" w:eastAsia="Times New Roman" w:cs="Times New Roman"/>
+              </w:rPr>
+              <w:t>/</w:t>
+            </w:r>
+            <w:r>
+              <w:rPr>
+                <w:rFonts w:hint="eastAsia" w:ascii="Times New Roman" w:hAnsi="Times New Roman" w:eastAsia="FangSong" w:cs="Times New Roman"/>
+              </w:rPr>
+              <w:t>碳负离子</w:t>
+            </w:r>
+            <w:r>
+              <w:rPr>
+                <w:rFonts w:hint="eastAsia" w:ascii="Times New Roman" w:hAnsi="Times New Roman" w:eastAsia="Times New Roman" w:cs="Times New Roman"/>
+              </w:rPr>
+              <w:t>/</w:t>
+            </w:r>
+            <w:r>
+              <w:rPr>
+                <w:rFonts w:hint="eastAsia" w:ascii="Times New Roman" w:hAnsi="Times New Roman" w:eastAsia="FangSong" w:cs="Times New Roman"/>
+              </w:rPr>
+              <w:t>卡宾</w:t>
+            </w:r>
+            <w:r>
+              <w:rPr>
+                <w:rFonts w:hint="eastAsia" w:ascii="Times New Roman" w:hAnsi="Times New Roman" w:eastAsia="Times New Roman" w:cs="Times New Roman"/>
+              </w:rPr>
+              <w:t>/</w:t>
+            </w:r>
+            <w:r>
+              <w:rPr>
+                <w:rFonts w:hint="eastAsia" w:ascii="Times New Roman" w:hAnsi="Times New Roman" w:eastAsia="FangSong" w:cs="Times New Roman"/>
+              </w:rPr>
+              <w:t>氮宾</w:t>
+            </w:r>
+            <w:r>
+              <w:rPr>
+                <w:rFonts w:hint="eastAsia" w:ascii="Times New Roman" w:hAnsi="Times New Roman" w:eastAsia="Times New Roman" w:cs="Times New Roman"/>
+              </w:rPr>
+              <w:t>/</w:t>
+            </w:r>
+            <w:r>
+              <w:rPr>
+                <w:rFonts w:hint="eastAsia" w:ascii="Times New Roman" w:hAnsi="Times New Roman" w:eastAsia="FangSong" w:cs="Times New Roman"/>
+              </w:rPr>
+              <w:t>芳炔</w:t>
+            </w:r>
+            <w:r>
+              <w:rPr>
+                <w:rFonts w:hint="eastAsia" w:ascii="Times New Roman" w:hAnsi="Times New Roman" w:eastAsia="Times New Roman" w:cs="Times New Roman"/>
+              </w:rPr>
+              <w:t>/</w:t>
+            </w:r>
+            <w:r>
+              <w:rPr>
+                <w:rFonts w:hint="eastAsia" w:ascii="Times New Roman" w:hAnsi="Times New Roman" w:eastAsia="FangSong" w:cs="Times New Roman"/>
+              </w:rPr>
+              <w:t>自由基</w:t>
+            </w:r>
+            <w:r>
+              <w:rPr>
+                <w:rFonts w:hint="eastAsia" w:ascii="Times New Roman" w:hAnsi="Times New Roman" w:eastAsia="Times New Roman" w:cs="Times New Roman"/>
+              </w:rPr>
+              <w:t>）</w:t>
+            </w:r>
+            <w:r>
+              <w:rPr>
+                <w:rFonts w:hint="eastAsia" w:ascii="Times New Roman" w:hAnsi="Times New Roman" w:eastAsia="FangSong" w:cs="Times New Roman"/>
+              </w:rPr>
+              <w:t>的电子结构和竞赛陷阱</w:t>
+            </w:r>
+          </w:p>
+        </w:tc>
+      </w:tr>
+      <w:tr>
+        <w:tc>
+          <w:tcPr/>
+          <w:p>
+            <w:pPr>
+              <w:pStyle w:val="Compact"/>
+              <w:jc w:val="center"/>
+            </w:pPr>
+            <w:r>
+              <w:rPr>
+                <w:rFonts w:ascii="Times New Roman" w:hAnsi="Times New Roman" w:eastAsia="Times New Roman" w:cs="Times New Roman"/>
+              </w:rPr>
+              <w:t xml:space="preserve">§49 </w:t>
+            </w:r>
+            <w:r>
+              <w:rPr>
+                <w:rFonts w:hint="eastAsia" w:ascii="Times New Roman" w:hAnsi="Times New Roman" w:eastAsia="FangSong" w:cs="Times New Roman"/>
+              </w:rPr>
+              <w:t xml:space="preserve">周环反应</w:t>
+            </w:r>
+            <w:r>
+              <w:rPr>
+                <w:rFonts w:ascii="Times New Roman" w:hAnsi="Times New Roman" w:eastAsia="Times New Roman" w:cs="Times New Roman"/>
+              </w:rPr>
+              <w:t xml:space="preserve"> · FMO </w:t>
+            </w:r>
+            <w:r>
+              <w:rPr>
+                <w:rFonts w:hint="eastAsia" w:ascii="Times New Roman" w:hAnsi="Times New Roman" w:eastAsia="FangSong" w:cs="Times New Roman"/>
+              </w:rPr>
+              <w:t xml:space="preserve">独立推导</w:t>
+            </w:r>
+          </w:p>
+        </w:tc>
+        <w:tc>
+          <w:tcPr/>
+          <w:p>
+            <w:pPr>
+              <w:pStyle w:val="Compact"/>
+              <w:jc w:val="center"/>
+            </w:pPr>
+            <w:r>
+              <w:rPr>
+                <w:rFonts w:hint="eastAsia" w:ascii="Times New Roman" w:hAnsi="Times New Roman" w:eastAsia="FangSong" w:cs="Times New Roman"/>
+              </w:rPr>
+              <w:t xml:space="preserve">能用</w:t>
+            </w:r>
+            <w:r>
+              <w:rPr>
+                <w:rFonts w:ascii="Times New Roman" w:hAnsi="Times New Roman" w:eastAsia="Times New Roman" w:cs="Times New Roman"/>
+              </w:rPr>
+              <w:t xml:space="preserve"> FMO </w:t>
+            </w:r>
+            <w:r>
+              <w:rPr>
+                <w:rFonts w:hint="eastAsia" w:ascii="Times New Roman" w:hAnsi="Times New Roman" w:eastAsia="FangSong" w:cs="Times New Roman"/>
+              </w:rPr>
+              <w:t xml:space="preserve">方法独立推导</w:t>
+            </w:r>
+            <w:r>
+              <w:rPr>
+                <w:rFonts w:ascii="Times New Roman" w:hAnsi="Times New Roman" w:eastAsia="Times New Roman" w:cs="Times New Roman"/>
+              </w:rPr>
+              <w:t xml:space="preserve"> DA </w:t>
+            </w:r>
+            <w:r>
+              <w:rPr>
+                <w:rFonts w:hint="eastAsia" w:ascii="Times New Roman" w:hAnsi="Times New Roman" w:eastAsia="FangSong" w:cs="Times New Roman"/>
+              </w:rPr>
+              <w:t>反应</w:t>
+            </w:r>
+            <w:r>
+              <w:rPr>
+                <w:rFonts w:hint="eastAsia" w:ascii="Times New Roman" w:hAnsi="Times New Roman" w:eastAsia="Times New Roman" w:cs="Times New Roman"/>
+              </w:rPr>
+              <w:t>、</w:t>
+            </w:r>
+            <w:r>
+              <w:rPr>
+                <w:rFonts w:hint="eastAsia" w:ascii="Times New Roman" w:hAnsi="Times New Roman" w:eastAsia="FangSong" w:cs="Times New Roman"/>
+              </w:rPr>
+              <w:t>电环化</w:t>
+            </w:r>
+            <w:r>
+              <w:rPr>
+                <w:rFonts w:hint="eastAsia" w:ascii="Times New Roman" w:hAnsi="Times New Roman" w:eastAsia="Times New Roman" w:cs="Times New Roman"/>
+              </w:rPr>
+              <w:t>、σ</w:t>
+            </w:r>
+            <w:r>
+              <w:rPr>
+                <w:rFonts w:ascii="Times New Roman" w:hAnsi="Times New Roman" w:eastAsia="Times New Roman" w:cs="Times New Roman"/>
+              </w:rPr>
+              <w:t xml:space="preserve"> </w:t>
+            </w:r>
+            <w:r>
+              <w:rPr>
+                <w:rFonts w:hint="eastAsia" w:ascii="Times New Roman" w:hAnsi="Times New Roman" w:eastAsia="FangSong" w:cs="Times New Roman"/>
+              </w:rPr>
+              <w:t>迁移的允许</w:t>
+            </w:r>
+            <w:r>
+              <w:rPr>
+                <w:rFonts w:hint="eastAsia" w:ascii="Times New Roman" w:hAnsi="Times New Roman" w:eastAsia="Times New Roman" w:cs="Times New Roman"/>
+              </w:rPr>
+              <w:t>/</w:t>
+            </w:r>
+            <w:r>
+              <w:rPr>
+                <w:rFonts w:hint="eastAsia" w:ascii="Times New Roman" w:hAnsi="Times New Roman" w:eastAsia="FangSong" w:cs="Times New Roman"/>
+              </w:rPr>
+              <w:t>禁阻条件</w:t>
+            </w:r>
+            <w:r>
+              <w:rPr>
+                <w:rFonts w:hint="eastAsia" w:ascii="Times New Roman" w:hAnsi="Times New Roman" w:eastAsia="Times New Roman" w:cs="Times New Roman"/>
+              </w:rPr>
+              <w:t>（</w:t>
+            </w:r>
+            <w:r>
+              <w:rPr>
+                <w:rFonts w:hint="eastAsia" w:ascii="Times New Roman" w:hAnsi="Times New Roman" w:eastAsia="FangSong" w:cs="Times New Roman"/>
+              </w:rPr>
+              <w:t>不背结论</w:t>
+            </w:r>
+            <w:r>
+              <w:rPr>
+                <w:rFonts w:hint="eastAsia" w:ascii="Times New Roman" w:hAnsi="Times New Roman" w:eastAsia="Times New Roman" w:cs="Times New Roman"/>
+              </w:rPr>
+              <w:t>）</w:t>
+            </w:r>
+          </w:p>
+        </w:tc>
+      </w:tr>
+    </w:tbl>
     <w:p>
       <w:pPr>
         <w:spacing w:before="160" w:after="80"/>
@@ -1522,14 +1835,254 @@
         <w:pStyle w:val="Compact"/>
         <w:numPr>
           <w:ilvl w:val="0"/>
+          <w:numId w:val="1001"/>
+        </w:numPr>
+      </w:pPr>
+      <w:r>
+        <w:rPr>
+          <w:rFonts w:hint="eastAsia" w:ascii="Times New Roman" w:hAnsi="Times New Roman" w:eastAsia="FangSong" w:cs="Times New Roman"/>
+        </w:rPr>
+        <w:t>物理有机工具箱</w:t>
+      </w:r>
+      <w:r>
+        <w:rPr>
+          <w:rFonts w:hint="eastAsia" w:ascii="Times New Roman" w:hAnsi="Times New Roman" w:eastAsia="Times New Roman" w:cs="Times New Roman"/>
+        </w:rPr>
+        <w:t>（</w:t>
+      </w:r>
+      <w:r>
+        <w:rPr>
+          <w:rFonts w:hint="eastAsia" w:ascii="Times New Roman" w:hAnsi="Times New Roman" w:eastAsia="FangSong" w:cs="Times New Roman"/>
+        </w:rPr>
+        <w:t>课时</w:t>
+      </w:r>
+      <w:r>
+        <w:rPr>
+          <w:rFonts w:hint="eastAsia" w:ascii="Times New Roman" w:hAnsi="Times New Roman" w:eastAsia="Times New Roman" w:cs="Times New Roman"/>
+        </w:rPr>
+        <w:t>1）</w:t>
+      </w:r>
+    </w:p>
+    <w:p>
+      <w:pPr>
+        <w:pStyle w:val="Compact"/>
+        <w:numPr>
+          <w:ilvl w:val="1"/>
           <w:numId w:val="1002"/>
         </w:numPr>
       </w:pPr>
       <w:r>
         <w:rPr>
-          <w:rFonts w:hint="eastAsia" w:ascii="Times New Roman" w:hAnsi="Times New Roman" w:eastAsia="FangSong" w:cs="Times New Roman"/>
-        </w:rPr>
-        <w:t>物理有机工具箱</w:t>
+          <w:rFonts w:ascii="Times New Roman" w:hAnsi="Times New Roman" w:eastAsia="Times New Roman" w:cs="Times New Roman"/>
+        </w:rPr>
+        <w:t xml:space="preserve">Hammett </w:t>
+      </w:r>
+      <w:r>
+        <w:rPr>
+          <w:rFonts w:hint="eastAsia" w:ascii="Times New Roman" w:hAnsi="Times New Roman" w:eastAsia="FangSong" w:cs="Times New Roman"/>
+        </w:rPr>
+        <w:t xml:space="preserve">方程</w:t>
+      </w:r>
+      <w:r>
+        <w:rPr>
+          <w:rFonts w:ascii="Times New Roman" w:hAnsi="Times New Roman" w:eastAsia="Times New Roman" w:cs="Times New Roman"/>
+        </w:rPr>
+        <w:t xml:space="preserve"> → </w:t>
+      </w:r>
+      <w:r>
+        <w:rPr>
+          <w:rFonts w:hint="eastAsia" w:ascii="Times New Roman" w:hAnsi="Times New Roman" w:eastAsia="FangSong" w:cs="Times New Roman"/>
+        </w:rPr>
+        <w:t xml:space="preserve">告诉你过渡态电荷分布</w:t>
+      </w:r>
+    </w:p>
+    <w:p>
+      <w:pPr>
+        <w:pStyle w:val="Compact"/>
+        <w:numPr>
+          <w:ilvl w:val="1"/>
+          <w:numId w:val="1002"/>
+        </w:numPr>
+      </w:pPr>
+      <w:r>
+        <w:rPr>
+          <w:rFonts w:hint="eastAsia" w:ascii="Times New Roman" w:hAnsi="Times New Roman" w:eastAsia="FangSong" w:cs="Times New Roman"/>
+        </w:rPr>
+        <w:t xml:space="preserve">动力学同位素效应</w:t>
+      </w:r>
+      <w:r>
+        <w:rPr>
+          <w:rFonts w:ascii="Times New Roman" w:hAnsi="Times New Roman" w:eastAsia="Times New Roman" w:cs="Times New Roman"/>
+        </w:rPr>
+        <w:t xml:space="preserve"> (KIE) → </w:t>
+      </w:r>
+      <w:r>
+        <w:rPr>
+          <w:rFonts w:hint="eastAsia" w:ascii="Times New Roman" w:hAnsi="Times New Roman" w:eastAsia="FangSong" w:cs="Times New Roman"/>
+        </w:rPr>
+        <w:t xml:space="preserve">告诉你速控步断哪根键</w:t>
+      </w:r>
+    </w:p>
+    <w:p>
+      <w:pPr>
+        <w:pStyle w:val="Compact"/>
+        <w:numPr>
+          <w:ilvl w:val="1"/>
+          <w:numId w:val="1002"/>
+        </w:numPr>
+      </w:pPr>
+      <w:r>
+        <w:rPr>
+          <w:rFonts w:ascii="Times New Roman" w:hAnsi="Times New Roman" w:eastAsia="Times New Roman" w:cs="Times New Roman"/>
+        </w:rPr>
+        <w:t xml:space="preserve">Curtin-Hammett </w:t>
+      </w:r>
+      <w:r>
+        <w:rPr>
+          <w:rFonts w:hint="eastAsia" w:ascii="Times New Roman" w:hAnsi="Times New Roman" w:eastAsia="FangSong" w:cs="Times New Roman"/>
+        </w:rPr>
+        <w:t xml:space="preserve">原理</w:t>
+      </w:r>
+      <w:r>
+        <w:rPr>
+          <w:rFonts w:ascii="Times New Roman" w:hAnsi="Times New Roman" w:eastAsia="Times New Roman" w:cs="Times New Roman"/>
+        </w:rPr>
+        <w:t xml:space="preserve"> → </w:t>
+      </w:r>
+      <w:r>
+        <w:rPr>
+          <w:rFonts w:hint="eastAsia" w:ascii="Times New Roman" w:hAnsi="Times New Roman" w:eastAsia="FangSong" w:cs="Times New Roman"/>
+        </w:rPr>
+        <w:t xml:space="preserve">产物比不由构象浓度决定</w:t>
+      </w:r>
+    </w:p>
+    <w:p>
+      <w:pPr>
+        <w:pStyle w:val="Compact"/>
+        <w:numPr>
+          <w:ilvl w:val="1"/>
+          <w:numId w:val="1002"/>
+        </w:numPr>
+      </w:pPr>
+      <w:r>
+        <w:rPr>
+          <w:rFonts w:ascii="Times New Roman" w:hAnsi="Times New Roman" w:eastAsia="Times New Roman" w:cs="Times New Roman"/>
+        </w:rPr>
+        <w:t xml:space="preserve">Bent </w:t>
+      </w:r>
+      <w:r>
+        <w:rPr>
+          <w:rFonts w:hint="eastAsia" w:ascii="Times New Roman" w:hAnsi="Times New Roman" w:eastAsia="FangSong" w:cs="Times New Roman"/>
+        </w:rPr>
+        <w:t xml:space="preserve">规则</w:t>
+      </w:r>
+      <w:r>
+        <w:rPr>
+          <w:rFonts w:ascii="Times New Roman" w:hAnsi="Times New Roman" w:eastAsia="Times New Roman" w:cs="Times New Roman"/>
+        </w:rPr>
+        <w:t xml:space="preserve"> → </w:t>
+      </w:r>
+      <w:r>
+        <w:rPr>
+          <w:rFonts w:hint="eastAsia" w:ascii="Times New Roman" w:hAnsi="Times New Roman" w:eastAsia="FangSong" w:cs="Times New Roman"/>
+        </w:rPr>
+        <w:t>电负性改变杂化</w:t>
+      </w:r>
+      <w:r>
+        <w:rPr>
+          <w:rFonts w:hint="eastAsia" w:ascii="Times New Roman" w:hAnsi="Times New Roman" w:eastAsia="Times New Roman" w:cs="Times New Roman"/>
+        </w:rPr>
+        <w:t>→</w:t>
+      </w:r>
+      <w:r>
+        <w:rPr>
+          <w:rFonts w:hint="eastAsia" w:ascii="Times New Roman" w:hAnsi="Times New Roman" w:eastAsia="FangSong" w:cs="Times New Roman"/>
+        </w:rPr>
+        <w:t>改变键角</w:t>
+      </w:r>
+      <w:r>
+        <w:rPr>
+          <w:rFonts w:hint="eastAsia" w:ascii="Times New Roman" w:hAnsi="Times New Roman" w:eastAsia="Times New Roman" w:cs="Times New Roman"/>
+        </w:rPr>
+        <w:t>→</w:t>
+      </w:r>
+      <w:r>
+        <w:rPr>
+          <w:rFonts w:hint="eastAsia" w:ascii="Times New Roman" w:hAnsi="Times New Roman" w:eastAsia="FangSong" w:cs="Times New Roman"/>
+        </w:rPr>
+        <w:t>改变反应性</w:t>
+      </w:r>
+    </w:p>
+    <w:p>
+      <w:pPr>
+        <w:pStyle w:val="Compact"/>
+        <w:numPr>
+          <w:ilvl w:val="1"/>
+          <w:numId w:val="1002"/>
+        </w:numPr>
+      </w:pPr>
+      <w:r>
+        <w:rPr>
+          <w:rFonts w:ascii="Times New Roman" w:hAnsi="Times New Roman" w:eastAsia="Times New Roman" w:cs="Times New Roman"/>
+        </w:rPr>
+        <w:t xml:space="preserve">FMO </w:t>
+      </w:r>
+      <w:r>
+        <w:rPr>
+          <w:rFonts w:hint="eastAsia" w:ascii="Times New Roman" w:hAnsi="Times New Roman" w:eastAsia="FangSong" w:cs="Times New Roman"/>
+        </w:rPr>
+        <w:t xml:space="preserve">推导</w:t>
+      </w:r>
+      <w:r>
+        <w:rPr>
+          <w:rFonts w:ascii="Times New Roman" w:hAnsi="Times New Roman" w:eastAsia="Times New Roman" w:cs="Times New Roman"/>
+        </w:rPr>
+        <w:t xml:space="preserve"> WH </w:t>
+      </w:r>
+      <w:r>
+        <w:rPr>
+          <w:rFonts w:hint="eastAsia" w:ascii="Times New Roman" w:hAnsi="Times New Roman" w:eastAsia="FangSong" w:cs="Times New Roman"/>
+        </w:rPr>
+        <w:t xml:space="preserve">规则</w:t>
+      </w:r>
+      <w:r>
+        <w:rPr>
+          <w:rFonts w:ascii="Times New Roman" w:hAnsi="Times New Roman" w:eastAsia="Times New Roman" w:cs="Times New Roman"/>
+        </w:rPr>
+        <w:t xml:space="preserve"> → </w:t>
+      </w:r>
+      <w:r>
+        <w:rPr>
+          <w:rFonts w:hint="eastAsia" w:ascii="Times New Roman" w:hAnsi="Times New Roman" w:eastAsia="FangSong" w:cs="Times New Roman"/>
+        </w:rPr>
+        <w:t>不背周环结论</w:t>
+      </w:r>
+      <w:r>
+        <w:rPr>
+          <w:rFonts w:hint="eastAsia" w:ascii="Times New Roman" w:hAnsi="Times New Roman" w:eastAsia="Times New Roman" w:cs="Times New Roman"/>
+        </w:rPr>
+        <w:t>，</w:t>
+      </w:r>
+      <w:r>
+        <w:rPr>
+          <w:rFonts w:hint="eastAsia" w:ascii="Times New Roman" w:hAnsi="Times New Roman" w:eastAsia="FangSong" w:cs="Times New Roman"/>
+        </w:rPr>
+        <w:t>画轨道推导</w:t>
+      </w:r>
+    </w:p>
+    <w:p>
+      <w:pPr>
+        <w:pStyle w:val="Compact"/>
+        <w:numPr>
+          <w:ilvl w:val="0"/>
+          <w:numId w:val="1001"/>
+        </w:numPr>
+      </w:pPr>
+      <w:r>
+        <w:rPr>
+          <w:rFonts w:hint="eastAsia" w:ascii="Times New Roman" w:hAnsi="Times New Roman" w:eastAsia="FangSong" w:cs="Times New Roman"/>
+        </w:rPr>
+        <w:t>活性中间体深度</w:t>
       </w:r>
       <w:r>
         <w:rPr>
@@ -1547,7 +2100,7 @@
         <w:rPr>
           <w:rFonts w:hint="eastAsia" w:ascii="Times New Roman" w:hAnsi="Times New Roman" w:eastAsia="Times New Roman" w:cs="Times New Roman"/>
         </w:rPr>
-        <w:t>1）</w:t>
+        <w:t>2）</w:t>
       </w:r>
     </w:p>
     <w:p>
@@ -1560,15 +2113,9 @@
       </w:pPr>
       <w:r>
         <w:rPr>
-          <w:rFonts w:ascii="Times New Roman" w:hAnsi="Times New Roman" w:eastAsia="Times New Roman" w:cs="Times New Roman"/>
-        </w:rPr>
-        <w:t xml:space="preserve">Hammett </w:t>
-      </w:r>
-      <w:r>
-        <w:rPr>
-          <w:rFonts w:hint="eastAsia" w:ascii="Times New Roman" w:hAnsi="Times New Roman" w:eastAsia="FangSong" w:cs="Times New Roman"/>
-        </w:rPr>
-        <w:t xml:space="preserve">方程</w:t>
+          <w:rFonts w:hint="eastAsia" w:ascii="Times New Roman" w:hAnsi="Times New Roman" w:eastAsia="FangSong" w:cs="Times New Roman"/>
+        </w:rPr>
+        <w:t xml:space="preserve">碳正离子</w:t>
       </w:r>
       <w:r>
         <w:rPr>
@@ -1580,7 +2127,19 @@
         <w:rPr>
           <w:rFonts w:hint="eastAsia" w:ascii="Times New Roman" w:hAnsi="Times New Roman" w:eastAsia="FangSong" w:cs="Times New Roman"/>
         </w:rPr>
-        <w:t xml:space="preserve">告诉你过渡态电荷分布</w:t>
+        <w:t>非经典结构</w:t>
+      </w:r>
+      <w:r>
+        <w:rPr>
+          <w:rFonts w:hint="eastAsia" w:ascii="Times New Roman" w:hAnsi="Times New Roman" w:eastAsia="Times New Roman" w:cs="Times New Roman"/>
+        </w:rPr>
+        <w:t>、1,2-</w:t>
+      </w:r>
+      <w:r>
+        <w:rPr>
+          <w:rFonts w:hint="eastAsia" w:ascii="Times New Roman" w:hAnsi="Times New Roman" w:eastAsia="FangSong" w:cs="Times New Roman"/>
+        </w:rPr>
+        <w:t>迁移倾向定量</w:t>
       </w:r>
     </w:p>
     <w:p>
@@ -1595,19 +2154,19 @@
         <w:rPr>
           <w:rFonts w:hint="eastAsia" w:ascii="Times New Roman" w:hAnsi="Times New Roman" w:eastAsia="FangSong" w:cs="Times New Roman"/>
         </w:rPr>
-        <w:t xml:space="preserve">动力学同位素效应</w:t>
-      </w:r>
-      <w:r>
-        <w:rPr>
-          <w:rFonts w:ascii="Times New Roman" w:hAnsi="Times New Roman" w:eastAsia="Times New Roman" w:cs="Times New Roman"/>
-        </w:rPr>
-        <w:t xml:space="preserve"> (KIE) → </w:t>
-      </w:r>
-      <w:r>
-        <w:rPr>
-          <w:rFonts w:hint="eastAsia" w:ascii="Times New Roman" w:hAnsi="Times New Roman" w:eastAsia="FangSong" w:cs="Times New Roman"/>
-        </w:rPr>
-        <w:t xml:space="preserve">告诉你速控步断哪根键</w:t>
+        <w:t xml:space="preserve">碳负离子</w:t>
+      </w:r>
+      <w:r>
+        <w:rPr>
+          <w:rFonts w:ascii="Times New Roman" w:hAnsi="Times New Roman" w:eastAsia="Times New Roman" w:cs="Times New Roman"/>
+        </w:rPr>
+        <w:t xml:space="preserve"> → HSAB </w:t>
+      </w:r>
+      <w:r>
+        <w:rPr>
+          <w:rFonts w:hint="eastAsia" w:ascii="Times New Roman" w:hAnsi="Times New Roman" w:eastAsia="FangSong" w:cs="Times New Roman"/>
+        </w:rPr>
+        <w:t xml:space="preserve">控制位点</w:t>
       </w:r>
     </w:p>
     <w:p>
@@ -1620,15 +2179,9 @@
       </w:pPr>
       <w:r>
         <w:rPr>
-          <w:rFonts w:ascii="Times New Roman" w:hAnsi="Times New Roman" w:eastAsia="Times New Roman" w:cs="Times New Roman"/>
-        </w:rPr>
-        <w:t xml:space="preserve">Curtin-Hammett </w:t>
-      </w:r>
-      <w:r>
-        <w:rPr>
-          <w:rFonts w:hint="eastAsia" w:ascii="Times New Roman" w:hAnsi="Times New Roman" w:eastAsia="FangSong" w:cs="Times New Roman"/>
-        </w:rPr>
-        <w:t xml:space="preserve">原理</w:t>
+          <w:rFonts w:hint="eastAsia" w:ascii="Times New Roman" w:hAnsi="Times New Roman" w:eastAsia="FangSong" w:cs="Times New Roman"/>
+        </w:rPr>
+        <w:t xml:space="preserve">卡宾</w:t>
       </w:r>
       <w:r>
         <w:rPr>
@@ -1640,7 +2193,19 @@
         <w:rPr>
           <w:rFonts w:hint="eastAsia" w:ascii="Times New Roman" w:hAnsi="Times New Roman" w:eastAsia="FangSong" w:cs="Times New Roman"/>
         </w:rPr>
-        <w:t xml:space="preserve">产物比不由构象浓度决定</w:t>
+        <w:t xml:space="preserve">单线态</w:t>
+      </w:r>
+      <w:r>
+        <w:rPr>
+          <w:rFonts w:ascii="Times New Roman" w:hAnsi="Times New Roman" w:eastAsia="Times New Roman" w:cs="Times New Roman"/>
+        </w:rPr>
+        <w:t xml:space="preserve"> vs </w:t>
+      </w:r>
+      <w:r>
+        <w:rPr>
+          <w:rFonts w:hint="eastAsia" w:ascii="Times New Roman" w:hAnsi="Times New Roman" w:eastAsia="FangSong" w:cs="Times New Roman"/>
+        </w:rPr>
+        <w:t xml:space="preserve">三线态的立体化学差异</w:t>
       </w:r>
     </w:p>
     <w:p>
@@ -1653,15 +2218,9 @@
       </w:pPr>
       <w:r>
         <w:rPr>
-          <w:rFonts w:ascii="Times New Roman" w:hAnsi="Times New Roman" w:eastAsia="Times New Roman" w:cs="Times New Roman"/>
-        </w:rPr>
-        <w:t xml:space="preserve">Bent </w:t>
-      </w:r>
-      <w:r>
-        <w:rPr>
-          <w:rFonts w:hint="eastAsia" w:ascii="Times New Roman" w:hAnsi="Times New Roman" w:eastAsia="FangSong" w:cs="Times New Roman"/>
-        </w:rPr>
-        <w:t xml:space="preserve">规则</w:t>
+          <w:rFonts w:hint="eastAsia" w:ascii="Times New Roman" w:hAnsi="Times New Roman" w:eastAsia="FangSong" w:cs="Times New Roman"/>
+        </w:rPr>
+        <w:t xml:space="preserve">氮宾</w:t>
       </w:r>
       <w:r>
         <w:rPr>
@@ -1673,31 +2232,31 @@
         <w:rPr>
           <w:rFonts w:hint="eastAsia" w:ascii="Times New Roman" w:hAnsi="Times New Roman" w:eastAsia="FangSong" w:cs="Times New Roman"/>
         </w:rPr>
-        <w:t>电负性改变杂化</w:t>
-      </w:r>
-      <w:r>
-        <w:rPr>
-          <w:rFonts w:hint="eastAsia" w:ascii="Times New Roman" w:hAnsi="Times New Roman" w:eastAsia="Times New Roman" w:cs="Times New Roman"/>
-        </w:rPr>
-        <w:t>→</w:t>
-      </w:r>
-      <w:r>
-        <w:rPr>
-          <w:rFonts w:hint="eastAsia" w:ascii="Times New Roman" w:hAnsi="Times New Roman" w:eastAsia="FangSong" w:cs="Times New Roman"/>
-        </w:rPr>
-        <w:t>改变键角</w:t>
-      </w:r>
-      <w:r>
-        <w:rPr>
-          <w:rFonts w:hint="eastAsia" w:ascii="Times New Roman" w:hAnsi="Times New Roman" w:eastAsia="Times New Roman" w:cs="Times New Roman"/>
-        </w:rPr>
-        <w:t>→</w:t>
-      </w:r>
-      <w:r>
-        <w:rPr>
-          <w:rFonts w:hint="eastAsia" w:ascii="Times New Roman" w:hAnsi="Times New Roman" w:eastAsia="FangSong" w:cs="Times New Roman"/>
-        </w:rPr>
-        <w:t>改变反应性</w:t>
+        <w:t>卡宾的氮版</w:t>
+      </w:r>
+      <w:r>
+        <w:rPr>
+          <w:rFonts w:hint="eastAsia" w:ascii="Times New Roman" w:hAnsi="Times New Roman" w:eastAsia="Times New Roman" w:cs="Times New Roman"/>
+        </w:rPr>
+        <w:t>（Curtius/Hofmann/Lossen</w:t>
+      </w:r>
+      <w:r>
+        <w:rPr>
+          <w:rFonts w:ascii="Times New Roman" w:hAnsi="Times New Roman" w:eastAsia="Times New Roman" w:cs="Times New Roman"/>
+        </w:rPr>
+        <w:t xml:space="preserve"> </w:t>
+      </w:r>
+      <w:r>
+        <w:rPr>
+          <w:rFonts w:hint="eastAsia" w:ascii="Times New Roman" w:hAnsi="Times New Roman" w:eastAsia="FangSong" w:cs="Times New Roman"/>
+        </w:rPr>
+        <w:t>统一</w:t>
+      </w:r>
+      <w:r>
+        <w:rPr>
+          <w:rFonts w:hint="eastAsia" w:ascii="Times New Roman" w:hAnsi="Times New Roman" w:eastAsia="Times New Roman" w:cs="Times New Roman"/>
+        </w:rPr>
+        <w:t>）</w:t>
       </w:r>
     </w:p>
     <w:p>
@@ -1710,27 +2269,9 @@
       </w:pPr>
       <w:r>
         <w:rPr>
-          <w:rFonts w:ascii="Times New Roman" w:hAnsi="Times New Roman" w:eastAsia="Times New Roman" w:cs="Times New Roman"/>
-        </w:rPr>
-        <w:t xml:space="preserve">FMO </w:t>
-      </w:r>
-      <w:r>
-        <w:rPr>
-          <w:rFonts w:hint="eastAsia" w:ascii="Times New Roman" w:hAnsi="Times New Roman" w:eastAsia="FangSong" w:cs="Times New Roman"/>
-        </w:rPr>
-        <w:t xml:space="preserve">推导</w:t>
-      </w:r>
-      <w:r>
-        <w:rPr>
-          <w:rFonts w:ascii="Times New Roman" w:hAnsi="Times New Roman" w:eastAsia="Times New Roman" w:cs="Times New Roman"/>
-        </w:rPr>
-        <w:t xml:space="preserve"> WH </w:t>
-      </w:r>
-      <w:r>
-        <w:rPr>
-          <w:rFonts w:hint="eastAsia" w:ascii="Times New Roman" w:hAnsi="Times New Roman" w:eastAsia="FangSong" w:cs="Times New Roman"/>
-        </w:rPr>
-        <w:t xml:space="preserve">规则</w:t>
+          <w:rFonts w:hint="eastAsia" w:ascii="Times New Roman" w:hAnsi="Times New Roman" w:eastAsia="FangSong" w:cs="Times New Roman"/>
+        </w:rPr>
+        <w:t xml:space="preserve">芳炔</w:t>
       </w:r>
       <w:r>
         <w:rPr>
@@ -1742,52 +2283,19 @@
         <w:rPr>
           <w:rFonts w:hint="eastAsia" w:ascii="Times New Roman" w:hAnsi="Times New Roman" w:eastAsia="FangSong" w:cs="Times New Roman"/>
         </w:rPr>
-        <w:t>不背周环结论</w:t>
-      </w:r>
-      <w:r>
-        <w:rPr>
-          <w:rFonts w:hint="eastAsia" w:ascii="Times New Roman" w:hAnsi="Times New Roman" w:eastAsia="Times New Roman" w:cs="Times New Roman"/>
-        </w:rPr>
-        <w:t>，</w:t>
-      </w:r>
-      <w:r>
-        <w:rPr>
-          <w:rFonts w:hint="eastAsia" w:ascii="Times New Roman" w:hAnsi="Times New Roman" w:eastAsia="FangSong" w:cs="Times New Roman"/>
-        </w:rPr>
-        <w:t>画轨道推导</w:t>
-      </w:r>
-    </w:p>
-    <w:p>
-      <w:pPr>
-        <w:pStyle w:val="Compact"/>
-        <w:numPr>
-          <w:ilvl w:val="0"/>
-          <w:numId w:val="1002"/>
-        </w:numPr>
-      </w:pPr>
-      <w:r>
-        <w:rPr>
-          <w:rFonts w:hint="eastAsia" w:ascii="Times New Roman" w:hAnsi="Times New Roman" w:eastAsia="FangSong" w:cs="Times New Roman"/>
-        </w:rPr>
-        <w:t>活性中间体深度</w:t>
-      </w:r>
-      <w:r>
-        <w:rPr>
-          <w:rFonts w:hint="eastAsia" w:ascii="Times New Roman" w:hAnsi="Times New Roman" w:eastAsia="Times New Roman" w:cs="Times New Roman"/>
-        </w:rPr>
-        <w:t>（</w:t>
-      </w:r>
-      <w:r>
-        <w:rPr>
-          <w:rFonts w:hint="eastAsia" w:ascii="Times New Roman" w:hAnsi="Times New Roman" w:eastAsia="FangSong" w:cs="Times New Roman"/>
-        </w:rPr>
-        <w:t>课时</w:t>
-      </w:r>
-      <w:r>
-        <w:rPr>
-          <w:rFonts w:hint="eastAsia" w:ascii="Times New Roman" w:hAnsi="Times New Roman" w:eastAsia="Times New Roman" w:cs="Times New Roman"/>
-        </w:rPr>
-        <w:t>2）</w:t>
+        <w:t>三键张力</w:t>
+      </w:r>
+      <w:r>
+        <w:rPr>
+          <w:rFonts w:hint="eastAsia" w:ascii="Times New Roman" w:hAnsi="Times New Roman" w:eastAsia="Times New Roman" w:cs="Times New Roman"/>
+        </w:rPr>
+        <w:t>、</w:t>
+      </w:r>
+      <w:r>
+        <w:rPr>
+          <w:rFonts w:hint="eastAsia" w:ascii="Times New Roman" w:hAnsi="Times New Roman" w:eastAsia="FangSong" w:cs="Times New Roman"/>
+        </w:rPr>
+        <w:t>区域选择性</w:t>
       </w:r>
     </w:p>
     <w:p>
@@ -1795,202 +2303,7 @@
         <w:pStyle w:val="Compact"/>
         <w:numPr>
           <w:ilvl w:val="1"/>
-          <w:numId w:val="1004"/>
-        </w:numPr>
-      </w:pPr>
-      <w:r>
-        <w:rPr>
-          <w:rFonts w:hint="eastAsia" w:ascii="Times New Roman" w:hAnsi="Times New Roman" w:eastAsia="FangSong" w:cs="Times New Roman"/>
-        </w:rPr>
-        <w:t xml:space="preserve">碳正离子</w:t>
-      </w:r>
-      <w:r>
-        <w:rPr>
-          <w:rFonts w:ascii="Times New Roman" w:hAnsi="Times New Roman" w:eastAsia="Times New Roman" w:cs="Times New Roman"/>
-        </w:rPr>
-        <w:t xml:space="preserve"> → </w:t>
-      </w:r>
-      <w:r>
-        <w:rPr>
-          <w:rFonts w:hint="eastAsia" w:ascii="Times New Roman" w:hAnsi="Times New Roman" w:eastAsia="FangSong" w:cs="Times New Roman"/>
-        </w:rPr>
-        <w:t>非经典结构</w:t>
-      </w:r>
-      <w:r>
-        <w:rPr>
-          <w:rFonts w:hint="eastAsia" w:ascii="Times New Roman" w:hAnsi="Times New Roman" w:eastAsia="Times New Roman" w:cs="Times New Roman"/>
-        </w:rPr>
-        <w:t>、1,2-</w:t>
-      </w:r>
-      <w:r>
-        <w:rPr>
-          <w:rFonts w:hint="eastAsia" w:ascii="Times New Roman" w:hAnsi="Times New Roman" w:eastAsia="FangSong" w:cs="Times New Roman"/>
-        </w:rPr>
-        <w:t>迁移倾向定量</w:t>
-      </w:r>
-    </w:p>
-    <w:p>
-      <w:pPr>
-        <w:pStyle w:val="Compact"/>
-        <w:numPr>
-          <w:ilvl w:val="1"/>
-          <w:numId w:val="1004"/>
-        </w:numPr>
-      </w:pPr>
-      <w:r>
-        <w:rPr>
-          <w:rFonts w:hint="eastAsia" w:ascii="Times New Roman" w:hAnsi="Times New Roman" w:eastAsia="FangSong" w:cs="Times New Roman"/>
-        </w:rPr>
-        <w:t xml:space="preserve">碳负离子</w:t>
-      </w:r>
-      <w:r>
-        <w:rPr>
-          <w:rFonts w:ascii="Times New Roman" w:hAnsi="Times New Roman" w:eastAsia="Times New Roman" w:cs="Times New Roman"/>
-        </w:rPr>
-        <w:t xml:space="preserve"> → HSAB </w:t>
-      </w:r>
-      <w:r>
-        <w:rPr>
-          <w:rFonts w:hint="eastAsia" w:ascii="Times New Roman" w:hAnsi="Times New Roman" w:eastAsia="FangSong" w:cs="Times New Roman"/>
-        </w:rPr>
-        <w:t xml:space="preserve">控制位点</w:t>
-      </w:r>
-    </w:p>
-    <w:p>
-      <w:pPr>
-        <w:pStyle w:val="Compact"/>
-        <w:numPr>
-          <w:ilvl w:val="1"/>
-          <w:numId w:val="1004"/>
-        </w:numPr>
-      </w:pPr>
-      <w:r>
-        <w:rPr>
-          <w:rFonts w:hint="eastAsia" w:ascii="Times New Roman" w:hAnsi="Times New Roman" w:eastAsia="FangSong" w:cs="Times New Roman"/>
-        </w:rPr>
-        <w:t xml:space="preserve">卡宾</w:t>
-      </w:r>
-      <w:r>
-        <w:rPr>
-          <w:rFonts w:ascii="Times New Roman" w:hAnsi="Times New Roman" w:eastAsia="Times New Roman" w:cs="Times New Roman"/>
-        </w:rPr>
-        <w:t xml:space="preserve"> → </w:t>
-      </w:r>
-      <w:r>
-        <w:rPr>
-          <w:rFonts w:hint="eastAsia" w:ascii="Times New Roman" w:hAnsi="Times New Roman" w:eastAsia="FangSong" w:cs="Times New Roman"/>
-        </w:rPr>
-        <w:t xml:space="preserve">单线态</w:t>
-      </w:r>
-      <w:r>
-        <w:rPr>
-          <w:rFonts w:ascii="Times New Roman" w:hAnsi="Times New Roman" w:eastAsia="Times New Roman" w:cs="Times New Roman"/>
-        </w:rPr>
-        <w:t xml:space="preserve"> vs </w:t>
-      </w:r>
-      <w:r>
-        <w:rPr>
-          <w:rFonts w:hint="eastAsia" w:ascii="Times New Roman" w:hAnsi="Times New Roman" w:eastAsia="FangSong" w:cs="Times New Roman"/>
-        </w:rPr>
-        <w:t xml:space="preserve">三线态的立体化学差异</w:t>
-      </w:r>
-    </w:p>
-    <w:p>
-      <w:pPr>
-        <w:pStyle w:val="Compact"/>
-        <w:numPr>
-          <w:ilvl w:val="1"/>
-          <w:numId w:val="1004"/>
-        </w:numPr>
-      </w:pPr>
-      <w:r>
-        <w:rPr>
-          <w:rFonts w:hint="eastAsia" w:ascii="Times New Roman" w:hAnsi="Times New Roman" w:eastAsia="FangSong" w:cs="Times New Roman"/>
-        </w:rPr>
-        <w:t xml:space="preserve">氮宾</w:t>
-      </w:r>
-      <w:r>
-        <w:rPr>
-          <w:rFonts w:ascii="Times New Roman" w:hAnsi="Times New Roman" w:eastAsia="Times New Roman" w:cs="Times New Roman"/>
-        </w:rPr>
-        <w:t xml:space="preserve"> → </w:t>
-      </w:r>
-      <w:r>
-        <w:rPr>
-          <w:rFonts w:hint="eastAsia" w:ascii="Times New Roman" w:hAnsi="Times New Roman" w:eastAsia="FangSong" w:cs="Times New Roman"/>
-        </w:rPr>
-        <w:t>卡宾的氮版</w:t>
-      </w:r>
-      <w:r>
-        <w:rPr>
-          <w:rFonts w:hint="eastAsia" w:ascii="Times New Roman" w:hAnsi="Times New Roman" w:eastAsia="Times New Roman" w:cs="Times New Roman"/>
-        </w:rPr>
-        <w:t>（Curtius/Hofmann/Lossen</w:t>
-      </w:r>
-      <w:r>
-        <w:rPr>
-          <w:rFonts w:ascii="Times New Roman" w:hAnsi="Times New Roman" w:eastAsia="Times New Roman" w:cs="Times New Roman"/>
-        </w:rPr>
-        <w:t xml:space="preserve"> </w:t>
-      </w:r>
-      <w:r>
-        <w:rPr>
-          <w:rFonts w:hint="eastAsia" w:ascii="Times New Roman" w:hAnsi="Times New Roman" w:eastAsia="FangSong" w:cs="Times New Roman"/>
-        </w:rPr>
-        <w:t>统一</w:t>
-      </w:r>
-      <w:r>
-        <w:rPr>
-          <w:rFonts w:hint="eastAsia" w:ascii="Times New Roman" w:hAnsi="Times New Roman" w:eastAsia="Times New Roman" w:cs="Times New Roman"/>
-        </w:rPr>
-        <w:t>）</w:t>
-      </w:r>
-    </w:p>
-    <w:p>
-      <w:pPr>
-        <w:pStyle w:val="Compact"/>
-        <w:numPr>
-          <w:ilvl w:val="1"/>
-          <w:numId w:val="1004"/>
-        </w:numPr>
-      </w:pPr>
-      <w:r>
-        <w:rPr>
-          <w:rFonts w:hint="eastAsia" w:ascii="Times New Roman" w:hAnsi="Times New Roman" w:eastAsia="FangSong" w:cs="Times New Roman"/>
-        </w:rPr>
-        <w:t xml:space="preserve">芳炔</w:t>
-      </w:r>
-      <w:r>
-        <w:rPr>
-          <w:rFonts w:ascii="Times New Roman" w:hAnsi="Times New Roman" w:eastAsia="Times New Roman" w:cs="Times New Roman"/>
-        </w:rPr>
-        <w:t xml:space="preserve"> → </w:t>
-      </w:r>
-      <w:r>
-        <w:rPr>
-          <w:rFonts w:hint="eastAsia" w:ascii="Times New Roman" w:hAnsi="Times New Roman" w:eastAsia="FangSong" w:cs="Times New Roman"/>
-        </w:rPr>
-        <w:t>三键张力</w:t>
-      </w:r>
-      <w:r>
-        <w:rPr>
-          <w:rFonts w:hint="eastAsia" w:ascii="Times New Roman" w:hAnsi="Times New Roman" w:eastAsia="Times New Roman" w:cs="Times New Roman"/>
-        </w:rPr>
-        <w:t>、</w:t>
-      </w:r>
-      <w:r>
-        <w:rPr>
-          <w:rFonts w:hint="eastAsia" w:ascii="Times New Roman" w:hAnsi="Times New Roman" w:eastAsia="FangSong" w:cs="Times New Roman"/>
-        </w:rPr>
-        <w:t>区域选择性</w:t>
-      </w:r>
-    </w:p>
-    <w:p>
-      <w:pPr>
-        <w:pStyle w:val="Compact"/>
-        <w:numPr>
-          <w:ilvl w:val="1"/>
-          <w:numId w:val="1004"/>
+          <w:numId w:val="1003"/>
         </w:numPr>
       </w:pPr>
       <w:r>
@@ -10008,6 +10321,51 @@
         <w:pStyle w:val="Compact"/>
         <w:numPr>
           <w:ilvl w:val="0"/>
+          <w:numId w:val="1004"/>
+        </w:numPr>
+      </w:pPr>
+      <w:r>
+        <w:rPr>
+          <w:rFonts w:ascii="Times New Roman" w:hAnsi="Times New Roman" w:eastAsia="Times New Roman" w:cs="Times New Roman"/>
+        </w:rPr>
+        <w:t xml:space="preserve">Step </w:t>
+      </w:r>
+      <w:r>
+        <w:rPr>
+          <w:rFonts w:hint="eastAsia" w:ascii="Times New Roman" w:hAnsi="Times New Roman" w:eastAsia="Times New Roman" w:cs="Times New Roman"/>
+        </w:rPr>
+        <w:t>1：</w:t>
+      </w:r>
+      <w:r>
+        <w:rPr>
+          <w:rFonts w:hint="eastAsia" w:ascii="Times New Roman" w:hAnsi="Times New Roman" w:eastAsia="FangSong" w:cs="Times New Roman"/>
+        </w:rPr>
+        <w:t>确定反应的</w:t>
+      </w:r>
+      <w:r>
+        <w:rPr>
+          <w:rFonts w:hint="eastAsia" w:ascii="Times New Roman" w:hAnsi="Times New Roman" w:eastAsia="Times New Roman" w:cs="Times New Roman"/>
+        </w:rPr>
+        <w:t>「</w:t>
+      </w:r>
+      <w:r>
+        <w:rPr>
+          <w:rFonts w:hint="eastAsia" w:ascii="Times New Roman" w:hAnsi="Times New Roman" w:eastAsia="FangSong" w:cs="Times New Roman"/>
+        </w:rPr>
+        <w:t>组分</w:t>
+      </w:r>
+      <w:r>
+        <w:rPr>
+          <w:rFonts w:hint="eastAsia" w:ascii="Times New Roman" w:hAnsi="Times New Roman" w:eastAsia="Times New Roman" w:cs="Times New Roman"/>
+        </w:rPr>
+        <w:t>」</w:t>
+      </w:r>
+    </w:p>
+    <w:p>
+      <w:pPr>
+        <w:pStyle w:val="Compact"/>
+        <w:numPr>
+          <w:ilvl w:val="1"/>
           <w:numId w:val="1005"/>
         </w:numPr>
       </w:pPr>
@@ -10015,37 +10373,217 @@
         <w:rPr>
           <w:rFonts w:ascii="Times New Roman" w:hAnsi="Times New Roman" w:eastAsia="Times New Roman" w:cs="Times New Roman"/>
         </w:rPr>
+        <w:t xml:space="preserve">π </w:t>
+      </w:r>
+      <w:r>
+        <w:rPr>
+          <w:rFonts w:hint="eastAsia" w:ascii="Times New Roman" w:hAnsi="Times New Roman" w:eastAsia="FangSong" w:cs="Times New Roman"/>
+        </w:rPr>
+        <w:t>电子体系</w:t>
+      </w:r>
+      <w:r>
+        <w:rPr>
+          <w:rFonts w:hint="eastAsia" w:ascii="Times New Roman" w:hAnsi="Times New Roman" w:eastAsia="Times New Roman" w:cs="Times New Roman"/>
+        </w:rPr>
+        <w:t>（</w:t>
+      </w:r>
+      <w:r>
+        <w:rPr>
+          <w:rFonts w:hint="eastAsia" w:ascii="Times New Roman" w:hAnsi="Times New Roman" w:eastAsia="FangSong" w:cs="Times New Roman"/>
+        </w:rPr>
+        <w:t>烯烃</w:t>
+      </w:r>
+      <w:r>
+        <w:rPr>
+          <w:rFonts w:hint="eastAsia" w:ascii="Times New Roman" w:hAnsi="Times New Roman" w:eastAsia="Times New Roman" w:cs="Times New Roman"/>
+        </w:rPr>
+        <w:t>/</w:t>
+      </w:r>
+      <w:r>
+        <w:rPr>
+          <w:rFonts w:hint="eastAsia" w:ascii="Times New Roman" w:hAnsi="Times New Roman" w:eastAsia="FangSong" w:cs="Times New Roman"/>
+        </w:rPr>
+        <w:t>二烯等</w:t>
+      </w:r>
+      <w:r>
+        <w:rPr>
+          <w:rFonts w:hint="eastAsia" w:ascii="Times New Roman" w:hAnsi="Times New Roman" w:eastAsia="Times New Roman" w:cs="Times New Roman"/>
+        </w:rPr>
+        <w:t>）—</w:t>
+      </w:r>
+      <w:r>
+        <w:rPr>
+          <w:rFonts w:ascii="Times New Roman" w:hAnsi="Times New Roman" w:eastAsia="Times New Roman" w:cs="Times New Roman"/>
+        </w:rPr>
+        <w:t xml:space="preserve"> </w:t>
+      </w:r>
+      <w:r>
+        <w:rPr>
+          <w:rFonts w:hint="eastAsia" w:ascii="Times New Roman" w:hAnsi="Times New Roman" w:eastAsia="FangSong" w:cs="Times New Roman"/>
+        </w:rPr>
+        <w:t xml:space="preserve">每个</w:t>
+      </w:r>
+      <w:r>
+        <w:rPr>
+          <w:rFonts w:ascii="Times New Roman" w:hAnsi="Times New Roman" w:eastAsia="Times New Roman" w:cs="Times New Roman"/>
+        </w:rPr>
+        <w:t xml:space="preserve"> π </w:t>
+      </w:r>
+      <w:r>
+        <w:rPr>
+          <w:rFonts w:hint="eastAsia" w:ascii="Times New Roman" w:hAnsi="Times New Roman" w:eastAsia="FangSong" w:cs="Times New Roman"/>
+        </w:rPr>
+        <w:t xml:space="preserve">键对应一组</w:t>
+      </w:r>
+      <w:r>
+        <w:rPr>
+          <w:rFonts w:ascii="Times New Roman" w:hAnsi="Times New Roman" w:eastAsia="Times New Roman" w:cs="Times New Roman"/>
+        </w:rPr>
+        <w:t xml:space="preserve"> π/π* </w:t>
+      </w:r>
+      <w:r>
+        <w:rPr>
+          <w:rFonts w:hint="eastAsia" w:ascii="Times New Roman" w:hAnsi="Times New Roman" w:eastAsia="FangSong" w:cs="Times New Roman"/>
+        </w:rPr>
+        <w:t xml:space="preserve">轨道</w:t>
+      </w:r>
+    </w:p>
+    <w:p>
+      <w:pPr>
+        <w:pStyle w:val="Compact"/>
+        <w:numPr>
+          <w:ilvl w:val="1"/>
+          <w:numId w:val="1005"/>
+        </w:numPr>
+      </w:pPr>
+      <w:r>
+        <w:rPr>
+          <w:rFonts w:ascii="Times New Roman" w:hAnsi="Times New Roman" w:eastAsia="Times New Roman" w:cs="Times New Roman"/>
+        </w:rPr>
+        <w:t xml:space="preserve">σ </w:t>
+      </w:r>
+      <w:r>
+        <w:rPr>
+          <w:rFonts w:hint="eastAsia" w:ascii="Times New Roman" w:hAnsi="Times New Roman" w:eastAsia="FangSong" w:cs="Times New Roman"/>
+        </w:rPr>
+        <w:t>电子体系</w:t>
+      </w:r>
+      <w:r>
+        <w:rPr>
+          <w:rFonts w:hint="eastAsia" w:ascii="Times New Roman" w:hAnsi="Times New Roman" w:eastAsia="Times New Roman" w:cs="Times New Roman"/>
+        </w:rPr>
+        <w:t>（σ</w:t>
+      </w:r>
+      <w:r>
+        <w:rPr>
+          <w:rFonts w:ascii="Times New Roman" w:hAnsi="Times New Roman" w:eastAsia="Times New Roman" w:cs="Times New Roman"/>
+        </w:rPr>
+        <w:t xml:space="preserve"> </w:t>
+      </w:r>
+      <w:r>
+        <w:rPr>
+          <w:rFonts w:hint="eastAsia" w:ascii="Times New Roman" w:hAnsi="Times New Roman" w:eastAsia="FangSong" w:cs="Times New Roman"/>
+        </w:rPr>
+        <w:t>键迁移</w:t>
+      </w:r>
+      <w:r>
+        <w:rPr>
+          <w:rFonts w:hint="eastAsia" w:ascii="Times New Roman" w:hAnsi="Times New Roman" w:eastAsia="Times New Roman" w:cs="Times New Roman"/>
+        </w:rPr>
+        <w:t>）—</w:t>
+      </w:r>
+      <w:r>
+        <w:rPr>
+          <w:rFonts w:ascii="Times New Roman" w:hAnsi="Times New Roman" w:eastAsia="Times New Roman" w:cs="Times New Roman"/>
+        </w:rPr>
+        <w:t xml:space="preserve"> </w:t>
+      </w:r>
+      <w:r>
+        <w:rPr>
+          <w:rFonts w:hint="eastAsia" w:ascii="Times New Roman" w:hAnsi="Times New Roman" w:eastAsia="FangSong" w:cs="Times New Roman"/>
+        </w:rPr>
+        <w:t xml:space="preserve">考虑</w:t>
+      </w:r>
+      <w:r>
+        <w:rPr>
+          <w:rFonts w:ascii="Times New Roman" w:hAnsi="Times New Roman" w:eastAsia="Times New Roman" w:cs="Times New Roman"/>
+        </w:rPr>
+        <w:t xml:space="preserve"> σ/σ* </w:t>
+      </w:r>
+      <w:r>
+        <w:rPr>
+          <w:rFonts w:hint="eastAsia" w:ascii="Times New Roman" w:hAnsi="Times New Roman" w:eastAsia="FangSong" w:cs="Times New Roman"/>
+        </w:rPr>
+        <w:t xml:space="preserve">轨道</w:t>
+      </w:r>
+    </w:p>
+    <w:p>
+      <w:pPr>
+        <w:pStyle w:val="Compact"/>
+        <w:numPr>
+          <w:ilvl w:val="0"/>
+          <w:numId w:val="1004"/>
+        </w:numPr>
+      </w:pPr>
+      <w:r>
+        <w:rPr>
+          <w:rFonts w:ascii="Times New Roman" w:hAnsi="Times New Roman" w:eastAsia="Times New Roman" w:cs="Times New Roman"/>
+        </w:rPr>
         <w:t xml:space="preserve">Step </w:t>
       </w:r>
       <w:r>
         <w:rPr>
           <w:rFonts w:hint="eastAsia" w:ascii="Times New Roman" w:hAnsi="Times New Roman" w:eastAsia="Times New Roman" w:cs="Times New Roman"/>
         </w:rPr>
-        <w:t>1：</w:t>
-      </w:r>
-      <w:r>
-        <w:rPr>
-          <w:rFonts w:hint="eastAsia" w:ascii="Times New Roman" w:hAnsi="Times New Roman" w:eastAsia="FangSong" w:cs="Times New Roman"/>
-        </w:rPr>
-        <w:t>确定反应的</w:t>
-      </w:r>
-      <w:r>
-        <w:rPr>
-          <w:rFonts w:hint="eastAsia" w:ascii="Times New Roman" w:hAnsi="Times New Roman" w:eastAsia="Times New Roman" w:cs="Times New Roman"/>
-        </w:rPr>
-        <w:t>「</w:t>
-      </w:r>
-      <w:r>
-        <w:rPr>
-          <w:rFonts w:hint="eastAsia" w:ascii="Times New Roman" w:hAnsi="Times New Roman" w:eastAsia="FangSong" w:cs="Times New Roman"/>
-        </w:rPr>
-        <w:t>组分</w:t>
-      </w:r>
-      <w:r>
-        <w:rPr>
-          <w:rFonts w:hint="eastAsia" w:ascii="Times New Roman" w:hAnsi="Times New Roman" w:eastAsia="Times New Roman" w:cs="Times New Roman"/>
-        </w:rPr>
-        <w:t>」</w:t>
+        <w:t>2：</w:t>
+      </w:r>
+      <w:r>
+        <w:rPr>
+          <w:rFonts w:hint="eastAsia" w:ascii="Times New Roman" w:hAnsi="Times New Roman" w:eastAsia="FangSong" w:cs="Times New Roman"/>
+        </w:rPr>
+        <w:t>在热反应条件下</w:t>
+      </w:r>
+      <w:r>
+        <w:rPr>
+          <w:rFonts w:hint="eastAsia" w:ascii="Times New Roman" w:hAnsi="Times New Roman" w:eastAsia="Times New Roman" w:cs="Times New Roman"/>
+        </w:rPr>
+        <w:t>（</w:t>
+      </w:r>
+      <w:r>
+        <w:rPr>
+          <w:rFonts w:hint="eastAsia" w:ascii="Times New Roman" w:hAnsi="Times New Roman" w:eastAsia="FangSong" w:cs="Times New Roman"/>
+        </w:rPr>
+        <w:t>基态</w:t>
+      </w:r>
+      <w:r>
+        <w:rPr>
+          <w:rFonts w:hint="eastAsia" w:ascii="Times New Roman" w:hAnsi="Times New Roman" w:eastAsia="Times New Roman" w:cs="Times New Roman"/>
+        </w:rPr>
+        <w:t>），</w:t>
+      </w:r>
+      <w:r>
+        <w:rPr>
+          <w:rFonts w:hint="eastAsia" w:ascii="Times New Roman" w:hAnsi="Times New Roman" w:eastAsia="FangSong" w:cs="Times New Roman"/>
+        </w:rPr>
+        <w:t>画出各组分的</w:t>
+      </w:r>
+      <w:r>
+        <w:rPr>
+          <w:rFonts w:ascii="Times New Roman" w:hAnsi="Times New Roman" w:eastAsia="Times New Roman" w:cs="Times New Roman"/>
+        </w:rPr>
+        <w:t xml:space="preserve"> HOMO </w:t>
+      </w:r>
+      <w:r>
+        <w:rPr>
+          <w:rFonts w:hint="eastAsia" w:ascii="Times New Roman" w:hAnsi="Times New Roman" w:eastAsia="FangSong" w:cs="Times New Roman"/>
+        </w:rPr>
+        <w:t xml:space="preserve">和</w:t>
+      </w:r>
+      <w:r>
+        <w:rPr>
+          <w:rFonts w:ascii="Times New Roman" w:hAnsi="Times New Roman" w:eastAsia="Times New Roman" w:cs="Times New Roman"/>
+        </w:rPr>
+        <w:t xml:space="preserve"> LUMO</w:t>
       </w:r>
     </w:p>
     <w:p>
@@ -10058,15 +10596,45 @@
       </w:pPr>
       <w:r>
         <w:rPr>
-          <w:rFonts w:ascii="Times New Roman" w:hAnsi="Times New Roman" w:eastAsia="Times New Roman" w:cs="Times New Roman"/>
-        </w:rPr>
-        <w:t xml:space="preserve">π </w:t>
-      </w:r>
-      <w:r>
-        <w:rPr>
-          <w:rFonts w:hint="eastAsia" w:ascii="Times New Roman" w:hAnsi="Times New Roman" w:eastAsia="FangSong" w:cs="Times New Roman"/>
-        </w:rPr>
-        <w:t>电子体系</w:t>
+          <w:rFonts w:hint="eastAsia" w:ascii="Times New Roman" w:hAnsi="Times New Roman" w:eastAsia="FangSong" w:cs="Times New Roman"/>
+        </w:rPr>
+        <w:t xml:space="preserve">偶数个</w:t>
+      </w:r>
+      <w:r>
+        <w:rPr>
+          <w:rFonts w:ascii="Times New Roman" w:hAnsi="Times New Roman" w:eastAsia="Times New Roman" w:cs="Times New Roman"/>
+        </w:rPr>
+        <w:t xml:space="preserve"> π </w:t>
+      </w:r>
+      <w:r>
+        <w:rPr>
+          <w:rFonts w:hint="eastAsia" w:ascii="Times New Roman" w:hAnsi="Times New Roman" w:eastAsia="FangSong" w:cs="Times New Roman"/>
+        </w:rPr>
+        <w:t xml:space="preserve">键</w:t>
+      </w:r>
+      <w:r>
+        <w:rPr>
+          <w:rFonts w:ascii="Times New Roman" w:hAnsi="Times New Roman" w:eastAsia="Times New Roman" w:cs="Times New Roman"/>
+        </w:rPr>
+        <w:t xml:space="preserve"> = </w:t>
+      </w:r>
+      <w:r>
+        <w:rPr>
+          <w:rFonts w:hint="eastAsia" w:ascii="Times New Roman" w:hAnsi="Times New Roman" w:eastAsia="FangSong" w:cs="Times New Roman"/>
+        </w:rPr>
+        <w:t xml:space="preserve">基态</w:t>
+      </w:r>
+      <w:r>
+        <w:rPr>
+          <w:rFonts w:ascii="Times New Roman" w:hAnsi="Times New Roman" w:eastAsia="Times New Roman" w:cs="Times New Roman"/>
+        </w:rPr>
+        <w:t xml:space="preserve"> HOMO </w:t>
+      </w:r>
+      <w:r>
+        <w:rPr>
+          <w:rFonts w:hint="eastAsia" w:ascii="Times New Roman" w:hAnsi="Times New Roman" w:eastAsia="FangSong" w:cs="Times New Roman"/>
+        </w:rPr>
+        <w:t>为成键型</w:t>
       </w:r>
       <w:r>
         <w:rPr>
@@ -10078,61 +10646,13 @@
         <w:rPr>
           <w:rFonts w:hint="eastAsia" w:ascii="Times New Roman" w:hAnsi="Times New Roman" w:eastAsia="FangSong" w:cs="Times New Roman"/>
         </w:rPr>
-        <w:t>烯烃</w:t>
-      </w:r>
-      <w:r>
-        <w:rPr>
-          <w:rFonts w:hint="eastAsia" w:ascii="Times New Roman" w:hAnsi="Times New Roman" w:eastAsia="Times New Roman" w:cs="Times New Roman"/>
-        </w:rPr>
-        <w:t>/</w:t>
-      </w:r>
-      <w:r>
-        <w:rPr>
-          <w:rFonts w:hint="eastAsia" w:ascii="Times New Roman" w:hAnsi="Times New Roman" w:eastAsia="FangSong" w:cs="Times New Roman"/>
-        </w:rPr>
-        <w:t>二烯等</w:t>
-      </w:r>
-      <w:r>
-        <w:rPr>
-          <w:rFonts w:hint="eastAsia" w:ascii="Times New Roman" w:hAnsi="Times New Roman" w:eastAsia="Times New Roman" w:cs="Times New Roman"/>
-        </w:rPr>
-        <w:t>）—</w:t>
-      </w:r>
-      <w:r>
-        <w:rPr>
-          <w:rFonts w:ascii="Times New Roman" w:hAnsi="Times New Roman" w:eastAsia="Times New Roman" w:cs="Times New Roman"/>
-        </w:rPr>
-        <w:t xml:space="preserve"> </w:t>
-      </w:r>
-      <w:r>
-        <w:rPr>
-          <w:rFonts w:hint="eastAsia" w:ascii="Times New Roman" w:hAnsi="Times New Roman" w:eastAsia="FangSong" w:cs="Times New Roman"/>
-        </w:rPr>
-        <w:t xml:space="preserve">每个</w:t>
-      </w:r>
-      <w:r>
-        <w:rPr>
-          <w:rFonts w:ascii="Times New Roman" w:hAnsi="Times New Roman" w:eastAsia="Times New Roman" w:cs="Times New Roman"/>
-        </w:rPr>
-        <w:t xml:space="preserve"> π </w:t>
-      </w:r>
-      <w:r>
-        <w:rPr>
-          <w:rFonts w:hint="eastAsia" w:ascii="Times New Roman" w:hAnsi="Times New Roman" w:eastAsia="FangSong" w:cs="Times New Roman"/>
-        </w:rPr>
-        <w:t xml:space="preserve">键对应一组</w:t>
-      </w:r>
-      <w:r>
-        <w:rPr>
-          <w:rFonts w:ascii="Times New Roman" w:hAnsi="Times New Roman" w:eastAsia="Times New Roman" w:cs="Times New Roman"/>
-        </w:rPr>
-        <w:t xml:space="preserve"> π/π* </w:t>
-      </w:r>
-      <w:r>
-        <w:rPr>
-          <w:rFonts w:hint="eastAsia" w:ascii="Times New Roman" w:hAnsi="Times New Roman" w:eastAsia="FangSong" w:cs="Times New Roman"/>
-        </w:rPr>
-        <w:t xml:space="preserve">轨道</w:t>
+        <w:t>同相位两端</w:t>
+      </w:r>
+      <w:r>
+        <w:rPr>
+          <w:rFonts w:hint="eastAsia" w:ascii="Times New Roman" w:hAnsi="Times New Roman" w:eastAsia="Times New Roman" w:cs="Times New Roman"/>
+        </w:rPr>
+        <w:t>）</w:t>
       </w:r>
     </w:p>
     <w:p>
@@ -10145,63 +10665,132 @@
       </w:pPr>
       <w:r>
         <w:rPr>
-          <w:rFonts w:ascii="Times New Roman" w:hAnsi="Times New Roman" w:eastAsia="Times New Roman" w:cs="Times New Roman"/>
-        </w:rPr>
-        <w:t xml:space="preserve">σ </w:t>
-      </w:r>
-      <w:r>
-        <w:rPr>
-          <w:rFonts w:hint="eastAsia" w:ascii="Times New Roman" w:hAnsi="Times New Roman" w:eastAsia="FangSong" w:cs="Times New Roman"/>
-        </w:rPr>
-        <w:t>电子体系</w:t>
-      </w:r>
-      <w:r>
-        <w:rPr>
-          <w:rFonts w:hint="eastAsia" w:ascii="Times New Roman" w:hAnsi="Times New Roman" w:eastAsia="Times New Roman" w:cs="Times New Roman"/>
-        </w:rPr>
-        <w:t>（σ</w:t>
-      </w:r>
-      <w:r>
-        <w:rPr>
-          <w:rFonts w:ascii="Times New Roman" w:hAnsi="Times New Roman" w:eastAsia="Times New Roman" w:cs="Times New Roman"/>
-        </w:rPr>
-        <w:t xml:space="preserve"> </w:t>
-      </w:r>
-      <w:r>
-        <w:rPr>
-          <w:rFonts w:hint="eastAsia" w:ascii="Times New Roman" w:hAnsi="Times New Roman" w:eastAsia="FangSong" w:cs="Times New Roman"/>
-        </w:rPr>
-        <w:t>键迁移</w:t>
-      </w:r>
-      <w:r>
-        <w:rPr>
-          <w:rFonts w:hint="eastAsia" w:ascii="Times New Roman" w:hAnsi="Times New Roman" w:eastAsia="Times New Roman" w:cs="Times New Roman"/>
-        </w:rPr>
-        <w:t>）—</w:t>
-      </w:r>
-      <w:r>
-        <w:rPr>
-          <w:rFonts w:ascii="Times New Roman" w:hAnsi="Times New Roman" w:eastAsia="Times New Roman" w:cs="Times New Roman"/>
-        </w:rPr>
-        <w:t xml:space="preserve"> </w:t>
-      </w:r>
-      <w:r>
-        <w:rPr>
-          <w:rFonts w:hint="eastAsia" w:ascii="Times New Roman" w:hAnsi="Times New Roman" w:eastAsia="FangSong" w:cs="Times New Roman"/>
-        </w:rPr>
-        <w:t xml:space="preserve">考虑</w:t>
-      </w:r>
-      <w:r>
-        <w:rPr>
-          <w:rFonts w:ascii="Times New Roman" w:hAnsi="Times New Roman" w:eastAsia="Times New Roman" w:cs="Times New Roman"/>
-        </w:rPr>
-        <w:t xml:space="preserve"> σ/σ* </w:t>
-      </w:r>
-      <w:r>
-        <w:rPr>
-          <w:rFonts w:hint="eastAsia" w:ascii="Times New Roman" w:hAnsi="Times New Roman" w:eastAsia="FangSong" w:cs="Times New Roman"/>
-        </w:rPr>
-        <w:t xml:space="preserve">轨道</w:t>
+          <w:rFonts w:hint="eastAsia" w:ascii="Times New Roman" w:hAnsi="Times New Roman" w:eastAsia="FangSong" w:cs="Times New Roman"/>
+        </w:rPr>
+        <w:t xml:space="preserve">奇数个</w:t>
+      </w:r>
+      <w:r>
+        <w:rPr>
+          <w:rFonts w:ascii="Times New Roman" w:hAnsi="Times New Roman" w:eastAsia="Times New Roman" w:cs="Times New Roman"/>
+        </w:rPr>
+        <w:t xml:space="preserve"> π </w:t>
+      </w:r>
+      <w:r>
+        <w:rPr>
+          <w:rFonts w:hint="eastAsia" w:ascii="Times New Roman" w:hAnsi="Times New Roman" w:eastAsia="FangSong" w:cs="Times New Roman"/>
+        </w:rPr>
+        <w:t>键</w:t>
+      </w:r>
+      <w:r>
+        <w:rPr>
+          <w:rFonts w:hint="eastAsia" w:ascii="Times New Roman" w:hAnsi="Times New Roman" w:eastAsia="Times New Roman" w:cs="Times New Roman"/>
+        </w:rPr>
+        <w:t>（</w:t>
+      </w:r>
+      <w:r>
+        <w:rPr>
+          <w:rFonts w:hint="eastAsia" w:ascii="Times New Roman" w:hAnsi="Times New Roman" w:eastAsia="FangSong" w:cs="Times New Roman"/>
+        </w:rPr>
+        <w:t>如丁二烯</w:t>
+      </w:r>
+      <w:r>
+        <w:rPr>
+          <w:rFonts w:hint="eastAsia" w:ascii="Times New Roman" w:hAnsi="Times New Roman" w:eastAsia="Times New Roman" w:cs="Times New Roman"/>
+        </w:rPr>
+        <w:t>）=</w:t>
+      </w:r>
+      <w:r>
+        <w:rPr>
+          <w:rFonts w:ascii="Times New Roman" w:hAnsi="Times New Roman" w:eastAsia="Times New Roman" w:cs="Times New Roman"/>
+        </w:rPr>
+        <w:t xml:space="preserve"> </w:t>
+      </w:r>
+      <w:r>
+        <w:rPr>
+          <w:rFonts w:hint="eastAsia" w:ascii="Times New Roman" w:hAnsi="Times New Roman" w:eastAsia="FangSong" w:cs="Times New Roman"/>
+        </w:rPr>
+        <w:t xml:space="preserve">基态</w:t>
+      </w:r>
+      <w:r>
+        <w:rPr>
+          <w:rFonts w:ascii="Times New Roman" w:hAnsi="Times New Roman" w:eastAsia="Times New Roman" w:cs="Times New Roman"/>
+        </w:rPr>
+        <w:t xml:space="preserve"> HOMO </w:t>
+      </w:r>
+      <w:r>
+        <w:rPr>
+          <w:rFonts w:hint="eastAsia" w:ascii="Times New Roman" w:hAnsi="Times New Roman" w:eastAsia="FangSong" w:cs="Times New Roman"/>
+        </w:rPr>
+        <w:t>为反键型</w:t>
+      </w:r>
+      <w:r>
+        <w:rPr>
+          <w:rFonts w:hint="eastAsia" w:ascii="Times New Roman" w:hAnsi="Times New Roman" w:eastAsia="Times New Roman" w:cs="Times New Roman"/>
+        </w:rPr>
+        <w:t>（</w:t>
+      </w:r>
+      <w:r>
+        <w:rPr>
+          <w:rFonts w:hint="eastAsia" w:ascii="Times New Roman" w:hAnsi="Times New Roman" w:eastAsia="FangSong" w:cs="Times New Roman"/>
+        </w:rPr>
+        <w:t>反相位两端</w:t>
+      </w:r>
+      <w:r>
+        <w:rPr>
+          <w:rFonts w:hint="eastAsia" w:ascii="Times New Roman" w:hAnsi="Times New Roman" w:eastAsia="Times New Roman" w:cs="Times New Roman"/>
+        </w:rPr>
+        <w:t>）</w:t>
+      </w:r>
+    </w:p>
+    <w:p>
+      <w:pPr>
+        <w:pStyle w:val="Compact"/>
+        <w:numPr>
+          <w:ilvl w:val="1"/>
+          <w:numId w:val="1006"/>
+        </w:numPr>
+      </w:pPr>
+      <w:r>
+        <w:rPr>
+          <w:rFonts w:hint="eastAsia" w:ascii="Times New Roman" w:hAnsi="Times New Roman" w:eastAsia="FangSong" w:cs="Times New Roman"/>
+        </w:rPr>
+        <w:t>关键</w:t>
+      </w:r>
+      <w:r>
+        <w:rPr>
+          <w:rFonts w:hint="eastAsia" w:ascii="Times New Roman" w:hAnsi="Times New Roman" w:eastAsia="Times New Roman" w:cs="Times New Roman"/>
+        </w:rPr>
+        <w:t>：</w:t>
+      </w:r>
+      <w:r>
+        <w:rPr>
+          <w:rFonts w:hint="eastAsia" w:ascii="Times New Roman" w:hAnsi="Times New Roman" w:eastAsia="FangSong" w:cs="Times New Roman"/>
+        </w:rPr>
+        <w:t>画清每个轨道的相位符号</w:t>
+      </w:r>
+      <w:r>
+        <w:rPr>
+          <w:rFonts w:hint="eastAsia" w:ascii="Times New Roman" w:hAnsi="Times New Roman" w:eastAsia="Times New Roman" w:cs="Times New Roman"/>
+        </w:rPr>
+        <w:t>（+/−</w:t>
+      </w:r>
+      <w:r>
+        <w:rPr>
+          <w:rFonts w:ascii="Times New Roman" w:hAnsi="Times New Roman" w:eastAsia="Times New Roman" w:cs="Times New Roman"/>
+        </w:rPr>
+        <w:t xml:space="preserve"> </w:t>
+      </w:r>
+      <w:r>
+        <w:rPr>
+          <w:rFonts w:hint="eastAsia" w:ascii="Times New Roman" w:hAnsi="Times New Roman" w:eastAsia="FangSong" w:cs="Times New Roman"/>
+        </w:rPr>
+        <w:t>或黑白</w:t>
+      </w:r>
+      <w:r>
+        <w:rPr>
+          <w:rFonts w:hint="eastAsia" w:ascii="Times New Roman" w:hAnsi="Times New Roman" w:eastAsia="Times New Roman" w:cs="Times New Roman"/>
+        </w:rPr>
+        <w:t>）</w:t>
       </w:r>
     </w:p>
     <w:p>
@@ -10209,7 +10798,7 @@
         <w:pStyle w:val="Compact"/>
         <w:numPr>
           <w:ilvl w:val="0"/>
-          <w:numId w:val="1005"/>
+          <w:numId w:val="1004"/>
         </w:numPr>
       </w:pPr>
       <w:r>
@@ -10222,55 +10811,25 @@
         <w:rPr>
           <w:rFonts w:hint="eastAsia" w:ascii="Times New Roman" w:hAnsi="Times New Roman" w:eastAsia="Times New Roman" w:cs="Times New Roman"/>
         </w:rPr>
-        <w:t>2：</w:t>
-      </w:r>
-      <w:r>
-        <w:rPr>
-          <w:rFonts w:hint="eastAsia" w:ascii="Times New Roman" w:hAnsi="Times New Roman" w:eastAsia="FangSong" w:cs="Times New Roman"/>
-        </w:rPr>
-        <w:t>在热反应条件下</w:t>
-      </w:r>
-      <w:r>
-        <w:rPr>
-          <w:rFonts w:hint="eastAsia" w:ascii="Times New Roman" w:hAnsi="Times New Roman" w:eastAsia="Times New Roman" w:cs="Times New Roman"/>
-        </w:rPr>
-        <w:t>（</w:t>
-      </w:r>
-      <w:r>
-        <w:rPr>
-          <w:rFonts w:hint="eastAsia" w:ascii="Times New Roman" w:hAnsi="Times New Roman" w:eastAsia="FangSong" w:cs="Times New Roman"/>
-        </w:rPr>
-        <w:t>基态</w:t>
-      </w:r>
-      <w:r>
-        <w:rPr>
-          <w:rFonts w:hint="eastAsia" w:ascii="Times New Roman" w:hAnsi="Times New Roman" w:eastAsia="Times New Roman" w:cs="Times New Roman"/>
-        </w:rPr>
-        <w:t>），</w:t>
-      </w:r>
-      <w:r>
-        <w:rPr>
-          <w:rFonts w:hint="eastAsia" w:ascii="Times New Roman" w:hAnsi="Times New Roman" w:eastAsia="FangSong" w:cs="Times New Roman"/>
-        </w:rPr>
-        <w:t>画出各组分的</w:t>
-      </w:r>
-      <w:r>
-        <w:rPr>
-          <w:rFonts w:ascii="Times New Roman" w:hAnsi="Times New Roman" w:eastAsia="Times New Roman" w:cs="Times New Roman"/>
-        </w:rPr>
-        <w:t xml:space="preserve"> HOMO </w:t>
-      </w:r>
-      <w:r>
-        <w:rPr>
-          <w:rFonts w:hint="eastAsia" w:ascii="Times New Roman" w:hAnsi="Times New Roman" w:eastAsia="FangSong" w:cs="Times New Roman"/>
-        </w:rPr>
-        <w:t xml:space="preserve">和</w:t>
-      </w:r>
-      <w:r>
-        <w:rPr>
-          <w:rFonts w:ascii="Times New Roman" w:hAnsi="Times New Roman" w:eastAsia="Times New Roman" w:cs="Times New Roman"/>
-        </w:rPr>
-        <w:t xml:space="preserve"> LUMO</w:t>
+        <w:t>3：</w:t>
+      </w:r>
+      <w:r>
+        <w:rPr>
+          <w:rFonts w:hint="eastAsia" w:ascii="Times New Roman" w:hAnsi="Times New Roman" w:eastAsia="FangSong" w:cs="Times New Roman"/>
+        </w:rPr>
+        <w:t>检查两组分的</w:t>
+      </w:r>
+      <w:r>
+        <w:rPr>
+          <w:rFonts w:ascii="Times New Roman" w:hAnsi="Times New Roman" w:eastAsia="Times New Roman" w:cs="Times New Roman"/>
+        </w:rPr>
+        <w:t xml:space="preserve"> HOMO-LUMO </w:t>
+      </w:r>
+      <w:r>
+        <w:rPr>
+          <w:rFonts w:hint="eastAsia" w:ascii="Times New Roman" w:hAnsi="Times New Roman" w:eastAsia="FangSong" w:cs="Times New Roman"/>
+        </w:rPr>
+        <w:t xml:space="preserve">是否对称性匹配</w:t>
       </w:r>
     </w:p>
     <w:p>
@@ -10285,61 +10844,19 @@
         <w:rPr>
           <w:rFonts w:hint="eastAsia" w:ascii="Times New Roman" w:hAnsi="Times New Roman" w:eastAsia="FangSong" w:cs="Times New Roman"/>
         </w:rPr>
-        <w:t xml:space="preserve">偶数个</w:t>
-      </w:r>
-      <w:r>
-        <w:rPr>
-          <w:rFonts w:ascii="Times New Roman" w:hAnsi="Times New Roman" w:eastAsia="Times New Roman" w:cs="Times New Roman"/>
-        </w:rPr>
-        <w:t xml:space="preserve"> π </w:t>
-      </w:r>
-      <w:r>
-        <w:rPr>
-          <w:rFonts w:hint="eastAsia" w:ascii="Times New Roman" w:hAnsi="Times New Roman" w:eastAsia="FangSong" w:cs="Times New Roman"/>
-        </w:rPr>
-        <w:t xml:space="preserve">键</w:t>
-      </w:r>
-      <w:r>
-        <w:rPr>
-          <w:rFonts w:ascii="Times New Roman" w:hAnsi="Times New Roman" w:eastAsia="Times New Roman" w:cs="Times New Roman"/>
-        </w:rPr>
-        <w:t xml:space="preserve"> = </w:t>
-      </w:r>
-      <w:r>
-        <w:rPr>
-          <w:rFonts w:hint="eastAsia" w:ascii="Times New Roman" w:hAnsi="Times New Roman" w:eastAsia="FangSong" w:cs="Times New Roman"/>
-        </w:rPr>
-        <w:t xml:space="preserve">基态</w:t>
-      </w:r>
-      <w:r>
-        <w:rPr>
-          <w:rFonts w:ascii="Times New Roman" w:hAnsi="Times New Roman" w:eastAsia="Times New Roman" w:cs="Times New Roman"/>
-        </w:rPr>
-        <w:t xml:space="preserve"> HOMO </w:t>
-      </w:r>
-      <w:r>
-        <w:rPr>
-          <w:rFonts w:hint="eastAsia" w:ascii="Times New Roman" w:hAnsi="Times New Roman" w:eastAsia="FangSong" w:cs="Times New Roman"/>
-        </w:rPr>
-        <w:t>为成键型</w:t>
-      </w:r>
-      <w:r>
-        <w:rPr>
-          <w:rFonts w:hint="eastAsia" w:ascii="Times New Roman" w:hAnsi="Times New Roman" w:eastAsia="Times New Roman" w:cs="Times New Roman"/>
-        </w:rPr>
-        <w:t>（</w:t>
-      </w:r>
-      <w:r>
-        <w:rPr>
-          <w:rFonts w:hint="eastAsia" w:ascii="Times New Roman" w:hAnsi="Times New Roman" w:eastAsia="FangSong" w:cs="Times New Roman"/>
-        </w:rPr>
-        <w:t>同相位两端</w:t>
-      </w:r>
-      <w:r>
-        <w:rPr>
-          <w:rFonts w:hint="eastAsia" w:ascii="Times New Roman" w:hAnsi="Times New Roman" w:eastAsia="Times New Roman" w:cs="Times New Roman"/>
-        </w:rPr>
-        <w:t>）</w:t>
+        <w:t xml:space="preserve">匹配</w:t>
+      </w:r>
+      <w:r>
+        <w:rPr>
+          <w:rFonts w:ascii="Times New Roman" w:hAnsi="Times New Roman" w:eastAsia="Times New Roman" w:cs="Times New Roman"/>
+        </w:rPr>
+        <w:t xml:space="preserve"> → </w:t>
+      </w:r>
+      <w:r>
+        <w:rPr>
+          <w:rFonts w:hint="eastAsia" w:ascii="Times New Roman" w:hAnsi="Times New Roman" w:eastAsia="FangSong" w:cs="Times New Roman"/>
+        </w:rPr>
+        <w:t xml:space="preserve">热允许</w:t>
       </w:r>
     </w:p>
     <w:p>
@@ -10348,210 +10865,6 @@
         <w:numPr>
           <w:ilvl w:val="1"/>
           <w:numId w:val="1007"/>
-        </w:numPr>
-      </w:pPr>
-      <w:r>
-        <w:rPr>
-          <w:rFonts w:hint="eastAsia" w:ascii="Times New Roman" w:hAnsi="Times New Roman" w:eastAsia="FangSong" w:cs="Times New Roman"/>
-        </w:rPr>
-        <w:t xml:space="preserve">奇数个</w:t>
-      </w:r>
-      <w:r>
-        <w:rPr>
-          <w:rFonts w:ascii="Times New Roman" w:hAnsi="Times New Roman" w:eastAsia="Times New Roman" w:cs="Times New Roman"/>
-        </w:rPr>
-        <w:t xml:space="preserve"> π </w:t>
-      </w:r>
-      <w:r>
-        <w:rPr>
-          <w:rFonts w:hint="eastAsia" w:ascii="Times New Roman" w:hAnsi="Times New Roman" w:eastAsia="FangSong" w:cs="Times New Roman"/>
-        </w:rPr>
-        <w:t>键</w:t>
-      </w:r>
-      <w:r>
-        <w:rPr>
-          <w:rFonts w:hint="eastAsia" w:ascii="Times New Roman" w:hAnsi="Times New Roman" w:eastAsia="Times New Roman" w:cs="Times New Roman"/>
-        </w:rPr>
-        <w:t>（</w:t>
-      </w:r>
-      <w:r>
-        <w:rPr>
-          <w:rFonts w:hint="eastAsia" w:ascii="Times New Roman" w:hAnsi="Times New Roman" w:eastAsia="FangSong" w:cs="Times New Roman"/>
-        </w:rPr>
-        <w:t>如丁二烯</w:t>
-      </w:r>
-      <w:r>
-        <w:rPr>
-          <w:rFonts w:hint="eastAsia" w:ascii="Times New Roman" w:hAnsi="Times New Roman" w:eastAsia="Times New Roman" w:cs="Times New Roman"/>
-        </w:rPr>
-        <w:t>）=</w:t>
-      </w:r>
-      <w:r>
-        <w:rPr>
-          <w:rFonts w:ascii="Times New Roman" w:hAnsi="Times New Roman" w:eastAsia="Times New Roman" w:cs="Times New Roman"/>
-        </w:rPr>
-        <w:t xml:space="preserve"> </w:t>
-      </w:r>
-      <w:r>
-        <w:rPr>
-          <w:rFonts w:hint="eastAsia" w:ascii="Times New Roman" w:hAnsi="Times New Roman" w:eastAsia="FangSong" w:cs="Times New Roman"/>
-        </w:rPr>
-        <w:t xml:space="preserve">基态</w:t>
-      </w:r>
-      <w:r>
-        <w:rPr>
-          <w:rFonts w:ascii="Times New Roman" w:hAnsi="Times New Roman" w:eastAsia="Times New Roman" w:cs="Times New Roman"/>
-        </w:rPr>
-        <w:t xml:space="preserve"> HOMO </w:t>
-      </w:r>
-      <w:r>
-        <w:rPr>
-          <w:rFonts w:hint="eastAsia" w:ascii="Times New Roman" w:hAnsi="Times New Roman" w:eastAsia="FangSong" w:cs="Times New Roman"/>
-        </w:rPr>
-        <w:t>为反键型</w:t>
-      </w:r>
-      <w:r>
-        <w:rPr>
-          <w:rFonts w:hint="eastAsia" w:ascii="Times New Roman" w:hAnsi="Times New Roman" w:eastAsia="Times New Roman" w:cs="Times New Roman"/>
-        </w:rPr>
-        <w:t>（</w:t>
-      </w:r>
-      <w:r>
-        <w:rPr>
-          <w:rFonts w:hint="eastAsia" w:ascii="Times New Roman" w:hAnsi="Times New Roman" w:eastAsia="FangSong" w:cs="Times New Roman"/>
-        </w:rPr>
-        <w:t>反相位两端</w:t>
-      </w:r>
-      <w:r>
-        <w:rPr>
-          <w:rFonts w:hint="eastAsia" w:ascii="Times New Roman" w:hAnsi="Times New Roman" w:eastAsia="Times New Roman" w:cs="Times New Roman"/>
-        </w:rPr>
-        <w:t>）</w:t>
-      </w:r>
-    </w:p>
-    <w:p>
-      <w:pPr>
-        <w:pStyle w:val="Compact"/>
-        <w:numPr>
-          <w:ilvl w:val="1"/>
-          <w:numId w:val="1007"/>
-        </w:numPr>
-      </w:pPr>
-      <w:r>
-        <w:rPr>
-          <w:rFonts w:hint="eastAsia" w:ascii="Times New Roman" w:hAnsi="Times New Roman" w:eastAsia="FangSong" w:cs="Times New Roman"/>
-        </w:rPr>
-        <w:t>关键</w:t>
-      </w:r>
-      <w:r>
-        <w:rPr>
-          <w:rFonts w:hint="eastAsia" w:ascii="Times New Roman" w:hAnsi="Times New Roman" w:eastAsia="Times New Roman" w:cs="Times New Roman"/>
-        </w:rPr>
-        <w:t>：</w:t>
-      </w:r>
-      <w:r>
-        <w:rPr>
-          <w:rFonts w:hint="eastAsia" w:ascii="Times New Roman" w:hAnsi="Times New Roman" w:eastAsia="FangSong" w:cs="Times New Roman"/>
-        </w:rPr>
-        <w:t>画清每个轨道的相位符号</w:t>
-      </w:r>
-      <w:r>
-        <w:rPr>
-          <w:rFonts w:hint="eastAsia" w:ascii="Times New Roman" w:hAnsi="Times New Roman" w:eastAsia="Times New Roman" w:cs="Times New Roman"/>
-        </w:rPr>
-        <w:t>（+/−</w:t>
-      </w:r>
-      <w:r>
-        <w:rPr>
-          <w:rFonts w:ascii="Times New Roman" w:hAnsi="Times New Roman" w:eastAsia="Times New Roman" w:cs="Times New Roman"/>
-        </w:rPr>
-        <w:t xml:space="preserve"> </w:t>
-      </w:r>
-      <w:r>
-        <w:rPr>
-          <w:rFonts w:hint="eastAsia" w:ascii="Times New Roman" w:hAnsi="Times New Roman" w:eastAsia="FangSong" w:cs="Times New Roman"/>
-        </w:rPr>
-        <w:t>或黑白</w:t>
-      </w:r>
-      <w:r>
-        <w:rPr>
-          <w:rFonts w:hint="eastAsia" w:ascii="Times New Roman" w:hAnsi="Times New Roman" w:eastAsia="Times New Roman" w:cs="Times New Roman"/>
-        </w:rPr>
-        <w:t>）</w:t>
-      </w:r>
-    </w:p>
-    <w:p>
-      <w:pPr>
-        <w:pStyle w:val="Compact"/>
-        <w:numPr>
-          <w:ilvl w:val="0"/>
-          <w:numId w:val="1005"/>
-        </w:numPr>
-      </w:pPr>
-      <w:r>
-        <w:rPr>
-          <w:rFonts w:ascii="Times New Roman" w:hAnsi="Times New Roman" w:eastAsia="Times New Roman" w:cs="Times New Roman"/>
-        </w:rPr>
-        <w:t xml:space="preserve">Step </w:t>
-      </w:r>
-      <w:r>
-        <w:rPr>
-          <w:rFonts w:hint="eastAsia" w:ascii="Times New Roman" w:hAnsi="Times New Roman" w:eastAsia="Times New Roman" w:cs="Times New Roman"/>
-        </w:rPr>
-        <w:t>3：</w:t>
-      </w:r>
-      <w:r>
-        <w:rPr>
-          <w:rFonts w:hint="eastAsia" w:ascii="Times New Roman" w:hAnsi="Times New Roman" w:eastAsia="FangSong" w:cs="Times New Roman"/>
-        </w:rPr>
-        <w:t>检查两组分的</w:t>
-      </w:r>
-      <w:r>
-        <w:rPr>
-          <w:rFonts w:ascii="Times New Roman" w:hAnsi="Times New Roman" w:eastAsia="Times New Roman" w:cs="Times New Roman"/>
-        </w:rPr>
-        <w:t xml:space="preserve"> HOMO-LUMO </w:t>
-      </w:r>
-      <w:r>
-        <w:rPr>
-          <w:rFonts w:hint="eastAsia" w:ascii="Times New Roman" w:hAnsi="Times New Roman" w:eastAsia="FangSong" w:cs="Times New Roman"/>
-        </w:rPr>
-        <w:t xml:space="preserve">是否对称性匹配</w:t>
-      </w:r>
-    </w:p>
-    <w:p>
-      <w:pPr>
-        <w:pStyle w:val="Compact"/>
-        <w:numPr>
-          <w:ilvl w:val="1"/>
-          <w:numId w:val="1008"/>
-        </w:numPr>
-      </w:pPr>
-      <w:r>
-        <w:rPr>
-          <w:rFonts w:hint="eastAsia" w:ascii="Times New Roman" w:hAnsi="Times New Roman" w:eastAsia="FangSong" w:cs="Times New Roman"/>
-        </w:rPr>
-        <w:t xml:space="preserve">匹配</w:t>
-      </w:r>
-      <w:r>
-        <w:rPr>
-          <w:rFonts w:ascii="Times New Roman" w:hAnsi="Times New Roman" w:eastAsia="Times New Roman" w:cs="Times New Roman"/>
-        </w:rPr>
-        <w:t xml:space="preserve"> → </w:t>
-      </w:r>
-      <w:r>
-        <w:rPr>
-          <w:rFonts w:hint="eastAsia" w:ascii="Times New Roman" w:hAnsi="Times New Roman" w:eastAsia="FangSong" w:cs="Times New Roman"/>
-        </w:rPr>
-        <w:t xml:space="preserve">热允许</w:t>
-      </w:r>
-    </w:p>
-    <w:p>
-      <w:pPr>
-        <w:pStyle w:val="Compact"/>
-        <w:numPr>
-          <w:ilvl w:val="1"/>
-          <w:numId w:val="1008"/>
         </w:numPr>
       </w:pPr>
       <w:r>
@@ -15743,7 +16056,7 @@
         <w:pStyle w:val="Compact"/>
         <w:numPr>
           <w:ilvl w:val="0"/>
-          <w:numId w:val="1009"/>
+          <w:numId w:val="1008"/>
         </w:numPr>
       </w:pPr>
       <w:r>
@@ -15921,6 +16234,172 @@
           <w:bCs/>
         </w:rPr>
         <w:t xml:space="preserve">间位</w:t>
+      </w:r>
+    </w:p>
+    <w:p>
+      <w:pPr>
+        <w:pStyle w:val="Compact"/>
+        <w:numPr>
+          <w:ilvl w:val="0"/>
+          <w:numId w:val="1008"/>
+        </w:numPr>
+      </w:pPr>
+      <w:r>
+        <w:rPr>
+          <w:rFonts w:hint="eastAsia" w:ascii="Times New Roman" w:hAnsi="Times New Roman" w:eastAsia="FangSong" w:cs="Times New Roman"/>
+          <w:b/>
+          <w:bCs/>
+        </w:rPr>
+        <w:t xml:space="preserve">给电子基</w:t>
+      </w:r>
+      <w:r>
+        <w:rPr>
+          <w:rFonts w:hint="eastAsia" w:ascii="Times New Roman" w:hAnsi="Times New Roman" w:eastAsia="Times New Roman" w:cs="Times New Roman"/>
+        </w:rPr>
+        <w:t>（</w:t>
+      </w:r>
+      <w:r>
+        <w:rPr>
+          <w:rFonts w:hint="eastAsia" w:ascii="Times New Roman" w:hAnsi="Times New Roman" w:eastAsia="FangSong" w:cs="Times New Roman"/>
+        </w:rPr>
+        <w:t>烷基等</w:t>
+      </w:r>
+      <w:r>
+        <w:rPr>
+          <w:rFonts w:ascii="Times New Roman" w:hAnsi="Times New Roman" w:eastAsia="Times New Roman" w:cs="Times New Roman"/>
+        </w:rPr>
+        <w:t xml:space="preserve"> +I </w:t>
+      </w:r>
+      <w:r>
+        <w:rPr>
+          <w:rFonts w:hint="eastAsia" w:ascii="Times New Roman" w:hAnsi="Times New Roman" w:eastAsia="FangSong" w:cs="Times New Roman"/>
+        </w:rPr>
+        <w:t>诱导给电子</w:t>
+      </w:r>
+      <w:r>
+        <w:rPr>
+          <w:rFonts w:hint="eastAsia" w:ascii="Times New Roman" w:hAnsi="Times New Roman" w:eastAsia="Times New Roman" w:cs="Times New Roman"/>
+        </w:rPr>
+        <w:t>）：</w:t>
+      </w:r>
+      <w:r>
+        <w:rPr>
+          <w:rFonts w:hint="eastAsia" w:ascii="Times New Roman" w:hAnsi="Times New Roman" w:eastAsia="FangSong" w:cs="Times New Roman"/>
+        </w:rPr>
+        <w:t>使</w:t>
+      </w:r>
+      <w:r>
+        <w:rPr>
+          <w:rFonts w:hint="eastAsia" w:ascii="Times New Roman" w:hAnsi="Times New Roman" w:eastAsia="FangSong" w:cs="Times New Roman"/>
+          <w:b/>
+          <w:bCs/>
+        </w:rPr>
+        <w:t xml:space="preserve">靠近取代基的炔碳</w:t>
+      </w:r>
+      <w:r>
+        <w:rPr>
+          <w:rFonts w:hint="eastAsia" w:ascii="Times New Roman" w:hAnsi="Times New Roman" w:eastAsia="FangSong" w:cs="Times New Roman"/>
+        </w:rPr>
+        <w:t>更</w:t>
+      </w:r>
+      <w:r>
+        <w:rPr>
+          <w:rFonts w:hint="eastAsia" w:ascii="Times New Roman" w:hAnsi="Times New Roman" w:eastAsia="Times New Roman" w:cs="Times New Roman"/>
+        </w:rPr>
+        <w:t>”</w:t>
+      </w:r>
+      <w:r>
+        <w:rPr>
+          <w:rFonts w:hint="eastAsia" w:ascii="Times New Roman" w:hAnsi="Times New Roman" w:eastAsia="FangSong" w:cs="Times New Roman"/>
+        </w:rPr>
+        <w:t>炔样</w:t>
+      </w:r>
+      <w:r>
+        <w:rPr>
+          <w:rFonts w:hint="eastAsia" w:ascii="Times New Roman" w:hAnsi="Times New Roman" w:eastAsia="Times New Roman" w:cs="Times New Roman"/>
+        </w:rPr>
+        <w:t>”</w:t>
+      </w:r>
+      <w:r>
+        <w:rPr>
+          <w:rFonts w:ascii="Times New Roman" w:hAnsi="Times New Roman" w:eastAsia="Times New Roman" w:cs="Times New Roman"/>
+        </w:rPr>
+        <w:t xml:space="preserve"> → </w:t>
+      </w:r>
+      <w:r>
+        <w:rPr>
+          <w:rFonts w:hint="eastAsia" w:ascii="Times New Roman" w:hAnsi="Times New Roman" w:eastAsia="FangSong" w:cs="Times New Roman"/>
+        </w:rPr>
+        <w:t xml:space="preserve">亲核试剂进攻该碳</w:t>
+      </w:r>
+      <w:r>
+        <w:rPr>
+          <w:rFonts w:ascii="Times New Roman" w:hAnsi="Times New Roman" w:eastAsia="Times New Roman" w:cs="Times New Roman"/>
+        </w:rPr>
+        <w:t xml:space="preserve"> → </w:t>
+      </w:r>
+      <w:r>
+        <w:rPr>
+          <w:rFonts w:hint="eastAsia" w:ascii="Times New Roman" w:hAnsi="Times New Roman" w:eastAsia="FangSong" w:cs="Times New Roman"/>
+        </w:rPr>
+        <w:t xml:space="preserve">产物中</w:t>
+      </w:r>
+      <w:r>
+        <w:rPr>
+          <w:rFonts w:ascii="Times New Roman" w:hAnsi="Times New Roman" w:eastAsia="Times New Roman" w:cs="Times New Roman"/>
+        </w:rPr>
+        <w:t xml:space="preserve"> Nu </w:t>
+      </w:r>
+      <w:r>
+        <w:rPr>
+          <w:rFonts w:hint="eastAsia" w:ascii="Times New Roman" w:hAnsi="Times New Roman" w:eastAsia="FangSong" w:cs="Times New Roman"/>
+        </w:rPr>
+        <w:t xml:space="preserve">在取代基的</w:t>
+      </w:r>
+      <w:r>
+        <w:rPr>
+          <w:rFonts w:hint="eastAsia" w:ascii="Times New Roman" w:hAnsi="Times New Roman" w:eastAsia="FangSong" w:cs="Times New Roman"/>
+          <w:b/>
+          <w:bCs/>
+        </w:rPr>
+        <w:t xml:space="preserve">邻位</w:t>
+      </w:r>
+    </w:p>
+    <w:p>
+      <w:pPr>
+        <w:pStyle w:val="FirstParagraph"/>
+      </w:pPr>
+      <w:r>
+        <w:rPr>
+          <w:rFonts w:hint="eastAsia" w:ascii="Times New Roman" w:hAnsi="Times New Roman" w:eastAsia="FangSong" w:cs="Times New Roman"/>
+          <w:b/>
+          <w:bCs/>
+        </w:rPr>
+        <w:t xml:space="preserve">经典反应机制</w:t>
+      </w:r>
+      <w:r>
+        <w:rPr>
+          <w:rFonts w:hint="eastAsia" w:ascii="Times New Roman" w:hAnsi="Times New Roman" w:eastAsia="Times New Roman" w:cs="Times New Roman"/>
+        </w:rPr>
+        <w:t xml:space="preserve">（Benzyne</w:t>
+      </w:r>
+      <w:r>
+        <w:rPr>
+          <w:rFonts w:ascii="Times New Roman" w:hAnsi="Times New Roman" w:eastAsia="Times New Roman" w:cs="Times New Roman"/>
+        </w:rPr>
+        <w:t xml:space="preserve"> </w:t>
+      </w:r>
+      <w:r>
+        <w:rPr>
+          <w:rFonts w:hint="eastAsia" w:ascii="Times New Roman" w:hAnsi="Times New Roman" w:eastAsia="FangSong" w:cs="Times New Roman"/>
+        </w:rPr>
+        <w:t>机制</w:t>
+      </w:r>
+      <w:r>
+        <w:rPr>
+          <w:rFonts w:hint="eastAsia" w:ascii="Times New Roman" w:hAnsi="Times New Roman" w:eastAsia="Times New Roman" w:cs="Times New Roman"/>
+        </w:rPr>
+        <w:t>）：</w:t>
       </w:r>
     </w:p>
     <w:p>
@@ -15934,159 +16413,65 @@
       <w:r>
         <w:rPr>
           <w:rFonts w:hint="eastAsia" w:ascii="Times New Roman" w:hAnsi="Times New Roman" w:eastAsia="FangSong" w:cs="Times New Roman"/>
-          <w:b/>
-          <w:bCs/>
-        </w:rPr>
-        <w:t xml:space="preserve">给电子基</w:t>
-      </w:r>
-      <w:r>
-        <w:rPr>
-          <w:rFonts w:hint="eastAsia" w:ascii="Times New Roman" w:hAnsi="Times New Roman" w:eastAsia="Times New Roman" w:cs="Times New Roman"/>
-        </w:rPr>
-        <w:t>（</w:t>
-      </w:r>
-      <w:r>
-        <w:rPr>
-          <w:rFonts w:hint="eastAsia" w:ascii="Times New Roman" w:hAnsi="Times New Roman" w:eastAsia="FangSong" w:cs="Times New Roman"/>
-        </w:rPr>
-        <w:t>烷基等</w:t>
-      </w:r>
-      <w:r>
-        <w:rPr>
-          <w:rFonts w:ascii="Times New Roman" w:hAnsi="Times New Roman" w:eastAsia="Times New Roman" w:cs="Times New Roman"/>
-        </w:rPr>
-        <w:t xml:space="preserve"> +I </w:t>
-      </w:r>
-      <w:r>
-        <w:rPr>
-          <w:rFonts w:hint="eastAsia" w:ascii="Times New Roman" w:hAnsi="Times New Roman" w:eastAsia="FangSong" w:cs="Times New Roman"/>
-        </w:rPr>
-        <w:t>诱导给电子</w:t>
-      </w:r>
-      <w:r>
-        <w:rPr>
-          <w:rFonts w:hint="eastAsia" w:ascii="Times New Roman" w:hAnsi="Times New Roman" w:eastAsia="Times New Roman" w:cs="Times New Roman"/>
-        </w:rPr>
-        <w:t>）：</w:t>
-      </w:r>
-      <w:r>
-        <w:rPr>
-          <w:rFonts w:hint="eastAsia" w:ascii="Times New Roman" w:hAnsi="Times New Roman" w:eastAsia="FangSong" w:cs="Times New Roman"/>
-        </w:rPr>
-        <w:t>使</w:t>
-      </w:r>
-      <w:r>
-        <w:rPr>
-          <w:rFonts w:hint="eastAsia" w:ascii="Times New Roman" w:hAnsi="Times New Roman" w:eastAsia="FangSong" w:cs="Times New Roman"/>
-          <w:b/>
-          <w:bCs/>
-        </w:rPr>
-        <w:t xml:space="preserve">靠近取代基的炔碳</w:t>
-      </w:r>
-      <w:r>
-        <w:rPr>
-          <w:rFonts w:hint="eastAsia" w:ascii="Times New Roman" w:hAnsi="Times New Roman" w:eastAsia="FangSong" w:cs="Times New Roman"/>
-        </w:rPr>
-        <w:t>更</w:t>
-      </w:r>
-      <w:r>
-        <w:rPr>
-          <w:rFonts w:hint="eastAsia" w:ascii="Times New Roman" w:hAnsi="Times New Roman" w:eastAsia="Times New Roman" w:cs="Times New Roman"/>
-        </w:rPr>
-        <w:t>”</w:t>
-      </w:r>
-      <w:r>
-        <w:rPr>
-          <w:rFonts w:hint="eastAsia" w:ascii="Times New Roman" w:hAnsi="Times New Roman" w:eastAsia="FangSong" w:cs="Times New Roman"/>
-        </w:rPr>
-        <w:t>炔样</w:t>
-      </w:r>
-      <w:r>
-        <w:rPr>
-          <w:rFonts w:hint="eastAsia" w:ascii="Times New Roman" w:hAnsi="Times New Roman" w:eastAsia="Times New Roman" w:cs="Times New Roman"/>
-        </w:rPr>
-        <w:t>”</w:t>
-      </w:r>
-      <w:r>
-        <w:rPr>
-          <w:rFonts w:ascii="Times New Roman" w:hAnsi="Times New Roman" w:eastAsia="Times New Roman" w:cs="Times New Roman"/>
-        </w:rPr>
-        <w:t xml:space="preserve"> → </w:t>
-      </w:r>
-      <w:r>
-        <w:rPr>
-          <w:rFonts w:hint="eastAsia" w:ascii="Times New Roman" w:hAnsi="Times New Roman" w:eastAsia="FangSong" w:cs="Times New Roman"/>
-        </w:rPr>
-        <w:t xml:space="preserve">亲核试剂进攻该碳</w:t>
-      </w:r>
-      <w:r>
-        <w:rPr>
-          <w:rFonts w:ascii="Times New Roman" w:hAnsi="Times New Roman" w:eastAsia="Times New Roman" w:cs="Times New Roman"/>
-        </w:rPr>
-        <w:t xml:space="preserve"> → </w:t>
-      </w:r>
-      <w:r>
-        <w:rPr>
-          <w:rFonts w:hint="eastAsia" w:ascii="Times New Roman" w:hAnsi="Times New Roman" w:eastAsia="FangSong" w:cs="Times New Roman"/>
-        </w:rPr>
-        <w:t xml:space="preserve">产物中</w:t>
-      </w:r>
-      <w:r>
-        <w:rPr>
-          <w:rFonts w:ascii="Times New Roman" w:hAnsi="Times New Roman" w:eastAsia="Times New Roman" w:cs="Times New Roman"/>
-        </w:rPr>
-        <w:t xml:space="preserve"> Nu </w:t>
-      </w:r>
-      <w:r>
-        <w:rPr>
-          <w:rFonts w:hint="eastAsia" w:ascii="Times New Roman" w:hAnsi="Times New Roman" w:eastAsia="FangSong" w:cs="Times New Roman"/>
-        </w:rPr>
-        <w:t xml:space="preserve">在取代基的</w:t>
-      </w:r>
-      <w:r>
-        <w:rPr>
-          <w:rFonts w:hint="eastAsia" w:ascii="Times New Roman" w:hAnsi="Times New Roman" w:eastAsia="FangSong" w:cs="Times New Roman"/>
-          <w:b/>
-          <w:bCs/>
-        </w:rPr>
-        <w:t xml:space="preserve">邻位</w:t>
-      </w:r>
-    </w:p>
-    <w:p>
-      <w:pPr>
-        <w:pStyle w:val="FirstParagraph"/>
-      </w:pPr>
-      <w:r>
-        <w:rPr>
-          <w:rFonts w:hint="eastAsia" w:ascii="Times New Roman" w:hAnsi="Times New Roman" w:eastAsia="FangSong" w:cs="Times New Roman"/>
-          <w:b/>
-          <w:bCs/>
-        </w:rPr>
-        <w:t xml:space="preserve">经典反应机制</w:t>
-      </w:r>
-      <w:r>
-        <w:rPr>
-          <w:rFonts w:hint="eastAsia" w:ascii="Times New Roman" w:hAnsi="Times New Roman" w:eastAsia="Times New Roman" w:cs="Times New Roman"/>
-        </w:rPr>
-        <w:t xml:space="preserve">（Benzyne</w:t>
-      </w:r>
-      <w:r>
-        <w:rPr>
-          <w:rFonts w:ascii="Times New Roman" w:hAnsi="Times New Roman" w:eastAsia="Times New Roman" w:cs="Times New Roman"/>
-        </w:rPr>
-        <w:t xml:space="preserve"> </w:t>
-      </w:r>
-      <w:r>
-        <w:rPr>
-          <w:rFonts w:hint="eastAsia" w:ascii="Times New Roman" w:hAnsi="Times New Roman" w:eastAsia="FangSong" w:cs="Times New Roman"/>
-        </w:rPr>
-        <w:t>机制</w:t>
-      </w:r>
-      <w:r>
-        <w:rPr>
-          <w:rFonts w:hint="eastAsia" w:ascii="Times New Roman" w:hAnsi="Times New Roman" w:eastAsia="Times New Roman" w:cs="Times New Roman"/>
-        </w:rPr>
-        <w:t>）：</w:t>
+        </w:rPr>
+        <w:t>强碱</w:t>
+      </w:r>
+      <w:r>
+        <w:rPr>
+          <w:rFonts w:hint="eastAsia" w:ascii="Times New Roman" w:hAnsi="Times New Roman" w:eastAsia="Times New Roman" w:cs="Times New Roman"/>
+        </w:rPr>
+        <w:t>（NH</w:t>
+      </w:r>
+      <w:r>
+        <w:rPr>
+          <w:rFonts w:hint="eastAsia" w:ascii="Times New Roman" w:hAnsi="Times New Roman" w:eastAsia="Times New Roman" w:cs="Times New Roman"/>
+          <w:vertAlign w:val="subscript"/>
+        </w:rPr>
+        <w:t>2</w:t>
+      </w:r>
+      <w:r>
+        <w:rPr>
+          <w:rFonts w:hint="eastAsia" w:ascii="Times New Roman" w:hAnsi="Times New Roman" w:eastAsia="Times New Roman" w:cs="Times New Roman"/>
+          <w:vertAlign w:val="superscript"/>
+        </w:rPr>
+        <w:t>-</w:t>
+      </w:r>
+      <w:r>
+        <w:rPr>
+          <w:rFonts w:hint="eastAsia" w:ascii="Times New Roman" w:hAnsi="Times New Roman" w:eastAsia="Times New Roman" w:cs="Times New Roman"/>
+        </w:rPr>
+        <w:t>,</w:t>
+      </w:r>
+      <w:r>
+        <w:rPr>
+          <w:rFonts w:ascii="Times New Roman" w:hAnsi="Times New Roman" w:eastAsia="Times New Roman" w:cs="Times New Roman"/>
+        </w:rPr>
+        <w:t xml:space="preserve"> </w:t>
+      </w:r>
+      <w:r>
+        <w:rPr>
+          <w:rFonts w:hint="eastAsia" w:ascii="Times New Roman" w:hAnsi="Times New Roman" w:eastAsia="Times New Roman" w:cs="Times New Roman"/>
+        </w:rPr>
+        <w:t>OH</w:t>
+      </w:r>
+      <w:r>
+        <w:rPr>
+          <w:rFonts w:hint="eastAsia" w:ascii="Times New Roman" w:hAnsi="Times New Roman" w:eastAsia="Times New Roman" w:cs="Times New Roman"/>
+          <w:vertAlign w:val="superscript"/>
+        </w:rPr>
+        <w:t>-</w:t>
+      </w:r>
+      <w:r>
+        <w:rPr>
+          <w:rFonts w:hint="eastAsia" w:ascii="Times New Roman" w:hAnsi="Times New Roman" w:eastAsia="Times New Roman" w:cs="Times New Roman"/>
+        </w:rPr>
+        <w:t>）</w:t>
+      </w:r>
+      <w:r>
+        <w:rPr>
+          <w:rFonts w:hint="eastAsia" w:ascii="Times New Roman" w:hAnsi="Times New Roman" w:eastAsia="FangSong" w:cs="Times New Roman"/>
+        </w:rPr>
+        <w:t>从卤代芳烃的邻位夺取质子</w:t>
       </w:r>
     </w:p>
     <w:p>
@@ -16094,71 +16479,26 @@
         <w:pStyle w:val="Compact"/>
         <w:numPr>
           <w:ilvl w:val="0"/>
-          <w:numId w:val="1010"/>
+          <w:numId w:val="1009"/>
         </w:numPr>
       </w:pPr>
       <w:r>
         <w:rPr>
           <w:rFonts w:hint="eastAsia" w:ascii="Times New Roman" w:hAnsi="Times New Roman" w:eastAsia="FangSong" w:cs="Times New Roman"/>
         </w:rPr>
-        <w:t>强碱</w:t>
-      </w:r>
-      <w:r>
-        <w:rPr>
-          <w:rFonts w:hint="eastAsia" w:ascii="Times New Roman" w:hAnsi="Times New Roman" w:eastAsia="Times New Roman" w:cs="Times New Roman"/>
-        </w:rPr>
-        <w:t>（NH</w:t>
-      </w:r>
-      <w:r>
-        <w:rPr>
-          <w:rFonts w:hint="eastAsia" w:ascii="Times New Roman" w:hAnsi="Times New Roman" w:eastAsia="Times New Roman" w:cs="Times New Roman"/>
-          <w:vertAlign w:val="subscript"/>
-        </w:rPr>
-        <w:t>2</w:t>
-      </w:r>
-      <w:r>
-        <w:rPr>
-          <w:rFonts w:hint="eastAsia" w:ascii="Times New Roman" w:hAnsi="Times New Roman" w:eastAsia="Times New Roman" w:cs="Times New Roman"/>
-          <w:vertAlign w:val="superscript"/>
-        </w:rPr>
-        <w:t>-</w:t>
-      </w:r>
-      <w:r>
-        <w:rPr>
-          <w:rFonts w:hint="eastAsia" w:ascii="Times New Roman" w:hAnsi="Times New Roman" w:eastAsia="Times New Roman" w:cs="Times New Roman"/>
-        </w:rPr>
-        <w:t>,</w:t>
-      </w:r>
-      <w:r>
-        <w:rPr>
-          <w:rFonts w:ascii="Times New Roman" w:hAnsi="Times New Roman" w:eastAsia="Times New Roman" w:cs="Times New Roman"/>
-        </w:rPr>
-        <w:t xml:space="preserve"> </w:t>
-      </w:r>
-      <w:r>
-        <w:rPr>
-          <w:rFonts w:hint="eastAsia" w:ascii="Times New Roman" w:hAnsi="Times New Roman" w:eastAsia="Times New Roman" w:cs="Times New Roman"/>
-        </w:rPr>
-        <w:t>OH</w:t>
-      </w:r>
-      <w:r>
-        <w:rPr>
-          <w:rFonts w:hint="eastAsia" w:ascii="Times New Roman" w:hAnsi="Times New Roman" w:eastAsia="Times New Roman" w:cs="Times New Roman"/>
-          <w:vertAlign w:val="superscript"/>
-        </w:rPr>
-        <w:t>-</w:t>
-      </w:r>
-      <w:r>
-        <w:rPr>
-          <w:rFonts w:hint="eastAsia" w:ascii="Times New Roman" w:hAnsi="Times New Roman" w:eastAsia="Times New Roman" w:cs="Times New Roman"/>
-        </w:rPr>
-        <w:t>）</w:t>
-      </w:r>
-      <w:r>
-        <w:rPr>
-          <w:rFonts w:hint="eastAsia" w:ascii="Times New Roman" w:hAnsi="Times New Roman" w:eastAsia="FangSong" w:cs="Times New Roman"/>
-        </w:rPr>
-        <w:t>从卤代芳烃的邻位夺取质子</w:t>
+        <w:t xml:space="preserve">卤素离去</w:t>
+      </w:r>
+      <w:r>
+        <w:rPr>
+          <w:rFonts w:ascii="Times New Roman" w:hAnsi="Times New Roman" w:eastAsia="Times New Roman" w:cs="Times New Roman"/>
+        </w:rPr>
+        <w:t xml:space="preserve"> → </w:t>
+      </w:r>
+      <w:r>
+        <w:rPr>
+          <w:rFonts w:hint="eastAsia" w:ascii="Times New Roman" w:hAnsi="Times New Roman" w:eastAsia="FangSong" w:cs="Times New Roman"/>
+        </w:rPr>
+        <w:t xml:space="preserve">形成芳炔</w:t>
       </w:r>
     </w:p>
     <w:p>
@@ -16166,34 +16506,7 @@
         <w:pStyle w:val="Compact"/>
         <w:numPr>
           <w:ilvl w:val="0"/>
-          <w:numId w:val="1010"/>
-        </w:numPr>
-      </w:pPr>
-      <w:r>
-        <w:rPr>
-          <w:rFonts w:hint="eastAsia" w:ascii="Times New Roman" w:hAnsi="Times New Roman" w:eastAsia="FangSong" w:cs="Times New Roman"/>
-        </w:rPr>
-        <w:t xml:space="preserve">卤素离去</w:t>
-      </w:r>
-      <w:r>
-        <w:rPr>
-          <w:rFonts w:ascii="Times New Roman" w:hAnsi="Times New Roman" w:eastAsia="Times New Roman" w:cs="Times New Roman"/>
-        </w:rPr>
-        <w:t xml:space="preserve"> → </w:t>
-      </w:r>
-      <w:r>
-        <w:rPr>
-          <w:rFonts w:hint="eastAsia" w:ascii="Times New Roman" w:hAnsi="Times New Roman" w:eastAsia="FangSong" w:cs="Times New Roman"/>
-        </w:rPr>
-        <w:t xml:space="preserve">形成芳炔</w:t>
-      </w:r>
-    </w:p>
-    <w:p>
-      <w:pPr>
-        <w:pStyle w:val="Compact"/>
-        <w:numPr>
-          <w:ilvl w:val="0"/>
-          <w:numId w:val="1010"/>
+          <w:numId w:val="1009"/>
         </w:numPr>
       </w:pPr>
       <w:r>
@@ -17940,7 +18253,7 @@
       <w:pPr>
         <w:numPr>
           <w:ilvl w:val="0"/>
-          <w:numId w:val="1011"/>
+          <w:numId w:val="1010"/>
         </w:numPr>
       </w:pPr>
       <w:r>
@@ -18028,7 +18341,7 @@
       <w:pPr>
         <w:numPr>
           <w:ilvl w:val="0"/>
-          <w:numId w:val="1011"/>
+          <w:numId w:val="1010"/>
         </w:numPr>
       </w:pPr>
       <w:r>
@@ -18156,7 +18469,7 @@
       <w:pPr>
         <w:numPr>
           <w:ilvl w:val="0"/>
-          <w:numId w:val="1011"/>
+          <w:numId w:val="1010"/>
         </w:numPr>
       </w:pPr>
       <w:r>
@@ -18329,7 +18642,7 @@
       <w:pPr>
         <w:numPr>
           <w:ilvl w:val="0"/>
-          <w:numId w:val="1011"/>
+          <w:numId w:val="1010"/>
         </w:numPr>
       </w:pPr>
       <w:r>
@@ -18352,7 +18665,7 @@
         <w:pStyle w:val="Compact"/>
         <w:numPr>
           <w:ilvl w:val="1"/>
-          <w:numId w:val="1012"/>
+          <w:numId w:val="1011"/>
         </w:numPr>
       </w:pPr>
       <w:r>
@@ -18423,7 +18736,7 @@
         <w:pStyle w:val="Compact"/>
         <w:numPr>
           <w:ilvl w:val="1"/>
-          <w:numId w:val="1012"/>
+          <w:numId w:val="1011"/>
         </w:numPr>
       </w:pPr>
       <w:r>
@@ -19401,7 +19714,7 @@
         <w:pStyle w:val="Compact"/>
         <w:numPr>
           <w:ilvl w:val="0"/>
-          <w:numId w:val="1013"/>
+          <w:numId w:val="1012"/>
         </w:numPr>
       </w:pPr>
       <m:oMath>
@@ -19510,7 +19823,7 @@
         <w:pStyle w:val="Compact"/>
         <w:numPr>
           <w:ilvl w:val="0"/>
-          <w:numId w:val="1013"/>
+          <w:numId w:val="1012"/>
         </w:numPr>
       </w:pPr>
       <w:r>
@@ -19531,7 +19844,7 @@
         <w:pStyle w:val="Compact"/>
         <w:numPr>
           <w:ilvl w:val="1"/>
-          <w:numId w:val="1014"/>
+          <w:numId w:val="1013"/>
         </w:numPr>
       </w:pPr>
       <w:r>
@@ -19595,7 +19908,7 @@
         <w:pStyle w:val="Compact"/>
         <w:numPr>
           <w:ilvl w:val="1"/>
-          <w:numId w:val="1014"/>
+          <w:numId w:val="1013"/>
         </w:numPr>
       </w:pPr>
       <w:r>
@@ -19672,7 +19985,7 @@
         <w:pStyle w:val="Compact"/>
         <w:numPr>
           <w:ilvl w:val="1"/>
-          <w:numId w:val="1014"/>
+          <w:numId w:val="1013"/>
         </w:numPr>
       </w:pPr>
       <w:r>
@@ -19762,7 +20075,7 @@
         <w:pStyle w:val="Compact"/>
         <w:numPr>
           <w:ilvl w:val="0"/>
-          <w:numId w:val="1013"/>
+          <w:numId w:val="1012"/>
         </w:numPr>
       </w:pPr>
       <w:r>
@@ -19837,7 +20150,7 @@
         <w:pStyle w:val="Compact"/>
         <w:numPr>
           <w:ilvl w:val="0"/>
-          <w:numId w:val="1013"/>
+          <w:numId w:val="1012"/>
         </w:numPr>
       </w:pPr>
       <w:r>
@@ -20740,7 +21053,7 @@
         <w:pStyle w:val="Compact"/>
         <w:numPr>
           <w:ilvl w:val="0"/>
-          <w:numId w:val="1015"/>
+          <w:numId w:val="1014"/>
         </w:numPr>
       </w:pPr>
       <w:r>
@@ -20836,7 +21149,7 @@
         <w:pStyle w:val="Compact"/>
         <w:numPr>
           <w:ilvl w:val="0"/>
-          <w:numId w:val="1015"/>
+          <w:numId w:val="1014"/>
         </w:numPr>
       </w:pPr>
       <w:r>
@@ -20894,7 +21207,7 @@
         <w:pStyle w:val="Compact"/>
         <w:numPr>
           <w:ilvl w:val="0"/>
-          <w:numId w:val="1015"/>
+          <w:numId w:val="1014"/>
         </w:numPr>
       </w:pPr>
       <w:r>
@@ -20958,7 +21271,7 @@
         <w:pStyle w:val="Compact"/>
         <w:numPr>
           <w:ilvl w:val="0"/>
-          <w:numId w:val="1015"/>
+          <w:numId w:val="1014"/>
         </w:numPr>
       </w:pPr>
       <w:r>
@@ -21928,7 +22241,7 @@
       <w:pPr>
         <w:numPr>
           <w:ilvl w:val="0"/>
-          <w:numId w:val="1016"/>
+          <w:numId w:val="1015"/>
         </w:numPr>
       </w:pPr>
       <w:r>
@@ -21973,7 +22286,7 @@
         <w:pStyle w:val="Compact"/>
         <w:numPr>
           <w:ilvl w:val="1"/>
-          <w:numId w:val="1017"/>
+          <w:numId w:val="1016"/>
         </w:numPr>
       </w:pPr>
       <w:r>
@@ -22031,7 +22344,7 @@
         <w:pStyle w:val="Compact"/>
         <w:numPr>
           <w:ilvl w:val="1"/>
-          <w:numId w:val="1017"/>
+          <w:numId w:val="1016"/>
         </w:numPr>
       </w:pPr>
       <w:r>
@@ -22101,7 +22414,7 @@
         <w:pStyle w:val="Compact"/>
         <w:numPr>
           <w:ilvl w:val="1"/>
-          <w:numId w:val="1017"/>
+          <w:numId w:val="1016"/>
         </w:numPr>
       </w:pPr>
       <w:r>
@@ -22223,7 +22536,7 @@
         <w:pStyle w:val="Compact"/>
         <w:numPr>
           <w:ilvl w:val="1"/>
-          <w:numId w:val="1017"/>
+          <w:numId w:val="1016"/>
         </w:numPr>
       </w:pPr>
       <w:r>
@@ -22268,7 +22581,7 @@
       <w:pPr>
         <w:numPr>
           <w:ilvl w:val="0"/>
-          <w:numId w:val="1016"/>
+          <w:numId w:val="1015"/>
         </w:numPr>
       </w:pPr>
       <w:r>
@@ -22351,7 +22664,7 @@
       <w:pPr>
         <w:numPr>
           <w:ilvl w:val="0"/>
-          <w:numId w:val="1016"/>
+          <w:numId w:val="1015"/>
         </w:numPr>
       </w:pPr>
       <w:r>
@@ -22597,6 +22910,702 @@
           <w:rFonts w:hint="eastAsia" w:ascii="Times New Roman" w:hAnsi="Times New Roman" w:eastAsia="Times New Roman" w:cs="Times New Roman"/>
         </w:rPr>
         <w:t>：</w:t>
+      </w:r>
+    </w:p>
+    <w:p>
+      <w:pPr>
+        <w:pStyle w:val="Compact"/>
+        <w:numPr>
+          <w:ilvl w:val="0"/>
+          <w:numId w:val="1017"/>
+        </w:numPr>
+      </w:pPr>
+      <w:r>
+        <w:rPr>
+          <w:rFonts w:hint="eastAsia" w:ascii="Times New Roman" w:hAnsi="Times New Roman" w:eastAsia="FangSong" w:cs="Times New Roman"/>
+        </w:rPr>
+        <w:t xml:space="preserve">数电子数</w:t>
+      </w:r>
+    </w:p>
+    <w:p>
+      <w:pPr>
+        <w:pStyle w:val="Compact"/>
+        <w:numPr>
+          <w:ilvl w:val="0"/>
+          <w:numId w:val="1017"/>
+        </w:numPr>
+      </w:pPr>
+      <w:r>
+        <w:rPr>
+          <w:rFonts w:hint="eastAsia" w:ascii="Times New Roman" w:hAnsi="Times New Roman" w:eastAsia="FangSong" w:cs="Times New Roman"/>
+        </w:rPr>
+        <w:t xml:space="preserve">判断</w:t>
+      </w:r>
+      <w:r>
+        <w:rPr>
+          <w:rFonts w:ascii="Times New Roman" w:hAnsi="Times New Roman" w:eastAsia="Times New Roman" w:cs="Times New Roman"/>
+        </w:rPr>
+        <w:t xml:space="preserve"> n</w:t>
+      </w:r>
+    </w:p>
+    <w:p>
+      <w:pPr>
+        <w:pStyle w:val="Compact"/>
+        <w:numPr>
+          <w:ilvl w:val="0"/>
+          <w:numId w:val="1017"/>
+        </w:numPr>
+      </w:pPr>
+      <w:r>
+        <w:rPr>
+          <w:rFonts w:hint="eastAsia" w:ascii="Times New Roman" w:hAnsi="Times New Roman" w:eastAsia="FangSong" w:cs="Times New Roman"/>
+        </w:rPr>
+        <w:t xml:space="preserve">画</w:t>
+      </w:r>
+      <w:r>
+        <w:rPr>
+          <w:rFonts w:ascii="Times New Roman" w:hAnsi="Times New Roman" w:eastAsia="Times New Roman" w:cs="Times New Roman"/>
+        </w:rPr>
+        <w:t xml:space="preserve"> HOMO </w:t>
+      </w:r>
+      <w:r>
+        <w:rPr>
+          <w:rFonts w:hint="eastAsia" w:ascii="Times New Roman" w:hAnsi="Times New Roman" w:eastAsia="FangSong" w:cs="Times New Roman"/>
+        </w:rPr>
+        <w:t>末端相位</w:t>
+      </w:r>
+      <w:r>
+        <w:rPr>
+          <w:rFonts w:hint="eastAsia" w:ascii="Times New Roman" w:hAnsi="Times New Roman" w:eastAsia="Times New Roman" w:cs="Times New Roman"/>
+        </w:rPr>
+        <w:t>（</w:t>
+      </w:r>
+      <w:r>
+        <w:rPr>
+          <w:rFonts w:hint="eastAsia" w:ascii="Times New Roman" w:hAnsi="Times New Roman" w:eastAsia="FangSong" w:cs="Times New Roman"/>
+        </w:rPr>
+        <w:t>这个才是决定性的</w:t>
+      </w:r>
+      <w:r>
+        <w:rPr>
+          <w:rFonts w:hint="eastAsia" w:ascii="Times New Roman" w:hAnsi="Times New Roman" w:eastAsia="Times New Roman" w:cs="Times New Roman"/>
+        </w:rPr>
+        <w:t>）</w:t>
+      </w:r>
+    </w:p>
+    <w:p>
+      <w:pPr>
+        <w:pStyle w:val="Compact"/>
+        <w:numPr>
+          <w:ilvl w:val="0"/>
+          <w:numId w:val="1017"/>
+        </w:numPr>
+      </w:pPr>
+      <w:r>
+        <w:rPr>
+          <w:rFonts w:hint="eastAsia" w:ascii="Times New Roman" w:hAnsi="Times New Roman" w:eastAsia="FangSong" w:cs="Times New Roman"/>
+        </w:rPr>
+        <w:t>判断顺旋</w:t>
+      </w:r>
+      <w:r>
+        <w:rPr>
+          <w:rFonts w:hint="eastAsia" w:ascii="Times New Roman" w:hAnsi="Times New Roman" w:eastAsia="Times New Roman" w:cs="Times New Roman"/>
+        </w:rPr>
+        <w:t>/</w:t>
+      </w:r>
+      <w:r>
+        <w:rPr>
+          <w:rFonts w:hint="eastAsia" w:ascii="Times New Roman" w:hAnsi="Times New Roman" w:eastAsia="FangSong" w:cs="Times New Roman"/>
+        </w:rPr>
+        <w:t>对旋</w:t>
+      </w:r>
+    </w:p>
+    <w:p>
+      <w:pPr>
+        <w:spacing w:before="160" w:after="80"/>
+      </w:pPr>
+      <w:r>
+        <w:pict>
+          <v:rect style="width:0;height:1.5pt" o:hralign="center" o:hrstd="t" o:hr="t"/>
+        </w:pict>
+      </w:r>
+    </w:p>
+    <w:bookmarkEnd w:id="34"/>
+    <w:bookmarkStart w:id="35" w:name="例5-卡宾单线态-vs-三线态立体化学区分挑战"/>
+    <w:p>
+      <w:pPr>
+        <w:pStyle w:val="Heading3"/>
+        <w:spacing w:before="280" w:after="120"/>
+      </w:pPr>
+      <w:r>
+        <w:rPr>
+          <w:rFonts w:hint="eastAsia" w:ascii="Times New Roman" w:hAnsi="Times New Roman" w:eastAsia="SimHei" w:cs="Times New Roman"/>
+        </w:rPr>
+        <w:t>例</w:t>
+      </w:r>
+      <w:r>
+        <w:rPr>
+          <w:rFonts w:hint="eastAsia" w:ascii="Times New Roman" w:hAnsi="Times New Roman" w:eastAsia="Times New Roman" w:cs="Times New Roman"/>
+        </w:rPr>
+        <w:t>5</w:t>
+      </w:r>
+      <w:r>
+        <w:rPr>
+          <w:rFonts w:ascii="Times New Roman" w:hAnsi="Times New Roman" w:eastAsia="Times New Roman" w:cs="Times New Roman"/>
+        </w:rPr>
+        <w:t xml:space="preserve"> </w:t>
+      </w:r>
+      <w:r>
+        <w:rPr>
+          <w:rFonts w:hint="eastAsia" w:ascii="Times New Roman" w:hAnsi="Times New Roman" w:eastAsia="SimHei" w:cs="Times New Roman"/>
+        </w:rPr>
+        <w:t xml:space="preserve">卡宾单线态</w:t>
+      </w:r>
+      <w:r>
+        <w:rPr>
+          <w:rFonts w:ascii="Times New Roman" w:hAnsi="Times New Roman" w:eastAsia="Times New Roman" w:cs="Times New Roman"/>
+        </w:rPr>
+        <w:t xml:space="preserve"> vs </w:t>
+      </w:r>
+      <w:r>
+        <w:rPr>
+          <w:rFonts w:hint="eastAsia" w:ascii="Times New Roman" w:hAnsi="Times New Roman" w:eastAsia="SimHei" w:cs="Times New Roman"/>
+        </w:rPr>
+        <w:t>三线态</w:t>
+      </w:r>
+      <w:r>
+        <w:rPr>
+          <w:rFonts w:hint="eastAsia" w:ascii="Times New Roman" w:hAnsi="Times New Roman" w:eastAsia="Times New Roman" w:cs="Times New Roman"/>
+        </w:rPr>
+        <w:t>——</w:t>
+      </w:r>
+      <w:r>
+        <w:rPr>
+          <w:rFonts w:hint="eastAsia" w:ascii="Times New Roman" w:hAnsi="Times New Roman" w:eastAsia="SimHei" w:cs="Times New Roman"/>
+        </w:rPr>
+        <w:t>立体化学区分</w:t>
+      </w:r>
+      <w:r>
+        <w:rPr>
+          <w:rFonts w:hint="eastAsia" w:ascii="Times New Roman" w:hAnsi="Times New Roman" w:eastAsia="Times New Roman" w:cs="Times New Roman"/>
+        </w:rPr>
+        <w:t>（</w:t>
+      </w:r>
+      <w:r>
+        <w:rPr>
+          <w:rFonts w:hint="eastAsia" w:ascii="Times New Roman" w:hAnsi="Times New Roman" w:eastAsia="SimHei" w:cs="Times New Roman"/>
+        </w:rPr>
+        <w:t>挑战</w:t>
+      </w:r>
+      <w:r>
+        <w:rPr>
+          <w:rFonts w:hint="eastAsia" w:ascii="Times New Roman" w:hAnsi="Times New Roman" w:eastAsia="Times New Roman" w:cs="Times New Roman"/>
+        </w:rPr>
+        <w:t>）</w:t>
+      </w:r>
+    </w:p>
+    <w:p>
+      <w:pPr>
+        <w:pStyle w:val="FirstParagraph"/>
+      </w:pPr>
+      <w:r>
+        <w:rPr>
+          <w:rFonts w:hint="eastAsia" w:ascii="Times New Roman" w:hAnsi="Times New Roman" w:eastAsia="FangSong" w:cs="Times New Roman"/>
+          <w:b/>
+          <w:bCs/>
+        </w:rPr>
+        <w:t xml:space="preserve">题干</w:t>
+      </w:r>
+      <w:r>
+        <w:rPr>
+          <w:rFonts w:hint="eastAsia" w:ascii="Times New Roman" w:hAnsi="Times New Roman" w:eastAsia="Times New Roman" w:cs="Times New Roman"/>
+        </w:rPr>
+        <w:t>：</w:t>
+      </w:r>
+      <w:r>
+        <w:rPr>
+          <w:rFonts w:hint="eastAsia" w:ascii="Times New Roman" w:hAnsi="Times New Roman" w:eastAsia="FangSong" w:cs="Times New Roman"/>
+        </w:rPr>
+        <w:t>将顺</w:t>
+      </w:r>
+      <w:r>
+        <w:rPr>
+          <w:rFonts w:hint="eastAsia" w:ascii="Times New Roman" w:hAnsi="Times New Roman" w:eastAsia="Times New Roman" w:cs="Times New Roman"/>
+        </w:rPr>
+        <w:t>-2-</w:t>
+      </w:r>
+      <w:r>
+        <w:rPr>
+          <w:rFonts w:hint="eastAsia" w:ascii="Times New Roman" w:hAnsi="Times New Roman" w:eastAsia="FangSong" w:cs="Times New Roman"/>
+        </w:rPr>
+        <w:t>丁烯分别与以下两种卡宾前体反应</w:t>
+      </w:r>
+      <w:r>
+        <w:rPr>
+          <w:rFonts w:hint="eastAsia" w:ascii="Times New Roman" w:hAnsi="Times New Roman" w:eastAsia="Times New Roman" w:cs="Times New Roman"/>
+        </w:rPr>
+        <w:t>：</w:t>
+      </w:r>
+      <w:r>
+        <w:rPr>
+          <w:rFonts w:ascii="Times New Roman" w:hAnsi="Times New Roman" w:eastAsia="Times New Roman" w:cs="Times New Roman"/>
+        </w:rPr>
+        <w:t xml:space="preserve"> </w:t>
+      </w:r>
+      <w:r>
+        <w:rPr>
+          <w:rFonts w:ascii="Times New Roman" w:hAnsi="Times New Roman" w:eastAsia="Times New Roman" w:cs="Times New Roman"/>
+        </w:rPr>
+        <w:t>(A) CH</w:t>
+      </w:r>
+      <w:r>
+        <w:rPr>
+          <w:rFonts w:ascii="Times New Roman" w:hAnsi="Times New Roman" w:eastAsia="Times New Roman" w:cs="Times New Roman"/>
+          <w:vertAlign w:val="subscript"/>
+        </w:rPr>
+        <w:t>2</w:t>
+      </w:r>
+      <w:r>
+        <w:rPr>
+          <w:rFonts w:ascii="Times New Roman" w:hAnsi="Times New Roman" w:eastAsia="Times New Roman" w:cs="Times New Roman"/>
+        </w:rPr>
+        <w:t>N</w:t>
+      </w:r>
+      <w:r>
+        <w:rPr>
+          <w:rFonts w:ascii="Times New Roman" w:hAnsi="Times New Roman" w:eastAsia="Times New Roman" w:cs="Times New Roman"/>
+          <w:vertAlign w:val="subscript"/>
+        </w:rPr>
+        <w:t>2</w:t>
+      </w:r>
+      <w:r>
+        <w:rPr>
+          <w:rFonts w:ascii="Times New Roman" w:hAnsi="Times New Roman" w:eastAsia="Times New Roman" w:cs="Times New Roman"/>
+        </w:rPr>
+        <w:t xml:space="preserve"> + </w:t>
+      </w:r>
+      <w:r>
+        <w:rPr>
+          <w:rFonts w:hint="eastAsia" w:ascii="Times New Roman" w:hAnsi="Times New Roman" w:eastAsia="Times New Roman" w:cs="Times New Roman"/>
+        </w:rPr>
+        <w:t>hν（</w:t>
+      </w:r>
+      <w:r>
+        <w:rPr>
+          <w:rFonts w:hint="eastAsia" w:ascii="Times New Roman" w:hAnsi="Times New Roman" w:eastAsia="FangSong" w:cs="Times New Roman"/>
+        </w:rPr>
+        <w:t>低压气相光解</w:t>
+      </w:r>
+      <w:r>
+        <w:rPr>
+          <w:rFonts w:hint="eastAsia" w:ascii="Times New Roman" w:hAnsi="Times New Roman" w:eastAsia="Times New Roman" w:cs="Times New Roman"/>
+        </w:rPr>
+        <w:t>——</w:t>
+      </w:r>
+      <w:r>
+        <w:rPr>
+          <w:rFonts w:hint="eastAsia" w:ascii="Times New Roman" w:hAnsi="Times New Roman" w:eastAsia="FangSong" w:cs="Times New Roman"/>
+        </w:rPr>
+        <w:t>单线态寿命足够发生系间窜越</w:t>
+      </w:r>
+      <w:r>
+        <w:rPr>
+          <w:rFonts w:ascii="Times New Roman" w:hAnsi="Times New Roman" w:eastAsia="Times New Roman" w:cs="Times New Roman"/>
+        </w:rPr>
+        <w:t xml:space="preserve"> ISC </w:t>
+      </w:r>
+      <w:r>
+        <w:rPr>
+          <w:rFonts w:hint="eastAsia" w:ascii="Times New Roman" w:hAnsi="Times New Roman" w:eastAsia="FangSong" w:cs="Times New Roman"/>
+        </w:rPr>
+        <w:t>到三线态基态</w:t>
+      </w:r>
+      <w:r>
+        <w:rPr>
+          <w:rFonts w:hint="eastAsia" w:ascii="Times New Roman" w:hAnsi="Times New Roman" w:eastAsia="Times New Roman" w:cs="Times New Roman"/>
+        </w:rPr>
+        <w:t>）</w:t>
+      </w:r>
+      <w:r>
+        <w:rPr>
+          <w:rFonts w:ascii="Times New Roman" w:hAnsi="Times New Roman" w:eastAsia="Times New Roman" w:cs="Times New Roman"/>
+        </w:rPr>
+        <w:t xml:space="preserve"> </w:t>
+      </w:r>
+      <w:r>
+        <w:rPr>
+          <w:rFonts w:ascii="Times New Roman" w:hAnsi="Times New Roman" w:eastAsia="Times New Roman" w:cs="Times New Roman"/>
+        </w:rPr>
+        <w:t>(B) CHCl</w:t>
+      </w:r>
+      <w:r>
+        <w:rPr>
+          <w:rFonts w:ascii="Times New Roman" w:hAnsi="Times New Roman" w:eastAsia="Times New Roman" w:cs="Times New Roman"/>
+          <w:vertAlign w:val="subscript"/>
+        </w:rPr>
+        <w:t>3</w:t>
+      </w:r>
+      <w:r>
+        <w:rPr>
+          <w:rFonts w:ascii="Times New Roman" w:hAnsi="Times New Roman" w:eastAsia="Times New Roman" w:cs="Times New Roman"/>
+        </w:rPr>
+        <w:t xml:space="preserve"> + </w:t>
+      </w:r>
+      <w:r>
+        <w:rPr>
+          <w:rFonts w:hint="eastAsia" w:ascii="Times New Roman" w:hAnsi="Times New Roman" w:eastAsia="Times New Roman" w:cs="Times New Roman"/>
+        </w:rPr>
+        <w:t>t-BuOK（α-</w:t>
+      </w:r>
+      <w:r>
+        <w:rPr>
+          <w:rFonts w:hint="eastAsia" w:ascii="Times New Roman" w:hAnsi="Times New Roman" w:eastAsia="FangSong" w:cs="Times New Roman"/>
+        </w:rPr>
+        <w:t>消除</w:t>
+      </w:r>
+      <w:r>
+        <w:rPr>
+          <w:rFonts w:hint="eastAsia" w:ascii="Times New Roman" w:hAnsi="Times New Roman" w:eastAsia="Times New Roman" w:cs="Times New Roman"/>
+        </w:rPr>
+        <w:t>）</w:t>
+      </w:r>
+    </w:p>
+    <w:p>
+      <w:pPr>
+        <w:pStyle w:val="BodyText"/>
+      </w:pPr>
+      <w:r>
+        <w:rPr>
+          <w:rFonts w:hint="eastAsia" w:ascii="Times New Roman" w:hAnsi="Times New Roman" w:eastAsia="FangSong" w:cs="Times New Roman"/>
+        </w:rPr>
+        <w:t>预测每种条件下产物的立体化学并解释</w:t>
+      </w:r>
+      <w:r>
+        <w:rPr>
+          <w:rFonts w:hint="eastAsia" w:ascii="Times New Roman" w:hAnsi="Times New Roman" w:eastAsia="Times New Roman" w:cs="Times New Roman"/>
+        </w:rPr>
+        <w:t>。</w:t>
+      </w:r>
+    </w:p>
+    <w:p>
+      <w:pPr>
+        <w:pStyle w:val="BodyText"/>
+      </w:pPr>
+      <w:r>
+        <w:rPr>
+          <w:rFonts w:hint="eastAsia" w:ascii="Times New Roman" w:hAnsi="Times New Roman" w:eastAsia="FangSong" w:cs="Times New Roman"/>
+          <w:b/>
+          <w:bCs/>
+        </w:rPr>
+        <w:t xml:space="preserve">思路</w:t>
+      </w:r>
+      <w:r>
+        <w:rPr>
+          <w:rFonts w:hint="eastAsia" w:ascii="Times New Roman" w:hAnsi="Times New Roman" w:eastAsia="Times New Roman" w:cs="Times New Roman"/>
+        </w:rPr>
+        <w:t>：</w:t>
+      </w:r>
+      <w:r>
+        <w:rPr>
+          <w:rFonts w:hint="eastAsia" w:ascii="Times New Roman" w:hAnsi="Times New Roman" w:eastAsia="FangSong" w:cs="Times New Roman"/>
+        </w:rPr>
+        <w:t>条件</w:t>
+      </w:r>
+      <w:r>
+        <w:rPr>
+          <w:rFonts w:hint="eastAsia" w:ascii="Times New Roman" w:hAnsi="Times New Roman" w:eastAsia="Times New Roman" w:cs="Times New Roman"/>
+        </w:rPr>
+        <w:t>(A)</w:t>
+      </w:r>
+      <w:r>
+        <w:rPr>
+          <w:rFonts w:ascii="Times New Roman" w:hAnsi="Times New Roman" w:eastAsia="Times New Roman" w:cs="Times New Roman"/>
+        </w:rPr>
+        <w:t xml:space="preserve"> </w:t>
+      </w:r>
+      <w:r>
+        <w:rPr>
+          <w:rFonts w:hint="eastAsia" w:ascii="Times New Roman" w:hAnsi="Times New Roman" w:eastAsia="FangSong" w:cs="Times New Roman"/>
+        </w:rPr>
+        <w:t xml:space="preserve">低压气相光解重氮甲烷</w:t>
+      </w:r>
+      <w:r>
+        <w:rPr>
+          <w:rFonts w:ascii="Times New Roman" w:hAnsi="Times New Roman" w:eastAsia="Times New Roman" w:cs="Times New Roman"/>
+        </w:rPr>
+        <w:t xml:space="preserve"> →</w:t>
+      </w:r>
+      <w:r>
+        <w:rPr>
+          <w:rFonts w:ascii="Times New Roman" w:hAnsi="Times New Roman" w:eastAsia="Times New Roman" w:cs="Times New Roman"/>
+        </w:rPr>
+        <w:t xml:space="preserve"> </w:t>
+      </w:r>
+      <w:r>
+        <w:rPr>
+          <w:rFonts w:hint="eastAsia" w:ascii="Times New Roman" w:hAnsi="Times New Roman" w:eastAsia="FangSong" w:cs="Times New Roman"/>
+          <w:b/>
+          <w:bCs/>
+        </w:rPr>
+        <w:t xml:space="preserve">三线态卡宾</w:t>
+      </w:r>
+      <w:r>
+        <w:rPr>
+          <w:rFonts w:hint="eastAsia" w:ascii="Times New Roman" w:hAnsi="Times New Roman" w:eastAsia="Times New Roman" w:cs="Times New Roman"/>
+        </w:rPr>
+        <w:t>（</w:t>
+      </w:r>
+      <w:r>
+        <w:rPr>
+          <w:rFonts w:hint="eastAsia" w:ascii="Times New Roman" w:hAnsi="Times New Roman" w:eastAsia="FangSong" w:cs="Times New Roman"/>
+        </w:rPr>
+        <w:t>重氮甲烷光解初生单线态</w:t>
+      </w:r>
+      <w:r>
+        <w:rPr>
+          <w:rFonts w:ascii="Times New Roman" w:hAnsi="Times New Roman" w:eastAsia="Times New Roman" w:cs="Times New Roman"/>
+        </w:rPr>
+        <w:t xml:space="preserve"> </w:t>
+      </w:r>
+      <w:r>
+        <w:rPr>
+          <w:rFonts w:hint="eastAsia" w:ascii="Times New Roman" w:hAnsi="Times New Roman" w:eastAsia="Times New Roman" w:cs="Times New Roman"/>
+        </w:rPr>
+        <w:t>:CH</w:t>
+      </w:r>
+      <w:r>
+        <w:rPr>
+          <w:rFonts w:hint="eastAsia" w:ascii="Times New Roman" w:hAnsi="Times New Roman" w:eastAsia="Times New Roman" w:cs="Times New Roman"/>
+          <w:vertAlign w:val="subscript"/>
+        </w:rPr>
+        <w:t>2</w:t>
+      </w:r>
+      <w:r>
+        <w:rPr>
+          <w:rFonts w:hint="eastAsia" w:ascii="Times New Roman" w:hAnsi="Times New Roman" w:eastAsia="Times New Roman" w:cs="Times New Roman"/>
+        </w:rPr>
+        <w:t>，</w:t>
+      </w:r>
+      <w:r>
+        <w:rPr>
+          <w:rFonts w:hint="eastAsia" w:ascii="Times New Roman" w:hAnsi="Times New Roman" w:eastAsia="FangSong" w:cs="Times New Roman"/>
+        </w:rPr>
+        <w:t>而</w:t>
+      </w:r>
+      <w:r>
+        <w:rPr>
+          <w:rFonts w:ascii="Times New Roman" w:hAnsi="Times New Roman" w:eastAsia="Times New Roman" w:cs="Times New Roman"/>
+        </w:rPr>
+        <w:t xml:space="preserve"> :CH</w:t>
+      </w:r>
+      <w:r>
+        <w:rPr>
+          <w:rFonts w:ascii="Times New Roman" w:hAnsi="Times New Roman" w:eastAsia="Times New Roman" w:cs="Times New Roman"/>
+          <w:vertAlign w:val="subscript"/>
+        </w:rPr>
+        <w:t>2</w:t>
+      </w:r>
+      <w:r>
+        <w:rPr>
+          <w:rFonts w:ascii="Times New Roman" w:hAnsi="Times New Roman" w:eastAsia="Times New Roman" w:cs="Times New Roman"/>
+        </w:rPr>
+        <w:t xml:space="preserve"> </w:t>
+      </w:r>
+      <w:r>
+        <w:rPr>
+          <w:rFonts w:hint="eastAsia" w:ascii="Times New Roman" w:hAnsi="Times New Roman" w:eastAsia="FangSong" w:cs="Times New Roman"/>
+        </w:rPr>
+        <w:t>基态为三线态</w:t>
+      </w:r>
+      <w:r>
+        <w:rPr>
+          <w:rFonts w:hint="eastAsia" w:ascii="Times New Roman" w:hAnsi="Times New Roman" w:eastAsia="Times New Roman" w:cs="Times New Roman"/>
+        </w:rPr>
+        <w:t>；</w:t>
+      </w:r>
+      <w:r>
+        <w:rPr>
+          <w:rFonts w:hint="eastAsia" w:ascii="Times New Roman" w:hAnsi="Times New Roman" w:eastAsia="FangSong" w:cs="Times New Roman"/>
+        </w:rPr>
+        <w:t>低压气相下碰撞少</w:t>
+      </w:r>
+      <w:r>
+        <w:rPr>
+          <w:rFonts w:hint="eastAsia" w:ascii="Times New Roman" w:hAnsi="Times New Roman" w:eastAsia="Times New Roman" w:cs="Times New Roman"/>
+        </w:rPr>
+        <w:t>、</w:t>
+      </w:r>
+      <w:r>
+        <w:rPr>
+          <w:rFonts w:hint="eastAsia" w:ascii="Times New Roman" w:hAnsi="Times New Roman" w:eastAsia="FangSong" w:cs="Times New Roman"/>
+        </w:rPr>
+        <w:t>单线态寿命长</w:t>
+      </w:r>
+      <w:r>
+        <w:rPr>
+          <w:rFonts w:hint="eastAsia" w:ascii="Times New Roman" w:hAnsi="Times New Roman" w:eastAsia="Times New Roman" w:cs="Times New Roman"/>
+        </w:rPr>
+        <w:t>，</w:t>
+      </w:r>
+      <w:r>
+        <w:rPr>
+          <w:rFonts w:hint="eastAsia" w:ascii="Times New Roman" w:hAnsi="Times New Roman" w:eastAsia="FangSong" w:cs="Times New Roman"/>
+        </w:rPr>
+        <w:t>可</w:t>
+      </w:r>
+      <w:r>
+        <w:rPr>
+          <w:rFonts w:ascii="Times New Roman" w:hAnsi="Times New Roman" w:eastAsia="Times New Roman" w:cs="Times New Roman"/>
+        </w:rPr>
+        <w:t xml:space="preserve"> ISC </w:t>
+      </w:r>
+      <w:r>
+        <w:rPr>
+          <w:rFonts w:hint="eastAsia" w:ascii="Times New Roman" w:hAnsi="Times New Roman" w:eastAsia="FangSong" w:cs="Times New Roman"/>
+        </w:rPr>
+        <w:t>到三线态</w:t>
+      </w:r>
+      <w:r>
+        <w:rPr>
+          <w:rFonts w:hint="eastAsia" w:ascii="Times New Roman" w:hAnsi="Times New Roman" w:eastAsia="Times New Roman" w:cs="Times New Roman"/>
+        </w:rPr>
+        <w:t>。</w:t>
+      </w:r>
+      <w:r>
+        <w:rPr>
+          <w:rFonts w:hint="eastAsia" w:ascii="Times New Roman" w:hAnsi="Times New Roman" w:eastAsia="FangSong" w:cs="Times New Roman"/>
+        </w:rPr>
+        <w:t>注意</w:t>
+      </w:r>
+      <w:r>
+        <w:rPr>
+          <w:rFonts w:hint="eastAsia" w:ascii="Times New Roman" w:hAnsi="Times New Roman" w:eastAsia="Times New Roman" w:cs="Times New Roman"/>
+        </w:rPr>
+        <w:t>：</w:t>
+      </w:r>
+      <w:r>
+        <w:rPr>
+          <w:rFonts w:hint="eastAsia" w:ascii="Times New Roman" w:hAnsi="Times New Roman" w:eastAsia="FangSong" w:cs="Times New Roman"/>
+          <w:b/>
+          <w:bCs/>
+        </w:rPr>
+        <w:t xml:space="preserve">溶液相光解</w:t>
+      </w:r>
+      <w:r>
+        <w:rPr>
+          <w:rFonts w:hint="eastAsia" w:ascii="Times New Roman" w:hAnsi="Times New Roman" w:eastAsia="FangSong" w:cs="Times New Roman"/>
+        </w:rPr>
+        <w:t>时单线态被底物快速捕获</w:t>
+      </w:r>
+      <w:r>
+        <w:rPr>
+          <w:rFonts w:hint="eastAsia" w:ascii="Times New Roman" w:hAnsi="Times New Roman" w:eastAsia="Times New Roman" w:cs="Times New Roman"/>
+        </w:rPr>
+        <w:t>，</w:t>
+      </w:r>
+      <w:r>
+        <w:rPr>
+          <w:rFonts w:hint="eastAsia" w:ascii="Times New Roman" w:hAnsi="Times New Roman" w:eastAsia="FangSong" w:cs="Times New Roman"/>
+        </w:rPr>
+        <w:t>保持构型</w:t>
+      </w:r>
+      <w:r>
+        <w:rPr>
+          <w:rFonts w:hint="eastAsia" w:ascii="Times New Roman" w:hAnsi="Times New Roman" w:eastAsia="Times New Roman" w:cs="Times New Roman"/>
+        </w:rPr>
+        <w:t>）。</w:t>
+      </w:r>
+      <w:r>
+        <w:rPr>
+          <w:rFonts w:hint="eastAsia" w:ascii="Times New Roman" w:hAnsi="Times New Roman" w:eastAsia="FangSong" w:cs="Times New Roman"/>
+        </w:rPr>
+        <w:t>条件</w:t>
+      </w:r>
+      <w:r>
+        <w:rPr>
+          <w:rFonts w:hint="eastAsia" w:ascii="Times New Roman" w:hAnsi="Times New Roman" w:eastAsia="Times New Roman" w:cs="Times New Roman"/>
+        </w:rPr>
+        <w:t>(B)</w:t>
+      </w:r>
+      <w:r>
+        <w:rPr>
+          <w:rFonts w:ascii="Times New Roman" w:hAnsi="Times New Roman" w:eastAsia="Times New Roman" w:cs="Times New Roman"/>
+        </w:rPr>
+        <w:t xml:space="preserve"> </w:t>
+      </w:r>
+      <w:r>
+        <w:rPr>
+          <w:rFonts w:hint="eastAsia" w:ascii="Times New Roman" w:hAnsi="Times New Roman" w:eastAsia="Times New Roman" w:cs="Times New Roman"/>
+        </w:rPr>
+        <w:t>α-</w:t>
+      </w:r>
+      <w:r>
+        <w:rPr>
+          <w:rFonts w:hint="eastAsia" w:ascii="Times New Roman" w:hAnsi="Times New Roman" w:eastAsia="FangSong" w:cs="Times New Roman"/>
+        </w:rPr>
+        <w:t>消除</w:t>
+      </w:r>
+      <w:r>
+        <w:rPr>
+          <w:rFonts w:ascii="Times New Roman" w:hAnsi="Times New Roman" w:eastAsia="Times New Roman" w:cs="Times New Roman"/>
+        </w:rPr>
+        <w:t xml:space="preserve"> →</w:t>
+      </w:r>
+      <w:r>
+        <w:rPr>
+          <w:rFonts w:ascii="Times New Roman" w:hAnsi="Times New Roman" w:eastAsia="Times New Roman" w:cs="Times New Roman"/>
+        </w:rPr>
+        <w:t xml:space="preserve"> </w:t>
+      </w:r>
+      <w:r>
+        <w:rPr>
+          <w:rFonts w:hint="eastAsia" w:ascii="Times New Roman" w:hAnsi="Times New Roman" w:eastAsia="FangSong" w:cs="Times New Roman"/>
+          <w:b/>
+          <w:bCs/>
+        </w:rPr>
+        <w:t xml:space="preserve">单线态二氯卡宾</w:t>
+      </w:r>
+      <w:r>
+        <w:rPr>
+          <w:rFonts w:ascii="Times New Roman" w:hAnsi="Times New Roman" w:eastAsia="Times New Roman" w:cs="Times New Roman"/>
+          <w:b/>
+          <w:bCs/>
+        </w:rPr>
+        <w:t xml:space="preserve"> :CCl</w:t>
+      </w:r>
+      <w:r>
+        <w:rPr>
+          <w:rFonts w:ascii="Times New Roman" w:hAnsi="Times New Roman" w:eastAsia="Times New Roman" w:cs="Times New Roman"/>
+          <w:b/>
+          <w:bCs/>
+          <w:vertAlign w:val="subscript"/>
+        </w:rPr>
+        <w:t>2</w:t>
+      </w:r>
+      <w:r>
+        <w:rPr>
+          <w:rFonts w:ascii="Times New Roman" w:hAnsi="Times New Roman" w:eastAsia="Times New Roman" w:cs="Times New Roman"/>
+        </w:rPr>
+        <w:t xml:space="preserve">。</w:t>
+      </w:r>
+    </w:p>
+    <w:p>
+      <w:pPr>
+        <w:pStyle w:val="BodyText"/>
+      </w:pPr>
+      <w:r>
+        <w:rPr>
+          <w:rFonts w:hint="eastAsia" w:ascii="Times New Roman" w:hAnsi="Times New Roman" w:eastAsia="FangSong" w:cs="Times New Roman"/>
+          <w:b/>
+          <w:bCs/>
+        </w:rPr>
+        <w:t xml:space="preserve">解析</w:t>
+      </w:r>
+      <w:r>
+        <w:rPr>
+          <w:rFonts w:hint="eastAsia" w:ascii="Times New Roman" w:hAnsi="Times New Roman" w:eastAsia="Times New Roman" w:cs="Times New Roman"/>
+        </w:rPr>
+        <w:t xml:space="preserve">：</w:t>
       </w:r>
     </w:p>
     <w:p>
@@ -22610,8 +23619,251 @@
       <w:r>
         <w:rPr>
           <w:rFonts w:hint="eastAsia" w:ascii="Times New Roman" w:hAnsi="Times New Roman" w:eastAsia="FangSong" w:cs="Times New Roman"/>
-        </w:rPr>
-        <w:t xml:space="preserve">数电子数</w:t>
+          <w:b/>
+          <w:bCs/>
+        </w:rPr>
+        <w:t>条件</w:t>
+      </w:r>
+      <w:r>
+        <w:rPr>
+          <w:rFonts w:hint="eastAsia" w:ascii="Times New Roman" w:hAnsi="Times New Roman" w:eastAsia="Times New Roman" w:cs="Times New Roman"/>
+          <w:b/>
+          <w:bCs/>
+        </w:rPr>
+        <w:t>(B)</w:t>
+      </w:r>
+      <w:r>
+        <w:rPr>
+          <w:rFonts w:ascii="Times New Roman" w:hAnsi="Times New Roman" w:eastAsia="Times New Roman" w:cs="Times New Roman"/>
+          <w:b/>
+          <w:bCs/>
+        </w:rPr>
+        <w:t xml:space="preserve"> - </w:t>
+      </w:r>
+      <w:r>
+        <w:rPr>
+          <w:rFonts w:hint="eastAsia" w:ascii="Times New Roman" w:hAnsi="Times New Roman" w:eastAsia="Times New Roman" w:cs="Times New Roman"/>
+          <w:b/>
+          <w:bCs/>
+        </w:rPr>
+        <w:t>α-</w:t>
+      </w:r>
+      <w:r>
+        <w:rPr>
+          <w:rFonts w:hint="eastAsia" w:ascii="Times New Roman" w:hAnsi="Times New Roman" w:eastAsia="FangSong" w:cs="Times New Roman"/>
+          <w:b/>
+          <w:bCs/>
+        </w:rPr>
+        <w:t>消除</w:t>
+      </w:r>
+      <w:r>
+        <w:rPr>
+          <w:rFonts w:hint="eastAsia" w:ascii="Times New Roman" w:hAnsi="Times New Roman" w:eastAsia="Times New Roman" w:cs="Times New Roman"/>
+          <w:b/>
+          <w:bCs/>
+        </w:rPr>
+        <w:t>（</w:t>
+      </w:r>
+      <w:r>
+        <w:rPr>
+          <w:rFonts w:hint="eastAsia" w:ascii="Times New Roman" w:hAnsi="Times New Roman" w:eastAsia="FangSong" w:cs="Times New Roman"/>
+          <w:b/>
+          <w:bCs/>
+        </w:rPr>
+        <w:t>单线态卡宾</w:t>
+      </w:r>
+      <w:r>
+        <w:rPr>
+          <w:rFonts w:hint="eastAsia" w:ascii="Times New Roman" w:hAnsi="Times New Roman" w:eastAsia="Times New Roman" w:cs="Times New Roman"/>
+          <w:b/>
+          <w:bCs/>
+        </w:rPr>
+        <w:t>）</w:t>
+      </w:r>
+      <w:r>
+        <w:rPr>
+          <w:rFonts w:hint="eastAsia" w:ascii="Times New Roman" w:hAnsi="Times New Roman" w:eastAsia="Times New Roman" w:cs="Times New Roman"/>
+        </w:rPr>
+        <w:t xml:space="preserve">：</w:t>
+      </w:r>
+    </w:p>
+    <w:p>
+      <w:pPr>
+        <w:pStyle w:val="Compact"/>
+        <w:numPr>
+          <w:ilvl w:val="1"/>
+          <w:numId w:val="1019"/>
+        </w:numPr>
+      </w:pPr>
+      <w:r>
+        <w:rPr>
+          <w:rFonts w:hint="eastAsia" w:ascii="Times New Roman" w:hAnsi="Times New Roman" w:eastAsia="FangSong" w:cs="Times New Roman"/>
+        </w:rPr>
+        <w:t>单线态卡宾</w:t>
+      </w:r>
+      <w:r>
+        <w:rPr>
+          <w:rFonts w:hint="eastAsia" w:ascii="Times New Roman" w:hAnsi="Times New Roman" w:eastAsia="Times New Roman" w:cs="Times New Roman"/>
+        </w:rPr>
+        <w:t>：</w:t>
+      </w:r>
+      <w:r>
+        <w:rPr>
+          <w:rFonts w:hint="eastAsia" w:ascii="Times New Roman" w:hAnsi="Times New Roman" w:eastAsia="FangSong" w:cs="Times New Roman"/>
+        </w:rPr>
+        <w:t>空</w:t>
+      </w:r>
+      <w:r>
+        <w:rPr>
+          <w:rFonts w:ascii="Times New Roman" w:hAnsi="Times New Roman" w:eastAsia="Times New Roman" w:cs="Times New Roman"/>
+        </w:rPr>
+        <w:t xml:space="preserve"> p </w:t>
+      </w:r>
+      <w:r>
+        <w:rPr>
+          <w:rFonts w:hint="eastAsia" w:ascii="Times New Roman" w:hAnsi="Times New Roman" w:eastAsia="FangSong" w:cs="Times New Roman"/>
+        </w:rPr>
+        <w:t>轨道亲电</w:t>
+      </w:r>
+      <w:r>
+        <w:rPr>
+          <w:rFonts w:hint="eastAsia" w:ascii="Times New Roman" w:hAnsi="Times New Roman" w:eastAsia="Times New Roman" w:cs="Times New Roman"/>
+        </w:rPr>
+        <w:t>，</w:t>
+      </w:r>
+      <w:r>
+        <w:rPr>
+          <w:rFonts w:hint="eastAsia" w:ascii="Times New Roman" w:hAnsi="Times New Roman" w:eastAsia="FangSong" w:cs="Times New Roman"/>
+        </w:rPr>
+        <w:t>与烯烃的</w:t>
+      </w:r>
+      <w:r>
+        <w:rPr>
+          <w:rFonts w:ascii="Times New Roman" w:hAnsi="Times New Roman" w:eastAsia="Times New Roman" w:cs="Times New Roman"/>
+        </w:rPr>
+        <w:t xml:space="preserve"> π </w:t>
+      </w:r>
+      <w:r>
+        <w:rPr>
+          <w:rFonts w:hint="eastAsia" w:ascii="Times New Roman" w:hAnsi="Times New Roman" w:eastAsia="FangSong" w:cs="Times New Roman"/>
+        </w:rPr>
+        <w:t xml:space="preserve">键发生协同</w:t>
+      </w:r>
+      <w:r>
+        <w:rPr>
+          <w:rFonts w:ascii="Times New Roman" w:hAnsi="Times New Roman" w:eastAsia="Times New Roman" w:cs="Times New Roman"/>
+        </w:rPr>
+        <w:t xml:space="preserve"> [2+1] </w:t>
+      </w:r>
+      <w:r>
+        <w:rPr>
+          <w:rFonts w:hint="eastAsia" w:ascii="Times New Roman" w:hAnsi="Times New Roman" w:eastAsia="FangSong" w:cs="Times New Roman"/>
+        </w:rPr>
+        <w:t xml:space="preserve">环加成</w:t>
+      </w:r>
+    </w:p>
+    <w:p>
+      <w:pPr>
+        <w:pStyle w:val="Compact"/>
+        <w:numPr>
+          <w:ilvl w:val="1"/>
+          <w:numId w:val="1019"/>
+        </w:numPr>
+      </w:pPr>
+      <w:r>
+        <w:rPr>
+          <w:rFonts w:hint="eastAsia" w:ascii="Times New Roman" w:hAnsi="Times New Roman" w:eastAsia="FangSong" w:cs="Times New Roman"/>
+        </w:rPr>
+        <w:t>立体化学</w:t>
+      </w:r>
+      <w:r>
+        <w:rPr>
+          <w:rFonts w:hint="eastAsia" w:ascii="Times New Roman" w:hAnsi="Times New Roman" w:eastAsia="Times New Roman" w:cs="Times New Roman"/>
+        </w:rPr>
+        <w:t>：</w:t>
+      </w:r>
+      <w:r>
+        <w:rPr>
+          <w:rFonts w:hint="eastAsia" w:ascii="Times New Roman" w:hAnsi="Times New Roman" w:eastAsia="FangSong" w:cs="Times New Roman"/>
+          <w:b/>
+          <w:bCs/>
+        </w:rPr>
+        <w:t xml:space="preserve">顺式加成</w:t>
+      </w:r>
+      <w:r>
+        <w:rPr>
+          <w:rFonts w:hint="eastAsia" w:ascii="Times New Roman" w:hAnsi="Times New Roman" w:eastAsia="Times New Roman" w:cs="Times New Roman"/>
+        </w:rPr>
+        <w:t>，</w:t>
+      </w:r>
+      <w:r>
+        <w:rPr>
+          <w:rFonts w:hint="eastAsia" w:ascii="Times New Roman" w:hAnsi="Times New Roman" w:eastAsia="FangSong" w:cs="Times New Roman"/>
+        </w:rPr>
+        <w:t>保留烯烃的构型</w:t>
+      </w:r>
+    </w:p>
+    <w:p>
+      <w:pPr>
+        <w:pStyle w:val="Compact"/>
+        <w:numPr>
+          <w:ilvl w:val="1"/>
+          <w:numId w:val="1019"/>
+        </w:numPr>
+      </w:pPr>
+      <w:r>
+        <w:rPr>
+          <w:rFonts w:hint="eastAsia" w:ascii="Times New Roman" w:hAnsi="Times New Roman" w:eastAsia="FangSong" w:cs="Times New Roman"/>
+        </w:rPr>
+        <w:t>顺</w:t>
+      </w:r>
+      <w:r>
+        <w:rPr>
+          <w:rFonts w:hint="eastAsia" w:ascii="Times New Roman" w:hAnsi="Times New Roman" w:eastAsia="Times New Roman" w:cs="Times New Roman"/>
+        </w:rPr>
+        <w:t>-2-</w:t>
+      </w:r>
+      <w:r>
+        <w:rPr>
+          <w:rFonts w:hint="eastAsia" w:ascii="Times New Roman" w:hAnsi="Times New Roman" w:eastAsia="FangSong" w:cs="Times New Roman"/>
+        </w:rPr>
+        <w:t>丁烯</w:t>
+      </w:r>
+      <w:r>
+        <w:rPr>
+          <w:rFonts w:ascii="Times New Roman" w:hAnsi="Times New Roman" w:eastAsia="Times New Roman" w:cs="Times New Roman"/>
+        </w:rPr>
+        <w:t xml:space="preserve"> →</w:t>
+      </w:r>
+      <w:r>
+        <w:rPr>
+          <w:rFonts w:ascii="Times New Roman" w:hAnsi="Times New Roman" w:eastAsia="Times New Roman" w:cs="Times New Roman"/>
+        </w:rPr>
+        <w:t xml:space="preserve"> </w:t>
+      </w:r>
+      <w:r>
+        <w:rPr>
+          <w:rFonts w:hint="eastAsia" w:ascii="Times New Roman" w:hAnsi="Times New Roman" w:eastAsia="FangSong" w:cs="Times New Roman"/>
+          <w:b/>
+          <w:bCs/>
+        </w:rPr>
+        <w:t>顺</w:t>
+      </w:r>
+      <w:r>
+        <w:rPr>
+          <w:rFonts w:hint="eastAsia" w:ascii="Times New Roman" w:hAnsi="Times New Roman" w:eastAsia="Times New Roman" w:cs="Times New Roman"/>
+          <w:b/>
+          <w:bCs/>
+        </w:rPr>
+        <w:t>-1,2-</w:t>
+      </w:r>
+      <w:r>
+        <w:rPr>
+          <w:rFonts w:hint="eastAsia" w:ascii="Times New Roman" w:hAnsi="Times New Roman" w:eastAsia="FangSong" w:cs="Times New Roman"/>
+          <w:b/>
+          <w:bCs/>
+        </w:rPr>
+        <w:t>二甲基环丙烷</w:t>
       </w:r>
     </w:p>
     <w:p>
@@ -22625,739 +23877,50 @@
       <w:r>
         <w:rPr>
           <w:rFonts w:hint="eastAsia" w:ascii="Times New Roman" w:hAnsi="Times New Roman" w:eastAsia="FangSong" w:cs="Times New Roman"/>
-        </w:rPr>
-        <w:t xml:space="preserve">判断</w:t>
-      </w:r>
-      <w:r>
-        <w:rPr>
-          <w:rFonts w:ascii="Times New Roman" w:hAnsi="Times New Roman" w:eastAsia="Times New Roman" w:cs="Times New Roman"/>
-        </w:rPr>
-        <w:t xml:space="preserve"> n</w:t>
-      </w:r>
-    </w:p>
-    <w:p>
-      <w:pPr>
-        <w:pStyle w:val="Compact"/>
-        <w:numPr>
-          <w:ilvl w:val="0"/>
-          <w:numId w:val="1018"/>
-        </w:numPr>
-      </w:pPr>
-      <w:r>
-        <w:rPr>
-          <w:rFonts w:hint="eastAsia" w:ascii="Times New Roman" w:hAnsi="Times New Roman" w:eastAsia="FangSong" w:cs="Times New Roman"/>
-        </w:rPr>
-        <w:t xml:space="preserve">画</w:t>
-      </w:r>
-      <w:r>
-        <w:rPr>
-          <w:rFonts w:ascii="Times New Roman" w:hAnsi="Times New Roman" w:eastAsia="Times New Roman" w:cs="Times New Roman"/>
-        </w:rPr>
-        <w:t xml:space="preserve"> HOMO </w:t>
-      </w:r>
-      <w:r>
-        <w:rPr>
-          <w:rFonts w:hint="eastAsia" w:ascii="Times New Roman" w:hAnsi="Times New Roman" w:eastAsia="FangSong" w:cs="Times New Roman"/>
-        </w:rPr>
-        <w:t>末端相位</w:t>
-      </w:r>
-      <w:r>
-        <w:rPr>
-          <w:rFonts w:hint="eastAsia" w:ascii="Times New Roman" w:hAnsi="Times New Roman" w:eastAsia="Times New Roman" w:cs="Times New Roman"/>
+          <w:b/>
+          <w:bCs/>
+        </w:rPr>
+        <w:t>条件</w:t>
+      </w:r>
+      <w:r>
+        <w:rPr>
+          <w:rFonts w:hint="eastAsia" w:ascii="Times New Roman" w:hAnsi="Times New Roman" w:eastAsia="Times New Roman" w:cs="Times New Roman"/>
+          <w:b/>
+          <w:bCs/>
+        </w:rPr>
+        <w:t>(A)</w:t>
+      </w:r>
+      <w:r>
+        <w:rPr>
+          <w:rFonts w:ascii="Times New Roman" w:hAnsi="Times New Roman" w:eastAsia="Times New Roman" w:cs="Times New Roman"/>
+          <w:b/>
+          <w:bCs/>
+        </w:rPr>
+        <w:t xml:space="preserve"> - </w:t>
+      </w:r>
+      <w:r>
+        <w:rPr>
+          <w:rFonts w:hint="eastAsia" w:ascii="Times New Roman" w:hAnsi="Times New Roman" w:eastAsia="FangSong" w:cs="Times New Roman"/>
+          <w:b/>
+          <w:bCs/>
+        </w:rPr>
+        <w:t>低压气相光解</w:t>
+      </w:r>
+      <w:r>
+        <w:rPr>
+          <w:rFonts w:hint="eastAsia" w:ascii="Times New Roman" w:hAnsi="Times New Roman" w:eastAsia="Times New Roman" w:cs="Times New Roman"/>
+          <w:b/>
+          <w:bCs/>
         </w:rPr>
         <w:t>（</w:t>
       </w:r>
       <w:r>
         <w:rPr>
           <w:rFonts w:hint="eastAsia" w:ascii="Times New Roman" w:hAnsi="Times New Roman" w:eastAsia="FangSong" w:cs="Times New Roman"/>
-        </w:rPr>
-        <w:t>这个才是决定性的</w:t>
-      </w:r>
-      <w:r>
-        <w:rPr>
-          <w:rFonts w:hint="eastAsia" w:ascii="Times New Roman" w:hAnsi="Times New Roman" w:eastAsia="Times New Roman" w:cs="Times New Roman"/>
-        </w:rPr>
-        <w:t>）</w:t>
-      </w:r>
-    </w:p>
-    <w:p>
-      <w:pPr>
-        <w:pStyle w:val="Compact"/>
-        <w:numPr>
-          <w:ilvl w:val="0"/>
-          <w:numId w:val="1018"/>
-        </w:numPr>
-      </w:pPr>
-      <w:r>
-        <w:rPr>
-          <w:rFonts w:hint="eastAsia" w:ascii="Times New Roman" w:hAnsi="Times New Roman" w:eastAsia="FangSong" w:cs="Times New Roman"/>
-        </w:rPr>
-        <w:t>判断顺旋</w:t>
-      </w:r>
-      <w:r>
-        <w:rPr>
-          <w:rFonts w:hint="eastAsia" w:ascii="Times New Roman" w:hAnsi="Times New Roman" w:eastAsia="Times New Roman" w:cs="Times New Roman"/>
-        </w:rPr>
-        <w:t>/</w:t>
-      </w:r>
-      <w:r>
-        <w:rPr>
-          <w:rFonts w:hint="eastAsia" w:ascii="Times New Roman" w:hAnsi="Times New Roman" w:eastAsia="FangSong" w:cs="Times New Roman"/>
-        </w:rPr>
-        <w:t>对旋</w:t>
-      </w:r>
-    </w:p>
-    <w:p>
-      <w:pPr>
-        <w:spacing w:before="160" w:after="80"/>
-      </w:pPr>
-      <w:r>
-        <w:pict>
-          <v:rect style="width:0;height:1.5pt" o:hralign="center" o:hrstd="t" o:hr="t"/>
-        </w:pict>
-      </w:r>
-    </w:p>
-    <w:bookmarkEnd w:id="34"/>
-    <w:bookmarkStart w:id="35" w:name="例5-卡宾单线态-vs-三线态立体化学区分挑战"/>
-    <w:p>
-      <w:pPr>
-        <w:pStyle w:val="Heading3"/>
-        <w:spacing w:before="280" w:after="120"/>
-      </w:pPr>
-      <w:r>
-        <w:rPr>
-          <w:rFonts w:hint="eastAsia" w:ascii="Times New Roman" w:hAnsi="Times New Roman" w:eastAsia="SimHei" w:cs="Times New Roman"/>
-        </w:rPr>
-        <w:t>例</w:t>
-      </w:r>
-      <w:r>
-        <w:rPr>
-          <w:rFonts w:hint="eastAsia" w:ascii="Times New Roman" w:hAnsi="Times New Roman" w:eastAsia="Times New Roman" w:cs="Times New Roman"/>
-        </w:rPr>
-        <w:t>5</w:t>
-      </w:r>
-      <w:r>
-        <w:rPr>
-          <w:rFonts w:ascii="Times New Roman" w:hAnsi="Times New Roman" w:eastAsia="Times New Roman" w:cs="Times New Roman"/>
-        </w:rPr>
-        <w:t xml:space="preserve"> </w:t>
-      </w:r>
-      <w:r>
-        <w:rPr>
-          <w:rFonts w:hint="eastAsia" w:ascii="Times New Roman" w:hAnsi="Times New Roman" w:eastAsia="SimHei" w:cs="Times New Roman"/>
-        </w:rPr>
-        <w:t xml:space="preserve">卡宾单线态</w:t>
-      </w:r>
-      <w:r>
-        <w:rPr>
-          <w:rFonts w:ascii="Times New Roman" w:hAnsi="Times New Roman" w:eastAsia="Times New Roman" w:cs="Times New Roman"/>
-        </w:rPr>
-        <w:t xml:space="preserve"> vs </w:t>
-      </w:r>
-      <w:r>
-        <w:rPr>
-          <w:rFonts w:hint="eastAsia" w:ascii="Times New Roman" w:hAnsi="Times New Roman" w:eastAsia="SimHei" w:cs="Times New Roman"/>
-        </w:rPr>
-        <w:t>三线态</w:t>
-      </w:r>
-      <w:r>
-        <w:rPr>
-          <w:rFonts w:hint="eastAsia" w:ascii="Times New Roman" w:hAnsi="Times New Roman" w:eastAsia="Times New Roman" w:cs="Times New Roman"/>
-        </w:rPr>
-        <w:t>——</w:t>
-      </w:r>
-      <w:r>
-        <w:rPr>
-          <w:rFonts w:hint="eastAsia" w:ascii="Times New Roman" w:hAnsi="Times New Roman" w:eastAsia="SimHei" w:cs="Times New Roman"/>
-        </w:rPr>
-        <w:t>立体化学区分</w:t>
-      </w:r>
-      <w:r>
-        <w:rPr>
-          <w:rFonts w:hint="eastAsia" w:ascii="Times New Roman" w:hAnsi="Times New Roman" w:eastAsia="Times New Roman" w:cs="Times New Roman"/>
-        </w:rPr>
-        <w:t>（</w:t>
-      </w:r>
-      <w:r>
-        <w:rPr>
-          <w:rFonts w:hint="eastAsia" w:ascii="Times New Roman" w:hAnsi="Times New Roman" w:eastAsia="SimHei" w:cs="Times New Roman"/>
-        </w:rPr>
-        <w:t>挑战</w:t>
-      </w:r>
-      <w:r>
-        <w:rPr>
-          <w:rFonts w:hint="eastAsia" w:ascii="Times New Roman" w:hAnsi="Times New Roman" w:eastAsia="Times New Roman" w:cs="Times New Roman"/>
-        </w:rPr>
-        <w:t>）</w:t>
-      </w:r>
-    </w:p>
-    <w:p>
-      <w:pPr>
-        <w:pStyle w:val="FirstParagraph"/>
-      </w:pPr>
-      <w:r>
-        <w:rPr>
-          <w:rFonts w:hint="eastAsia" w:ascii="Times New Roman" w:hAnsi="Times New Roman" w:eastAsia="FangSong" w:cs="Times New Roman"/>
-          <w:b/>
-          <w:bCs/>
-        </w:rPr>
-        <w:t xml:space="preserve">题干</w:t>
-      </w:r>
-      <w:r>
-        <w:rPr>
-          <w:rFonts w:hint="eastAsia" w:ascii="Times New Roman" w:hAnsi="Times New Roman" w:eastAsia="Times New Roman" w:cs="Times New Roman"/>
-        </w:rPr>
-        <w:t>：</w:t>
-      </w:r>
-      <w:r>
-        <w:rPr>
-          <w:rFonts w:hint="eastAsia" w:ascii="Times New Roman" w:hAnsi="Times New Roman" w:eastAsia="FangSong" w:cs="Times New Roman"/>
-        </w:rPr>
-        <w:t>将顺</w:t>
-      </w:r>
-      <w:r>
-        <w:rPr>
-          <w:rFonts w:hint="eastAsia" w:ascii="Times New Roman" w:hAnsi="Times New Roman" w:eastAsia="Times New Roman" w:cs="Times New Roman"/>
-        </w:rPr>
-        <w:t>-2-</w:t>
-      </w:r>
-      <w:r>
-        <w:rPr>
-          <w:rFonts w:hint="eastAsia" w:ascii="Times New Roman" w:hAnsi="Times New Roman" w:eastAsia="FangSong" w:cs="Times New Roman"/>
-        </w:rPr>
-        <w:t>丁烯分别与以下两种卡宾前体反应</w:t>
-      </w:r>
-      <w:r>
-        <w:rPr>
-          <w:rFonts w:hint="eastAsia" w:ascii="Times New Roman" w:hAnsi="Times New Roman" w:eastAsia="Times New Roman" w:cs="Times New Roman"/>
-        </w:rPr>
-        <w:t>：</w:t>
-      </w:r>
-      <w:r>
-        <w:rPr>
-          <w:rFonts w:ascii="Times New Roman" w:hAnsi="Times New Roman" w:eastAsia="Times New Roman" w:cs="Times New Roman"/>
-        </w:rPr>
-        <w:t xml:space="preserve"> </w:t>
-      </w:r>
-      <w:r>
-        <w:rPr>
-          <w:rFonts w:ascii="Times New Roman" w:hAnsi="Times New Roman" w:eastAsia="Times New Roman" w:cs="Times New Roman"/>
-        </w:rPr>
-        <w:t>(A) CH</w:t>
-      </w:r>
-      <w:r>
-        <w:rPr>
-          <w:rFonts w:ascii="Times New Roman" w:hAnsi="Times New Roman" w:eastAsia="Times New Roman" w:cs="Times New Roman"/>
-          <w:vertAlign w:val="subscript"/>
-        </w:rPr>
-        <w:t>2</w:t>
-      </w:r>
-      <w:r>
-        <w:rPr>
-          <w:rFonts w:ascii="Times New Roman" w:hAnsi="Times New Roman" w:eastAsia="Times New Roman" w:cs="Times New Roman"/>
-        </w:rPr>
-        <w:t>N</w:t>
-      </w:r>
-      <w:r>
-        <w:rPr>
-          <w:rFonts w:ascii="Times New Roman" w:hAnsi="Times New Roman" w:eastAsia="Times New Roman" w:cs="Times New Roman"/>
-          <w:vertAlign w:val="subscript"/>
-        </w:rPr>
-        <w:t>2</w:t>
-      </w:r>
-      <w:r>
-        <w:rPr>
-          <w:rFonts w:ascii="Times New Roman" w:hAnsi="Times New Roman" w:eastAsia="Times New Roman" w:cs="Times New Roman"/>
-        </w:rPr>
-        <w:t xml:space="preserve"> + </w:t>
-      </w:r>
-      <w:r>
-        <w:rPr>
-          <w:rFonts w:hint="eastAsia" w:ascii="Times New Roman" w:hAnsi="Times New Roman" w:eastAsia="Times New Roman" w:cs="Times New Roman"/>
-        </w:rPr>
-        <w:t>hν（</w:t>
-      </w:r>
-      <w:r>
-        <w:rPr>
-          <w:rFonts w:hint="eastAsia" w:ascii="Times New Roman" w:hAnsi="Times New Roman" w:eastAsia="FangSong" w:cs="Times New Roman"/>
-        </w:rPr>
-        <w:t>低压气相光解</w:t>
-      </w:r>
-      <w:r>
-        <w:rPr>
-          <w:rFonts w:hint="eastAsia" w:ascii="Times New Roman" w:hAnsi="Times New Roman" w:eastAsia="Times New Roman" w:cs="Times New Roman"/>
-        </w:rPr>
-        <w:t>——</w:t>
-      </w:r>
-      <w:r>
-        <w:rPr>
-          <w:rFonts w:hint="eastAsia" w:ascii="Times New Roman" w:hAnsi="Times New Roman" w:eastAsia="FangSong" w:cs="Times New Roman"/>
-        </w:rPr>
-        <w:t>单线态寿命足够发生系间窜越</w:t>
-      </w:r>
-      <w:r>
-        <w:rPr>
-          <w:rFonts w:ascii="Times New Roman" w:hAnsi="Times New Roman" w:eastAsia="Times New Roman" w:cs="Times New Roman"/>
-        </w:rPr>
-        <w:t xml:space="preserve"> ISC </w:t>
-      </w:r>
-      <w:r>
-        <w:rPr>
-          <w:rFonts w:hint="eastAsia" w:ascii="Times New Roman" w:hAnsi="Times New Roman" w:eastAsia="FangSong" w:cs="Times New Roman"/>
-        </w:rPr>
-        <w:t>到三线态基态</w:t>
-      </w:r>
-      <w:r>
-        <w:rPr>
-          <w:rFonts w:hint="eastAsia" w:ascii="Times New Roman" w:hAnsi="Times New Roman" w:eastAsia="Times New Roman" w:cs="Times New Roman"/>
-        </w:rPr>
-        <w:t>）</w:t>
-      </w:r>
-      <w:r>
-        <w:rPr>
-          <w:rFonts w:ascii="Times New Roman" w:hAnsi="Times New Roman" w:eastAsia="Times New Roman" w:cs="Times New Roman"/>
-        </w:rPr>
-        <w:t xml:space="preserve"> </w:t>
-      </w:r>
-      <w:r>
-        <w:rPr>
-          <w:rFonts w:ascii="Times New Roman" w:hAnsi="Times New Roman" w:eastAsia="Times New Roman" w:cs="Times New Roman"/>
-        </w:rPr>
-        <w:t>(B) CHCl</w:t>
-      </w:r>
-      <w:r>
-        <w:rPr>
-          <w:rFonts w:ascii="Times New Roman" w:hAnsi="Times New Roman" w:eastAsia="Times New Roman" w:cs="Times New Roman"/>
-          <w:vertAlign w:val="subscript"/>
-        </w:rPr>
-        <w:t>3</w:t>
-      </w:r>
-      <w:r>
-        <w:rPr>
-          <w:rFonts w:ascii="Times New Roman" w:hAnsi="Times New Roman" w:eastAsia="Times New Roman" w:cs="Times New Roman"/>
-        </w:rPr>
-        <w:t xml:space="preserve"> + </w:t>
-      </w:r>
-      <w:r>
-        <w:rPr>
-          <w:rFonts w:hint="eastAsia" w:ascii="Times New Roman" w:hAnsi="Times New Roman" w:eastAsia="Times New Roman" w:cs="Times New Roman"/>
-        </w:rPr>
-        <w:t>t-BuOK（α-</w:t>
-      </w:r>
-      <w:r>
-        <w:rPr>
-          <w:rFonts w:hint="eastAsia" w:ascii="Times New Roman" w:hAnsi="Times New Roman" w:eastAsia="FangSong" w:cs="Times New Roman"/>
-        </w:rPr>
-        <w:t>消除</w:t>
-      </w:r>
-      <w:r>
-        <w:rPr>
-          <w:rFonts w:hint="eastAsia" w:ascii="Times New Roman" w:hAnsi="Times New Roman" w:eastAsia="Times New Roman" w:cs="Times New Roman"/>
-        </w:rPr>
-        <w:t>）</w:t>
-      </w:r>
-    </w:p>
-    <w:p>
-      <w:pPr>
-        <w:pStyle w:val="BodyText"/>
-      </w:pPr>
-      <w:r>
-        <w:rPr>
-          <w:rFonts w:hint="eastAsia" w:ascii="Times New Roman" w:hAnsi="Times New Roman" w:eastAsia="FangSong" w:cs="Times New Roman"/>
-        </w:rPr>
-        <w:t>预测每种条件下产物的立体化学并解释</w:t>
-      </w:r>
-      <w:r>
-        <w:rPr>
-          <w:rFonts w:hint="eastAsia" w:ascii="Times New Roman" w:hAnsi="Times New Roman" w:eastAsia="Times New Roman" w:cs="Times New Roman"/>
-        </w:rPr>
-        <w:t>。</w:t>
-      </w:r>
-    </w:p>
-    <w:p>
-      <w:pPr>
-        <w:pStyle w:val="BodyText"/>
-      </w:pPr>
-      <w:r>
-        <w:rPr>
-          <w:rFonts w:hint="eastAsia" w:ascii="Times New Roman" w:hAnsi="Times New Roman" w:eastAsia="FangSong" w:cs="Times New Roman"/>
-          <w:b/>
-          <w:bCs/>
-        </w:rPr>
-        <w:t xml:space="preserve">思路</w:t>
-      </w:r>
-      <w:r>
-        <w:rPr>
-          <w:rFonts w:hint="eastAsia" w:ascii="Times New Roman" w:hAnsi="Times New Roman" w:eastAsia="Times New Roman" w:cs="Times New Roman"/>
-        </w:rPr>
-        <w:t>：</w:t>
-      </w:r>
-      <w:r>
-        <w:rPr>
-          <w:rFonts w:hint="eastAsia" w:ascii="Times New Roman" w:hAnsi="Times New Roman" w:eastAsia="FangSong" w:cs="Times New Roman"/>
-        </w:rPr>
-        <w:t>条件</w:t>
-      </w:r>
-      <w:r>
-        <w:rPr>
-          <w:rFonts w:hint="eastAsia" w:ascii="Times New Roman" w:hAnsi="Times New Roman" w:eastAsia="Times New Roman" w:cs="Times New Roman"/>
-        </w:rPr>
-        <w:t>(A)</w:t>
-      </w:r>
-      <w:r>
-        <w:rPr>
-          <w:rFonts w:ascii="Times New Roman" w:hAnsi="Times New Roman" w:eastAsia="Times New Roman" w:cs="Times New Roman"/>
-        </w:rPr>
-        <w:t xml:space="preserve"> </w:t>
-      </w:r>
-      <w:r>
-        <w:rPr>
-          <w:rFonts w:hint="eastAsia" w:ascii="Times New Roman" w:hAnsi="Times New Roman" w:eastAsia="FangSong" w:cs="Times New Roman"/>
-        </w:rPr>
-        <w:t xml:space="preserve">低压气相光解重氮甲烷</w:t>
-      </w:r>
-      <w:r>
-        <w:rPr>
-          <w:rFonts w:ascii="Times New Roman" w:hAnsi="Times New Roman" w:eastAsia="Times New Roman" w:cs="Times New Roman"/>
-        </w:rPr>
-        <w:t xml:space="preserve"> →</w:t>
-      </w:r>
-      <w:r>
-        <w:rPr>
-          <w:rFonts w:ascii="Times New Roman" w:hAnsi="Times New Roman" w:eastAsia="Times New Roman" w:cs="Times New Roman"/>
-        </w:rPr>
-        <w:t xml:space="preserve"> </w:t>
-      </w:r>
-      <w:r>
-        <w:rPr>
-          <w:rFonts w:hint="eastAsia" w:ascii="Times New Roman" w:hAnsi="Times New Roman" w:eastAsia="FangSong" w:cs="Times New Roman"/>
-          <w:b/>
-          <w:bCs/>
-        </w:rPr>
-        <w:t xml:space="preserve">三线态卡宾</w:t>
-      </w:r>
-      <w:r>
-        <w:rPr>
-          <w:rFonts w:hint="eastAsia" w:ascii="Times New Roman" w:hAnsi="Times New Roman" w:eastAsia="Times New Roman" w:cs="Times New Roman"/>
-        </w:rPr>
-        <w:t>（</w:t>
-      </w:r>
-      <w:r>
-        <w:rPr>
-          <w:rFonts w:hint="eastAsia" w:ascii="Times New Roman" w:hAnsi="Times New Roman" w:eastAsia="FangSong" w:cs="Times New Roman"/>
-        </w:rPr>
-        <w:t>重氮甲烷光解初生单线态</w:t>
-      </w:r>
-      <w:r>
-        <w:rPr>
-          <w:rFonts w:ascii="Times New Roman" w:hAnsi="Times New Roman" w:eastAsia="Times New Roman" w:cs="Times New Roman"/>
-        </w:rPr>
-        <w:t xml:space="preserve"> </w:t>
-      </w:r>
-      <w:r>
-        <w:rPr>
-          <w:rFonts w:hint="eastAsia" w:ascii="Times New Roman" w:hAnsi="Times New Roman" w:eastAsia="Times New Roman" w:cs="Times New Roman"/>
-        </w:rPr>
-        <w:t>:CH</w:t>
-      </w:r>
-      <w:r>
-        <w:rPr>
-          <w:rFonts w:hint="eastAsia" w:ascii="Times New Roman" w:hAnsi="Times New Roman" w:eastAsia="Times New Roman" w:cs="Times New Roman"/>
-          <w:vertAlign w:val="subscript"/>
-        </w:rPr>
-        <w:t>2</w:t>
-      </w:r>
-      <w:r>
-        <w:rPr>
-          <w:rFonts w:hint="eastAsia" w:ascii="Times New Roman" w:hAnsi="Times New Roman" w:eastAsia="Times New Roman" w:cs="Times New Roman"/>
-        </w:rPr>
-        <w:t>，</w:t>
-      </w:r>
-      <w:r>
-        <w:rPr>
-          <w:rFonts w:hint="eastAsia" w:ascii="Times New Roman" w:hAnsi="Times New Roman" w:eastAsia="FangSong" w:cs="Times New Roman"/>
-        </w:rPr>
-        <w:t>而</w:t>
-      </w:r>
-      <w:r>
-        <w:rPr>
-          <w:rFonts w:ascii="Times New Roman" w:hAnsi="Times New Roman" w:eastAsia="Times New Roman" w:cs="Times New Roman"/>
-        </w:rPr>
-        <w:t xml:space="preserve"> :CH</w:t>
-      </w:r>
-      <w:r>
-        <w:rPr>
-          <w:rFonts w:ascii="Times New Roman" w:hAnsi="Times New Roman" w:eastAsia="Times New Roman" w:cs="Times New Roman"/>
-          <w:vertAlign w:val="subscript"/>
-        </w:rPr>
-        <w:t>2</w:t>
-      </w:r>
-      <w:r>
-        <w:rPr>
-          <w:rFonts w:ascii="Times New Roman" w:hAnsi="Times New Roman" w:eastAsia="Times New Roman" w:cs="Times New Roman"/>
-        </w:rPr>
-        <w:t xml:space="preserve"> </w:t>
-      </w:r>
-      <w:r>
-        <w:rPr>
-          <w:rFonts w:hint="eastAsia" w:ascii="Times New Roman" w:hAnsi="Times New Roman" w:eastAsia="FangSong" w:cs="Times New Roman"/>
-        </w:rPr>
-        <w:t>基态为三线态</w:t>
-      </w:r>
-      <w:r>
-        <w:rPr>
-          <w:rFonts w:hint="eastAsia" w:ascii="Times New Roman" w:hAnsi="Times New Roman" w:eastAsia="Times New Roman" w:cs="Times New Roman"/>
-        </w:rPr>
-        <w:t>；</w:t>
-      </w:r>
-      <w:r>
-        <w:rPr>
-          <w:rFonts w:hint="eastAsia" w:ascii="Times New Roman" w:hAnsi="Times New Roman" w:eastAsia="FangSong" w:cs="Times New Roman"/>
-        </w:rPr>
-        <w:t>低压气相下碰撞少</w:t>
-      </w:r>
-      <w:r>
-        <w:rPr>
-          <w:rFonts w:hint="eastAsia" w:ascii="Times New Roman" w:hAnsi="Times New Roman" w:eastAsia="Times New Roman" w:cs="Times New Roman"/>
-        </w:rPr>
-        <w:t>、</w:t>
-      </w:r>
-      <w:r>
-        <w:rPr>
-          <w:rFonts w:hint="eastAsia" w:ascii="Times New Roman" w:hAnsi="Times New Roman" w:eastAsia="FangSong" w:cs="Times New Roman"/>
-        </w:rPr>
-        <w:t>单线态寿命长</w:t>
-      </w:r>
-      <w:r>
-        <w:rPr>
-          <w:rFonts w:hint="eastAsia" w:ascii="Times New Roman" w:hAnsi="Times New Roman" w:eastAsia="Times New Roman" w:cs="Times New Roman"/>
-        </w:rPr>
-        <w:t>，</w:t>
-      </w:r>
-      <w:r>
-        <w:rPr>
-          <w:rFonts w:hint="eastAsia" w:ascii="Times New Roman" w:hAnsi="Times New Roman" w:eastAsia="FangSong" w:cs="Times New Roman"/>
-        </w:rPr>
-        <w:t>可</w:t>
-      </w:r>
-      <w:r>
-        <w:rPr>
-          <w:rFonts w:ascii="Times New Roman" w:hAnsi="Times New Roman" w:eastAsia="Times New Roman" w:cs="Times New Roman"/>
-        </w:rPr>
-        <w:t xml:space="preserve"> ISC </w:t>
-      </w:r>
-      <w:r>
-        <w:rPr>
-          <w:rFonts w:hint="eastAsia" w:ascii="Times New Roman" w:hAnsi="Times New Roman" w:eastAsia="FangSong" w:cs="Times New Roman"/>
-        </w:rPr>
-        <w:t>到三线态</w:t>
-      </w:r>
-      <w:r>
-        <w:rPr>
-          <w:rFonts w:hint="eastAsia" w:ascii="Times New Roman" w:hAnsi="Times New Roman" w:eastAsia="Times New Roman" w:cs="Times New Roman"/>
-        </w:rPr>
-        <w:t>。</w:t>
-      </w:r>
-      <w:r>
-        <w:rPr>
-          <w:rFonts w:hint="eastAsia" w:ascii="Times New Roman" w:hAnsi="Times New Roman" w:eastAsia="FangSong" w:cs="Times New Roman"/>
-        </w:rPr>
-        <w:t>注意</w:t>
-      </w:r>
-      <w:r>
-        <w:rPr>
-          <w:rFonts w:hint="eastAsia" w:ascii="Times New Roman" w:hAnsi="Times New Roman" w:eastAsia="Times New Roman" w:cs="Times New Roman"/>
-        </w:rPr>
-        <w:t>：</w:t>
-      </w:r>
-      <w:r>
-        <w:rPr>
-          <w:rFonts w:hint="eastAsia" w:ascii="Times New Roman" w:hAnsi="Times New Roman" w:eastAsia="FangSong" w:cs="Times New Roman"/>
-          <w:b/>
-          <w:bCs/>
-        </w:rPr>
-        <w:t xml:space="preserve">溶液相光解</w:t>
-      </w:r>
-      <w:r>
-        <w:rPr>
-          <w:rFonts w:hint="eastAsia" w:ascii="Times New Roman" w:hAnsi="Times New Roman" w:eastAsia="FangSong" w:cs="Times New Roman"/>
-        </w:rPr>
-        <w:t>时单线态被底物快速捕获</w:t>
-      </w:r>
-      <w:r>
-        <w:rPr>
-          <w:rFonts w:hint="eastAsia" w:ascii="Times New Roman" w:hAnsi="Times New Roman" w:eastAsia="Times New Roman" w:cs="Times New Roman"/>
-        </w:rPr>
-        <w:t>，</w:t>
-      </w:r>
-      <w:r>
-        <w:rPr>
-          <w:rFonts w:hint="eastAsia" w:ascii="Times New Roman" w:hAnsi="Times New Roman" w:eastAsia="FangSong" w:cs="Times New Roman"/>
-        </w:rPr>
-        <w:t>保持构型</w:t>
-      </w:r>
-      <w:r>
-        <w:rPr>
-          <w:rFonts w:hint="eastAsia" w:ascii="Times New Roman" w:hAnsi="Times New Roman" w:eastAsia="Times New Roman" w:cs="Times New Roman"/>
-        </w:rPr>
-        <w:t>）。</w:t>
-      </w:r>
-      <w:r>
-        <w:rPr>
-          <w:rFonts w:hint="eastAsia" w:ascii="Times New Roman" w:hAnsi="Times New Roman" w:eastAsia="FangSong" w:cs="Times New Roman"/>
-        </w:rPr>
-        <w:t>条件</w:t>
-      </w:r>
-      <w:r>
-        <w:rPr>
-          <w:rFonts w:hint="eastAsia" w:ascii="Times New Roman" w:hAnsi="Times New Roman" w:eastAsia="Times New Roman" w:cs="Times New Roman"/>
-        </w:rPr>
-        <w:t>(B)</w:t>
-      </w:r>
-      <w:r>
-        <w:rPr>
-          <w:rFonts w:ascii="Times New Roman" w:hAnsi="Times New Roman" w:eastAsia="Times New Roman" w:cs="Times New Roman"/>
-        </w:rPr>
-        <w:t xml:space="preserve"> </w:t>
-      </w:r>
-      <w:r>
-        <w:rPr>
-          <w:rFonts w:hint="eastAsia" w:ascii="Times New Roman" w:hAnsi="Times New Roman" w:eastAsia="Times New Roman" w:cs="Times New Roman"/>
-        </w:rPr>
-        <w:t>α-</w:t>
-      </w:r>
-      <w:r>
-        <w:rPr>
-          <w:rFonts w:hint="eastAsia" w:ascii="Times New Roman" w:hAnsi="Times New Roman" w:eastAsia="FangSong" w:cs="Times New Roman"/>
-        </w:rPr>
-        <w:t>消除</w:t>
-      </w:r>
-      <w:r>
-        <w:rPr>
-          <w:rFonts w:ascii="Times New Roman" w:hAnsi="Times New Roman" w:eastAsia="Times New Roman" w:cs="Times New Roman"/>
-        </w:rPr>
-        <w:t xml:space="preserve"> →</w:t>
-      </w:r>
-      <w:r>
-        <w:rPr>
-          <w:rFonts w:ascii="Times New Roman" w:hAnsi="Times New Roman" w:eastAsia="Times New Roman" w:cs="Times New Roman"/>
-        </w:rPr>
-        <w:t xml:space="preserve"> </w:t>
-      </w:r>
-      <w:r>
-        <w:rPr>
-          <w:rFonts w:hint="eastAsia" w:ascii="Times New Roman" w:hAnsi="Times New Roman" w:eastAsia="FangSong" w:cs="Times New Roman"/>
-          <w:b/>
-          <w:bCs/>
-        </w:rPr>
-        <w:t xml:space="preserve">单线态二氯卡宾</w:t>
-      </w:r>
-      <w:r>
-        <w:rPr>
-          <w:rFonts w:ascii="Times New Roman" w:hAnsi="Times New Roman" w:eastAsia="Times New Roman" w:cs="Times New Roman"/>
-          <w:b/>
-          <w:bCs/>
-        </w:rPr>
-        <w:t xml:space="preserve"> :CCl</w:t>
-      </w:r>
-      <w:r>
-        <w:rPr>
-          <w:rFonts w:ascii="Times New Roman" w:hAnsi="Times New Roman" w:eastAsia="Times New Roman" w:cs="Times New Roman"/>
-          <w:b/>
-          <w:bCs/>
-          <w:vertAlign w:val="subscript"/>
-        </w:rPr>
-        <w:t>2</w:t>
-      </w:r>
-      <w:r>
-        <w:rPr>
-          <w:rFonts w:ascii="Times New Roman" w:hAnsi="Times New Roman" w:eastAsia="Times New Roman" w:cs="Times New Roman"/>
-        </w:rPr>
-        <w:t xml:space="preserve">。</w:t>
-      </w:r>
-    </w:p>
-    <w:p>
-      <w:pPr>
-        <w:pStyle w:val="BodyText"/>
-      </w:pPr>
-      <w:r>
-        <w:rPr>
-          <w:rFonts w:hint="eastAsia" w:ascii="Times New Roman" w:hAnsi="Times New Roman" w:eastAsia="FangSong" w:cs="Times New Roman"/>
-          <w:b/>
-          <w:bCs/>
-        </w:rPr>
-        <w:t xml:space="preserve">解析</w:t>
-      </w:r>
-      <w:r>
-        <w:rPr>
-          <w:rFonts w:hint="eastAsia" w:ascii="Times New Roman" w:hAnsi="Times New Roman" w:eastAsia="Times New Roman" w:cs="Times New Roman"/>
-        </w:rPr>
-        <w:t xml:space="preserve">：</w:t>
-      </w:r>
-    </w:p>
-    <w:p>
-      <w:pPr>
-        <w:pStyle w:val="Compact"/>
-        <w:numPr>
-          <w:ilvl w:val="0"/>
-          <w:numId w:val="1019"/>
-        </w:numPr>
-      </w:pPr>
-      <w:r>
-        <w:rPr>
-          <w:rFonts w:hint="eastAsia" w:ascii="Times New Roman" w:hAnsi="Times New Roman" w:eastAsia="FangSong" w:cs="Times New Roman"/>
-          <w:b/>
-          <w:bCs/>
-        </w:rPr>
-        <w:t>条件</w:t>
-      </w:r>
-      <w:r>
-        <w:rPr>
-          <w:rFonts w:hint="eastAsia" w:ascii="Times New Roman" w:hAnsi="Times New Roman" w:eastAsia="Times New Roman" w:cs="Times New Roman"/>
-          <w:b/>
-          <w:bCs/>
-        </w:rPr>
-        <w:t>(B)</w:t>
-      </w:r>
-      <w:r>
-        <w:rPr>
-          <w:rFonts w:ascii="Times New Roman" w:hAnsi="Times New Roman" w:eastAsia="Times New Roman" w:cs="Times New Roman"/>
-          <w:b/>
-          <w:bCs/>
-        </w:rPr>
-        <w:t xml:space="preserve"> - </w:t>
-      </w:r>
-      <w:r>
-        <w:rPr>
-          <w:rFonts w:hint="eastAsia" w:ascii="Times New Roman" w:hAnsi="Times New Roman" w:eastAsia="Times New Roman" w:cs="Times New Roman"/>
-          <w:b/>
-          <w:bCs/>
-        </w:rPr>
-        <w:t>α-</w:t>
-      </w:r>
-      <w:r>
-        <w:rPr>
-          <w:rFonts w:hint="eastAsia" w:ascii="Times New Roman" w:hAnsi="Times New Roman" w:eastAsia="FangSong" w:cs="Times New Roman"/>
-          <w:b/>
-          <w:bCs/>
-        </w:rPr>
-        <w:t>消除</w:t>
-      </w:r>
-      <w:r>
-        <w:rPr>
-          <w:rFonts w:hint="eastAsia" w:ascii="Times New Roman" w:hAnsi="Times New Roman" w:eastAsia="Times New Roman" w:cs="Times New Roman"/>
-          <w:b/>
-          <w:bCs/>
-        </w:rPr>
-        <w:t>（</w:t>
-      </w:r>
-      <w:r>
-        <w:rPr>
-          <w:rFonts w:hint="eastAsia" w:ascii="Times New Roman" w:hAnsi="Times New Roman" w:eastAsia="FangSong" w:cs="Times New Roman"/>
-          <w:b/>
-          <w:bCs/>
-        </w:rPr>
-        <w:t>单线态卡宾</w:t>
+          <w:b/>
+          <w:bCs/>
+        </w:rPr>
+        <w:t>倾向三线态卡宾</w:t>
       </w:r>
       <w:r>
         <w:rPr>
@@ -23386,7 +23949,7 @@
         <w:rPr>
           <w:rFonts w:hint="eastAsia" w:ascii="Times New Roman" w:hAnsi="Times New Roman" w:eastAsia="FangSong" w:cs="Times New Roman"/>
         </w:rPr>
-        <w:t>单线态卡宾</w:t>
+        <w:t>三线态卡宾</w:t>
       </w:r>
       <w:r>
         <w:rPr>
@@ -23398,19 +23961,7 @@
         <w:rPr>
           <w:rFonts w:hint="eastAsia" w:ascii="Times New Roman" w:hAnsi="Times New Roman" w:eastAsia="FangSong" w:cs="Times New Roman"/>
         </w:rPr>
-        <w:t>空</w:t>
-      </w:r>
-      <w:r>
-        <w:rPr>
-          <w:rFonts w:ascii="Times New Roman" w:hAnsi="Times New Roman" w:eastAsia="Times New Roman" w:cs="Times New Roman"/>
-        </w:rPr>
-        <w:t xml:space="preserve"> p </w:t>
-      </w:r>
-      <w:r>
-        <w:rPr>
-          <w:rFonts w:hint="eastAsia" w:ascii="Times New Roman" w:hAnsi="Times New Roman" w:eastAsia="FangSong" w:cs="Times New Roman"/>
-        </w:rPr>
-        <w:t>轨道亲电</w:t>
+        <w:t>双自由基行为</w:t>
       </w:r>
       <w:r>
         <w:rPr>
@@ -23422,31 +23973,7 @@
         <w:rPr>
           <w:rFonts w:hint="eastAsia" w:ascii="Times New Roman" w:hAnsi="Times New Roman" w:eastAsia="FangSong" w:cs="Times New Roman"/>
         </w:rPr>
-        <w:t>与烯烃的</w:t>
-      </w:r>
-      <w:r>
-        <w:rPr>
-          <w:rFonts w:ascii="Times New Roman" w:hAnsi="Times New Roman" w:eastAsia="Times New Roman" w:cs="Times New Roman"/>
-        </w:rPr>
-        <w:t xml:space="preserve"> π </w:t>
-      </w:r>
-      <w:r>
-        <w:rPr>
-          <w:rFonts w:hint="eastAsia" w:ascii="Times New Roman" w:hAnsi="Times New Roman" w:eastAsia="FangSong" w:cs="Times New Roman"/>
-        </w:rPr>
-        <w:t xml:space="preserve">键发生协同</w:t>
-      </w:r>
-      <w:r>
-        <w:rPr>
-          <w:rFonts w:ascii="Times New Roman" w:hAnsi="Times New Roman" w:eastAsia="Times New Roman" w:cs="Times New Roman"/>
-        </w:rPr>
-        <w:t xml:space="preserve"> [2+1] </w:t>
-      </w:r>
-      <w:r>
-        <w:rPr>
-          <w:rFonts w:hint="eastAsia" w:ascii="Times New Roman" w:hAnsi="Times New Roman" w:eastAsia="FangSong" w:cs="Times New Roman"/>
-        </w:rPr>
-        <w:t xml:space="preserve">环加成</w:t>
+        <w:t>分步反应</w:t>
       </w:r>
     </w:p>
     <w:p>
@@ -23461,7 +23988,7 @@
         <w:rPr>
           <w:rFonts w:hint="eastAsia" w:ascii="Times New Roman" w:hAnsi="Times New Roman" w:eastAsia="FangSong" w:cs="Times New Roman"/>
         </w:rPr>
-        <w:t>立体化学</w:t>
+        <w:t>第一步</w:t>
       </w:r>
       <w:r>
         <w:rPr>
@@ -23472,22 +23999,44 @@
       <w:r>
         <w:rPr>
           <w:rFonts w:hint="eastAsia" w:ascii="Times New Roman" w:hAnsi="Times New Roman" w:eastAsia="FangSong" w:cs="Times New Roman"/>
-          <w:b/>
-          <w:bCs/>
-        </w:rPr>
-        <w:t xml:space="preserve">顺式加成</w:t>
-      </w:r>
-      <w:r>
-        <w:rPr>
-          <w:rFonts w:hint="eastAsia" w:ascii="Times New Roman" w:hAnsi="Times New Roman" w:eastAsia="Times New Roman" w:cs="Times New Roman"/>
-        </w:rPr>
-        <w:t>，</w:t>
-      </w:r>
-      <w:r>
-        <w:rPr>
-          <w:rFonts w:hint="eastAsia" w:ascii="Times New Roman" w:hAnsi="Times New Roman" w:eastAsia="FangSong" w:cs="Times New Roman"/>
-        </w:rPr>
-        <w:t>保留烯烃的构型</w:t>
+        </w:rPr>
+        <w:t>卡宾的一个单电子与烯烃</w:t>
+      </w:r>
+      <w:r>
+        <w:rPr>
+          <w:rFonts w:ascii="Times New Roman" w:hAnsi="Times New Roman" w:eastAsia="Times New Roman" w:cs="Times New Roman"/>
+        </w:rPr>
+        <w:t xml:space="preserve"> π </w:t>
+      </w:r>
+      <w:r>
+        <w:rPr>
+          <w:rFonts w:hint="eastAsia" w:ascii="Times New Roman" w:hAnsi="Times New Roman" w:eastAsia="FangSong" w:cs="Times New Roman"/>
+        </w:rPr>
+        <w:t xml:space="preserve">键形成</w:t>
+      </w:r>
+      <w:r>
+        <w:rPr>
+          <w:rFonts w:ascii="Times New Roman" w:hAnsi="Times New Roman" w:eastAsia="Times New Roman" w:cs="Times New Roman"/>
+        </w:rPr>
+        <w:t xml:space="preserve"> C-C </w:t>
+      </w:r>
+      <w:r>
+        <w:rPr>
+          <w:rFonts w:hint="eastAsia" w:ascii="Times New Roman" w:hAnsi="Times New Roman" w:eastAsia="FangSong" w:cs="Times New Roman"/>
+        </w:rPr>
+        <w:t xml:space="preserve">键</w:t>
+      </w:r>
+      <w:r>
+        <w:rPr>
+          <w:rFonts w:ascii="Times New Roman" w:hAnsi="Times New Roman" w:eastAsia="Times New Roman" w:cs="Times New Roman"/>
+        </w:rPr>
+        <w:t xml:space="preserve"> → </w:t>
+      </w:r>
+      <w:r>
+        <w:rPr>
+          <w:rFonts w:hint="eastAsia" w:ascii="Times New Roman" w:hAnsi="Times New Roman" w:eastAsia="FangSong" w:cs="Times New Roman"/>
+        </w:rPr>
+        <w:t xml:space="preserve">双自由基中间体</w:t>
       </w:r>
     </w:p>
     <w:p>
@@ -23502,126 +24051,43 @@
         <w:rPr>
           <w:rFonts w:hint="eastAsia" w:ascii="Times New Roman" w:hAnsi="Times New Roman" w:eastAsia="FangSong" w:cs="Times New Roman"/>
         </w:rPr>
-        <w:t>顺</w:t>
-      </w:r>
-      <w:r>
-        <w:rPr>
-          <w:rFonts w:hint="eastAsia" w:ascii="Times New Roman" w:hAnsi="Times New Roman" w:eastAsia="Times New Roman" w:cs="Times New Roman"/>
-        </w:rPr>
-        <w:t>-2-</w:t>
-      </w:r>
-      <w:r>
-        <w:rPr>
-          <w:rFonts w:hint="eastAsia" w:ascii="Times New Roman" w:hAnsi="Times New Roman" w:eastAsia="FangSong" w:cs="Times New Roman"/>
-        </w:rPr>
-        <w:t>丁烯</w:t>
-      </w:r>
-      <w:r>
-        <w:rPr>
-          <w:rFonts w:ascii="Times New Roman" w:hAnsi="Times New Roman" w:eastAsia="Times New Roman" w:cs="Times New Roman"/>
-        </w:rPr>
-        <w:t xml:space="preserve"> →</w:t>
-      </w:r>
-      <w:r>
-        <w:rPr>
-          <w:rFonts w:ascii="Times New Roman" w:hAnsi="Times New Roman" w:eastAsia="Times New Roman" w:cs="Times New Roman"/>
-        </w:rPr>
-        <w:t xml:space="preserve"> </w:t>
-      </w:r>
-      <w:r>
-        <w:rPr>
-          <w:rFonts w:hint="eastAsia" w:ascii="Times New Roman" w:hAnsi="Times New Roman" w:eastAsia="FangSong" w:cs="Times New Roman"/>
-          <w:b/>
-          <w:bCs/>
-        </w:rPr>
-        <w:t>顺</w:t>
-      </w:r>
-      <w:r>
-        <w:rPr>
-          <w:rFonts w:hint="eastAsia" w:ascii="Times New Roman" w:hAnsi="Times New Roman" w:eastAsia="Times New Roman" w:cs="Times New Roman"/>
-          <w:b/>
-          <w:bCs/>
-        </w:rPr>
-        <w:t>-1,2-</w:t>
-      </w:r>
-      <w:r>
-        <w:rPr>
-          <w:rFonts w:hint="eastAsia" w:ascii="Times New Roman" w:hAnsi="Times New Roman" w:eastAsia="FangSong" w:cs="Times New Roman"/>
-          <w:b/>
-          <w:bCs/>
-        </w:rPr>
-        <w:t>二甲基环丙烷</w:t>
-      </w:r>
-    </w:p>
-    <w:p>
-      <w:pPr>
-        <w:pStyle w:val="Compact"/>
-        <w:numPr>
-          <w:ilvl w:val="0"/>
-          <w:numId w:val="1019"/>
-        </w:numPr>
-      </w:pPr>
-      <w:r>
-        <w:rPr>
-          <w:rFonts w:hint="eastAsia" w:ascii="Times New Roman" w:hAnsi="Times New Roman" w:eastAsia="FangSong" w:cs="Times New Roman"/>
-          <w:b/>
-          <w:bCs/>
-        </w:rPr>
-        <w:t>条件</w:t>
-      </w:r>
-      <w:r>
-        <w:rPr>
-          <w:rFonts w:hint="eastAsia" w:ascii="Times New Roman" w:hAnsi="Times New Roman" w:eastAsia="Times New Roman" w:cs="Times New Roman"/>
-          <w:b/>
-          <w:bCs/>
-        </w:rPr>
-        <w:t>(A)</w:t>
-      </w:r>
-      <w:r>
-        <w:rPr>
-          <w:rFonts w:ascii="Times New Roman" w:hAnsi="Times New Roman" w:eastAsia="Times New Roman" w:cs="Times New Roman"/>
-          <w:b/>
-          <w:bCs/>
-        </w:rPr>
-        <w:t xml:space="preserve"> - </w:t>
-      </w:r>
-      <w:r>
-        <w:rPr>
-          <w:rFonts w:hint="eastAsia" w:ascii="Times New Roman" w:hAnsi="Times New Roman" w:eastAsia="FangSong" w:cs="Times New Roman"/>
-          <w:b/>
-          <w:bCs/>
-        </w:rPr>
-        <w:t>低压气相光解</w:t>
-      </w:r>
-      <w:r>
-        <w:rPr>
-          <w:rFonts w:hint="eastAsia" w:ascii="Times New Roman" w:hAnsi="Times New Roman" w:eastAsia="Times New Roman" w:cs="Times New Roman"/>
-          <w:b/>
-          <w:bCs/>
-        </w:rPr>
-        <w:t>（</w:t>
-      </w:r>
-      <w:r>
-        <w:rPr>
-          <w:rFonts w:hint="eastAsia" w:ascii="Times New Roman" w:hAnsi="Times New Roman" w:eastAsia="FangSong" w:cs="Times New Roman"/>
-          <w:b/>
-          <w:bCs/>
-        </w:rPr>
-        <w:t>倾向三线态卡宾</w:t>
-      </w:r>
-      <w:r>
-        <w:rPr>
-          <w:rFonts w:hint="eastAsia" w:ascii="Times New Roman" w:hAnsi="Times New Roman" w:eastAsia="Times New Roman" w:cs="Times New Roman"/>
-          <w:b/>
-          <w:bCs/>
-        </w:rPr>
-        <w:t>）</w:t>
-      </w:r>
-      <w:r>
-        <w:rPr>
-          <w:rFonts w:hint="eastAsia" w:ascii="Times New Roman" w:hAnsi="Times New Roman" w:eastAsia="Times New Roman" w:cs="Times New Roman"/>
-        </w:rPr>
-        <w:t xml:space="preserve">：</w:t>
+        <w:t>第二步</w:t>
+      </w:r>
+      <w:r>
+        <w:rPr>
+          <w:rFonts w:hint="eastAsia" w:ascii="Times New Roman" w:hAnsi="Times New Roman" w:eastAsia="Times New Roman" w:cs="Times New Roman"/>
+        </w:rPr>
+        <w:t>：</w:t>
+      </w:r>
+      <w:r>
+        <w:rPr>
+          <w:rFonts w:hint="eastAsia" w:ascii="Times New Roman" w:hAnsi="Times New Roman" w:eastAsia="FangSong" w:cs="Times New Roman"/>
+        </w:rPr>
+        <w:t>中间体</w:t>
+      </w:r>
+      <w:r>
+        <w:rPr>
+          <w:rFonts w:ascii="Times New Roman" w:hAnsi="Times New Roman" w:eastAsia="Times New Roman" w:cs="Times New Roman"/>
+        </w:rPr>
+        <w:t xml:space="preserve"> C-C </w:t>
+      </w:r>
+      <w:r>
+        <w:rPr>
+          <w:rFonts w:hint="eastAsia" w:ascii="Times New Roman" w:hAnsi="Times New Roman" w:eastAsia="FangSong" w:cs="Times New Roman"/>
+        </w:rPr>
+        <w:t xml:space="preserve">单键可旋转</w:t>
+      </w:r>
+      <w:r>
+        <w:rPr>
+          <w:rFonts w:ascii="Times New Roman" w:hAnsi="Times New Roman" w:eastAsia="Times New Roman" w:cs="Times New Roman"/>
+        </w:rPr>
+        <w:t xml:space="preserve"> → </w:t>
+      </w:r>
+      <w:r>
+        <w:rPr>
+          <w:rFonts w:hint="eastAsia" w:ascii="Times New Roman" w:hAnsi="Times New Roman" w:eastAsia="FangSong" w:cs="Times New Roman"/>
+        </w:rPr>
+        <w:t xml:space="preserve">环合时构型部分丧失</w:t>
       </w:r>
     </w:p>
     <w:p>
@@ -23629,160 +24095,7 @@
         <w:pStyle w:val="Compact"/>
         <w:numPr>
           <w:ilvl w:val="1"/>
-          <w:numId w:val="1021"/>
-        </w:numPr>
-      </w:pPr>
-      <w:r>
-        <w:rPr>
-          <w:rFonts w:hint="eastAsia" w:ascii="Times New Roman" w:hAnsi="Times New Roman" w:eastAsia="FangSong" w:cs="Times New Roman"/>
-        </w:rPr>
-        <w:t>三线态卡宾</w:t>
-      </w:r>
-      <w:r>
-        <w:rPr>
-          <w:rFonts w:hint="eastAsia" w:ascii="Times New Roman" w:hAnsi="Times New Roman" w:eastAsia="Times New Roman" w:cs="Times New Roman"/>
-        </w:rPr>
-        <w:t>：</w:t>
-      </w:r>
-      <w:r>
-        <w:rPr>
-          <w:rFonts w:hint="eastAsia" w:ascii="Times New Roman" w:hAnsi="Times New Roman" w:eastAsia="FangSong" w:cs="Times New Roman"/>
-        </w:rPr>
-        <w:t>双自由基行为</w:t>
-      </w:r>
-      <w:r>
-        <w:rPr>
-          <w:rFonts w:hint="eastAsia" w:ascii="Times New Roman" w:hAnsi="Times New Roman" w:eastAsia="Times New Roman" w:cs="Times New Roman"/>
-        </w:rPr>
-        <w:t>，</w:t>
-      </w:r>
-      <w:r>
-        <w:rPr>
-          <w:rFonts w:hint="eastAsia" w:ascii="Times New Roman" w:hAnsi="Times New Roman" w:eastAsia="FangSong" w:cs="Times New Roman"/>
-        </w:rPr>
-        <w:t>分步反应</w:t>
-      </w:r>
-    </w:p>
-    <w:p>
-      <w:pPr>
-        <w:pStyle w:val="Compact"/>
-        <w:numPr>
-          <w:ilvl w:val="1"/>
-          <w:numId w:val="1021"/>
-        </w:numPr>
-      </w:pPr>
-      <w:r>
-        <w:rPr>
-          <w:rFonts w:hint="eastAsia" w:ascii="Times New Roman" w:hAnsi="Times New Roman" w:eastAsia="FangSong" w:cs="Times New Roman"/>
-        </w:rPr>
-        <w:t>第一步</w:t>
-      </w:r>
-      <w:r>
-        <w:rPr>
-          <w:rFonts w:hint="eastAsia" w:ascii="Times New Roman" w:hAnsi="Times New Roman" w:eastAsia="Times New Roman" w:cs="Times New Roman"/>
-        </w:rPr>
-        <w:t>：</w:t>
-      </w:r>
-      <w:r>
-        <w:rPr>
-          <w:rFonts w:hint="eastAsia" w:ascii="Times New Roman" w:hAnsi="Times New Roman" w:eastAsia="FangSong" w:cs="Times New Roman"/>
-        </w:rPr>
-        <w:t>卡宾的一个单电子与烯烃</w:t>
-      </w:r>
-      <w:r>
-        <w:rPr>
-          <w:rFonts w:ascii="Times New Roman" w:hAnsi="Times New Roman" w:eastAsia="Times New Roman" w:cs="Times New Roman"/>
-        </w:rPr>
-        <w:t xml:space="preserve"> π </w:t>
-      </w:r>
-      <w:r>
-        <w:rPr>
-          <w:rFonts w:hint="eastAsia" w:ascii="Times New Roman" w:hAnsi="Times New Roman" w:eastAsia="FangSong" w:cs="Times New Roman"/>
-        </w:rPr>
-        <w:t xml:space="preserve">键形成</w:t>
-      </w:r>
-      <w:r>
-        <w:rPr>
-          <w:rFonts w:ascii="Times New Roman" w:hAnsi="Times New Roman" w:eastAsia="Times New Roman" w:cs="Times New Roman"/>
-        </w:rPr>
-        <w:t xml:space="preserve"> C-C </w:t>
-      </w:r>
-      <w:r>
-        <w:rPr>
-          <w:rFonts w:hint="eastAsia" w:ascii="Times New Roman" w:hAnsi="Times New Roman" w:eastAsia="FangSong" w:cs="Times New Roman"/>
-        </w:rPr>
-        <w:t xml:space="preserve">键</w:t>
-      </w:r>
-      <w:r>
-        <w:rPr>
-          <w:rFonts w:ascii="Times New Roman" w:hAnsi="Times New Roman" w:eastAsia="Times New Roman" w:cs="Times New Roman"/>
-        </w:rPr>
-        <w:t xml:space="preserve"> → </w:t>
-      </w:r>
-      <w:r>
-        <w:rPr>
-          <w:rFonts w:hint="eastAsia" w:ascii="Times New Roman" w:hAnsi="Times New Roman" w:eastAsia="FangSong" w:cs="Times New Roman"/>
-        </w:rPr>
-        <w:t xml:space="preserve">双自由基中间体</w:t>
-      </w:r>
-    </w:p>
-    <w:p>
-      <w:pPr>
-        <w:pStyle w:val="Compact"/>
-        <w:numPr>
-          <w:ilvl w:val="1"/>
-          <w:numId w:val="1021"/>
-        </w:numPr>
-      </w:pPr>
-      <w:r>
-        <w:rPr>
-          <w:rFonts w:hint="eastAsia" w:ascii="Times New Roman" w:hAnsi="Times New Roman" w:eastAsia="FangSong" w:cs="Times New Roman"/>
-        </w:rPr>
-        <w:t>第二步</w:t>
-      </w:r>
-      <w:r>
-        <w:rPr>
-          <w:rFonts w:hint="eastAsia" w:ascii="Times New Roman" w:hAnsi="Times New Roman" w:eastAsia="Times New Roman" w:cs="Times New Roman"/>
-        </w:rPr>
-        <w:t>：</w:t>
-      </w:r>
-      <w:r>
-        <w:rPr>
-          <w:rFonts w:hint="eastAsia" w:ascii="Times New Roman" w:hAnsi="Times New Roman" w:eastAsia="FangSong" w:cs="Times New Roman"/>
-        </w:rPr>
-        <w:t>中间体</w:t>
-      </w:r>
-      <w:r>
-        <w:rPr>
-          <w:rFonts w:ascii="Times New Roman" w:hAnsi="Times New Roman" w:eastAsia="Times New Roman" w:cs="Times New Roman"/>
-        </w:rPr>
-        <w:t xml:space="preserve"> C-C </w:t>
-      </w:r>
-      <w:r>
-        <w:rPr>
-          <w:rFonts w:hint="eastAsia" w:ascii="Times New Roman" w:hAnsi="Times New Roman" w:eastAsia="FangSong" w:cs="Times New Roman"/>
-        </w:rPr>
-        <w:t xml:space="preserve">单键可旋转</w:t>
-      </w:r>
-      <w:r>
-        <w:rPr>
-          <w:rFonts w:ascii="Times New Roman" w:hAnsi="Times New Roman" w:eastAsia="Times New Roman" w:cs="Times New Roman"/>
-        </w:rPr>
-        <w:t xml:space="preserve"> → </w:t>
-      </w:r>
-      <w:r>
-        <w:rPr>
-          <w:rFonts w:hint="eastAsia" w:ascii="Times New Roman" w:hAnsi="Times New Roman" w:eastAsia="FangSong" w:cs="Times New Roman"/>
-        </w:rPr>
-        <w:t xml:space="preserve">环合时构型部分丧失</w:t>
-      </w:r>
-    </w:p>
-    <w:p>
-      <w:pPr>
-        <w:pStyle w:val="Compact"/>
-        <w:numPr>
-          <w:ilvl w:val="1"/>
-          <w:numId w:val="1021"/>
+          <w:numId w:val="1020"/>
         </w:numPr>
       </w:pPr>
       <w:r>
@@ -27487,7 +27800,7 @@
         <w:pStyle w:val="Compact"/>
         <w:numPr>
           <w:ilvl w:val="0"/>
-          <w:numId w:val="1022"/>
+          <w:numId w:val="1021"/>
         </w:numPr>
       </w:pPr>
       <w:r>
@@ -27502,11 +27815,113 @@
         <w:pStyle w:val="Compact"/>
         <w:numPr>
           <w:ilvl w:val="1"/>
+          <w:numId w:val="1022"/>
+        </w:numPr>
+      </w:pPr>
+      <w:r>
+        <w:rPr>
+          <w:rFonts w:ascii="Times New Roman" w:hAnsi="Times New Roman" w:eastAsia="Times New Roman" w:cs="Times New Roman"/>
+        </w:rPr>
+        <w:t xml:space="preserve">Step </w:t>
+      </w:r>
+      <w:r>
+        <w:rPr>
+          <w:rFonts w:hint="eastAsia" w:ascii="Times New Roman" w:hAnsi="Times New Roman" w:eastAsia="Times New Roman" w:cs="Times New Roman"/>
+        </w:rPr>
+        <w:t>1：</w:t>
+      </w:r>
+      <w:r>
+        <w:rPr>
+          <w:rFonts w:hint="eastAsia" w:ascii="Times New Roman" w:hAnsi="Times New Roman" w:eastAsia="FangSong" w:cs="Times New Roman"/>
+        </w:rPr>
+        <w:t>看备选机理</w:t>
+      </w:r>
+      <w:r>
+        <w:rPr>
+          <w:rFonts w:hint="eastAsia" w:ascii="Times New Roman" w:hAnsi="Times New Roman" w:eastAsia="Times New Roman" w:cs="Times New Roman"/>
+        </w:rPr>
+        <w:t>——</w:t>
+      </w:r>
+      <w:r>
+        <w:rPr>
+          <w:rFonts w:hint="eastAsia" w:ascii="Times New Roman" w:hAnsi="Times New Roman" w:eastAsia="FangSong" w:cs="Times New Roman"/>
+        </w:rPr>
+        <w:t>列出所有</w:t>
+      </w:r>
+      <w:r>
+        <w:rPr>
+          <w:rFonts w:hint="eastAsia" w:ascii="Times New Roman" w:hAnsi="Times New Roman" w:eastAsia="Times New Roman" w:cs="Times New Roman"/>
+        </w:rPr>
+        <w:t>”</w:t>
+      </w:r>
+      <w:r>
+        <w:rPr>
+          <w:rFonts w:hint="eastAsia" w:ascii="Times New Roman" w:hAnsi="Times New Roman" w:eastAsia="FangSong" w:cs="Times New Roman"/>
+        </w:rPr>
+        <w:t>看起来合理</w:t>
+      </w:r>
+      <w:r>
+        <w:rPr>
+          <w:rFonts w:hint="eastAsia" w:ascii="Times New Roman" w:hAnsi="Times New Roman" w:eastAsia="Times New Roman" w:cs="Times New Roman"/>
+        </w:rPr>
+        <w:t>”</w:t>
+      </w:r>
+      <w:r>
+        <w:rPr>
+          <w:rFonts w:hint="eastAsia" w:ascii="Times New Roman" w:hAnsi="Times New Roman" w:eastAsia="FangSong" w:cs="Times New Roman"/>
+        </w:rPr>
+        <w:t>的电子推动路径</w:t>
+      </w:r>
+    </w:p>
+    <w:p>
+      <w:pPr>
+        <w:pStyle w:val="Compact"/>
+        <w:numPr>
+          <w:ilvl w:val="2"/>
           <w:numId w:val="1023"/>
         </w:numPr>
       </w:pPr>
       <w:r>
         <w:rPr>
+          <w:rFonts w:hint="eastAsia" w:ascii="Times New Roman" w:hAnsi="Times New Roman" w:eastAsia="FangSong" w:cs="Times New Roman"/>
+        </w:rPr>
+        <w:t>重点</w:t>
+      </w:r>
+      <w:r>
+        <w:rPr>
+          <w:rFonts w:hint="eastAsia" w:ascii="Times New Roman" w:hAnsi="Times New Roman" w:eastAsia="Times New Roman" w:cs="Times New Roman"/>
+        </w:rPr>
+        <w:t>：</w:t>
+      </w:r>
+      <w:r>
+        <w:rPr>
+          <w:rFonts w:hint="eastAsia" w:ascii="Times New Roman" w:hAnsi="Times New Roman" w:eastAsia="FangSong" w:cs="Times New Roman"/>
+        </w:rPr>
+        <w:t>不是选一个你最熟悉的</w:t>
+      </w:r>
+      <w:r>
+        <w:rPr>
+          <w:rFonts w:hint="eastAsia" w:ascii="Times New Roman" w:hAnsi="Times New Roman" w:eastAsia="Times New Roman" w:cs="Times New Roman"/>
+        </w:rPr>
+        <w:t>，</w:t>
+      </w:r>
+      <w:r>
+        <w:rPr>
+          <w:rFonts w:hint="eastAsia" w:ascii="Times New Roman" w:hAnsi="Times New Roman" w:eastAsia="FangSong" w:cs="Times New Roman"/>
+        </w:rPr>
+        <w:t>而是通过数据排除错误的</w:t>
+      </w:r>
+    </w:p>
+    <w:p>
+      <w:pPr>
+        <w:pStyle w:val="Compact"/>
+        <w:numPr>
+          <w:ilvl w:val="1"/>
+          <w:numId w:val="1022"/>
+        </w:numPr>
+      </w:pPr>
+      <w:r>
+        <w:rPr>
           <w:rFonts w:ascii="Times New Roman" w:hAnsi="Times New Roman" w:eastAsia="Times New Roman" w:cs="Times New Roman"/>
         </w:rPr>
         <w:t xml:space="preserve">Step </w:t>
@@ -27515,13 +27930,13 @@
         <w:rPr>
           <w:rFonts w:hint="eastAsia" w:ascii="Times New Roman" w:hAnsi="Times New Roman" w:eastAsia="Times New Roman" w:cs="Times New Roman"/>
         </w:rPr>
-        <w:t>1：</w:t>
-      </w:r>
-      <w:r>
-        <w:rPr>
-          <w:rFonts w:hint="eastAsia" w:ascii="Times New Roman" w:hAnsi="Times New Roman" w:eastAsia="FangSong" w:cs="Times New Roman"/>
-        </w:rPr>
-        <w:t>看备选机理</w:t>
+        <w:t>2：</w:t>
+      </w:r>
+      <w:r>
+        <w:rPr>
+          <w:rFonts w:hint="eastAsia" w:ascii="Times New Roman" w:hAnsi="Times New Roman" w:eastAsia="FangSong" w:cs="Times New Roman"/>
+        </w:rPr>
+        <w:t>看证据</w:t>
       </w:r>
       <w:r>
         <w:rPr>
@@ -27533,31 +27948,7 @@
         <w:rPr>
           <w:rFonts w:hint="eastAsia" w:ascii="Times New Roman" w:hAnsi="Times New Roman" w:eastAsia="FangSong" w:cs="Times New Roman"/>
         </w:rPr>
-        <w:t>列出所有</w:t>
-      </w:r>
-      <w:r>
-        <w:rPr>
-          <w:rFonts w:hint="eastAsia" w:ascii="Times New Roman" w:hAnsi="Times New Roman" w:eastAsia="Times New Roman" w:cs="Times New Roman"/>
-        </w:rPr>
-        <w:t>”</w:t>
-      </w:r>
-      <w:r>
-        <w:rPr>
-          <w:rFonts w:hint="eastAsia" w:ascii="Times New Roman" w:hAnsi="Times New Roman" w:eastAsia="FangSong" w:cs="Times New Roman"/>
-        </w:rPr>
-        <w:t>看起来合理</w:t>
-      </w:r>
-      <w:r>
-        <w:rPr>
-          <w:rFonts w:hint="eastAsia" w:ascii="Times New Roman" w:hAnsi="Times New Roman" w:eastAsia="Times New Roman" w:cs="Times New Roman"/>
-        </w:rPr>
-        <w:t>”</w:t>
-      </w:r>
-      <w:r>
-        <w:rPr>
-          <w:rFonts w:hint="eastAsia" w:ascii="Times New Roman" w:hAnsi="Times New Roman" w:eastAsia="FangSong" w:cs="Times New Roman"/>
-        </w:rPr>
-        <w:t>的电子推动路径</w:t>
+        <w:t>逐条分析数据</w:t>
       </w:r>
     </w:p>
     <w:p>
@@ -27570,72 +27961,164 @@
       </w:pPr>
       <w:r>
         <w:rPr>
-          <w:rFonts w:hint="eastAsia" w:ascii="Times New Roman" w:hAnsi="Times New Roman" w:eastAsia="FangSong" w:cs="Times New Roman"/>
-        </w:rPr>
-        <w:t>重点</w:t>
-      </w:r>
-      <w:r>
-        <w:rPr>
-          <w:rFonts w:hint="eastAsia" w:ascii="Times New Roman" w:hAnsi="Times New Roman" w:eastAsia="Times New Roman" w:cs="Times New Roman"/>
-        </w:rPr>
-        <w:t>：</w:t>
-      </w:r>
-      <w:r>
-        <w:rPr>
-          <w:rFonts w:hint="eastAsia" w:ascii="Times New Roman" w:hAnsi="Times New Roman" w:eastAsia="FangSong" w:cs="Times New Roman"/>
-        </w:rPr>
-        <w:t>不是选一个你最熟悉的</w:t>
-      </w:r>
-      <w:r>
-        <w:rPr>
-          <w:rFonts w:hint="eastAsia" w:ascii="Times New Roman" w:hAnsi="Times New Roman" w:eastAsia="Times New Roman" w:cs="Times New Roman"/>
-        </w:rPr>
-        <w:t>，</w:t>
-      </w:r>
-      <w:r>
-        <w:rPr>
-          <w:rFonts w:hint="eastAsia" w:ascii="Times New Roman" w:hAnsi="Times New Roman" w:eastAsia="FangSong" w:cs="Times New Roman"/>
-        </w:rPr>
-        <w:t>而是通过数据排除错误的</w:t>
+          <w:rFonts w:ascii="Times New Roman" w:hAnsi="Times New Roman" w:eastAsia="Times New Roman" w:cs="Times New Roman"/>
+        </w:rPr>
+        <w:t xml:space="preserve">Hammett ρ → </w:t>
+      </w:r>
+      <w:r>
+        <w:rPr>
+          <w:rFonts w:hint="eastAsia" w:ascii="Times New Roman" w:hAnsi="Times New Roman" w:eastAsia="FangSong" w:cs="Times New Roman"/>
+        </w:rPr>
+        <w:t xml:space="preserve">过渡态电荷特征</w:t>
       </w:r>
     </w:p>
     <w:p>
       <w:pPr>
         <w:pStyle w:val="Compact"/>
         <w:numPr>
-          <w:ilvl w:val="1"/>
-          <w:numId w:val="1023"/>
+          <w:ilvl w:val="3"/>
+          <w:numId w:val="1025"/>
         </w:numPr>
       </w:pPr>
       <w:r>
         <w:rPr>
           <w:rFonts w:ascii="Times New Roman" w:hAnsi="Times New Roman" w:eastAsia="Times New Roman" w:cs="Times New Roman"/>
         </w:rPr>
-        <w:t xml:space="preserve">Step </w:t>
-      </w:r>
-      <w:r>
-        <w:rPr>
-          <w:rFonts w:hint="eastAsia" w:ascii="Times New Roman" w:hAnsi="Times New Roman" w:eastAsia="Times New Roman" w:cs="Times New Roman"/>
-        </w:rPr>
-        <w:t>2：</w:t>
-      </w:r>
-      <w:r>
-        <w:rPr>
-          <w:rFonts w:hint="eastAsia" w:ascii="Times New Roman" w:hAnsi="Times New Roman" w:eastAsia="FangSong" w:cs="Times New Roman"/>
-        </w:rPr>
-        <w:t>看证据</w:t>
-      </w:r>
-      <w:r>
-        <w:rPr>
-          <w:rFonts w:hint="eastAsia" w:ascii="Times New Roman" w:hAnsi="Times New Roman" w:eastAsia="Times New Roman" w:cs="Times New Roman"/>
-        </w:rPr>
-        <w:t>——</w:t>
-      </w:r>
-      <w:r>
-        <w:rPr>
-          <w:rFonts w:hint="eastAsia" w:ascii="Times New Roman" w:hAnsi="Times New Roman" w:eastAsia="FangSong" w:cs="Times New Roman"/>
-        </w:rPr>
-        <w:t>逐条分析数据</w:t>
+        <w:t xml:space="preserve">ρ &gt; 0 → </w:t>
+      </w:r>
+      <w:r>
+        <w:rPr>
+          <w:rFonts w:hint="eastAsia" w:ascii="Times New Roman" w:hAnsi="Times New Roman" w:eastAsia="FangSong" w:cs="Times New Roman"/>
+        </w:rPr>
+        <w:t>负电荷</w:t>
+      </w:r>
+      <w:r>
+        <w:rPr>
+          <w:rFonts w:hint="eastAsia" w:ascii="Times New Roman" w:hAnsi="Times New Roman" w:eastAsia="Times New Roman" w:cs="Times New Roman"/>
+        </w:rPr>
+        <w:t>；ρ</w:t>
+      </w:r>
+      <w:r>
+        <w:rPr>
+          <w:rFonts w:ascii="Times New Roman" w:hAnsi="Times New Roman" w:eastAsia="Times New Roman" w:cs="Times New Roman"/>
+        </w:rPr>
+        <w:t xml:space="preserve"> &lt; 0 → </w:t>
+      </w:r>
+      <w:r>
+        <w:rPr>
+          <w:rFonts w:hint="eastAsia" w:ascii="Times New Roman" w:hAnsi="Times New Roman" w:eastAsia="FangSong" w:cs="Times New Roman"/>
+        </w:rPr>
+        <w:t xml:space="preserve">正电荷</w:t>
+      </w:r>
+    </w:p>
+    <w:p>
+      <w:pPr>
+        <w:pStyle w:val="Compact"/>
+        <w:numPr>
+          <w:ilvl w:val="3"/>
+          <w:numId w:val="1025"/>
+        </w:numPr>
+      </w:pPr>
+      <w:r>
+        <w:rPr>
+          <w:rFonts w:ascii="Times New Roman" w:hAnsi="Times New Roman" w:eastAsia="Times New Roman" w:cs="Times New Roman"/>
+        </w:rPr>
+        <w:t xml:space="preserve">|ρ| </w:t>
+      </w:r>
+      <w:r>
+        <w:rPr>
+          <w:rFonts w:hint="eastAsia" w:ascii="Times New Roman" w:hAnsi="Times New Roman" w:eastAsia="FangSong" w:cs="Times New Roman"/>
+        </w:rPr>
+        <w:t xml:space="preserve">大</w:t>
+      </w:r>
+      <w:r>
+        <w:rPr>
+          <w:rFonts w:ascii="Times New Roman" w:hAnsi="Times New Roman" w:eastAsia="Times New Roman" w:cs="Times New Roman"/>
+        </w:rPr>
+        <w:t xml:space="preserve"> → </w:t>
+      </w:r>
+      <w:r>
+        <w:rPr>
+          <w:rFonts w:hint="eastAsia" w:ascii="Times New Roman" w:hAnsi="Times New Roman" w:eastAsia="FangSong" w:cs="Times New Roman"/>
+        </w:rPr>
+        <w:t>电荷发展充分</w:t>
+      </w:r>
+      <w:r>
+        <w:rPr>
+          <w:rFonts w:hint="eastAsia" w:ascii="Times New Roman" w:hAnsi="Times New Roman" w:eastAsia="Times New Roman" w:cs="Times New Roman"/>
+        </w:rPr>
+        <w:t>（</w:t>
+      </w:r>
+      <w:r>
+        <w:rPr>
+          <w:rFonts w:hint="eastAsia" w:ascii="Times New Roman" w:hAnsi="Times New Roman" w:eastAsia="FangSong" w:cs="Times New Roman"/>
+        </w:rPr>
+        <w:t>晚期</w:t>
+      </w:r>
+      <w:r>
+        <w:rPr>
+          <w:rFonts w:hint="eastAsia" w:ascii="Times New Roman" w:hAnsi="Times New Roman" w:eastAsia="Times New Roman" w:cs="Times New Roman"/>
+        </w:rPr>
+        <w:t>TS）</w:t>
+      </w:r>
+    </w:p>
+    <w:p>
+      <w:pPr>
+        <w:pStyle w:val="Compact"/>
+        <w:numPr>
+          <w:ilvl w:val="3"/>
+          <w:numId w:val="1025"/>
+        </w:numPr>
+      </w:pPr>
+      <w:r>
+        <w:rPr>
+          <w:rFonts w:ascii="Times New Roman" w:hAnsi="Times New Roman" w:eastAsia="Times New Roman" w:cs="Times New Roman"/>
+        </w:rPr>
+        <w:t>σ</w:t>
+      </w:r>
+      <w:r>
+        <w:rPr>
+          <w:rFonts w:ascii="Times New Roman" w:hAnsi="Times New Roman" w:eastAsia="Times New Roman" w:cs="Times New Roman"/>
+          <w:vertAlign w:val="superscript"/>
+        </w:rPr>
+        <w:t>+</w:t>
+      </w:r>
+      <w:r>
+        <w:rPr>
+          <w:rFonts w:ascii="Times New Roman" w:hAnsi="Times New Roman" w:eastAsia="Times New Roman" w:cs="Times New Roman"/>
+        </w:rPr>
+        <w:t>/σ</w:t>
+      </w:r>
+      <w:r>
+        <w:rPr>
+          <w:rFonts w:ascii="Times New Roman" w:hAnsi="Times New Roman" w:eastAsia="Times New Roman" w:cs="Times New Roman"/>
+          <w:vertAlign w:val="superscript"/>
+        </w:rPr>
+        <w:t>-</w:t>
+      </w:r>
+      <w:r>
+        <w:rPr>
+          <w:rFonts w:ascii="Times New Roman" w:hAnsi="Times New Roman" w:eastAsia="Times New Roman" w:cs="Times New Roman"/>
+        </w:rPr>
+        <w:t xml:space="preserve"> vs σ → </w:t>
+      </w:r>
+      <w:r>
+        <w:rPr>
+          <w:rFonts w:hint="eastAsia" w:ascii="Times New Roman" w:hAnsi="Times New Roman" w:eastAsia="FangSong" w:cs="Times New Roman"/>
+        </w:rPr>
+        <w:t>正</w:t>
+      </w:r>
+      <w:r>
+        <w:rPr>
+          <w:rFonts w:hint="eastAsia" w:ascii="Times New Roman" w:hAnsi="Times New Roman" w:eastAsia="Times New Roman" w:cs="Times New Roman"/>
+        </w:rPr>
+        <w:t>/</w:t>
+      </w:r>
+      <w:r>
+        <w:rPr>
+          <w:rFonts w:hint="eastAsia" w:ascii="Times New Roman" w:hAnsi="Times New Roman" w:eastAsia="FangSong" w:cs="Times New Roman"/>
+        </w:rPr>
+        <w:t>负电荷是否直接共轭到芳环</w:t>
       </w:r>
     </w:p>
     <w:p>
@@ -27643,20 +28126,20 @@
         <w:pStyle w:val="Compact"/>
         <w:numPr>
           <w:ilvl w:val="2"/>
-          <w:numId w:val="1025"/>
+          <w:numId w:val="1024"/>
         </w:numPr>
       </w:pPr>
       <w:r>
         <w:rPr>
           <w:rFonts w:ascii="Times New Roman" w:hAnsi="Times New Roman" w:eastAsia="Times New Roman" w:cs="Times New Roman"/>
         </w:rPr>
-        <w:t xml:space="preserve">Hammett ρ → </w:t>
-      </w:r>
-      <w:r>
-        <w:rPr>
-          <w:rFonts w:hint="eastAsia" w:ascii="Times New Roman" w:hAnsi="Times New Roman" w:eastAsia="FangSong" w:cs="Times New Roman"/>
-        </w:rPr>
-        <w:t xml:space="preserve">过渡态电荷特征</w:t>
+        <w:t xml:space="preserve">KIE → RDS </w:t>
+      </w:r>
+      <w:r>
+        <w:rPr>
+          <w:rFonts w:hint="eastAsia" w:ascii="Times New Roman" w:hAnsi="Times New Roman" w:eastAsia="FangSong" w:cs="Times New Roman"/>
+        </w:rPr>
+        <w:t xml:space="preserve">断键信息</w:t>
       </w:r>
     </w:p>
     <w:p>
@@ -27665,176 +28148,6 @@
         <w:numPr>
           <w:ilvl w:val="3"/>
           <w:numId w:val="1026"/>
-        </w:numPr>
-      </w:pPr>
-      <w:r>
-        <w:rPr>
-          <w:rFonts w:ascii="Times New Roman" w:hAnsi="Times New Roman" w:eastAsia="Times New Roman" w:cs="Times New Roman"/>
-        </w:rPr>
-        <w:t xml:space="preserve">ρ &gt; 0 → </w:t>
-      </w:r>
-      <w:r>
-        <w:rPr>
-          <w:rFonts w:hint="eastAsia" w:ascii="Times New Roman" w:hAnsi="Times New Roman" w:eastAsia="FangSong" w:cs="Times New Roman"/>
-        </w:rPr>
-        <w:t>负电荷</w:t>
-      </w:r>
-      <w:r>
-        <w:rPr>
-          <w:rFonts w:hint="eastAsia" w:ascii="Times New Roman" w:hAnsi="Times New Roman" w:eastAsia="Times New Roman" w:cs="Times New Roman"/>
-        </w:rPr>
-        <w:t>；ρ</w:t>
-      </w:r>
-      <w:r>
-        <w:rPr>
-          <w:rFonts w:ascii="Times New Roman" w:hAnsi="Times New Roman" w:eastAsia="Times New Roman" w:cs="Times New Roman"/>
-        </w:rPr>
-        <w:t xml:space="preserve"> &lt; 0 → </w:t>
-      </w:r>
-      <w:r>
-        <w:rPr>
-          <w:rFonts w:hint="eastAsia" w:ascii="Times New Roman" w:hAnsi="Times New Roman" w:eastAsia="FangSong" w:cs="Times New Roman"/>
-        </w:rPr>
-        <w:t xml:space="preserve">正电荷</w:t>
-      </w:r>
-    </w:p>
-    <w:p>
-      <w:pPr>
-        <w:pStyle w:val="Compact"/>
-        <w:numPr>
-          <w:ilvl w:val="3"/>
-          <w:numId w:val="1026"/>
-        </w:numPr>
-      </w:pPr>
-      <w:r>
-        <w:rPr>
-          <w:rFonts w:ascii="Times New Roman" w:hAnsi="Times New Roman" w:eastAsia="Times New Roman" w:cs="Times New Roman"/>
-        </w:rPr>
-        <w:t xml:space="preserve">|ρ| </w:t>
-      </w:r>
-      <w:r>
-        <w:rPr>
-          <w:rFonts w:hint="eastAsia" w:ascii="Times New Roman" w:hAnsi="Times New Roman" w:eastAsia="FangSong" w:cs="Times New Roman"/>
-        </w:rPr>
-        <w:t xml:space="preserve">大</w:t>
-      </w:r>
-      <w:r>
-        <w:rPr>
-          <w:rFonts w:ascii="Times New Roman" w:hAnsi="Times New Roman" w:eastAsia="Times New Roman" w:cs="Times New Roman"/>
-        </w:rPr>
-        <w:t xml:space="preserve"> → </w:t>
-      </w:r>
-      <w:r>
-        <w:rPr>
-          <w:rFonts w:hint="eastAsia" w:ascii="Times New Roman" w:hAnsi="Times New Roman" w:eastAsia="FangSong" w:cs="Times New Roman"/>
-        </w:rPr>
-        <w:t>电荷发展充分</w:t>
-      </w:r>
-      <w:r>
-        <w:rPr>
-          <w:rFonts w:hint="eastAsia" w:ascii="Times New Roman" w:hAnsi="Times New Roman" w:eastAsia="Times New Roman" w:cs="Times New Roman"/>
-        </w:rPr>
-        <w:t>（</w:t>
-      </w:r>
-      <w:r>
-        <w:rPr>
-          <w:rFonts w:hint="eastAsia" w:ascii="Times New Roman" w:hAnsi="Times New Roman" w:eastAsia="FangSong" w:cs="Times New Roman"/>
-        </w:rPr>
-        <w:t>晚期</w:t>
-      </w:r>
-      <w:r>
-        <w:rPr>
-          <w:rFonts w:hint="eastAsia" w:ascii="Times New Roman" w:hAnsi="Times New Roman" w:eastAsia="Times New Roman" w:cs="Times New Roman"/>
-        </w:rPr>
-        <w:t>TS）</w:t>
-      </w:r>
-    </w:p>
-    <w:p>
-      <w:pPr>
-        <w:pStyle w:val="Compact"/>
-        <w:numPr>
-          <w:ilvl w:val="3"/>
-          <w:numId w:val="1026"/>
-        </w:numPr>
-      </w:pPr>
-      <w:r>
-        <w:rPr>
-          <w:rFonts w:ascii="Times New Roman" w:hAnsi="Times New Roman" w:eastAsia="Times New Roman" w:cs="Times New Roman"/>
-        </w:rPr>
-        <w:t>σ</w:t>
-      </w:r>
-      <w:r>
-        <w:rPr>
-          <w:rFonts w:ascii="Times New Roman" w:hAnsi="Times New Roman" w:eastAsia="Times New Roman" w:cs="Times New Roman"/>
-          <w:vertAlign w:val="superscript"/>
-        </w:rPr>
-        <w:t>+</w:t>
-      </w:r>
-      <w:r>
-        <w:rPr>
-          <w:rFonts w:ascii="Times New Roman" w:hAnsi="Times New Roman" w:eastAsia="Times New Roman" w:cs="Times New Roman"/>
-        </w:rPr>
-        <w:t>/σ</w:t>
-      </w:r>
-      <w:r>
-        <w:rPr>
-          <w:rFonts w:ascii="Times New Roman" w:hAnsi="Times New Roman" w:eastAsia="Times New Roman" w:cs="Times New Roman"/>
-          <w:vertAlign w:val="superscript"/>
-        </w:rPr>
-        <w:t>-</w:t>
-      </w:r>
-      <w:r>
-        <w:rPr>
-          <w:rFonts w:ascii="Times New Roman" w:hAnsi="Times New Roman" w:eastAsia="Times New Roman" w:cs="Times New Roman"/>
-        </w:rPr>
-        <w:t xml:space="preserve"> vs σ → </w:t>
-      </w:r>
-      <w:r>
-        <w:rPr>
-          <w:rFonts w:hint="eastAsia" w:ascii="Times New Roman" w:hAnsi="Times New Roman" w:eastAsia="FangSong" w:cs="Times New Roman"/>
-        </w:rPr>
-        <w:t>正</w:t>
-      </w:r>
-      <w:r>
-        <w:rPr>
-          <w:rFonts w:hint="eastAsia" w:ascii="Times New Roman" w:hAnsi="Times New Roman" w:eastAsia="Times New Roman" w:cs="Times New Roman"/>
-        </w:rPr>
-        <w:t>/</w:t>
-      </w:r>
-      <w:r>
-        <w:rPr>
-          <w:rFonts w:hint="eastAsia" w:ascii="Times New Roman" w:hAnsi="Times New Roman" w:eastAsia="FangSong" w:cs="Times New Roman"/>
-        </w:rPr>
-        <w:t>负电荷是否直接共轭到芳环</w:t>
-      </w:r>
-    </w:p>
-    <w:p>
-      <w:pPr>
-        <w:pStyle w:val="Compact"/>
-        <w:numPr>
-          <w:ilvl w:val="2"/>
-          <w:numId w:val="1025"/>
-        </w:numPr>
-      </w:pPr>
-      <w:r>
-        <w:rPr>
-          <w:rFonts w:ascii="Times New Roman" w:hAnsi="Times New Roman" w:eastAsia="Times New Roman" w:cs="Times New Roman"/>
-        </w:rPr>
-        <w:t xml:space="preserve">KIE → RDS </w:t>
-      </w:r>
-      <w:r>
-        <w:rPr>
-          <w:rFonts w:hint="eastAsia" w:ascii="Times New Roman" w:hAnsi="Times New Roman" w:eastAsia="FangSong" w:cs="Times New Roman"/>
-        </w:rPr>
-        <w:t xml:space="preserve">断键信息</w:t>
-      </w:r>
-    </w:p>
-    <w:p>
-      <w:pPr>
-        <w:pStyle w:val="Compact"/>
-        <w:numPr>
-          <w:ilvl w:val="3"/>
-          <w:numId w:val="1027"/>
         </w:numPr>
       </w:pPr>
       <m:oMath>
@@ -27941,7 +28254,7 @@
         <w:pStyle w:val="Compact"/>
         <w:numPr>
           <w:ilvl w:val="3"/>
-          <w:numId w:val="1027"/>
+          <w:numId w:val="1026"/>
         </w:numPr>
       </w:pPr>
       <m:oMath>
@@ -28024,7 +28337,7 @@
         <w:pStyle w:val="Compact"/>
         <w:numPr>
           <w:ilvl w:val="3"/>
-          <w:numId w:val="1027"/>
+          <w:numId w:val="1026"/>
         </w:numPr>
       </w:pPr>
       <w:r>
@@ -28082,7 +28395,7 @@
         <w:pStyle w:val="Compact"/>
         <w:numPr>
           <w:ilvl w:val="2"/>
-          <w:numId w:val="1025"/>
+          <w:numId w:val="1024"/>
         </w:numPr>
       </w:pPr>
       <w:r>
@@ -28102,6 +28415,201 @@
           <w:rFonts w:hint="eastAsia" w:ascii="Times New Roman" w:hAnsi="Times New Roman" w:eastAsia="FangSong" w:cs="Times New Roman"/>
         </w:rPr>
         <w:t xml:space="preserve">中间体类型</w:t>
+      </w:r>
+    </w:p>
+    <w:p>
+      <w:pPr>
+        <w:pStyle w:val="Compact"/>
+        <w:numPr>
+          <w:ilvl w:val="3"/>
+          <w:numId w:val="1027"/>
+        </w:numPr>
+      </w:pPr>
+      <w:r>
+        <w:rPr>
+          <w:rFonts w:ascii="Times New Roman" w:hAnsi="Times New Roman" w:eastAsia="Times New Roman" w:cs="Times New Roman"/>
+        </w:rPr>
+        <w:t xml:space="preserve">100% </w:t>
+      </w:r>
+      <w:r>
+        <w:rPr>
+          <w:rFonts w:hint="eastAsia" w:ascii="Times New Roman" w:hAnsi="Times New Roman" w:eastAsia="FangSong" w:cs="Times New Roman"/>
+        </w:rPr>
+        <w:t xml:space="preserve">翻转</w:t>
+      </w:r>
+      <w:r>
+        <w:rPr>
+          <w:rFonts w:ascii="Times New Roman" w:hAnsi="Times New Roman" w:eastAsia="Times New Roman" w:cs="Times New Roman"/>
+        </w:rPr>
+        <w:t xml:space="preserve"> → SN2 / </w:t>
+      </w:r>
+      <w:r>
+        <w:rPr>
+          <w:rFonts w:hint="eastAsia" w:ascii="Times New Roman" w:hAnsi="Times New Roman" w:eastAsia="FangSong" w:cs="Times New Roman"/>
+        </w:rPr>
+        <w:t xml:space="preserve">协同</w:t>
+      </w:r>
+    </w:p>
+    <w:p>
+      <w:pPr>
+        <w:pStyle w:val="Compact"/>
+        <w:numPr>
+          <w:ilvl w:val="3"/>
+          <w:numId w:val="1027"/>
+        </w:numPr>
+      </w:pPr>
+      <w:r>
+        <w:rPr>
+          <w:rFonts w:hint="eastAsia" w:ascii="Times New Roman" w:hAnsi="Times New Roman" w:eastAsia="FangSong" w:cs="Times New Roman"/>
+        </w:rPr>
+        <w:t xml:space="preserve">外消旋</w:t>
+      </w:r>
+      <w:r>
+        <w:rPr>
+          <w:rFonts w:ascii="Times New Roman" w:hAnsi="Times New Roman" w:eastAsia="Times New Roman" w:cs="Times New Roman"/>
+        </w:rPr>
+        <w:t xml:space="preserve"> → </w:t>
+      </w:r>
+      <w:r>
+        <w:rPr>
+          <w:rFonts w:hint="eastAsia" w:ascii="Times New Roman" w:hAnsi="Times New Roman" w:eastAsia="FangSong" w:cs="Times New Roman"/>
+        </w:rPr>
+        <w:t>平面中间体</w:t>
+      </w:r>
+      <w:r>
+        <w:rPr>
+          <w:rFonts w:hint="eastAsia" w:ascii="Times New Roman" w:hAnsi="Times New Roman" w:eastAsia="Times New Roman" w:cs="Times New Roman"/>
+        </w:rPr>
+        <w:t>（</w:t>
+      </w:r>
+      <w:r>
+        <w:rPr>
+          <w:rFonts w:hint="eastAsia" w:ascii="Times New Roman" w:hAnsi="Times New Roman" w:eastAsia="FangSong" w:cs="Times New Roman"/>
+        </w:rPr>
+        <w:t>碳正离子</w:t>
+      </w:r>
+      <w:r>
+        <w:rPr>
+          <w:rFonts w:hint="eastAsia" w:ascii="Times New Roman" w:hAnsi="Times New Roman" w:eastAsia="Times New Roman" w:cs="Times New Roman"/>
+        </w:rPr>
+        <w:t>）</w:t>
+      </w:r>
+    </w:p>
+    <w:p>
+      <w:pPr>
+        <w:pStyle w:val="Compact"/>
+        <w:numPr>
+          <w:ilvl w:val="3"/>
+          <w:numId w:val="1027"/>
+        </w:numPr>
+      </w:pPr>
+      <w:r>
+        <w:rPr>
+          <w:rFonts w:hint="eastAsia" w:ascii="Times New Roman" w:hAnsi="Times New Roman" w:eastAsia="FangSong" w:cs="Times New Roman"/>
+        </w:rPr>
+        <w:t xml:space="preserve">保持构型</w:t>
+      </w:r>
+      <w:r>
+        <w:rPr>
+          <w:rFonts w:ascii="Times New Roman" w:hAnsi="Times New Roman" w:eastAsia="Times New Roman" w:cs="Times New Roman"/>
+        </w:rPr>
+        <w:t xml:space="preserve"> → </w:t>
+      </w:r>
+      <w:r>
+        <w:rPr>
+          <w:rFonts w:hint="eastAsia" w:ascii="Times New Roman" w:hAnsi="Times New Roman" w:eastAsia="FangSong" w:cs="Times New Roman"/>
+        </w:rPr>
+        <w:t>邻基参与</w:t>
+      </w:r>
+      <w:r>
+        <w:rPr>
+          <w:rFonts w:hint="eastAsia" w:ascii="Times New Roman" w:hAnsi="Times New Roman" w:eastAsia="Times New Roman" w:cs="Times New Roman"/>
+        </w:rPr>
+        <w:t>（</w:t>
+      </w:r>
+      <w:r>
+        <w:rPr>
+          <w:rFonts w:hint="eastAsia" w:ascii="Times New Roman" w:hAnsi="Times New Roman" w:eastAsia="FangSong" w:cs="Times New Roman"/>
+        </w:rPr>
+        <w:t>两次</w:t>
+      </w:r>
+      <w:r>
+        <w:rPr>
+          <w:rFonts w:hint="eastAsia" w:ascii="Times New Roman" w:hAnsi="Times New Roman" w:eastAsia="Times New Roman" w:cs="Times New Roman"/>
+        </w:rPr>
+        <w:t>SN2）/</w:t>
+      </w:r>
+      <w:r>
+        <w:rPr>
+          <w:rFonts w:ascii="Times New Roman" w:hAnsi="Times New Roman" w:eastAsia="Times New Roman" w:cs="Times New Roman"/>
+        </w:rPr>
+        <w:t xml:space="preserve"> </w:t>
+      </w:r>
+      <w:r>
+        <w:rPr>
+          <w:rFonts w:hint="eastAsia" w:ascii="Times New Roman" w:hAnsi="Times New Roman" w:eastAsia="FangSong" w:cs="Times New Roman"/>
+        </w:rPr>
+        <w:t xml:space="preserve">协同</w:t>
+      </w:r>
+    </w:p>
+    <w:p>
+      <w:pPr>
+        <w:pStyle w:val="Compact"/>
+        <w:numPr>
+          <w:ilvl w:val="3"/>
+          <w:numId w:val="1027"/>
+        </w:numPr>
+      </w:pPr>
+      <w:r>
+        <w:rPr>
+          <w:rFonts w:hint="eastAsia" w:ascii="Times New Roman" w:hAnsi="Times New Roman" w:eastAsia="FangSong" w:cs="Times New Roman"/>
+        </w:rPr>
+        <w:t xml:space="preserve">反式</w:t>
+      </w:r>
+      <w:r>
+        <w:rPr>
+          <w:rFonts w:ascii="Times New Roman" w:hAnsi="Times New Roman" w:eastAsia="Times New Roman" w:cs="Times New Roman"/>
+        </w:rPr>
+        <w:t xml:space="preserve"> → </w:t>
+      </w:r>
+      <w:r>
+        <w:rPr>
+          <w:rFonts w:hint="eastAsia" w:ascii="Times New Roman" w:hAnsi="Times New Roman" w:eastAsia="FangSong" w:cs="Times New Roman"/>
+        </w:rPr>
+        <w:t xml:space="preserve">鎓离子</w:t>
+      </w:r>
+      <w:r>
+        <w:rPr>
+          <w:rFonts w:ascii="Times New Roman" w:hAnsi="Times New Roman" w:eastAsia="Times New Roman" w:cs="Times New Roman"/>
+        </w:rPr>
+        <w:t xml:space="preserve"> / E2</w:t>
+      </w:r>
+    </w:p>
+    <w:p>
+      <w:pPr>
+        <w:pStyle w:val="Compact"/>
+        <w:numPr>
+          <w:ilvl w:val="2"/>
+          <w:numId w:val="1024"/>
+        </w:numPr>
+      </w:pPr>
+      <w:r>
+        <w:rPr>
+          <w:rFonts w:hint="eastAsia" w:ascii="Times New Roman" w:hAnsi="Times New Roman" w:eastAsia="FangSong" w:cs="Times New Roman"/>
+        </w:rPr>
+        <w:t xml:space="preserve">中间体捕获实验</w:t>
+      </w:r>
+      <w:r>
+        <w:rPr>
+          <w:rFonts w:ascii="Times New Roman" w:hAnsi="Times New Roman" w:eastAsia="Times New Roman" w:cs="Times New Roman"/>
+        </w:rPr>
+        <w:t xml:space="preserve"> → </w:t>
+      </w:r>
+      <w:r>
+        <w:rPr>
+          <w:rFonts w:hint="eastAsia" w:ascii="Times New Roman" w:hAnsi="Times New Roman" w:eastAsia="FangSong" w:cs="Times New Roman"/>
+        </w:rPr>
+        <w:t xml:space="preserve">判断是否有游离中间体</w:t>
       </w:r>
     </w:p>
     <w:p>
@@ -28114,42 +28622,9 @@
       </w:pPr>
       <w:r>
         <w:rPr>
-          <w:rFonts w:ascii="Times New Roman" w:hAnsi="Times New Roman" w:eastAsia="Times New Roman" w:cs="Times New Roman"/>
-        </w:rPr>
-        <w:t xml:space="preserve">100% </w:t>
-      </w:r>
-      <w:r>
-        <w:rPr>
-          <w:rFonts w:hint="eastAsia" w:ascii="Times New Roman" w:hAnsi="Times New Roman" w:eastAsia="FangSong" w:cs="Times New Roman"/>
-        </w:rPr>
-        <w:t xml:space="preserve">翻转</w:t>
-      </w:r>
-      <w:r>
-        <w:rPr>
-          <w:rFonts w:ascii="Times New Roman" w:hAnsi="Times New Roman" w:eastAsia="Times New Roman" w:cs="Times New Roman"/>
-        </w:rPr>
-        <w:t xml:space="preserve"> → SN2 / </w:t>
-      </w:r>
-      <w:r>
-        <w:rPr>
-          <w:rFonts w:hint="eastAsia" w:ascii="Times New Roman" w:hAnsi="Times New Roman" w:eastAsia="FangSong" w:cs="Times New Roman"/>
-        </w:rPr>
-        <w:t xml:space="preserve">协同</w:t>
-      </w:r>
-    </w:p>
-    <w:p>
-      <w:pPr>
-        <w:pStyle w:val="Compact"/>
-        <w:numPr>
-          <w:ilvl w:val="3"/>
-          <w:numId w:val="1028"/>
-        </w:numPr>
-      </w:pPr>
-      <w:r>
-        <w:rPr>
-          <w:rFonts w:hint="eastAsia" w:ascii="Times New Roman" w:hAnsi="Times New Roman" w:eastAsia="FangSong" w:cs="Times New Roman"/>
-        </w:rPr>
-        <w:t xml:space="preserve">外消旋</w:t>
+          <w:rFonts w:hint="eastAsia" w:ascii="Times New Roman" w:hAnsi="Times New Roman" w:eastAsia="FangSong" w:cs="Times New Roman"/>
+        </w:rPr>
+        <w:t xml:space="preserve">捕获到</w:t>
       </w:r>
       <w:r>
         <w:rPr>
@@ -28161,115 +28636,19 @@
         <w:rPr>
           <w:rFonts w:hint="eastAsia" w:ascii="Times New Roman" w:hAnsi="Times New Roman" w:eastAsia="FangSong" w:cs="Times New Roman"/>
         </w:rPr>
-        <w:t>平面中间体</w:t>
-      </w:r>
-      <w:r>
-        <w:rPr>
-          <w:rFonts w:hint="eastAsia" w:ascii="Times New Roman" w:hAnsi="Times New Roman" w:eastAsia="Times New Roman" w:cs="Times New Roman"/>
-        </w:rPr>
-        <w:t>（</w:t>
-      </w:r>
-      <w:r>
-        <w:rPr>
-          <w:rFonts w:hint="eastAsia" w:ascii="Times New Roman" w:hAnsi="Times New Roman" w:eastAsia="FangSong" w:cs="Times New Roman"/>
-        </w:rPr>
-        <w:t>碳正离子</w:t>
-      </w:r>
-      <w:r>
-        <w:rPr>
-          <w:rFonts w:hint="eastAsia" w:ascii="Times New Roman" w:hAnsi="Times New Roman" w:eastAsia="Times New Roman" w:cs="Times New Roman"/>
-        </w:rPr>
-        <w:t>）</w:t>
-      </w:r>
-    </w:p>
-    <w:p>
-      <w:pPr>
-        <w:pStyle w:val="Compact"/>
-        <w:numPr>
-          <w:ilvl w:val="3"/>
-          <w:numId w:val="1028"/>
-        </w:numPr>
-      </w:pPr>
-      <w:r>
-        <w:rPr>
-          <w:rFonts w:hint="eastAsia" w:ascii="Times New Roman" w:hAnsi="Times New Roman" w:eastAsia="FangSong" w:cs="Times New Roman"/>
-        </w:rPr>
-        <w:t xml:space="preserve">保持构型</w:t>
-      </w:r>
-      <w:r>
-        <w:rPr>
-          <w:rFonts w:ascii="Times New Roman" w:hAnsi="Times New Roman" w:eastAsia="Times New Roman" w:cs="Times New Roman"/>
-        </w:rPr>
-        <w:t xml:space="preserve"> → </w:t>
-      </w:r>
-      <w:r>
-        <w:rPr>
-          <w:rFonts w:hint="eastAsia" w:ascii="Times New Roman" w:hAnsi="Times New Roman" w:eastAsia="FangSong" w:cs="Times New Roman"/>
-        </w:rPr>
-        <w:t>邻基参与</w:t>
-      </w:r>
-      <w:r>
-        <w:rPr>
-          <w:rFonts w:hint="eastAsia" w:ascii="Times New Roman" w:hAnsi="Times New Roman" w:eastAsia="Times New Roman" w:cs="Times New Roman"/>
-        </w:rPr>
-        <w:t>（</w:t>
-      </w:r>
-      <w:r>
-        <w:rPr>
-          <w:rFonts w:hint="eastAsia" w:ascii="Times New Roman" w:hAnsi="Times New Roman" w:eastAsia="FangSong" w:cs="Times New Roman"/>
-        </w:rPr>
-        <w:t>两次</w:t>
-      </w:r>
-      <w:r>
-        <w:rPr>
-          <w:rFonts w:hint="eastAsia" w:ascii="Times New Roman" w:hAnsi="Times New Roman" w:eastAsia="Times New Roman" w:cs="Times New Roman"/>
-        </w:rPr>
-        <w:t>SN2）/</w:t>
-      </w:r>
-      <w:r>
-        <w:rPr>
-          <w:rFonts w:ascii="Times New Roman" w:hAnsi="Times New Roman" w:eastAsia="Times New Roman" w:cs="Times New Roman"/>
-        </w:rPr>
-        <w:t xml:space="preserve"> </w:t>
-      </w:r>
-      <w:r>
-        <w:rPr>
-          <w:rFonts w:hint="eastAsia" w:ascii="Times New Roman" w:hAnsi="Times New Roman" w:eastAsia="FangSong" w:cs="Times New Roman"/>
-        </w:rPr>
-        <w:t xml:space="preserve">协同</w:t>
-      </w:r>
-    </w:p>
-    <w:p>
-      <w:pPr>
-        <w:pStyle w:val="Compact"/>
-        <w:numPr>
-          <w:ilvl w:val="3"/>
-          <w:numId w:val="1028"/>
-        </w:numPr>
-      </w:pPr>
-      <w:r>
-        <w:rPr>
-          <w:rFonts w:hint="eastAsia" w:ascii="Times New Roman" w:hAnsi="Times New Roman" w:eastAsia="FangSong" w:cs="Times New Roman"/>
-        </w:rPr>
-        <w:t xml:space="preserve">反式</w:t>
-      </w:r>
-      <w:r>
-        <w:rPr>
-          <w:rFonts w:ascii="Times New Roman" w:hAnsi="Times New Roman" w:eastAsia="Times New Roman" w:cs="Times New Roman"/>
-        </w:rPr>
-        <w:t xml:space="preserve"> → </w:t>
-      </w:r>
-      <w:r>
-        <w:rPr>
-          <w:rFonts w:hint="eastAsia" w:ascii="Times New Roman" w:hAnsi="Times New Roman" w:eastAsia="FangSong" w:cs="Times New Roman"/>
-        </w:rPr>
-        <w:t xml:space="preserve">鎓离子</w:t>
-      </w:r>
-      <w:r>
-        <w:rPr>
-          <w:rFonts w:ascii="Times New Roman" w:hAnsi="Times New Roman" w:eastAsia="Times New Roman" w:cs="Times New Roman"/>
-        </w:rPr>
-        <w:t xml:space="preserve"> / E2</w:t>
+        <w:t>中间体足够稳定</w:t>
+      </w:r>
+      <w:r>
+        <w:rPr>
+          <w:rFonts w:hint="eastAsia" w:ascii="Times New Roman" w:hAnsi="Times New Roman" w:eastAsia="Times New Roman" w:cs="Times New Roman"/>
+        </w:rPr>
+        <w:t>/</w:t>
+      </w:r>
+      <w:r>
+        <w:rPr>
+          <w:rFonts w:hint="eastAsia" w:ascii="Times New Roman" w:hAnsi="Times New Roman" w:eastAsia="FangSong" w:cs="Times New Roman"/>
+        </w:rPr>
+        <w:t>长寿</w:t>
       </w:r>
     </w:p>
     <w:p>
@@ -28277,14 +28656,14 @@
         <w:pStyle w:val="Compact"/>
         <w:numPr>
           <w:ilvl w:val="2"/>
-          <w:numId w:val="1025"/>
+          <w:numId w:val="1024"/>
         </w:numPr>
       </w:pPr>
       <w:r>
         <w:rPr>
           <w:rFonts w:hint="eastAsia" w:ascii="Times New Roman" w:hAnsi="Times New Roman" w:eastAsia="FangSong" w:cs="Times New Roman"/>
         </w:rPr>
-        <w:t xml:space="preserve">中间体捕获实验</w:t>
+        <w:t xml:space="preserve">交叉实验</w:t>
       </w:r>
       <w:r>
         <w:rPr>
@@ -28296,7 +28675,19 @@
         <w:rPr>
           <w:rFonts w:hint="eastAsia" w:ascii="Times New Roman" w:hAnsi="Times New Roman" w:eastAsia="FangSong" w:cs="Times New Roman"/>
         </w:rPr>
-        <w:t xml:space="preserve">判断是否有游离中间体</w:t>
+        <w:t xml:space="preserve">分子间</w:t>
+      </w:r>
+      <w:r>
+        <w:rPr>
+          <w:rFonts w:ascii="Times New Roman" w:hAnsi="Times New Roman" w:eastAsia="Times New Roman" w:cs="Times New Roman"/>
+        </w:rPr>
+        <w:t xml:space="preserve"> vs </w:t>
+      </w:r>
+      <w:r>
+        <w:rPr>
+          <w:rFonts w:hint="eastAsia" w:ascii="Times New Roman" w:hAnsi="Times New Roman" w:eastAsia="FangSong" w:cs="Times New Roman"/>
+        </w:rPr>
+        <w:t xml:space="preserve">分子内</w:t>
       </w:r>
     </w:p>
     <w:p>
@@ -28311,7 +28702,7 @@
         <w:rPr>
           <w:rFonts w:hint="eastAsia" w:ascii="Times New Roman" w:hAnsi="Times New Roman" w:eastAsia="FangSong" w:cs="Times New Roman"/>
         </w:rPr>
-        <w:t xml:space="preserve">捕获到</w:t>
+        <w:t xml:space="preserve">交叉产物出现</w:t>
       </w:r>
       <w:r>
         <w:rPr>
@@ -28323,19 +28714,76 @@
         <w:rPr>
           <w:rFonts w:hint="eastAsia" w:ascii="Times New Roman" w:hAnsi="Times New Roman" w:eastAsia="FangSong" w:cs="Times New Roman"/>
         </w:rPr>
-        <w:t>中间体足够稳定</w:t>
-      </w:r>
-      <w:r>
-        <w:rPr>
-          <w:rFonts w:hint="eastAsia" w:ascii="Times New Roman" w:hAnsi="Times New Roman" w:eastAsia="Times New Roman" w:cs="Times New Roman"/>
-        </w:rPr>
-        <w:t>/</w:t>
-      </w:r>
-      <w:r>
-        <w:rPr>
-          <w:rFonts w:hint="eastAsia" w:ascii="Times New Roman" w:hAnsi="Times New Roman" w:eastAsia="FangSong" w:cs="Times New Roman"/>
-        </w:rPr>
-        <w:t>长寿</w:t>
+        <w:t>分子间</w:t>
+      </w:r>
+      <w:r>
+        <w:rPr>
+          <w:rFonts w:hint="eastAsia" w:ascii="Times New Roman" w:hAnsi="Times New Roman" w:eastAsia="Times New Roman" w:cs="Times New Roman"/>
+        </w:rPr>
+        <w:t>；</w:t>
+      </w:r>
+      <w:r>
+        <w:rPr>
+          <w:rFonts w:hint="eastAsia" w:ascii="Times New Roman" w:hAnsi="Times New Roman" w:eastAsia="FangSong" w:cs="Times New Roman"/>
+        </w:rPr>
+        <w:t>不出现</w:t>
+      </w:r>
+      <w:r>
+        <w:rPr>
+          <w:rFonts w:ascii="Times New Roman" w:hAnsi="Times New Roman" w:eastAsia="Times New Roman" w:cs="Times New Roman"/>
+        </w:rPr>
+        <w:t xml:space="preserve"> → </w:t>
+      </w:r>
+      <w:r>
+        <w:rPr>
+          <w:rFonts w:hint="eastAsia" w:ascii="Times New Roman" w:hAnsi="Times New Roman" w:eastAsia="FangSong" w:cs="Times New Roman"/>
+        </w:rPr>
+        <w:t xml:space="preserve">分子内</w:t>
+      </w:r>
+    </w:p>
+    <w:p>
+      <w:pPr>
+        <w:pStyle w:val="Compact"/>
+        <w:numPr>
+          <w:ilvl w:val="1"/>
+          <w:numId w:val="1022"/>
+        </w:numPr>
+      </w:pPr>
+      <w:r>
+        <w:rPr>
+          <w:rFonts w:ascii="Times New Roman" w:hAnsi="Times New Roman" w:eastAsia="Times New Roman" w:cs="Times New Roman"/>
+        </w:rPr>
+        <w:t xml:space="preserve">Step </w:t>
+      </w:r>
+      <w:r>
+        <w:rPr>
+          <w:rFonts w:hint="eastAsia" w:ascii="Times New Roman" w:hAnsi="Times New Roman" w:eastAsia="Times New Roman" w:cs="Times New Roman"/>
+        </w:rPr>
+        <w:t>3：</w:t>
+      </w:r>
+      <w:r>
+        <w:rPr>
+          <w:rFonts w:hint="eastAsia" w:ascii="Times New Roman" w:hAnsi="Times New Roman" w:eastAsia="FangSong" w:cs="Times New Roman"/>
+        </w:rPr>
+        <w:t>收敛判断</w:t>
+      </w:r>
+      <w:r>
+        <w:rPr>
+          <w:rFonts w:hint="eastAsia" w:ascii="Times New Roman" w:hAnsi="Times New Roman" w:eastAsia="Times New Roman" w:cs="Times New Roman"/>
+        </w:rPr>
+        <w:t>——</w:t>
+      </w:r>
+      <w:r>
+        <w:rPr>
+          <w:rFonts w:hint="eastAsia" w:ascii="Times New Roman" w:hAnsi="Times New Roman" w:eastAsia="FangSong" w:cs="Times New Roman"/>
+        </w:rPr>
+        <w:t>哪个机理与所有证据一致</w:t>
+      </w:r>
+      <w:r>
+        <w:rPr>
+          <w:rFonts w:hint="eastAsia" w:ascii="Times New Roman" w:hAnsi="Times New Roman" w:eastAsia="Times New Roman" w:cs="Times New Roman"/>
+        </w:rPr>
+        <w:t>？</w:t>
       </w:r>
     </w:p>
     <w:p>
@@ -28343,14 +28791,14 @@
         <w:pStyle w:val="Compact"/>
         <w:numPr>
           <w:ilvl w:val="2"/>
-          <w:numId w:val="1025"/>
+          <w:numId w:val="1030"/>
         </w:numPr>
       </w:pPr>
       <w:r>
         <w:rPr>
           <w:rFonts w:hint="eastAsia" w:ascii="Times New Roman" w:hAnsi="Times New Roman" w:eastAsia="FangSong" w:cs="Times New Roman"/>
         </w:rPr>
-        <w:t xml:space="preserve">交叉实验</w:t>
+        <w:t xml:space="preserve">无矛盾</w:t>
       </w:r>
       <w:r>
         <w:rPr>
@@ -28362,26 +28810,14 @@
         <w:rPr>
           <w:rFonts w:hint="eastAsia" w:ascii="Times New Roman" w:hAnsi="Times New Roman" w:eastAsia="FangSong" w:cs="Times New Roman"/>
         </w:rPr>
-        <w:t xml:space="preserve">分子间</w:t>
-      </w:r>
-      <w:r>
-        <w:rPr>
-          <w:rFonts w:ascii="Times New Roman" w:hAnsi="Times New Roman" w:eastAsia="Times New Roman" w:cs="Times New Roman"/>
-        </w:rPr>
-        <w:t xml:space="preserve"> vs </w:t>
-      </w:r>
-      <w:r>
-        <w:rPr>
-          <w:rFonts w:hint="eastAsia" w:ascii="Times New Roman" w:hAnsi="Times New Roman" w:eastAsia="FangSong" w:cs="Times New Roman"/>
-        </w:rPr>
-        <w:t xml:space="preserve">分子内</w:t>
+        <w:t xml:space="preserve">接受</w:t>
       </w:r>
     </w:p>
     <w:p>
       <w:pPr>
         <w:pStyle w:val="Compact"/>
         <w:numPr>
-          <w:ilvl w:val="3"/>
+          <w:ilvl w:val="2"/>
           <w:numId w:val="1030"/>
         </w:numPr>
       </w:pPr>
@@ -28389,7 +28825,7 @@
         <w:rPr>
           <w:rFonts w:hint="eastAsia" w:ascii="Times New Roman" w:hAnsi="Times New Roman" w:eastAsia="FangSong" w:cs="Times New Roman"/>
         </w:rPr>
-        <w:t xml:space="preserve">交叉产物出现</w:t>
+        <w:t xml:space="preserve">有矛盾</w:t>
       </w:r>
       <w:r>
         <w:rPr>
@@ -28401,19 +28837,22 @@
         <w:rPr>
           <w:rFonts w:hint="eastAsia" w:ascii="Times New Roman" w:hAnsi="Times New Roman" w:eastAsia="FangSong" w:cs="Times New Roman"/>
         </w:rPr>
-        <w:t>分子间</w:t>
-      </w:r>
-      <w:r>
-        <w:rPr>
-          <w:rFonts w:hint="eastAsia" w:ascii="Times New Roman" w:hAnsi="Times New Roman" w:eastAsia="Times New Roman" w:cs="Times New Roman"/>
-        </w:rPr>
-        <w:t>；</w:t>
-      </w:r>
-      <w:r>
-        <w:rPr>
-          <w:rFonts w:hint="eastAsia" w:ascii="Times New Roman" w:hAnsi="Times New Roman" w:eastAsia="FangSong" w:cs="Times New Roman"/>
-        </w:rPr>
-        <w:t>不出现</w:t>
+        <w:t xml:space="preserve">排除或修正</w:t>
+      </w:r>
+    </w:p>
+    <w:p>
+      <w:pPr>
+        <w:pStyle w:val="Compact"/>
+        <w:numPr>
+          <w:ilvl w:val="2"/>
+          <w:numId w:val="1030"/>
+        </w:numPr>
+      </w:pPr>
+      <w:r>
+        <w:rPr>
+          <w:rFonts w:hint="eastAsia" w:ascii="Times New Roman" w:hAnsi="Times New Roman" w:eastAsia="FangSong" w:cs="Times New Roman"/>
+        </w:rPr>
+        <w:t xml:space="preserve">数据表面矛盾</w:t>
       </w:r>
       <w:r>
         <w:rPr>
@@ -28425,7 +28864,25 @@
         <w:rPr>
           <w:rFonts w:hint="eastAsia" w:ascii="Times New Roman" w:hAnsi="Times New Roman" w:eastAsia="FangSong" w:cs="Times New Roman"/>
         </w:rPr>
-        <w:t xml:space="preserve">分子内</w:t>
+        <w:t>考虑多步过程</w:t>
+      </w:r>
+      <w:r>
+        <w:rPr>
+          <w:rFonts w:hint="eastAsia" w:ascii="Times New Roman" w:hAnsi="Times New Roman" w:eastAsia="Times New Roman" w:cs="Times New Roman"/>
+        </w:rPr>
+        <w:t>（</w:t>
+      </w:r>
+      <w:r>
+        <w:rPr>
+          <w:rFonts w:hint="eastAsia" w:ascii="Times New Roman" w:hAnsi="Times New Roman" w:eastAsia="FangSong" w:cs="Times New Roman"/>
+        </w:rPr>
+        <w:t>不同数据指不同步骤</w:t>
+      </w:r>
+      <w:r>
+        <w:rPr>
+          <w:rFonts w:hint="eastAsia" w:ascii="Times New Roman" w:hAnsi="Times New Roman" w:eastAsia="Times New Roman" w:cs="Times New Roman"/>
+        </w:rPr>
+        <w:t>）</w:t>
       </w:r>
     </w:p>
     <w:p>
@@ -28433,151 +28890,7 @@
         <w:pStyle w:val="Compact"/>
         <w:numPr>
           <w:ilvl w:val="1"/>
-          <w:numId w:val="1023"/>
-        </w:numPr>
-      </w:pPr>
-      <w:r>
-        <w:rPr>
-          <w:rFonts w:ascii="Times New Roman" w:hAnsi="Times New Roman" w:eastAsia="Times New Roman" w:cs="Times New Roman"/>
-        </w:rPr>
-        <w:t xml:space="preserve">Step </w:t>
-      </w:r>
-      <w:r>
-        <w:rPr>
-          <w:rFonts w:hint="eastAsia" w:ascii="Times New Roman" w:hAnsi="Times New Roman" w:eastAsia="Times New Roman" w:cs="Times New Roman"/>
-        </w:rPr>
-        <w:t>3：</w:t>
-      </w:r>
-      <w:r>
-        <w:rPr>
-          <w:rFonts w:hint="eastAsia" w:ascii="Times New Roman" w:hAnsi="Times New Roman" w:eastAsia="FangSong" w:cs="Times New Roman"/>
-        </w:rPr>
-        <w:t>收敛判断</w:t>
-      </w:r>
-      <w:r>
-        <w:rPr>
-          <w:rFonts w:hint="eastAsia" w:ascii="Times New Roman" w:hAnsi="Times New Roman" w:eastAsia="Times New Roman" w:cs="Times New Roman"/>
-        </w:rPr>
-        <w:t>——</w:t>
-      </w:r>
-      <w:r>
-        <w:rPr>
-          <w:rFonts w:hint="eastAsia" w:ascii="Times New Roman" w:hAnsi="Times New Roman" w:eastAsia="FangSong" w:cs="Times New Roman"/>
-        </w:rPr>
-        <w:t>哪个机理与所有证据一致</w:t>
-      </w:r>
-      <w:r>
-        <w:rPr>
-          <w:rFonts w:hint="eastAsia" w:ascii="Times New Roman" w:hAnsi="Times New Roman" w:eastAsia="Times New Roman" w:cs="Times New Roman"/>
-        </w:rPr>
-        <w:t>？</w:t>
-      </w:r>
-    </w:p>
-    <w:p>
-      <w:pPr>
-        <w:pStyle w:val="Compact"/>
-        <w:numPr>
-          <w:ilvl w:val="2"/>
-          <w:numId w:val="1031"/>
-        </w:numPr>
-      </w:pPr>
-      <w:r>
-        <w:rPr>
-          <w:rFonts w:hint="eastAsia" w:ascii="Times New Roman" w:hAnsi="Times New Roman" w:eastAsia="FangSong" w:cs="Times New Roman"/>
-        </w:rPr>
-        <w:t xml:space="preserve">无矛盾</w:t>
-      </w:r>
-      <w:r>
-        <w:rPr>
-          <w:rFonts w:ascii="Times New Roman" w:hAnsi="Times New Roman" w:eastAsia="Times New Roman" w:cs="Times New Roman"/>
-        </w:rPr>
-        <w:t xml:space="preserve"> → </w:t>
-      </w:r>
-      <w:r>
-        <w:rPr>
-          <w:rFonts w:hint="eastAsia" w:ascii="Times New Roman" w:hAnsi="Times New Roman" w:eastAsia="FangSong" w:cs="Times New Roman"/>
-        </w:rPr>
-        <w:t xml:space="preserve">接受</w:t>
-      </w:r>
-    </w:p>
-    <w:p>
-      <w:pPr>
-        <w:pStyle w:val="Compact"/>
-        <w:numPr>
-          <w:ilvl w:val="2"/>
-          <w:numId w:val="1031"/>
-        </w:numPr>
-      </w:pPr>
-      <w:r>
-        <w:rPr>
-          <w:rFonts w:hint="eastAsia" w:ascii="Times New Roman" w:hAnsi="Times New Roman" w:eastAsia="FangSong" w:cs="Times New Roman"/>
-        </w:rPr>
-        <w:t xml:space="preserve">有矛盾</w:t>
-      </w:r>
-      <w:r>
-        <w:rPr>
-          <w:rFonts w:ascii="Times New Roman" w:hAnsi="Times New Roman" w:eastAsia="Times New Roman" w:cs="Times New Roman"/>
-        </w:rPr>
-        <w:t xml:space="preserve"> → </w:t>
-      </w:r>
-      <w:r>
-        <w:rPr>
-          <w:rFonts w:hint="eastAsia" w:ascii="Times New Roman" w:hAnsi="Times New Roman" w:eastAsia="FangSong" w:cs="Times New Roman"/>
-        </w:rPr>
-        <w:t xml:space="preserve">排除或修正</w:t>
-      </w:r>
-    </w:p>
-    <w:p>
-      <w:pPr>
-        <w:pStyle w:val="Compact"/>
-        <w:numPr>
-          <w:ilvl w:val="2"/>
-          <w:numId w:val="1031"/>
-        </w:numPr>
-      </w:pPr>
-      <w:r>
-        <w:rPr>
-          <w:rFonts w:hint="eastAsia" w:ascii="Times New Roman" w:hAnsi="Times New Roman" w:eastAsia="FangSong" w:cs="Times New Roman"/>
-        </w:rPr>
-        <w:t xml:space="preserve">数据表面矛盾</w:t>
-      </w:r>
-      <w:r>
-        <w:rPr>
-          <w:rFonts w:ascii="Times New Roman" w:hAnsi="Times New Roman" w:eastAsia="Times New Roman" w:cs="Times New Roman"/>
-        </w:rPr>
-        <w:t xml:space="preserve"> → </w:t>
-      </w:r>
-      <w:r>
-        <w:rPr>
-          <w:rFonts w:hint="eastAsia" w:ascii="Times New Roman" w:hAnsi="Times New Roman" w:eastAsia="FangSong" w:cs="Times New Roman"/>
-        </w:rPr>
-        <w:t>考虑多步过程</w:t>
-      </w:r>
-      <w:r>
-        <w:rPr>
-          <w:rFonts w:hint="eastAsia" w:ascii="Times New Roman" w:hAnsi="Times New Roman" w:eastAsia="Times New Roman" w:cs="Times New Roman"/>
-        </w:rPr>
-        <w:t>（</w:t>
-      </w:r>
-      <w:r>
-        <w:rPr>
-          <w:rFonts w:hint="eastAsia" w:ascii="Times New Roman" w:hAnsi="Times New Roman" w:eastAsia="FangSong" w:cs="Times New Roman"/>
-        </w:rPr>
-        <w:t>不同数据指不同步骤</w:t>
-      </w:r>
-      <w:r>
-        <w:rPr>
-          <w:rFonts w:hint="eastAsia" w:ascii="Times New Roman" w:hAnsi="Times New Roman" w:eastAsia="Times New Roman" w:cs="Times New Roman"/>
-        </w:rPr>
-        <w:t>）</w:t>
-      </w:r>
-    </w:p>
-    <w:p>
-      <w:pPr>
-        <w:pStyle w:val="Compact"/>
-        <w:numPr>
-          <w:ilvl w:val="1"/>
-          <w:numId w:val="1023"/>
+          <w:numId w:val="1022"/>
         </w:numPr>
       </w:pPr>
       <w:r>
@@ -31911,7 +32224,7 @@
         <w:pStyle w:val="Compact"/>
         <w:numPr>
           <w:ilvl w:val="0"/>
-          <w:numId w:val="1032"/>
+          <w:numId w:val="1031"/>
         </w:numPr>
       </w:pPr>
       <w:r>
@@ -31944,7 +32257,7 @@
         <w:pStyle w:val="Compact"/>
         <w:numPr>
           <w:ilvl w:val="0"/>
-          <w:numId w:val="1032"/>
+          <w:numId w:val="1031"/>
         </w:numPr>
       </w:pPr>
       <w:r>
@@ -31965,7 +32278,7 @@
         <w:pStyle w:val="Compact"/>
         <w:numPr>
           <w:ilvl w:val="0"/>
-          <w:numId w:val="1032"/>
+          <w:numId w:val="1031"/>
         </w:numPr>
       </w:pPr>
       <w:r>
@@ -33969,7 +34282,7 @@
         <w:pStyle w:val="Compact"/>
         <w:numPr>
           <w:ilvl w:val="0"/>
-          <w:numId w:val="1033"/>
+          <w:numId w:val="1032"/>
         </w:numPr>
       </w:pPr>
       <w:r>
@@ -34080,7 +34393,7 @@
         <w:pStyle w:val="Compact"/>
         <w:numPr>
           <w:ilvl w:val="0"/>
-          <w:numId w:val="1033"/>
+          <w:numId w:val="1032"/>
         </w:numPr>
       </w:pPr>
       <w:r>
@@ -34173,7 +34486,7 @@
         <w:pStyle w:val="Compact"/>
         <w:numPr>
           <w:ilvl w:val="0"/>
-          <w:numId w:val="1033"/>
+          <w:numId w:val="1032"/>
         </w:numPr>
       </w:pPr>
       <w:r>
@@ -34260,7 +34573,7 @@
         <w:pStyle w:val="Compact"/>
         <w:numPr>
           <w:ilvl w:val="0"/>
-          <w:numId w:val="1033"/>
+          <w:numId w:val="1032"/>
         </w:numPr>
       </w:pPr>
       <w:r>
@@ -34329,7 +34642,7 @@
         <w:pStyle w:val="Compact"/>
         <w:numPr>
           <w:ilvl w:val="0"/>
-          <w:numId w:val="1033"/>
+          <w:numId w:val="1032"/>
         </w:numPr>
       </w:pPr>
       <w:r>
@@ -34422,7 +34735,7 @@
         <w:pStyle w:val="Compact"/>
         <w:numPr>
           <w:ilvl w:val="0"/>
-          <w:numId w:val="1033"/>
+          <w:numId w:val="1032"/>
         </w:numPr>
       </w:pPr>
       <w:r>
@@ -34479,7 +34792,7 @@
         <w:pStyle w:val="Compact"/>
         <w:numPr>
           <w:ilvl w:val="0"/>
-          <w:numId w:val="1033"/>
+          <w:numId w:val="1032"/>
         </w:numPr>
       </w:pPr>
       <w:r>
@@ -34536,7 +34849,7 @@
         <w:pStyle w:val="Compact"/>
         <w:numPr>
           <w:ilvl w:val="0"/>
-          <w:numId w:val="1033"/>
+          <w:numId w:val="1032"/>
         </w:numPr>
       </w:pPr>
       <w:r>
@@ -35049,7 +35362,34 @@
     <w:abstractNumId w:val="991"/>
   </w:num>
   <w:num w:numId="1009">
-    <w:abstractNumId w:val="991"/>
+    <w:abstractNumId w:val="99411"/>
+    <w:lvlOverride w:ilvl="0">
+      <w:startOverride w:val="1"/>
+    </w:lvlOverride>
+    <w:lvlOverride w:ilvl="1">
+      <w:startOverride w:val="1"/>
+    </w:lvlOverride>
+    <w:lvlOverride w:ilvl="2">
+      <w:startOverride w:val="1"/>
+    </w:lvlOverride>
+    <w:lvlOverride w:ilvl="3">
+      <w:startOverride w:val="1"/>
+    </w:lvlOverride>
+    <w:lvlOverride w:ilvl="4">
+      <w:startOverride w:val="1"/>
+    </w:lvlOverride>
+    <w:lvlOverride w:ilvl="5">
+      <w:startOverride w:val="1"/>
+    </w:lvlOverride>
+    <w:lvlOverride w:ilvl="6">
+      <w:startOverride w:val="1"/>
+    </w:lvlOverride>
+    <w:lvlOverride w:ilvl="7">
+      <w:startOverride w:val="1"/>
+    </w:lvlOverride>
+    <w:lvlOverride w:ilvl="8">
+      <w:startOverride w:val="1"/>
+    </w:lvlOverride>
   </w:num>
   <w:num w:numId="1010">
     <w:abstractNumId w:val="99411"/>
@@ -35082,6 +35422,9 @@
     </w:lvlOverride>
   </w:num>
   <w:num w:numId="1011">
+    <w:abstractNumId w:val="991"/>
+  </w:num>
+  <w:num w:numId="1012">
     <w:abstractNumId w:val="99411"/>
     <w:lvlOverride w:ilvl="0">
       <w:startOverride w:val="1"/>
@@ -35111,10 +35454,10 @@
       <w:startOverride w:val="1"/>
     </w:lvlOverride>
   </w:num>
-  <w:num w:numId="1012">
+  <w:num w:numId="1013">
     <w:abstractNumId w:val="991"/>
   </w:num>
-  <w:num w:numId="1013">
+  <w:num w:numId="1014">
     <w:abstractNumId w:val="99411"/>
     <w:lvlOverride w:ilvl="0">
       <w:startOverride w:val="1"/>
@@ -35143,9 +35486,6 @@
     <w:lvlOverride w:ilvl="8">
       <w:startOverride w:val="1"/>
     </w:lvlOverride>
-  </w:num>
-  <w:num w:numId="1014">
-    <w:abstractNumId w:val="991"/>
   </w:num>
   <w:num w:numId="1015">
     <w:abstractNumId w:val="99411"/>
@@ -35178,6 +35518,9 @@
     </w:lvlOverride>
   </w:num>
   <w:num w:numId="1016">
+    <w:abstractNumId w:val="991"/>
+  </w:num>
+  <w:num w:numId="1017">
     <w:abstractNumId w:val="99411"/>
     <w:lvlOverride w:ilvl="0">
       <w:startOverride w:val="1"/>
@@ -35206,9 +35549,6 @@
     <w:lvlOverride w:ilvl="8">
       <w:startOverride w:val="1"/>
     </w:lvlOverride>
-  </w:num>
-  <w:num w:numId="1017">
-    <w:abstractNumId w:val="991"/>
   </w:num>
   <w:num w:numId="1018">
     <w:abstractNumId w:val="99411"/>
@@ -35241,34 +35581,7 @@
     </w:lvlOverride>
   </w:num>
   <w:num w:numId="1019">
-    <w:abstractNumId w:val="99411"/>
-    <w:lvlOverride w:ilvl="0">
-      <w:startOverride w:val="1"/>
-    </w:lvlOverride>
-    <w:lvlOverride w:ilvl="1">
-      <w:startOverride w:val="1"/>
-    </w:lvlOverride>
-    <w:lvlOverride w:ilvl="2">
-      <w:startOverride w:val="1"/>
-    </w:lvlOverride>
-    <w:lvlOverride w:ilvl="3">
-      <w:startOverride w:val="1"/>
-    </w:lvlOverride>
-    <w:lvlOverride w:ilvl="4">
-      <w:startOverride w:val="1"/>
-    </w:lvlOverride>
-    <w:lvlOverride w:ilvl="5">
-      <w:startOverride w:val="1"/>
-    </w:lvlOverride>
-    <w:lvlOverride w:ilvl="6">
-      <w:startOverride w:val="1"/>
-    </w:lvlOverride>
-    <w:lvlOverride w:ilvl="7">
-      <w:startOverride w:val="1"/>
-    </w:lvlOverride>
-    <w:lvlOverride w:ilvl="8">
-      <w:startOverride w:val="1"/>
-    </w:lvlOverride>
+    <w:abstractNumId w:val="991"/>
   </w:num>
   <w:num w:numId="1020">
     <w:abstractNumId w:val="991"/>
@@ -35304,9 +35617,6 @@
     <w:abstractNumId w:val="991"/>
   </w:num>
   <w:num w:numId="1031">
-    <w:abstractNumId w:val="991"/>
-  </w:num>
-  <w:num w:numId="1032">
     <w:abstractNumId w:val="99731"/>
     <w:lvlOverride w:ilvl="0">
       <w:startOverride w:val="1"/>
@@ -35336,7 +35646,7 @@
       <w:startOverride w:val="1"/>
     </w:lvlOverride>
   </w:num>
-  <w:num w:numId="1033">
+  <w:num w:numId="1032">
     <w:abstractNumId w:val="991"/>
   </w:num>
 </w:numbering>

--- a/06-学生侧材料/讲义/6-有机化学/高等有机机理.docx
+++ b/06-学生侧材料/讲义/6-有机化学/高等有机机理.docx
@@ -15072,7 +15072,7 @@
               <w:rPr>
                 <w:rFonts w:ascii="Times New Roman" w:hAnsi="Times New Roman" w:eastAsia="Times New Roman" w:cs="Times New Roman"/>
               </w:rPr>
-              <w:t xml:space="preserve">❌ </w:t>
+              <w:t xml:space="preserve">✗ </w:t>
             </w:r>
             <w:r>
               <w:rPr>

--- a/06-学生侧材料/讲义/6-有机化学/高等有机机理.docx
+++ b/06-学生侧材料/讲义/6-有机化学/高等有机机理.docx
@@ -6604,7 +6604,7 @@
         <w:rPr>
           <w:rFonts w:hint="eastAsia" w:ascii="Times New Roman" w:hAnsi="Times New Roman" w:eastAsia="Times New Roman" w:cs="Times New Roman"/>
         </w:rPr>
-        <w:t>2：</w:t>
+        <w:t>2.5：</w:t>
       </w:r>
       <w:r>
         <w:rPr>
@@ -6806,7 +6806,7 @@
         <w:rPr>
           <w:rFonts w:ascii="Times New Roman" w:hAnsi="Times New Roman" w:eastAsia="Times New Roman" w:cs="Times New Roman"/>
         </w:rPr>
-        <w:t xml:space="preserve"> 1.5-2.0 </w:t>
+        <w:t xml:space="preserve"> 1.2-2.5 </w:t>
       </w:r>
       <w:r>
         <w:rPr>
@@ -7440,7 +7440,7 @@
         <w:rPr>
           <w:rFonts w:hint="eastAsia" w:ascii="Times New Roman" w:hAnsi="Times New Roman" w:eastAsia="Times New Roman" w:cs="Times New Roman"/>
         </w:rPr>
-        <w:t xml:space="preserve">2）→</w:t>
+        <w:t xml:space="preserve">2.5）→</w:t>
       </w:r>
       <w:r>
         <w:rPr>
@@ -7715,7 +7715,7 @@
         <w:rPr>
           <w:rFonts w:hint="eastAsia" w:ascii="Times New Roman" w:hAnsi="Times New Roman" w:eastAsia="Times New Roman" w:cs="Times New Roman"/>
         </w:rPr>
-        <w:t>2；</w:t>
+        <w:t>2.5；</w:t>
       </w:r>
       <w:r>
         <w:rPr>
@@ -8750,13 +8750,37 @@
         <w:rPr>
           <w:rFonts w:hint="eastAsia" w:ascii="Times New Roman" w:hAnsi="Times New Roman" w:eastAsia="Times New Roman" w:cs="Times New Roman"/>
         </w:rPr>
-        <w:t>（~0.5</w:t>
-      </w:r>
-      <w:r>
-        <w:rPr>
-          <w:rFonts w:ascii="Times New Roman" w:hAnsi="Times New Roman" w:eastAsia="Times New Roman" w:cs="Times New Roman"/>
-        </w:rPr>
-        <w:t xml:space="preserve"> </w:t>
+        <w:t>（</w:t>
+      </w:r>
+      <w:r>
+        <w:rPr>
+          <w:rFonts w:hint="eastAsia" w:ascii="Times New Roman" w:hAnsi="Times New Roman" w:eastAsia="FangSong" w:cs="Times New Roman"/>
+        </w:rPr>
+        <w:t>约</w:t>
+      </w:r>
+      <w:r>
+        <w:rPr>
+          <w:rFonts w:ascii="Times New Roman" w:hAnsi="Times New Roman" w:eastAsia="Times New Roman" w:cs="Times New Roman"/>
+        </w:rPr>
+        <w:t xml:space="preserve"> 0.25 </w:t>
+      </w:r>
+      <w:r>
+        <w:rPr>
+          <w:rFonts w:hint="eastAsia" w:ascii="Times New Roman" w:hAnsi="Times New Roman" w:eastAsia="Times New Roman" w:cs="Times New Roman"/>
+        </w:rPr>
+        <w:t>kcal/mol，</w:t>
+      </w:r>
+      <w:r>
+        <w:rPr>
+          <w:rFonts w:hint="eastAsia" w:ascii="Times New Roman" w:hAnsi="Times New Roman" w:eastAsia="FangSong" w:cs="Times New Roman"/>
+        </w:rPr>
+        <w:t>换算约</w:t>
+      </w:r>
+      <w:r>
+        <w:rPr>
+          <w:rFonts w:ascii="Times New Roman" w:hAnsi="Times New Roman" w:eastAsia="Times New Roman" w:cs="Times New Roman"/>
+        </w:rPr>
+        <w:t xml:space="preserve"> 1 </w:t>
       </w:r>
       <w:r>
         <w:rPr>
@@ -9328,7 +9352,7 @@
         <w:rPr>
           <w:rFonts w:hint="eastAsia" w:ascii="Times New Roman" w:hAnsi="Times New Roman" w:eastAsia="FangSong" w:cs="Times New Roman"/>
         </w:rPr>
-        <w:t>配体的电负性越大</w:t>
+        <w:t>配体电负性越大</w:t>
       </w:r>
       <w:r>
         <w:rPr>
@@ -9362,19 +9386,51 @@
           <w:b/>
           <w:bCs/>
         </w:rPr>
-        <w:t xml:space="preserve">成分越多</w:t>
-      </w:r>
-      <w:r>
-        <w:rPr>
-          <w:rFonts w:hint="eastAsia" w:ascii="Times New Roman" w:hAnsi="Times New Roman" w:eastAsia="Times New Roman" w:cs="Times New Roman"/>
-        </w:rPr>
-        <w:t>——</w:t>
-      </w:r>
-      <w:r>
-        <w:rPr>
-          <w:rFonts w:hint="eastAsia" w:ascii="Times New Roman" w:hAnsi="Times New Roman" w:eastAsia="FangSong" w:cs="Times New Roman"/>
-        </w:rPr>
-        <w:t>因为</w:t>
+        <w:t>成分越少</w:t>
+      </w:r>
+      <w:r>
+        <w:rPr>
+          <w:rFonts w:hint="eastAsia" w:ascii="Times New Roman" w:hAnsi="Times New Roman" w:eastAsia="Times New Roman" w:cs="Times New Roman"/>
+          <w:b/>
+          <w:bCs/>
+        </w:rPr>
+        <w:t>（p</w:t>
+      </w:r>
+      <w:r>
+        <w:rPr>
+          <w:rFonts w:ascii="Times New Roman" w:hAnsi="Times New Roman" w:eastAsia="Times New Roman" w:cs="Times New Roman"/>
+          <w:b/>
+          <w:bCs/>
+        </w:rPr>
+        <w:t xml:space="preserve"> </w:t>
+      </w:r>
+      <w:r>
+        <w:rPr>
+          <w:rFonts w:hint="eastAsia" w:ascii="Times New Roman" w:hAnsi="Times New Roman" w:eastAsia="FangSong" w:cs="Times New Roman"/>
+          <w:b/>
+          <w:bCs/>
+        </w:rPr>
+        <w:t>成分越多</w:t>
+      </w:r>
+      <w:r>
+        <w:rPr>
+          <w:rFonts w:hint="eastAsia" w:ascii="Times New Roman" w:hAnsi="Times New Roman" w:eastAsia="Times New Roman" w:cs="Times New Roman"/>
+          <w:b/>
+          <w:bCs/>
+        </w:rPr>
+        <w:t>）</w:t>
+      </w:r>
+      <w:r>
+        <w:rPr>
+          <w:rFonts w:hint="eastAsia" w:ascii="Times New Roman" w:hAnsi="Times New Roman" w:eastAsia="Times New Roman" w:cs="Times New Roman"/>
+        </w:rPr>
+        <w:t>；</w:t>
+      </w:r>
+      <w:r>
+        <w:rPr>
+          <w:rFonts w:hint="eastAsia" w:ascii="Times New Roman" w:hAnsi="Times New Roman" w:eastAsia="FangSong" w:cs="Times New Roman"/>
+        </w:rPr>
+        <w:t>省下来的</w:t>
       </w:r>
       <w:r>
         <w:rPr>
@@ -9386,7 +9442,77 @@
         <w:rPr>
           <w:rFonts w:hint="eastAsia" w:ascii="Times New Roman" w:hAnsi="Times New Roman" w:eastAsia="FangSong" w:cs="Times New Roman"/>
         </w:rPr>
-        <w:t>轨道能量更低</w:t>
+        <w:t xml:space="preserve">成分则集中指向</w:t>
+      </w:r>
+      <w:r>
+        <w:rPr>
+          <w:rFonts w:hint="eastAsia" w:ascii="Times New Roman" w:hAnsi="Times New Roman" w:eastAsia="FangSong" w:cs="Times New Roman"/>
+          <w:b/>
+          <w:bCs/>
+        </w:rPr>
+        <w:t xml:space="preserve">电正性的配体</w:t>
+      </w:r>
+      <w:r>
+        <w:rPr>
+          <w:rFonts w:hint="eastAsia" w:ascii="Times New Roman" w:hAnsi="Times New Roman" w:eastAsia="Times New Roman" w:cs="Times New Roman"/>
+        </w:rPr>
+        <w:t>（H、</w:t>
+      </w:r>
+      <w:r>
+        <w:rPr>
+          <w:rFonts w:hint="eastAsia" w:ascii="Times New Roman" w:hAnsi="Times New Roman" w:eastAsia="FangSong" w:cs="Times New Roman"/>
+        </w:rPr>
+        <w:t>烷基等</w:t>
+      </w:r>
+      <w:r>
+        <w:rPr>
+          <w:rFonts w:hint="eastAsia" w:ascii="Times New Roman" w:hAnsi="Times New Roman" w:eastAsia="Times New Roman" w:cs="Times New Roman"/>
+        </w:rPr>
+        <w:t>）。</w:t>
+      </w:r>
+      <w:r>
+        <w:rPr>
+          <w:rFonts w:ascii="Times New Roman" w:hAnsi="Times New Roman" w:eastAsia="Times New Roman" w:cs="Times New Roman"/>
+        </w:rPr>
+        <w:t xml:space="preserve"> </w:t>
+      </w:r>
+      <w:r>
+        <w:rPr>
+          <w:rFonts w:hint="eastAsia" w:ascii="Times New Roman" w:hAnsi="Times New Roman" w:eastAsia="FangSong" w:cs="Times New Roman"/>
+          <w:b/>
+          <w:bCs/>
+        </w:rPr>
+        <w:t xml:space="preserve">物理原因</w:t>
+      </w:r>
+      <w:r>
+        <w:rPr>
+          <w:rFonts w:hint="eastAsia" w:ascii="Times New Roman" w:hAnsi="Times New Roman" w:eastAsia="Times New Roman" w:cs="Times New Roman"/>
+        </w:rPr>
+        <w:t xml:space="preserve">：s</w:t>
+      </w:r>
+      <w:r>
+        <w:rPr>
+          <w:rFonts w:ascii="Times New Roman" w:hAnsi="Times New Roman" w:eastAsia="Times New Roman" w:cs="Times New Roman"/>
+        </w:rPr>
+        <w:t xml:space="preserve"> </w:t>
+      </w:r>
+      <w:r>
+        <w:rPr>
+          <w:rFonts w:hint="eastAsia" w:ascii="Times New Roman" w:hAnsi="Times New Roman" w:eastAsia="FangSong" w:cs="Times New Roman"/>
+        </w:rPr>
+        <w:t>轨道能量低</w:t>
+      </w:r>
+      <w:r>
+        <w:rPr>
+          <w:rFonts w:hint="eastAsia" w:ascii="Times New Roman" w:hAnsi="Times New Roman" w:eastAsia="Times New Roman" w:cs="Times New Roman"/>
+        </w:rPr>
+        <w:t>、</w:t>
+      </w:r>
+      <w:r>
+        <w:rPr>
+          <w:rFonts w:hint="eastAsia" w:ascii="Times New Roman" w:hAnsi="Times New Roman" w:eastAsia="FangSong" w:cs="Times New Roman"/>
+        </w:rPr>
+        <w:t>更贴近原子核</w:t>
       </w:r>
       <w:r>
         <w:rPr>
@@ -9398,7 +9524,115 @@
         <w:rPr>
           <w:rFonts w:hint="eastAsia" w:ascii="Times New Roman" w:hAnsi="Times New Roman" w:eastAsia="FangSong" w:cs="Times New Roman"/>
         </w:rPr>
-        <w:t>能更有效地稳定负电荷</w:t>
+        <w:t>把</w:t>
+      </w:r>
+      <w:r>
+        <w:rPr>
+          <w:rFonts w:ascii="Times New Roman" w:hAnsi="Times New Roman" w:eastAsia="Times New Roman" w:cs="Times New Roman"/>
+        </w:rPr>
+        <w:t xml:space="preserve"> s </w:t>
+      </w:r>
+      <w:r>
+        <w:rPr>
+          <w:rFonts w:hint="eastAsia" w:ascii="Times New Roman" w:hAnsi="Times New Roman" w:eastAsia="FangSong" w:cs="Times New Roman"/>
+        </w:rPr>
+        <w:t>成分投向电正性</w:t>
+      </w:r>
+      <w:r>
+        <w:rPr>
+          <w:rFonts w:hint="eastAsia" w:ascii="Times New Roman" w:hAnsi="Times New Roman" w:eastAsia="Times New Roman" w:cs="Times New Roman"/>
+        </w:rPr>
+        <w:t>（</w:t>
+      </w:r>
+      <w:r>
+        <w:rPr>
+          <w:rFonts w:hint="eastAsia" w:ascii="Times New Roman" w:hAnsi="Times New Roman" w:eastAsia="FangSong" w:cs="Times New Roman"/>
+        </w:rPr>
+        <w:t>对成键电子争夺弱</w:t>
+      </w:r>
+      <w:r>
+        <w:rPr>
+          <w:rFonts w:hint="eastAsia" w:ascii="Times New Roman" w:hAnsi="Times New Roman" w:eastAsia="Times New Roman" w:cs="Times New Roman"/>
+        </w:rPr>
+        <w:t>）</w:t>
+      </w:r>
+      <w:r>
+        <w:rPr>
+          <w:rFonts w:hint="eastAsia" w:ascii="Times New Roman" w:hAnsi="Times New Roman" w:eastAsia="FangSong" w:cs="Times New Roman"/>
+        </w:rPr>
+        <w:t>的配体一侧</w:t>
+      </w:r>
+      <w:r>
+        <w:rPr>
+          <w:rFonts w:hint="eastAsia" w:ascii="Times New Roman" w:hAnsi="Times New Roman" w:eastAsia="Times New Roman" w:cs="Times New Roman"/>
+        </w:rPr>
+        <w:t>，</w:t>
+      </w:r>
+      <w:r>
+        <w:rPr>
+          <w:rFonts w:hint="eastAsia" w:ascii="Times New Roman" w:hAnsi="Times New Roman" w:eastAsia="FangSong" w:cs="Times New Roman"/>
+        </w:rPr>
+        <w:t>体系能量最低</w:t>
+      </w:r>
+      <w:r>
+        <w:rPr>
+          <w:rFonts w:hint="eastAsia" w:ascii="Times New Roman" w:hAnsi="Times New Roman" w:eastAsia="Times New Roman" w:cs="Times New Roman"/>
+        </w:rPr>
+        <w:t>；</w:t>
+      </w:r>
+      <w:r>
+        <w:rPr>
+          <w:rFonts w:hint="eastAsia" w:ascii="Times New Roman" w:hAnsi="Times New Roman" w:eastAsia="FangSong" w:cs="Times New Roman"/>
+        </w:rPr>
+        <w:t>电负性大的配体把电子对拉向自己</w:t>
+      </w:r>
+      <w:r>
+        <w:rPr>
+          <w:rFonts w:hint="eastAsia" w:ascii="Times New Roman" w:hAnsi="Times New Roman" w:eastAsia="Times New Roman" w:cs="Times New Roman"/>
+        </w:rPr>
+        <w:t>，</w:t>
+      </w:r>
+      <w:r>
+        <w:rPr>
+          <w:rFonts w:hint="eastAsia" w:ascii="Times New Roman" w:hAnsi="Times New Roman" w:eastAsia="FangSong" w:cs="Times New Roman"/>
+        </w:rPr>
+        <w:t>中心原子只需</w:t>
+      </w:r>
+      <w:r>
+        <w:rPr>
+          <w:rFonts w:hint="eastAsia" w:ascii="Times New Roman" w:hAnsi="Times New Roman" w:eastAsia="Times New Roman" w:cs="Times New Roman"/>
+        </w:rPr>
+        <w:t>”</w:t>
+      </w:r>
+      <w:r>
+        <w:rPr>
+          <w:rFonts w:hint="eastAsia" w:ascii="Times New Roman" w:hAnsi="Times New Roman" w:eastAsia="FangSong" w:cs="Times New Roman"/>
+        </w:rPr>
+        <w:t>便宜</w:t>
+      </w:r>
+      <w:r>
+        <w:rPr>
+          <w:rFonts w:hint="eastAsia" w:ascii="Times New Roman" w:hAnsi="Times New Roman" w:eastAsia="Times New Roman" w:cs="Times New Roman"/>
+        </w:rPr>
+        <w:t>”</w:t>
+      </w:r>
+      <w:r>
+        <w:rPr>
+          <w:rFonts w:hint="eastAsia" w:ascii="Times New Roman" w:hAnsi="Times New Roman" w:eastAsia="FangSong" w:cs="Times New Roman"/>
+        </w:rPr>
+        <w:t>的</w:t>
+      </w:r>
+      <w:r>
+        <w:rPr>
+          <w:rFonts w:ascii="Times New Roman" w:hAnsi="Times New Roman" w:eastAsia="Times New Roman" w:cs="Times New Roman"/>
+        </w:rPr>
+        <w:t xml:space="preserve"> p </w:t>
+      </w:r>
+      <w:r>
+        <w:rPr>
+          <w:rFonts w:hint="eastAsia" w:ascii="Times New Roman" w:hAnsi="Times New Roman" w:eastAsia="FangSong" w:cs="Times New Roman"/>
+        </w:rPr>
+        <w:t>成分去成键即可</w:t>
       </w:r>
       <w:r>
         <w:rPr>
@@ -9435,11 +9669,27 @@
         <w:rPr>
           <w:rFonts w:ascii="Times New Roman" w:hAnsi="Times New Roman" w:eastAsia="Times New Roman" w:cs="Times New Roman"/>
         </w:rPr>
-        <w:t>- C-F</w:t>
-      </w:r>
-      <w:r>
-        <w:rPr>
-          <w:rFonts w:ascii="Times New Roman" w:hAnsi="Times New Roman" w:eastAsia="Times New Roman" w:cs="Times New Roman"/>
+        <w:t xml:space="preserve">-</w:t>
+      </w:r>
+      <w:r>
+        <w:rPr>
+          <w:rFonts w:ascii="Times New Roman" w:hAnsi="Times New Roman" w:eastAsia="Times New Roman" w:cs="Times New Roman"/>
+        </w:rPr>
+        <w:t xml:space="preserve"> </w:t>
+      </w:r>
+      <w:r>
+        <w:rPr>
+          <w:rFonts w:ascii="Times New Roman" w:hAnsi="Times New Roman" w:eastAsia="Times New Roman" w:cs="Times New Roman"/>
+          <w:b/>
+          <w:bCs/>
+        </w:rPr>
+        <w:t>CF</w:t>
+      </w:r>
+      <w:r>
+        <w:rPr>
+          <w:rFonts w:ascii="Times New Roman" w:hAnsi="Times New Roman" w:eastAsia="Times New Roman" w:cs="Times New Roman"/>
+          <w:b/>
+          <w:bCs/>
           <w:vertAlign w:val="subscript"/>
         </w:rPr>
         <w:t>4</w:t>
@@ -9447,14 +9697,271 @@
       <w:r>
         <w:rPr>
           <w:rFonts w:ascii="Times New Roman" w:hAnsi="Times New Roman" w:eastAsia="Times New Roman" w:cs="Times New Roman"/>
-        </w:rPr>
-        <w:t xml:space="preserve"> </w:t>
-      </w:r>
-      <w:r>
-        <w:rPr>
-          <w:rFonts w:hint="eastAsia" w:ascii="Times New Roman" w:hAnsi="Times New Roman" w:eastAsia="FangSong" w:cs="Times New Roman"/>
-        </w:rPr>
-        <w:t xml:space="preserve">中</w:t>
+          <w:b/>
+          <w:bCs/>
+        </w:rPr>
+        <w:t xml:space="preserve"> </w:t>
+      </w:r>
+      <w:r>
+        <w:rPr>
+          <w:rFonts w:hint="eastAsia" w:ascii="Times New Roman" w:hAnsi="Times New Roman" w:eastAsia="FangSong" w:cs="Times New Roman"/>
+          <w:b/>
+          <w:bCs/>
+        </w:rPr>
+        <w:t xml:space="preserve">中四个配体同为</w:t>
+      </w:r>
+      <w:r>
+        <w:rPr>
+          <w:rFonts w:ascii="Times New Roman" w:hAnsi="Times New Roman" w:eastAsia="Times New Roman" w:cs="Times New Roman"/>
+          <w:b/>
+          <w:bCs/>
+        </w:rPr>
+        <w:t xml:space="preserve"> F</w:t>
+      </w:r>
+      <w:r>
+        <w:rPr>
+          <w:rFonts w:hint="eastAsia" w:ascii="Times New Roman" w:hAnsi="Times New Roman" w:eastAsia="Times New Roman" w:cs="Times New Roman"/>
+        </w:rPr>
+        <w:t>，</w:t>
+      </w:r>
+      <w:r>
+        <w:rPr>
+          <w:rFonts w:hint="eastAsia" w:ascii="Times New Roman" w:hAnsi="Times New Roman" w:eastAsia="FangSong" w:cs="Times New Roman"/>
+        </w:rPr>
+        <w:t>电负性相同就无从</w:t>
+      </w:r>
+      <w:r>
+        <w:rPr>
+          <w:rFonts w:hint="eastAsia" w:ascii="Times New Roman" w:hAnsi="Times New Roman" w:eastAsia="Times New Roman" w:cs="Times New Roman"/>
+        </w:rPr>
+        <w:t>”</w:t>
+      </w:r>
+      <w:r>
+        <w:rPr>
+          <w:rFonts w:hint="eastAsia" w:ascii="Times New Roman" w:hAnsi="Times New Roman" w:eastAsia="FangSong" w:cs="Times New Roman"/>
+        </w:rPr>
+        <w:t>偏心分配</w:t>
+      </w:r>
+      <w:r>
+        <w:rPr>
+          <w:rFonts w:hint="eastAsia" w:ascii="Times New Roman" w:hAnsi="Times New Roman" w:eastAsia="Times New Roman" w:cs="Times New Roman"/>
+        </w:rPr>
+        <w:t>”，C</w:t>
+      </w:r>
+      <w:r>
+        <w:rPr>
+          <w:rFonts w:ascii="Times New Roman" w:hAnsi="Times New Roman" w:eastAsia="Times New Roman" w:cs="Times New Roman"/>
+        </w:rPr>
+        <w:t xml:space="preserve"> </w:t>
+      </w:r>
+      <w:r>
+        <w:rPr>
+          <w:rFonts w:hint="eastAsia" w:ascii="Times New Roman" w:hAnsi="Times New Roman" w:eastAsia="FangSong" w:cs="Times New Roman"/>
+        </w:rPr>
+        <w:t xml:space="preserve">仍近似等性</w:t>
+      </w:r>
+      <w:r>
+        <w:rPr>
+          <w:rFonts w:ascii="Times New Roman" w:hAnsi="Times New Roman" w:eastAsia="Times New Roman" w:cs="Times New Roman"/>
+        </w:rPr>
+        <w:t xml:space="preserve"> </w:t>
+      </w:r>
+      <w:r>
+        <w:rPr>
+          <w:rFonts w:hint="eastAsia" w:ascii="Times New Roman" w:hAnsi="Times New Roman" w:eastAsia="Times New Roman" w:cs="Times New Roman"/>
+        </w:rPr>
+        <w:t>sp</w:t>
+      </w:r>
+      <w:r>
+        <w:rPr>
+          <w:rFonts w:hint="eastAsia" w:ascii="Times New Roman" w:hAnsi="Times New Roman" w:eastAsia="Times New Roman" w:cs="Times New Roman"/>
+          <w:vertAlign w:val="superscript"/>
+        </w:rPr>
+        <w:t>3</w:t>
+      </w:r>
+      <w:r>
+        <w:rPr>
+          <w:rFonts w:hint="eastAsia" w:ascii="Times New Roman" w:hAnsi="Times New Roman" w:eastAsia="Times New Roman" w:cs="Times New Roman"/>
+        </w:rPr>
+        <w:t>（s</w:t>
+      </w:r>
+      <w:r>
+        <w:rPr>
+          <w:rFonts w:ascii="Times New Roman" w:hAnsi="Times New Roman" w:eastAsia="Times New Roman" w:cs="Times New Roman"/>
+        </w:rPr>
+        <w:t xml:space="preserve"> = </w:t>
+      </w:r>
+      <w:r>
+        <w:rPr>
+          <w:rFonts w:hint="eastAsia" w:ascii="Times New Roman" w:hAnsi="Times New Roman" w:eastAsia="Times New Roman" w:cs="Times New Roman"/>
+        </w:rPr>
+        <w:t>25%，</w:t>
+      </w:r>
+      <w:r>
+        <w:rPr>
+          <w:rFonts w:hint="eastAsia" w:ascii="Times New Roman" w:hAnsi="Times New Roman" w:eastAsia="FangSong" w:cs="Times New Roman"/>
+        </w:rPr>
+        <w:t>键角</w:t>
+      </w:r>
+      <w:r>
+        <w:rPr>
+          <w:rFonts w:ascii="Times New Roman" w:hAnsi="Times New Roman" w:eastAsia="Times New Roman" w:cs="Times New Roman"/>
+        </w:rPr>
+        <w:t xml:space="preserve"> </w:t>
+      </w:r>
+      <w:r>
+        <w:rPr>
+          <w:rFonts w:hint="eastAsia" w:ascii="Times New Roman" w:hAnsi="Times New Roman" w:eastAsia="Times New Roman" w:cs="Times New Roman"/>
+        </w:rPr>
+        <w:t xml:space="preserve">109.5°）——Bent</w:t>
+      </w:r>
+      <w:r>
+        <w:rPr>
+          <w:rFonts w:ascii="Times New Roman" w:hAnsi="Times New Roman" w:eastAsia="Times New Roman" w:cs="Times New Roman"/>
+        </w:rPr>
+        <w:t xml:space="preserve"> </w:t>
+      </w:r>
+      <w:r>
+        <w:rPr>
+          <w:rFonts w:hint="eastAsia" w:ascii="Times New Roman" w:hAnsi="Times New Roman" w:eastAsia="FangSong" w:cs="Times New Roman"/>
+        </w:rPr>
+        <w:t xml:space="preserve">规则的不对称分配</w:t>
+      </w:r>
+      <w:r>
+        <w:rPr>
+          <w:rFonts w:hint="eastAsia" w:ascii="Times New Roman" w:hAnsi="Times New Roman" w:eastAsia="FangSong" w:cs="Times New Roman"/>
+          <w:b/>
+          <w:bCs/>
+        </w:rPr>
+        <w:t xml:space="preserve">只在配体电负性不同时才显现</w:t>
+      </w:r>
+      <w:r>
+        <w:rPr>
+          <w:rFonts w:ascii="Times New Roman" w:hAnsi="Times New Roman" w:eastAsia="Times New Roman" w:cs="Times New Roman"/>
+        </w:rPr>
+        <w:t xml:space="preserve">。</w:t>
+      </w:r>
+      <w:r>
+        <w:rPr>
+          <w:rFonts w:ascii="Times New Roman" w:hAnsi="Times New Roman" w:eastAsia="Times New Roman" w:cs="Times New Roman"/>
+        </w:rPr>
+        <w:t xml:space="preserve"> </w:t>
+      </w:r>
+      <w:r>
+        <w:rPr>
+          <w:rFonts w:ascii="Times New Roman" w:hAnsi="Times New Roman" w:eastAsia="Times New Roman" w:cs="Times New Roman"/>
+        </w:rPr>
+        <w:t xml:space="preserve">- </w:t>
+      </w:r>
+      <w:r>
+        <w:rPr>
+          <w:rFonts w:hint="eastAsia" w:ascii="Times New Roman" w:hAnsi="Times New Roman" w:eastAsia="FangSong" w:cs="Times New Roman"/>
+        </w:rPr>
+        <w:t>正确表述</w:t>
+      </w:r>
+      <w:r>
+        <w:rPr>
+          <w:rFonts w:hint="eastAsia" w:ascii="Times New Roman" w:hAnsi="Times New Roman" w:eastAsia="Times New Roman" w:cs="Times New Roman"/>
+        </w:rPr>
+        <w:t>：</w:t>
+      </w:r>
+      <w:r>
+        <w:rPr>
+          <w:rFonts w:ascii="Times New Roman" w:hAnsi="Times New Roman" w:eastAsia="Times New Roman" w:cs="Times New Roman"/>
+          <w:b/>
+          <w:bCs/>
+        </w:rPr>
+        <w:t xml:space="preserve">C–F </w:t>
+      </w:r>
+      <w:r>
+        <w:rPr>
+          <w:rFonts w:hint="eastAsia" w:ascii="Times New Roman" w:hAnsi="Times New Roman" w:eastAsia="FangSong" w:cs="Times New Roman"/>
+          <w:b/>
+          <w:bCs/>
+        </w:rPr>
+        <w:t xml:space="preserve">键用掉的</w:t>
+      </w:r>
+      <w:r>
+        <w:rPr>
+          <w:rFonts w:ascii="Times New Roman" w:hAnsi="Times New Roman" w:eastAsia="Times New Roman" w:cs="Times New Roman"/>
+          <w:b/>
+          <w:bCs/>
+        </w:rPr>
+        <w:t xml:space="preserve"> p </w:t>
+      </w:r>
+      <w:r>
+        <w:rPr>
+          <w:rFonts w:hint="eastAsia" w:ascii="Times New Roman" w:hAnsi="Times New Roman" w:eastAsia="FangSong" w:cs="Times New Roman"/>
+          <w:b/>
+          <w:bCs/>
+        </w:rPr>
+        <w:t>成分越多</w:t>
+      </w:r>
+      <w:r>
+        <w:rPr>
+          <w:rFonts w:hint="eastAsia" w:ascii="Times New Roman" w:hAnsi="Times New Roman" w:eastAsia="Times New Roman" w:cs="Times New Roman"/>
+          <w:b/>
+          <w:bCs/>
+        </w:rPr>
+        <w:t>，</w:t>
+      </w:r>
+      <w:r>
+        <w:rPr>
+          <w:rFonts w:hint="eastAsia" w:ascii="Times New Roman" w:hAnsi="Times New Roman" w:eastAsia="FangSong" w:cs="Times New Roman"/>
+          <w:b/>
+          <w:bCs/>
+        </w:rPr>
+        <w:t>省下的</w:t>
+      </w:r>
+      <w:r>
+        <w:rPr>
+          <w:rFonts w:ascii="Times New Roman" w:hAnsi="Times New Roman" w:eastAsia="Times New Roman" w:cs="Times New Roman"/>
+          <w:b/>
+          <w:bCs/>
+        </w:rPr>
+        <w:t xml:space="preserve"> s </w:t>
+      </w:r>
+      <w:r>
+        <w:rPr>
+          <w:rFonts w:hint="eastAsia" w:ascii="Times New Roman" w:hAnsi="Times New Roman" w:eastAsia="FangSong" w:cs="Times New Roman"/>
+          <w:b/>
+          <w:bCs/>
+        </w:rPr>
+        <w:t xml:space="preserve">成分就越多地挤进</w:t>
+      </w:r>
+      <w:r>
+        <w:rPr>
+          <w:rFonts w:ascii="Times New Roman" w:hAnsi="Times New Roman" w:eastAsia="Times New Roman" w:cs="Times New Roman"/>
+          <w:b/>
+          <w:bCs/>
+        </w:rPr>
+        <w:t xml:space="preserve"> C–H </w:t>
+      </w:r>
+      <w:r>
+        <w:rPr>
+          <w:rFonts w:hint="eastAsia" w:ascii="Times New Roman" w:hAnsi="Times New Roman" w:eastAsia="FangSong" w:cs="Times New Roman"/>
+          <w:b/>
+          <w:bCs/>
+        </w:rPr>
+        <w:t xml:space="preserve">键</w:t>
+      </w:r>
+      <w:r>
+        <w:rPr>
+          <w:rFonts w:ascii="Times New Roman" w:hAnsi="Times New Roman" w:eastAsia="Times New Roman" w:cs="Times New Roman"/>
+        </w:rPr>
+        <w:t xml:space="preserve"> </w:t>
+      </w:r>
+      <w:r>
+        <w:rPr>
+          <w:rFonts w:ascii="Times New Roman" w:hAnsi="Times New Roman" w:eastAsia="Times New Roman" w:cs="Times New Roman"/>
+        </w:rPr>
+        <w:t xml:space="preserve">→ </w:t>
+      </w:r>
+      <w:r>
+        <w:rPr>
+          <w:rFonts w:hint="eastAsia" w:ascii="Times New Roman" w:hAnsi="Times New Roman" w:eastAsia="FangSong" w:cs="Times New Roman"/>
+        </w:rPr>
+        <w:t xml:space="preserve">同一碳上</w:t>
       </w:r>
       <w:r>
         <w:rPr>
@@ -9466,30 +9973,79 @@
         <w:rPr>
           <w:rFonts w:hint="eastAsia" w:ascii="Times New Roman" w:hAnsi="Times New Roman" w:eastAsia="FangSong" w:cs="Times New Roman"/>
         </w:rPr>
-        <w:t xml:space="preserve">的电负性</w:t>
-      </w:r>
-      <w:r>
-        <w:rPr>
-          <w:rFonts w:ascii="Times New Roman" w:hAnsi="Times New Roman" w:eastAsia="Times New Roman" w:cs="Times New Roman"/>
-        </w:rPr>
-        <w:t xml:space="preserve"> &gt; C → C </w:t>
-      </w:r>
-      <w:r>
-        <w:rPr>
-          <w:rFonts w:hint="eastAsia" w:ascii="Times New Roman" w:hAnsi="Times New Roman" w:eastAsia="FangSong" w:cs="Times New Roman"/>
-        </w:rPr>
-        <w:t xml:space="preserve">用</w:t>
-      </w:r>
-      <w:r>
-        <w:rPr>
-          <w:rFonts w:ascii="Times New Roman" w:hAnsi="Times New Roman" w:eastAsia="Times New Roman" w:cs="Times New Roman"/>
-        </w:rPr>
-        <w:t xml:space="preserve"> sp</w:t>
-      </w:r>
-      <w:r>
-        <w:rPr>
-          <w:rFonts w:ascii="Times New Roman" w:hAnsi="Times New Roman" w:eastAsia="Times New Roman" w:cs="Times New Roman"/>
-          <w:vertAlign w:val="superscript"/>
+        <w:t>数目越多</w:t>
+      </w:r>
+      <w:r>
+        <w:rPr>
+          <w:rFonts w:hint="eastAsia" w:ascii="Times New Roman" w:hAnsi="Times New Roman" w:eastAsia="Times New Roman" w:cs="Times New Roman"/>
+        </w:rPr>
+        <w:t>，C–H</w:t>
+      </w:r>
+      <w:r>
+        <w:rPr>
+          <w:rFonts w:ascii="Times New Roman" w:hAnsi="Times New Roman" w:eastAsia="Times New Roman" w:cs="Times New Roman"/>
+        </w:rPr>
+        <w:t xml:space="preserve"> </w:t>
+      </w:r>
+      <w:r>
+        <w:rPr>
+          <w:rFonts w:hint="eastAsia" w:ascii="Times New Roman" w:hAnsi="Times New Roman" w:eastAsia="FangSong" w:cs="Times New Roman"/>
+        </w:rPr>
+        <w:t xml:space="preserve">键的</w:t>
+      </w:r>
+      <w:r>
+        <w:rPr>
+          <w:rFonts w:ascii="Times New Roman" w:hAnsi="Times New Roman" w:eastAsia="Times New Roman" w:cs="Times New Roman"/>
+        </w:rPr>
+        <w:t xml:space="preserve"> s </w:t>
+      </w:r>
+      <w:r>
+        <w:rPr>
+          <w:rFonts w:hint="eastAsia" w:ascii="Times New Roman" w:hAnsi="Times New Roman" w:eastAsia="FangSong" w:cs="Times New Roman"/>
+        </w:rPr>
+        <w:t>成分越大</w:t>
+      </w:r>
+      <w:r>
+        <w:rPr>
+          <w:rFonts w:hint="eastAsia" w:ascii="Times New Roman" w:hAnsi="Times New Roman" w:eastAsia="Times New Roman" w:cs="Times New Roman"/>
+        </w:rPr>
+        <w:t>、H–C–H</w:t>
+      </w:r>
+      <w:r>
+        <w:rPr>
+          <w:rFonts w:ascii="Times New Roman" w:hAnsi="Times New Roman" w:eastAsia="Times New Roman" w:cs="Times New Roman"/>
+        </w:rPr>
+        <w:t xml:space="preserve"> </w:t>
+      </w:r>
+      <w:r>
+        <w:rPr>
+          <w:rFonts w:hint="eastAsia" w:ascii="Times New Roman" w:hAnsi="Times New Roman" w:eastAsia="FangSong" w:cs="Times New Roman"/>
+        </w:rPr>
+        <w:t>键角越大</w:t>
+      </w:r>
+      <w:r>
+        <w:rPr>
+          <w:rFonts w:hint="eastAsia" w:ascii="Times New Roman" w:hAnsi="Times New Roman" w:eastAsia="Times New Roman" w:cs="Times New Roman"/>
+        </w:rPr>
+        <w:t>（CH</w:t>
+      </w:r>
+      <w:r>
+        <w:rPr>
+          <w:rFonts w:hint="eastAsia" w:ascii="Times New Roman" w:hAnsi="Times New Roman" w:eastAsia="Times New Roman" w:cs="Times New Roman"/>
+          <w:vertAlign w:val="subscript"/>
+        </w:rPr>
+        <w:t>4</w:t>
+      </w:r>
+      <w:r>
+        <w:rPr>
+          <w:rFonts w:ascii="Times New Roman" w:hAnsi="Times New Roman" w:eastAsia="Times New Roman" w:cs="Times New Roman"/>
+        </w:rPr>
+        <w:t xml:space="preserve"> 109.5° → CH</w:t>
+      </w:r>
+      <w:r>
+        <w:rPr>
+          <w:rFonts w:ascii="Times New Roman" w:hAnsi="Times New Roman" w:eastAsia="Times New Roman" w:cs="Times New Roman"/>
+          <w:vertAlign w:val="subscript"/>
         </w:rPr>
         <w:t>3</w:t>
       </w:r>
@@ -9497,207 +10053,63 @@
         <w:rPr>
           <w:rFonts w:ascii="Times New Roman" w:hAnsi="Times New Roman" w:eastAsia="Times New Roman" w:cs="Times New Roman"/>
         </w:rPr>
-        <w:t xml:space="preserve"> </w:t>
-      </w:r>
-      <w:r>
-        <w:rPr>
-          <w:rFonts w:hint="eastAsia" w:ascii="Times New Roman" w:hAnsi="Times New Roman" w:eastAsia="FangSong" w:cs="Times New Roman"/>
-        </w:rPr>
-        <w:t>杂化</w:t>
-      </w:r>
-      <w:r>
-        <w:rPr>
-          <w:rFonts w:hint="eastAsia" w:ascii="Times New Roman" w:hAnsi="Times New Roman" w:eastAsia="Times New Roman" w:cs="Times New Roman"/>
-        </w:rPr>
-        <w:t>（s</w:t>
-      </w:r>
-      <w:r>
-        <w:rPr>
-          <w:rFonts w:ascii="Times New Roman" w:hAnsi="Times New Roman" w:eastAsia="Times New Roman" w:cs="Times New Roman"/>
-        </w:rPr>
-        <w:t xml:space="preserve"> = </w:t>
-      </w:r>
-      <w:r>
-        <w:rPr>
-          <w:rFonts w:hint="eastAsia" w:ascii="Times New Roman" w:hAnsi="Times New Roman" w:eastAsia="Times New Roman" w:cs="Times New Roman"/>
-        </w:rPr>
-        <w:t>25%）——</w:t>
-      </w:r>
-      <w:r>
-        <w:rPr>
-          <w:rFonts w:hint="eastAsia" w:ascii="Times New Roman" w:hAnsi="Times New Roman" w:eastAsia="FangSong" w:cs="Times New Roman"/>
-        </w:rPr>
-        <w:t>正常</w:t>
-      </w:r>
-      <w:r>
-        <w:rPr>
-          <w:rFonts w:hint="eastAsia" w:ascii="Times New Roman" w:hAnsi="Times New Roman" w:eastAsia="Times New Roman" w:cs="Times New Roman"/>
-        </w:rPr>
-        <w:t>？</w:t>
-      </w:r>
-      <w:r>
-        <w:rPr>
-          <w:rFonts w:ascii="Times New Roman" w:hAnsi="Times New Roman" w:eastAsia="Times New Roman" w:cs="Times New Roman"/>
-        </w:rPr>
-        <w:t xml:space="preserve"> </w:t>
-      </w:r>
-      <w:r>
-        <w:rPr>
-          <w:rFonts w:ascii="Times New Roman" w:hAnsi="Times New Roman" w:eastAsia="Times New Roman" w:cs="Times New Roman"/>
-        </w:rPr>
-        <w:t xml:space="preserve">- </w:t>
-      </w:r>
-      <w:r>
-        <w:rPr>
-          <w:rFonts w:hint="eastAsia" w:ascii="Times New Roman" w:hAnsi="Times New Roman" w:eastAsia="FangSong" w:cs="Times New Roman"/>
-        </w:rPr>
-        <w:t>实际上</w:t>
-      </w:r>
-      <w:r>
-        <w:rPr>
-          <w:rFonts w:hint="eastAsia" w:ascii="Times New Roman" w:hAnsi="Times New Roman" w:eastAsia="Times New Roman" w:cs="Times New Roman"/>
-        </w:rPr>
-        <w:t>：F</w:t>
-      </w:r>
-      <w:r>
-        <w:rPr>
-          <w:rFonts w:ascii="Times New Roman" w:hAnsi="Times New Roman" w:eastAsia="Times New Roman" w:cs="Times New Roman"/>
-        </w:rPr>
-        <w:t xml:space="preserve"> </w:t>
-      </w:r>
-      <w:r>
-        <w:rPr>
-          <w:rFonts w:hint="eastAsia" w:ascii="Times New Roman" w:hAnsi="Times New Roman" w:eastAsia="FangSong" w:cs="Times New Roman"/>
-        </w:rPr>
-        <w:t>越多的碳</w:t>
-      </w:r>
-      <w:r>
-        <w:rPr>
-          <w:rFonts w:hint="eastAsia" w:ascii="Times New Roman" w:hAnsi="Times New Roman" w:eastAsia="Times New Roman" w:cs="Times New Roman"/>
-        </w:rPr>
-        <w:t>，s</w:t>
-      </w:r>
-      <w:r>
-        <w:rPr>
-          <w:rFonts w:ascii="Times New Roman" w:hAnsi="Times New Roman" w:eastAsia="Times New Roman" w:cs="Times New Roman"/>
-        </w:rPr>
-        <w:t xml:space="preserve"> </w:t>
-      </w:r>
-      <w:r>
-        <w:rPr>
-          <w:rFonts w:hint="eastAsia" w:ascii="Times New Roman" w:hAnsi="Times New Roman" w:eastAsia="FangSong" w:cs="Times New Roman"/>
-        </w:rPr>
-        <w:t>成分越大</w:t>
-      </w:r>
-      <w:r>
-        <w:rPr>
-          <w:rFonts w:hint="eastAsia" w:ascii="Times New Roman" w:hAnsi="Times New Roman" w:eastAsia="Times New Roman" w:cs="Times New Roman"/>
-        </w:rPr>
-        <w:t>。</w:t>
-      </w:r>
-      <w:r>
-        <w:rPr>
-          <w:rFonts w:hint="eastAsia" w:ascii="Times New Roman" w:hAnsi="Times New Roman" w:eastAsia="FangSong" w:cs="Times New Roman"/>
-        </w:rPr>
-        <w:t>如</w:t>
-      </w:r>
-      <w:r>
-        <w:rPr>
-          <w:rFonts w:ascii="Times New Roman" w:hAnsi="Times New Roman" w:eastAsia="Times New Roman" w:cs="Times New Roman"/>
-        </w:rPr>
-        <w:t xml:space="preserve"> CF</w:t>
+        <w:t xml:space="preserve">F </w:t>
+      </w:r>
+      <w:r>
+        <w:rPr>
+          <w:rFonts w:hint="eastAsia" w:ascii="Times New Roman" w:hAnsi="Times New Roman" w:eastAsia="FangSong" w:cs="Times New Roman"/>
+        </w:rPr>
+        <w:t xml:space="preserve">约</w:t>
+      </w:r>
+      <w:r>
+        <w:rPr>
+          <w:rFonts w:ascii="Times New Roman" w:hAnsi="Times New Roman" w:eastAsia="Times New Roman" w:cs="Times New Roman"/>
+        </w:rPr>
+        <w:t xml:space="preserve"> 110.4° → CH</w:t>
       </w:r>
       <w:r>
         <w:rPr>
           <w:rFonts w:ascii="Times New Roman" w:hAnsi="Times New Roman" w:eastAsia="Times New Roman" w:cs="Times New Roman"/>
           <w:vertAlign w:val="subscript"/>
         </w:rPr>
-        <w:t>3</w:t>
-      </w:r>
-      <w:r>
-        <w:rPr>
-          <w:rFonts w:ascii="Times New Roman" w:hAnsi="Times New Roman" w:eastAsia="Times New Roman" w:cs="Times New Roman"/>
-        </w:rPr>
-        <w:t xml:space="preserve">H </w:t>
-      </w:r>
-      <w:r>
-        <w:rPr>
-          <w:rFonts w:hint="eastAsia" w:ascii="Times New Roman" w:hAnsi="Times New Roman" w:eastAsia="FangSong" w:cs="Times New Roman"/>
-        </w:rPr>
-        <w:t xml:space="preserve">中</w:t>
-      </w:r>
-      <w:r>
-        <w:rPr>
-          <w:rFonts w:ascii="Times New Roman" w:hAnsi="Times New Roman" w:eastAsia="Times New Roman" w:cs="Times New Roman"/>
-        </w:rPr>
-        <w:t xml:space="preserve"> C-H </w:t>
-      </w:r>
-      <w:r>
-        <w:rPr>
-          <w:rFonts w:hint="eastAsia" w:ascii="Times New Roman" w:hAnsi="Times New Roman" w:eastAsia="FangSong" w:cs="Times New Roman"/>
-        </w:rPr>
-        <w:t xml:space="preserve">键的</w:t>
-      </w:r>
-      <w:r>
-        <w:rPr>
-          <w:rFonts w:ascii="Times New Roman" w:hAnsi="Times New Roman" w:eastAsia="Times New Roman" w:cs="Times New Roman"/>
-        </w:rPr>
-        <w:t xml:space="preserve"> s </w:t>
-      </w:r>
-      <w:r>
-        <w:rPr>
-          <w:rFonts w:hint="eastAsia" w:ascii="Times New Roman" w:hAnsi="Times New Roman" w:eastAsia="FangSong" w:cs="Times New Roman"/>
-        </w:rPr>
-        <w:t xml:space="preserve">成分比</w:t>
-      </w:r>
-      <w:r>
-        <w:rPr>
-          <w:rFonts w:ascii="Times New Roman" w:hAnsi="Times New Roman" w:eastAsia="Times New Roman" w:cs="Times New Roman"/>
-        </w:rPr>
-        <w:t xml:space="preserve"> CH</w:t>
+        <w:t>2</w:t>
+      </w:r>
+      <w:r>
+        <w:rPr>
+          <w:rFonts w:ascii="Times New Roman" w:hAnsi="Times New Roman" w:eastAsia="Times New Roman" w:cs="Times New Roman"/>
+        </w:rPr>
+        <w:t>F</w:t>
       </w:r>
       <w:r>
         <w:rPr>
           <w:rFonts w:ascii="Times New Roman" w:hAnsi="Times New Roman" w:eastAsia="Times New Roman" w:cs="Times New Roman"/>
           <w:vertAlign w:val="subscript"/>
         </w:rPr>
-        <w:t>4</w:t>
-      </w:r>
-      <w:r>
-        <w:rPr>
-          <w:rFonts w:ascii="Times New Roman" w:hAnsi="Times New Roman" w:eastAsia="Times New Roman" w:cs="Times New Roman"/>
-        </w:rPr>
-        <w:t xml:space="preserve"> </w:t>
-      </w:r>
-      <w:r>
-        <w:rPr>
-          <w:rFonts w:hint="eastAsia" w:ascii="Times New Roman" w:hAnsi="Times New Roman" w:eastAsia="FangSong" w:cs="Times New Roman"/>
-        </w:rPr>
-        <w:t xml:space="preserve">中</w:t>
-      </w:r>
-      <w:r>
-        <w:rPr>
-          <w:rFonts w:ascii="Times New Roman" w:hAnsi="Times New Roman" w:eastAsia="Times New Roman" w:cs="Times New Roman"/>
-        </w:rPr>
-        <w:t xml:space="preserve"> C-H </w:t>
-      </w:r>
-      <w:r>
-        <w:rPr>
-          <w:rFonts w:hint="eastAsia" w:ascii="Times New Roman" w:hAnsi="Times New Roman" w:eastAsia="FangSong" w:cs="Times New Roman"/>
-        </w:rPr>
-        <w:t xml:space="preserve">大</w:t>
-      </w:r>
-      <w:r>
-        <w:rPr>
-          <w:rFonts w:ascii="Times New Roman" w:hAnsi="Times New Roman" w:eastAsia="Times New Roman" w:cs="Times New Roman"/>
-        </w:rPr>
-        <w:t xml:space="preserve"> → </w:t>
-      </w:r>
-      <w:r>
-        <w:rPr>
-          <w:rFonts w:hint="eastAsia" w:ascii="Times New Roman" w:hAnsi="Times New Roman" w:eastAsia="FangSong" w:cs="Times New Roman"/>
-        </w:rPr>
-        <w:t xml:space="preserve">键角增大</w:t>
+        <w:t>2</w:t>
+      </w:r>
+      <w:r>
+        <w:rPr>
+          <w:rFonts w:ascii="Times New Roman" w:hAnsi="Times New Roman" w:eastAsia="Times New Roman" w:cs="Times New Roman"/>
+        </w:rPr>
+        <w:t xml:space="preserve"> </w:t>
+      </w:r>
+      <w:r>
+        <w:rPr>
+          <w:rFonts w:hint="eastAsia" w:ascii="Times New Roman" w:hAnsi="Times New Roman" w:eastAsia="FangSong" w:cs="Times New Roman"/>
+        </w:rPr>
+        <w:t xml:space="preserve">约</w:t>
+      </w:r>
+      <w:r>
+        <w:rPr>
+          <w:rFonts w:ascii="Times New Roman" w:hAnsi="Times New Roman" w:eastAsia="Times New Roman" w:cs="Times New Roman"/>
+        </w:rPr>
+        <w:t xml:space="preserve"> </w:t>
+      </w:r>
+      <w:r>
+        <w:rPr>
+          <w:rFonts w:hint="eastAsia" w:ascii="Times New Roman" w:hAnsi="Times New Roman" w:eastAsia="Times New Roman" w:cs="Times New Roman"/>
+        </w:rPr>
+        <w:t xml:space="preserve">111.9°）。</w:t>
       </w:r>
       <w:r>
         <w:rPr>
@@ -9834,7 +10246,127 @@
         <w:rPr>
           <w:rFonts w:hint="eastAsia" w:ascii="Times New Roman" w:hAnsi="Times New Roman" w:eastAsia="FangSong" w:cs="Times New Roman"/>
         </w:rPr>
-        <w:t>或</w:t>
+        <w:t>一起出现</w:t>
+      </w:r>
+      <w:r>
+        <w:rPr>
+          <w:rFonts w:hint="eastAsia" w:ascii="Times New Roman" w:hAnsi="Times New Roman" w:eastAsia="Times New Roman" w:cs="Times New Roman"/>
+        </w:rPr>
+        <w:t>，</w:t>
+      </w:r>
+      <w:r>
+        <w:rPr>
+          <w:rFonts w:hint="eastAsia" w:ascii="Times New Roman" w:hAnsi="Times New Roman" w:eastAsia="FangSong" w:cs="Times New Roman"/>
+        </w:rPr>
+        <w:t>可用的实例是</w:t>
+      </w:r>
+      <w:r>
+        <w:rPr>
+          <w:rFonts w:hint="eastAsia" w:ascii="Times New Roman" w:hAnsi="Times New Roman" w:eastAsia="FangSong" w:cs="Times New Roman"/>
+          <w:b/>
+          <w:bCs/>
+        </w:rPr>
+        <w:t xml:space="preserve">氟代甲烷系列的键角张开</w:t>
+      </w:r>
+      <w:r>
+        <w:rPr>
+          <w:rFonts w:hint="eastAsia" w:ascii="Times New Roman" w:hAnsi="Times New Roman" w:eastAsia="Times New Roman" w:cs="Times New Roman"/>
+        </w:rPr>
+        <w:t>（CH</w:t>
+      </w:r>
+      <w:r>
+        <w:rPr>
+          <w:rFonts w:hint="eastAsia" w:ascii="Times New Roman" w:hAnsi="Times New Roman" w:eastAsia="Times New Roman" w:cs="Times New Roman"/>
+          <w:vertAlign w:val="subscript"/>
+        </w:rPr>
+        <w:t>4</w:t>
+      </w:r>
+      <w:r>
+        <w:rPr>
+          <w:rFonts w:ascii="Times New Roman" w:hAnsi="Times New Roman" w:eastAsia="Times New Roman" w:cs="Times New Roman"/>
+        </w:rPr>
+        <w:t xml:space="preserve"> 109.5° → CH</w:t>
+      </w:r>
+      <w:r>
+        <w:rPr>
+          <w:rFonts w:ascii="Times New Roman" w:hAnsi="Times New Roman" w:eastAsia="Times New Roman" w:cs="Times New Roman"/>
+          <w:vertAlign w:val="subscript"/>
+        </w:rPr>
+        <w:t>3</w:t>
+      </w:r>
+      <w:r>
+        <w:rPr>
+          <w:rFonts w:ascii="Times New Roman" w:hAnsi="Times New Roman" w:eastAsia="Times New Roman" w:cs="Times New Roman"/>
+        </w:rPr>
+        <w:t xml:space="preserve">F </w:t>
+      </w:r>
+      <w:r>
+        <w:rPr>
+          <w:rFonts w:hint="eastAsia" w:ascii="Times New Roman" w:hAnsi="Times New Roman" w:eastAsia="FangSong" w:cs="Times New Roman"/>
+        </w:rPr>
+        <w:t xml:space="preserve">的</w:t>
+      </w:r>
+      <w:r>
+        <w:rPr>
+          <w:rFonts w:ascii="Times New Roman" w:hAnsi="Times New Roman" w:eastAsia="Times New Roman" w:cs="Times New Roman"/>
+        </w:rPr>
+        <w:t xml:space="preserve"> H–C–H ≈110.4° → CH</w:t>
+      </w:r>
+      <w:r>
+        <w:rPr>
+          <w:rFonts w:ascii="Times New Roman" w:hAnsi="Times New Roman" w:eastAsia="Times New Roman" w:cs="Times New Roman"/>
+          <w:vertAlign w:val="subscript"/>
+        </w:rPr>
+        <w:t>2</w:t>
+      </w:r>
+      <w:r>
+        <w:rPr>
+          <w:rFonts w:ascii="Times New Roman" w:hAnsi="Times New Roman" w:eastAsia="Times New Roman" w:cs="Times New Roman"/>
+        </w:rPr>
+        <w:t>F</w:t>
+      </w:r>
+      <w:r>
+        <w:rPr>
+          <w:rFonts w:ascii="Times New Roman" w:hAnsi="Times New Roman" w:eastAsia="Times New Roman" w:cs="Times New Roman"/>
+          <w:vertAlign w:val="subscript"/>
+        </w:rPr>
+        <w:t>2</w:t>
+      </w:r>
+      <w:r>
+        <w:rPr>
+          <w:rFonts w:ascii="Times New Roman" w:hAnsi="Times New Roman" w:eastAsia="Times New Roman" w:cs="Times New Roman"/>
+        </w:rPr>
+        <w:t xml:space="preserve"> </w:t>
+      </w:r>
+      <w:r>
+        <w:rPr>
+          <w:rFonts w:hint="eastAsia" w:ascii="Times New Roman" w:hAnsi="Times New Roman" w:eastAsia="FangSong" w:cs="Times New Roman"/>
+        </w:rPr>
+        <w:t xml:space="preserve">的</w:t>
+      </w:r>
+      <w:r>
+        <w:rPr>
+          <w:rFonts w:ascii="Times New Roman" w:hAnsi="Times New Roman" w:eastAsia="Times New Roman" w:cs="Times New Roman"/>
+        </w:rPr>
+        <w:t xml:space="preserve"> H–C–H </w:t>
+      </w:r>
+      <w:r>
+        <w:rPr>
+          <w:rFonts w:hint="eastAsia" w:ascii="Times New Roman" w:hAnsi="Times New Roman" w:eastAsia="Times New Roman" w:cs="Times New Roman"/>
+        </w:rPr>
+        <w:t xml:space="preserve">≈111.9°）。</w:t>
+      </w:r>
+      <w:r>
+        <w:rPr>
+          <w:rFonts w:ascii="Times New Roman" w:hAnsi="Times New Roman" w:eastAsia="Times New Roman" w:cs="Times New Roman"/>
+        </w:rPr>
+        <w:t xml:space="preserve"> </w:t>
+      </w:r>
+      <w:r>
+        <w:rPr>
+          <w:rFonts w:hint="eastAsia" w:ascii="Times New Roman" w:hAnsi="Times New Roman" w:eastAsia="FangSong" w:cs="Times New Roman"/>
+        </w:rPr>
+        <w:t>不要用</w:t>
       </w:r>
       <w:r>
         <w:rPr>
@@ -9846,7 +10378,31 @@
         <w:rPr>
           <w:rFonts w:hint="eastAsia" w:ascii="Times New Roman" w:hAnsi="Times New Roman" w:eastAsia="FangSong" w:cs="Times New Roman"/>
         </w:rPr>
-        <w:t>反常反应性</w:t>
+        <w:t>氟代环己烷中</w:t>
+      </w:r>
+      <w:r>
+        <w:rPr>
+          <w:rFonts w:ascii="Times New Roman" w:hAnsi="Times New Roman" w:eastAsia="Times New Roman" w:cs="Times New Roman"/>
+        </w:rPr>
+        <w:t xml:space="preserve"> F </w:t>
+      </w:r>
+      <w:r>
+        <w:rPr>
+          <w:rFonts w:hint="eastAsia" w:ascii="Times New Roman" w:hAnsi="Times New Roman" w:eastAsia="FangSong" w:cs="Times New Roman"/>
+        </w:rPr>
+        <w:t xml:space="preserve">偏好</w:t>
+      </w:r>
+      <w:r>
+        <w:rPr>
+          <w:rFonts w:ascii="Times New Roman" w:hAnsi="Times New Roman" w:eastAsia="Times New Roman" w:cs="Times New Roman"/>
+        </w:rPr>
+        <w:t xml:space="preserve"> a </w:t>
+      </w:r>
+      <w:r>
+        <w:rPr>
+          <w:rFonts w:hint="eastAsia" w:ascii="Times New Roman" w:hAnsi="Times New Roman" w:eastAsia="FangSong" w:cs="Times New Roman"/>
+        </w:rPr>
+        <w:t>键</w:t>
       </w:r>
       <w:r>
         <w:rPr>
@@ -9858,103 +10414,113 @@
         <w:rPr>
           <w:rFonts w:hint="eastAsia" w:ascii="Times New Roman" w:hAnsi="Times New Roman" w:eastAsia="FangSong" w:cs="Times New Roman"/>
         </w:rPr>
-        <w:t>一起出现</w:t>
-      </w:r>
-      <w:r>
-        <w:rPr>
-          <w:rFonts w:hint="eastAsia" w:ascii="Times New Roman" w:hAnsi="Times New Roman" w:eastAsia="Times New Roman" w:cs="Times New Roman"/>
-        </w:rPr>
-        <w:t>。</w:t>
-      </w:r>
-      <w:r>
-        <w:rPr>
-          <w:rFonts w:hint="eastAsia" w:ascii="Times New Roman" w:hAnsi="Times New Roman" w:eastAsia="FangSong" w:cs="Times New Roman"/>
-        </w:rPr>
-        <w:t>例如</w:t>
-      </w:r>
-      <w:r>
-        <w:rPr>
-          <w:rFonts w:ascii="Times New Roman" w:hAnsi="Times New Roman" w:eastAsia="Times New Roman" w:cs="Times New Roman"/>
-        </w:rPr>
-        <w:t xml:space="preserve"> F </w:t>
-      </w:r>
-      <w:r>
-        <w:rPr>
-          <w:rFonts w:hint="eastAsia" w:ascii="Times New Roman" w:hAnsi="Times New Roman" w:eastAsia="FangSong" w:cs="Times New Roman"/>
-        </w:rPr>
-        <w:t xml:space="preserve">取代的环己烷中</w:t>
-      </w:r>
-      <w:r>
-        <w:rPr>
-          <w:rFonts w:ascii="Times New Roman" w:hAnsi="Times New Roman" w:eastAsia="Times New Roman" w:cs="Times New Roman"/>
-        </w:rPr>
-        <w:t xml:space="preserve"> F </w:t>
-      </w:r>
-      <w:r>
-        <w:rPr>
-          <w:rFonts w:hint="eastAsia" w:ascii="Times New Roman" w:hAnsi="Times New Roman" w:eastAsia="FangSong" w:cs="Times New Roman"/>
-        </w:rPr>
-        <w:t xml:space="preserve">占据</w:t>
-      </w:r>
-      <w:r>
-        <w:rPr>
-          <w:rFonts w:ascii="Times New Roman" w:hAnsi="Times New Roman" w:eastAsia="Times New Roman" w:cs="Times New Roman"/>
-        </w:rPr>
-        <w:t xml:space="preserve"> a </w:t>
-      </w:r>
-      <w:r>
-        <w:rPr>
-          <w:rFonts w:hint="eastAsia" w:ascii="Times New Roman" w:hAnsi="Times New Roman" w:eastAsia="FangSong" w:cs="Times New Roman"/>
-        </w:rPr>
-        <w:t>键的偏好</w:t>
-      </w:r>
-      <w:r>
-        <w:rPr>
-          <w:rFonts w:hint="eastAsia" w:ascii="Times New Roman" w:hAnsi="Times New Roman" w:eastAsia="Times New Roman" w:cs="Times New Roman"/>
-        </w:rPr>
-        <w:t>（</w:t>
-      </w:r>
-      <w:r>
-        <w:rPr>
-          <w:rFonts w:hint="eastAsia" w:ascii="Times New Roman" w:hAnsi="Times New Roman" w:eastAsia="FangSong" w:cs="Times New Roman"/>
-        </w:rPr>
-        <w:t>反常于</w:t>
-      </w:r>
-      <w:r>
-        <w:rPr>
-          <w:rFonts w:ascii="Times New Roman" w:hAnsi="Times New Roman" w:eastAsia="Times New Roman" w:cs="Times New Roman"/>
-        </w:rPr>
-        <w:t xml:space="preserve"> A </w:t>
-      </w:r>
-      <w:r>
-        <w:rPr>
-          <w:rFonts w:hint="eastAsia" w:ascii="Times New Roman" w:hAnsi="Times New Roman" w:eastAsia="FangSong" w:cs="Times New Roman"/>
-        </w:rPr>
-        <w:t>值预测</w:t>
-      </w:r>
-      <w:r>
-        <w:rPr>
-          <w:rFonts w:hint="eastAsia" w:ascii="Times New Roman" w:hAnsi="Times New Roman" w:eastAsia="Times New Roman" w:cs="Times New Roman"/>
-        </w:rPr>
-        <w:t>），</w:t>
-      </w:r>
-      <w:r>
-        <w:rPr>
-          <w:rFonts w:hint="eastAsia" w:ascii="Times New Roman" w:hAnsi="Times New Roman" w:eastAsia="FangSong" w:cs="Times New Roman"/>
-        </w:rPr>
-        <w:t>需用</w:t>
-      </w:r>
-      <w:r>
-        <w:rPr>
-          <w:rFonts w:ascii="Times New Roman" w:hAnsi="Times New Roman" w:eastAsia="Times New Roman" w:cs="Times New Roman"/>
-        </w:rPr>
-        <w:t xml:space="preserve"> Bent </w:t>
-      </w:r>
-      <w:r>
-        <w:rPr>
-          <w:rFonts w:hint="eastAsia" w:ascii="Times New Roman" w:hAnsi="Times New Roman" w:eastAsia="FangSong" w:cs="Times New Roman"/>
-        </w:rPr>
-        <w:t>规则的轨道解释</w:t>
+        <w:t>作例子</w:t>
+      </w:r>
+      <w:r>
+        <w:rPr>
+          <w:rFonts w:hint="eastAsia" w:ascii="Times New Roman" w:hAnsi="Times New Roman" w:eastAsia="Times New Roman" w:cs="Times New Roman"/>
+        </w:rPr>
+        <w:t>：</w:t>
+      </w:r>
+      <w:r>
+        <w:rPr>
+          <w:rFonts w:hint="eastAsia" w:ascii="Times New Roman" w:hAnsi="Times New Roman" w:eastAsia="FangSong" w:cs="Times New Roman"/>
+        </w:rPr>
+        <w:t>实测氟环己烷仍是</w:t>
+      </w:r>
+      <w:r>
+        <w:rPr>
+          <w:rFonts w:ascii="Times New Roman" w:hAnsi="Times New Roman" w:eastAsia="Times New Roman" w:cs="Times New Roman"/>
+        </w:rPr>
+        <w:t xml:space="preserve"> </w:t>
+      </w:r>
+      <w:r>
+        <w:rPr>
+          <w:rFonts w:ascii="Times New Roman" w:hAnsi="Times New Roman" w:eastAsia="Times New Roman" w:cs="Times New Roman"/>
+          <w:b/>
+          <w:bCs/>
+        </w:rPr>
+        <w:t xml:space="preserve">e </w:t>
+      </w:r>
+      <w:r>
+        <w:rPr>
+          <w:rFonts w:hint="eastAsia" w:ascii="Times New Roman" w:hAnsi="Times New Roman" w:eastAsia="FangSong" w:cs="Times New Roman"/>
+          <w:b/>
+          <w:bCs/>
+        </w:rPr>
+        <w:t xml:space="preserve">键略占优</w:t>
+      </w:r>
+      <w:r>
+        <w:rPr>
+          <w:rFonts w:hint="eastAsia" w:ascii="Times New Roman" w:hAnsi="Times New Roman" w:eastAsia="Times New Roman" w:cs="Times New Roman"/>
+        </w:rPr>
+        <w:t xml:space="preserve">（A</w:t>
+      </w:r>
+      <w:r>
+        <w:rPr>
+          <w:rFonts w:ascii="Times New Roman" w:hAnsi="Times New Roman" w:eastAsia="Times New Roman" w:cs="Times New Roman"/>
+        </w:rPr>
+        <w:t xml:space="preserve"> </w:t>
+      </w:r>
+      <w:r>
+        <w:rPr>
+          <w:rFonts w:hint="eastAsia" w:ascii="Times New Roman" w:hAnsi="Times New Roman" w:eastAsia="FangSong" w:cs="Times New Roman"/>
+        </w:rPr>
+        <w:t xml:space="preserve">值仅约</w:t>
+      </w:r>
+      <w:r>
+        <w:rPr>
+          <w:rFonts w:ascii="Times New Roman" w:hAnsi="Times New Roman" w:eastAsia="Times New Roman" w:cs="Times New Roman"/>
+        </w:rPr>
+        <w:t xml:space="preserve"> 0.25 </w:t>
+      </w:r>
+      <w:r>
+        <w:rPr>
+          <w:rFonts w:hint="eastAsia" w:ascii="Times New Roman" w:hAnsi="Times New Roman" w:eastAsia="Times New Roman" w:cs="Times New Roman"/>
+        </w:rPr>
+        <w:t>kcal/mol），</w:t>
+      </w:r>
+      <w:r>
+        <w:rPr>
+          <w:rFonts w:hint="eastAsia" w:ascii="Times New Roman" w:hAnsi="Times New Roman" w:eastAsia="FangSong" w:cs="Times New Roman"/>
+        </w:rPr>
+        <w:t>且无显著异头效应</w:t>
+      </w:r>
+      <w:r>
+        <w:rPr>
+          <w:rFonts w:hint="eastAsia" w:ascii="Times New Roman" w:hAnsi="Times New Roman" w:eastAsia="Times New Roman" w:cs="Times New Roman"/>
+        </w:rPr>
+        <w:t>，</w:t>
+      </w:r>
+      <w:r>
+        <w:rPr>
+          <w:rFonts w:hint="eastAsia" w:ascii="Times New Roman" w:hAnsi="Times New Roman" w:eastAsia="FangSong" w:cs="Times New Roman"/>
+        </w:rPr>
+        <w:t>所谓</w:t>
+      </w:r>
+      <w:r>
+        <w:rPr>
+          <w:rFonts w:hint="eastAsia" w:ascii="Times New Roman" w:hAnsi="Times New Roman" w:eastAsia="Times New Roman" w:cs="Times New Roman"/>
+        </w:rPr>
+        <w:t>”</w:t>
+      </w:r>
+      <w:r>
+        <w:rPr>
+          <w:rFonts w:hint="eastAsia" w:ascii="Times New Roman" w:hAnsi="Times New Roman" w:eastAsia="FangSong" w:cs="Times New Roman"/>
+        </w:rPr>
+        <w:t>反常</w:t>
+      </w:r>
+      <w:r>
+        <w:rPr>
+          <w:rFonts w:hint="eastAsia" w:ascii="Times New Roman" w:hAnsi="Times New Roman" w:eastAsia="Times New Roman" w:cs="Times New Roman"/>
+        </w:rPr>
+        <w:t>”</w:t>
+      </w:r>
+      <w:r>
+        <w:rPr>
+          <w:rFonts w:hint="eastAsia" w:ascii="Times New Roman" w:hAnsi="Times New Roman" w:eastAsia="FangSong" w:cs="Times New Roman"/>
+        </w:rPr>
+        <w:t>并不成立</w:t>
       </w:r>
       <w:r>
         <w:rPr>
@@ -9991,19 +10557,13 @@
         <w:rPr>
           <w:rFonts w:hint="eastAsia" w:ascii="Times New Roman" w:hAnsi="Times New Roman" w:eastAsia="Times New Roman" w:cs="Times New Roman"/>
         </w:rPr>
-        <w:t>”F</w:t>
-      </w:r>
-      <w:r>
-        <w:rPr>
-          <w:rFonts w:ascii="Times New Roman" w:hAnsi="Times New Roman" w:eastAsia="Times New Roman" w:cs="Times New Roman"/>
-        </w:rPr>
-        <w:t xml:space="preserve"> </w:t>
-      </w:r>
-      <w:r>
-        <w:rPr>
-          <w:rFonts w:hint="eastAsia" w:ascii="Times New Roman" w:hAnsi="Times New Roman" w:eastAsia="FangSong" w:cs="Times New Roman"/>
-        </w:rPr>
-        <w:t xml:space="preserve">取代</w:t>
+        <w:t>”</w:t>
+      </w:r>
+      <w:r>
+        <w:rPr>
+          <w:rFonts w:hint="eastAsia" w:ascii="Times New Roman" w:hAnsi="Times New Roman" w:eastAsia="FangSong" w:cs="Times New Roman"/>
+        </w:rPr>
+        <w:t>同一中心原子上配体电负性差异大</w:t>
       </w:r>
       <w:r>
         <w:rPr>
@@ -10015,7 +10575,19 @@
         <w:rPr>
           <w:rFonts w:hint="eastAsia" w:ascii="Times New Roman" w:hAnsi="Times New Roman" w:eastAsia="FangSong" w:cs="Times New Roman"/>
         </w:rPr>
-        <w:t>构象反常</w:t>
+        <w:t>反常键角</w:t>
+      </w:r>
+      <w:r>
+        <w:rPr>
+          <w:rFonts w:hint="eastAsia" w:ascii="Times New Roman" w:hAnsi="Times New Roman" w:eastAsia="Times New Roman" w:cs="Times New Roman"/>
+        </w:rPr>
+        <w:t>/</w:t>
+      </w:r>
+      <w:r>
+        <w:rPr>
+          <w:rFonts w:hint="eastAsia" w:ascii="Times New Roman" w:hAnsi="Times New Roman" w:eastAsia="FangSong" w:cs="Times New Roman"/>
+        </w:rPr>
+        <w:t>反常酸性</w:t>
       </w:r>
       <w:r>
         <w:rPr>
@@ -10045,31 +10617,13 @@
         <w:rPr>
           <w:rFonts w:hint="eastAsia" w:ascii="Times New Roman" w:hAnsi="Times New Roman" w:eastAsia="Times New Roman" w:cs="Times New Roman"/>
         </w:rPr>
-        <w:t>（F</w:t>
-      </w:r>
-      <w:r>
-        <w:rPr>
-          <w:rFonts w:ascii="Times New Roman" w:hAnsi="Times New Roman" w:eastAsia="Times New Roman" w:cs="Times New Roman"/>
-        </w:rPr>
-        <w:t xml:space="preserve"> </w:t>
-      </w:r>
-      <w:r>
-        <w:rPr>
-          <w:rFonts w:hint="eastAsia" w:ascii="Times New Roman" w:hAnsi="Times New Roman" w:eastAsia="FangSong" w:cs="Times New Roman"/>
-        </w:rPr>
-        <w:t xml:space="preserve">的电负性改变</w:t>
-      </w:r>
-      <w:r>
-        <w:rPr>
-          <w:rFonts w:ascii="Times New Roman" w:hAnsi="Times New Roman" w:eastAsia="Times New Roman" w:cs="Times New Roman"/>
-        </w:rPr>
-        <w:t xml:space="preserve"> C </w:t>
-      </w:r>
-      <w:r>
-        <w:rPr>
-          <w:rFonts w:hint="eastAsia" w:ascii="Times New Roman" w:hAnsi="Times New Roman" w:eastAsia="FangSong" w:cs="Times New Roman"/>
-        </w:rPr>
-        <w:t>的杂化</w:t>
+        <w:t>（</w:t>
+      </w:r>
+      <w:r>
+        <w:rPr>
+          <w:rFonts w:hint="eastAsia" w:ascii="Times New Roman" w:hAnsi="Times New Roman" w:eastAsia="FangSong" w:cs="Times New Roman"/>
+        </w:rPr>
+        <w:t>电负性</w:t>
       </w:r>
       <w:r>
         <w:rPr>
@@ -10081,7 +10635,19 @@
         <w:rPr>
           <w:rFonts w:hint="eastAsia" w:ascii="Times New Roman" w:hAnsi="Times New Roman" w:eastAsia="FangSong" w:cs="Times New Roman"/>
         </w:rPr>
-        <w:t>改变键角</w:t>
+        <w:t>杂化</w:t>
+      </w:r>
+      <w:r>
+        <w:rPr>
+          <w:rFonts w:ascii="Times New Roman" w:hAnsi="Times New Roman" w:eastAsia="Times New Roman" w:cs="Times New Roman"/>
+        </w:rPr>
+        <w:t xml:space="preserve"> s/p </w:t>
+      </w:r>
+      <w:r>
+        <w:rPr>
+          <w:rFonts w:hint="eastAsia" w:ascii="Times New Roman" w:hAnsi="Times New Roman" w:eastAsia="FangSong" w:cs="Times New Roman"/>
+        </w:rPr>
+        <w:t>分配</w:t>
       </w:r>
       <w:r>
         <w:rPr>
@@ -10093,7 +10659,19 @@
         <w:rPr>
           <w:rFonts w:hint="eastAsia" w:ascii="Times New Roman" w:hAnsi="Times New Roman" w:eastAsia="FangSong" w:cs="Times New Roman"/>
         </w:rPr>
-        <w:t>改变构象偏好</w:t>
+        <w:t>键角</w:t>
+      </w:r>
+      <w:r>
+        <w:rPr>
+          <w:rFonts w:hint="eastAsia" w:ascii="Times New Roman" w:hAnsi="Times New Roman" w:eastAsia="Times New Roman" w:cs="Times New Roman"/>
+        </w:rPr>
+        <w:t>→</w:t>
+      </w:r>
+      <w:r>
+        <w:rPr>
+          <w:rFonts w:hint="eastAsia" w:ascii="Times New Roman" w:hAnsi="Times New Roman" w:eastAsia="FangSong" w:cs="Times New Roman"/>
+        </w:rPr>
+        <w:t>反应性</w:t>
       </w:r>
       <w:r>
         <w:rPr>
@@ -10105,7 +10683,7 @@
         <w:rPr>
           <w:rFonts w:hint="eastAsia" w:ascii="Times New Roman" w:hAnsi="Times New Roman" w:eastAsia="FangSong" w:cs="Times New Roman"/>
         </w:rPr>
-        <w:t>这不是普通的位阻或电子效应</w:t>
+        <w:t>这不是普通的位阻或诱导效应</w:t>
       </w:r>
       <w:r>
         <w:rPr>
@@ -10597,26 +11175,68 @@
       <w:r>
         <w:rPr>
           <w:rFonts w:hint="eastAsia" w:ascii="Times New Roman" w:hAnsi="Times New Roman" w:eastAsia="FangSong" w:cs="Times New Roman"/>
+          <w:b/>
+          <w:bCs/>
         </w:rPr>
         <w:t xml:space="preserve">偶数个</w:t>
       </w:r>
       <w:r>
         <w:rPr>
           <w:rFonts w:ascii="Times New Roman" w:hAnsi="Times New Roman" w:eastAsia="Times New Roman" w:cs="Times New Roman"/>
+          <w:b/>
+          <w:bCs/>
         </w:rPr>
         <w:t xml:space="preserve"> π </w:t>
       </w:r>
       <w:r>
         <w:rPr>
           <w:rFonts w:hint="eastAsia" w:ascii="Times New Roman" w:hAnsi="Times New Roman" w:eastAsia="FangSong" w:cs="Times New Roman"/>
+          <w:b/>
+          <w:bCs/>
         </w:rPr>
         <w:t xml:space="preserve">键</w:t>
       </w:r>
       <w:r>
         <w:rPr>
-          <w:rFonts w:ascii="Times New Roman" w:hAnsi="Times New Roman" w:eastAsia="Times New Roman" w:cs="Times New Roman"/>
-        </w:rPr>
-        <w:t xml:space="preserve"> = </w:t>
+          <w:rFonts w:hint="eastAsia" w:ascii="Times New Roman" w:hAnsi="Times New Roman" w:eastAsia="Times New Roman" w:cs="Times New Roman"/>
+        </w:rPr>
+        <w:t>（</w:t>
+      </w:r>
+      <w:r>
+        <w:rPr>
+          <w:rFonts w:hint="eastAsia" w:ascii="Times New Roman" w:hAnsi="Times New Roman" w:eastAsia="FangSong" w:cs="Times New Roman"/>
+        </w:rPr>
+        <w:t>如丁二烯</w:t>
+      </w:r>
+      <w:r>
+        <w:rPr>
+          <w:rFonts w:hint="eastAsia" w:ascii="Times New Roman" w:hAnsi="Times New Roman" w:eastAsia="Times New Roman" w:cs="Times New Roman"/>
+        </w:rPr>
+        <w:t>，2</w:t>
+      </w:r>
+      <w:r>
+        <w:rPr>
+          <w:rFonts w:ascii="Times New Roman" w:hAnsi="Times New Roman" w:eastAsia="Times New Roman" w:cs="Times New Roman"/>
+        </w:rPr>
+        <w:t xml:space="preserve"> </w:t>
+      </w:r>
+      <w:r>
+        <w:rPr>
+          <w:rFonts w:hint="eastAsia" w:ascii="Times New Roman" w:hAnsi="Times New Roman" w:eastAsia="FangSong" w:cs="Times New Roman"/>
+        </w:rPr>
+        <w:t>个</w:t>
+      </w:r>
+      <w:r>
+        <w:rPr>
+          <w:rFonts w:hint="eastAsia" w:ascii="Times New Roman" w:hAnsi="Times New Roman" w:eastAsia="Times New Roman" w:cs="Times New Roman"/>
+        </w:rPr>
+        <w:t>）=</w:t>
+      </w:r>
+      <w:r>
+        <w:rPr>
+          <w:rFonts w:ascii="Times New Roman" w:hAnsi="Times New Roman" w:eastAsia="Times New Roman" w:cs="Times New Roman"/>
+        </w:rPr>
+        <w:t xml:space="preserve"> </w:t>
       </w:r>
       <w:r>
         <w:rPr>
@@ -10628,31 +11248,60 @@
         <w:rPr>
           <w:rFonts w:ascii="Times New Roman" w:hAnsi="Times New Roman" w:eastAsia="Times New Roman" w:cs="Times New Roman"/>
         </w:rPr>
-        <w:t xml:space="preserve"> HOMO </w:t>
-      </w:r>
-      <w:r>
-        <w:rPr>
-          <w:rFonts w:hint="eastAsia" w:ascii="Times New Roman" w:hAnsi="Times New Roman" w:eastAsia="FangSong" w:cs="Times New Roman"/>
-        </w:rPr>
-        <w:t>为成键型</w:t>
-      </w:r>
-      <w:r>
-        <w:rPr>
-          <w:rFonts w:hint="eastAsia" w:ascii="Times New Roman" w:hAnsi="Times New Roman" w:eastAsia="Times New Roman" w:cs="Times New Roman"/>
-        </w:rPr>
-        <w:t>（</w:t>
-      </w:r>
-      <w:r>
-        <w:rPr>
-          <w:rFonts w:hint="eastAsia" w:ascii="Times New Roman" w:hAnsi="Times New Roman" w:eastAsia="FangSong" w:cs="Times New Roman"/>
-        </w:rPr>
-        <w:t>同相位两端</w:t>
+        <w:t xml:space="preserve"> </w:t>
+      </w:r>
+      <w:r>
+        <w:rPr>
+          <w:rFonts w:hint="eastAsia" w:ascii="Times New Roman" w:hAnsi="Times New Roman" w:eastAsia="Times New Roman" w:cs="Times New Roman"/>
+        </w:rPr>
+        <w:t>HOMO（ψ</w:t>
+      </w:r>
+      <w:r>
+        <w:rPr>
+          <w:rFonts w:hint="eastAsia" w:ascii="Times New Roman" w:hAnsi="Times New Roman" w:eastAsia="Times New Roman" w:cs="Times New Roman"/>
+          <w:vertAlign w:val="subscript"/>
+        </w:rPr>
+        <w:t>2</w:t>
       </w:r>
       <w:r>
         <w:rPr>
           <w:rFonts w:hint="eastAsia" w:ascii="Times New Roman" w:hAnsi="Times New Roman" w:eastAsia="Times New Roman" w:cs="Times New Roman"/>
         </w:rPr>
         <w:t>）</w:t>
+      </w:r>
+      <w:r>
+        <w:rPr>
+          <w:rFonts w:hint="eastAsia" w:ascii="Times New Roman" w:hAnsi="Times New Roman" w:eastAsia="FangSong" w:cs="Times New Roman"/>
+          <w:b/>
+          <w:bCs/>
+        </w:rPr>
+        <w:t xml:space="preserve">两端反相</w:t>
+      </w:r>
+      <w:r>
+        <w:rPr>
+          <w:rFonts w:ascii="Times New Roman" w:hAnsi="Times New Roman" w:eastAsia="Times New Roman" w:cs="Times New Roman"/>
+        </w:rPr>
+        <w:t xml:space="preserve"> </w:t>
+      </w:r>
+      <w:r>
+        <w:rPr>
+          <w:rFonts w:ascii="Times New Roman" w:hAnsi="Times New Roman" w:eastAsia="Times New Roman" w:cs="Times New Roman"/>
+        </w:rPr>
+        <w:t xml:space="preserve">→ </w:t>
+      </w:r>
+      <w:r>
+        <w:rPr>
+          <w:rFonts w:hint="eastAsia" w:ascii="Times New Roman" w:hAnsi="Times New Roman" w:eastAsia="FangSong" w:cs="Times New Roman"/>
+        </w:rPr>
+        <w:t xml:space="preserve">热反应</w:t>
+      </w:r>
+      <w:r>
+        <w:rPr>
+          <w:rFonts w:hint="eastAsia" w:ascii="Times New Roman" w:hAnsi="Times New Roman" w:eastAsia="FangSong" w:cs="Times New Roman"/>
+          <w:b/>
+          <w:bCs/>
+        </w:rPr>
+        <w:t xml:space="preserve">顺旋</w:t>
       </w:r>
     </w:p>
     <w:p>
@@ -10666,20 +11315,26 @@
       <w:r>
         <w:rPr>
           <w:rFonts w:hint="eastAsia" w:ascii="Times New Roman" w:hAnsi="Times New Roman" w:eastAsia="FangSong" w:cs="Times New Roman"/>
+          <w:b/>
+          <w:bCs/>
         </w:rPr>
         <w:t xml:space="preserve">奇数个</w:t>
       </w:r>
       <w:r>
         <w:rPr>
           <w:rFonts w:ascii="Times New Roman" w:hAnsi="Times New Roman" w:eastAsia="Times New Roman" w:cs="Times New Roman"/>
+          <w:b/>
+          <w:bCs/>
         </w:rPr>
         <w:t xml:space="preserve"> π </w:t>
       </w:r>
       <w:r>
         <w:rPr>
           <w:rFonts w:hint="eastAsia" w:ascii="Times New Roman" w:hAnsi="Times New Roman" w:eastAsia="FangSong" w:cs="Times New Roman"/>
-        </w:rPr>
-        <w:t>键</w:t>
+          <w:b/>
+          <w:bCs/>
+        </w:rPr>
+        <w:t xml:space="preserve">键</w:t>
       </w:r>
       <w:r>
         <w:rPr>
@@ -10691,7 +11346,25 @@
         <w:rPr>
           <w:rFonts w:hint="eastAsia" w:ascii="Times New Roman" w:hAnsi="Times New Roman" w:eastAsia="FangSong" w:cs="Times New Roman"/>
         </w:rPr>
-        <w:t>如丁二烯</w:t>
+        <w:t>如己三烯</w:t>
+      </w:r>
+      <w:r>
+        <w:rPr>
+          <w:rFonts w:hint="eastAsia" w:ascii="Times New Roman" w:hAnsi="Times New Roman" w:eastAsia="Times New Roman" w:cs="Times New Roman"/>
+        </w:rPr>
+        <w:t>，3</w:t>
+      </w:r>
+      <w:r>
+        <w:rPr>
+          <w:rFonts w:ascii="Times New Roman" w:hAnsi="Times New Roman" w:eastAsia="Times New Roman" w:cs="Times New Roman"/>
+        </w:rPr>
+        <w:t xml:space="preserve"> </w:t>
+      </w:r>
+      <w:r>
+        <w:rPr>
+          <w:rFonts w:hint="eastAsia" w:ascii="Times New Roman" w:hAnsi="Times New Roman" w:eastAsia="FangSong" w:cs="Times New Roman"/>
+        </w:rPr>
+        <w:t>个</w:t>
       </w:r>
       <w:r>
         <w:rPr>
@@ -10715,31 +11388,60 @@
         <w:rPr>
           <w:rFonts w:ascii="Times New Roman" w:hAnsi="Times New Roman" w:eastAsia="Times New Roman" w:cs="Times New Roman"/>
         </w:rPr>
-        <w:t xml:space="preserve"> HOMO </w:t>
-      </w:r>
-      <w:r>
-        <w:rPr>
-          <w:rFonts w:hint="eastAsia" w:ascii="Times New Roman" w:hAnsi="Times New Roman" w:eastAsia="FangSong" w:cs="Times New Roman"/>
-        </w:rPr>
-        <w:t>为反键型</w:t>
-      </w:r>
-      <w:r>
-        <w:rPr>
-          <w:rFonts w:hint="eastAsia" w:ascii="Times New Roman" w:hAnsi="Times New Roman" w:eastAsia="Times New Roman" w:cs="Times New Roman"/>
-        </w:rPr>
-        <w:t>（</w:t>
-      </w:r>
-      <w:r>
-        <w:rPr>
-          <w:rFonts w:hint="eastAsia" w:ascii="Times New Roman" w:hAnsi="Times New Roman" w:eastAsia="FangSong" w:cs="Times New Roman"/>
-        </w:rPr>
-        <w:t>反相位两端</w:t>
+        <w:t xml:space="preserve"> </w:t>
+      </w:r>
+      <w:r>
+        <w:rPr>
+          <w:rFonts w:hint="eastAsia" w:ascii="Times New Roman" w:hAnsi="Times New Roman" w:eastAsia="Times New Roman" w:cs="Times New Roman"/>
+        </w:rPr>
+        <w:t>HOMO（ψ</w:t>
+      </w:r>
+      <w:r>
+        <w:rPr>
+          <w:rFonts w:hint="eastAsia" w:ascii="Times New Roman" w:hAnsi="Times New Roman" w:eastAsia="Times New Roman" w:cs="Times New Roman"/>
+          <w:vertAlign w:val="subscript"/>
+        </w:rPr>
+        <w:t>3</w:t>
       </w:r>
       <w:r>
         <w:rPr>
           <w:rFonts w:hint="eastAsia" w:ascii="Times New Roman" w:hAnsi="Times New Roman" w:eastAsia="Times New Roman" w:cs="Times New Roman"/>
         </w:rPr>
         <w:t>）</w:t>
+      </w:r>
+      <w:r>
+        <w:rPr>
+          <w:rFonts w:hint="eastAsia" w:ascii="Times New Roman" w:hAnsi="Times New Roman" w:eastAsia="FangSong" w:cs="Times New Roman"/>
+          <w:b/>
+          <w:bCs/>
+        </w:rPr>
+        <w:t xml:space="preserve">两端同相</w:t>
+      </w:r>
+      <w:r>
+        <w:rPr>
+          <w:rFonts w:ascii="Times New Roman" w:hAnsi="Times New Roman" w:eastAsia="Times New Roman" w:cs="Times New Roman"/>
+        </w:rPr>
+        <w:t xml:space="preserve"> </w:t>
+      </w:r>
+      <w:r>
+        <w:rPr>
+          <w:rFonts w:ascii="Times New Roman" w:hAnsi="Times New Roman" w:eastAsia="Times New Roman" w:cs="Times New Roman"/>
+        </w:rPr>
+        <w:t xml:space="preserve">→ </w:t>
+      </w:r>
+      <w:r>
+        <w:rPr>
+          <w:rFonts w:hint="eastAsia" w:ascii="Times New Roman" w:hAnsi="Times New Roman" w:eastAsia="FangSong" w:cs="Times New Roman"/>
+        </w:rPr>
+        <w:t xml:space="preserve">热反应</w:t>
+      </w:r>
+      <w:r>
+        <w:rPr>
+          <w:rFonts w:hint="eastAsia" w:ascii="Times New Roman" w:hAnsi="Times New Roman" w:eastAsia="FangSong" w:cs="Times New Roman"/>
+          <w:b/>
+          <w:bCs/>
+        </w:rPr>
+        <w:t xml:space="preserve">对旋</w:t>
       </w:r>
     </w:p>
     <w:p>
@@ -10754,6 +11456,135 @@
         <w:rPr>
           <w:rFonts w:hint="eastAsia" w:ascii="Times New Roman" w:hAnsi="Times New Roman" w:eastAsia="FangSong" w:cs="Times New Roman"/>
         </w:rPr>
+        <w:t>记忆锚点</w:t>
+      </w:r>
+      <w:r>
+        <w:rPr>
+          <w:rFonts w:hint="eastAsia" w:ascii="Times New Roman" w:hAnsi="Times New Roman" w:eastAsia="Times New Roman" w:cs="Times New Roman"/>
+        </w:rPr>
+        <w:t>：HOMO</w:t>
+      </w:r>
+      <w:r>
+        <w:rPr>
+          <w:rFonts w:ascii="Times New Roman" w:hAnsi="Times New Roman" w:eastAsia="Times New Roman" w:cs="Times New Roman"/>
+        </w:rPr>
+        <w:t xml:space="preserve"> </w:t>
+      </w:r>
+      <w:r>
+        <w:rPr>
+          <w:rFonts w:hint="eastAsia" w:ascii="Times New Roman" w:hAnsi="Times New Roman" w:eastAsia="FangSong" w:cs="Times New Roman"/>
+        </w:rPr>
+        <w:t>的端基相位决定旋转方式</w:t>
+      </w:r>
+      <w:r>
+        <w:rPr>
+          <w:rFonts w:hint="eastAsia" w:ascii="Times New Roman" w:hAnsi="Times New Roman" w:eastAsia="Times New Roman" w:cs="Times New Roman"/>
+        </w:rPr>
+        <w:t>（</w:t>
+      </w:r>
+      <w:r>
+        <w:rPr>
+          <w:rFonts w:hint="eastAsia" w:ascii="Times New Roman" w:hAnsi="Times New Roman" w:eastAsia="FangSong" w:cs="Times New Roman"/>
+        </w:rPr>
+        <w:t>同相</w:t>
+      </w:r>
+      <w:r>
+        <w:rPr>
+          <w:rFonts w:hint="eastAsia" w:ascii="Times New Roman" w:hAnsi="Times New Roman" w:eastAsia="Times New Roman" w:cs="Times New Roman"/>
+        </w:rPr>
+        <w:t>→</w:t>
+      </w:r>
+      <w:r>
+        <w:rPr>
+          <w:rFonts w:hint="eastAsia" w:ascii="Times New Roman" w:hAnsi="Times New Roman" w:eastAsia="FangSong" w:cs="Times New Roman"/>
+        </w:rPr>
+        <w:t>对旋</w:t>
+      </w:r>
+      <w:r>
+        <w:rPr>
+          <w:rFonts w:hint="eastAsia" w:ascii="Times New Roman" w:hAnsi="Times New Roman" w:eastAsia="Times New Roman" w:cs="Times New Roman"/>
+        </w:rPr>
+        <w:t>，</w:t>
+      </w:r>
+      <w:r>
+        <w:rPr>
+          <w:rFonts w:hint="eastAsia" w:ascii="Times New Roman" w:hAnsi="Times New Roman" w:eastAsia="FangSong" w:cs="Times New Roman"/>
+        </w:rPr>
+        <w:t>反相</w:t>
+      </w:r>
+      <w:r>
+        <w:rPr>
+          <w:rFonts w:hint="eastAsia" w:ascii="Times New Roman" w:hAnsi="Times New Roman" w:eastAsia="Times New Roman" w:cs="Times New Roman"/>
+        </w:rPr>
+        <w:t>→</w:t>
+      </w:r>
+      <w:r>
+        <w:rPr>
+          <w:rFonts w:hint="eastAsia" w:ascii="Times New Roman" w:hAnsi="Times New Roman" w:eastAsia="FangSong" w:cs="Times New Roman"/>
+        </w:rPr>
+        <w:t>顺旋</w:t>
+      </w:r>
+      <w:r>
+        <w:rPr>
+          <w:rFonts w:hint="eastAsia" w:ascii="Times New Roman" w:hAnsi="Times New Roman" w:eastAsia="Times New Roman" w:cs="Times New Roman"/>
+        </w:rPr>
+        <w:t>），</w:t>
+      </w:r>
+      <w:r>
+        <w:rPr>
+          <w:rFonts w:hint="eastAsia" w:ascii="Times New Roman" w:hAnsi="Times New Roman" w:eastAsia="FangSong" w:cs="Times New Roman"/>
+        </w:rPr>
+        <w:t>而</w:t>
+      </w:r>
+      <w:r>
+        <w:rPr>
+          <w:rFonts w:hint="eastAsia" w:ascii="Times New Roman" w:hAnsi="Times New Roman" w:eastAsia="Times New Roman" w:cs="Times New Roman"/>
+        </w:rPr>
+        <w:t>”</w:t>
+      </w:r>
+      <w:r>
+        <w:rPr>
+          <w:rFonts w:hint="eastAsia" w:ascii="Times New Roman" w:hAnsi="Times New Roman" w:eastAsia="FangSong" w:cs="Times New Roman"/>
+        </w:rPr>
+        <w:t>几个</w:t>
+      </w:r>
+      <w:r>
+        <w:rPr>
+          <w:rFonts w:ascii="Times New Roman" w:hAnsi="Times New Roman" w:eastAsia="Times New Roman" w:cs="Times New Roman"/>
+        </w:rPr>
+        <w:t xml:space="preserve"> π </w:t>
+      </w:r>
+      <w:r>
+        <w:rPr>
+          <w:rFonts w:hint="eastAsia" w:ascii="Times New Roman" w:hAnsi="Times New Roman" w:eastAsia="FangSong" w:cs="Times New Roman"/>
+        </w:rPr>
+        <w:t>键</w:t>
+      </w:r>
+      <w:r>
+        <w:rPr>
+          <w:rFonts w:hint="eastAsia" w:ascii="Times New Roman" w:hAnsi="Times New Roman" w:eastAsia="Times New Roman" w:cs="Times New Roman"/>
+        </w:rPr>
+        <w:t>”</w:t>
+      </w:r>
+      <w:r>
+        <w:rPr>
+          <w:rFonts w:hint="eastAsia" w:ascii="Times New Roman" w:hAnsi="Times New Roman" w:eastAsia="FangSong" w:cs="Times New Roman"/>
+        </w:rPr>
+        <w:t>决定端基相位</w:t>
+      </w:r>
+    </w:p>
+    <w:p>
+      <w:pPr>
+        <w:pStyle w:val="Compact"/>
+        <w:numPr>
+          <w:ilvl w:val="1"/>
+          <w:numId w:val="1006"/>
+        </w:numPr>
+      </w:pPr>
+      <w:r>
+        <w:rPr>
+          <w:rFonts w:hint="eastAsia" w:ascii="Times New Roman" w:hAnsi="Times New Roman" w:eastAsia="FangSong" w:cs="Times New Roman"/>
+        </w:rPr>
         <w:t>关键</w:t>
       </w:r>
       <w:r>
@@ -11174,31 +12005,63 @@
         <w:rPr>
           <w:rFonts w:hint="eastAsia" w:ascii="Times New Roman" w:hAnsi="Times New Roman" w:eastAsia="FangSong" w:cs="Times New Roman"/>
         </w:rPr>
-        <w:t>基态不单独存在</w:t>
-      </w:r>
-      <w:r>
-        <w:rPr>
-          <w:rFonts w:hint="eastAsia" w:ascii="Times New Roman" w:hAnsi="Times New Roman" w:eastAsia="Times New Roman" w:cs="Times New Roman"/>
-        </w:rPr>
-        <w:t>（HOMO</w:t>
-      </w:r>
-      <w:r>
-        <w:rPr>
-          <w:rFonts w:ascii="Times New Roman" w:hAnsi="Times New Roman" w:eastAsia="Times New Roman" w:cs="Times New Roman"/>
-        </w:rPr>
-        <w:t xml:space="preserve"> </w:t>
-      </w:r>
-      <w:r>
-        <w:rPr>
-          <w:rFonts w:hint="eastAsia" w:ascii="Times New Roman" w:hAnsi="Times New Roman" w:eastAsia="FangSong" w:cs="Times New Roman"/>
-        </w:rPr>
-        <w:t>非此</w:t>
-      </w:r>
-      <w:r>
-        <w:rPr>
-          <w:rFonts w:hint="eastAsia" w:ascii="Times New Roman" w:hAnsi="Times New Roman" w:eastAsia="Times New Roman" w:cs="Times New Roman"/>
-        </w:rPr>
-        <w:t>）</w:t>
+        <w:t>基态中已被</w:t>
+      </w:r>
+      <w:r>
+        <w:rPr>
+          <w:rFonts w:ascii="Times New Roman" w:hAnsi="Times New Roman" w:eastAsia="Times New Roman" w:cs="Times New Roman"/>
+        </w:rPr>
+        <w:t xml:space="preserve"> 2 </w:t>
+      </w:r>
+      <w:r>
+        <w:rPr>
+          <w:rFonts w:hint="eastAsia" w:ascii="Times New Roman" w:hAnsi="Times New Roman" w:eastAsia="FangSong" w:cs="Times New Roman"/>
+        </w:rPr>
+        <w:t>个电子占满</w:t>
+      </w:r>
+      <w:r>
+        <w:rPr>
+          <w:rFonts w:hint="eastAsia" w:ascii="Times New Roman" w:hAnsi="Times New Roman" w:eastAsia="Times New Roman" w:cs="Times New Roman"/>
+        </w:rPr>
+        <w:t>，</w:t>
+      </w:r>
+      <w:r>
+        <w:rPr>
+          <w:rFonts w:hint="eastAsia" w:ascii="Times New Roman" w:hAnsi="Times New Roman" w:eastAsia="FangSong" w:cs="Times New Roman"/>
+        </w:rPr>
+        <w:t>是</w:t>
+      </w:r>
+      <w:r>
+        <w:rPr>
+          <w:rFonts w:hint="eastAsia" w:ascii="Times New Roman" w:hAnsi="Times New Roman" w:eastAsia="FangSong" w:cs="Times New Roman"/>
+          <w:b/>
+          <w:bCs/>
+        </w:rPr>
+        <w:t>占据的成键轨道</w:t>
+      </w:r>
+      <w:r>
+        <w:rPr>
+          <w:rFonts w:hint="eastAsia" w:ascii="Times New Roman" w:hAnsi="Times New Roman" w:eastAsia="Times New Roman" w:cs="Times New Roman"/>
+          <w:b/>
+          <w:bCs/>
+        </w:rPr>
+        <w:t>，</w:t>
+      </w:r>
+      <w:r>
+        <w:rPr>
+          <w:rFonts w:hint="eastAsia" w:ascii="Times New Roman" w:hAnsi="Times New Roman" w:eastAsia="FangSong" w:cs="Times New Roman"/>
+          <w:b/>
+          <w:bCs/>
+        </w:rPr>
+        <w:t>但不是</w:t>
+      </w:r>
+      <w:r>
+        <w:rPr>
+          <w:rFonts w:ascii="Times New Roman" w:hAnsi="Times New Roman" w:eastAsia="Times New Roman" w:cs="Times New Roman"/>
+          <w:b/>
+          <w:bCs/>
+        </w:rPr>
+        <w:t xml:space="preserve"> HOMO</w:t>
       </w:r>
       <w:r>
         <w:rPr>
@@ -11294,7 +12157,7 @@
         <w:rPr>
           <w:rFonts w:hint="eastAsia" w:ascii="Times New Roman" w:hAnsi="Times New Roman" w:eastAsia="Times New Roman" w:cs="Times New Roman"/>
         </w:rPr>
-        <w:t>﹢ψ</w:t>
+        <w:t>+ψ</w:t>
       </w:r>
       <w:r>
         <w:rPr>
@@ -11630,31 +12493,75 @@
         <w:rPr>
           <w:rFonts w:hint="eastAsia" w:ascii="Times New Roman" w:hAnsi="Times New Roman" w:eastAsia="FangSong" w:cs="Times New Roman"/>
         </w:rPr>
-        <w:t>两端相位相反</w:t>
-      </w:r>
-      <w:r>
-        <w:rPr>
-          <w:rFonts w:hint="eastAsia" w:ascii="Times New Roman" w:hAnsi="Times New Roman" w:eastAsia="Times New Roman" w:cs="Times New Roman"/>
-        </w:rPr>
-        <w:t>（+</w:t>
-      </w:r>
-      <w:r>
-        <w:rPr>
-          <w:rFonts w:ascii="Times New Roman" w:hAnsi="Times New Roman" w:eastAsia="Times New Roman" w:cs="Times New Roman"/>
-        </w:rPr>
-        <w:t xml:space="preserve"> - + </w:t>
-      </w:r>
-      <w:r>
-        <w:rPr>
-          <w:rFonts w:hint="eastAsia" w:ascii="Times New Roman" w:hAnsi="Times New Roman" w:eastAsia="FangSong" w:cs="Times New Roman"/>
-        </w:rPr>
-        <w:t>的中间翻转</w:t>
-      </w:r>
-      <w:r>
-        <w:rPr>
-          <w:rFonts w:hint="eastAsia" w:ascii="Times New Roman" w:hAnsi="Times New Roman" w:eastAsia="Times New Roman" w:cs="Times New Roman"/>
-        </w:rPr>
-        <w:t>）</w:t>
+        <w:t>系数</w:t>
+      </w:r>
+      <w:r>
+        <w:rPr>
+          <w:rFonts w:ascii="Times New Roman" w:hAnsi="Times New Roman" w:eastAsia="Times New Roman" w:cs="Times New Roman"/>
+        </w:rPr>
+        <w:t xml:space="preserve"> </w:t>
+      </w:r>
+      <w:r>
+        <w:rPr>
+          <w:rFonts w:ascii="Times New Roman" w:hAnsi="Times New Roman" w:eastAsia="Times New Roman" w:cs="Times New Roman"/>
+          <w:b/>
+          <w:bCs/>
+        </w:rPr>
+        <w:t xml:space="preserve">+ + − −</w:t>
+      </w:r>
+      <w:r>
+        <w:rPr>
+          <w:rFonts w:hint="eastAsia" w:ascii="Times New Roman" w:hAnsi="Times New Roman" w:eastAsia="Times New Roman" w:cs="Times New Roman"/>
+        </w:rPr>
+        <w:t>，</w:t>
+      </w:r>
+      <w:r>
+        <w:rPr>
+          <w:rFonts w:hint="eastAsia" w:ascii="Times New Roman" w:hAnsi="Times New Roman" w:eastAsia="FangSong" w:cs="Times New Roman"/>
+        </w:rPr>
+        <w:t>节点在</w:t>
+      </w:r>
+      <w:r>
+        <w:rPr>
+          <w:rFonts w:ascii="Times New Roman" w:hAnsi="Times New Roman" w:eastAsia="Times New Roman" w:cs="Times New Roman"/>
+        </w:rPr>
+        <w:t xml:space="preserve"> </w:t>
+      </w:r>
+      <w:r>
+        <w:rPr>
+          <w:rFonts w:ascii="Times New Roman" w:hAnsi="Times New Roman" w:eastAsia="Times New Roman" w:cs="Times New Roman"/>
+          <w:b/>
+          <w:bCs/>
+        </w:rPr>
+        <w:t xml:space="preserve">C2–C3 </w:t>
+      </w:r>
+      <w:r>
+        <w:rPr>
+          <w:rFonts w:hint="eastAsia" w:ascii="Times New Roman" w:hAnsi="Times New Roman" w:eastAsia="FangSong" w:cs="Times New Roman"/>
+          <w:b/>
+          <w:bCs/>
+        </w:rPr>
+        <w:t xml:space="preserve">之间</w:t>
+      </w:r>
+      <w:r>
+        <w:rPr>
+          <w:rFonts w:hint="eastAsia" w:ascii="Times New Roman" w:hAnsi="Times New Roman" w:eastAsia="Times New Roman" w:cs="Times New Roman"/>
+        </w:rPr>
+        <w:t>，</w:t>
+      </w:r>
+      <w:r>
+        <w:rPr>
+          <w:rFonts w:hint="eastAsia" w:ascii="Times New Roman" w:hAnsi="Times New Roman" w:eastAsia="FangSong" w:cs="Times New Roman"/>
+        </w:rPr>
+        <w:t>因此</w:t>
+      </w:r>
+      <w:r>
+        <w:rPr>
+          <w:rFonts w:hint="eastAsia" w:ascii="Times New Roman" w:hAnsi="Times New Roman" w:eastAsia="FangSong" w:cs="Times New Roman"/>
+          <w:b/>
+          <w:bCs/>
+        </w:rPr>
+        <w:t xml:space="preserve">两端相位相反</w:t>
       </w:r>
       <w:r>
         <w:rPr>
@@ -14098,21 +15005,34 @@
             </w:pPr>
             <w:r>
               <w:rPr>
-                <w:rFonts w:ascii="Times New Roman" w:hAnsi="Times New Roman" w:eastAsia="Times New Roman" w:cs="Times New Roman"/>
-              </w:rPr>
-              <w:t xml:space="preserve">sp </w:t>
+                <w:rFonts w:hint="eastAsia" w:ascii="Times New Roman" w:hAnsi="Times New Roman" w:eastAsia="Times New Roman" w:cs="Times New Roman"/>
+              </w:rPr>
+              <w:t>sp</w:t>
+            </w:r>
+            <w:r>
+              <w:rPr>
+                <w:rFonts w:hint="eastAsia" w:ascii="Times New Roman" w:hAnsi="Times New Roman" w:eastAsia="Times New Roman" w:cs="Times New Roman"/>
+                <w:vertAlign w:val="superscript"/>
+              </w:rPr>
+              <w:t>2</w:t>
+            </w:r>
+            <w:r>
+              <w:rPr>
+                <w:rFonts w:hint="eastAsia" w:ascii="Times New Roman" w:hAnsi="Times New Roman" w:eastAsia="Times New Roman" w:cs="Times New Roman"/>
+              </w:rPr>
+              <w:t>（</w:t>
             </w:r>
             <w:r>
               <w:rPr>
                 <w:rFonts w:hint="eastAsia" w:ascii="Times New Roman" w:hAnsi="Times New Roman" w:eastAsia="FangSong" w:cs="Times New Roman"/>
               </w:rPr>
-              <w:t>杂化</w:t>
+              <w:t>环平面内弯曲的</w:t>
             </w:r>
             <w:r>
               <w:rPr>
                 <w:rFonts w:hint="eastAsia" w:ascii="Times New Roman" w:hAnsi="Times New Roman" w:eastAsia="Times New Roman" w:cs="Times New Roman"/>
               </w:rPr>
-              <w:t>，</w:t>
+              <w:t>”</w:t>
             </w:r>
             <w:r>
               <w:rPr>
@@ -14124,7 +15044,7 @@
               <w:rPr>
                 <w:rFonts w:hint="eastAsia" w:ascii="Times New Roman" w:hAnsi="Times New Roman" w:eastAsia="Times New Roman" w:cs="Times New Roman"/>
               </w:rPr>
-              <w:t>，</w:t>
+              <w:t>”），</w:t>
             </w:r>
             <w:r>
               <w:rPr>
@@ -15963,7 +16883,7 @@
         <w:rPr>
           <w:rFonts w:hint="eastAsia" w:ascii="Times New Roman" w:hAnsi="Times New Roman" w:eastAsia="FangSong" w:cs="Times New Roman"/>
         </w:rPr>
-        <w:t>三重键</w:t>
+        <w:t>三键</w:t>
       </w:r>
       <w:r>
         <w:rPr>
@@ -15975,7 +16895,126 @@
         <w:rPr>
           <w:rFonts w:hint="eastAsia" w:ascii="Times New Roman" w:hAnsi="Times New Roman" w:eastAsia="FangSong" w:cs="Times New Roman"/>
         </w:rPr>
-        <w:t>有一个键是在芳环平面外的</w:t>
+        <w:t>里</w:t>
+      </w:r>
+      <w:r>
+        <w:rPr>
+          <w:rFonts w:hint="eastAsia" w:ascii="Times New Roman" w:hAnsi="Times New Roman" w:eastAsia="Times New Roman" w:cs="Times New Roman"/>
+        </w:rPr>
+        <w:t>，</w:t>
+      </w:r>
+      <w:r>
+        <w:rPr>
+          <w:rFonts w:hint="eastAsia" w:ascii="Times New Roman" w:hAnsi="Times New Roman" w:eastAsia="FangSong" w:cs="Times New Roman"/>
+        </w:rPr>
+        <w:t>那个额外的键位于</w:t>
+      </w:r>
+      <w:r>
+        <w:rPr>
+          <w:rFonts w:hint="eastAsia" w:ascii="Times New Roman" w:hAnsi="Times New Roman" w:eastAsia="FangSong" w:cs="Times New Roman"/>
+          <w:b/>
+          <w:bCs/>
+        </w:rPr>
+        <w:t xml:space="preserve">环平面内</w:t>
+      </w:r>
+      <w:r>
+        <w:rPr>
+          <w:rFonts w:hint="eastAsia" w:ascii="Times New Roman" w:hAnsi="Times New Roman" w:eastAsia="Times New Roman" w:cs="Times New Roman"/>
+        </w:rPr>
+        <w:t>、</w:t>
+      </w:r>
+      <w:r>
+        <w:rPr>
+          <w:rFonts w:hint="eastAsia" w:ascii="Times New Roman" w:hAnsi="Times New Roman" w:eastAsia="FangSong" w:cs="Times New Roman"/>
+        </w:rPr>
+        <w:t>由两个相邻碳的</w:t>
+      </w:r>
+      <w:r>
+        <w:rPr>
+          <w:rFonts w:ascii="Times New Roman" w:hAnsi="Times New Roman" w:eastAsia="Times New Roman" w:cs="Times New Roman"/>
+        </w:rPr>
+        <w:t xml:space="preserve"> </w:t>
+      </w:r>
+      <w:r>
+        <w:rPr>
+          <w:rFonts w:ascii="Times New Roman" w:hAnsi="Times New Roman" w:eastAsia="Times New Roman" w:cs="Times New Roman"/>
+          <w:b/>
+          <w:bCs/>
+        </w:rPr>
+        <w:t>sp</w:t>
+      </w:r>
+      <w:r>
+        <w:rPr>
+          <w:rFonts w:ascii="Times New Roman" w:hAnsi="Times New Roman" w:eastAsia="Times New Roman" w:cs="Times New Roman"/>
+          <w:b/>
+          <w:bCs/>
+          <w:vertAlign w:val="superscript"/>
+        </w:rPr>
+        <w:t>2</w:t>
+      </w:r>
+      <w:r>
+        <w:rPr>
+          <w:rFonts w:ascii="Times New Roman" w:hAnsi="Times New Roman" w:eastAsia="Times New Roman" w:cs="Times New Roman"/>
+          <w:b/>
+          <w:bCs/>
+        </w:rPr>
+        <w:t xml:space="preserve"> </w:t>
+      </w:r>
+      <w:r>
+        <w:rPr>
+          <w:rFonts w:hint="eastAsia" w:ascii="Times New Roman" w:hAnsi="Times New Roman" w:eastAsia="FangSong" w:cs="Times New Roman"/>
+          <w:b/>
+          <w:bCs/>
+        </w:rPr>
+        <w:t xml:space="preserve">杂化轨道</w:t>
+      </w:r>
+      <w:r>
+        <w:rPr>
+          <w:rFonts w:hint="eastAsia" w:ascii="Times New Roman" w:hAnsi="Times New Roman" w:eastAsia="Times New Roman" w:cs="Times New Roman"/>
+        </w:rPr>
+        <w:t>”</w:t>
+      </w:r>
+      <w:r>
+        <w:rPr>
+          <w:rFonts w:hint="eastAsia" w:ascii="Times New Roman" w:hAnsi="Times New Roman" w:eastAsia="FangSong" w:cs="Times New Roman"/>
+        </w:rPr>
+        <w:t>别着</w:t>
+      </w:r>
+      <w:r>
+        <w:rPr>
+          <w:rFonts w:hint="eastAsia" w:ascii="Times New Roman" w:hAnsi="Times New Roman" w:eastAsia="Times New Roman" w:cs="Times New Roman"/>
+        </w:rPr>
+        <w:t>”</w:t>
+      </w:r>
+      <w:r>
+        <w:rPr>
+          <w:rFonts w:hint="eastAsia" w:ascii="Times New Roman" w:hAnsi="Times New Roman" w:eastAsia="FangSong" w:cs="Times New Roman"/>
+        </w:rPr>
+        <w:t>侧向重叠形成</w:t>
+      </w:r>
+      <w:r>
+        <w:rPr>
+          <w:rFonts w:hint="eastAsia" w:ascii="Times New Roman" w:hAnsi="Times New Roman" w:eastAsia="Times New Roman" w:cs="Times New Roman"/>
+        </w:rPr>
+        <w:t>（</w:t>
+      </w:r>
+      <w:r>
+        <w:rPr>
+          <w:rFonts w:hint="eastAsia" w:ascii="Times New Roman" w:hAnsi="Times New Roman" w:eastAsia="FangSong" w:cs="Times New Roman"/>
+        </w:rPr>
+        <w:t>真正的</w:t>
+      </w:r>
+      <w:r>
+        <w:rPr>
+          <w:rFonts w:ascii="Times New Roman" w:hAnsi="Times New Roman" w:eastAsia="Times New Roman" w:cs="Times New Roman"/>
+        </w:rPr>
+        <w:t xml:space="preserve"> p </w:t>
+      </w:r>
+      <w:r>
+        <w:rPr>
+          <w:rFonts w:hint="eastAsia" w:ascii="Times New Roman" w:hAnsi="Times New Roman" w:eastAsia="FangSong" w:cs="Times New Roman"/>
+        </w:rPr>
+        <w:t xml:space="preserve">轨道仍留在平面外维持芳香大</w:t>
       </w:r>
       <w:r>
         <w:rPr>
@@ -15987,49 +17026,86 @@
         <w:rPr>
           <w:rFonts w:hint="eastAsia" w:ascii="Times New Roman" w:hAnsi="Times New Roman" w:eastAsia="FangSong" w:cs="Times New Roman"/>
         </w:rPr>
-        <w:t>键</w:t>
-      </w:r>
-      <w:r>
-        <w:rPr>
-          <w:rFonts w:hint="eastAsia" w:ascii="Times New Roman" w:hAnsi="Times New Roman" w:eastAsia="Times New Roman" w:cs="Times New Roman"/>
-        </w:rPr>
-        <w:t>（</w:t>
-      </w:r>
-      <w:r>
-        <w:rPr>
-          <w:rFonts w:hint="eastAsia" w:ascii="Times New Roman" w:hAnsi="Times New Roman" w:eastAsia="FangSong" w:cs="Times New Roman"/>
-        </w:rPr>
-        <w:t>由两个相邻的</w:t>
-      </w:r>
-      <w:r>
-        <w:rPr>
-          <w:rFonts w:ascii="Times New Roman" w:hAnsi="Times New Roman" w:eastAsia="Times New Roman" w:cs="Times New Roman"/>
-        </w:rPr>
-        <w:t xml:space="preserve"> sp </w:t>
-      </w:r>
-      <w:r>
-        <w:rPr>
-          <w:rFonts w:hint="eastAsia" w:ascii="Times New Roman" w:hAnsi="Times New Roman" w:eastAsia="FangSong" w:cs="Times New Roman"/>
-        </w:rPr>
-        <w:t xml:space="preserve">杂化碳的</w:t>
-      </w:r>
-      <w:r>
-        <w:rPr>
-          <w:rFonts w:ascii="Times New Roman" w:hAnsi="Times New Roman" w:eastAsia="Times New Roman" w:cs="Times New Roman"/>
-        </w:rPr>
-        <w:t xml:space="preserve"> p </w:t>
-      </w:r>
-      <w:r>
-        <w:rPr>
-          <w:rFonts w:hint="eastAsia" w:ascii="Times New Roman" w:hAnsi="Times New Roman" w:eastAsia="FangSong" w:cs="Times New Roman"/>
-        </w:rPr>
-        <w:t>轨道侧面重叠形成</w:t>
+        <w:t>体系</w:t>
       </w:r>
       <w:r>
         <w:rPr>
           <w:rFonts w:hint="eastAsia" w:ascii="Times New Roman" w:hAnsi="Times New Roman" w:eastAsia="Times New Roman" w:cs="Times New Roman"/>
         </w:rPr>
         <w:t>）。</w:t>
+      </w:r>
+      <w:r>
+        <w:rPr>
+          <w:rFonts w:hint="eastAsia" w:ascii="Times New Roman" w:hAnsi="Times New Roman" w:eastAsia="FangSong" w:cs="Times New Roman"/>
+        </w:rPr>
+        <w:t>正因为这两个</w:t>
+      </w:r>
+      <w:r>
+        <w:rPr>
+          <w:rFonts w:ascii="Times New Roman" w:hAnsi="Times New Roman" w:eastAsia="Times New Roman" w:cs="Times New Roman"/>
+        </w:rPr>
+        <w:t xml:space="preserve"> sp</w:t>
+      </w:r>
+      <w:r>
+        <w:rPr>
+          <w:rFonts w:ascii="Times New Roman" w:hAnsi="Times New Roman" w:eastAsia="Times New Roman" w:cs="Times New Roman"/>
+          <w:vertAlign w:val="superscript"/>
+        </w:rPr>
+        <w:t>2</w:t>
+      </w:r>
+      <w:r>
+        <w:rPr>
+          <w:rFonts w:ascii="Times New Roman" w:hAnsi="Times New Roman" w:eastAsia="Times New Roman" w:cs="Times New Roman"/>
+        </w:rPr>
+        <w:t xml:space="preserve"> </w:t>
+      </w:r>
+      <w:r>
+        <w:rPr>
+          <w:rFonts w:hint="eastAsia" w:ascii="Times New Roman" w:hAnsi="Times New Roman" w:eastAsia="FangSong" w:cs="Times New Roman"/>
+        </w:rPr>
+        <w:t>轨道无法正面重叠</w:t>
+      </w:r>
+      <w:r>
+        <w:rPr>
+          <w:rFonts w:hint="eastAsia" w:ascii="Times New Roman" w:hAnsi="Times New Roman" w:eastAsia="Times New Roman" w:cs="Times New Roman"/>
+        </w:rPr>
+        <w:t>，</w:t>
+      </w:r>
+      <w:r>
+        <w:rPr>
+          <w:rFonts w:hint="eastAsia" w:ascii="Times New Roman" w:hAnsi="Times New Roman" w:eastAsia="FangSong" w:cs="Times New Roman"/>
+        </w:rPr>
+        <w:t>重叠极差</w:t>
+      </w:r>
+      <w:r>
+        <w:rPr>
+          <w:rFonts w:ascii="Times New Roman" w:hAnsi="Times New Roman" w:eastAsia="Times New Roman" w:cs="Times New Roman"/>
+        </w:rPr>
+        <w:t xml:space="preserve"> → </w:t>
+      </w:r>
+      <w:r>
+        <w:rPr>
+          <w:rFonts w:hint="eastAsia" w:ascii="Times New Roman" w:hAnsi="Times New Roman" w:eastAsia="FangSong" w:cs="Times New Roman"/>
+        </w:rPr>
+        <w:t xml:space="preserve">张力极大</w:t>
+      </w:r>
+      <w:r>
+        <w:rPr>
+          <w:rFonts w:ascii="Times New Roman" w:hAnsi="Times New Roman" w:eastAsia="Times New Roman" w:cs="Times New Roman"/>
+        </w:rPr>
+        <w:t xml:space="preserve"> → </w:t>
+      </w:r>
+      <w:r>
+        <w:rPr>
+          <w:rFonts w:hint="eastAsia" w:ascii="Times New Roman" w:hAnsi="Times New Roman" w:eastAsia="FangSong" w:cs="Times New Roman"/>
+        </w:rPr>
+        <w:t>芳炔极活泼</w:t>
+      </w:r>
+      <w:r>
+        <w:rPr>
+          <w:rFonts w:hint="eastAsia" w:ascii="Times New Roman" w:hAnsi="Times New Roman" w:eastAsia="Times New Roman" w:cs="Times New Roman"/>
+        </w:rPr>
+        <w:t>。</w:t>
       </w:r>
     </w:p>
     <w:p>
@@ -19621,7 +20697,7 @@
         <w:rPr>
           <w:rFonts w:hint="eastAsia" w:ascii="Times New Roman" w:hAnsi="Times New Roman" w:eastAsia="Times New Roman" w:cs="Times New Roman"/>
         </w:rPr>
-        <w:t>2，</w:t>
+        <w:t>2.5，</w:t>
       </w:r>
       <w:r>
         <w:rPr>
@@ -21864,7 +22940,7 @@
         <w:rPr>
           <w:rFonts w:hint="eastAsia" w:ascii="Times New Roman" w:hAnsi="Times New Roman" w:eastAsia="Times New Roman" w:cs="Times New Roman"/>
         </w:rPr>
-        <w:t>：(E,E,E)-2,4,6-</w:t>
+        <w:t>：(2E,4Z,6E)-2,4,6-</w:t>
       </w:r>
       <w:r>
         <w:rPr>
@@ -21889,6 +22965,142 @@
           <w:rFonts w:hint="eastAsia" w:ascii="Times New Roman" w:hAnsi="Times New Roman" w:eastAsia="Times New Roman" w:cs="Times New Roman"/>
         </w:rPr>
         <w:t>。</w:t>
+      </w:r>
+      <w:r>
+        <w:rPr>
+          <w:rFonts w:ascii="Times New Roman" w:hAnsi="Times New Roman" w:eastAsia="Times New Roman" w:cs="Times New Roman"/>
+        </w:rPr>
+        <w:t xml:space="preserve"> </w:t>
+      </w:r>
+      <w:r>
+        <w:rPr>
+          <w:rFonts w:hint="eastAsia" w:ascii="Times New Roman" w:hAnsi="Times New Roman" w:eastAsia="Times New Roman" w:cs="Times New Roman"/>
+        </w:rPr>
+        <w:t>（</w:t>
+      </w:r>
+      <w:r>
+        <w:rPr>
+          <w:rFonts w:hint="eastAsia" w:ascii="Times New Roman" w:hAnsi="Times New Roman" w:eastAsia="FangSong" w:cs="Times New Roman"/>
+        </w:rPr>
+        <w:t>注</w:t>
+      </w:r>
+      <w:r>
+        <w:rPr>
+          <w:rFonts w:hint="eastAsia" w:ascii="Times New Roman" w:hAnsi="Times New Roman" w:eastAsia="Times New Roman" w:cs="Times New Roman"/>
+        </w:rPr>
+        <w:t>：</w:t>
+      </w:r>
+      <w:r>
+        <w:rPr>
+          <w:rFonts w:hint="eastAsia" w:ascii="Times New Roman" w:hAnsi="Times New Roman" w:eastAsia="FangSong" w:cs="Times New Roman"/>
+        </w:rPr>
+        <w:t>闭环要求三烯取</w:t>
+      </w:r>
+      <w:r>
+        <w:rPr>
+          <w:rFonts w:ascii="Times New Roman" w:hAnsi="Times New Roman" w:eastAsia="Times New Roman" w:cs="Times New Roman"/>
+        </w:rPr>
+        <w:t xml:space="preserve"> s-cis,s-cis </w:t>
+      </w:r>
+      <w:r>
+        <w:rPr>
+          <w:rFonts w:hint="eastAsia" w:ascii="Times New Roman" w:hAnsi="Times New Roman" w:eastAsia="FangSong" w:cs="Times New Roman"/>
+        </w:rPr>
+        <w:t>构象</w:t>
+      </w:r>
+      <w:r>
+        <w:rPr>
+          <w:rFonts w:hint="eastAsia" w:ascii="Times New Roman" w:hAnsi="Times New Roman" w:eastAsia="Times New Roman" w:cs="Times New Roman"/>
+        </w:rPr>
+        <w:t>，</w:t>
+      </w:r>
+      <w:r>
+        <w:rPr>
+          <w:rFonts w:hint="eastAsia" w:ascii="Times New Roman" w:hAnsi="Times New Roman" w:eastAsia="FangSong" w:cs="Times New Roman"/>
+        </w:rPr>
+        <w:t>而该构象下</w:t>
+      </w:r>
+      <w:r>
+        <w:rPr>
+          <w:rFonts w:hint="eastAsia" w:ascii="Times New Roman" w:hAnsi="Times New Roman" w:eastAsia="FangSong" w:cs="Times New Roman"/>
+          <w:b/>
+          <w:bCs/>
+        </w:rPr>
+        <w:t xml:space="preserve">中间双键必为</w:t>
+      </w:r>
+      <w:r>
+        <w:rPr>
+          <w:rFonts w:ascii="Times New Roman" w:hAnsi="Times New Roman" w:eastAsia="Times New Roman" w:cs="Times New Roman"/>
+          <w:b/>
+          <w:bCs/>
+        </w:rPr>
+        <w:t xml:space="preserve"> Z</w:t>
+      </w:r>
+      <w:r>
+        <w:rPr>
+          <w:rFonts w:hint="eastAsia" w:ascii="Times New Roman" w:hAnsi="Times New Roman" w:eastAsia="Times New Roman" w:cs="Times New Roman"/>
+        </w:rPr>
+        <w:t xml:space="preserve">；(2E,4E,6E)</w:t>
+      </w:r>
+      <w:r>
+        <w:rPr>
+          <w:rFonts w:ascii="Times New Roman" w:hAnsi="Times New Roman" w:eastAsia="Times New Roman" w:cs="Times New Roman"/>
+        </w:rPr>
+        <w:t xml:space="preserve"> </w:t>
+      </w:r>
+      <w:r>
+        <w:rPr>
+          <w:rFonts w:hint="eastAsia" w:ascii="Times New Roman" w:hAnsi="Times New Roman" w:eastAsia="FangSong" w:cs="Times New Roman"/>
+        </w:rPr>
+        <w:t>取不到闭环构象</w:t>
+      </w:r>
+      <w:r>
+        <w:rPr>
+          <w:rFonts w:hint="eastAsia" w:ascii="Times New Roman" w:hAnsi="Times New Roman" w:eastAsia="Times New Roman" w:cs="Times New Roman"/>
+        </w:rPr>
+        <w:t>，</w:t>
+      </w:r>
+      <w:r>
+        <w:rPr>
+          <w:rFonts w:hint="eastAsia" w:ascii="Times New Roman" w:hAnsi="Times New Roman" w:eastAsia="FangSong" w:cs="Times New Roman"/>
+        </w:rPr>
+        <w:t>须先绕</w:t>
+      </w:r>
+      <w:r>
+        <w:rPr>
+          <w:rFonts w:ascii="Times New Roman" w:hAnsi="Times New Roman" w:eastAsia="Times New Roman" w:cs="Times New Roman"/>
+        </w:rPr>
+        <w:t xml:space="preserve"> C4=C5 </w:t>
+      </w:r>
+      <w:r>
+        <w:rPr>
+          <w:rFonts w:hint="eastAsia" w:ascii="Times New Roman" w:hAnsi="Times New Roman" w:eastAsia="FangSong" w:cs="Times New Roman"/>
+        </w:rPr>
+        <w:t>异构化</w:t>
+      </w:r>
+      <w:r>
+        <w:rPr>
+          <w:rFonts w:hint="eastAsia" w:ascii="Times New Roman" w:hAnsi="Times New Roman" w:eastAsia="Times New Roman" w:cs="Times New Roman"/>
+        </w:rPr>
+        <w:t>，</w:t>
+      </w:r>
+      <w:r>
+        <w:rPr>
+          <w:rFonts w:hint="eastAsia" w:ascii="Times New Roman" w:hAnsi="Times New Roman" w:eastAsia="FangSong" w:cs="Times New Roman"/>
+        </w:rPr>
+        <w:t>故教材标准底物是</w:t>
+      </w:r>
+      <w:r>
+        <w:rPr>
+          <w:rFonts w:ascii="Times New Roman" w:hAnsi="Times New Roman" w:eastAsia="Times New Roman" w:cs="Times New Roman"/>
+        </w:rPr>
+        <w:t xml:space="preserve"> </w:t>
+      </w:r>
+      <w:r>
+        <w:rPr>
+          <w:rFonts w:hint="eastAsia" w:ascii="Times New Roman" w:hAnsi="Times New Roman" w:eastAsia="Times New Roman" w:cs="Times New Roman"/>
+        </w:rPr>
+        <w:t xml:space="preserve">(2E,4Z,6E)。）</w:t>
       </w:r>
     </w:p>
     <w:p>
@@ -22670,6 +23882,417 @@
       <w:r>
         <w:rPr>
           <w:rFonts w:hint="eastAsia" w:ascii="Times New Roman" w:hAnsi="Times New Roman" w:eastAsia="FangSong" w:cs="Times New Roman"/>
+          <w:b/>
+          <w:bCs/>
+        </w:rPr>
+        <w:t>构象前提</w:t>
+      </w:r>
+      <w:r>
+        <w:rPr>
+          <w:rFonts w:hint="eastAsia" w:ascii="Times New Roman" w:hAnsi="Times New Roman" w:eastAsia="Times New Roman" w:cs="Times New Roman"/>
+          <w:b/>
+          <w:bCs/>
+        </w:rPr>
+        <w:t>（</w:t>
+      </w:r>
+      <w:r>
+        <w:rPr>
+          <w:rFonts w:hint="eastAsia" w:ascii="Times New Roman" w:hAnsi="Times New Roman" w:eastAsia="FangSong" w:cs="Times New Roman"/>
+          <w:b/>
+          <w:bCs/>
+        </w:rPr>
+        <w:t>最易漏的一步</w:t>
+      </w:r>
+      <w:r>
+        <w:rPr>
+          <w:rFonts w:hint="eastAsia" w:ascii="Times New Roman" w:hAnsi="Times New Roman" w:eastAsia="Times New Roman" w:cs="Times New Roman"/>
+          <w:b/>
+          <w:bCs/>
+        </w:rPr>
+        <w:t>）</w:t>
+      </w:r>
+      <w:r>
+        <w:rPr>
+          <w:rFonts w:hint="eastAsia" w:ascii="Times New Roman" w:hAnsi="Times New Roman" w:eastAsia="Times New Roman" w:cs="Times New Roman"/>
+        </w:rPr>
+        <w:t>：</w:t>
+      </w:r>
+      <w:r>
+        <w:rPr>
+          <w:rFonts w:hint="eastAsia" w:ascii="Times New Roman" w:hAnsi="Times New Roman" w:eastAsia="FangSong" w:cs="Times New Roman"/>
+        </w:rPr>
+        <w:t>闭环要求三烯取</w:t>
+      </w:r>
+      <w:r>
+        <w:rPr>
+          <w:rFonts w:ascii="Times New Roman" w:hAnsi="Times New Roman" w:eastAsia="Times New Roman" w:cs="Times New Roman"/>
+        </w:rPr>
+        <w:t xml:space="preserve"> </w:t>
+      </w:r>
+      <w:r>
+        <w:rPr>
+          <w:rFonts w:ascii="Times New Roman" w:hAnsi="Times New Roman" w:eastAsia="Times New Roman" w:cs="Times New Roman"/>
+          <w:b/>
+          <w:bCs/>
+        </w:rPr>
+        <w:t xml:space="preserve">s-cis,s-cis</w:t>
+      </w:r>
+      <w:r>
+        <w:rPr>
+          <w:rFonts w:ascii="Times New Roman" w:hAnsi="Times New Roman" w:eastAsia="Times New Roman" w:cs="Times New Roman"/>
+        </w:rPr>
+        <w:t xml:space="preserve"> </w:t>
+      </w:r>
+      <w:r>
+        <w:rPr>
+          <w:rFonts w:hint="eastAsia" w:ascii="Times New Roman" w:hAnsi="Times New Roman" w:eastAsia="FangSong" w:cs="Times New Roman"/>
+        </w:rPr>
+        <w:t>构象</w:t>
+      </w:r>
+      <w:r>
+        <w:rPr>
+          <w:rFonts w:hint="eastAsia" w:ascii="Times New Roman" w:hAnsi="Times New Roman" w:eastAsia="Times New Roman" w:cs="Times New Roman"/>
+        </w:rPr>
+        <w:t>，</w:t>
+      </w:r>
+      <w:r>
+        <w:rPr>
+          <w:rFonts w:hint="eastAsia" w:ascii="Times New Roman" w:hAnsi="Times New Roman" w:eastAsia="FangSong" w:cs="Times New Roman"/>
+        </w:rPr>
+        <w:t>该构象下中间双键必为</w:t>
+      </w:r>
+      <w:r>
+        <w:rPr>
+          <w:rFonts w:ascii="Times New Roman" w:hAnsi="Times New Roman" w:eastAsia="Times New Roman" w:cs="Times New Roman"/>
+        </w:rPr>
+        <w:t xml:space="preserve"> </w:t>
+      </w:r>
+      <w:r>
+        <w:rPr>
+          <w:rFonts w:ascii="Times New Roman" w:hAnsi="Times New Roman" w:eastAsia="Times New Roman" w:cs="Times New Roman"/>
+          <w:b/>
+          <w:bCs/>
+        </w:rPr>
+        <w:t xml:space="preserve">Z</w:t>
+      </w:r>
+      <w:r>
+        <w:rPr>
+          <w:rFonts w:hint="eastAsia" w:ascii="Times New Roman" w:hAnsi="Times New Roman" w:eastAsia="Times New Roman" w:cs="Times New Roman"/>
+        </w:rPr>
+        <w:t>（</w:t>
+      </w:r>
+      <w:r>
+        <w:rPr>
+          <w:rFonts w:hint="eastAsia" w:ascii="Times New Roman" w:hAnsi="Times New Roman" w:eastAsia="FangSong" w:cs="Times New Roman"/>
+        </w:rPr>
+        <w:t>环上相邻两碳被迫同侧</w:t>
+      </w:r>
+      <w:r>
+        <w:rPr>
+          <w:rFonts w:hint="eastAsia" w:ascii="Times New Roman" w:hAnsi="Times New Roman" w:eastAsia="Times New Roman" w:cs="Times New Roman"/>
+        </w:rPr>
+        <w:t>）。</w:t>
+      </w:r>
+    </w:p>
+    <w:p>
+      <w:pPr>
+        <w:numPr>
+          <w:ilvl w:val="0"/>
+          <w:numId w:val="1015"/>
+        </w:numPr>
+      </w:pPr>
+      <w:r>
+        <w:rPr>
+          <w:rFonts w:hint="eastAsia" w:ascii="Times New Roman" w:hAnsi="Times New Roman" w:eastAsia="FangSong" w:cs="Times New Roman"/>
+          <w:b/>
+          <w:bCs/>
+        </w:rPr>
+        <w:t xml:space="preserve">产物</w:t>
+      </w:r>
+      <w:r>
+        <w:rPr>
+          <w:rFonts w:hint="eastAsia" w:ascii="Times New Roman" w:hAnsi="Times New Roman" w:eastAsia="Times New Roman" w:cs="Times New Roman"/>
+        </w:rPr>
+        <w:t>：</w:t>
+      </w:r>
+      <w:r>
+        <w:rPr>
+          <w:rFonts w:hint="eastAsia" w:ascii="Times New Roman" w:hAnsi="Times New Roman" w:eastAsia="FangSong" w:cs="Times New Roman"/>
+        </w:rPr>
+        <w:t>对旋闭环</w:t>
+      </w:r>
+      <w:r>
+        <w:rPr>
+          <w:rFonts w:ascii="Times New Roman" w:hAnsi="Times New Roman" w:eastAsia="Times New Roman" w:cs="Times New Roman"/>
+        </w:rPr>
+        <w:t xml:space="preserve"> → </w:t>
+      </w:r>
+      <w:r>
+        <w:rPr>
+          <w:rFonts w:hint="eastAsia" w:ascii="Times New Roman" w:hAnsi="Times New Roman" w:eastAsia="FangSong" w:cs="Times New Roman"/>
+        </w:rPr>
+        <w:t>两端</w:t>
+      </w:r>
+      <w:r>
+        <w:rPr>
+          <w:rFonts w:hint="eastAsia" w:ascii="Times New Roman" w:hAnsi="Times New Roman" w:eastAsia="Times New Roman" w:cs="Times New Roman"/>
+        </w:rPr>
+        <w:t>”</w:t>
+      </w:r>
+      <w:r>
+        <w:rPr>
+          <w:rFonts w:hint="eastAsia" w:ascii="Times New Roman" w:hAnsi="Times New Roman" w:eastAsia="FangSong" w:cs="Times New Roman"/>
+        </w:rPr>
+        <w:t>朝外</w:t>
+      </w:r>
+      <w:r>
+        <w:rPr>
+          <w:rFonts w:hint="eastAsia" w:ascii="Times New Roman" w:hAnsi="Times New Roman" w:eastAsia="Times New Roman" w:cs="Times New Roman"/>
+        </w:rPr>
+        <w:t>”</w:t>
+      </w:r>
+      <w:r>
+        <w:rPr>
+          <w:rFonts w:hint="eastAsia" w:ascii="Times New Roman" w:hAnsi="Times New Roman" w:eastAsia="FangSong" w:cs="Times New Roman"/>
+        </w:rPr>
+        <w:t>的</w:t>
+      </w:r>
+      <w:r>
+        <w:rPr>
+          <w:rFonts w:ascii="Times New Roman" w:hAnsi="Times New Roman" w:eastAsia="Times New Roman" w:cs="Times New Roman"/>
+        </w:rPr>
+        <w:t xml:space="preserve"> CH</w:t>
+      </w:r>
+      <w:r>
+        <w:rPr>
+          <w:rFonts w:ascii="Times New Roman" w:hAnsi="Times New Roman" w:eastAsia="Times New Roman" w:cs="Times New Roman"/>
+          <w:vertAlign w:val="subscript"/>
+        </w:rPr>
+        <w:t>3</w:t>
+      </w:r>
+      <w:r>
+        <w:rPr>
+          <w:rFonts w:ascii="Times New Roman" w:hAnsi="Times New Roman" w:eastAsia="Times New Roman" w:cs="Times New Roman"/>
+        </w:rPr>
+        <w:t xml:space="preserve"> </w:t>
+      </w:r>
+      <w:r>
+        <w:rPr>
+          <w:rFonts w:hint="eastAsia" w:ascii="Times New Roman" w:hAnsi="Times New Roman" w:eastAsia="FangSong" w:cs="Times New Roman"/>
+        </w:rPr>
+        <w:t xml:space="preserve">被同时推到</w:t>
+      </w:r>
+      <w:r>
+        <w:rPr>
+          <w:rFonts w:hint="eastAsia" w:ascii="Times New Roman" w:hAnsi="Times New Roman" w:eastAsia="FangSong" w:cs="Times New Roman"/>
+          <w:b/>
+          <w:bCs/>
+        </w:rPr>
+        <w:t xml:space="preserve">同一面</w:t>
+      </w:r>
+      <w:r>
+        <w:rPr>
+          <w:rFonts w:hint="eastAsia" w:ascii="Times New Roman" w:hAnsi="Times New Roman" w:eastAsia="Times New Roman" w:cs="Times New Roman"/>
+        </w:rPr>
+        <w:t>（</w:t>
+      </w:r>
+      <w:r>
+        <w:rPr>
+          <w:rFonts w:hint="eastAsia" w:ascii="Times New Roman" w:hAnsi="Times New Roman" w:eastAsia="FangSong" w:cs="Times New Roman"/>
+        </w:rPr>
+        <w:t>一个转向平面上方</w:t>
+      </w:r>
+      <w:r>
+        <w:rPr>
+          <w:rFonts w:hint="eastAsia" w:ascii="Times New Roman" w:hAnsi="Times New Roman" w:eastAsia="Times New Roman" w:cs="Times New Roman"/>
+        </w:rPr>
+        <w:t>、</w:t>
+      </w:r>
+      <w:r>
+        <w:rPr>
+          <w:rFonts w:hint="eastAsia" w:ascii="Times New Roman" w:hAnsi="Times New Roman" w:eastAsia="FangSong" w:cs="Times New Roman"/>
+        </w:rPr>
+        <w:t>另一个也转向上方</w:t>
+      </w:r>
+      <w:r>
+        <w:rPr>
+          <w:rFonts w:hint="eastAsia" w:ascii="Times New Roman" w:hAnsi="Times New Roman" w:eastAsia="Times New Roman" w:cs="Times New Roman"/>
+        </w:rPr>
+        <w:t>）→</w:t>
+      </w:r>
+      <w:r>
+        <w:rPr>
+          <w:rFonts w:ascii="Times New Roman" w:hAnsi="Times New Roman" w:eastAsia="Times New Roman" w:cs="Times New Roman"/>
+        </w:rPr>
+        <w:t xml:space="preserve"> </w:t>
+      </w:r>
+      <w:r>
+        <w:rPr>
+          <w:rFonts w:hint="eastAsia" w:ascii="Times New Roman" w:hAnsi="Times New Roman" w:eastAsia="FangSong" w:cs="Times New Roman"/>
+          <w:b/>
+          <w:bCs/>
+        </w:rPr>
+        <w:t>顺式</w:t>
+      </w:r>
+      <w:r>
+        <w:rPr>
+          <w:rFonts w:hint="eastAsia" w:ascii="Times New Roman" w:hAnsi="Times New Roman" w:eastAsia="Times New Roman" w:cs="Times New Roman"/>
+          <w:b/>
+          <w:bCs/>
+        </w:rPr>
+        <w:t>-5,6-</w:t>
+      </w:r>
+      <w:r>
+        <w:rPr>
+          <w:rFonts w:hint="eastAsia" w:ascii="Times New Roman" w:hAnsi="Times New Roman" w:eastAsia="FangSong" w:cs="Times New Roman"/>
+          <w:b/>
+          <w:bCs/>
+        </w:rPr>
+        <w:t>二甲基</w:t>
+      </w:r>
+      <w:r>
+        <w:rPr>
+          <w:rFonts w:hint="eastAsia" w:ascii="Times New Roman" w:hAnsi="Times New Roman" w:eastAsia="Times New Roman" w:cs="Times New Roman"/>
+          <w:b/>
+          <w:bCs/>
+        </w:rPr>
+        <w:t>-1,3-</w:t>
+      </w:r>
+      <w:r>
+        <w:rPr>
+          <w:rFonts w:hint="eastAsia" w:ascii="Times New Roman" w:hAnsi="Times New Roman" w:eastAsia="FangSong" w:cs="Times New Roman"/>
+          <w:b/>
+          <w:bCs/>
+        </w:rPr>
+        <w:t>环己二烯</w:t>
+      </w:r>
+      <w:r>
+        <w:rPr>
+          <w:rFonts w:ascii="Times New Roman" w:hAnsi="Times New Roman" w:eastAsia="Times New Roman" w:cs="Times New Roman"/>
+        </w:rPr>
+        <w:t xml:space="preserve">。</w:t>
+      </w:r>
+      <w:r>
+        <w:rPr>
+          <w:rFonts w:ascii="Times New Roman" w:hAnsi="Times New Roman" w:eastAsia="Times New Roman" w:cs="Times New Roman"/>
+        </w:rPr>
+        <w:t xml:space="preserve"> </w:t>
+      </w:r>
+      <w:r>
+        <w:rPr>
+          <w:rFonts w:hint="eastAsia" w:ascii="Times New Roman" w:hAnsi="Times New Roman" w:eastAsia="FangSong" w:cs="Times New Roman"/>
+        </w:rPr>
+        <w:t>对照</w:t>
+      </w:r>
+      <w:r>
+        <w:rPr>
+          <w:rFonts w:hint="eastAsia" w:ascii="Times New Roman" w:hAnsi="Times New Roman" w:eastAsia="Times New Roman" w:cs="Times New Roman"/>
+        </w:rPr>
+        <w:t>：(2E,4Z,6Z)-</w:t>
+      </w:r>
+      <w:r>
+        <w:rPr>
+          <w:rFonts w:hint="eastAsia" w:ascii="Times New Roman" w:hAnsi="Times New Roman" w:eastAsia="FangSong" w:cs="Times New Roman"/>
+        </w:rPr>
+        <w:t>辛三烯同样对旋闭环</w:t>
+      </w:r>
+      <w:r>
+        <w:rPr>
+          <w:rFonts w:hint="eastAsia" w:ascii="Times New Roman" w:hAnsi="Times New Roman" w:eastAsia="Times New Roman" w:cs="Times New Roman"/>
+        </w:rPr>
+        <w:t>，</w:t>
+      </w:r>
+      <w:r>
+        <w:rPr>
+          <w:rFonts w:hint="eastAsia" w:ascii="Times New Roman" w:hAnsi="Times New Roman" w:eastAsia="FangSong" w:cs="Times New Roman"/>
+        </w:rPr>
+        <w:t>但一端的</w:t>
+      </w:r>
+      <w:r>
+        <w:rPr>
+          <w:rFonts w:ascii="Times New Roman" w:hAnsi="Times New Roman" w:eastAsia="Times New Roman" w:cs="Times New Roman"/>
+        </w:rPr>
+        <w:t xml:space="preserve"> CH</w:t>
+      </w:r>
+      <w:r>
+        <w:rPr>
+          <w:rFonts w:ascii="Times New Roman" w:hAnsi="Times New Roman" w:eastAsia="Times New Roman" w:cs="Times New Roman"/>
+          <w:vertAlign w:val="subscript"/>
+        </w:rPr>
+        <w:t>3</w:t>
+      </w:r>
+      <w:r>
+        <w:rPr>
+          <w:rFonts w:ascii="Times New Roman" w:hAnsi="Times New Roman" w:eastAsia="Times New Roman" w:cs="Times New Roman"/>
+        </w:rPr>
+        <w:t xml:space="preserve"> </w:t>
+      </w:r>
+      <w:r>
+        <w:rPr>
+          <w:rFonts w:hint="eastAsia" w:ascii="Times New Roman" w:hAnsi="Times New Roman" w:eastAsia="FangSong" w:cs="Times New Roman"/>
+        </w:rPr>
+        <w:t xml:space="preserve">朝内</w:t>
+      </w:r>
+      <w:r>
+        <w:rPr>
+          <w:rFonts w:ascii="Times New Roman" w:hAnsi="Times New Roman" w:eastAsia="Times New Roman" w:cs="Times New Roman"/>
+        </w:rPr>
+        <w:t xml:space="preserve"> → </w:t>
+      </w:r>
+      <w:r>
+        <w:rPr>
+          <w:rFonts w:hint="eastAsia" w:ascii="Times New Roman" w:hAnsi="Times New Roman" w:eastAsia="FangSong" w:cs="Times New Roman"/>
+        </w:rPr>
+        <w:t xml:space="preserve">该</w:t>
+      </w:r>
+      <w:r>
+        <w:rPr>
+          <w:rFonts w:ascii="Times New Roman" w:hAnsi="Times New Roman" w:eastAsia="Times New Roman" w:cs="Times New Roman"/>
+        </w:rPr>
+        <w:t xml:space="preserve"> CH</w:t>
+      </w:r>
+      <w:r>
+        <w:rPr>
+          <w:rFonts w:ascii="Times New Roman" w:hAnsi="Times New Roman" w:eastAsia="Times New Roman" w:cs="Times New Roman"/>
+          <w:vertAlign w:val="subscript"/>
+        </w:rPr>
+        <w:t>3</w:t>
+      </w:r>
+      <w:r>
+        <w:rPr>
+          <w:rFonts w:ascii="Times New Roman" w:hAnsi="Times New Roman" w:eastAsia="Times New Roman" w:cs="Times New Roman"/>
+        </w:rPr>
+        <w:t xml:space="preserve"> </w:t>
+      </w:r>
+      <w:r>
+        <w:rPr>
+          <w:rFonts w:hint="eastAsia" w:ascii="Times New Roman" w:hAnsi="Times New Roman" w:eastAsia="FangSong" w:cs="Times New Roman"/>
+        </w:rPr>
+        <w:t xml:space="preserve">转到下方</w:t>
+      </w:r>
+      <w:r>
+        <w:rPr>
+          <w:rFonts w:ascii="Times New Roman" w:hAnsi="Times New Roman" w:eastAsia="Times New Roman" w:cs="Times New Roman"/>
+        </w:rPr>
+        <w:t xml:space="preserve"> → </w:t>
+      </w:r>
+      <w:r>
+        <w:rPr>
+          <w:rFonts w:hint="eastAsia" w:ascii="Times New Roman" w:hAnsi="Times New Roman" w:eastAsia="FangSong" w:cs="Times New Roman"/>
+        </w:rPr>
+        <w:t xml:space="preserve">得</w:t>
+      </w:r>
+      <w:r>
+        <w:rPr>
+          <w:rFonts w:hint="eastAsia" w:ascii="Times New Roman" w:hAnsi="Times New Roman" w:eastAsia="FangSong" w:cs="Times New Roman"/>
+          <w:b/>
+          <w:bCs/>
+        </w:rPr>
+        <w:t xml:space="preserve">反式</w:t>
+      </w:r>
+      <w:r>
+        <w:rPr>
+          <w:rFonts w:hint="eastAsia" w:ascii="Times New Roman" w:hAnsi="Times New Roman" w:eastAsia="FangSong" w:cs="Times New Roman"/>
         </w:rPr>
         <w:t>产物</w:t>
       </w:r>
@@ -22677,69 +24300,7 @@
         <w:rPr>
           <w:rFonts w:hint="eastAsia" w:ascii="Times New Roman" w:hAnsi="Times New Roman" w:eastAsia="Times New Roman" w:cs="Times New Roman"/>
         </w:rPr>
-        <w:t>：</w:t>
-      </w:r>
-      <w:r>
-        <w:rPr>
-          <w:rFonts w:hint="eastAsia" w:ascii="Times New Roman" w:hAnsi="Times New Roman" w:eastAsia="FangSong" w:cs="Times New Roman"/>
-        </w:rPr>
-        <w:t>环己二烯结构</w:t>
-      </w:r>
-      <w:r>
-        <w:rPr>
-          <w:rFonts w:hint="eastAsia" w:ascii="Times New Roman" w:hAnsi="Times New Roman" w:eastAsia="Times New Roman" w:cs="Times New Roman"/>
-        </w:rPr>
-        <w:t>，</w:t>
-      </w:r>
-      <w:r>
-        <w:rPr>
-          <w:rFonts w:hint="eastAsia" w:ascii="Times New Roman" w:hAnsi="Times New Roman" w:eastAsia="FangSong" w:cs="Times New Roman"/>
-        </w:rPr>
-        <w:t>两个甲基在</w:t>
-      </w:r>
-      <w:r>
-        <w:rPr>
-          <w:rFonts w:hint="eastAsia" w:ascii="Times New Roman" w:hAnsi="Times New Roman" w:eastAsia="FangSong" w:cs="Times New Roman"/>
-          <w:b/>
-          <w:bCs/>
-        </w:rPr>
-        <w:t xml:space="preserve">顺式</w:t>
-      </w:r>
-      <w:r>
-        <w:rPr>
-          <w:rFonts w:hint="eastAsia" w:ascii="Times New Roman" w:hAnsi="Times New Roman" w:eastAsia="FangSong" w:cs="Times New Roman"/>
-        </w:rPr>
-        <w:t>位置</w:t>
-      </w:r>
-      <w:r>
-        <w:rPr>
-          <w:rFonts w:hint="eastAsia" w:ascii="Times New Roman" w:hAnsi="Times New Roman" w:eastAsia="Times New Roman" w:cs="Times New Roman"/>
-        </w:rPr>
-        <w:t>（</w:t>
-      </w:r>
-      <w:r>
-        <w:rPr>
-          <w:rFonts w:hint="eastAsia" w:ascii="Times New Roman" w:hAnsi="Times New Roman" w:eastAsia="FangSong" w:cs="Times New Roman"/>
-        </w:rPr>
-        <w:t>对旋</w:t>
-      </w:r>
-      <w:r>
-        <w:rPr>
-          <w:rFonts w:hint="eastAsia" w:ascii="Times New Roman" w:hAnsi="Times New Roman" w:eastAsia="Times New Roman" w:cs="Times New Roman"/>
-        </w:rPr>
-        <w:t>→</w:t>
-      </w:r>
-      <w:r>
-        <w:rPr>
-          <w:rFonts w:hint="eastAsia" w:ascii="Times New Roman" w:hAnsi="Times New Roman" w:eastAsia="FangSong" w:cs="Times New Roman"/>
-        </w:rPr>
-        <w:t>顺式二取代</w:t>
-      </w:r>
-      <w:r>
-        <w:rPr>
-          <w:rFonts w:hint="eastAsia" w:ascii="Times New Roman" w:hAnsi="Times New Roman" w:eastAsia="Times New Roman" w:cs="Times New Roman"/>
-        </w:rPr>
-        <w:t>）</w:t>
+        <w:t>。</w:t>
       </w:r>
     </w:p>
     <w:p>
@@ -22770,31 +24331,209 @@
         <w:rPr>
           <w:rFonts w:ascii="Times New Roman" w:hAnsi="Times New Roman" w:eastAsia="Times New Roman" w:cs="Times New Roman"/>
         </w:rPr>
-        <w:t xml:space="preserve"> → </w:t>
-      </w:r>
-      <w:r>
-        <w:rPr>
-          <w:rFonts w:hint="eastAsia" w:ascii="Times New Roman" w:hAnsi="Times New Roman" w:eastAsia="FangSong" w:cs="Times New Roman"/>
-        </w:rPr>
-        <w:t>对旋</w:t>
-      </w:r>
-      <w:r>
-        <w:rPr>
-          <w:rFonts w:hint="eastAsia" w:ascii="Times New Roman" w:hAnsi="Times New Roman" w:eastAsia="Times New Roman" w:cs="Times New Roman"/>
-        </w:rPr>
-        <w:t>（disrotatory）→</w:t>
-      </w:r>
-      <w:r>
-        <w:rPr>
-          <w:rFonts w:ascii="Times New Roman" w:hAnsi="Times New Roman" w:eastAsia="Times New Roman" w:cs="Times New Roman"/>
-        </w:rPr>
-        <w:t xml:space="preserve"> </w:t>
-      </w:r>
-      <w:r>
-        <w:rPr>
-          <w:rFonts w:hint="eastAsia" w:ascii="Times New Roman" w:hAnsi="Times New Roman" w:eastAsia="FangSong" w:cs="Times New Roman"/>
-        </w:rPr>
-        <w:t>产物为顺式二取代环己二烯</w:t>
+        <w:t xml:space="preserve"> →</w:t>
+      </w:r>
+      <w:r>
+        <w:rPr>
+          <w:rFonts w:ascii="Times New Roman" w:hAnsi="Times New Roman" w:eastAsia="Times New Roman" w:cs="Times New Roman"/>
+        </w:rPr>
+        <w:t xml:space="preserve"> </w:t>
+      </w:r>
+      <w:r>
+        <w:rPr>
+          <w:rFonts w:hint="eastAsia" w:ascii="Times New Roman" w:hAnsi="Times New Roman" w:eastAsia="FangSong" w:cs="Times New Roman"/>
+          <w:b/>
+          <w:bCs/>
+        </w:rPr>
+        <w:t xml:space="preserve">对旋</w:t>
+      </w:r>
+      <w:r>
+        <w:rPr>
+          <w:rFonts w:ascii="Times New Roman" w:hAnsi="Times New Roman" w:eastAsia="Times New Roman" w:cs="Times New Roman"/>
+        </w:rPr>
+        <w:t xml:space="preserve"> </w:t>
+      </w:r>
+      <w:r>
+        <w:rPr>
+          <w:rFonts w:ascii="Times New Roman" w:hAnsi="Times New Roman" w:eastAsia="Times New Roman" w:cs="Times New Roman"/>
+        </w:rPr>
+        <w:t xml:space="preserve">→</w:t>
+      </w:r>
+      <w:r>
+        <w:rPr>
+          <w:rFonts w:ascii="Times New Roman" w:hAnsi="Times New Roman" w:eastAsia="Times New Roman" w:cs="Times New Roman"/>
+        </w:rPr>
+        <w:t xml:space="preserve"> </w:t>
+      </w:r>
+      <w:r>
+        <w:rPr>
+          <w:rFonts w:hint="eastAsia" w:ascii="Times New Roman" w:hAnsi="Times New Roman" w:eastAsia="FangSong" w:cs="Times New Roman"/>
+          <w:b/>
+          <w:bCs/>
+        </w:rPr>
+        <w:t xml:space="preserve">顺式</w:t>
+      </w:r>
+      <w:r>
+        <w:rPr>
+          <w:rFonts w:hint="eastAsia" w:ascii="Times New Roman" w:hAnsi="Times New Roman" w:eastAsia="FangSong" w:cs="Times New Roman"/>
+        </w:rPr>
+        <w:t>二取代</w:t>
+      </w:r>
+      <w:r>
+        <w:rPr>
+          <w:rFonts w:hint="eastAsia" w:ascii="Times New Roman" w:hAnsi="Times New Roman" w:eastAsia="Times New Roman" w:cs="Times New Roman"/>
+        </w:rPr>
+        <w:t>（</w:t>
+      </w:r>
+      <w:r>
+        <w:rPr>
+          <w:rFonts w:hint="eastAsia" w:ascii="Times New Roman" w:hAnsi="Times New Roman" w:eastAsia="FangSong" w:cs="Times New Roman"/>
+        </w:rPr>
+        <w:t>两个</w:t>
+      </w:r>
+      <w:r>
+        <w:rPr>
+          <w:rFonts w:ascii="Times New Roman" w:hAnsi="Times New Roman" w:eastAsia="Times New Roman" w:cs="Times New Roman"/>
+        </w:rPr>
+        <w:t xml:space="preserve"> CH</w:t>
+      </w:r>
+      <w:r>
+        <w:rPr>
+          <w:rFonts w:ascii="Times New Roman" w:hAnsi="Times New Roman" w:eastAsia="Times New Roman" w:cs="Times New Roman"/>
+          <w:vertAlign w:val="subscript"/>
+        </w:rPr>
+        <w:t>3</w:t>
+      </w:r>
+      <w:r>
+        <w:rPr>
+          <w:rFonts w:ascii="Times New Roman" w:hAnsi="Times New Roman" w:eastAsia="Times New Roman" w:cs="Times New Roman"/>
+        </w:rPr>
+        <w:t xml:space="preserve"> </w:t>
+      </w:r>
+      <w:r>
+        <w:rPr>
+          <w:rFonts w:hint="eastAsia" w:ascii="Times New Roman" w:hAnsi="Times New Roman" w:eastAsia="FangSong" w:cs="Times New Roman"/>
+        </w:rPr>
+        <w:t>同面</w:t>
+      </w:r>
+      <w:r>
+        <w:rPr>
+          <w:rFonts w:hint="eastAsia" w:ascii="Times New Roman" w:hAnsi="Times New Roman" w:eastAsia="Times New Roman" w:cs="Times New Roman"/>
+        </w:rPr>
+        <w:t>）</w:t>
+      </w:r>
+      <w:r>
+        <w:rPr>
+          <w:rFonts w:hint="eastAsia" w:ascii="Times New Roman" w:hAnsi="Times New Roman" w:eastAsia="FangSong" w:cs="Times New Roman"/>
+        </w:rPr>
+        <w:t>环己二烯</w:t>
+      </w:r>
+      <w:r>
+        <w:rPr>
+          <w:rFonts w:hint="eastAsia" w:ascii="Times New Roman" w:hAnsi="Times New Roman" w:eastAsia="Times New Roman" w:cs="Times New Roman"/>
+        </w:rPr>
+        <w:t>；</w:t>
+      </w:r>
+      <w:r>
+        <w:rPr>
+          <w:rFonts w:hint="eastAsia" w:ascii="Times New Roman" w:hAnsi="Times New Roman" w:eastAsia="FangSong" w:cs="Times New Roman"/>
+        </w:rPr>
+        <w:t>光照时</w:t>
+      </w:r>
+      <w:r>
+        <w:rPr>
+          <w:rFonts w:ascii="Times New Roman" w:hAnsi="Times New Roman" w:eastAsia="Times New Roman" w:cs="Times New Roman"/>
+        </w:rPr>
+        <w:t xml:space="preserve"> HOMO </w:t>
+      </w:r>
+      <w:r>
+        <w:rPr>
+          <w:rFonts w:hint="eastAsia" w:ascii="Times New Roman" w:hAnsi="Times New Roman" w:eastAsia="FangSong" w:cs="Times New Roman"/>
+        </w:rPr>
+        <w:t xml:space="preserve">变为</w:t>
+      </w:r>
+      <w:r>
+        <w:rPr>
+          <w:rFonts w:ascii="Times New Roman" w:hAnsi="Times New Roman" w:eastAsia="Times New Roman" w:cs="Times New Roman"/>
+        </w:rPr>
+        <w:t xml:space="preserve"> </w:t>
+      </w:r>
+      <w:r>
+        <w:rPr>
+          <w:rFonts w:hint="eastAsia" w:ascii="Times New Roman" w:hAnsi="Times New Roman" w:eastAsia="Times New Roman" w:cs="Times New Roman"/>
+        </w:rPr>
+        <w:t>ψ</w:t>
+      </w:r>
+      <w:r>
+        <w:rPr>
+          <w:rFonts w:hint="eastAsia" w:ascii="Times New Roman" w:hAnsi="Times New Roman" w:eastAsia="Times New Roman" w:cs="Times New Roman"/>
+          <w:vertAlign w:val="subscript"/>
+        </w:rPr>
+        <w:t>4</w:t>
+      </w:r>
+      <w:r>
+        <w:rPr>
+          <w:rFonts w:hint="eastAsia" w:ascii="Times New Roman" w:hAnsi="Times New Roman" w:eastAsia="Times New Roman" w:cs="Times New Roman"/>
+        </w:rPr>
+        <w:t>（</w:t>
+      </w:r>
+      <w:r>
+        <w:rPr>
+          <w:rFonts w:hint="eastAsia" w:ascii="Times New Roman" w:hAnsi="Times New Roman" w:eastAsia="FangSong" w:cs="Times New Roman"/>
+        </w:rPr>
+        <w:t>两端相位相反</w:t>
+      </w:r>
+      <w:r>
+        <w:rPr>
+          <w:rFonts w:hint="eastAsia" w:ascii="Times New Roman" w:hAnsi="Times New Roman" w:eastAsia="Times New Roman" w:cs="Times New Roman"/>
+        </w:rPr>
+        <w:t>）→</w:t>
+      </w:r>
+      <w:r>
+        <w:rPr>
+          <w:rFonts w:ascii="Times New Roman" w:hAnsi="Times New Roman" w:eastAsia="Times New Roman" w:cs="Times New Roman"/>
+        </w:rPr>
+        <w:t xml:space="preserve"> </w:t>
+      </w:r>
+      <w:r>
+        <w:rPr>
+          <w:rFonts w:hint="eastAsia" w:ascii="Times New Roman" w:hAnsi="Times New Roman" w:eastAsia="FangSong" w:cs="Times New Roman"/>
+          <w:b/>
+          <w:bCs/>
+        </w:rPr>
+        <w:t xml:space="preserve">顺旋</w:t>
+      </w:r>
+      <w:r>
+        <w:rPr>
+          <w:rFonts w:ascii="Times New Roman" w:hAnsi="Times New Roman" w:eastAsia="Times New Roman" w:cs="Times New Roman"/>
+        </w:rPr>
+        <w:t xml:space="preserve"> </w:t>
+      </w:r>
+      <w:r>
+        <w:rPr>
+          <w:rFonts w:ascii="Times New Roman" w:hAnsi="Times New Roman" w:eastAsia="Times New Roman" w:cs="Times New Roman"/>
+        </w:rPr>
+        <w:t xml:space="preserve">→</w:t>
+      </w:r>
+      <w:r>
+        <w:rPr>
+          <w:rFonts w:ascii="Times New Roman" w:hAnsi="Times New Roman" w:eastAsia="Times New Roman" w:cs="Times New Roman"/>
+        </w:rPr>
+        <w:t xml:space="preserve"> </w:t>
+      </w:r>
+      <w:r>
+        <w:rPr>
+          <w:rFonts w:hint="eastAsia" w:ascii="Times New Roman" w:hAnsi="Times New Roman" w:eastAsia="FangSong" w:cs="Times New Roman"/>
+          <w:b/>
+          <w:bCs/>
+        </w:rPr>
+        <w:t xml:space="preserve">反式</w:t>
+      </w:r>
+      <w:r>
+        <w:rPr>
+          <w:rFonts w:hint="eastAsia" w:ascii="Times New Roman" w:hAnsi="Times New Roman" w:eastAsia="FangSong" w:cs="Times New Roman"/>
+        </w:rPr>
+        <w:t>二取代</w:t>
       </w:r>
       <w:r>
         <w:rPr>
@@ -22804,33 +24543,147 @@
       </w:r>
       <w:r>
         <w:rPr>
-          <w:rFonts w:hint="eastAsia" w:ascii="Times New Roman" w:hAnsi="Times New Roman" w:eastAsia="FangSong" w:cs="Times New Roman"/>
-        </w:rPr>
-        <w:t>若为光反应</w:t>
-      </w:r>
-      <w:r>
-        <w:rPr>
-          <w:rFonts w:ascii="Times New Roman" w:hAnsi="Times New Roman" w:eastAsia="Times New Roman" w:cs="Times New Roman"/>
-        </w:rPr>
-        <w:t xml:space="preserve"> → </w:t>
-      </w:r>
-      <w:r>
-        <w:rPr>
-          <w:rFonts w:hint="eastAsia" w:ascii="Times New Roman" w:hAnsi="Times New Roman" w:eastAsia="FangSong" w:cs="Times New Roman"/>
-        </w:rPr>
-        <w:t xml:space="preserve">顺旋</w:t>
-      </w:r>
-      <w:r>
-        <w:rPr>
-          <w:rFonts w:ascii="Times New Roman" w:hAnsi="Times New Roman" w:eastAsia="Times New Roman" w:cs="Times New Roman"/>
-        </w:rPr>
-        <w:t xml:space="preserve"> → </w:t>
-      </w:r>
-      <w:r>
-        <w:rPr>
-          <w:rFonts w:hint="eastAsia" w:ascii="Times New Roman" w:hAnsi="Times New Roman" w:eastAsia="FangSong" w:cs="Times New Roman"/>
-        </w:rPr>
-        <w:t>反式产物</w:t>
+          <w:rFonts w:ascii="Times New Roman" w:hAnsi="Times New Roman" w:eastAsia="Times New Roman" w:cs="Times New Roman"/>
+        </w:rPr>
+        <w:t xml:space="preserve"> </w:t>
+      </w:r>
+      <w:r>
+        <w:rPr>
+          <w:rFonts w:hint="eastAsia" w:ascii="Times New Roman" w:hAnsi="Times New Roman" w:eastAsia="FangSong" w:cs="Times New Roman"/>
+        </w:rPr>
+        <w:t>易错两条</w:t>
+      </w:r>
+      <w:r>
+        <w:rPr>
+          <w:rFonts w:hint="eastAsia" w:ascii="Times New Roman" w:hAnsi="Times New Roman" w:eastAsia="Times New Roman" w:cs="Times New Roman"/>
+        </w:rPr>
+        <w:t>：①</w:t>
+      </w:r>
+      <w:r>
+        <w:rPr>
+          <w:rFonts w:ascii="Times New Roman" w:hAnsi="Times New Roman" w:eastAsia="Times New Roman" w:cs="Times New Roman"/>
+        </w:rPr>
+        <w:t xml:space="preserve"> </w:t>
+      </w:r>
+      <w:r>
+        <w:rPr>
+          <w:rFonts w:hint="eastAsia" w:ascii="Times New Roman" w:hAnsi="Times New Roman" w:eastAsia="FangSong" w:cs="Times New Roman"/>
+        </w:rPr>
+        <w:t xml:space="preserve">不要从底物的</w:t>
+      </w:r>
+      <w:r>
+        <w:rPr>
+          <w:rFonts w:ascii="Times New Roman" w:hAnsi="Times New Roman" w:eastAsia="Times New Roman" w:cs="Times New Roman"/>
+        </w:rPr>
+        <w:t xml:space="preserve"> E </w:t>
+      </w:r>
+      <w:r>
+        <w:rPr>
+          <w:rFonts w:hint="eastAsia" w:ascii="Times New Roman" w:hAnsi="Times New Roman" w:eastAsia="FangSong" w:cs="Times New Roman"/>
+        </w:rPr>
+        <w:t>直接读出产物的顺反</w:t>
+      </w:r>
+      <w:r>
+        <w:rPr>
+          <w:rFonts w:hint="eastAsia" w:ascii="Times New Roman" w:hAnsi="Times New Roman" w:eastAsia="Times New Roman" w:cs="Times New Roman"/>
+        </w:rPr>
+        <w:t>——</w:t>
+      </w:r>
+      <w:r>
+        <w:rPr>
+          <w:rFonts w:hint="eastAsia" w:ascii="Times New Roman" w:hAnsi="Times New Roman" w:eastAsia="FangSong" w:cs="Times New Roman"/>
+        </w:rPr>
+        <w:t>顺反由</w:t>
+      </w:r>
+      <w:r>
+        <w:rPr>
+          <w:rFonts w:hint="eastAsia" w:ascii="Times New Roman" w:hAnsi="Times New Roman" w:eastAsia="FangSong" w:cs="Times New Roman"/>
+          <w:b/>
+          <w:bCs/>
+        </w:rPr>
+        <w:t xml:space="preserve">旋转方式</w:t>
+      </w:r>
+      <w:r>
+        <w:rPr>
+          <w:rFonts w:ascii="Times New Roman" w:hAnsi="Times New Roman" w:eastAsia="Times New Roman" w:cs="Times New Roman"/>
+          <w:b/>
+          <w:bCs/>
+        </w:rPr>
+        <w:t xml:space="preserve"> × </w:t>
+      </w:r>
+      <w:r>
+        <w:rPr>
+          <w:rFonts w:hint="eastAsia" w:ascii="Times New Roman" w:hAnsi="Times New Roman" w:eastAsia="FangSong" w:cs="Times New Roman"/>
+          <w:b/>
+          <w:bCs/>
+        </w:rPr>
+        <w:t xml:space="preserve">两端双键构型</w:t>
+      </w:r>
+      <w:r>
+        <w:rPr>
+          <w:rFonts w:hint="eastAsia" w:ascii="Times New Roman" w:hAnsi="Times New Roman" w:eastAsia="FangSong" w:cs="Times New Roman"/>
+        </w:rPr>
+        <w:t>共同决定</w:t>
+      </w:r>
+      <w:r>
+        <w:rPr>
+          <w:rFonts w:hint="eastAsia" w:ascii="Times New Roman" w:hAnsi="Times New Roman" w:eastAsia="Times New Roman" w:cs="Times New Roman"/>
+        </w:rPr>
+        <w:t>；②</w:t>
+      </w:r>
+      <w:r>
+        <w:rPr>
+          <w:rFonts w:ascii="Times New Roman" w:hAnsi="Times New Roman" w:eastAsia="Times New Roman" w:cs="Times New Roman"/>
+        </w:rPr>
+        <w:t xml:space="preserve"> </w:t>
+      </w:r>
+      <w:r>
+        <w:rPr>
+          <w:rFonts w:hint="eastAsia" w:ascii="Times New Roman" w:hAnsi="Times New Roman" w:eastAsia="FangSong" w:cs="Times New Roman"/>
+        </w:rPr>
+        <w:t xml:space="preserve">不要因为底物写</w:t>
+      </w:r>
+      <w:r>
+        <w:rPr>
+          <w:rFonts w:ascii="Times New Roman" w:hAnsi="Times New Roman" w:eastAsia="Times New Roman" w:cs="Times New Roman"/>
+        </w:rPr>
+        <w:t xml:space="preserve"> (E,E,E) </w:t>
+      </w:r>
+      <w:r>
+        <w:rPr>
+          <w:rFonts w:hint="eastAsia" w:ascii="Times New Roman" w:hAnsi="Times New Roman" w:eastAsia="FangSong" w:cs="Times New Roman"/>
+        </w:rPr>
+        <w:t>就答</w:t>
+      </w:r>
+      <w:r>
+        <w:rPr>
+          <w:rFonts w:hint="eastAsia" w:ascii="Times New Roman" w:hAnsi="Times New Roman" w:eastAsia="Times New Roman" w:cs="Times New Roman"/>
+        </w:rPr>
+        <w:t>”</w:t>
+      </w:r>
+      <w:r>
+        <w:rPr>
+          <w:rFonts w:hint="eastAsia" w:ascii="Times New Roman" w:hAnsi="Times New Roman" w:eastAsia="FangSong" w:cs="Times New Roman"/>
+        </w:rPr>
+        <w:t>反式</w:t>
+      </w:r>
+      <w:r>
+        <w:rPr>
+          <w:rFonts w:hint="eastAsia" w:ascii="Times New Roman" w:hAnsi="Times New Roman" w:eastAsia="Times New Roman" w:cs="Times New Roman"/>
+        </w:rPr>
+        <w:t>”，(E,E,E)</w:t>
+      </w:r>
+      <w:r>
+        <w:rPr>
+          <w:rFonts w:ascii="Times New Roman" w:hAnsi="Times New Roman" w:eastAsia="Times New Roman" w:cs="Times New Roman"/>
+        </w:rPr>
+        <w:t xml:space="preserve"> </w:t>
+      </w:r>
+      <w:r>
+        <w:rPr>
+          <w:rFonts w:hint="eastAsia" w:ascii="Times New Roman" w:hAnsi="Times New Roman" w:eastAsia="FangSong" w:cs="Times New Roman"/>
+        </w:rPr>
+        <w:t>根本取不到闭环构象</w:t>
       </w:r>
       <w:r>
         <w:rPr>
@@ -25456,7 +27309,7 @@
         <w:rPr>
           <w:rFonts w:hint="eastAsia" w:ascii="Times New Roman" w:hAnsi="Times New Roman" w:eastAsia="Times New Roman" w:cs="Times New Roman"/>
         </w:rPr>
-        <w:t xml:space="preserve">2）</w:t>
+        <w:t xml:space="preserve">2.5）</w:t>
       </w:r>
       <w:r>
         <w:rPr>
@@ -26267,19 +28120,65 @@
           <w:b/>
           <w:bCs/>
         </w:rPr>
-        <w:t xml:space="preserve">缔合机理</w:t>
-      </w:r>
-      <w:r>
-        <w:rPr>
-          <w:rFonts w:hint="eastAsia" w:ascii="Times New Roman" w:hAnsi="Times New Roman" w:eastAsia="Times New Roman" w:cs="Times New Roman"/>
-        </w:rPr>
-        <w:t xml:space="preserve">（ANDN</w:t>
-      </w:r>
-      <w:r>
-        <w:rPr>
-          <w:rFonts w:ascii="Times New Roman" w:hAnsi="Times New Roman" w:eastAsia="Times New Roman" w:cs="Times New Roman"/>
-        </w:rPr>
-        <w:t xml:space="preserve"> </w:t>
+        <w:t>缔合</w:t>
+      </w:r>
+      <w:r>
+        <w:rPr>
+          <w:rFonts w:hint="eastAsia" w:ascii="Times New Roman" w:hAnsi="Times New Roman" w:eastAsia="Times New Roman" w:cs="Times New Roman"/>
+          <w:b/>
+          <w:bCs/>
+        </w:rPr>
+        <w:t>-</w:t>
+      </w:r>
+      <w:r>
+        <w:rPr>
+          <w:rFonts w:hint="eastAsia" w:ascii="Times New Roman" w:hAnsi="Times New Roman" w:eastAsia="FangSong" w:cs="Times New Roman"/>
+          <w:b/>
+          <w:bCs/>
+        </w:rPr>
+        <w:t>解离型边界机理</w:t>
+      </w:r>
+      <w:r>
+        <w:rPr>
+          <w:rFonts w:hint="eastAsia" w:ascii="Times New Roman" w:hAnsi="Times New Roman" w:eastAsia="Times New Roman" w:cs="Times New Roman"/>
+        </w:rPr>
+        <w:t>（</w:t>
+      </w:r>
+      <w:r>
+        <w:rPr>
+          <w:rFonts w:hint="eastAsia" w:ascii="Times New Roman" w:hAnsi="Times New Roman" w:eastAsia="FangSong" w:cs="Times New Roman"/>
+        </w:rPr>
+        <w:t>先亲核缔合</w:t>
+      </w:r>
+      <w:r>
+        <w:rPr>
+          <w:rFonts w:hint="eastAsia" w:ascii="Times New Roman" w:hAnsi="Times New Roman" w:eastAsia="Times New Roman" w:cs="Times New Roman"/>
+        </w:rPr>
+        <w:t>、</w:t>
+      </w:r>
+      <w:r>
+        <w:rPr>
+          <w:rFonts w:hint="eastAsia" w:ascii="Times New Roman" w:hAnsi="Times New Roman" w:eastAsia="FangSong" w:cs="Times New Roman"/>
+        </w:rPr>
+        <w:t>后离去基解离</w:t>
+      </w:r>
+      <w:r>
+        <w:rPr>
+          <w:rFonts w:hint="eastAsia" w:ascii="Times New Roman" w:hAnsi="Times New Roman" w:eastAsia="Times New Roman" w:cs="Times New Roman"/>
+        </w:rPr>
+        <w:t>；</w:t>
+      </w:r>
+      <w:r>
+        <w:rPr>
+          <w:rFonts w:hint="eastAsia" w:ascii="Times New Roman" w:hAnsi="Times New Roman" w:eastAsia="FangSong" w:cs="Times New Roman"/>
+        </w:rPr>
+        <w:t>文献记作</w:t>
+      </w:r>
+      <w:r>
+        <w:rPr>
+          <w:rFonts w:ascii="Times New Roman" w:hAnsi="Times New Roman" w:eastAsia="Times New Roman" w:cs="Times New Roman"/>
+        </w:rPr>
+        <w:t xml:space="preserve"> A_N+D_N </w:t>
       </w:r>
       <w:r>
         <w:rPr>
@@ -26291,19 +28190,13 @@
         <w:rPr>
           <w:rFonts w:ascii="Times New Roman" w:hAnsi="Times New Roman" w:eastAsia="Times New Roman" w:cs="Times New Roman"/>
         </w:rPr>
-        <w:t xml:space="preserve"> SN1-SN2 </w:t>
-      </w:r>
-      <w:r>
-        <w:rPr>
-          <w:rFonts w:hint="eastAsia" w:ascii="Times New Roman" w:hAnsi="Times New Roman" w:eastAsia="FangSong" w:cs="Times New Roman"/>
-        </w:rPr>
-        <w:t>边界</w:t>
-      </w:r>
-      <w:r>
-        <w:rPr>
-          <w:rFonts w:hint="eastAsia" w:ascii="Times New Roman" w:hAnsi="Times New Roman" w:eastAsia="Times New Roman" w:cs="Times New Roman"/>
-        </w:rPr>
-        <w:t>）</w:t>
+        <w:t xml:space="preserve"> </w:t>
+      </w:r>
+      <w:r>
+        <w:rPr>
+          <w:rFonts w:hint="eastAsia" w:ascii="Times New Roman" w:hAnsi="Times New Roman" w:eastAsia="Times New Roman" w:cs="Times New Roman"/>
+        </w:rPr>
+        <w:t xml:space="preserve">ANDN）</w:t>
       </w:r>
     </w:p>
     <w:p>
@@ -33706,19 +35599,128 @@
         <w:rPr>
           <w:rFonts w:ascii="Times New Roman" w:hAnsi="Times New Roman" w:eastAsia="Times New Roman" w:cs="Times New Roman"/>
         </w:rPr>
-        <w:t xml:space="preserve">(b) KIE </w:t>
-      </w:r>
-      <w:r>
-        <w:rPr>
-          <w:rFonts w:hint="eastAsia" w:ascii="Times New Roman" w:hAnsi="Times New Roman" w:eastAsia="FangSong" w:cs="Times New Roman"/>
-        </w:rPr>
-        <w:t xml:space="preserve">约</w:t>
-      </w:r>
-      <w:r>
-        <w:rPr>
-          <w:rFonts w:ascii="Times New Roman" w:hAnsi="Times New Roman" w:eastAsia="Times New Roman" w:cs="Times New Roman"/>
-        </w:rPr>
-        <w:t xml:space="preserve"> 1 </w:t>
+        <w:t xml:space="preserve">(b)</w:t>
+      </w:r>
+      <w:r>
+        <w:rPr>
+          <w:rFonts w:ascii="Times New Roman" w:hAnsi="Times New Roman" w:eastAsia="Times New Roman" w:cs="Times New Roman"/>
+        </w:rPr>
+        <w:t xml:space="preserve"> </w:t>
+      </w:r>
+      <w:r>
+        <w:rPr>
+          <w:rFonts w:hint="eastAsia" w:ascii="Times New Roman" w:hAnsi="Times New Roman" w:eastAsia="FangSong" w:cs="Times New Roman"/>
+          <w:b/>
+          <w:bCs/>
+        </w:rPr>
+        <w:t xml:space="preserve">不是简单</w:t>
+      </w:r>
+      <w:r>
+        <w:rPr>
+          <w:rFonts w:ascii="Times New Roman" w:hAnsi="Times New Roman" w:eastAsia="Times New Roman" w:cs="Times New Roman"/>
+          <w:b/>
+          <w:bCs/>
+        </w:rPr>
+        <w:t xml:space="preserve"> </w:t>
+      </w:r>
+      <w:r>
+        <w:rPr>
+          <w:rFonts w:hint="eastAsia" w:ascii="Times New Roman" w:hAnsi="Times New Roman" w:eastAsia="Times New Roman" w:cs="Times New Roman"/>
+          <w:b/>
+          <w:bCs/>
+        </w:rPr>
+        <w:t>SN1，</w:t>
+      </w:r>
+      <w:r>
+        <w:rPr>
+          <w:rFonts w:hint="eastAsia" w:ascii="Times New Roman" w:hAnsi="Times New Roman" w:eastAsia="FangSong" w:cs="Times New Roman"/>
+          <w:b/>
+          <w:bCs/>
+        </w:rPr>
+        <w:t>而是邻基参与</w:t>
+      </w:r>
+      <w:r>
+        <w:rPr>
+          <w:rFonts w:hint="eastAsia" w:ascii="Times New Roman" w:hAnsi="Times New Roman" w:eastAsia="Times New Roman" w:cs="Times New Roman"/>
+          <w:b/>
+          <w:bCs/>
+        </w:rPr>
+        <w:t>（NGP）</w:t>
+      </w:r>
+      <w:r>
+        <w:rPr>
+          <w:rFonts w:hint="eastAsia" w:ascii="Times New Roman" w:hAnsi="Times New Roman" w:eastAsia="FangSong" w:cs="Times New Roman"/>
+          <w:b/>
+          <w:bCs/>
+        </w:rPr>
+        <w:t>经桥式</w:t>
+      </w:r>
+      <w:r>
+        <w:rPr>
+          <w:rFonts w:hint="eastAsia" w:ascii="Times New Roman" w:hAnsi="Times New Roman" w:eastAsia="Times New Roman" w:cs="Times New Roman"/>
+          <w:b/>
+          <w:bCs/>
+        </w:rPr>
+        <w:t>/</w:t>
+      </w:r>
+      <w:r>
+        <w:rPr>
+          <w:rFonts w:hint="eastAsia" w:ascii="Times New Roman" w:hAnsi="Times New Roman" w:eastAsia="FangSong" w:cs="Times New Roman"/>
+          <w:b/>
+          <w:bCs/>
+        </w:rPr>
+        <w:t>苯鎓离子的</w:t>
+      </w:r>
+      <w:r>
+        <w:rPr>
+          <w:rFonts w:ascii="Times New Roman" w:hAnsi="Times New Roman" w:eastAsia="Times New Roman" w:cs="Times New Roman"/>
+          <w:b/>
+          <w:bCs/>
+        </w:rPr>
+        <w:t xml:space="preserve"> SN1</w:t>
+      </w:r>
+      <w:r>
+        <w:rPr>
+          <w:rFonts w:hint="eastAsia" w:ascii="Times New Roman" w:hAnsi="Times New Roman" w:eastAsia="Times New Roman" w:cs="Times New Roman"/>
+        </w:rPr>
+        <w:t>。</w:t>
+      </w:r>
+      <w:r>
+        <w:rPr>
+          <w:rFonts w:hint="eastAsia" w:ascii="Times New Roman" w:hAnsi="Times New Roman" w:eastAsia="FangSong" w:cs="Times New Roman"/>
+        </w:rPr>
+        <w:t>逐条对账</w:t>
+      </w:r>
+      <w:r>
+        <w:rPr>
+          <w:rFonts w:hint="eastAsia" w:ascii="Times New Roman" w:hAnsi="Times New Roman" w:eastAsia="Times New Roman" w:cs="Times New Roman"/>
+        </w:rPr>
+        <w:t>：</w:t>
+      </w:r>
+      <w:r>
+        <w:rPr>
+          <w:rFonts w:ascii="Times New Roman" w:hAnsi="Times New Roman" w:eastAsia="Times New Roman" w:cs="Times New Roman"/>
+        </w:rPr>
+        <w:t xml:space="preserve"> </w:t>
+      </w:r>
+      <w:r>
+        <w:rPr>
+          <w:rFonts w:ascii="Times New Roman" w:hAnsi="Times New Roman" w:eastAsia="Times New Roman" w:cs="Times New Roman"/>
+        </w:rPr>
+        <w:t>- ρ(σ</w:t>
+      </w:r>
+      <w:r>
+        <w:rPr>
+          <w:rFonts w:ascii="Times New Roman" w:hAnsi="Times New Roman" w:eastAsia="Times New Roman" w:cs="Times New Roman"/>
+          <w:vertAlign w:val="superscript"/>
+        </w:rPr>
+        <w:t>+</w:t>
+      </w:r>
+      <w:r>
+        <w:rPr>
+          <w:rFonts w:ascii="Times New Roman" w:hAnsi="Times New Roman" w:eastAsia="Times New Roman" w:cs="Times New Roman"/>
+        </w:rPr>
+        <w:t xml:space="preserve">) = −3.8 </w:t>
       </w:r>
       <w:r>
         <w:rPr>
@@ -33730,7 +35732,192 @@
         <w:rPr>
           <w:rFonts w:ascii="Times New Roman" w:hAnsi="Times New Roman" w:eastAsia="Times New Roman" w:cs="Times New Roman"/>
         </w:rPr>
-        <w:t xml:space="preserve"> D</w:t>
+        <w:t xml:space="preserve"> σ</w:t>
+      </w:r>
+      <w:r>
+        <w:rPr>
+          <w:rFonts w:ascii="Times New Roman" w:hAnsi="Times New Roman" w:eastAsia="Times New Roman" w:cs="Times New Roman"/>
+          <w:vertAlign w:val="superscript"/>
+        </w:rPr>
+        <w:t>+</w:t>
+      </w:r>
+      <w:r>
+        <w:rPr>
+          <w:rFonts w:ascii="Times New Roman" w:hAnsi="Times New Roman" w:eastAsia="Times New Roman" w:cs="Times New Roman"/>
+        </w:rPr>
+        <w:t xml:space="preserve"> </w:t>
+      </w:r>
+      <w:r>
+        <w:rPr>
+          <w:rFonts w:hint="eastAsia" w:ascii="Times New Roman" w:hAnsi="Times New Roman" w:eastAsia="FangSong" w:cs="Times New Roman"/>
+        </w:rPr>
+        <w:t xml:space="preserve">拟合远好于</w:t>
+      </w:r>
+      <w:r>
+        <w:rPr>
+          <w:rFonts w:ascii="Times New Roman" w:hAnsi="Times New Roman" w:eastAsia="Times New Roman" w:cs="Times New Roman"/>
+        </w:rPr>
+        <w:t xml:space="preserve"> σ → RDS </w:t>
+      </w:r>
+      <w:r>
+        <w:rPr>
+          <w:rFonts w:hint="eastAsia" w:ascii="Times New Roman" w:hAnsi="Times New Roman" w:eastAsia="FangSong" w:cs="Times New Roman"/>
+        </w:rPr>
+        <w:t xml:space="preserve">中正电荷大量发展并</w:t>
+      </w:r>
+      <w:r>
+        <w:rPr>
+          <w:rFonts w:hint="eastAsia" w:ascii="Times New Roman" w:hAnsi="Times New Roman" w:eastAsia="FangSong" w:cs="Times New Roman"/>
+          <w:b/>
+          <w:bCs/>
+        </w:rPr>
+        <w:t xml:space="preserve">离域到芳环</w:t>
+      </w:r>
+      <w:r>
+        <w:rPr>
+          <w:rFonts w:hint="eastAsia" w:ascii="Times New Roman" w:hAnsi="Times New Roman" w:eastAsia="Times New Roman" w:cs="Times New Roman"/>
+        </w:rPr>
+        <w:t>，</w:t>
+      </w:r>
+      <w:r>
+        <w:rPr>
+          <w:rFonts w:hint="eastAsia" w:ascii="Times New Roman" w:hAnsi="Times New Roman" w:eastAsia="FangSong" w:cs="Times New Roman"/>
+        </w:rPr>
+        <w:t>正是苯鎓离子</w:t>
+      </w:r>
+      <w:r>
+        <w:rPr>
+          <w:rFonts w:hint="eastAsia" w:ascii="Times New Roman" w:hAnsi="Times New Roman" w:eastAsia="Times New Roman" w:cs="Times New Roman"/>
+        </w:rPr>
+        <w:t>（</w:t>
+      </w:r>
+      <w:r>
+        <w:rPr>
+          <w:rFonts w:hint="eastAsia" w:ascii="Times New Roman" w:hAnsi="Times New Roman" w:eastAsia="FangSong" w:cs="Times New Roman"/>
+        </w:rPr>
+        <w:t>芳基邻基参与</w:t>
+      </w:r>
+      <w:r>
+        <w:rPr>
+          <w:rFonts w:hint="eastAsia" w:ascii="Times New Roman" w:hAnsi="Times New Roman" w:eastAsia="Times New Roman" w:cs="Times New Roman"/>
+        </w:rPr>
+        <w:t>）</w:t>
+      </w:r>
+      <w:r>
+        <w:rPr>
+          <w:rFonts w:hint="eastAsia" w:ascii="Times New Roman" w:hAnsi="Times New Roman" w:eastAsia="FangSong" w:cs="Times New Roman"/>
+        </w:rPr>
+        <w:t>的特征</w:t>
+      </w:r>
+      <w:r>
+        <w:rPr>
+          <w:rFonts w:hint="eastAsia" w:ascii="Times New Roman" w:hAnsi="Times New Roman" w:eastAsia="Times New Roman" w:cs="Times New Roman"/>
+        </w:rPr>
+        <w:t>；</w:t>
+      </w:r>
+      <w:r>
+        <w:rPr>
+          <w:rFonts w:ascii="Times New Roman" w:hAnsi="Times New Roman" w:eastAsia="Times New Roman" w:cs="Times New Roman"/>
+        </w:rPr>
+        <w:t xml:space="preserve"> </w:t>
+      </w:r>
+      <w:r>
+        <w:rPr>
+          <w:rFonts w:ascii="Times New Roman" w:hAnsi="Times New Roman" w:eastAsia="Times New Roman" w:cs="Times New Roman"/>
+        </w:rPr>
+        <w:t xml:space="preserve">- KIE = 1.03 → α-C-H </w:t>
+      </w:r>
+      <w:r>
+        <w:rPr>
+          <w:rFonts w:hint="eastAsia" w:ascii="Times New Roman" w:hAnsi="Times New Roman" w:eastAsia="FangSong" w:cs="Times New Roman"/>
+        </w:rPr>
+        <w:t xml:space="preserve">在</w:t>
+      </w:r>
+      <w:r>
+        <w:rPr>
+          <w:rFonts w:ascii="Times New Roman" w:hAnsi="Times New Roman" w:eastAsia="Times New Roman" w:cs="Times New Roman"/>
+        </w:rPr>
+        <w:t xml:space="preserve"> RDS </w:t>
+      </w:r>
+      <w:r>
+        <w:rPr>
+          <w:rFonts w:hint="eastAsia" w:ascii="Times New Roman" w:hAnsi="Times New Roman" w:eastAsia="FangSong" w:cs="Times New Roman"/>
+        </w:rPr>
+        <w:t xml:space="preserve">中</w:t>
+      </w:r>
+      <w:r>
+        <w:rPr>
+          <w:rFonts w:hint="eastAsia" w:ascii="Times New Roman" w:hAnsi="Times New Roman" w:eastAsia="FangSong" w:cs="Times New Roman"/>
+          <w:b/>
+          <w:bCs/>
+        </w:rPr>
+        <w:t xml:space="preserve">不断裂</w:t>
+      </w:r>
+      <w:r>
+        <w:rPr>
+          <w:rFonts w:hint="eastAsia" w:ascii="Times New Roman" w:hAnsi="Times New Roman" w:eastAsia="Times New Roman" w:cs="Times New Roman"/>
+        </w:rPr>
+        <w:t>，</w:t>
+      </w:r>
+      <w:r>
+        <w:rPr>
+          <w:rFonts w:hint="eastAsia" w:ascii="Times New Roman" w:hAnsi="Times New Roman" w:eastAsia="FangSong" w:cs="Times New Roman"/>
+        </w:rPr>
+        <w:t>排除</w:t>
+      </w:r>
+      <w:r>
+        <w:rPr>
+          <w:rFonts w:ascii="Times New Roman" w:hAnsi="Times New Roman" w:eastAsia="Times New Roman" w:cs="Times New Roman"/>
+        </w:rPr>
+        <w:t xml:space="preserve"> E1/E2 </w:t>
+      </w:r>
+      <w:r>
+        <w:rPr>
+          <w:rFonts w:hint="eastAsia" w:ascii="Times New Roman" w:hAnsi="Times New Roman" w:eastAsia="FangSong" w:cs="Times New Roman"/>
+        </w:rPr>
+        <w:t>与</w:t>
+      </w:r>
+      <w:r>
+        <w:rPr>
+          <w:rFonts w:hint="eastAsia" w:ascii="Times New Roman" w:hAnsi="Times New Roman" w:eastAsia="Times New Roman" w:cs="Times New Roman"/>
+        </w:rPr>
+        <w:t>”</w:t>
+      </w:r>
+      <w:r>
+        <w:rPr>
+          <w:rFonts w:hint="eastAsia" w:ascii="Times New Roman" w:hAnsi="Times New Roman" w:eastAsia="FangSong" w:cs="Times New Roman"/>
+        </w:rPr>
+        <w:t>先去质子</w:t>
+      </w:r>
+      <w:r>
+        <w:rPr>
+          <w:rFonts w:hint="eastAsia" w:ascii="Times New Roman" w:hAnsi="Times New Roman" w:eastAsia="Times New Roman" w:cs="Times New Roman"/>
+        </w:rPr>
+        <w:t>”</w:t>
+      </w:r>
+      <w:r>
+        <w:rPr>
+          <w:rFonts w:hint="eastAsia" w:ascii="Times New Roman" w:hAnsi="Times New Roman" w:eastAsia="FangSong" w:cs="Times New Roman"/>
+        </w:rPr>
+        <w:t>类机理</w:t>
+      </w:r>
+      <w:r>
+        <w:rPr>
+          <w:rFonts w:hint="eastAsia" w:ascii="Times New Roman" w:hAnsi="Times New Roman" w:eastAsia="Times New Roman" w:cs="Times New Roman"/>
+        </w:rPr>
+        <w:t>；</w:t>
+      </w:r>
+      <w:r>
+        <w:rPr>
+          <w:rFonts w:ascii="Times New Roman" w:hAnsi="Times New Roman" w:eastAsia="Times New Roman" w:cs="Times New Roman"/>
+        </w:rPr>
+        <w:t xml:space="preserve"> </w:t>
+      </w:r>
+      <w:r>
+        <w:rPr>
+          <w:rFonts w:ascii="Times New Roman" w:hAnsi="Times New Roman" w:eastAsia="Times New Roman" w:cs="Times New Roman"/>
+        </w:rPr>
+        <w:t>- D</w:t>
       </w:r>
       <w:r>
         <w:rPr>
@@ -33749,31 +35936,107 @@
         <w:rPr>
           <w:rFonts w:hint="eastAsia" w:ascii="Times New Roman" w:hAnsi="Times New Roman" w:eastAsia="FangSong" w:cs="Times New Roman"/>
         </w:rPr>
-        <w:t xml:space="preserve">变慢</w:t>
-      </w:r>
-      <w:r>
-        <w:rPr>
-          <w:rFonts w:ascii="Times New Roman" w:hAnsi="Times New Roman" w:eastAsia="Times New Roman" w:cs="Times New Roman"/>
-        </w:rPr>
-        <w:t xml:space="preserve"> → RDS </w:t>
-      </w:r>
-      <w:r>
-        <w:rPr>
-          <w:rFonts w:hint="eastAsia" w:ascii="Times New Roman" w:hAnsi="Times New Roman" w:eastAsia="FangSong" w:cs="Times New Roman"/>
-        </w:rPr>
-        <w:t xml:space="preserve">不涉及</w:t>
-      </w:r>
-      <w:r>
-        <w:rPr>
-          <w:rFonts w:ascii="Times New Roman" w:hAnsi="Times New Roman" w:eastAsia="Times New Roman" w:cs="Times New Roman"/>
-        </w:rPr>
-        <w:t xml:space="preserve"> C-H </w:t>
-      </w:r>
-      <w:r>
-        <w:rPr>
-          <w:rFonts w:hint="eastAsia" w:ascii="Times New Roman" w:hAnsi="Times New Roman" w:eastAsia="FangSong" w:cs="Times New Roman"/>
-        </w:rPr>
-        <w:t>断裂</w:t>
+        <w:t xml:space="preserve">减速</w:t>
+      </w:r>
+      <w:r>
+        <w:rPr>
+          <w:rFonts w:ascii="Times New Roman" w:hAnsi="Times New Roman" w:eastAsia="Times New Roman" w:cs="Times New Roman"/>
+        </w:rPr>
+        <w:t xml:space="preserve"> 40% → </w:t>
+      </w:r>
+      <w:r>
+        <w:rPr>
+          <w:rFonts w:hint="eastAsia" w:ascii="Times New Roman" w:hAnsi="Times New Roman" w:eastAsia="FangSong" w:cs="Times New Roman"/>
+        </w:rPr>
+        <w:t>涉及质子转移</w:t>
+      </w:r>
+      <w:r>
+        <w:rPr>
+          <w:rFonts w:hint="eastAsia" w:ascii="Times New Roman" w:hAnsi="Times New Roman" w:eastAsia="Times New Roman" w:cs="Times New Roman"/>
+        </w:rPr>
+        <w:t>/</w:t>
+      </w:r>
+      <w:r>
+        <w:rPr>
+          <w:rFonts w:hint="eastAsia" w:ascii="Times New Roman" w:hAnsi="Times New Roman" w:eastAsia="FangSong" w:cs="Times New Roman"/>
+        </w:rPr>
+        <w:t>溶剂</w:t>
+      </w:r>
+      <w:r>
+        <w:rPr>
+          <w:rFonts w:hint="eastAsia" w:ascii="Times New Roman" w:hAnsi="Times New Roman" w:eastAsia="Times New Roman" w:cs="Times New Roman"/>
+        </w:rPr>
+        <w:t>（</w:t>
+      </w:r>
+      <w:r>
+        <w:rPr>
+          <w:rFonts w:hint="eastAsia" w:ascii="Times New Roman" w:hAnsi="Times New Roman" w:eastAsia="FangSong" w:cs="Times New Roman"/>
+        </w:rPr>
+        <w:t>亲核捕获或去质子化</w:t>
+      </w:r>
+      <w:r>
+        <w:rPr>
+          <w:rFonts w:hint="eastAsia" w:ascii="Times New Roman" w:hAnsi="Times New Roman" w:eastAsia="Times New Roman" w:cs="Times New Roman"/>
+        </w:rPr>
+        <w:t>）</w:t>
+      </w:r>
+      <w:r>
+        <w:rPr>
+          <w:rFonts w:hint="eastAsia" w:ascii="Times New Roman" w:hAnsi="Times New Roman" w:eastAsia="FangSong" w:cs="Times New Roman"/>
+        </w:rPr>
+        <w:t>步骤</w:t>
+      </w:r>
+      <w:r>
+        <w:rPr>
+          <w:rFonts w:hint="eastAsia" w:ascii="Times New Roman" w:hAnsi="Times New Roman" w:eastAsia="Times New Roman" w:cs="Times New Roman"/>
+        </w:rPr>
+        <w:t>；</w:t>
+      </w:r>
+      <w:r>
+        <w:rPr>
+          <w:rFonts w:ascii="Times New Roman" w:hAnsi="Times New Roman" w:eastAsia="Times New Roman" w:cs="Times New Roman"/>
+        </w:rPr>
+        <w:t xml:space="preserve"> </w:t>
+      </w:r>
+      <w:r>
+        <w:rPr>
+          <w:rFonts w:ascii="Times New Roman" w:hAnsi="Times New Roman" w:eastAsia="Times New Roman" w:cs="Times New Roman"/>
+        </w:rPr>
+        <w:t xml:space="preserve">-</w:t>
+      </w:r>
+      <w:r>
+        <w:rPr>
+          <w:rFonts w:ascii="Times New Roman" w:hAnsi="Times New Roman" w:eastAsia="Times New Roman" w:cs="Times New Roman"/>
+        </w:rPr>
+        <w:t xml:space="preserve"> </w:t>
+      </w:r>
+      <w:r>
+        <w:rPr>
+          <w:rFonts w:ascii="Times New Roman" w:hAnsi="Times New Roman" w:eastAsia="Times New Roman" w:cs="Times New Roman"/>
+          <w:b/>
+          <w:bCs/>
+        </w:rPr>
+        <w:t xml:space="preserve">cis &gt; 99% </w:t>
+      </w:r>
+      <w:r>
+        <w:rPr>
+          <w:rFonts w:hint="eastAsia" w:ascii="Times New Roman" w:hAnsi="Times New Roman" w:eastAsia="FangSong" w:cs="Times New Roman"/>
+          <w:b/>
+          <w:bCs/>
+        </w:rPr>
+        <w:t xml:space="preserve">是决定性证据</w:t>
+      </w:r>
+      <w:r>
+        <w:rPr>
+          <w:rFonts w:hint="eastAsia" w:ascii="Times New Roman" w:hAnsi="Times New Roman" w:eastAsia="Times New Roman" w:cs="Times New Roman"/>
+        </w:rPr>
+        <w:t>：</w:t>
+      </w:r>
+      <w:r>
+        <w:rPr>
+          <w:rFonts w:hint="eastAsia" w:ascii="Times New Roman" w:hAnsi="Times New Roman" w:eastAsia="FangSong" w:cs="Times New Roman"/>
+        </w:rPr>
+        <w:t>游离碳正离子必然给外消旋或非立体专一产物</w:t>
       </w:r>
       <w:r>
         <w:rPr>
@@ -33785,7 +36048,281 @@
         <w:rPr>
           <w:rFonts w:hint="eastAsia" w:ascii="Times New Roman" w:hAnsi="Times New Roman" w:eastAsia="FangSong" w:cs="Times New Roman"/>
         </w:rPr>
-        <w:t>但涉及质子转移</w:t>
+        <w:t>立体专一只能来自</w:t>
+      </w:r>
+      <w:r>
+        <w:rPr>
+          <w:rFonts w:hint="eastAsia" w:ascii="Times New Roman" w:hAnsi="Times New Roman" w:eastAsia="FangSong" w:cs="Times New Roman"/>
+          <w:b/>
+          <w:bCs/>
+        </w:rPr>
+        <w:t>邻基参与成桥</w:t>
+      </w:r>
+      <w:r>
+        <w:rPr>
+          <w:rFonts w:hint="eastAsia" w:ascii="Times New Roman" w:hAnsi="Times New Roman" w:eastAsia="Times New Roman" w:cs="Times New Roman"/>
+          <w:b/>
+          <w:bCs/>
+        </w:rPr>
+        <w:t>、</w:t>
+      </w:r>
+      <w:r>
+        <w:rPr>
+          <w:rFonts w:hint="eastAsia" w:ascii="Times New Roman" w:hAnsi="Times New Roman" w:eastAsia="FangSong" w:cs="Times New Roman"/>
+          <w:b/>
+          <w:bCs/>
+        </w:rPr>
+        <w:t>亲核试剂从背面开环</w:t>
+      </w:r>
+      <w:r>
+        <w:rPr>
+          <w:rFonts w:hint="eastAsia" w:ascii="Times New Roman" w:hAnsi="Times New Roman" w:eastAsia="Times New Roman" w:cs="Times New Roman"/>
+        </w:rPr>
+        <w:t>（</w:t>
+      </w:r>
+      <w:r>
+        <w:rPr>
+          <w:rFonts w:hint="eastAsia" w:ascii="Times New Roman" w:hAnsi="Times New Roman" w:eastAsia="FangSong" w:cs="Times New Roman"/>
+        </w:rPr>
+        <w:t>两次反转</w:t>
+      </w:r>
+      <w:r>
+        <w:rPr>
+          <w:rFonts w:ascii="Times New Roman" w:hAnsi="Times New Roman" w:eastAsia="Times New Roman" w:cs="Times New Roman"/>
+        </w:rPr>
+        <w:t xml:space="preserve"> → </w:t>
+      </w:r>
+      <w:r>
+        <w:rPr>
+          <w:rFonts w:hint="eastAsia" w:ascii="Times New Roman" w:hAnsi="Times New Roman" w:eastAsia="FangSong" w:cs="Times New Roman"/>
+        </w:rPr>
+        <w:t>构型保持</w:t>
+      </w:r>
+      <w:r>
+        <w:rPr>
+          <w:rFonts w:hint="eastAsia" w:ascii="Times New Roman" w:hAnsi="Times New Roman" w:eastAsia="Times New Roman" w:cs="Times New Roman"/>
+        </w:rPr>
+        <w:t>/</w:t>
+      </w:r>
+      <w:r>
+        <w:rPr>
+          <w:rFonts w:hint="eastAsia" w:ascii="Times New Roman" w:hAnsi="Times New Roman" w:eastAsia="FangSong" w:cs="Times New Roman"/>
+        </w:rPr>
+        <w:t>立体受控</w:t>
+      </w:r>
+      <w:r>
+        <w:rPr>
+          <w:rFonts w:hint="eastAsia" w:ascii="Times New Roman" w:hAnsi="Times New Roman" w:eastAsia="Times New Roman" w:cs="Times New Roman"/>
+        </w:rPr>
+        <w:t>）。</w:t>
+      </w:r>
+      <w:r>
+        <w:rPr>
+          <w:rFonts w:ascii="Times New Roman" w:hAnsi="Times New Roman" w:eastAsia="Times New Roman" w:cs="Times New Roman"/>
+        </w:rPr>
+        <w:t xml:space="preserve"> </w:t>
+      </w:r>
+      <w:r>
+        <w:rPr>
+          <w:rFonts w:ascii="Times New Roman" w:hAnsi="Times New Roman" w:eastAsia="Times New Roman" w:cs="Times New Roman"/>
+        </w:rPr>
+        <w:t xml:space="preserve">(c)</w:t>
+      </w:r>
+      <w:r>
+        <w:rPr>
+          <w:rFonts w:ascii="Times New Roman" w:hAnsi="Times New Roman" w:eastAsia="Times New Roman" w:cs="Times New Roman"/>
+        </w:rPr>
+        <w:t xml:space="preserve"> </w:t>
+      </w:r>
+      <w:r>
+        <w:rPr>
+          <w:rFonts w:hint="eastAsia" w:ascii="Times New Roman" w:hAnsi="Times New Roman" w:eastAsia="FangSong" w:cs="Times New Roman"/>
+          <w:b/>
+          <w:bCs/>
+        </w:rPr>
+        <w:t>两组关键实验</w:t>
+      </w:r>
+      <w:r>
+        <w:rPr>
+          <w:rFonts w:hint="eastAsia" w:ascii="Times New Roman" w:hAnsi="Times New Roman" w:eastAsia="Times New Roman" w:cs="Times New Roman"/>
+          <w:b/>
+          <w:bCs/>
+        </w:rPr>
+        <w:t>（</w:t>
+      </w:r>
+      <w:r>
+        <w:rPr>
+          <w:rFonts w:hint="eastAsia" w:ascii="Times New Roman" w:hAnsi="Times New Roman" w:eastAsia="FangSong" w:cs="Times New Roman"/>
+          <w:b/>
+          <w:bCs/>
+        </w:rPr>
+        <w:t>互为对照</w:t>
+      </w:r>
+      <w:r>
+        <w:rPr>
+          <w:rFonts w:hint="eastAsia" w:ascii="Times New Roman" w:hAnsi="Times New Roman" w:eastAsia="Times New Roman" w:cs="Times New Roman"/>
+          <w:b/>
+          <w:bCs/>
+        </w:rPr>
+        <w:t>）</w:t>
+      </w:r>
+      <w:r>
+        <w:rPr>
+          <w:rFonts w:hint="eastAsia" w:ascii="Times New Roman" w:hAnsi="Times New Roman" w:eastAsia="Times New Roman" w:cs="Times New Roman"/>
+        </w:rPr>
+        <w:t xml:space="preserve">：</w:t>
+      </w:r>
+      <w:r>
+        <w:rPr>
+          <w:rFonts w:ascii="Times New Roman" w:hAnsi="Times New Roman" w:eastAsia="Times New Roman" w:cs="Times New Roman"/>
+        </w:rPr>
+        <w:t xml:space="preserve"> </w:t>
+      </w:r>
+      <w:r>
+        <w:rPr>
+          <w:rFonts w:ascii="Times New Roman" w:hAnsi="Times New Roman" w:eastAsia="Times New Roman" w:cs="Times New Roman"/>
+        </w:rPr>
+        <w:t xml:space="preserve">①</w:t>
+      </w:r>
+      <w:r>
+        <w:rPr>
+          <w:rFonts w:ascii="Times New Roman" w:hAnsi="Times New Roman" w:eastAsia="Times New Roman" w:cs="Times New Roman"/>
+        </w:rPr>
+        <w:t xml:space="preserve"> </w:t>
+      </w:r>
+      <w:r>
+        <w:rPr>
+          <w:rFonts w:hint="eastAsia" w:ascii="Times New Roman" w:hAnsi="Times New Roman" w:eastAsia="FangSong" w:cs="Times New Roman"/>
+          <w:b/>
+          <w:bCs/>
+        </w:rPr>
+        <w:t xml:space="preserve">立体化学探针</w:t>
+      </w:r>
+      <w:r>
+        <w:rPr>
+          <w:rFonts w:hint="eastAsia" w:ascii="Times New Roman" w:hAnsi="Times New Roman" w:eastAsia="Times New Roman" w:cs="Times New Roman"/>
+        </w:rPr>
+        <w:t>：</w:t>
+      </w:r>
+      <w:r>
+        <w:rPr>
+          <w:rFonts w:hint="eastAsia" w:ascii="Times New Roman" w:hAnsi="Times New Roman" w:eastAsia="FangSong" w:cs="Times New Roman"/>
+        </w:rPr>
+        <w:t>用光学纯底物做同样的溶剂解</w:t>
+      </w:r>
+      <w:r>
+        <w:rPr>
+          <w:rFonts w:hint="eastAsia" w:ascii="Times New Roman" w:hAnsi="Times New Roman" w:eastAsia="Times New Roman" w:cs="Times New Roman"/>
+        </w:rPr>
+        <w:t>，</w:t>
+      </w:r>
+      <w:r>
+        <w:rPr>
+          <w:rFonts w:hint="eastAsia" w:ascii="Times New Roman" w:hAnsi="Times New Roman" w:eastAsia="FangSong" w:cs="Times New Roman"/>
+        </w:rPr>
+        <w:t>测产物构型</w:t>
+      </w:r>
+      <w:r>
+        <w:rPr>
+          <w:rFonts w:hint="eastAsia" w:ascii="Times New Roman" w:hAnsi="Times New Roman" w:eastAsia="Times New Roman" w:cs="Times New Roman"/>
+        </w:rPr>
+        <w:t>——NGP</w:t>
+      </w:r>
+      <w:r>
+        <w:rPr>
+          <w:rFonts w:ascii="Times New Roman" w:hAnsi="Times New Roman" w:eastAsia="Times New Roman" w:cs="Times New Roman"/>
+        </w:rPr>
+        <w:t xml:space="preserve"> </w:t>
+      </w:r>
+      <w:r>
+        <w:rPr>
+          <w:rFonts w:hint="eastAsia" w:ascii="Times New Roman" w:hAnsi="Times New Roman" w:eastAsia="FangSong" w:cs="Times New Roman"/>
+        </w:rPr>
+        <w:t xml:space="preserve">桥式离子只能被</w:t>
+      </w:r>
+      <w:r>
+        <w:rPr>
+          <w:rFonts w:hint="eastAsia" w:ascii="Times New Roman" w:hAnsi="Times New Roman" w:eastAsia="FangSong" w:cs="Times New Roman"/>
+          <w:b/>
+          <w:bCs/>
+        </w:rPr>
+        <w:t xml:space="preserve">背面开环</w:t>
+      </w:r>
+      <w:r>
+        <w:rPr>
+          <w:rFonts w:hint="eastAsia" w:ascii="Times New Roman" w:hAnsi="Times New Roman" w:eastAsia="FangSong" w:cs="Times New Roman"/>
+        </w:rPr>
+        <w:t xml:space="preserve">进攻</w:t>
+      </w:r>
+      <w:r>
+        <w:rPr>
+          <w:rFonts w:ascii="Times New Roman" w:hAnsi="Times New Roman" w:eastAsia="Times New Roman" w:cs="Times New Roman"/>
+        </w:rPr>
+        <w:t xml:space="preserve"> → </w:t>
+      </w:r>
+      <w:r>
+        <w:rPr>
+          <w:rFonts w:hint="eastAsia" w:ascii="Times New Roman" w:hAnsi="Times New Roman" w:eastAsia="FangSong" w:cs="Times New Roman"/>
+        </w:rPr>
+        <w:t xml:space="preserve">产物</w:t>
+      </w:r>
+      <w:r>
+        <w:rPr>
+          <w:rFonts w:hint="eastAsia" w:ascii="Times New Roman" w:hAnsi="Times New Roman" w:eastAsia="FangSong" w:cs="Times New Roman"/>
+          <w:b/>
+          <w:bCs/>
+        </w:rPr>
+        <w:t xml:space="preserve">构型保持</w:t>
+      </w:r>
+      <w:r>
+        <w:rPr>
+          <w:rFonts w:hint="eastAsia" w:ascii="Times New Roman" w:hAnsi="Times New Roman" w:eastAsia="FangSong" w:cs="Times New Roman"/>
+        </w:rPr>
+        <w:t xml:space="preserve">且</w:t>
+      </w:r>
+      <w:r>
+        <w:rPr>
+          <w:rFonts w:hint="eastAsia" w:ascii="Times New Roman" w:hAnsi="Times New Roman" w:eastAsia="FangSong" w:cs="Times New Roman"/>
+          <w:b/>
+          <w:bCs/>
+        </w:rPr>
+        <w:t xml:space="preserve">无重排</w:t>
+      </w:r>
+      <w:r>
+        <w:rPr>
+          <w:rFonts w:hint="eastAsia" w:ascii="Times New Roman" w:hAnsi="Times New Roman" w:eastAsia="Times New Roman" w:cs="Times New Roman"/>
+        </w:rPr>
+        <w:t>；</w:t>
+      </w:r>
+      <w:r>
+        <w:rPr>
+          <w:rFonts w:hint="eastAsia" w:ascii="Times New Roman" w:hAnsi="Times New Roman" w:eastAsia="FangSong" w:cs="Times New Roman"/>
+        </w:rPr>
+        <w:t>游离碳正离子</w:t>
+      </w:r>
+      <w:r>
+        <w:rPr>
+          <w:rFonts w:ascii="Times New Roman" w:hAnsi="Times New Roman" w:eastAsia="Times New Roman" w:cs="Times New Roman"/>
+        </w:rPr>
+        <w:t xml:space="preserve"> → </w:t>
+      </w:r>
+      <w:r>
+        <w:rPr>
+          <w:rFonts w:hint="eastAsia" w:ascii="Times New Roman" w:hAnsi="Times New Roman" w:eastAsia="FangSong" w:cs="Times New Roman"/>
+        </w:rPr>
+        <w:t xml:space="preserve">外消旋</w:t>
+      </w:r>
+      <w:r>
+        <w:rPr>
+          <w:rFonts w:ascii="Times New Roman" w:hAnsi="Times New Roman" w:eastAsia="Times New Roman" w:cs="Times New Roman"/>
+        </w:rPr>
+        <w:t xml:space="preserve"> + </w:t>
+      </w:r>
+      <w:r>
+        <w:rPr>
+          <w:rFonts w:hint="eastAsia" w:ascii="Times New Roman" w:hAnsi="Times New Roman" w:eastAsia="FangSong" w:cs="Times New Roman"/>
+        </w:rPr>
+        <w:t>可能出现重排产物</w:t>
       </w:r>
       <w:r>
         <w:rPr>
@@ -33795,45 +36332,89 @@
       </w:r>
       <w:r>
         <w:rPr>
-          <w:rFonts w:hint="eastAsia" w:ascii="Times New Roman" w:hAnsi="Times New Roman" w:eastAsia="FangSong" w:cs="Times New Roman"/>
-        </w:rPr>
-        <w:t>可能是</w:t>
-      </w:r>
-      <w:r>
-        <w:rPr>
-          <w:rFonts w:ascii="Times New Roman" w:hAnsi="Times New Roman" w:eastAsia="Times New Roman" w:cs="Times New Roman"/>
-        </w:rPr>
-        <w:t xml:space="preserve"> </w:t>
-      </w:r>
-      <w:r>
-        <w:rPr>
-          <w:rFonts w:hint="eastAsia" w:ascii="Times New Roman" w:hAnsi="Times New Roman" w:eastAsia="Times New Roman" w:cs="Times New Roman"/>
-        </w:rPr>
-        <w:t>SN1（</w:t>
-      </w:r>
-      <w:r>
-        <w:rPr>
-          <w:rFonts w:hint="eastAsia" w:ascii="Times New Roman" w:hAnsi="Times New Roman" w:eastAsia="FangSong" w:cs="Times New Roman"/>
-        </w:rPr>
-        <w:t>解离为</w:t>
-      </w:r>
-      <w:r>
-        <w:rPr>
-          <w:rFonts w:ascii="Times New Roman" w:hAnsi="Times New Roman" w:eastAsia="Times New Roman" w:cs="Times New Roman"/>
-        </w:rPr>
-        <w:t xml:space="preserve"> </w:t>
-      </w:r>
-      <w:r>
-        <w:rPr>
-          <w:rFonts w:hint="eastAsia" w:ascii="Times New Roman" w:hAnsi="Times New Roman" w:eastAsia="Times New Roman" w:cs="Times New Roman"/>
-        </w:rPr>
-        <w:t>RDS，</w:t>
-      </w:r>
-      <w:r>
-        <w:rPr>
-          <w:rFonts w:hint="eastAsia" w:ascii="Times New Roman" w:hAnsi="Times New Roman" w:eastAsia="FangSong" w:cs="Times New Roman"/>
-        </w:rPr>
-        <w:t>随后快速被亲核试剂捕获</w:t>
+          <w:rFonts w:ascii="Times New Roman" w:hAnsi="Times New Roman" w:eastAsia="Times New Roman" w:cs="Times New Roman"/>
+        </w:rPr>
+        <w:t xml:space="preserve"> </w:t>
+      </w:r>
+      <w:r>
+        <w:rPr>
+          <w:rFonts w:ascii="Times New Roman" w:hAnsi="Times New Roman" w:eastAsia="Times New Roman" w:cs="Times New Roman"/>
+        </w:rPr>
+        <w:t xml:space="preserve">②</w:t>
+      </w:r>
+      <w:r>
+        <w:rPr>
+          <w:rFonts w:ascii="Times New Roman" w:hAnsi="Times New Roman" w:eastAsia="Times New Roman" w:cs="Times New Roman"/>
+        </w:rPr>
+        <w:t xml:space="preserve"> </w:t>
+      </w:r>
+      <w:r>
+        <w:rPr>
+          <w:rFonts w:hint="eastAsia" w:ascii="Times New Roman" w:hAnsi="Times New Roman" w:eastAsia="FangSong" w:cs="Times New Roman"/>
+          <w:b/>
+          <w:bCs/>
+        </w:rPr>
+        <w:t>基团剔除对照</w:t>
+      </w:r>
+      <w:r>
+        <w:rPr>
+          <w:rFonts w:hint="eastAsia" w:ascii="Times New Roman" w:hAnsi="Times New Roman" w:eastAsia="Times New Roman" w:cs="Times New Roman"/>
+          <w:b/>
+          <w:bCs/>
+        </w:rPr>
+        <w:t>（</w:t>
+      </w:r>
+      <w:r>
+        <w:rPr>
+          <w:rFonts w:hint="eastAsia" w:ascii="Times New Roman" w:hAnsi="Times New Roman" w:eastAsia="FangSong" w:cs="Times New Roman"/>
+          <w:b/>
+          <w:bCs/>
+        </w:rPr>
+        <w:t>最硬的一条</w:t>
+      </w:r>
+      <w:r>
+        <w:rPr>
+          <w:rFonts w:hint="eastAsia" w:ascii="Times New Roman" w:hAnsi="Times New Roman" w:eastAsia="Times New Roman" w:cs="Times New Roman"/>
+          <w:b/>
+          <w:bCs/>
+        </w:rPr>
+        <w:t>）</w:t>
+      </w:r>
+      <w:r>
+        <w:rPr>
+          <w:rFonts w:hint="eastAsia" w:ascii="Times New Roman" w:hAnsi="Times New Roman" w:eastAsia="Times New Roman" w:cs="Times New Roman"/>
+        </w:rPr>
+        <w:t>：</w:t>
+      </w:r>
+      <w:r>
+        <w:rPr>
+          <w:rFonts w:hint="eastAsia" w:ascii="Times New Roman" w:hAnsi="Times New Roman" w:eastAsia="FangSong" w:cs="Times New Roman"/>
+        </w:rPr>
+        <w:t>把参与邻基的基团换掉或封住</w:t>
+      </w:r>
+      <w:r>
+        <w:rPr>
+          <w:rFonts w:hint="eastAsia" w:ascii="Times New Roman" w:hAnsi="Times New Roman" w:eastAsia="Times New Roman" w:cs="Times New Roman"/>
+        </w:rPr>
+        <w:t>（</w:t>
+      </w:r>
+      <w:r>
+        <w:rPr>
+          <w:rFonts w:hint="eastAsia" w:ascii="Times New Roman" w:hAnsi="Times New Roman" w:eastAsia="FangSong" w:cs="Times New Roman"/>
+        </w:rPr>
+        <w:t>芳基</w:t>
+      </w:r>
+      <w:r>
+        <w:rPr>
+          <w:rFonts w:hint="eastAsia" w:ascii="Times New Roman" w:hAnsi="Times New Roman" w:eastAsia="Times New Roman" w:cs="Times New Roman"/>
+        </w:rPr>
+        <w:t>→</w:t>
+      </w:r>
+      <w:r>
+        <w:rPr>
+          <w:rFonts w:hint="eastAsia" w:ascii="Times New Roman" w:hAnsi="Times New Roman" w:eastAsia="FangSong" w:cs="Times New Roman"/>
+        </w:rPr>
+        <w:t>环己基</w:t>
       </w:r>
       <w:r>
         <w:rPr>
@@ -33845,31 +36426,177 @@
         <w:rPr>
           <w:rFonts w:hint="eastAsia" w:ascii="Times New Roman" w:hAnsi="Times New Roman" w:eastAsia="FangSong" w:cs="Times New Roman"/>
         </w:rPr>
-        <w:t>而质子化步骤参与平衡</w:t>
-      </w:r>
-      <w:r>
-        <w:rPr>
-          <w:rFonts w:hint="eastAsia" w:ascii="Times New Roman" w:hAnsi="Times New Roman" w:eastAsia="Times New Roman" w:cs="Times New Roman"/>
-        </w:rPr>
-        <w:t>）。</w:t>
-      </w:r>
-      <w:r>
-        <w:rPr>
-          <w:rFonts w:ascii="Times New Roman" w:hAnsi="Times New Roman" w:eastAsia="Times New Roman" w:cs="Times New Roman"/>
-        </w:rPr>
-        <w:t xml:space="preserve"> </w:t>
-      </w:r>
-      <w:r>
-        <w:rPr>
-          <w:rFonts w:ascii="Times New Roman" w:hAnsi="Times New Roman" w:eastAsia="Times New Roman" w:cs="Times New Roman"/>
-        </w:rPr>
-        <w:t xml:space="preserve">(c) </w:t>
-      </w:r>
-      <w:r>
-        <w:rPr>
-          <w:rFonts w:hint="eastAsia" w:ascii="Times New Roman" w:hAnsi="Times New Roman" w:eastAsia="FangSong" w:cs="Times New Roman"/>
-        </w:rPr>
-        <w:t>关键实验</w:t>
+        <w:t>或把参与基团酯化</w:t>
+      </w:r>
+      <w:r>
+        <w:rPr>
+          <w:rFonts w:hint="eastAsia" w:ascii="Times New Roman" w:hAnsi="Times New Roman" w:eastAsia="Times New Roman" w:cs="Times New Roman"/>
+        </w:rPr>
+        <w:t>/</w:t>
+      </w:r>
+      <w:r>
+        <w:rPr>
+          <w:rFonts w:hint="eastAsia" w:ascii="Times New Roman" w:hAnsi="Times New Roman" w:eastAsia="FangSong" w:cs="Times New Roman"/>
+        </w:rPr>
+        <w:t>甲基化</w:t>
+      </w:r>
+      <w:r>
+        <w:rPr>
+          <w:rFonts w:hint="eastAsia" w:ascii="Times New Roman" w:hAnsi="Times New Roman" w:eastAsia="Times New Roman" w:cs="Times New Roman"/>
+        </w:rPr>
+        <w:t>）→</w:t>
+      </w:r>
+      <w:r>
+        <w:rPr>
+          <w:rFonts w:ascii="Times New Roman" w:hAnsi="Times New Roman" w:eastAsia="Times New Roman" w:cs="Times New Roman"/>
+        </w:rPr>
+        <w:t xml:space="preserve"> </w:t>
+      </w:r>
+      <w:r>
+        <w:rPr>
+          <w:rFonts w:hint="eastAsia" w:ascii="Times New Roman" w:hAnsi="Times New Roman" w:eastAsia="FangSong" w:cs="Times New Roman"/>
+        </w:rPr>
+        <w:t xml:space="preserve">速率应</w:t>
+      </w:r>
+      <w:r>
+        <w:rPr>
+          <w:rFonts w:hint="eastAsia" w:ascii="Times New Roman" w:hAnsi="Times New Roman" w:eastAsia="FangSong" w:cs="Times New Roman"/>
+          <w:b/>
+          <w:bCs/>
+        </w:rPr>
+        <w:t xml:space="preserve">骤降</w:t>
+      </w:r>
+      <w:r>
+        <w:rPr>
+          <w:rFonts w:ascii="Times New Roman" w:hAnsi="Times New Roman" w:eastAsia="Times New Roman" w:cs="Times New Roman"/>
+          <w:b/>
+          <w:bCs/>
+        </w:rPr>
+        <w:t xml:space="preserve"> 10</w:t>
+      </w:r>
+      <w:r>
+        <w:rPr>
+          <w:rFonts w:ascii="Times New Roman" w:hAnsi="Times New Roman" w:eastAsia="Times New Roman" w:cs="Times New Roman"/>
+          <w:b/>
+          <w:bCs/>
+          <w:vertAlign w:val="superscript"/>
+        </w:rPr>
+        <w:t>2</w:t>
+      </w:r>
+      <w:r>
+        <w:rPr>
+          <w:rFonts w:ascii="Times New Roman" w:hAnsi="Times New Roman" w:eastAsia="Times New Roman" w:cs="Times New Roman"/>
+          <w:b/>
+          <w:bCs/>
+        </w:rPr>
+        <w:t>~10</w:t>
+      </w:r>
+      <w:r>
+        <w:rPr>
+          <w:rFonts w:ascii="Times New Roman" w:hAnsi="Times New Roman" w:eastAsia="Times New Roman" w:cs="Times New Roman"/>
+          <w:b/>
+          <w:bCs/>
+          <w:vertAlign w:val="superscript"/>
+        </w:rPr>
+        <w:t>3</w:t>
+      </w:r>
+      <w:r>
+        <w:rPr>
+          <w:rFonts w:ascii="Times New Roman" w:hAnsi="Times New Roman" w:eastAsia="Times New Roman" w:cs="Times New Roman"/>
+          <w:b/>
+          <w:bCs/>
+        </w:rPr>
+        <w:t xml:space="preserve"> </w:t>
+      </w:r>
+      <w:r>
+        <w:rPr>
+          <w:rFonts w:hint="eastAsia" w:ascii="Times New Roman" w:hAnsi="Times New Roman" w:eastAsia="FangSong" w:cs="Times New Roman"/>
+          <w:b/>
+          <w:bCs/>
+        </w:rPr>
+        <w:t xml:space="preserve">倍</w:t>
+      </w:r>
+      <w:r>
+        <w:rPr>
+          <w:rFonts w:hint="eastAsia" w:ascii="Times New Roman" w:hAnsi="Times New Roman" w:eastAsia="Times New Roman" w:cs="Times New Roman"/>
+        </w:rPr>
+        <w:t>（</w:t>
+      </w:r>
+      <w:r>
+        <w:rPr>
+          <w:rFonts w:hint="eastAsia" w:ascii="Times New Roman" w:hAnsi="Times New Roman" w:eastAsia="FangSong" w:cs="Times New Roman"/>
+        </w:rPr>
+        <w:t>失去邻基协助</w:t>
+      </w:r>
+      <w:r>
+        <w:rPr>
+          <w:rFonts w:hint="eastAsia" w:ascii="Times New Roman" w:hAnsi="Times New Roman" w:eastAsia="Times New Roman" w:cs="Times New Roman"/>
+        </w:rPr>
+        <w:t>），</w:t>
+      </w:r>
+      <w:r>
+        <w:rPr>
+          <w:rFonts w:hint="eastAsia" w:ascii="Times New Roman" w:hAnsi="Times New Roman" w:eastAsia="FangSong" w:cs="Times New Roman"/>
+        </w:rPr>
+        <w:t>同时</w:t>
+      </w:r>
+      <w:r>
+        <w:rPr>
+          <w:rFonts w:ascii="Times New Roman" w:hAnsi="Times New Roman" w:eastAsia="Times New Roman" w:cs="Times New Roman"/>
+        </w:rPr>
+        <w:t xml:space="preserve"> </w:t>
+      </w:r>
+      <w:r>
+        <w:rPr>
+          <w:rFonts w:ascii="Times New Roman" w:hAnsi="Times New Roman" w:eastAsia="Times New Roman" w:cs="Times New Roman"/>
+          <w:b/>
+          <w:bCs/>
+        </w:rPr>
+        <w:t xml:space="preserve">cis </w:t>
+      </w:r>
+      <w:r>
+        <w:rPr>
+          <w:rFonts w:hint="eastAsia" w:ascii="Times New Roman" w:hAnsi="Times New Roman" w:eastAsia="FangSong" w:cs="Times New Roman"/>
+          <w:b/>
+          <w:bCs/>
+        </w:rPr>
+        <w:t xml:space="preserve">选择性消失</w:t>
+      </w:r>
+      <w:r>
+        <w:rPr>
+          <w:rFonts w:hint="eastAsia" w:ascii="Times New Roman" w:hAnsi="Times New Roman" w:eastAsia="Times New Roman" w:cs="Times New Roman"/>
+        </w:rPr>
+        <w:t>、</w:t>
+      </w:r>
+      <w:r>
+        <w:rPr>
+          <w:rFonts w:hint="eastAsia" w:ascii="Times New Roman" w:hAnsi="Times New Roman" w:eastAsia="FangSong" w:cs="Times New Roman"/>
+        </w:rPr>
+        <w:t>产物变混合物</w:t>
+      </w:r>
+      <w:r>
+        <w:rPr>
+          <w:rFonts w:hint="eastAsia" w:ascii="Times New Roman" w:hAnsi="Times New Roman" w:eastAsia="Times New Roman" w:cs="Times New Roman"/>
+        </w:rPr>
+        <w:t>。</w:t>
+      </w:r>
+      <w:r>
+        <w:rPr>
+          <w:rFonts w:ascii="Times New Roman" w:hAnsi="Times New Roman" w:eastAsia="Times New Roman" w:cs="Times New Roman"/>
+        </w:rPr>
+        <w:t xml:space="preserve"> </w:t>
+      </w:r>
+      <w:r>
+        <w:rPr>
+          <w:rFonts w:hint="eastAsia" w:ascii="Times New Roman" w:hAnsi="Times New Roman" w:eastAsia="Times New Roman" w:cs="Times New Roman"/>
+        </w:rPr>
+        <w:t>（</w:t>
+      </w:r>
+      <w:r>
+        <w:rPr>
+          <w:rFonts w:hint="eastAsia" w:ascii="Times New Roman" w:hAnsi="Times New Roman" w:eastAsia="FangSong" w:cs="Times New Roman"/>
+        </w:rPr>
+        <w:t>辅助</w:t>
       </w:r>
       <w:r>
         <w:rPr>
@@ -33881,25 +36608,61 @@
         <w:rPr>
           <w:rFonts w:hint="eastAsia" w:ascii="Times New Roman" w:hAnsi="Times New Roman" w:eastAsia="FangSong" w:cs="Times New Roman"/>
         </w:rPr>
-        <w:t>若为</w:t>
-      </w:r>
-      <w:r>
-        <w:rPr>
-          <w:rFonts w:ascii="Times New Roman" w:hAnsi="Times New Roman" w:eastAsia="Times New Roman" w:cs="Times New Roman"/>
-        </w:rPr>
-        <w:t xml:space="preserve"> </w:t>
-      </w:r>
-      <w:r>
-        <w:rPr>
-          <w:rFonts w:hint="eastAsia" w:ascii="Times New Roman" w:hAnsi="Times New Roman" w:eastAsia="Times New Roman" w:cs="Times New Roman"/>
-        </w:rPr>
-        <w:t>SN1，</w:t>
-      </w:r>
-      <w:r>
-        <w:rPr>
-          <w:rFonts w:hint="eastAsia" w:ascii="Times New Roman" w:hAnsi="Times New Roman" w:eastAsia="FangSong" w:cs="Times New Roman"/>
-        </w:rPr>
-        <w:t>加更亲核的溶剂应加速</w:t>
+        <w:t>扫描外加亲核试剂浓度</w:t>
+      </w:r>
+      <w:r>
+        <w:rPr>
+          <w:rFonts w:hint="eastAsia" w:ascii="Times New Roman" w:hAnsi="Times New Roman" w:eastAsia="Times New Roman" w:cs="Times New Roman"/>
+        </w:rPr>
+        <w:t>——NGP</w:t>
+      </w:r>
+      <w:r>
+        <w:rPr>
+          <w:rFonts w:ascii="Times New Roman" w:hAnsi="Times New Roman" w:eastAsia="Times New Roman" w:cs="Times New Roman"/>
+        </w:rPr>
+        <w:t xml:space="preserve"> </w:t>
+      </w:r>
+      <w:r>
+        <w:rPr>
+          <w:rFonts w:hint="eastAsia" w:ascii="Times New Roman" w:hAnsi="Times New Roman" w:eastAsia="FangSong" w:cs="Times New Roman"/>
+        </w:rPr>
+        <w:t xml:space="preserve">型</w:t>
+      </w:r>
+      <w:r>
+        <w:rPr>
+          <w:rFonts w:ascii="Times New Roman" w:hAnsi="Times New Roman" w:eastAsia="Times New Roman" w:cs="Times New Roman"/>
+        </w:rPr>
+        <w:t xml:space="preserve"> SN1 </w:t>
+      </w:r>
+      <w:r>
+        <w:rPr>
+          <w:rFonts w:hint="eastAsia" w:ascii="Times New Roman" w:hAnsi="Times New Roman" w:eastAsia="FangSong" w:cs="Times New Roman"/>
+        </w:rPr>
+        <w:t xml:space="preserve">的总速率与</w:t>
+      </w:r>
+      <w:r>
+        <w:rPr>
+          <w:rFonts w:ascii="Times New Roman" w:hAnsi="Times New Roman" w:eastAsia="Times New Roman" w:cs="Times New Roman"/>
+        </w:rPr>
+        <w:t xml:space="preserve"> [Nu] </w:t>
+      </w:r>
+      <w:r>
+        <w:rPr>
+          <w:rFonts w:hint="eastAsia" w:ascii="Times New Roman" w:hAnsi="Times New Roman" w:eastAsia="FangSong" w:cs="Times New Roman"/>
+        </w:rPr>
+        <w:t>无关</w:t>
+      </w:r>
+      <w:r>
+        <w:rPr>
+          <w:rFonts w:hint="eastAsia" w:ascii="Times New Roman" w:hAnsi="Times New Roman" w:eastAsia="Times New Roman" w:cs="Times New Roman"/>
+        </w:rPr>
+        <w:t>，</w:t>
+      </w:r>
+      <w:r>
+        <w:rPr>
+          <w:rFonts w:hint="eastAsia" w:ascii="Times New Roman" w:hAnsi="Times New Roman" w:eastAsia="FangSong" w:cs="Times New Roman"/>
+        </w:rPr>
+        <w:t>因为</w:t>
       </w:r>
       <w:r>
         <w:rPr>
@@ -33911,67 +36674,13 @@
         <w:rPr>
           <w:rFonts w:hint="eastAsia" w:ascii="Times New Roman" w:hAnsi="Times New Roman" w:eastAsia="FangSong" w:cs="Times New Roman"/>
         </w:rPr>
-        <w:t>后的步骤但不影响总速率</w:t>
-      </w:r>
-      <w:r>
-        <w:rPr>
-          <w:rFonts w:hint="eastAsia" w:ascii="Times New Roman" w:hAnsi="Times New Roman" w:eastAsia="Times New Roman" w:cs="Times New Roman"/>
-        </w:rPr>
-        <w:t>（</w:t>
-      </w:r>
-      <w:r>
-        <w:rPr>
-          <w:rFonts w:hint="eastAsia" w:ascii="Times New Roman" w:hAnsi="Times New Roman" w:eastAsia="FangSong" w:cs="Times New Roman"/>
-        </w:rPr>
-        <w:t>如果</w:t>
-      </w:r>
-      <w:r>
-        <w:rPr>
-          <w:rFonts w:ascii="Times New Roman" w:hAnsi="Times New Roman" w:eastAsia="Times New Roman" w:cs="Times New Roman"/>
-        </w:rPr>
-        <w:t xml:space="preserve"> RDS </w:t>
-      </w:r>
-      <w:r>
-        <w:rPr>
-          <w:rFonts w:hint="eastAsia" w:ascii="Times New Roman" w:hAnsi="Times New Roman" w:eastAsia="FangSong" w:cs="Times New Roman"/>
-        </w:rPr>
-        <w:t>是解离</w:t>
-      </w:r>
-      <w:r>
-        <w:rPr>
-          <w:rFonts w:hint="eastAsia" w:ascii="Times New Roman" w:hAnsi="Times New Roman" w:eastAsia="Times New Roman" w:cs="Times New Roman"/>
-        </w:rPr>
-        <w:t>）。</w:t>
-      </w:r>
-      <w:r>
-        <w:rPr>
-          <w:rFonts w:hint="eastAsia" w:ascii="Times New Roman" w:hAnsi="Times New Roman" w:eastAsia="FangSong" w:cs="Times New Roman"/>
-        </w:rPr>
-        <w:t>若为</w:t>
-      </w:r>
-      <w:r>
-        <w:rPr>
-          <w:rFonts w:ascii="Times New Roman" w:hAnsi="Times New Roman" w:eastAsia="Times New Roman" w:cs="Times New Roman"/>
-        </w:rPr>
-        <w:t xml:space="preserve"> </w:t>
-      </w:r>
-      <w:r>
-        <w:rPr>
-          <w:rFonts w:hint="eastAsia" w:ascii="Times New Roman" w:hAnsi="Times New Roman" w:eastAsia="Times New Roman" w:cs="Times New Roman"/>
-        </w:rPr>
-        <w:t>SEAr，</w:t>
-      </w:r>
-      <w:r>
-        <w:rPr>
-          <w:rFonts w:hint="eastAsia" w:ascii="Times New Roman" w:hAnsi="Times New Roman" w:eastAsia="FangSong" w:cs="Times New Roman"/>
-        </w:rPr>
-        <w:t>改变亲电试剂浓度应改变速率</w:t>
-      </w:r>
-      <w:r>
-        <w:rPr>
-          <w:rFonts w:hint="eastAsia" w:ascii="Times New Roman" w:hAnsi="Times New Roman" w:eastAsia="Times New Roman" w:cs="Times New Roman"/>
-        </w:rPr>
-        <w:t>。</w:t>
+        <w:t>仍是电离</w:t>
+      </w:r>
+      <w:r>
+        <w:rPr>
+          <w:rFonts w:hint="eastAsia" w:ascii="Times New Roman" w:hAnsi="Times New Roman" w:eastAsia="Times New Roman" w:cs="Times New Roman"/>
+        </w:rPr>
+        <w:t>。）</w:t>
       </w:r>
     </w:p>
     <w:p>

--- a/06-学生侧材料/讲义/6-有机化学/高等有机机理.docx
+++ b/06-学生侧材料/讲义/6-有机化学/高等有机机理.docx
@@ -61,85 +61,7 @@
     <w:p>
       <w:pPr>
         <w:pStyle w:val="BlockText"/>
-      </w:pPr>
-      <w:r>
-        <w:rPr>
-          <w:rFonts w:hint="eastAsia" w:ascii="Times New Roman" w:hAnsi="Times New Roman" w:eastAsia="FangSong" w:cs="Times New Roman"/>
-          <w:b/>
-          <w:bCs/>
-        </w:rPr>
-        <w:t xml:space="preserve">核心专题页</w:t>
-      </w:r>
-      <w:r>
-        <w:rPr>
-          <w:rFonts w:hint="eastAsia" w:ascii="Times New Roman" w:hAnsi="Times New Roman" w:eastAsia="Times New Roman" w:cs="Times New Roman"/>
-        </w:rPr>
-        <w:t>：04-</w:t>
-      </w:r>
-      <w:r>
-        <w:rPr>
-          <w:rFonts w:hint="eastAsia" w:ascii="Times New Roman" w:hAnsi="Times New Roman" w:eastAsia="FangSong" w:cs="Times New Roman"/>
-        </w:rPr>
-        <w:t>专题与题型</w:t>
-      </w:r>
-      <w:r>
-        <w:rPr>
-          <w:rFonts w:hint="eastAsia" w:ascii="Times New Roman" w:hAnsi="Times New Roman" w:eastAsia="Times New Roman" w:cs="Times New Roman"/>
-        </w:rPr>
-        <w:t>/</w:t>
-      </w:r>
-      <w:r>
-        <w:rPr>
-          <w:rFonts w:hint="eastAsia" w:ascii="Times New Roman" w:hAnsi="Times New Roman" w:eastAsia="FangSong" w:cs="Times New Roman"/>
-        </w:rPr>
-        <w:t>专题</w:t>
-      </w:r>
-      <w:r>
-        <w:rPr>
-          <w:rFonts w:hint="eastAsia" w:ascii="Times New Roman" w:hAnsi="Times New Roman" w:eastAsia="Times New Roman" w:cs="Times New Roman"/>
-        </w:rPr>
-        <w:t>/</w:t>
-      </w:r>
-      <w:r>
-        <w:rPr>
-          <w:rFonts w:hint="eastAsia" w:ascii="Times New Roman" w:hAnsi="Times New Roman" w:eastAsia="FangSong" w:cs="Times New Roman"/>
-        </w:rPr>
-        <w:t>专题</w:t>
-      </w:r>
-      <w:r>
-        <w:rPr>
-          <w:rFonts w:hint="eastAsia" w:ascii="Times New Roman" w:hAnsi="Times New Roman" w:eastAsia="Times New Roman" w:cs="Times New Roman"/>
-        </w:rPr>
-        <w:t>-</w:t>
-      </w:r>
-      <w:r>
-        <w:rPr>
-          <w:rFonts w:hint="eastAsia" w:ascii="Times New Roman" w:hAnsi="Times New Roman" w:eastAsia="FangSong" w:cs="Times New Roman"/>
-        </w:rPr>
-        <w:t>高等有机机理与立体化学</w:t>
-      </w:r>
-      <w:r>
-        <w:rPr>
-          <w:rFonts w:hint="eastAsia" w:ascii="Times New Roman" w:hAnsi="Times New Roman" w:eastAsia="Times New Roman" w:cs="Times New Roman"/>
-        </w:rPr>
-        <w:t>（Part</w:t>
-      </w:r>
-      <w:r>
-        <w:rPr>
-          <w:rFonts w:ascii="Times New Roman" w:hAnsi="Times New Roman" w:eastAsia="Times New Roman" w:cs="Times New Roman"/>
-        </w:rPr>
-        <w:t xml:space="preserve"> </w:t>
-      </w:r>
-      <w:r>
-        <w:rPr>
-          <w:rFonts w:hint="eastAsia" w:ascii="Times New Roman" w:hAnsi="Times New Roman" w:eastAsia="Times New Roman" w:cs="Times New Roman"/>
-        </w:rPr>
-        <w:t xml:space="preserve">A）</w:t>
-      </w:r>
-    </w:p>
-    <w:p>
-      <w:pPr>
-        <w:pStyle w:val="BlockText"/>
+        <w:ind w:firstLine="420"/>
       </w:pPr>
       <w:r>
         <w:rPr>
@@ -311,6 +233,7 @@
       <w:pPr>
         <w:pStyle w:val="BlockText"/>
         <w:spacing w:after="80"/>
+        <w:ind w:firstLine="420"/>
       </w:pPr>
       <w:r>
         <w:rPr>
@@ -367,6 +290,15 @@
         <w:tblW w:type="pct" w:w="5000"/>
         <w:tblLayout w:type="fixed"/>
         <w:tblLook w:firstRow="1" w:lastRow="0" w:firstColumn="0" w:lastColumn="0" w:noHBand="0" w:noVBand="0" w:val="0020"/>
+        <w:jc w:val="center"/>
+        <w:tblBorders>
+          <w:top w:val="single" w:sz="12" w:space="0" w:color="333333"/>
+          <w:bottom w:val="single" w:sz="12" w:space="0" w:color="333333"/>
+          <w:left w:val="none"/>
+          <w:right w:val="none"/>
+          <w:insideH w:val="none"/>
+          <w:insideV w:val="none"/>
+        </w:tblBorders>
       </w:tblPr>
       <w:tblGrid>
         <w:gridCol w:w="3960"/>
@@ -377,7 +309,11 @@
           <w:tblHeader w:val="on"/>
         </w:trPr>
         <w:tc>
-          <w:tcPr/>
+          <w:tcPr>
+            <w:tcBorders>
+              <w:bottom w:val="single" w:sz="6" w:space="0" w:color="333333"/>
+            </w:tcBorders>
+          </w:tcPr>
           <w:p>
             <w:pPr>
               <w:pStyle w:val="Compact"/>
@@ -393,7 +329,11 @@
           </w:p>
         </w:tc>
         <w:tc>
-          <w:tcPr/>
+          <w:tcPr>
+            <w:tcBorders>
+              <w:bottom w:val="single" w:sz="6" w:space="0" w:color="333333"/>
+            </w:tcBorders>
+          </w:tcPr>
           <w:p>
             <w:pPr>
               <w:pStyle w:val="Compact"/>
@@ -1119,6 +1059,15 @@
         <w:tblW w:type="pct" w:w="5000"/>
         <w:tblLayout w:type="fixed"/>
         <w:tblLook w:firstRow="1" w:lastRow="0" w:firstColumn="0" w:lastColumn="0" w:noHBand="0" w:noVBand="0" w:val="0020"/>
+        <w:jc w:val="center"/>
+        <w:tblBorders>
+          <w:top w:val="single" w:sz="12" w:space="0" w:color="333333"/>
+          <w:bottom w:val="single" w:sz="12" w:space="0" w:color="333333"/>
+          <w:left w:val="none"/>
+          <w:right w:val="none"/>
+          <w:insideH w:val="none"/>
+          <w:insideV w:val="none"/>
+        </w:tblBorders>
       </w:tblPr>
       <w:tblGrid>
         <w:gridCol w:w="2640"/>
@@ -1130,7 +1079,11 @@
           <w:tblHeader w:val="on"/>
         </w:trPr>
         <w:tc>
-          <w:tcPr/>
+          <w:tcPr>
+            <w:tcBorders>
+              <w:bottom w:val="single" w:sz="6" w:space="0" w:color="333333"/>
+            </w:tcBorders>
+          </w:tcPr>
           <w:p>
             <w:pPr>
               <w:pStyle w:val="Compact"/>
@@ -1146,7 +1099,11 @@
           </w:p>
         </w:tc>
         <w:tc>
-          <w:tcPr/>
+          <w:tcPr>
+            <w:tcBorders>
+              <w:bottom w:val="single" w:sz="6" w:space="0" w:color="333333"/>
+            </w:tcBorders>
+          </w:tcPr>
           <w:p>
             <w:pPr>
               <w:pStyle w:val="Compact"/>
@@ -1162,7 +1119,11 @@
           </w:p>
         </w:tc>
         <w:tc>
-          <w:tcPr/>
+          <w:tcPr>
+            <w:tcBorders>
+              <w:bottom w:val="single" w:sz="6" w:space="0" w:color="333333"/>
+            </w:tcBorders>
+          </w:tcPr>
           <w:p>
             <w:pPr>
               <w:pStyle w:val="Compact"/>
@@ -1578,6 +1539,7 @@
       <w:pPr>
         <w:pStyle w:val="BodyText"/>
         <w:spacing w:before="120"/>
+        <w:ind w:firstLine="420"/>
       </w:pPr>
       <w:r>
         <w:rPr>
@@ -1645,6 +1607,7 @@
     <w:p>
       <w:pPr>
         <w:pStyle w:val="BlockText"/>
+        <w:ind w:firstLine="420"/>
       </w:pPr>
       <w:r>
         <w:rPr>
@@ -1770,6 +1733,7 @@
     <w:p>
       <w:pPr>
         <w:pStyle w:val="FirstParagraph"/>
+        <w:ind w:firstLine="420"/>
       </w:pPr>
       <w:r>
         <w:rPr>
@@ -1837,6 +1801,7 @@
           <w:ilvl w:val="0"/>
           <w:numId w:val="1001"/>
         </w:numPr>
+        <w:ind w:firstLine="420"/>
       </w:pPr>
       <w:r>
         <w:rPr>
@@ -1870,6 +1835,7 @@
           <w:ilvl w:val="1"/>
           <w:numId w:val="1002"/>
         </w:numPr>
+        <w:ind w:firstLine="420"/>
       </w:pPr>
       <w:r>
         <w:rPr>
@@ -1903,6 +1869,7 @@
           <w:ilvl w:val="1"/>
           <w:numId w:val="1002"/>
         </w:numPr>
+        <w:ind w:firstLine="420"/>
       </w:pPr>
       <w:r>
         <w:rPr>
@@ -1930,6 +1897,7 @@
           <w:ilvl w:val="1"/>
           <w:numId w:val="1002"/>
         </w:numPr>
+        <w:ind w:firstLine="420"/>
       </w:pPr>
       <w:r>
         <w:rPr>
@@ -1963,6 +1931,7 @@
           <w:ilvl w:val="1"/>
           <w:numId w:val="1002"/>
         </w:numPr>
+        <w:ind w:firstLine="420"/>
       </w:pPr>
       <w:r>
         <w:rPr>
@@ -2020,6 +1989,7 @@
           <w:ilvl w:val="1"/>
           <w:numId w:val="1002"/>
         </w:numPr>
+        <w:ind w:firstLine="420"/>
       </w:pPr>
       <w:r>
         <w:rPr>
@@ -2077,6 +2047,7 @@
           <w:ilvl w:val="0"/>
           <w:numId w:val="1001"/>
         </w:numPr>
+        <w:ind w:firstLine="420"/>
       </w:pPr>
       <w:r>
         <w:rPr>
@@ -2110,6 +2081,7 @@
           <w:ilvl w:val="1"/>
           <w:numId w:val="1003"/>
         </w:numPr>
+        <w:ind w:firstLine="420"/>
       </w:pPr>
       <w:r>
         <w:rPr>
@@ -2149,6 +2121,7 @@
           <w:ilvl w:val="1"/>
           <w:numId w:val="1003"/>
         </w:numPr>
+        <w:ind w:firstLine="420"/>
       </w:pPr>
       <w:r>
         <w:rPr>
@@ -2176,6 +2149,7 @@
           <w:ilvl w:val="1"/>
           <w:numId w:val="1003"/>
         </w:numPr>
+        <w:ind w:firstLine="420"/>
       </w:pPr>
       <w:r>
         <w:rPr>
@@ -2215,6 +2189,7 @@
           <w:ilvl w:val="1"/>
           <w:numId w:val="1003"/>
         </w:numPr>
+        <w:ind w:firstLine="420"/>
       </w:pPr>
       <w:r>
         <w:rPr>
@@ -2266,6 +2241,7 @@
           <w:ilvl w:val="1"/>
           <w:numId w:val="1003"/>
         </w:numPr>
+        <w:ind w:firstLine="420"/>
       </w:pPr>
       <w:r>
         <w:rPr>
@@ -2305,6 +2281,7 @@
           <w:ilvl w:val="1"/>
           <w:numId w:val="1003"/>
         </w:numPr>
+        <w:ind w:firstLine="420"/>
       </w:pPr>
       <w:r>
         <w:rPr>
@@ -2328,6 +2305,7 @@
     <w:p>
       <w:pPr>
         <w:pStyle w:val="BlockText"/>
+        <w:ind w:firstLine="420"/>
       </w:pPr>
       <w:r>
         <w:rPr>
@@ -2549,6 +2527,7 @@
     <w:p>
       <w:pPr>
         <w:pStyle w:val="FirstParagraph"/>
+        <w:ind w:firstLine="420"/>
       </w:pPr>
       <w:r>
         <w:rPr>
@@ -2636,6 +2615,7 @@
       <w:pPr>
         <w:pStyle w:val="BodyText"/>
         <w:spacing w:after="80"/>
+        <w:ind w:firstLine="420"/>
       </w:pPr>
       <w:r>
         <w:rPr>
@@ -2707,6 +2687,15 @@
         <w:tblStyle w:val="Table"/>
         <w:tblW w:type="auto" w:w="0"/>
         <w:tblLook w:firstRow="1" w:lastRow="0" w:firstColumn="0" w:lastColumn="0" w:noHBand="0" w:noVBand="0" w:val="0020"/>
+        <w:jc w:val="center"/>
+        <w:tblBorders>
+          <w:top w:val="single" w:sz="12" w:space="0" w:color="333333"/>
+          <w:bottom w:val="single" w:sz="12" w:space="0" w:color="333333"/>
+          <w:left w:val="none"/>
+          <w:right w:val="none"/>
+          <w:insideH w:val="none"/>
+          <w:insideV w:val="none"/>
+        </w:tblBorders>
       </w:tblPr>
       <w:tblGrid>
         <w:gridCol w:w="1584"/>
@@ -2720,7 +2709,11 @@
           <w:tblHeader w:val="on"/>
         </w:trPr>
         <w:tc>
-          <w:tcPr/>
+          <w:tcPr>
+            <w:tcBorders>
+              <w:bottom w:val="single" w:sz="6" w:space="0" w:color="333333"/>
+            </w:tcBorders>
+          </w:tcPr>
           <w:p>
             <w:pPr>
               <w:pStyle w:val="Compact"/>
@@ -2736,7 +2729,11 @@
           </w:p>
         </w:tc>
         <w:tc>
-          <w:tcPr/>
+          <w:tcPr>
+            <w:tcBorders>
+              <w:bottom w:val="single" w:sz="6" w:space="0" w:color="333333"/>
+            </w:tcBorders>
+          </w:tcPr>
           <w:p>
             <w:pPr>
               <w:pStyle w:val="Compact"/>
@@ -2760,7 +2757,11 @@
           </w:p>
         </w:tc>
         <w:tc>
-          <w:tcPr/>
+          <w:tcPr>
+            <w:tcBorders>
+              <w:bottom w:val="single" w:sz="6" w:space="0" w:color="333333"/>
+            </w:tcBorders>
+          </w:tcPr>
           <w:p>
             <w:pPr>
               <w:pStyle w:val="Compact"/>
@@ -2784,7 +2785,11 @@
           </w:p>
         </w:tc>
         <w:tc>
-          <w:tcPr/>
+          <w:tcPr>
+            <w:tcBorders>
+              <w:bottom w:val="single" w:sz="6" w:space="0" w:color="333333"/>
+            </w:tcBorders>
+          </w:tcPr>
           <w:p>
             <w:pPr>
               <w:pStyle w:val="Compact"/>
@@ -2816,7 +2821,11 @@
           </w:p>
         </w:tc>
         <w:tc>
-          <w:tcPr/>
+          <w:tcPr>
+            <w:tcBorders>
+              <w:bottom w:val="single" w:sz="6" w:space="0" w:color="333333"/>
+            </w:tcBorders>
+          </w:tcPr>
           <w:p>
             <w:pPr>
               <w:pStyle w:val="Compact"/>
@@ -3413,6 +3422,7 @@
       <w:pPr>
         <w:pStyle w:val="BlockText"/>
         <w:spacing w:before="120"/>
+        <w:ind w:firstLine="420"/>
       </w:pPr>
       <w:r>
         <w:rPr>
@@ -3729,6 +3739,7 @@
       <w:pPr>
         <w:pStyle w:val="FirstParagraph"/>
         <w:spacing w:after="80"/>
+        <w:ind w:firstLine="420"/>
       </w:pPr>
       <w:r>
         <w:rPr>
@@ -3775,6 +3786,15 @@
         <w:tblW w:type="pct" w:w="5000"/>
         <w:tblLayout w:type="fixed"/>
         <w:tblLook w:firstRow="1" w:lastRow="0" w:firstColumn="0" w:lastColumn="0" w:noHBand="0" w:noVBand="0" w:val="0020"/>
+        <w:jc w:val="center"/>
+        <w:tblBorders>
+          <w:top w:val="single" w:sz="12" w:space="0" w:color="333333"/>
+          <w:bottom w:val="single" w:sz="12" w:space="0" w:color="333333"/>
+          <w:left w:val="none"/>
+          <w:right w:val="none"/>
+          <w:insideH w:val="none"/>
+          <w:insideV w:val="none"/>
+        </w:tblBorders>
       </w:tblPr>
       <w:tblGrid>
         <w:gridCol w:w="2828"/>
@@ -3786,7 +3806,11 @@
           <w:tblHeader w:val="on"/>
         </w:trPr>
         <w:tc>
-          <w:tcPr/>
+          <w:tcPr>
+            <w:tcBorders>
+              <w:bottom w:val="single" w:sz="6" w:space="0" w:color="333333"/>
+            </w:tcBorders>
+          </w:tcPr>
           <w:p>
             <w:pPr>
               <w:pStyle w:val="Compact"/>
@@ -3809,7 +3833,11 @@
           </w:p>
         </w:tc>
         <w:tc>
-          <w:tcPr/>
+          <w:tcPr>
+            <w:tcBorders>
+              <w:bottom w:val="single" w:sz="6" w:space="0" w:color="333333"/>
+            </w:tcBorders>
+          </w:tcPr>
           <w:p>
             <w:pPr>
               <w:pStyle w:val="Compact"/>
@@ -3825,7 +3853,11 @@
           </w:p>
         </w:tc>
         <w:tc>
-          <w:tcPr/>
+          <w:tcPr>
+            <w:tcBorders>
+              <w:bottom w:val="single" w:sz="6" w:space="0" w:color="333333"/>
+            </w:tcBorders>
+          </w:tcPr>
           <w:p>
             <w:pPr>
               <w:pStyle w:val="Compact"/>
@@ -4209,8 +4241,9 @@
     </w:tbl>
     <w:p>
       <w:pPr>
-        <w:pStyle w:val="MistakeBlock"/>
+        <w:pStyle w:val="BodyText"/>
         <w:spacing w:before="120"/>
+        <w:ind w:firstLine="420"/>
       </w:pPr>
       <w:r>
         <w:rPr>
@@ -4252,6 +4285,12 @@
       </w:r>
       <w:r>
         <w:rPr>
+          <w:rFonts w:ascii="Times New Roman" w:hAnsi="Times New Roman" w:eastAsia="Times New Roman" w:cs="Times New Roman"/>
+        </w:rPr>
+        <w:t xml:space="preserve">&gt; </w:t>
+      </w:r>
+      <w:r>
+        <w:rPr>
           <w:rFonts w:hint="eastAsia" w:ascii="Times New Roman" w:hAnsi="Times New Roman" w:eastAsia="FangSong" w:cs="Times New Roman"/>
         </w:rPr>
         <w:t>常见错误</w:t>
@@ -4404,11 +4443,36 @@
         </w:rPr>
         <w:t>。</w:t>
       </w:r>
-    </w:p>
-    <w:p>
-      <w:pPr>
-        <w:pStyle w:val="MistakeBlock"/>
-      </w:pPr>
+      <w:r>
+        <w:rPr>
+          <w:rFonts w:ascii="Times New Roman" w:hAnsi="Times New Roman" w:eastAsia="Times New Roman" w:cs="Times New Roman"/>
+        </w:rPr>
+        <w:t xml:space="preserve"> </w:t>
+      </w:r>
+      <w:r>
+        <w:rPr>
+          <w:rFonts w:ascii="Times New Roman" w:hAnsi="Times New Roman" w:eastAsia="Times New Roman" w:cs="Times New Roman"/>
+        </w:rPr>
+        <w:t xml:space="preserve">&gt;</w:t>
+      </w:r>
+      <w:r>
+        <w:rPr>
+          <w:rFonts w:ascii="Times New Roman" w:hAnsi="Times New Roman" w:eastAsia="Times New Roman" w:cs="Times New Roman"/>
+        </w:rPr>
+        <w:t xml:space="preserve"> </w:t>
+      </w:r>
+      <w:r>
+        <w:rPr>
+          <w:rFonts w:ascii="Times New Roman" w:hAnsi="Times New Roman" w:eastAsia="Times New Roman" w:cs="Times New Roman"/>
+        </w:rPr>
+        <w:t xml:space="preserve">&gt;</w:t>
+      </w:r>
+      <w:r>
+        <w:rPr>
+          <w:rFonts w:ascii="Times New Roman" w:hAnsi="Times New Roman" w:eastAsia="Times New Roman" w:cs="Times New Roman"/>
+        </w:rPr>
+        <w:t xml:space="preserve"> </w:t>
+      </w:r>
       <w:r>
         <w:rPr>
           <w:rFonts w:hint="eastAsia" w:ascii="Times New Roman" w:hAnsi="Times New Roman" w:eastAsia="FangSong" w:cs="Times New Roman"/>
@@ -4556,6 +4620,7 @@
     <w:p>
       <w:pPr>
         <w:pStyle w:val="BodyText"/>
+        <w:ind w:firstLine="420"/>
       </w:pPr>
       <w:r>
         <w:rPr>
@@ -4594,6 +4659,7 @@
       <w:pPr>
         <w:pStyle w:val="BodyText"/>
         <w:spacing w:after="80"/>
+        <w:ind w:firstLine="420"/>
       </w:pPr>
       <w:r>
         <w:rPr>
@@ -4655,6 +4721,15 @@
         <w:tblStyle w:val="Table"/>
         <w:tblW w:type="auto" w:w="0"/>
         <w:tblLook w:firstRow="1" w:lastRow="0" w:firstColumn="0" w:lastColumn="0" w:noHBand="0" w:noVBand="0" w:val="0020"/>
+        <w:jc w:val="center"/>
+        <w:tblBorders>
+          <w:top w:val="single" w:sz="12" w:space="0" w:color="333333"/>
+          <w:bottom w:val="single" w:sz="12" w:space="0" w:color="333333"/>
+          <w:left w:val="none"/>
+          <w:right w:val="none"/>
+          <w:insideH w:val="none"/>
+          <w:insideV w:val="none"/>
+        </w:tblBorders>
       </w:tblPr>
       <w:tblGrid>
         <w:gridCol w:w="2640"/>
@@ -4666,7 +4741,11 @@
           <w:tblHeader w:val="on"/>
         </w:trPr>
         <w:tc>
-          <w:tcPr/>
+          <w:tcPr>
+            <w:tcBorders>
+              <w:bottom w:val="single" w:sz="6" w:space="0" w:color="333333"/>
+            </w:tcBorders>
+          </w:tcPr>
           <w:p>
             <w:pPr>
               <w:pStyle w:val="Compact"/>
@@ -4682,7 +4761,11 @@
           </w:p>
         </w:tc>
         <w:tc>
-          <w:tcPr/>
+          <w:tcPr>
+            <w:tcBorders>
+              <w:bottom w:val="single" w:sz="6" w:space="0" w:color="333333"/>
+            </w:tcBorders>
+          </w:tcPr>
           <w:p>
             <w:pPr>
               <w:pStyle w:val="Compact"/>
@@ -4698,7 +4781,11 @@
           </w:p>
         </w:tc>
         <w:tc>
-          <w:tcPr/>
+          <w:tcPr>
+            <w:tcBorders>
+              <w:bottom w:val="single" w:sz="6" w:space="0" w:color="333333"/>
+            </w:tcBorders>
+          </w:tcPr>
           <w:p>
             <w:pPr>
               <w:pStyle w:val="Compact"/>
@@ -4926,6 +5013,7 @@
       <w:pPr>
         <w:pStyle w:val="BodyText"/>
         <w:spacing w:before="120"/>
+        <w:ind w:firstLine="420"/>
       </w:pPr>
       <w:r>
         <w:rPr>
@@ -5071,6 +5159,7 @@
     <w:p>
       <w:pPr>
         <w:pStyle w:val="BlockText"/>
+        <w:ind w:firstLine="420"/>
       </w:pPr>
       <w:r>
         <w:rPr>
@@ -5242,6 +5331,7 @@
     <w:p>
       <w:pPr>
         <w:pStyle w:val="FirstParagraph"/>
+        <w:ind w:firstLine="420"/>
       </w:pPr>
       <w:r>
         <w:rPr>
@@ -5341,6 +5431,7 @@
     <w:p>
       <w:pPr>
         <w:pStyle w:val="BodyText"/>
+        <w:ind w:firstLine="420"/>
       </w:pPr>
       <w:r>
         <w:rPr>
@@ -5433,6 +5524,7 @@
       <w:pPr>
         <w:pStyle w:val="BodyText"/>
         <w:spacing w:after="80"/>
+        <w:ind w:firstLine="420"/>
       </w:pPr>
       <w:r>
         <w:rPr>
@@ -5487,6 +5579,15 @@
         <w:tblW w:type="pct" w:w="5000"/>
         <w:tblLayout w:type="fixed"/>
         <w:tblLook w:firstRow="1" w:lastRow="0" w:firstColumn="0" w:lastColumn="0" w:noHBand="0" w:noVBand="0" w:val="0020"/>
+        <w:jc w:val="center"/>
+        <w:tblBorders>
+          <w:top w:val="single" w:sz="12" w:space="0" w:color="333333"/>
+          <w:bottom w:val="single" w:sz="12" w:space="0" w:color="333333"/>
+          <w:left w:val="none"/>
+          <w:right w:val="none"/>
+          <w:insideH w:val="none"/>
+          <w:insideV w:val="none"/>
+        </w:tblBorders>
       </w:tblPr>
       <w:tblGrid>
         <w:gridCol w:w="1760"/>
@@ -5499,7 +5600,11 @@
           <w:tblHeader w:val="on"/>
         </w:trPr>
         <w:tc>
-          <w:tcPr/>
+          <w:tcPr>
+            <w:tcBorders>
+              <w:bottom w:val="single" w:sz="6" w:space="0" w:color="333333"/>
+            </w:tcBorders>
+          </w:tcPr>
           <w:p>
             <w:pPr>
               <w:pStyle w:val="Compact"/>
@@ -5522,7 +5627,11 @@
           </w:p>
         </w:tc>
         <w:tc>
-          <w:tcPr/>
+          <w:tcPr>
+            <w:tcBorders>
+              <w:bottom w:val="single" w:sz="6" w:space="0" w:color="333333"/>
+            </w:tcBorders>
+          </w:tcPr>
           <w:p>
             <w:pPr>
               <w:pStyle w:val="Compact"/>
@@ -5538,7 +5647,11 @@
           </w:p>
         </w:tc>
         <w:tc>
-          <w:tcPr/>
+          <w:tcPr>
+            <w:tcBorders>
+              <w:bottom w:val="single" w:sz="6" w:space="0" w:color="333333"/>
+            </w:tcBorders>
+          </w:tcPr>
           <w:p>
             <w:pPr>
               <w:pStyle w:val="Compact"/>
@@ -5554,7 +5667,11 @@
           </w:p>
         </w:tc>
         <w:tc>
-          <w:tcPr/>
+          <w:tcPr>
+            <w:tcBorders>
+              <w:bottom w:val="single" w:sz="6" w:space="0" w:color="333333"/>
+            </w:tcBorders>
+          </w:tcPr>
           <w:p>
             <w:pPr>
               <w:pStyle w:val="Compact"/>
@@ -6501,6 +6618,7 @@
       <w:pPr>
         <w:pStyle w:val="BodyText"/>
         <w:spacing w:before="120"/>
+        <w:ind w:firstLine="420"/>
       </w:pPr>
       <w:r>
         <w:rPr>
@@ -6842,6 +6960,7 @@
     <w:p>
       <w:pPr>
         <w:pStyle w:val="BodyText"/>
+        <w:ind w:firstLine="420"/>
       </w:pPr>
       <w:r>
         <w:rPr>
@@ -7210,7 +7329,8 @@
     </w:p>
     <w:p>
       <w:pPr>
-        <w:pStyle w:val="MistakeBlock"/>
+        <w:pStyle w:val="BodyText"/>
+        <w:ind w:firstLine="420"/>
       </w:pPr>
       <w:r>
         <w:rPr>
@@ -7268,6 +7388,12 @@
       </w:r>
       <w:r>
         <w:rPr>
+          <w:rFonts w:ascii="Times New Roman" w:hAnsi="Times New Roman" w:eastAsia="Times New Roman" w:cs="Times New Roman"/>
+        </w:rPr>
+        <w:t xml:space="preserve">&gt; </w:t>
+      </w:r>
+      <w:r>
+        <w:rPr>
           <w:rFonts w:hint="eastAsia" w:ascii="Times New Roman" w:hAnsi="Times New Roman" w:eastAsia="FangSong" w:cs="Times New Roman"/>
         </w:rPr>
         <w:t>不一定</w:t>
@@ -7348,7 +7474,7 @@
         <w:rPr>
           <w:rFonts w:ascii="Times New Roman" w:hAnsi="Times New Roman" w:eastAsia="Times New Roman" w:cs="Times New Roman"/>
         </w:rPr>
-        <w:t xml:space="preserve">- </w:t>
+        <w:t xml:space="preserve">&gt; - </w:t>
       </w:r>
       <w:r>
         <w:rPr>
@@ -7512,7 +7638,7 @@
         <w:rPr>
           <w:rFonts w:ascii="Times New Roman" w:hAnsi="Times New Roman" w:eastAsia="Times New Roman" w:cs="Times New Roman"/>
         </w:rPr>
-        <w:t xml:space="preserve">- </w:t>
+        <w:t xml:space="preserve">&gt; - </w:t>
       </w:r>
       <w:r>
         <w:rPr>
@@ -7618,11 +7744,36 @@
         </w:rPr>
         <w:t xml:space="preserve">KIE）</w:t>
       </w:r>
-    </w:p>
-    <w:p>
-      <w:pPr>
-        <w:pStyle w:val="MistakeBlock"/>
-      </w:pPr>
+      <w:r>
+        <w:rPr>
+          <w:rFonts w:ascii="Times New Roman" w:hAnsi="Times New Roman" w:eastAsia="Times New Roman" w:cs="Times New Roman"/>
+        </w:rPr>
+        <w:t xml:space="preserve"> </w:t>
+      </w:r>
+      <w:r>
+        <w:rPr>
+          <w:rFonts w:ascii="Times New Roman" w:hAnsi="Times New Roman" w:eastAsia="Times New Roman" w:cs="Times New Roman"/>
+        </w:rPr>
+        <w:t xml:space="preserve">&gt;</w:t>
+      </w:r>
+      <w:r>
+        <w:rPr>
+          <w:rFonts w:ascii="Times New Roman" w:hAnsi="Times New Roman" w:eastAsia="Times New Roman" w:cs="Times New Roman"/>
+        </w:rPr>
+        <w:t xml:space="preserve"> </w:t>
+      </w:r>
+      <w:r>
+        <w:rPr>
+          <w:rFonts w:ascii="Times New Roman" w:hAnsi="Times New Roman" w:eastAsia="Times New Roman" w:cs="Times New Roman"/>
+        </w:rPr>
+        <w:t xml:space="preserve">&gt;</w:t>
+      </w:r>
+      <w:r>
+        <w:rPr>
+          <w:rFonts w:ascii="Times New Roman" w:hAnsi="Times New Roman" w:eastAsia="Times New Roman" w:cs="Times New Roman"/>
+        </w:rPr>
+        <w:t xml:space="preserve"> </w:t>
+      </w:r>
       <w:r>
         <w:rPr>
           <w:rFonts w:hint="eastAsia" w:ascii="Times New Roman" w:hAnsi="Times New Roman" w:eastAsia="FangSong" w:cs="Times New Roman"/>
@@ -7777,6 +7928,7 @@
     <w:p>
       <w:pPr>
         <w:pStyle w:val="BlockText"/>
+        <w:ind w:firstLine="420"/>
       </w:pPr>
       <w:r>
         <w:rPr>
@@ -8047,6 +8199,7 @@
     <w:p>
       <w:pPr>
         <w:pStyle w:val="FirstParagraph"/>
+        <w:ind w:firstLine="420"/>
       </w:pPr>
       <w:r>
         <w:rPr>
@@ -8154,6 +8307,7 @@
     <w:p>
       <w:pPr>
         <w:pStyle w:val="BodyText"/>
+        <w:ind w:firstLine="420"/>
       </w:pPr>
       <w:r>
         <w:rPr>
@@ -8216,6 +8370,7 @@
       <w:pPr>
         <w:pStyle w:val="BodyText"/>
         <w:spacing w:after="80"/>
+        <w:ind w:firstLine="420"/>
       </w:pPr>
       <w:r>
         <w:rPr>
@@ -8270,6 +8425,15 @@
         <w:tblW w:type="pct" w:w="5000"/>
         <w:tblLayout w:type="fixed"/>
         <w:tblLook w:firstRow="1" w:lastRow="0" w:firstColumn="0" w:lastColumn="0" w:noHBand="0" w:noVBand="0" w:val="0020"/>
+        <w:jc w:val="center"/>
+        <w:tblBorders>
+          <w:top w:val="single" w:sz="12" w:space="0" w:color="333333"/>
+          <w:bottom w:val="single" w:sz="12" w:space="0" w:color="333333"/>
+          <w:left w:val="none"/>
+          <w:right w:val="none"/>
+          <w:insideH w:val="none"/>
+          <w:insideV w:val="none"/>
+        </w:tblBorders>
       </w:tblPr>
       <w:tblGrid>
         <w:gridCol w:w="3960"/>
@@ -8280,7 +8444,11 @@
           <w:tblHeader w:val="on"/>
         </w:trPr>
         <w:tc>
-          <w:tcPr/>
+          <w:tcPr>
+            <w:tcBorders>
+              <w:bottom w:val="single" w:sz="6" w:space="0" w:color="333333"/>
+            </w:tcBorders>
+          </w:tcPr>
           <w:p>
             <w:pPr>
               <w:pStyle w:val="Compact"/>
@@ -8317,7 +8485,11 @@
           </w:p>
         </w:tc>
         <w:tc>
-          <w:tcPr/>
+          <w:tcPr>
+            <w:tcBorders>
+              <w:bottom w:val="single" w:sz="6" w:space="0" w:color="333333"/>
+            </w:tcBorders>
+          </w:tcPr>
           <w:p>
             <w:pPr>
               <w:pStyle w:val="Compact"/>
@@ -8542,6 +8714,7 @@
       <w:pPr>
         <w:pStyle w:val="BodyText"/>
         <w:spacing w:before="120"/>
+        <w:ind w:firstLine="420"/>
       </w:pPr>
       <w:r>
         <w:rPr>
@@ -8625,6 +8798,7 @@
     <w:p>
       <w:pPr>
         <w:pStyle w:val="BodyText"/>
+        <w:ind w:firstLine="420"/>
       </w:pPr>
       <w:r>
         <w:rPr>
@@ -8944,6 +9118,7 @@
     <w:p>
       <w:pPr>
         <w:pStyle w:val="BodyText"/>
+        <w:ind w:firstLine="420"/>
       </w:pPr>
       <w:r>
         <w:rPr>
@@ -8980,7 +9155,8 @@
     </w:p>
     <w:p>
       <w:pPr>
-        <w:pStyle w:val="MistakeBlock"/>
+        <w:pStyle w:val="BodyText"/>
+        <w:ind w:firstLine="420"/>
       </w:pPr>
       <w:r>
         <w:rPr>
@@ -9046,6 +9222,12 @@
       </w:r>
       <w:r>
         <w:rPr>
+          <w:rFonts w:ascii="Times New Roman" w:hAnsi="Times New Roman" w:eastAsia="Times New Roman" w:cs="Times New Roman"/>
+        </w:rPr>
+        <w:t xml:space="preserve">&gt; </w:t>
+      </w:r>
+      <w:r>
+        <w:rPr>
           <w:rFonts w:hint="eastAsia" w:ascii="Times New Roman" w:hAnsi="Times New Roman" w:eastAsia="FangSong" w:cs="Times New Roman"/>
         </w:rPr>
         <w:t>恰恰相反</w:t>
@@ -9156,11 +9338,36 @@
         </w:rPr>
         <w:t>。</w:t>
       </w:r>
-    </w:p>
-    <w:p>
-      <w:pPr>
-        <w:pStyle w:val="MistakeBlock"/>
-      </w:pPr>
+      <w:r>
+        <w:rPr>
+          <w:rFonts w:ascii="Times New Roman" w:hAnsi="Times New Roman" w:eastAsia="Times New Roman" w:cs="Times New Roman"/>
+        </w:rPr>
+        <w:t xml:space="preserve"> </w:t>
+      </w:r>
+      <w:r>
+        <w:rPr>
+          <w:rFonts w:ascii="Times New Roman" w:hAnsi="Times New Roman" w:eastAsia="Times New Roman" w:cs="Times New Roman"/>
+        </w:rPr>
+        <w:t xml:space="preserve">&gt;</w:t>
+      </w:r>
+      <w:r>
+        <w:rPr>
+          <w:rFonts w:ascii="Times New Roman" w:hAnsi="Times New Roman" w:eastAsia="Times New Roman" w:cs="Times New Roman"/>
+        </w:rPr>
+        <w:t xml:space="preserve"> </w:t>
+      </w:r>
+      <w:r>
+        <w:rPr>
+          <w:rFonts w:ascii="Times New Roman" w:hAnsi="Times New Roman" w:eastAsia="Times New Roman" w:cs="Times New Roman"/>
+        </w:rPr>
+        <w:t xml:space="preserve">&gt;</w:t>
+      </w:r>
+      <w:r>
+        <w:rPr>
+          <w:rFonts w:ascii="Times New Roman" w:hAnsi="Times New Roman" w:eastAsia="Times New Roman" w:cs="Times New Roman"/>
+        </w:rPr>
+        <w:t xml:space="preserve"> </w:t>
+      </w:r>
       <w:r>
         <w:rPr>
           <w:rFonts w:hint="eastAsia" w:ascii="Times New Roman" w:hAnsi="Times New Roman" w:eastAsia="FangSong" w:cs="Times New Roman"/>
@@ -9321,6 +9528,7 @@
     <w:p>
       <w:pPr>
         <w:pStyle w:val="FirstParagraph"/>
+        <w:ind w:firstLine="420"/>
       </w:pPr>
       <w:r>
         <w:rPr>
@@ -9644,6 +9852,7 @@
     <w:p>
       <w:pPr>
         <w:pStyle w:val="BodyText"/>
+        <w:ind w:firstLine="420"/>
       </w:pPr>
       <w:r>
         <w:rPr>
@@ -10197,6 +10406,7 @@
     <w:p>
       <w:pPr>
         <w:pStyle w:val="BodyText"/>
+        <w:ind w:firstLine="420"/>
       </w:pPr>
       <w:r>
         <w:rPr>
@@ -10532,6 +10742,7 @@
     <w:p>
       <w:pPr>
         <w:pStyle w:val="BlockText"/>
+        <w:ind w:firstLine="420"/>
       </w:pPr>
       <w:r>
         <w:rPr>
@@ -10793,6 +11004,7 @@
     <w:p>
       <w:pPr>
         <w:pStyle w:val="FirstParagraph"/>
+        <w:ind w:firstLine="420"/>
       </w:pPr>
       <w:r>
         <w:rPr>
@@ -10878,6 +11090,7 @@
     <w:p>
       <w:pPr>
         <w:pStyle w:val="BodyText"/>
+        <w:ind w:firstLine="420"/>
       </w:pPr>
       <w:r>
         <w:rPr>
@@ -10901,6 +11114,7 @@
           <w:ilvl w:val="0"/>
           <w:numId w:val="1004"/>
         </w:numPr>
+        <w:ind w:firstLine="420"/>
       </w:pPr>
       <w:r>
         <w:rPr>
@@ -10946,6 +11160,7 @@
           <w:ilvl w:val="1"/>
           <w:numId w:val="1005"/>
         </w:numPr>
+        <w:ind w:firstLine="420"/>
       </w:pPr>
       <w:r>
         <w:rPr>
@@ -11033,6 +11248,7 @@
           <w:ilvl w:val="1"/>
           <w:numId w:val="1005"/>
         </w:numPr>
+        <w:ind w:firstLine="420"/>
       </w:pPr>
       <w:r>
         <w:rPr>
@@ -11102,6 +11318,7 @@
           <w:ilvl w:val="0"/>
           <w:numId w:val="1004"/>
         </w:numPr>
+        <w:ind w:firstLine="420"/>
       </w:pPr>
       <w:r>
         <w:rPr>
@@ -11171,6 +11388,7 @@
           <w:ilvl w:val="1"/>
           <w:numId w:val="1006"/>
         </w:numPr>
+        <w:ind w:firstLine="420"/>
       </w:pPr>
       <w:r>
         <w:rPr>
@@ -11311,6 +11529,7 @@
           <w:ilvl w:val="1"/>
           <w:numId w:val="1006"/>
         </w:numPr>
+        <w:ind w:firstLine="420"/>
       </w:pPr>
       <w:r>
         <w:rPr>
@@ -11451,6 +11670,7 @@
           <w:ilvl w:val="1"/>
           <w:numId w:val="1006"/>
         </w:numPr>
+        <w:ind w:firstLine="420"/>
       </w:pPr>
       <w:r>
         <w:rPr>
@@ -11580,6 +11800,7 @@
           <w:ilvl w:val="1"/>
           <w:numId w:val="1006"/>
         </w:numPr>
+        <w:ind w:firstLine="420"/>
       </w:pPr>
       <w:r>
         <w:rPr>
@@ -11631,6 +11852,7 @@
           <w:ilvl w:val="0"/>
           <w:numId w:val="1004"/>
         </w:numPr>
+        <w:ind w:firstLine="420"/>
       </w:pPr>
       <w:r>
         <w:rPr>
@@ -11670,6 +11892,7 @@
           <w:ilvl w:val="1"/>
           <w:numId w:val="1007"/>
         </w:numPr>
+        <w:ind w:firstLine="420"/>
       </w:pPr>
       <w:r>
         <w:rPr>
@@ -11697,6 +11920,7 @@
           <w:ilvl w:val="1"/>
           <w:numId w:val="1007"/>
         </w:numPr>
+        <w:ind w:firstLine="420"/>
       </w:pPr>
       <w:r>
         <w:rPr>
@@ -11770,6 +11994,7 @@
     <w:p>
       <w:pPr>
         <w:pStyle w:val="FirstParagraph"/>
+        <w:ind w:firstLine="420"/>
       </w:pPr>
       <w:r>
         <w:rPr>
@@ -11915,6 +12140,7 @@
     <w:p>
       <w:pPr>
         <w:pStyle w:val="BodyText"/>
+        <w:ind w:firstLine="420"/>
       </w:pPr>
       <w:r>
         <w:rPr>
@@ -12280,6 +12506,7 @@
     <w:p>
       <w:pPr>
         <w:pStyle w:val="BodyText"/>
+        <w:ind w:firstLine="420"/>
       </w:pPr>
       <w:r>
         <w:rPr>
@@ -12411,6 +12638,7 @@
     <w:p>
       <w:pPr>
         <w:pStyle w:val="BodyText"/>
+        <w:ind w:firstLine="420"/>
       </w:pPr>
       <w:r>
         <w:rPr>
@@ -12659,6 +12887,7 @@
     <w:p>
       <w:pPr>
         <w:pStyle w:val="BlockText"/>
+        <w:ind w:firstLine="420"/>
       </w:pPr>
       <w:r>
         <w:rPr>
@@ -12775,6 +13004,7 @@
     <w:p>
       <w:pPr>
         <w:pStyle w:val="FirstParagraph"/>
+        <w:ind w:firstLine="420"/>
       </w:pPr>
       <w:r>
         <w:rPr>
@@ -12880,6 +13110,7 @@
     <w:p>
       <w:pPr>
         <w:pStyle w:val="FirstParagraph"/>
+        <w:ind w:firstLine="420"/>
       </w:pPr>
       <w:r>
         <w:rPr>
@@ -13080,6 +13311,7 @@
     <w:p>
       <w:pPr>
         <w:pStyle w:val="BodyText"/>
+        <w:ind w:firstLine="420"/>
       </w:pPr>
       <w:r>
         <w:rPr>
@@ -13256,6 +13488,7 @@
     <w:p>
       <w:pPr>
         <w:pStyle w:val="BodyText"/>
+        <w:ind w:firstLine="420"/>
       </w:pPr>
       <w:r>
         <w:rPr>
@@ -13364,7 +13597,8 @@
     </w:p>
     <w:p>
       <w:pPr>
-        <w:pStyle w:val="MistakeBlock"/>
+        <w:pStyle w:val="BodyText"/>
+        <w:ind w:firstLine="420"/>
       </w:pPr>
       <w:r>
         <w:rPr>
@@ -13400,7 +13634,7 @@
         <w:rPr>
           <w:rFonts w:ascii="Times New Roman" w:hAnsi="Times New Roman" w:eastAsia="Times New Roman" w:cs="Times New Roman"/>
         </w:rPr>
-        <w:t xml:space="preserve">Woodward-Hoffmann </w:t>
+        <w:t xml:space="preserve">&gt; Woodward-Hoffmann </w:t>
       </w:r>
       <w:r>
         <w:rPr>
@@ -13512,11 +13746,36 @@
         </w:rPr>
         <w:t>。</w:t>
       </w:r>
-    </w:p>
-    <w:p>
-      <w:pPr>
-        <w:pStyle w:val="MistakeBlock"/>
-      </w:pPr>
+      <w:r>
+        <w:rPr>
+          <w:rFonts w:ascii="Times New Roman" w:hAnsi="Times New Roman" w:eastAsia="Times New Roman" w:cs="Times New Roman"/>
+        </w:rPr>
+        <w:t xml:space="preserve"> </w:t>
+      </w:r>
+      <w:r>
+        <w:rPr>
+          <w:rFonts w:ascii="Times New Roman" w:hAnsi="Times New Roman" w:eastAsia="Times New Roman" w:cs="Times New Roman"/>
+        </w:rPr>
+        <w:t xml:space="preserve">&gt;</w:t>
+      </w:r>
+      <w:r>
+        <w:rPr>
+          <w:rFonts w:ascii="Times New Roman" w:hAnsi="Times New Roman" w:eastAsia="Times New Roman" w:cs="Times New Roman"/>
+        </w:rPr>
+        <w:t xml:space="preserve"> </w:t>
+      </w:r>
+      <w:r>
+        <w:rPr>
+          <w:rFonts w:ascii="Times New Roman" w:hAnsi="Times New Roman" w:eastAsia="Times New Roman" w:cs="Times New Roman"/>
+        </w:rPr>
+        <w:t xml:space="preserve">&gt;</w:t>
+      </w:r>
+      <w:r>
+        <w:rPr>
+          <w:rFonts w:ascii="Times New Roman" w:hAnsi="Times New Roman" w:eastAsia="Times New Roman" w:cs="Times New Roman"/>
+        </w:rPr>
+        <w:t xml:space="preserve"> </w:t>
+      </w:r>
       <w:r>
         <w:rPr>
           <w:rFonts w:hint="eastAsia" w:ascii="Times New Roman" w:hAnsi="Times New Roman" w:eastAsia="FangSong" w:cs="Times New Roman"/>
@@ -13627,6 +13886,7 @@
     <w:p>
       <w:pPr>
         <w:pStyle w:val="FirstParagraph"/>
+        <w:ind w:firstLine="420"/>
       </w:pPr>
       <w:r>
         <w:rPr>
@@ -13724,6 +13984,7 @@
     <w:p>
       <w:pPr>
         <w:pStyle w:val="BodyText"/>
+        <w:ind w:firstLine="420"/>
       </w:pPr>
       <w:r>
         <w:rPr>
@@ -13871,6 +14132,7 @@
     <w:p>
       <w:pPr>
         <w:pStyle w:val="BodyText"/>
+        <w:ind w:firstLine="420"/>
       </w:pPr>
       <w:r>
         <w:rPr>
@@ -13942,6 +14204,7 @@
     <w:p>
       <w:pPr>
         <w:pStyle w:val="BlockText"/>
+        <w:ind w:firstLine="420"/>
       </w:pPr>
       <w:r>
         <w:rPr>
@@ -14158,6 +14421,15 @@
         <w:tblW w:type="pct" w:w="5000"/>
         <w:tblLayout w:type="fixed"/>
         <w:tblLook w:firstRow="1" w:lastRow="0" w:firstColumn="0" w:lastColumn="0" w:noHBand="0" w:noVBand="0" w:val="0020"/>
+        <w:jc w:val="center"/>
+        <w:tblBorders>
+          <w:top w:val="single" w:sz="12" w:space="0" w:color="333333"/>
+          <w:bottom w:val="single" w:sz="12" w:space="0" w:color="333333"/>
+          <w:left w:val="none"/>
+          <w:right w:val="none"/>
+          <w:insideH w:val="none"/>
+          <w:insideV w:val="none"/>
+        </w:tblBorders>
       </w:tblPr>
       <w:tblGrid>
         <w:gridCol w:w="1800"/>
@@ -14171,7 +14443,11 @@
           <w:tblHeader w:val="on"/>
         </w:trPr>
         <w:tc>
-          <w:tcPr/>
+          <w:tcPr>
+            <w:tcBorders>
+              <w:bottom w:val="single" w:sz="6" w:space="0" w:color="333333"/>
+            </w:tcBorders>
+          </w:tcPr>
           <w:p>
             <w:pPr>
               <w:pStyle w:val="Compact"/>
@@ -14187,7 +14463,11 @@
           </w:p>
         </w:tc>
         <w:tc>
-          <w:tcPr/>
+          <w:tcPr>
+            <w:tcBorders>
+              <w:bottom w:val="single" w:sz="6" w:space="0" w:color="333333"/>
+            </w:tcBorders>
+          </w:tcPr>
           <w:p>
             <w:pPr>
               <w:pStyle w:val="Compact"/>
@@ -14203,7 +14483,11 @@
           </w:p>
         </w:tc>
         <w:tc>
-          <w:tcPr/>
+          <w:tcPr>
+            <w:tcBorders>
+              <w:bottom w:val="single" w:sz="6" w:space="0" w:color="333333"/>
+            </w:tcBorders>
+          </w:tcPr>
           <w:p>
             <w:pPr>
               <w:pStyle w:val="Compact"/>
@@ -14219,7 +14503,11 @@
           </w:p>
         </w:tc>
         <w:tc>
-          <w:tcPr/>
+          <w:tcPr>
+            <w:tcBorders>
+              <w:bottom w:val="single" w:sz="6" w:space="0" w:color="333333"/>
+            </w:tcBorders>
+          </w:tcPr>
           <w:p>
             <w:pPr>
               <w:pStyle w:val="Compact"/>
@@ -14235,7 +14523,11 @@
           </w:p>
         </w:tc>
         <w:tc>
-          <w:tcPr/>
+          <w:tcPr>
+            <w:tcBorders>
+              <w:bottom w:val="single" w:sz="6" w:space="0" w:color="333333"/>
+            </w:tcBorders>
+          </w:tcPr>
           <w:p>
             <w:pPr>
               <w:pStyle w:val="Compact"/>
@@ -15353,7 +15645,7 @@
         </w:rPr>
         <w:drawing>
           <wp:inline>
-            <wp:extent cx="3600000" cy="2400000"/>
+            <wp:extent cx="2520000" cy="5362104"/>
             <wp:effectExtent b="0" l="0" r="0" t="0"/>
             <wp:docPr descr="卡宾的电子结构——单线态与三线态的轨道排布" title="" id="25" name="Picture"/>
             <a:graphic>
@@ -15374,7 +15666,7 @@
                   <pic:spPr bwMode="auto">
                     <a:xfrm>
                       <a:off x="0" y="0"/>
-                      <a:ext cx="3600000" cy="2400000"/>
+                      <a:ext cx="2520000" cy="5362104"/>
                     </a:xfrm>
                     <a:prstGeom prst="rect">
                       <a:avLst/>
@@ -15648,6 +15940,15 @@
         <w:tblW w:type="pct" w:w="5000"/>
         <w:tblLayout w:type="fixed"/>
         <w:tblLook w:firstRow="1" w:lastRow="0" w:firstColumn="0" w:lastColumn="0" w:noHBand="0" w:noVBand="0" w:val="0020"/>
+        <w:jc w:val="center"/>
+        <w:tblBorders>
+          <w:top w:val="single" w:sz="12" w:space="0" w:color="333333"/>
+          <w:bottom w:val="single" w:sz="12" w:space="0" w:color="333333"/>
+          <w:left w:val="none"/>
+          <w:right w:val="none"/>
+          <w:insideH w:val="none"/>
+          <w:insideV w:val="none"/>
+        </w:tblBorders>
       </w:tblPr>
       <w:tblGrid>
         <w:gridCol w:w="3046"/>
@@ -15659,7 +15960,11 @@
           <w:tblHeader w:val="on"/>
         </w:trPr>
         <w:tc>
-          <w:tcPr/>
+          <w:tcPr>
+            <w:tcBorders>
+              <w:bottom w:val="single" w:sz="6" w:space="0" w:color="333333"/>
+            </w:tcBorders>
+          </w:tcPr>
           <w:p>
             <w:pPr>
               <w:pStyle w:val="Compact"/>
@@ -15675,7 +15980,11 @@
           </w:p>
         </w:tc>
         <w:tc>
-          <w:tcPr/>
+          <w:tcPr>
+            <w:tcBorders>
+              <w:bottom w:val="single" w:sz="6" w:space="0" w:color="333333"/>
+            </w:tcBorders>
+          </w:tcPr>
           <w:p>
             <w:pPr>
               <w:pStyle w:val="Compact"/>
@@ -15691,7 +16000,11 @@
           </w:p>
         </w:tc>
         <w:tc>
-          <w:tcPr/>
+          <w:tcPr>
+            <w:tcBorders>
+              <w:bottom w:val="single" w:sz="6" w:space="0" w:color="333333"/>
+            </w:tcBorders>
+          </w:tcPr>
           <w:p>
             <w:pPr>
               <w:pStyle w:val="Compact"/>
@@ -16265,6 +16578,7 @@
       <w:pPr>
         <w:pStyle w:val="BodyText"/>
         <w:spacing w:before="120"/>
+        <w:ind w:firstLine="420"/>
       </w:pPr>
       <w:r>
         <w:rPr>
@@ -16535,7 +16849,8 @@
     </w:p>
     <w:p>
       <w:pPr>
-        <w:pStyle w:val="MistakeBlock"/>
+        <w:pStyle w:val="BodyText"/>
+        <w:ind w:firstLine="420"/>
       </w:pPr>
       <w:r>
         <w:rPr>
@@ -16569,6 +16884,12 @@
       </w:r>
       <w:r>
         <w:rPr>
+          <w:rFonts w:ascii="Times New Roman" w:hAnsi="Times New Roman" w:eastAsia="Times New Roman" w:cs="Times New Roman"/>
+        </w:rPr>
+        <w:t xml:space="preserve">&gt; </w:t>
+      </w:r>
+      <w:r>
+        <w:rPr>
           <w:rFonts w:hint="eastAsia" w:ascii="Times New Roman" w:hAnsi="Times New Roman" w:eastAsia="FangSong" w:cs="Times New Roman"/>
         </w:rPr>
         <w:t>单线态和三线态卡宾的立体化学完全相反</w:t>
@@ -16705,11 +17026,36 @@
         </w:rPr>
         <w:t>。</w:t>
       </w:r>
-    </w:p>
-    <w:p>
-      <w:pPr>
-        <w:pStyle w:val="MistakeBlock"/>
-      </w:pPr>
+      <w:r>
+        <w:rPr>
+          <w:rFonts w:ascii="Times New Roman" w:hAnsi="Times New Roman" w:eastAsia="Times New Roman" w:cs="Times New Roman"/>
+        </w:rPr>
+        <w:t xml:space="preserve"> </w:t>
+      </w:r>
+      <w:r>
+        <w:rPr>
+          <w:rFonts w:ascii="Times New Roman" w:hAnsi="Times New Roman" w:eastAsia="Times New Roman" w:cs="Times New Roman"/>
+        </w:rPr>
+        <w:t xml:space="preserve">&gt;</w:t>
+      </w:r>
+      <w:r>
+        <w:rPr>
+          <w:rFonts w:ascii="Times New Roman" w:hAnsi="Times New Roman" w:eastAsia="Times New Roman" w:cs="Times New Roman"/>
+        </w:rPr>
+        <w:t xml:space="preserve"> </w:t>
+      </w:r>
+      <w:r>
+        <w:rPr>
+          <w:rFonts w:ascii="Times New Roman" w:hAnsi="Times New Roman" w:eastAsia="Times New Roman" w:cs="Times New Roman"/>
+        </w:rPr>
+        <w:t xml:space="preserve">&gt;</w:t>
+      </w:r>
+      <w:r>
+        <w:rPr>
+          <w:rFonts w:ascii="Times New Roman" w:hAnsi="Times New Roman" w:eastAsia="Times New Roman" w:cs="Times New Roman"/>
+        </w:rPr>
+        <w:t xml:space="preserve"> </w:t>
+      </w:r>
       <w:r>
         <w:rPr>
           <w:rFonts w:hint="eastAsia" w:ascii="Times New Roman" w:hAnsi="Times New Roman" w:eastAsia="FangSong" w:cs="Times New Roman"/>
@@ -16866,6 +17212,7 @@
     <w:p>
       <w:pPr>
         <w:pStyle w:val="FirstParagraph"/>
+        <w:ind w:firstLine="420"/>
       </w:pPr>
       <w:r>
         <w:rPr>
@@ -17111,6 +17458,7 @@
     <w:p>
       <w:pPr>
         <w:pStyle w:val="BodyText"/>
+        <w:ind w:firstLine="420"/>
       </w:pPr>
       <w:r>
         <w:rPr>
@@ -17134,6 +17482,7 @@
           <w:ilvl w:val="0"/>
           <w:numId w:val="1008"/>
         </w:numPr>
+        <w:ind w:firstLine="420"/>
       </w:pPr>
       <w:r>
         <w:rPr>
@@ -17319,6 +17668,7 @@
           <w:ilvl w:val="0"/>
           <w:numId w:val="1008"/>
         </w:numPr>
+        <w:ind w:firstLine="420"/>
       </w:pPr>
       <w:r>
         <w:rPr>
@@ -17444,6 +17794,7 @@
     <w:p>
       <w:pPr>
         <w:pStyle w:val="FirstParagraph"/>
+        <w:ind w:firstLine="420"/>
       </w:pPr>
       <w:r>
         <w:rPr>
@@ -17485,6 +17836,7 @@
           <w:ilvl w:val="0"/>
           <w:numId w:val="1009"/>
         </w:numPr>
+        <w:ind w:firstLine="420"/>
       </w:pPr>
       <w:r>
         <w:rPr>
@@ -17557,6 +17909,7 @@
           <w:ilvl w:val="0"/>
           <w:numId w:val="1009"/>
         </w:numPr>
+        <w:ind w:firstLine="420"/>
       </w:pPr>
       <w:r>
         <w:rPr>
@@ -17584,6 +17937,7 @@
           <w:ilvl w:val="0"/>
           <w:numId w:val="1009"/>
         </w:numPr>
+        <w:ind w:firstLine="420"/>
       </w:pPr>
       <w:r>
         <w:rPr>
@@ -17619,6 +17973,7 @@
     <w:p>
       <w:pPr>
         <w:pStyle w:val="BlockText"/>
+        <w:ind w:firstLine="420"/>
       </w:pPr>
       <w:r>
         <w:rPr>
@@ -18016,6 +18371,7 @@
     <w:p>
       <w:pPr>
         <w:pStyle w:val="BlockText"/>
+        <w:ind w:firstLine="420"/>
       </w:pPr>
       <w:r>
         <w:rPr>
@@ -18278,6 +18634,7 @@
     <w:p>
       <w:pPr>
         <w:pStyle w:val="BlockText"/>
+        <w:ind w:firstLine="420"/>
       </w:pPr>
       <w:r>
         <w:rPr>
@@ -18579,6 +18936,7 @@
     <w:p>
       <w:pPr>
         <w:pStyle w:val="BlockText"/>
+        <w:ind w:firstLine="420"/>
       </w:pPr>
       <w:r>
         <w:rPr>
@@ -18932,6 +19290,7 @@
     <w:p>
       <w:pPr>
         <w:pStyle w:val="FirstParagraph"/>
+        <w:ind w:firstLine="420"/>
       </w:pPr>
       <w:r>
         <w:rPr>
@@ -19205,6 +19564,7 @@
     <w:p>
       <w:pPr>
         <w:pStyle w:val="BodyText"/>
+        <w:ind w:firstLine="420"/>
       </w:pPr>
       <w:r>
         <w:rPr>
@@ -19309,6 +19669,7 @@
     <w:p>
       <w:pPr>
         <w:pStyle w:val="BodyText"/>
+        <w:ind w:firstLine="420"/>
       </w:pPr>
       <w:r>
         <w:rPr>
@@ -19331,6 +19692,7 @@
           <w:ilvl w:val="0"/>
           <w:numId w:val="1010"/>
         </w:numPr>
+        <w:ind w:firstLine="420"/>
       </w:pPr>
       <w:r>
         <w:rPr>
@@ -19419,6 +19781,7 @@
           <w:ilvl w:val="0"/>
           <w:numId w:val="1010"/>
         </w:numPr>
+        <w:ind w:firstLine="420"/>
       </w:pPr>
       <w:r>
         <w:rPr>
@@ -19547,6 +19910,7 @@
           <w:ilvl w:val="0"/>
           <w:numId w:val="1010"/>
         </w:numPr>
+        <w:ind w:firstLine="420"/>
       </w:pPr>
       <w:r>
         <w:rPr>
@@ -19720,6 +20084,7 @@
           <w:ilvl w:val="0"/>
           <w:numId w:val="1010"/>
         </w:numPr>
+        <w:ind w:firstLine="420"/>
       </w:pPr>
       <w:r>
         <w:rPr>
@@ -19743,6 +20108,7 @@
           <w:ilvl w:val="1"/>
           <w:numId w:val="1011"/>
         </w:numPr>
+        <w:ind w:firstLine="420"/>
       </w:pPr>
       <w:r>
         <w:rPr>
@@ -19814,6 +20180,7 @@
           <w:ilvl w:val="1"/>
           <w:numId w:val="1011"/>
         </w:numPr>
+        <w:ind w:firstLine="420"/>
       </w:pPr>
       <w:r>
         <w:rPr>
@@ -19884,6 +20251,7 @@
           <w:ilvl w:val="0"/>
           <w:numId w:val="1000"/>
         </w:numPr>
+        <w:ind w:firstLine="420"/>
       </w:pPr>
       <w:r>
         <w:rPr>
@@ -19961,6 +20329,7 @@
     <w:p>
       <w:pPr>
         <w:pStyle w:val="FirstParagraph"/>
+        <w:ind w:firstLine="420"/>
       </w:pPr>
       <w:r>
         <w:rPr>
@@ -20133,6 +20502,7 @@
     <w:p>
       <w:pPr>
         <w:pStyle w:val="BodyText"/>
+        <w:ind w:firstLine="420"/>
       </w:pPr>
       <w:r>
         <w:rPr>
@@ -20338,6 +20708,7 @@
     <w:p>
       <w:pPr>
         <w:pStyle w:val="FirstParagraph"/>
+        <w:ind w:firstLine="420"/>
       </w:pPr>
       <w:r>
         <w:rPr>
@@ -20611,6 +20982,7 @@
     <w:p>
       <w:pPr>
         <w:pStyle w:val="BodyText"/>
+        <w:ind w:firstLine="420"/>
       </w:pPr>
       <w:r>
         <w:rPr>
@@ -20628,6 +21000,7 @@
     <w:p>
       <w:pPr>
         <w:pStyle w:val="BodyText"/>
+        <w:ind w:firstLine="420"/>
       </w:pPr>
       <w:r>
         <w:rPr>
@@ -20769,6 +21142,7 @@
     <w:p>
       <w:pPr>
         <w:pStyle w:val="BodyText"/>
+        <w:ind w:firstLine="420"/>
       </w:pPr>
       <w:r>
         <w:rPr>
@@ -20792,6 +21166,7 @@
           <w:ilvl w:val="0"/>
           <w:numId w:val="1012"/>
         </w:numPr>
+        <w:ind w:firstLine="420"/>
       </w:pPr>
       <m:oMath>
         <m:sSub>
@@ -20901,6 +21276,7 @@
           <w:ilvl w:val="0"/>
           <w:numId w:val="1012"/>
         </w:numPr>
+        <w:ind w:firstLine="420"/>
       </w:pPr>
       <w:r>
         <w:rPr>
@@ -20922,6 +21298,7 @@
           <w:ilvl w:val="1"/>
           <w:numId w:val="1013"/>
         </w:numPr>
+        <w:ind w:firstLine="420"/>
       </w:pPr>
       <w:r>
         <w:rPr>
@@ -20986,6 +21363,7 @@
           <w:ilvl w:val="1"/>
           <w:numId w:val="1013"/>
         </w:numPr>
+        <w:ind w:firstLine="420"/>
       </w:pPr>
       <w:r>
         <w:rPr>
@@ -21063,6 +21441,7 @@
           <w:ilvl w:val="1"/>
           <w:numId w:val="1013"/>
         </w:numPr>
+        <w:ind w:firstLine="420"/>
       </w:pPr>
       <w:r>
         <w:rPr>
@@ -21153,6 +21532,7 @@
           <w:ilvl w:val="0"/>
           <w:numId w:val="1012"/>
         </w:numPr>
+        <w:ind w:firstLine="420"/>
       </w:pPr>
       <w:r>
         <w:rPr>
@@ -21228,6 +21608,7 @@
           <w:ilvl w:val="0"/>
           <w:numId w:val="1012"/>
         </w:numPr>
+        <w:ind w:firstLine="420"/>
       </w:pPr>
       <w:r>
         <w:rPr>
@@ -21392,6 +21773,7 @@
     <w:p>
       <w:pPr>
         <w:pStyle w:val="FirstParagraph"/>
+        <w:ind w:firstLine="420"/>
       </w:pPr>
       <w:r>
         <w:rPr>
@@ -21495,6 +21877,7 @@
     <w:p>
       <w:pPr>
         <w:pStyle w:val="BodyText"/>
+        <w:ind w:firstLine="420"/>
       </w:pPr>
       <w:r>
         <w:rPr>
@@ -21765,6 +22148,7 @@
     <w:p>
       <w:pPr>
         <w:pStyle w:val="FirstParagraph"/>
+        <w:ind w:firstLine="420"/>
       </w:pPr>
       <w:r>
         <w:rPr>
@@ -22041,6 +22425,7 @@
     <w:p>
       <w:pPr>
         <w:pStyle w:val="BodyText"/>
+        <w:ind w:firstLine="420"/>
       </w:pPr>
       <w:r>
         <w:rPr>
@@ -22108,6 +22493,7 @@
     <w:p>
       <w:pPr>
         <w:pStyle w:val="BodyText"/>
+        <w:ind w:firstLine="420"/>
       </w:pPr>
       <w:r>
         <w:rPr>
@@ -22131,6 +22517,7 @@
           <w:ilvl w:val="0"/>
           <w:numId w:val="1014"/>
         </w:numPr>
+        <w:ind w:firstLine="420"/>
       </w:pPr>
       <w:r>
         <w:rPr>
@@ -22227,6 +22614,7 @@
           <w:ilvl w:val="0"/>
           <w:numId w:val="1014"/>
         </w:numPr>
+        <w:ind w:firstLine="420"/>
       </w:pPr>
       <w:r>
         <w:rPr>
@@ -22285,6 +22673,7 @@
           <w:ilvl w:val="0"/>
           <w:numId w:val="1014"/>
         </w:numPr>
+        <w:ind w:firstLine="420"/>
       </w:pPr>
       <w:r>
         <w:rPr>
@@ -22349,6 +22738,7 @@
           <w:ilvl w:val="0"/>
           <w:numId w:val="1014"/>
         </w:numPr>
+        <w:ind w:firstLine="420"/>
       </w:pPr>
       <w:r>
         <w:rPr>
@@ -22396,6 +22786,7 @@
     <w:p>
       <w:pPr>
         <w:pStyle w:val="FirstParagraph"/>
+        <w:ind w:firstLine="420"/>
       </w:pPr>
       <w:r>
         <w:rPr>
@@ -22493,6 +22884,7 @@
     <w:p>
       <w:pPr>
         <w:pStyle w:val="BodyText"/>
+        <w:ind w:firstLine="420"/>
       </w:pPr>
       <w:r>
         <w:rPr>
@@ -22554,6 +22946,7 @@
     <w:p>
       <w:pPr>
         <w:pStyle w:val="BodyText"/>
+        <w:ind w:firstLine="420"/>
       </w:pPr>
       <w:r>
         <w:rPr>
@@ -22665,6 +23058,7 @@
     <w:p>
       <w:pPr>
         <w:pStyle w:val="BodyText"/>
+        <w:ind w:firstLine="420"/>
       </w:pPr>
       <w:r>
         <w:rPr>
@@ -22764,6 +23158,7 @@
     <w:p>
       <w:pPr>
         <w:pStyle w:val="BodyText"/>
+        <w:ind w:firstLine="420"/>
       </w:pPr>
       <w:r>
         <w:rPr>
@@ -22927,6 +23322,7 @@
     <w:p>
       <w:pPr>
         <w:pStyle w:val="FirstParagraph"/>
+        <w:ind w:firstLine="420"/>
       </w:pPr>
       <w:r>
         <w:rPr>
@@ -23106,6 +23502,7 @@
     <w:p>
       <w:pPr>
         <w:pStyle w:val="BodyText"/>
+        <w:ind w:firstLine="420"/>
       </w:pPr>
       <w:r>
         <w:rPr>
@@ -23247,6 +23644,7 @@
     <w:p>
       <w:pPr>
         <w:pStyle w:val="BodyText"/>
+        <w:ind w:firstLine="420"/>
       </w:pPr>
       <w:r>
         <w:rPr>
@@ -23266,6 +23664,7 @@
     <w:p>
       <w:pPr>
         <w:pStyle w:val="BodyText"/>
+        <w:ind w:firstLine="420"/>
       </w:pPr>
       <w:r>
         <w:rPr>
@@ -23413,6 +23812,7 @@
     <w:p>
       <w:pPr>
         <w:pStyle w:val="BodyText"/>
+        <w:ind w:firstLine="420"/>
       </w:pPr>
       <w:r>
         <w:rPr>
@@ -23455,6 +23855,7 @@
           <w:ilvl w:val="0"/>
           <w:numId w:val="1015"/>
         </w:numPr>
+        <w:ind w:firstLine="420"/>
       </w:pPr>
       <w:r>
         <w:rPr>
@@ -23500,6 +23901,7 @@
           <w:ilvl w:val="1"/>
           <w:numId w:val="1016"/>
         </w:numPr>
+        <w:ind w:firstLine="420"/>
       </w:pPr>
       <w:r>
         <w:rPr>
@@ -23558,6 +23960,7 @@
           <w:ilvl w:val="1"/>
           <w:numId w:val="1016"/>
         </w:numPr>
+        <w:ind w:firstLine="420"/>
       </w:pPr>
       <w:r>
         <w:rPr>
@@ -23628,6 +24031,7 @@
           <w:ilvl w:val="1"/>
           <w:numId w:val="1016"/>
         </w:numPr>
+        <w:ind w:firstLine="420"/>
       </w:pPr>
       <w:r>
         <w:rPr>
@@ -23750,6 +24154,7 @@
           <w:ilvl w:val="1"/>
           <w:numId w:val="1016"/>
         </w:numPr>
+        <w:ind w:firstLine="420"/>
       </w:pPr>
       <w:r>
         <w:rPr>
@@ -23795,6 +24200,7 @@
           <w:ilvl w:val="0"/>
           <w:numId w:val="1015"/>
         </w:numPr>
+        <w:ind w:firstLine="420"/>
       </w:pPr>
       <w:r>
         <w:rPr>
@@ -23878,6 +24284,7 @@
           <w:ilvl w:val="0"/>
           <w:numId w:val="1015"/>
         </w:numPr>
+        <w:ind w:firstLine="420"/>
       </w:pPr>
       <w:r>
         <w:rPr>
@@ -24000,6 +24407,7 @@
           <w:ilvl w:val="0"/>
           <w:numId w:val="1015"/>
         </w:numPr>
+        <w:ind w:firstLine="420"/>
       </w:pPr>
       <w:r>
         <w:rPr>
@@ -24306,6 +24714,7 @@
     <w:p>
       <w:pPr>
         <w:pStyle w:val="FirstParagraph"/>
+        <w:ind w:firstLine="420"/>
       </w:pPr>
       <w:r>
         <w:rPr>
@@ -24695,6 +25104,7 @@
     <w:p>
       <w:pPr>
         <w:pStyle w:val="BodyText"/>
+        <w:ind w:firstLine="420"/>
       </w:pPr>
       <w:r>
         <w:rPr>
@@ -24772,6 +25182,7 @@
           <w:ilvl w:val="0"/>
           <w:numId w:val="1017"/>
         </w:numPr>
+        <w:ind w:firstLine="420"/>
       </w:pPr>
       <w:r>
         <w:rPr>
@@ -24787,6 +25198,7 @@
           <w:ilvl w:val="0"/>
           <w:numId w:val="1017"/>
         </w:numPr>
+        <w:ind w:firstLine="420"/>
       </w:pPr>
       <w:r>
         <w:rPr>
@@ -24808,6 +25220,7 @@
           <w:ilvl w:val="0"/>
           <w:numId w:val="1017"/>
         </w:numPr>
+        <w:ind w:firstLine="420"/>
       </w:pPr>
       <w:r>
         <w:rPr>
@@ -24853,6 +25266,7 @@
           <w:ilvl w:val="0"/>
           <w:numId w:val="1017"/>
         </w:numPr>
+        <w:ind w:firstLine="420"/>
       </w:pPr>
       <w:r>
         <w:rPr>
@@ -24960,6 +25374,7 @@
     <w:p>
       <w:pPr>
         <w:pStyle w:val="FirstParagraph"/>
+        <w:ind w:firstLine="420"/>
       </w:pPr>
       <w:r>
         <w:rPr>
@@ -25126,6 +25541,7 @@
     <w:p>
       <w:pPr>
         <w:pStyle w:val="BodyText"/>
+        <w:ind w:firstLine="420"/>
       </w:pPr>
       <w:r>
         <w:rPr>
@@ -25143,6 +25559,7 @@
     <w:p>
       <w:pPr>
         <w:pStyle w:val="BodyText"/>
+        <w:ind w:firstLine="420"/>
       </w:pPr>
       <w:r>
         <w:rPr>
@@ -25445,6 +25862,7 @@
     <w:p>
       <w:pPr>
         <w:pStyle w:val="BodyText"/>
+        <w:ind w:firstLine="420"/>
       </w:pPr>
       <w:r>
         <w:rPr>
@@ -25468,6 +25886,7 @@
           <w:ilvl w:val="0"/>
           <w:numId w:val="1018"/>
         </w:numPr>
+        <w:ind w:firstLine="420"/>
       </w:pPr>
       <w:r>
         <w:rPr>
@@ -25547,6 +25966,7 @@
           <w:ilvl w:val="1"/>
           <w:numId w:val="1019"/>
         </w:numPr>
+        <w:ind w:firstLine="420"/>
       </w:pPr>
       <w:r>
         <w:rPr>
@@ -25622,6 +26042,7 @@
           <w:ilvl w:val="1"/>
           <w:numId w:val="1019"/>
         </w:numPr>
+        <w:ind w:firstLine="420"/>
       </w:pPr>
       <w:r>
         <w:rPr>
@@ -25663,6 +26084,7 @@
           <w:ilvl w:val="1"/>
           <w:numId w:val="1019"/>
         </w:numPr>
+        <w:ind w:firstLine="420"/>
       </w:pPr>
       <w:r>
         <w:rPr>
@@ -25726,6 +26148,7 @@
           <w:ilvl w:val="0"/>
           <w:numId w:val="1018"/>
         </w:numPr>
+        <w:ind w:firstLine="420"/>
       </w:pPr>
       <w:r>
         <w:rPr>
@@ -25797,6 +26220,7 @@
           <w:ilvl w:val="1"/>
           <w:numId w:val="1020"/>
         </w:numPr>
+        <w:ind w:firstLine="420"/>
       </w:pPr>
       <w:r>
         <w:rPr>
@@ -25836,6 +26260,7 @@
           <w:ilvl w:val="1"/>
           <w:numId w:val="1020"/>
         </w:numPr>
+        <w:ind w:firstLine="420"/>
       </w:pPr>
       <w:r>
         <w:rPr>
@@ -25899,6 +26324,7 @@
           <w:ilvl w:val="1"/>
           <w:numId w:val="1020"/>
         </w:numPr>
+        <w:ind w:firstLine="420"/>
       </w:pPr>
       <w:r>
         <w:rPr>
@@ -25950,6 +26376,7 @@
           <w:ilvl w:val="1"/>
           <w:numId w:val="1020"/>
         </w:numPr>
+        <w:ind w:firstLine="420"/>
       </w:pPr>
       <w:r>
         <w:rPr>
@@ -26047,6 +26474,7 @@
     <w:p>
       <w:pPr>
         <w:pStyle w:val="FirstParagraph"/>
+        <w:ind w:firstLine="420"/>
       </w:pPr>
       <w:r>
         <w:rPr>
@@ -26186,6 +26614,7 @@
     <w:p>
       <w:pPr>
         <w:pStyle w:val="BodyText"/>
+        <w:ind w:firstLine="420"/>
       </w:pPr>
       <w:r>
         <w:rPr>
@@ -26427,6 +26856,7 @@
     <w:p>
       <w:pPr>
         <w:pStyle w:val="FirstParagraph"/>
+        <w:ind w:firstLine="420"/>
       </w:pPr>
       <w:r>
         <w:rPr>
@@ -26715,6 +27145,7 @@
     <w:p>
       <w:pPr>
         <w:pStyle w:val="BodyText"/>
+        <w:ind w:firstLine="420"/>
       </w:pPr>
       <w:r>
         <w:rPr>
@@ -26955,6 +27386,7 @@
     <w:p>
       <w:pPr>
         <w:pStyle w:val="BodyText"/>
+        <w:ind w:firstLine="420"/>
       </w:pPr>
       <w:r>
         <w:rPr>
@@ -26998,6 +27430,7 @@
     <w:p>
       <w:pPr>
         <w:pStyle w:val="BodyText"/>
+        <w:ind w:firstLine="420"/>
       </w:pPr>
       <w:r>
         <w:rPr>
@@ -27017,6 +27450,7 @@
     <w:p>
       <w:pPr>
         <w:pStyle w:val="BodyText"/>
+        <w:ind w:firstLine="420"/>
       </w:pPr>
       <w:r>
         <w:rPr>
@@ -27170,6 +27604,7 @@
     <w:p>
       <w:pPr>
         <w:pStyle w:val="BodyText"/>
+        <w:ind w:firstLine="420"/>
       </w:pPr>
       <w:r>
         <w:rPr>
@@ -27452,6 +27887,7 @@
     <w:p>
       <w:pPr>
         <w:pStyle w:val="BodyText"/>
+        <w:ind w:firstLine="420"/>
       </w:pPr>
       <w:r>
         <w:rPr>
@@ -27639,6 +28075,7 @@
     <w:p>
       <w:pPr>
         <w:pStyle w:val="BodyText"/>
+        <w:ind w:firstLine="420"/>
       </w:pPr>
       <w:r>
         <w:rPr>
@@ -27666,6 +28103,7 @@
     <w:p>
       <w:pPr>
         <w:pStyle w:val="BodyText"/>
+        <w:ind w:firstLine="420"/>
       </w:pPr>
       <w:r>
         <w:rPr>
@@ -27781,6 +28219,7 @@
     <w:p>
       <w:pPr>
         <w:pStyle w:val="BodyText"/>
+        <w:ind w:firstLine="420"/>
       </w:pPr>
       <w:r>
         <w:rPr>
@@ -27900,6 +28339,7 @@
     <w:p>
       <w:pPr>
         <w:pStyle w:val="BodyText"/>
+        <w:ind w:firstLine="420"/>
       </w:pPr>
       <w:r>
         <w:rPr>
@@ -27935,6 +28375,7 @@
     <w:p>
       <w:pPr>
         <w:pStyle w:val="BodyText"/>
+        <w:ind w:firstLine="420"/>
       </w:pPr>
       <w:r>
         <w:rPr>
@@ -28202,6 +28643,7 @@
     <w:p>
       <w:pPr>
         <w:pStyle w:val="BodyText"/>
+        <w:ind w:firstLine="420"/>
       </w:pPr>
       <w:r>
         <w:rPr>
@@ -28287,6 +28729,7 @@
     <w:p>
       <w:pPr>
         <w:pStyle w:val="BodyText"/>
+        <w:ind w:firstLine="420"/>
       </w:pPr>
       <w:r>
         <w:rPr>
@@ -28462,6 +28905,7 @@
     <w:p>
       <w:pPr>
         <w:pStyle w:val="BodyText"/>
+        <w:ind w:firstLine="420"/>
       </w:pPr>
       <w:r>
         <w:rPr>
@@ -28667,6 +29111,7 @@
     <w:p>
       <w:pPr>
         <w:pStyle w:val="BodyText"/>
+        <w:ind w:firstLine="420"/>
       </w:pPr>
       <w:r>
         <w:rPr>
@@ -28858,7 +29303,8 @@
     </w:p>
     <w:p>
       <w:pPr>
-        <w:pStyle w:val="MistakeBlock"/>
+        <w:pStyle w:val="FirstParagraph"/>
+        <w:ind w:firstLine="420"/>
       </w:pPr>
       <w:r>
         <w:rPr>
@@ -28897,6 +29343,12 @@
           <w:rFonts w:ascii="Times New Roman" w:hAnsi="Times New Roman" w:eastAsia="Times New Roman" w:cs="Times New Roman"/>
         </w:rPr>
         <w:t xml:space="preserve"> </w:t>
+      </w:r>
+      <w:r>
+        <w:rPr>
+          <w:rFonts w:ascii="Times New Roman" w:hAnsi="Times New Roman" w:eastAsia="Times New Roman" w:cs="Times New Roman"/>
+        </w:rPr>
+        <w:t xml:space="preserve">&gt; </w:t>
       </w:r>
       <w:r>
         <w:rPr>
@@ -28949,7 +29401,8 @@
     </w:p>
     <w:p>
       <w:pPr>
-        <w:pStyle w:val="MistakeBlock"/>
+        <w:pStyle w:val="BodyText"/>
+        <w:ind w:firstLine="420"/>
       </w:pPr>
       <w:r>
         <w:rPr>
@@ -29004,6 +29457,12 @@
           <w:rFonts w:ascii="Times New Roman" w:hAnsi="Times New Roman" w:eastAsia="Times New Roman" w:cs="Times New Roman"/>
         </w:rPr>
         <w:t xml:space="preserve"> </w:t>
+      </w:r>
+      <w:r>
+        <w:rPr>
+          <w:rFonts w:ascii="Times New Roman" w:hAnsi="Times New Roman" w:eastAsia="Times New Roman" w:cs="Times New Roman"/>
+        </w:rPr>
+        <w:t xml:space="preserve">&gt; </w:t>
       </w:r>
       <w:r>
         <w:rPr>
@@ -29148,7 +29607,8 @@
     </w:p>
     <w:p>
       <w:pPr>
-        <w:pStyle w:val="MistakeBlock"/>
+        <w:pStyle w:val="BodyText"/>
+        <w:ind w:firstLine="420"/>
       </w:pPr>
       <w:r>
         <w:rPr>
@@ -29211,6 +29671,12 @@
           <w:rFonts w:ascii="Times New Roman" w:hAnsi="Times New Roman" w:eastAsia="Times New Roman" w:cs="Times New Roman"/>
         </w:rPr>
         <w:t xml:space="preserve"> </w:t>
+      </w:r>
+      <w:r>
+        <w:rPr>
+          <w:rFonts w:ascii="Times New Roman" w:hAnsi="Times New Roman" w:eastAsia="Times New Roman" w:cs="Times New Roman"/>
+        </w:rPr>
+        <w:t xml:space="preserve">&gt; </w:t>
       </w:r>
       <w:r>
         <w:rPr>
@@ -29263,7 +29729,8 @@
     </w:p>
     <w:p>
       <w:pPr>
-        <w:pStyle w:val="MistakeBlock"/>
+        <w:pStyle w:val="BodyText"/>
+        <w:ind w:firstLine="420"/>
       </w:pPr>
       <w:r>
         <w:rPr>
@@ -29310,6 +29777,12 @@
           <w:rFonts w:ascii="Times New Roman" w:hAnsi="Times New Roman" w:eastAsia="Times New Roman" w:cs="Times New Roman"/>
         </w:rPr>
         <w:t xml:space="preserve"> </w:t>
+      </w:r>
+      <w:r>
+        <w:rPr>
+          <w:rFonts w:ascii="Times New Roman" w:hAnsi="Times New Roman" w:eastAsia="Times New Roman" w:cs="Times New Roman"/>
+        </w:rPr>
+        <w:t xml:space="preserve">&gt; </w:t>
       </w:r>
       <w:r>
         <w:rPr>
@@ -29392,7 +29865,8 @@
     </w:p>
     <w:p>
       <w:pPr>
-        <w:pStyle w:val="MistakeBlock"/>
+        <w:pStyle w:val="BodyText"/>
+        <w:ind w:firstLine="420"/>
       </w:pPr>
       <w:r>
         <w:rPr>
@@ -29423,6 +29897,12 @@
           <w:rFonts w:ascii="Times New Roman" w:hAnsi="Times New Roman" w:eastAsia="Times New Roman" w:cs="Times New Roman"/>
         </w:rPr>
         <w:t xml:space="preserve"> </w:t>
+      </w:r>
+      <w:r>
+        <w:rPr>
+          <w:rFonts w:ascii="Times New Roman" w:hAnsi="Times New Roman" w:eastAsia="Times New Roman" w:cs="Times New Roman"/>
+        </w:rPr>
+        <w:t xml:space="preserve">&gt; </w:t>
       </w:r>
       <w:r>
         <w:rPr>
@@ -29499,7 +29979,8 @@
     </w:p>
     <w:p>
       <w:pPr>
-        <w:pStyle w:val="MistakeBlock"/>
+        <w:pStyle w:val="BodyText"/>
+        <w:ind w:firstLine="420"/>
       </w:pPr>
       <w:r>
         <w:rPr>
@@ -29530,6 +30011,12 @@
           <w:rFonts w:ascii="Times New Roman" w:hAnsi="Times New Roman" w:eastAsia="Times New Roman" w:cs="Times New Roman"/>
         </w:rPr>
         <w:t xml:space="preserve"> </w:t>
+      </w:r>
+      <w:r>
+        <w:rPr>
+          <w:rFonts w:ascii="Times New Roman" w:hAnsi="Times New Roman" w:eastAsia="Times New Roman" w:cs="Times New Roman"/>
+        </w:rPr>
+        <w:t xml:space="preserve">&gt; </w:t>
       </w:r>
       <w:r>
         <w:rPr>
@@ -29695,6 +30182,7 @@
           <w:ilvl w:val="0"/>
           <w:numId w:val="1021"/>
         </w:numPr>
+        <w:ind w:firstLine="420"/>
       </w:pPr>
       <w:r>
         <w:rPr>
@@ -29710,6 +30198,7 @@
           <w:ilvl w:val="1"/>
           <w:numId w:val="1022"/>
         </w:numPr>
+        <w:ind w:firstLine="420"/>
       </w:pPr>
       <w:r>
         <w:rPr>
@@ -29773,6 +30262,7 @@
           <w:ilvl w:val="2"/>
           <w:numId w:val="1023"/>
         </w:numPr>
+        <w:ind w:firstLine="420"/>
       </w:pPr>
       <w:r>
         <w:rPr>
@@ -29812,6 +30302,7 @@
           <w:ilvl w:val="1"/>
           <w:numId w:val="1022"/>
         </w:numPr>
+        <w:ind w:firstLine="420"/>
       </w:pPr>
       <w:r>
         <w:rPr>
@@ -29851,6 +30342,7 @@
           <w:ilvl w:val="2"/>
           <w:numId w:val="1024"/>
         </w:numPr>
+        <w:ind w:firstLine="420"/>
       </w:pPr>
       <w:r>
         <w:rPr>
@@ -29872,6 +30364,7 @@
           <w:ilvl w:val="3"/>
           <w:numId w:val="1025"/>
         </w:numPr>
+        <w:ind w:firstLine="420"/>
       </w:pPr>
       <w:r>
         <w:rPr>
@@ -29911,6 +30404,7 @@
           <w:ilvl w:val="3"/>
           <w:numId w:val="1025"/>
         </w:numPr>
+        <w:ind w:firstLine="420"/>
       </w:pPr>
       <w:r>
         <w:rPr>
@@ -29962,6 +30456,7 @@
           <w:ilvl w:val="3"/>
           <w:numId w:val="1025"/>
         </w:numPr>
+        <w:ind w:firstLine="420"/>
       </w:pPr>
       <w:r>
         <w:rPr>
@@ -30021,6 +30516,7 @@
           <w:ilvl w:val="2"/>
           <w:numId w:val="1024"/>
         </w:numPr>
+        <w:ind w:firstLine="420"/>
       </w:pPr>
       <w:r>
         <w:rPr>
@@ -30042,6 +30538,7 @@
           <w:ilvl w:val="3"/>
           <w:numId w:val="1026"/>
         </w:numPr>
+        <w:ind w:firstLine="420"/>
       </w:pPr>
       <m:oMath>
         <m:sSub>
@@ -30149,6 +30646,7 @@
           <w:ilvl w:val="3"/>
           <w:numId w:val="1026"/>
         </w:numPr>
+        <w:ind w:firstLine="420"/>
       </w:pPr>
       <m:oMath>
         <m:sSub>
@@ -30232,6 +30730,7 @@
           <w:ilvl w:val="3"/>
           <w:numId w:val="1026"/>
         </w:numPr>
+        <w:ind w:firstLine="420"/>
       </w:pPr>
       <w:r>
         <w:rPr>
@@ -30290,6 +30789,7 @@
           <w:ilvl w:val="2"/>
           <w:numId w:val="1024"/>
         </w:numPr>
+        <w:ind w:firstLine="420"/>
       </w:pPr>
       <w:r>
         <w:rPr>
@@ -30317,6 +30817,7 @@
           <w:ilvl w:val="3"/>
           <w:numId w:val="1027"/>
         </w:numPr>
+        <w:ind w:firstLine="420"/>
       </w:pPr>
       <w:r>
         <w:rPr>
@@ -30350,6 +30851,7 @@
           <w:ilvl w:val="3"/>
           <w:numId w:val="1027"/>
         </w:numPr>
+        <w:ind w:firstLine="420"/>
       </w:pPr>
       <w:r>
         <w:rPr>
@@ -30395,6 +30897,7 @@
           <w:ilvl w:val="3"/>
           <w:numId w:val="1027"/>
         </w:numPr>
+        <w:ind w:firstLine="420"/>
       </w:pPr>
       <w:r>
         <w:rPr>
@@ -30452,6 +30955,7 @@
           <w:ilvl w:val="3"/>
           <w:numId w:val="1027"/>
         </w:numPr>
+        <w:ind w:firstLine="420"/>
       </w:pPr>
       <w:r>
         <w:rPr>
@@ -30485,6 +30989,7 @@
           <w:ilvl w:val="2"/>
           <w:numId w:val="1024"/>
         </w:numPr>
+        <w:ind w:firstLine="420"/>
       </w:pPr>
       <w:r>
         <w:rPr>
@@ -30512,6 +31017,7 @@
           <w:ilvl w:val="3"/>
           <w:numId w:val="1028"/>
         </w:numPr>
+        <w:ind w:firstLine="420"/>
       </w:pPr>
       <w:r>
         <w:rPr>
@@ -30551,6 +31057,7 @@
           <w:ilvl w:val="2"/>
           <w:numId w:val="1024"/>
         </w:numPr>
+        <w:ind w:firstLine="420"/>
       </w:pPr>
       <w:r>
         <w:rPr>
@@ -30590,6 +31097,7 @@
           <w:ilvl w:val="3"/>
           <w:numId w:val="1029"/>
         </w:numPr>
+        <w:ind w:firstLine="420"/>
       </w:pPr>
       <w:r>
         <w:rPr>
@@ -30641,6 +31149,7 @@
           <w:ilvl w:val="1"/>
           <w:numId w:val="1022"/>
         </w:numPr>
+        <w:ind w:firstLine="420"/>
       </w:pPr>
       <w:r>
         <w:rPr>
@@ -30686,6 +31195,7 @@
           <w:ilvl w:val="2"/>
           <w:numId w:val="1030"/>
         </w:numPr>
+        <w:ind w:firstLine="420"/>
       </w:pPr>
       <w:r>
         <w:rPr>
@@ -30713,6 +31223,7 @@
           <w:ilvl w:val="2"/>
           <w:numId w:val="1030"/>
         </w:numPr>
+        <w:ind w:firstLine="420"/>
       </w:pPr>
       <w:r>
         <w:rPr>
@@ -30740,6 +31251,7 @@
           <w:ilvl w:val="2"/>
           <w:numId w:val="1030"/>
         </w:numPr>
+        <w:ind w:firstLine="420"/>
       </w:pPr>
       <w:r>
         <w:rPr>
@@ -30785,6 +31297,7 @@
           <w:ilvl w:val="1"/>
           <w:numId w:val="1022"/>
         </w:numPr>
+        <w:ind w:firstLine="420"/>
       </w:pPr>
       <w:r>
         <w:rPr>
@@ -30832,6 +31345,7 @@
     <w:p>
       <w:pPr>
         <w:pStyle w:val="FirstParagraph"/>
+        <w:ind w:firstLine="420"/>
       </w:pPr>
       <w:r>
         <w:rPr>
@@ -31126,6 +31640,15 @@
         <w:tblW w:type="pct" w:w="5000"/>
         <w:tblLayout w:type="fixed"/>
         <w:tblLook w:firstRow="1" w:lastRow="0" w:firstColumn="0" w:lastColumn="0" w:noHBand="0" w:noVBand="0" w:val="0020"/>
+        <w:jc w:val="center"/>
+        <w:tblBorders>
+          <w:top w:val="single" w:sz="12" w:space="0" w:color="333333"/>
+          <w:bottom w:val="single" w:sz="12" w:space="0" w:color="333333"/>
+          <w:left w:val="none"/>
+          <w:right w:val="none"/>
+          <w:insideH w:val="none"/>
+          <w:insideV w:val="none"/>
+        </w:tblBorders>
       </w:tblPr>
       <w:tblGrid>
         <w:gridCol w:w="2640"/>
@@ -31137,7 +31660,11 @@
           <w:tblHeader w:val="on"/>
         </w:trPr>
         <w:tc>
-          <w:tcPr/>
+          <w:tcPr>
+            <w:tcBorders>
+              <w:bottom w:val="single" w:sz="6" w:space="0" w:color="333333"/>
+            </w:tcBorders>
+          </w:tcPr>
           <w:p>
             <w:pPr>
               <w:pStyle w:val="Compact"/>
@@ -31153,7 +31680,11 @@
           </w:p>
         </w:tc>
         <w:tc>
-          <w:tcPr/>
+          <w:tcPr>
+            <w:tcBorders>
+              <w:bottom w:val="single" w:sz="6" w:space="0" w:color="333333"/>
+            </w:tcBorders>
+          </w:tcPr>
           <w:p>
             <w:pPr>
               <w:pStyle w:val="Compact"/>
@@ -31169,7 +31700,11 @@
           </w:p>
         </w:tc>
         <w:tc>
-          <w:tcPr/>
+          <w:tcPr>
+            <w:tcBorders>
+              <w:bottom w:val="single" w:sz="6" w:space="0" w:color="333333"/>
+            </w:tcBorders>
+          </w:tcPr>
           <w:p>
             <w:pPr>
               <w:pStyle w:val="Compact"/>
@@ -31847,6 +32382,15 @@
         <w:tblStyle w:val="Table"/>
         <w:tblW w:type="auto" w:w="0"/>
         <w:tblLook w:firstRow="1" w:lastRow="0" w:firstColumn="0" w:lastColumn="0" w:noHBand="0" w:noVBand="0" w:val="0020"/>
+        <w:jc w:val="center"/>
+        <w:tblBorders>
+          <w:top w:val="single" w:sz="12" w:space="0" w:color="333333"/>
+          <w:bottom w:val="single" w:sz="12" w:space="0" w:color="333333"/>
+          <w:left w:val="none"/>
+          <w:right w:val="none"/>
+          <w:insideH w:val="none"/>
+          <w:insideV w:val="none"/>
+        </w:tblBorders>
       </w:tblPr>
       <w:tblGrid>
         <w:gridCol w:w="2640"/>
@@ -31858,7 +32402,11 @@
           <w:tblHeader w:val="on"/>
         </w:trPr>
         <w:tc>
-          <w:tcPr/>
+          <w:tcPr>
+            <w:tcBorders>
+              <w:bottom w:val="single" w:sz="6" w:space="0" w:color="333333"/>
+            </w:tcBorders>
+          </w:tcPr>
           <w:p>
             <w:pPr>
               <w:pStyle w:val="Compact"/>
@@ -31874,7 +32422,11 @@
           </w:p>
         </w:tc>
         <w:tc>
-          <w:tcPr/>
+          <w:tcPr>
+            <w:tcBorders>
+              <w:bottom w:val="single" w:sz="6" w:space="0" w:color="333333"/>
+            </w:tcBorders>
+          </w:tcPr>
           <w:p>
             <w:pPr>
               <w:pStyle w:val="Compact"/>
@@ -31890,7 +32442,11 @@
           </w:p>
         </w:tc>
         <w:tc>
-          <w:tcPr/>
+          <w:tcPr>
+            <w:tcBorders>
+              <w:bottom w:val="single" w:sz="6" w:space="0" w:color="333333"/>
+            </w:tcBorders>
+          </w:tcPr>
           <w:p>
             <w:pPr>
               <w:pStyle w:val="Compact"/>
@@ -32359,6 +32915,15 @@
         <w:tblStyle w:val="Table"/>
         <w:tblW w:type="auto" w:w="0"/>
         <w:tblLook w:firstRow="1" w:lastRow="0" w:firstColumn="0" w:lastColumn="0" w:noHBand="0" w:noVBand="0" w:val="0020"/>
+        <w:jc w:val="center"/>
+        <w:tblBorders>
+          <w:top w:val="single" w:sz="12" w:space="0" w:color="333333"/>
+          <w:bottom w:val="single" w:sz="12" w:space="0" w:color="333333"/>
+          <w:left w:val="none"/>
+          <w:right w:val="none"/>
+          <w:insideH w:val="none"/>
+          <w:insideV w:val="none"/>
+        </w:tblBorders>
       </w:tblPr>
       <w:tblGrid>
         <w:gridCol w:w="1980"/>
@@ -32371,7 +32936,11 @@
           <w:tblHeader w:val="on"/>
         </w:trPr>
         <w:tc>
-          <w:tcPr/>
+          <w:tcPr>
+            <w:tcBorders>
+              <w:bottom w:val="single" w:sz="6" w:space="0" w:color="333333"/>
+            </w:tcBorders>
+          </w:tcPr>
           <w:p>
             <w:pPr>
               <w:pStyle w:val="Compact"/>
@@ -32387,7 +32956,11 @@
           </w:p>
         </w:tc>
         <w:tc>
-          <w:tcPr/>
+          <w:tcPr>
+            <w:tcBorders>
+              <w:bottom w:val="single" w:sz="6" w:space="0" w:color="333333"/>
+            </w:tcBorders>
+          </w:tcPr>
           <w:p>
             <w:pPr>
               <w:pStyle w:val="Compact"/>
@@ -32403,7 +32976,11 @@
           </w:p>
         </w:tc>
         <w:tc>
-          <w:tcPr/>
+          <w:tcPr>
+            <w:tcBorders>
+              <w:bottom w:val="single" w:sz="6" w:space="0" w:color="333333"/>
+            </w:tcBorders>
+          </w:tcPr>
           <w:p>
             <w:pPr>
               <w:pStyle w:val="Compact"/>
@@ -32419,7 +32996,11 @@
           </w:p>
         </w:tc>
         <w:tc>
-          <w:tcPr/>
+          <w:tcPr>
+            <w:tcBorders>
+              <w:bottom w:val="single" w:sz="6" w:space="0" w:color="333333"/>
+            </w:tcBorders>
+          </w:tcPr>
           <w:p>
             <w:pPr>
               <w:pStyle w:val="Compact"/>
@@ -32877,6 +33458,7 @@
     <w:p>
       <w:pPr>
         <w:pStyle w:val="FirstParagraph"/>
+        <w:ind w:firstLine="420"/>
       </w:pPr>
       <w:r>
         <w:rPr>
@@ -33001,6 +33583,7 @@
     <w:p>
       <w:pPr>
         <w:pStyle w:val="BodyText"/>
+        <w:ind w:firstLine="420"/>
       </w:pPr>
       <w:r>
         <w:rPr>
@@ -33136,6 +33719,7 @@
     <w:p>
       <w:pPr>
         <w:pStyle w:val="BodyText"/>
+        <w:ind w:firstLine="420"/>
       </w:pPr>
       <w:r>
         <w:rPr>
@@ -33259,6 +33843,7 @@
     <w:p>
       <w:pPr>
         <w:pStyle w:val="FirstParagraph"/>
+        <w:ind w:firstLine="420"/>
       </w:pPr>
       <w:r>
         <w:rPr>
@@ -33388,6 +33973,7 @@
     <w:p>
       <w:pPr>
         <w:pStyle w:val="BodyText"/>
+        <w:ind w:firstLine="420"/>
       </w:pPr>
       <w:r>
         <w:rPr>
@@ -33485,6 +34071,7 @@
     <w:p>
       <w:pPr>
         <w:pStyle w:val="BodyText"/>
+        <w:ind w:firstLine="420"/>
       </w:pPr>
       <w:r>
         <w:rPr>
@@ -33798,6 +34385,7 @@
     <w:p>
       <w:pPr>
         <w:pStyle w:val="FirstParagraph"/>
+        <w:ind w:firstLine="420"/>
       </w:pPr>
       <w:r>
         <w:rPr>
@@ -34119,6 +34707,7 @@
           <w:ilvl w:val="0"/>
           <w:numId w:val="1031"/>
         </w:numPr>
+        <w:ind w:firstLine="420"/>
       </w:pPr>
       <w:r>
         <w:rPr>
@@ -34152,6 +34741,7 @@
           <w:ilvl w:val="0"/>
           <w:numId w:val="1031"/>
         </w:numPr>
+        <w:ind w:firstLine="420"/>
       </w:pPr>
       <w:r>
         <w:rPr>
@@ -34173,6 +34763,7 @@
           <w:ilvl w:val="0"/>
           <w:numId w:val="1031"/>
         </w:numPr>
+        <w:ind w:firstLine="420"/>
       </w:pPr>
       <w:r>
         <w:rPr>
@@ -34190,6 +34781,7 @@
     <w:p>
       <w:pPr>
         <w:pStyle w:val="FirstParagraph"/>
+        <w:ind w:firstLine="420"/>
       </w:pPr>
       <w:r>
         <w:rPr>
@@ -34366,6 +34958,7 @@
     <w:p>
       <w:pPr>
         <w:pStyle w:val="BodyText"/>
+        <w:ind w:firstLine="420"/>
       </w:pPr>
       <w:r>
         <w:rPr>
@@ -34468,6 +35061,7 @@
     <w:p>
       <w:pPr>
         <w:pStyle w:val="FirstParagraph"/>
+        <w:ind w:firstLine="420"/>
       </w:pPr>
       <w:r>
         <w:rPr>
@@ -34628,6 +35222,7 @@
     <w:p>
       <w:pPr>
         <w:pStyle w:val="BodyText"/>
+        <w:ind w:firstLine="420"/>
       </w:pPr>
       <w:r>
         <w:rPr>
@@ -34769,6 +35364,7 @@
     <w:p>
       <w:pPr>
         <w:pStyle w:val="BodyText"/>
+        <w:ind w:firstLine="420"/>
       </w:pPr>
       <w:r>
         <w:rPr>
@@ -34878,6 +35474,7 @@
     <w:p>
       <w:pPr>
         <w:pStyle w:val="BodyText"/>
+        <w:ind w:firstLine="420"/>
       </w:pPr>
       <w:r>
         <w:rPr>
@@ -34981,6 +35578,7 @@
     <w:p>
       <w:pPr>
         <w:pStyle w:val="BodyText"/>
+        <w:ind w:firstLine="420"/>
       </w:pPr>
       <w:r>
         <w:rPr>
@@ -35108,6 +35706,7 @@
     <w:p>
       <w:pPr>
         <w:pStyle w:val="BodyText"/>
+        <w:ind w:firstLine="420"/>
       </w:pPr>
       <w:r>
         <w:rPr>
@@ -35453,6 +36052,7 @@
     <w:p>
       <w:pPr>
         <w:pStyle w:val="BodyText"/>
+        <w:ind w:firstLine="420"/>
       </w:pPr>
       <w:r>
         <w:rPr>
@@ -36686,6 +37286,7 @@
     <w:p>
       <w:pPr>
         <w:pStyle w:val="BodyText"/>
+        <w:ind w:firstLine="420"/>
       </w:pPr>
       <w:r>
         <w:rPr>
@@ -36993,6 +37594,7 @@
           <w:ilvl w:val="0"/>
           <w:numId w:val="1032"/>
         </w:numPr>
+        <w:ind w:firstLine="420"/>
       </w:pPr>
       <w:r>
         <w:rPr>
@@ -37104,6 +37706,7 @@
           <w:ilvl w:val="0"/>
           <w:numId w:val="1032"/>
         </w:numPr>
+        <w:ind w:firstLine="420"/>
       </w:pPr>
       <w:r>
         <w:rPr>
@@ -37197,6 +37800,7 @@
           <w:ilvl w:val="0"/>
           <w:numId w:val="1032"/>
         </w:numPr>
+        <w:ind w:firstLine="420"/>
       </w:pPr>
       <w:r>
         <w:rPr>
@@ -37284,6 +37888,7 @@
           <w:ilvl w:val="0"/>
           <w:numId w:val="1032"/>
         </w:numPr>
+        <w:ind w:firstLine="420"/>
       </w:pPr>
       <w:r>
         <w:rPr>
@@ -37353,6 +37958,7 @@
           <w:ilvl w:val="0"/>
           <w:numId w:val="1032"/>
         </w:numPr>
+        <w:ind w:firstLine="420"/>
       </w:pPr>
       <w:r>
         <w:rPr>
@@ -37446,6 +38052,7 @@
           <w:ilvl w:val="0"/>
           <w:numId w:val="1032"/>
         </w:numPr>
+        <w:ind w:firstLine="420"/>
       </w:pPr>
       <w:r>
         <w:rPr>
@@ -37503,6 +38110,7 @@
           <w:ilvl w:val="0"/>
           <w:numId w:val="1032"/>
         </w:numPr>
+        <w:ind w:firstLine="420"/>
       </w:pPr>
       <w:r>
         <w:rPr>
@@ -37560,6 +38168,7 @@
           <w:ilvl w:val="0"/>
           <w:numId w:val="1032"/>
         </w:numPr>
+        <w:ind w:firstLine="420"/>
       </w:pPr>
       <w:r>
         <w:rPr>
@@ -39085,14 +39694,6 @@
       <ns0:color ns0:themeColor="accent1" ns0:themeShade="BF" ns0:val="365F91"/>
     </ns0:rPr>
   </ns0:style>
-  <w:style w:type="paragraph" w:customStyle="1" w:styleId="MistakeBlock">
-    <w:name w:val="Mistake Block"/>
-    <w:basedOn w:val="BodyText"/>
-    <w:qFormat/>
-    <ns0:rPr>
-      <w:rFonts ns0:ascii="Times New Roman" ns0:hAnsi="Times New Roman" ns0:eastAsia="FangSong" ns0:cs="Times New Roman"/>
-    </ns0:rPr>
-  </w:style>
   <w:style w:type="paragraph" w:customStyle="1" w:styleId="SourceCode">
     <w:name w:val="Source Code"/>
     <w:basedOn w:val="Normal"/>

--- a/06-学生侧材料/讲义/6-有机化学/高等有机机理.docx
+++ b/06-学生侧材料/讲义/6-有机化学/高等有机机理.docx
@@ -17156,7 +17156,7 @@
           <w:b/>
           <w:bCs/>
         </w:rPr>
-        <w:t xml:space="preserve">信号是区分金标准</w:t>
+        <w:t xml:space="preserve">信号是可靠的判据</w:t>
       </w:r>
       <w:r>
         <w:rPr>
@@ -35616,7 +35616,7 @@
         <w:rPr>
           <w:rFonts w:hint="eastAsia" w:ascii="Times New Roman" w:hAnsi="Times New Roman" w:eastAsia="FangSong" w:cs="Times New Roman"/>
         </w:rPr>
-        <w:t>过渡态中正电荷发展极度充分</w:t>
+        <w:t>过渡态中正电荷发展充分</w:t>
       </w:r>
       <w:r>
         <w:rPr>

--- a/06-学生侧材料/讲义/6-有机化学/高等有机机理.docx
+++ b/06-学生侧材料/讲义/6-有机化学/高等有机机理.docx
@@ -9491,6 +9491,2872 @@
           <w:rFonts w:hint="eastAsia" w:ascii="Times New Roman" w:hAnsi="Times New Roman" w:eastAsia="Times New Roman" w:cs="Times New Roman"/>
         </w:rPr>
         <w:t>）。</w:t>
+      </w:r>
+    </w:p>
+    <w:p>
+      <w:pPr>
+        <w:pStyle w:val="BodyText"/>
+        <w:ind w:firstLine="420"/>
+      </w:pPr>
+      <w:r>
+        <w:rPr>
+          <w:rFonts w:ascii="Times New Roman" w:hAnsi="Times New Roman" w:eastAsia="Times New Roman" w:cs="Times New Roman"/>
+          <w:b/>
+          <w:bCs/>
+        </w:rPr>
+        <w:t xml:space="preserve">2.3.1 Curtin–Hammett </w:t>
+      </w:r>
+      <w:r>
+        <w:rPr>
+          <w:rFonts w:hint="eastAsia" w:ascii="Times New Roman" w:hAnsi="Times New Roman" w:eastAsia="FangSong" w:cs="Times New Roman"/>
+          <w:b/>
+          <w:bCs/>
+        </w:rPr>
+        <w:t xml:space="preserve">的适用判据与产物比的定量计算</w:t>
+      </w:r>
+    </w:p>
+    <w:p>
+      <w:pPr>
+        <w:pStyle w:val="BodyText"/>
+        <w:ind w:firstLine="420"/>
+      </w:pPr>
+      <w:r>
+        <w:rPr>
+          <w:rFonts w:hint="eastAsia" w:ascii="Times New Roman" w:hAnsi="Times New Roman" w:eastAsia="FangSong" w:cs="Times New Roman"/>
+        </w:rPr>
+        <w:t xml:space="preserve">上一节已就</w:t>
+      </w:r>
+      <w:r>
+        <w:rPr>
+          <w:rFonts w:ascii="Times New Roman" w:hAnsi="Times New Roman" w:eastAsia="Times New Roman" w:cs="Times New Roman"/>
+        </w:rPr>
+        <w:t xml:space="preserve"> Curtin–Hammett </w:t>
+      </w:r>
+      <w:r>
+        <w:rPr>
+          <w:rFonts w:hint="eastAsia" w:ascii="Times New Roman" w:hAnsi="Times New Roman" w:eastAsia="FangSong" w:cs="Times New Roman"/>
+        </w:rPr>
+        <w:t>原理的物理图像作了说明</w:t>
+      </w:r>
+      <w:r>
+        <w:rPr>
+          <w:rFonts w:hint="eastAsia" w:ascii="Times New Roman" w:hAnsi="Times New Roman" w:eastAsia="Times New Roman" w:cs="Times New Roman"/>
+        </w:rPr>
+        <w:t>，</w:t>
+      </w:r>
+      <w:r>
+        <w:rPr>
+          <w:rFonts w:hint="eastAsia" w:ascii="Times New Roman" w:hAnsi="Times New Roman" w:eastAsia="FangSong" w:cs="Times New Roman"/>
+        </w:rPr>
+        <w:t>即当两个</w:t>
+      </w:r>
+      <w:r>
+        <w:rPr>
+          <w:rFonts w:hint="eastAsia" w:ascii="Times New Roman" w:hAnsi="Times New Roman" w:eastAsia="Times New Roman" w:cs="Times New Roman"/>
+        </w:rPr>
+        <w:t>（</w:t>
+      </w:r>
+      <w:r>
+        <w:rPr>
+          <w:rFonts w:hint="eastAsia" w:ascii="Times New Roman" w:hAnsi="Times New Roman" w:eastAsia="FangSong" w:cs="Times New Roman"/>
+        </w:rPr>
+        <w:t>或多个</w:t>
+      </w:r>
+      <w:r>
+        <w:rPr>
+          <w:rFonts w:hint="eastAsia" w:ascii="Times New Roman" w:hAnsi="Times New Roman" w:eastAsia="Times New Roman" w:cs="Times New Roman"/>
+        </w:rPr>
+        <w:t>）</w:t>
+      </w:r>
+      <w:r>
+        <w:rPr>
+          <w:rFonts w:hint="eastAsia" w:ascii="Times New Roman" w:hAnsi="Times New Roman" w:eastAsia="FangSong" w:cs="Times New Roman"/>
+        </w:rPr>
+        <w:t>中间体之间的互变远快于其向产物方向演化的速率时</w:t>
+      </w:r>
+      <w:r>
+        <w:rPr>
+          <w:rFonts w:hint="eastAsia" w:ascii="Times New Roman" w:hAnsi="Times New Roman" w:eastAsia="Times New Roman" w:cs="Times New Roman"/>
+        </w:rPr>
+        <w:t>，</w:t>
+      </w:r>
+      <w:r>
+        <w:rPr>
+          <w:rFonts w:hint="eastAsia" w:ascii="Times New Roman" w:hAnsi="Times New Roman" w:eastAsia="FangSong" w:cs="Times New Roman"/>
+        </w:rPr>
+        <w:t>产物分布不再由中间体各自的丰度决定</w:t>
+      </w:r>
+      <w:r>
+        <w:rPr>
+          <w:rFonts w:hint="eastAsia" w:ascii="Times New Roman" w:hAnsi="Times New Roman" w:eastAsia="Times New Roman" w:cs="Times New Roman"/>
+        </w:rPr>
+        <w:t>，</w:t>
+      </w:r>
+      <w:r>
+        <w:rPr>
+          <w:rFonts w:hint="eastAsia" w:ascii="Times New Roman" w:hAnsi="Times New Roman" w:eastAsia="FangSong" w:cs="Times New Roman"/>
+        </w:rPr>
+        <w:t>而完全取决于从各自中间体出发通向产物的过渡态之间的相对高度</w:t>
+      </w:r>
+      <w:r>
+        <w:rPr>
+          <w:rFonts w:hint="eastAsia" w:ascii="Times New Roman" w:hAnsi="Times New Roman" w:eastAsia="Times New Roman" w:cs="Times New Roman"/>
+        </w:rPr>
+        <w:t>。</w:t>
+      </w:r>
+      <w:r>
+        <w:rPr>
+          <w:rFonts w:hint="eastAsia" w:ascii="Times New Roman" w:hAnsi="Times New Roman" w:eastAsia="FangSong" w:cs="Times New Roman"/>
+        </w:rPr>
+        <w:t>本节补上这一原理的定量判据与计算路径</w:t>
+      </w:r>
+      <w:r>
+        <w:rPr>
+          <w:rFonts w:hint="eastAsia" w:ascii="Times New Roman" w:hAnsi="Times New Roman" w:eastAsia="Times New Roman" w:cs="Times New Roman"/>
+        </w:rPr>
+        <w:t>，</w:t>
+      </w:r>
+      <w:r>
+        <w:rPr>
+          <w:rFonts w:hint="eastAsia" w:ascii="Times New Roman" w:hAnsi="Times New Roman" w:eastAsia="FangSong" w:cs="Times New Roman"/>
+        </w:rPr>
+        <w:t>使该原理可被直接用于竞赛计算</w:t>
+      </w:r>
+      <w:r>
+        <w:rPr>
+          <w:rFonts w:hint="eastAsia" w:ascii="Times New Roman" w:hAnsi="Times New Roman" w:eastAsia="Times New Roman" w:cs="Times New Roman"/>
+        </w:rPr>
+        <w:t>。</w:t>
+      </w:r>
+    </w:p>
+    <w:p>
+      <w:pPr>
+        <w:pStyle w:val="BodyText"/>
+        <w:ind w:firstLine="420"/>
+      </w:pPr>
+      <w:r>
+        <w:rPr>
+          <w:rFonts w:hint="eastAsia" w:ascii="Times New Roman" w:hAnsi="Times New Roman" w:eastAsia="FangSong" w:cs="Times New Roman"/>
+          <w:b/>
+          <w:bCs/>
+        </w:rPr>
+        <w:t xml:space="preserve">适用判据</w:t>
+      </w:r>
+      <w:r>
+        <w:rPr>
+          <w:rFonts w:hint="eastAsia" w:ascii="Times New Roman" w:hAnsi="Times New Roman" w:eastAsia="FangSong" w:cs="Times New Roman"/>
+        </w:rPr>
+        <w:t>由互变速率与演化速率的相对大小给出</w:t>
+      </w:r>
+      <w:r>
+        <w:rPr>
+          <w:rFonts w:hint="eastAsia" w:ascii="Times New Roman" w:hAnsi="Times New Roman" w:eastAsia="Times New Roman" w:cs="Times New Roman"/>
+        </w:rPr>
+        <w:t>。</w:t>
+      </w:r>
+      <w:r>
+        <w:rPr>
+          <w:rFonts w:hint="eastAsia" w:ascii="Times New Roman" w:hAnsi="Times New Roman" w:eastAsia="FangSong" w:cs="Times New Roman"/>
+        </w:rPr>
+        <w:t>设中间体</w:t>
+      </w:r>
+      <w:r>
+        <w:rPr>
+          <w:rFonts w:ascii="Times New Roman" w:hAnsi="Times New Roman" w:eastAsia="Times New Roman" w:cs="Times New Roman"/>
+        </w:rPr>
+        <w:t xml:space="preserve"> </w:t>
+      </w:r>
+      <m:oMath>
+        <m:sSub>
+          <m:e>
+            <m:r>
+              <m:rPr>
+                <m:sty m:val="p"/>
+              </m:rPr>
+              <m:t>A</m:t>
+            </m:r>
+          </m:e>
+          <m:sub>
+            <m:r>
+              <m:rPr>
+                <m:sty m:val="p"/>
+              </m:rPr>
+              <m:t>1</m:t>
+            </m:r>
+          </m:sub>
+        </m:sSub>
+      </m:oMath>
+      <w:r>
+        <w:rPr>
+          <w:rFonts w:ascii="Times New Roman" w:hAnsi="Times New Roman" w:eastAsia="Times New Roman" w:cs="Times New Roman"/>
+        </w:rPr>
+        <w:t xml:space="preserve"> </w:t>
+      </w:r>
+      <w:r>
+        <w:rPr>
+          <w:rFonts w:hint="eastAsia" w:ascii="Times New Roman" w:hAnsi="Times New Roman" w:eastAsia="FangSong" w:cs="Times New Roman"/>
+        </w:rPr>
+        <w:t xml:space="preserve">与</w:t>
+      </w:r>
+      <w:r>
+        <w:rPr>
+          <w:rFonts w:ascii="Times New Roman" w:hAnsi="Times New Roman" w:eastAsia="Times New Roman" w:cs="Times New Roman"/>
+        </w:rPr>
+        <w:t xml:space="preserve"> </w:t>
+      </w:r>
+      <m:oMath>
+        <m:sSub>
+          <m:e>
+            <m:r>
+              <m:rPr>
+                <m:sty m:val="p"/>
+              </m:rPr>
+              <m:t>A</m:t>
+            </m:r>
+          </m:e>
+          <m:sub>
+            <m:r>
+              <m:rPr>
+                <m:sty m:val="p"/>
+              </m:rPr>
+              <m:t>2</m:t>
+            </m:r>
+          </m:sub>
+        </m:sSub>
+      </m:oMath>
+      <w:r>
+        <w:rPr>
+          <w:rFonts w:ascii="Times New Roman" w:hAnsi="Times New Roman" w:eastAsia="Times New Roman" w:cs="Times New Roman"/>
+        </w:rPr>
+        <w:t xml:space="preserve"> </w:t>
+      </w:r>
+      <w:r>
+        <w:rPr>
+          <w:rFonts w:hint="eastAsia" w:ascii="Times New Roman" w:hAnsi="Times New Roman" w:eastAsia="FangSong" w:cs="Times New Roman"/>
+        </w:rPr>
+        <w:t xml:space="preserve">之间的互变速率常数为</w:t>
+      </w:r>
+      <w:r>
+        <w:rPr>
+          <w:rFonts w:ascii="Times New Roman" w:hAnsi="Times New Roman" w:eastAsia="Times New Roman" w:cs="Times New Roman"/>
+        </w:rPr>
+        <w:t xml:space="preserve"> </w:t>
+      </w:r>
+      <m:oMath>
+        <m:sSub>
+          <m:e>
+            <m:r>
+              <m:t>k</m:t>
+            </m:r>
+          </m:e>
+          <m:sub>
+            <m:r>
+              <m:rPr>
+                <m:sty m:val="p"/>
+              </m:rPr>
+              <m:t>e</m:t>
+            </m:r>
+            <m:r>
+              <m:rPr>
+                <m:sty m:val="p"/>
+              </m:rPr>
+              <m:t>q</m:t>
+            </m:r>
+          </m:sub>
+        </m:sSub>
+      </m:oMath>
+      <w:r>
+        <w:rPr>
+          <w:rFonts w:hint="eastAsia" w:ascii="Times New Roman" w:hAnsi="Times New Roman" w:eastAsia="Times New Roman" w:cs="Times New Roman"/>
+        </w:rPr>
+        <w:t>，</w:t>
+      </w:r>
+      <w:r>
+        <w:rPr>
+          <w:rFonts w:hint="eastAsia" w:ascii="Times New Roman" w:hAnsi="Times New Roman" w:eastAsia="FangSong" w:cs="Times New Roman"/>
+        </w:rPr>
+        <w:t>由各自通向产物的速率常数为</w:t>
+      </w:r>
+      <w:r>
+        <w:rPr>
+          <w:rFonts w:ascii="Times New Roman" w:hAnsi="Times New Roman" w:eastAsia="Times New Roman" w:cs="Times New Roman"/>
+        </w:rPr>
+        <w:t xml:space="preserve"> </w:t>
+      </w:r>
+      <m:oMath>
+        <m:sSub>
+          <m:e>
+            <m:r>
+              <m:t>k</m:t>
+            </m:r>
+          </m:e>
+          <m:sub>
+            <m:r>
+              <m:t>1</m:t>
+            </m:r>
+          </m:sub>
+        </m:sSub>
+      </m:oMath>
+      <w:r>
+        <w:rPr>
+          <w:rFonts w:ascii="Times New Roman" w:hAnsi="Times New Roman" w:eastAsia="Times New Roman" w:cs="Times New Roman"/>
+        </w:rPr>
+        <w:t xml:space="preserve"> </w:t>
+      </w:r>
+      <w:r>
+        <w:rPr>
+          <w:rFonts w:hint="eastAsia" w:ascii="Times New Roman" w:hAnsi="Times New Roman" w:eastAsia="FangSong" w:cs="Times New Roman"/>
+        </w:rPr>
+        <w:t xml:space="preserve">与</w:t>
+      </w:r>
+      <w:r>
+        <w:rPr>
+          <w:rFonts w:ascii="Times New Roman" w:hAnsi="Times New Roman" w:eastAsia="Times New Roman" w:cs="Times New Roman"/>
+        </w:rPr>
+        <w:t xml:space="preserve"> </w:t>
+      </w:r>
+      <m:oMath>
+        <m:sSub>
+          <m:e>
+            <m:r>
+              <m:t>k</m:t>
+            </m:r>
+          </m:e>
+          <m:sub>
+            <m:r>
+              <m:t>2</m:t>
+            </m:r>
+          </m:sub>
+        </m:sSub>
+      </m:oMath>
+      <w:r>
+        <w:rPr>
+          <w:rFonts w:hint="eastAsia" w:ascii="Times New Roman" w:hAnsi="Times New Roman" w:eastAsia="Times New Roman" w:cs="Times New Roman"/>
+        </w:rPr>
+        <w:t>，</w:t>
+      </w:r>
+      <w:r>
+        <w:rPr>
+          <w:rFonts w:hint="eastAsia" w:ascii="Times New Roman" w:hAnsi="Times New Roman" w:eastAsia="FangSong" w:cs="Times New Roman"/>
+        </w:rPr>
+        <w:t>则</w:t>
+      </w:r>
+      <w:r>
+        <w:rPr>
+          <w:rFonts w:ascii="Times New Roman" w:hAnsi="Times New Roman" w:eastAsia="Times New Roman" w:cs="Times New Roman"/>
+        </w:rPr>
+        <w:t xml:space="preserve"> Curtin–Hammett </w:t>
+      </w:r>
+      <w:r>
+        <w:rPr>
+          <w:rFonts w:hint="eastAsia" w:ascii="Times New Roman" w:hAnsi="Times New Roman" w:eastAsia="FangSong" w:cs="Times New Roman"/>
+        </w:rPr>
+        <w:t xml:space="preserve">判据成立的条件为</w:t>
+      </w:r>
+    </w:p>
+    <w:p>
+      <w:pPr>
+        <w:pStyle w:val="BodyText"/>
+      </w:pPr>
+      <m:oMathPara>
+        <m:oMathParaPr>
+          <m:jc m:val="center"/>
+          <m:ctrlPr>
+            <w:rPr>
+              <w:sz w:val="28"/>
+              <w:szCs w:val="28"/>
+            </w:rPr>
+          </m:ctrlPr>
+        </m:oMathParaPr>
+        <m:oMath>
+          <m:sSub>
+            <m:e>
+              <m:r>
+                <m:t>k</m:t>
+              </m:r>
+            </m:e>
+            <m:sub>
+              <m:r>
+                <m:rPr>
+                  <m:sty m:val="p"/>
+                </m:rPr>
+                <m:t>e</m:t>
+              </m:r>
+              <m:r>
+                <m:rPr>
+                  <m:sty m:val="p"/>
+                </m:rPr>
+                <m:t>q</m:t>
+              </m:r>
+            </m:sub>
+          </m:sSub>
+          <m:r>
+            <m:rPr>
+              <m:sty m:val="p"/>
+            </m:rPr>
+            <m:t>≫</m:t>
+          </m:r>
+          <m:sSub>
+            <m:e>
+              <m:r>
+                <m:t>k</m:t>
+              </m:r>
+            </m:e>
+            <m:sub>
+              <m:r>
+                <m:t>1</m:t>
+              </m:r>
+            </m:sub>
+          </m:sSub>
+          <m:r>
+            <m:rPr>
+              <m:sty m:val="p"/>
+            </m:rPr>
+            <m:t>+</m:t>
+          </m:r>
+          <m:sSub>
+            <m:e>
+              <m:r>
+                <m:t>k</m:t>
+              </m:r>
+            </m:e>
+            <m:sub>
+              <m:r>
+                <m:t>2</m:t>
+              </m:r>
+            </m:sub>
+          </m:sSub>
+        </m:oMath>
+      </m:oMathPara>
+    </w:p>
+    <w:p>
+      <w:pPr>
+        <w:pStyle w:val="FirstParagraph"/>
+        <w:ind w:firstLine="420"/>
+      </w:pPr>
+      <w:r>
+        <w:rPr>
+          <w:rFonts w:hint="eastAsia" w:ascii="Times New Roman" w:hAnsi="Times New Roman" w:eastAsia="FangSong" w:cs="Times New Roman"/>
+        </w:rPr>
+        <w:t>物理含义是</w:t>
+      </w:r>
+      <w:r>
+        <w:rPr>
+          <w:rFonts w:hint="eastAsia" w:ascii="Times New Roman" w:hAnsi="Times New Roman" w:eastAsia="Times New Roman" w:cs="Times New Roman"/>
+        </w:rPr>
+        <w:t>：</w:t>
+      </w:r>
+      <w:r>
+        <w:rPr>
+          <w:rFonts w:hint="eastAsia" w:ascii="Times New Roman" w:hAnsi="Times New Roman" w:eastAsia="FangSong" w:cs="Times New Roman"/>
+        </w:rPr>
+        <w:t>在任一中间体分子寿命之内</w:t>
+      </w:r>
+      <w:r>
+        <w:rPr>
+          <w:rFonts w:hint="eastAsia" w:ascii="Times New Roman" w:hAnsi="Times New Roman" w:eastAsia="Times New Roman" w:cs="Times New Roman"/>
+        </w:rPr>
+        <w:t>，</w:t>
+      </w:r>
+      <w:r>
+        <w:rPr>
+          <w:rFonts w:hint="eastAsia" w:ascii="Times New Roman" w:hAnsi="Times New Roman" w:eastAsia="FangSong" w:cs="Times New Roman"/>
+        </w:rPr>
+        <w:t>它已完成多次互变</w:t>
+      </w:r>
+      <w:r>
+        <w:rPr>
+          <w:rFonts w:hint="eastAsia" w:ascii="Times New Roman" w:hAnsi="Times New Roman" w:eastAsia="Times New Roman" w:cs="Times New Roman"/>
+        </w:rPr>
+        <w:t>，</w:t>
+      </w:r>
+      <w:r>
+        <w:rPr>
+          <w:rFonts w:hint="eastAsia" w:ascii="Times New Roman" w:hAnsi="Times New Roman" w:eastAsia="FangSong" w:cs="Times New Roman"/>
+        </w:rPr>
+        <w:t>因而在由</w:t>
+      </w:r>
+      <w:r>
+        <w:rPr>
+          <w:rFonts w:ascii="Times New Roman" w:hAnsi="Times New Roman" w:eastAsia="Times New Roman" w:cs="Times New Roman"/>
+        </w:rPr>
+        <w:t xml:space="preserve"> </w:t>
+      </w:r>
+      <m:oMath>
+        <m:sSub>
+          <m:e>
+            <m:r>
+              <m:rPr>
+                <m:sty m:val="p"/>
+              </m:rPr>
+              <m:t>A</m:t>
+            </m:r>
+          </m:e>
+          <m:sub>
+            <m:r>
+              <m:rPr>
+                <m:sty m:val="p"/>
+              </m:rPr>
+              <m:t>1</m:t>
+            </m:r>
+          </m:sub>
+        </m:sSub>
+      </m:oMath>
+      <w:r>
+        <w:rPr>
+          <w:rFonts w:ascii="Times New Roman" w:hAnsi="Times New Roman" w:eastAsia="Times New Roman" w:cs="Times New Roman"/>
+        </w:rPr>
+        <w:t xml:space="preserve"> </w:t>
+      </w:r>
+      <w:r>
+        <w:rPr>
+          <w:rFonts w:hint="eastAsia" w:ascii="Times New Roman" w:hAnsi="Times New Roman" w:eastAsia="FangSong" w:cs="Times New Roman"/>
+        </w:rPr>
+        <w:t>演化的分子群中</w:t>
+      </w:r>
+      <w:r>
+        <w:rPr>
+          <w:rFonts w:hint="eastAsia" w:ascii="Times New Roman" w:hAnsi="Times New Roman" w:eastAsia="Times New Roman" w:cs="Times New Roman"/>
+        </w:rPr>
+        <w:t>，</w:t>
+      </w:r>
+      <m:oMath>
+        <m:sSub>
+          <m:e>
+            <m:r>
+              <m:rPr>
+                <m:sty m:val="p"/>
+              </m:rPr>
+              <m:t>A</m:t>
+            </m:r>
+          </m:e>
+          <m:sub>
+            <m:r>
+              <m:rPr>
+                <m:sty m:val="p"/>
+              </m:rPr>
+              <m:t>1</m:t>
+            </m:r>
+          </m:sub>
+        </m:sSub>
+      </m:oMath>
+      <w:r>
+        <w:rPr>
+          <w:rFonts w:ascii="Times New Roman" w:hAnsi="Times New Roman" w:eastAsia="Times New Roman" w:cs="Times New Roman"/>
+        </w:rPr>
+        <w:t xml:space="preserve"> </w:t>
+      </w:r>
+      <w:r>
+        <w:rPr>
+          <w:rFonts w:hint="eastAsia" w:ascii="Times New Roman" w:hAnsi="Times New Roman" w:eastAsia="FangSong" w:cs="Times New Roman"/>
+        </w:rPr>
+        <w:t xml:space="preserve">与</w:t>
+      </w:r>
+      <w:r>
+        <w:rPr>
+          <w:rFonts w:ascii="Times New Roman" w:hAnsi="Times New Roman" w:eastAsia="Times New Roman" w:cs="Times New Roman"/>
+        </w:rPr>
+        <w:t xml:space="preserve"> </w:t>
+      </w:r>
+      <m:oMath>
+        <m:sSub>
+          <m:e>
+            <m:r>
+              <m:rPr>
+                <m:sty m:val="p"/>
+              </m:rPr>
+              <m:t>A</m:t>
+            </m:r>
+          </m:e>
+          <m:sub>
+            <m:r>
+              <m:rPr>
+                <m:sty m:val="p"/>
+              </m:rPr>
+              <m:t>2</m:t>
+            </m:r>
+          </m:sub>
+        </m:sSub>
+      </m:oMath>
+      <w:r>
+        <w:rPr>
+          <w:rFonts w:ascii="Times New Roman" w:hAnsi="Times New Roman" w:eastAsia="Times New Roman" w:cs="Times New Roman"/>
+        </w:rPr>
+        <w:t xml:space="preserve"> </w:t>
+      </w:r>
+      <w:r>
+        <w:rPr>
+          <w:rFonts w:hint="eastAsia" w:ascii="Times New Roman" w:hAnsi="Times New Roman" w:eastAsia="FangSong" w:cs="Times New Roman"/>
+        </w:rPr>
+        <w:t>的比例已被互变平衡重新设定</w:t>
+      </w:r>
+      <w:r>
+        <w:rPr>
+          <w:rFonts w:hint="eastAsia" w:ascii="Times New Roman" w:hAnsi="Times New Roman" w:eastAsia="Times New Roman" w:cs="Times New Roman"/>
+        </w:rPr>
+        <w:t>，</w:t>
+      </w:r>
+      <w:r>
+        <w:rPr>
+          <w:rFonts w:hint="eastAsia" w:ascii="Times New Roman" w:hAnsi="Times New Roman" w:eastAsia="FangSong" w:cs="Times New Roman"/>
+        </w:rPr>
+        <w:t>不再保持初始投料比</w:t>
+      </w:r>
+      <w:r>
+        <w:rPr>
+          <w:rFonts w:hint="eastAsia" w:ascii="Times New Roman" w:hAnsi="Times New Roman" w:eastAsia="Times New Roman" w:cs="Times New Roman"/>
+        </w:rPr>
+        <w:t>。</w:t>
+      </w:r>
+      <w:r>
+        <w:rPr>
+          <w:rFonts w:hint="eastAsia" w:ascii="Times New Roman" w:hAnsi="Times New Roman" w:eastAsia="FangSong" w:cs="Times New Roman"/>
+        </w:rPr>
+        <w:t>该条件在能量上等价于两种中间体的自由能差</w:t>
+      </w:r>
+      <w:r>
+        <w:rPr>
+          <w:rFonts w:ascii="Times New Roman" w:hAnsi="Times New Roman" w:eastAsia="Times New Roman" w:cs="Times New Roman"/>
+        </w:rPr>
+        <w:t xml:space="preserve"> </w:t>
+      </w:r>
+      <m:oMath>
+        <m:oMathPr>
+          <m:ctrlPr>
+            <w:rPr>
+              <w:sz w:val="28"/>
+              <w:szCs w:val="28"/>
+            </w:rPr>
+          </m:ctrlPr>
+        </m:oMathPr>
+        <m:r>
+          <m:rPr>
+            <m:sty m:val="p"/>
+          </m:rPr>
+          <m:t>Δ</m:t>
+        </m:r>
+        <m:r>
+          <m:t>G</m:t>
+        </m:r>
+        <m:r>
+          <m:rPr>
+            <m:sty m:val="p"/>
+          </m:rPr>
+          <m:t>=</m:t>
+        </m:r>
+        <m:r>
+          <m:t>G</m:t>
+        </m:r>
+        <m:r>
+          <m:rPr>
+            <m:sty m:val="p"/>
+          </m:rPr>
+          <m:t>(</m:t>
+        </m:r>
+        <m:sSub>
+          <m:e>
+            <m:r>
+              <m:rPr>
+                <m:sty m:val="p"/>
+              </m:rPr>
+              <m:t>A</m:t>
+            </m:r>
+          </m:e>
+          <m:sub>
+            <m:r>
+              <m:rPr>
+                <m:sty m:val="p"/>
+              </m:rPr>
+              <m:t>2</m:t>
+            </m:r>
+          </m:sub>
+        </m:sSub>
+        <m:r>
+          <m:rPr>
+            <m:sty m:val="p"/>
+          </m:rPr>
+          <m:t>)</m:t>
+        </m:r>
+        <m:r>
+          <m:rPr>
+            <m:sty m:val="p"/>
+          </m:rPr>
+          <m:t>−</m:t>
+        </m:r>
+        <m:r>
+          <m:t>G</m:t>
+        </m:r>
+        <m:r>
+          <m:rPr>
+            <m:sty m:val="p"/>
+          </m:rPr>
+          <m:t>(</m:t>
+        </m:r>
+        <m:sSub>
+          <m:e>
+            <m:r>
+              <m:rPr>
+                <m:sty m:val="p"/>
+              </m:rPr>
+              <m:t>A</m:t>
+            </m:r>
+          </m:e>
+          <m:sub>
+            <m:r>
+              <m:rPr>
+                <m:sty m:val="p"/>
+              </m:rPr>
+              <m:t>1</m:t>
+            </m:r>
+          </m:sub>
+        </m:sSub>
+        <m:r>
+          <m:rPr>
+            <m:sty m:val="p"/>
+          </m:rPr>
+          <m:t>)</m:t>
+        </m:r>
+      </m:oMath>
+      <w:r>
+        <w:rPr>
+          <w:rFonts w:ascii="Times New Roman" w:hAnsi="Times New Roman" w:eastAsia="Times New Roman" w:cs="Times New Roman"/>
+        </w:rPr>
+        <w:t xml:space="preserve"> </w:t>
+      </w:r>
+      <w:r>
+        <w:rPr>
+          <w:rFonts w:hint="eastAsia" w:ascii="Times New Roman" w:hAnsi="Times New Roman" w:eastAsia="FangSong" w:cs="Times New Roman"/>
+        </w:rPr>
+        <w:t xml:space="preserve">远小于</w:t>
+      </w:r>
+      <w:r>
+        <w:rPr>
+          <w:rFonts w:ascii="Times New Roman" w:hAnsi="Times New Roman" w:eastAsia="Times New Roman" w:cs="Times New Roman"/>
+        </w:rPr>
+        <w:t xml:space="preserve"> </w:t>
+      </w:r>
+      <m:oMath>
+        <m:r>
+          <m:t>R</m:t>
+        </m:r>
+        <m:r>
+          <m:t>T</m:t>
+        </m:r>
+      </m:oMath>
+      <w:r>
+        <w:rPr>
+          <w:rFonts w:ascii="Times New Roman" w:hAnsi="Times New Roman" w:eastAsia="Times New Roman" w:cs="Times New Roman"/>
+        </w:rPr>
+        <w:t xml:space="preserve"> </w:t>
+      </w:r>
+      <w:r>
+        <w:rPr>
+          <w:rFonts w:hint="eastAsia" w:ascii="Times New Roman" w:hAnsi="Times New Roman" w:eastAsia="FangSong" w:cs="Times New Roman"/>
+        </w:rPr>
+        <w:t>的若干倍</w:t>
+      </w:r>
+      <w:r>
+        <w:rPr>
+          <w:rFonts w:hint="eastAsia" w:ascii="Times New Roman" w:hAnsi="Times New Roman" w:eastAsia="Times New Roman" w:cs="Times New Roman"/>
+        </w:rPr>
+        <w:t>，</w:t>
+      </w:r>
+      <w:r>
+        <w:rPr>
+          <w:rFonts w:hint="eastAsia" w:ascii="Times New Roman" w:hAnsi="Times New Roman" w:eastAsia="FangSong" w:cs="Times New Roman"/>
+        </w:rPr>
+        <w:t>通常以</w:t>
+      </w:r>
+      <w:r>
+        <w:rPr>
+          <w:rFonts w:ascii="Times New Roman" w:hAnsi="Times New Roman" w:eastAsia="Times New Roman" w:cs="Times New Roman"/>
+        </w:rPr>
+        <w:t xml:space="preserve"> </w:t>
+      </w:r>
+      <m:oMath>
+        <m:oMathPr>
+          <m:ctrlPr>
+            <w:rPr>
+              <w:sz w:val="28"/>
+              <w:szCs w:val="28"/>
+            </w:rPr>
+          </m:ctrlPr>
+        </m:oMathPr>
+        <m:r>
+          <m:rPr>
+            <m:sty m:val="p"/>
+          </m:rPr>
+          <m:t>Δ</m:t>
+        </m:r>
+        <m:r>
+          <m:t>G</m:t>
+        </m:r>
+        <m:r>
+          <m:rPr>
+            <m:sty m:val="p"/>
+          </m:rPr>
+          <m:t>≲</m:t>
+        </m:r>
+        <m:r>
+          <m:t>8</m:t>
+        </m:r>
+        <m:r>
+          <m:rPr>
+            <m:sty m:val="p"/>
+          </m:rPr>
+          <m:t>∼</m:t>
+        </m:r>
+        <m:r>
+          <m:t>10</m:t>
+        </m:r>
+        <m:r>
+          <m:t> </m:t>
+        </m:r>
+        <m:r>
+          <m:rPr>
+            <m:sty m:val="p"/>
+          </m:rPr>
+          <m:t>k</m:t>
+        </m:r>
+        <m:r>
+          <m:rPr>
+            <m:sty m:val="p"/>
+          </m:rPr>
+          <m:t>J</m:t>
+        </m:r>
+        <m:r>
+          <m:rPr>
+            <m:sty m:val="p"/>
+          </m:rPr>
+          <m:t>⋅</m:t>
+        </m:r>
+        <m:r>
+          <m:rPr>
+            <m:sty m:val="p"/>
+          </m:rPr>
+          <m:t>m</m:t>
+        </m:r>
+        <m:r>
+          <m:rPr>
+            <m:sty m:val="p"/>
+          </m:rPr>
+          <m:t>o</m:t>
+        </m:r>
+        <m:sSup>
+          <m:e>
+            <m:r>
+              <m:rPr>
+                <m:sty m:val="p"/>
+              </m:rPr>
+              <m:t>l</m:t>
+            </m:r>
+          </m:e>
+          <m:sup>
+            <m:r>
+              <m:rPr>
+                <m:sty m:val="p"/>
+              </m:rPr>
+              <m:t>−</m:t>
+            </m:r>
+            <m:r>
+              <m:rPr>
+                <m:sty m:val="p"/>
+              </m:rPr>
+              <m:t>1</m:t>
+            </m:r>
+          </m:sup>
+        </m:sSup>
+      </m:oMath>
+      <w:r>
+        <w:rPr>
+          <w:rFonts w:hint="eastAsia" w:ascii="Times New Roman" w:hAnsi="Times New Roman" w:eastAsia="Times New Roman" w:cs="Times New Roman"/>
+        </w:rPr>
+        <w:t>（</w:t>
+      </w:r>
+      <w:r>
+        <w:rPr>
+          <w:rFonts w:hint="eastAsia" w:ascii="Times New Roman" w:hAnsi="Times New Roman" w:eastAsia="FangSong" w:cs="Times New Roman"/>
+        </w:rPr>
+        <w:t>室温下约相当于</w:t>
+      </w:r>
+      <w:r>
+        <w:rPr>
+          <w:rFonts w:ascii="Times New Roman" w:hAnsi="Times New Roman" w:eastAsia="Times New Roman" w:cs="Times New Roman"/>
+        </w:rPr>
+        <w:t xml:space="preserve"> </w:t>
+      </w:r>
+      <m:oMath>
+        <m:r>
+          <m:t>3</m:t>
+        </m:r>
+        <m:r>
+          <m:rPr>
+            <m:sty m:val="p"/>
+          </m:rPr>
+          <m:t>∼</m:t>
+        </m:r>
+        <m:r>
+          <m:t>4</m:t>
+        </m:r>
+      </m:oMath>
+      <w:r>
+        <w:rPr>
+          <w:rFonts w:ascii="Times New Roman" w:hAnsi="Times New Roman" w:eastAsia="Times New Roman" w:cs="Times New Roman"/>
+        </w:rPr>
+        <w:t xml:space="preserve"> </w:t>
+      </w:r>
+      <w:r>
+        <w:rPr>
+          <w:rFonts w:hint="eastAsia" w:ascii="Times New Roman" w:hAnsi="Times New Roman" w:eastAsia="FangSong" w:cs="Times New Roman"/>
+        </w:rPr>
+        <w:t xml:space="preserve">个</w:t>
+      </w:r>
+      <w:r>
+        <w:rPr>
+          <w:rFonts w:ascii="Times New Roman" w:hAnsi="Times New Roman" w:eastAsia="Times New Roman" w:cs="Times New Roman"/>
+        </w:rPr>
+        <w:t xml:space="preserve"> </w:t>
+      </w:r>
+      <m:oMath>
+        <m:r>
+          <m:t>R</m:t>
+        </m:r>
+        <m:r>
+          <m:t>T</m:t>
+        </m:r>
+      </m:oMath>
+      <w:r>
+        <w:rPr>
+          <w:rFonts w:hint="eastAsia" w:ascii="Times New Roman" w:hAnsi="Times New Roman" w:eastAsia="Times New Roman" w:cs="Times New Roman"/>
+        </w:rPr>
+        <w:t>）</w:t>
+      </w:r>
+      <w:r>
+        <w:rPr>
+          <w:rFonts w:hint="eastAsia" w:ascii="Times New Roman" w:hAnsi="Times New Roman" w:eastAsia="FangSong" w:cs="Times New Roman"/>
+        </w:rPr>
+        <w:t>作为经验阈值</w:t>
+      </w:r>
+      <w:r>
+        <w:rPr>
+          <w:rFonts w:hint="eastAsia" w:ascii="Times New Roman" w:hAnsi="Times New Roman" w:eastAsia="Times New Roman" w:cs="Times New Roman"/>
+        </w:rPr>
+        <w:t>：</w:t>
+      </w:r>
+      <w:r>
+        <w:rPr>
+          <w:rFonts w:hint="eastAsia" w:ascii="Times New Roman" w:hAnsi="Times New Roman" w:eastAsia="FangSong" w:cs="Times New Roman"/>
+        </w:rPr>
+        <w:t>低于此值即认为互变足够快</w:t>
+      </w:r>
+      <w:r>
+        <w:rPr>
+          <w:rFonts w:hint="eastAsia" w:ascii="Times New Roman" w:hAnsi="Times New Roman" w:eastAsia="Times New Roman" w:cs="Times New Roman"/>
+        </w:rPr>
+        <w:t>，</w:t>
+      </w:r>
+      <w:r>
+        <w:rPr>
+          <w:rFonts w:hint="eastAsia" w:ascii="Times New Roman" w:hAnsi="Times New Roman" w:eastAsia="FangSong" w:cs="Times New Roman"/>
+        </w:rPr>
+        <w:t>判据可用</w:t>
+      </w:r>
+      <w:r>
+        <w:rPr>
+          <w:rFonts w:hint="eastAsia" w:ascii="Times New Roman" w:hAnsi="Times New Roman" w:eastAsia="Times New Roman" w:cs="Times New Roman"/>
+        </w:rPr>
+        <w:t>；</w:t>
+      </w:r>
+      <w:r>
+        <w:rPr>
+          <w:rFonts w:hint="eastAsia" w:ascii="Times New Roman" w:hAnsi="Times New Roman" w:eastAsia="FangSong" w:cs="Times New Roman"/>
+        </w:rPr>
+        <w:t>高于此值则中间体各自积累</w:t>
+      </w:r>
+      <w:r>
+        <w:rPr>
+          <w:rFonts w:hint="eastAsia" w:ascii="Times New Roman" w:hAnsi="Times New Roman" w:eastAsia="Times New Roman" w:cs="Times New Roman"/>
+        </w:rPr>
+        <w:t>，</w:t>
+      </w:r>
+      <w:r>
+        <w:rPr>
+          <w:rFonts w:hint="eastAsia" w:ascii="Times New Roman" w:hAnsi="Times New Roman" w:eastAsia="FangSong" w:cs="Times New Roman"/>
+        </w:rPr>
+        <w:t>需按动力学分级处理</w:t>
+      </w:r>
+      <w:r>
+        <w:rPr>
+          <w:rFonts w:hint="eastAsia" w:ascii="Times New Roman" w:hAnsi="Times New Roman" w:eastAsia="Times New Roman" w:cs="Times New Roman"/>
+        </w:rPr>
+        <w:t>，</w:t>
+      </w:r>
+      <w:r>
+        <w:rPr>
+          <w:rFonts w:hint="eastAsia" w:ascii="Times New Roman" w:hAnsi="Times New Roman" w:eastAsia="FangSong" w:cs="Times New Roman"/>
+        </w:rPr>
+        <w:t>判据不再适用</w:t>
+      </w:r>
+      <w:r>
+        <w:rPr>
+          <w:rFonts w:hint="eastAsia" w:ascii="Times New Roman" w:hAnsi="Times New Roman" w:eastAsia="Times New Roman" w:cs="Times New Roman"/>
+        </w:rPr>
+        <w:t>。</w:t>
+      </w:r>
+    </w:p>
+    <w:p>
+      <w:pPr>
+        <w:pStyle w:val="BodyText"/>
+        <w:ind w:firstLine="420"/>
+      </w:pPr>
+      <w:r>
+        <w:rPr>
+          <w:rFonts w:hint="eastAsia" w:ascii="Times New Roman" w:hAnsi="Times New Roman" w:eastAsia="FangSong" w:cs="Times New Roman"/>
+          <w:b/>
+          <w:bCs/>
+        </w:rPr>
+        <w:t xml:space="preserve">产物比</w:t>
+      </w:r>
+      <w:r>
+        <w:rPr>
+          <w:rFonts w:hint="eastAsia" w:ascii="Times New Roman" w:hAnsi="Times New Roman" w:eastAsia="FangSong" w:cs="Times New Roman"/>
+        </w:rPr>
+        <w:t>在此条件下有严格表达式</w:t>
+      </w:r>
+      <w:r>
+        <w:rPr>
+          <w:rFonts w:hint="eastAsia" w:ascii="Times New Roman" w:hAnsi="Times New Roman" w:eastAsia="Times New Roman" w:cs="Times New Roman"/>
+        </w:rPr>
+        <w:t>。</w:t>
+      </w:r>
+      <w:r>
+        <w:rPr>
+          <w:rFonts w:hint="eastAsia" w:ascii="Times New Roman" w:hAnsi="Times New Roman" w:eastAsia="FangSong" w:cs="Times New Roman"/>
+        </w:rPr>
+        <w:t>由稳态近似处理上述两个平行通道可得</w:t>
+      </w:r>
+    </w:p>
+    <w:p>
+      <w:pPr>
+        <w:pStyle w:val="BodyText"/>
+      </w:pPr>
+      <m:oMathPara>
+        <m:oMathParaPr>
+          <m:jc m:val="center"/>
+          <m:ctrlPr>
+            <w:rPr>
+              <w:sz w:val="28"/>
+              <w:szCs w:val="28"/>
+            </w:rPr>
+          </m:ctrlPr>
+        </m:oMathParaPr>
+        <m:oMath>
+          <m:f>
+            <m:fPr>
+              <m:type m:val="bar"/>
+            </m:fPr>
+            <m:num>
+              <m:sSub>
+                <m:e>
+                  <m:r>
+                    <m:t>P</m:t>
+                  </m:r>
+                </m:e>
+                <m:sub>
+                  <m:r>
+                    <m:t>1</m:t>
+                  </m:r>
+                </m:sub>
+              </m:sSub>
+            </m:num>
+            <m:den>
+              <m:sSub>
+                <m:e>
+                  <m:r>
+                    <m:t>P</m:t>
+                  </m:r>
+                </m:e>
+                <m:sub>
+                  <m:r>
+                    <m:t>2</m:t>
+                  </m:r>
+                </m:sub>
+              </m:sSub>
+            </m:den>
+          </m:f>
+          <m:r>
+            <m:rPr>
+              <m:sty m:val="p"/>
+            </m:rPr>
+            <m:t>=</m:t>
+          </m:r>
+          <m:f>
+            <m:fPr>
+              <m:type m:val="bar"/>
+            </m:fPr>
+            <m:num>
+              <m:sSub>
+                <m:e>
+                  <m:r>
+                    <m:t>k</m:t>
+                  </m:r>
+                </m:e>
+                <m:sub>
+                  <m:r>
+                    <m:t>1</m:t>
+                  </m:r>
+                </m:sub>
+              </m:sSub>
+              <m:sSub>
+                <m:e>
+                  <m:r>
+                    <m:t>c</m:t>
+                  </m:r>
+                </m:e>
+                <m:sub>
+                  <m:sSub>
+                    <m:e>
+                      <m:r>
+                        <m:rPr>
+                          <m:sty m:val="p"/>
+                        </m:rPr>
+                        <m:t>A</m:t>
+                      </m:r>
+                    </m:e>
+                    <m:sub>
+                      <m:r>
+                        <m:rPr>
+                          <m:sty m:val="p"/>
+                        </m:rPr>
+                        <m:t>1</m:t>
+                      </m:r>
+                    </m:sub>
+                  </m:sSub>
+                </m:sub>
+              </m:sSub>
+            </m:num>
+            <m:den>
+              <m:sSub>
+                <m:e>
+                  <m:r>
+                    <m:t>k</m:t>
+                  </m:r>
+                </m:e>
+                <m:sub>
+                  <m:r>
+                    <m:t>2</m:t>
+                  </m:r>
+                </m:sub>
+              </m:sSub>
+              <m:sSub>
+                <m:e>
+                  <m:r>
+                    <m:t>c</m:t>
+                  </m:r>
+                </m:e>
+                <m:sub>
+                  <m:sSub>
+                    <m:e>
+                      <m:r>
+                        <m:rPr>
+                          <m:sty m:val="p"/>
+                        </m:rPr>
+                        <m:t>A</m:t>
+                      </m:r>
+                    </m:e>
+                    <m:sub>
+                      <m:r>
+                        <m:rPr>
+                          <m:sty m:val="p"/>
+                        </m:rPr>
+                        <m:t>2</m:t>
+                      </m:r>
+                    </m:sub>
+                  </m:sSub>
+                </m:sub>
+              </m:sSub>
+            </m:den>
+          </m:f>
+          <m:limUpp>
+            <m:e>
+              <m:r>
+                <m:rPr>
+                  <m:sty m:val="p"/>
+                </m:rPr>
+                <m:t>→</m:t>
+              </m:r>
+            </m:e>
+            <m:lim>
+              <m:r>
+                <m:rPr>
+                  <m:nor/>
+                  <m:sty m:val="p"/>
+                </m:rPr>
+                <m:t>互变平衡</m:t>
+              </m:r>
+            </m:lim>
+          </m:limUpp>
+          <m:f>
+            <m:fPr>
+              <m:type m:val="bar"/>
+            </m:fPr>
+            <m:num>
+              <m:sSub>
+                <m:e>
+                  <m:r>
+                    <m:t>k</m:t>
+                  </m:r>
+                </m:e>
+                <m:sub>
+                  <m:r>
+                    <m:t>1</m:t>
+                  </m:r>
+                </m:sub>
+              </m:sSub>
+            </m:num>
+            <m:den>
+              <m:sSub>
+                <m:e>
+                  <m:r>
+                    <m:t>k</m:t>
+                  </m:r>
+                </m:e>
+                <m:sub>
+                  <m:r>
+                    <m:t>2</m:t>
+                  </m:r>
+                </m:sub>
+              </m:sSub>
+            </m:den>
+          </m:f>
+          <m:r>
+            <m:rPr>
+              <m:sty m:val="p"/>
+            </m:rPr>
+            <m:t>exp</m:t>
+          </m:r>
+          <m:r>
+            <m:t>​</m:t>
+          </m:r>
+          <m:d>
+            <m:dPr>
+              <m:begChr m:val="("/>
+              <m:sepChr m:val=""/>
+              <m:endChr m:val=")"/>
+              <m:grow/>
+            </m:dPr>
+            <m:e>
+              <m:r>
+                <m:rPr>
+                  <m:sty m:val="p"/>
+                </m:rPr>
+                <m:t>−</m:t>
+              </m:r>
+              <m:f>
+                <m:fPr>
+                  <m:type m:val="bar"/>
+                </m:fPr>
+                <m:num>
+                  <m:r>
+                    <m:rPr>
+                      <m:sty m:val="p"/>
+                    </m:rPr>
+                    <m:t>Δ</m:t>
+                  </m:r>
+                  <m:sSub>
+                    <m:e>
+                      <m:r>
+                        <m:t>G</m:t>
+                      </m:r>
+                    </m:e>
+                    <m:sub>
+                      <m:r>
+                        <m:rPr>
+                          <m:sty m:val="p"/>
+                        </m:rPr>
+                        <m:t>I</m:t>
+                      </m:r>
+                    </m:sub>
+                  </m:sSub>
+                </m:num>
+                <m:den>
+                  <m:r>
+                    <m:t>R</m:t>
+                  </m:r>
+                  <m:r>
+                    <m:t>T</m:t>
+                  </m:r>
+                </m:den>
+              </m:f>
+            </m:e>
+          </m:d>
+        </m:oMath>
+      </m:oMathPara>
+    </w:p>
+    <w:p>
+      <w:pPr>
+        <w:pStyle w:val="FirstParagraph"/>
+        <w:ind w:firstLine="420"/>
+      </w:pPr>
+      <w:r>
+        <w:rPr>
+          <w:rFonts w:hint="eastAsia" w:ascii="Times New Roman" w:hAnsi="Times New Roman" w:eastAsia="FangSong" w:cs="Times New Roman"/>
+        </w:rPr>
+        <w:t xml:space="preserve">式中</w:t>
+      </w:r>
+      <w:r>
+        <w:rPr>
+          <w:rFonts w:ascii="Times New Roman" w:hAnsi="Times New Roman" w:eastAsia="Times New Roman" w:cs="Times New Roman"/>
+        </w:rPr>
+        <w:t xml:space="preserve"> </w:t>
+      </w:r>
+      <m:oMath>
+        <m:r>
+          <m:rPr>
+            <m:sty m:val="p"/>
+          </m:rPr>
+          <m:t>Δ</m:t>
+        </m:r>
+        <m:sSub>
+          <m:e>
+            <m:r>
+              <m:t>G</m:t>
+            </m:r>
+          </m:e>
+          <m:sub>
+            <m:r>
+              <m:rPr>
+                <m:sty m:val="p"/>
+              </m:rPr>
+              <m:t>I</m:t>
+            </m:r>
+          </m:sub>
+        </m:sSub>
+      </m:oMath>
+      <w:r>
+        <w:rPr>
+          <w:rFonts w:ascii="Times New Roman" w:hAnsi="Times New Roman" w:eastAsia="Times New Roman" w:cs="Times New Roman"/>
+        </w:rPr>
+        <w:t xml:space="preserve"> </w:t>
+      </w:r>
+      <w:r>
+        <w:rPr>
+          <w:rFonts w:hint="eastAsia" w:ascii="Times New Roman" w:hAnsi="Times New Roman" w:eastAsia="FangSong" w:cs="Times New Roman"/>
+        </w:rPr>
+        <w:t xml:space="preserve">是由</w:t>
+      </w:r>
+      <w:r>
+        <w:rPr>
+          <w:rFonts w:ascii="Times New Roman" w:hAnsi="Times New Roman" w:eastAsia="Times New Roman" w:cs="Times New Roman"/>
+        </w:rPr>
+        <w:t xml:space="preserve"> </w:t>
+      </w:r>
+      <m:oMath>
+        <m:sSub>
+          <m:e>
+            <m:r>
+              <m:rPr>
+                <m:sty m:val="p"/>
+              </m:rPr>
+              <m:t>A</m:t>
+            </m:r>
+          </m:e>
+          <m:sub>
+            <m:r>
+              <m:rPr>
+                <m:sty m:val="p"/>
+              </m:rPr>
+              <m:t>1</m:t>
+            </m:r>
+          </m:sub>
+        </m:sSub>
+      </m:oMath>
+      <w:r>
+        <w:rPr>
+          <w:rFonts w:ascii="Times New Roman" w:hAnsi="Times New Roman" w:eastAsia="Times New Roman" w:cs="Times New Roman"/>
+        </w:rPr>
+        <w:t xml:space="preserve"> </w:t>
+      </w:r>
+      <w:r>
+        <w:rPr>
+          <w:rFonts w:hint="eastAsia" w:ascii="Times New Roman" w:hAnsi="Times New Roman" w:eastAsia="FangSong" w:cs="Times New Roman"/>
+        </w:rPr>
+        <w:t xml:space="preserve">出发的过渡态与由</w:t>
+      </w:r>
+      <w:r>
+        <w:rPr>
+          <w:rFonts w:ascii="Times New Roman" w:hAnsi="Times New Roman" w:eastAsia="Times New Roman" w:cs="Times New Roman"/>
+        </w:rPr>
+        <w:t xml:space="preserve"> </w:t>
+      </w:r>
+      <m:oMath>
+        <m:sSub>
+          <m:e>
+            <m:r>
+              <m:rPr>
+                <m:sty m:val="p"/>
+              </m:rPr>
+              <m:t>A</m:t>
+            </m:r>
+          </m:e>
+          <m:sub>
+            <m:r>
+              <m:rPr>
+                <m:sty m:val="p"/>
+              </m:rPr>
+              <m:t>2</m:t>
+            </m:r>
+          </m:sub>
+        </m:sSub>
+      </m:oMath>
+      <w:r>
+        <w:rPr>
+          <w:rFonts w:ascii="Times New Roman" w:hAnsi="Times New Roman" w:eastAsia="Times New Roman" w:cs="Times New Roman"/>
+        </w:rPr>
+        <w:t xml:space="preserve"> </w:t>
+      </w:r>
+      <w:r>
+        <w:rPr>
+          <w:rFonts w:hint="eastAsia" w:ascii="Times New Roman" w:hAnsi="Times New Roman" w:eastAsia="FangSong" w:cs="Times New Roman"/>
+        </w:rPr>
+        <w:t>出发的过渡态之间的自由能差</w:t>
+      </w:r>
+      <w:r>
+        <w:rPr>
+          <w:rFonts w:hint="eastAsia" w:ascii="Times New Roman" w:hAnsi="Times New Roman" w:eastAsia="Times New Roman" w:cs="Times New Roman"/>
+        </w:rPr>
+        <w:t>（</w:t>
+      </w:r>
+      <w:r>
+        <w:rPr>
+          <w:rFonts w:hint="eastAsia" w:ascii="Times New Roman" w:hAnsi="Times New Roman" w:eastAsia="FangSong" w:cs="Times New Roman"/>
+        </w:rPr>
+        <w:t>取正值表示通往</w:t>
+      </w:r>
+      <w:r>
+        <w:rPr>
+          <w:rFonts w:ascii="Times New Roman" w:hAnsi="Times New Roman" w:eastAsia="Times New Roman" w:cs="Times New Roman"/>
+        </w:rPr>
+        <w:t xml:space="preserve"> </w:t>
+      </w:r>
+      <m:oMath>
+        <m:sSub>
+          <m:e>
+            <m:r>
+              <m:t>P</m:t>
+            </m:r>
+          </m:e>
+          <m:sub>
+            <m:r>
+              <m:t>1</m:t>
+            </m:r>
+          </m:sub>
+        </m:sSub>
+      </m:oMath>
+      <w:r>
+        <w:rPr>
+          <w:rFonts w:ascii="Times New Roman" w:hAnsi="Times New Roman" w:eastAsia="Times New Roman" w:cs="Times New Roman"/>
+        </w:rPr>
+        <w:t xml:space="preserve"> </w:t>
+      </w:r>
+      <w:r>
+        <w:rPr>
+          <w:rFonts w:hint="eastAsia" w:ascii="Times New Roman" w:hAnsi="Times New Roman" w:eastAsia="FangSong" w:cs="Times New Roman"/>
+        </w:rPr>
+        <w:t>的过渡态更高</w:t>
+      </w:r>
+      <w:r>
+        <w:rPr>
+          <w:rFonts w:hint="eastAsia" w:ascii="Times New Roman" w:hAnsi="Times New Roman" w:eastAsia="Times New Roman" w:cs="Times New Roman"/>
+        </w:rPr>
+        <w:t>）。</w:t>
+      </w:r>
+      <w:r>
+        <w:rPr>
+          <w:rFonts w:hint="eastAsia" w:ascii="Times New Roman" w:hAnsi="Times New Roman" w:eastAsia="FangSong" w:cs="Times New Roman"/>
+        </w:rPr>
+        <w:t>式中不含中间体的平衡浓度</w:t>
+      </w:r>
+      <w:r>
+        <w:rPr>
+          <w:rFonts w:hint="eastAsia" w:ascii="Times New Roman" w:hAnsi="Times New Roman" w:eastAsia="Times New Roman" w:cs="Times New Roman"/>
+        </w:rPr>
+        <w:t>，</w:t>
+      </w:r>
+      <w:r>
+        <w:rPr>
+          <w:rFonts w:hint="eastAsia" w:ascii="Times New Roman" w:hAnsi="Times New Roman" w:eastAsia="FangSong" w:cs="Times New Roman"/>
+        </w:rPr>
+        <w:t>正是</w:t>
+      </w:r>
+      <w:r>
+        <w:rPr>
+          <w:rFonts w:ascii="Times New Roman" w:hAnsi="Times New Roman" w:eastAsia="Times New Roman" w:cs="Times New Roman"/>
+        </w:rPr>
+        <w:t xml:space="preserve"> Curtin–Hammett </w:t>
+      </w:r>
+      <w:r>
+        <w:rPr>
+          <w:rFonts w:hint="eastAsia" w:ascii="Times New Roman" w:hAnsi="Times New Roman" w:eastAsia="FangSong" w:cs="Times New Roman"/>
+        </w:rPr>
+        <w:t>判据的核心特征</w:t>
+      </w:r>
+      <w:r>
+        <w:rPr>
+          <w:rFonts w:hint="eastAsia" w:ascii="Times New Roman" w:hAnsi="Times New Roman" w:eastAsia="Times New Roman" w:cs="Times New Roman"/>
+        </w:rPr>
+        <w:t>；</w:t>
+      </w:r>
+      <w:r>
+        <w:rPr>
+          <w:rFonts w:hint="eastAsia" w:ascii="Times New Roman" w:hAnsi="Times New Roman" w:eastAsia="FangSong" w:cs="Times New Roman"/>
+        </w:rPr>
+        <w:t>换言之</w:t>
+      </w:r>
+      <w:r>
+        <w:rPr>
+          <w:rFonts w:hint="eastAsia" w:ascii="Times New Roman" w:hAnsi="Times New Roman" w:eastAsia="Times New Roman" w:cs="Times New Roman"/>
+        </w:rPr>
+        <w:t>，</w:t>
+      </w:r>
+      <w:r>
+        <w:rPr>
+          <w:rFonts w:hint="eastAsia" w:ascii="Times New Roman" w:hAnsi="Times New Roman" w:eastAsia="FangSong" w:cs="Times New Roman"/>
+        </w:rPr>
+        <w:t>只要互变足够快</w:t>
+      </w:r>
+      <w:r>
+        <w:rPr>
+          <w:rFonts w:hint="eastAsia" w:ascii="Times New Roman" w:hAnsi="Times New Roman" w:eastAsia="Times New Roman" w:cs="Times New Roman"/>
+        </w:rPr>
+        <w:t>，</w:t>
+      </w:r>
+      <w:r>
+        <w:rPr>
+          <w:rFonts w:hint="eastAsia" w:ascii="Times New Roman" w:hAnsi="Times New Roman" w:eastAsia="FangSong" w:cs="Times New Roman"/>
+        </w:rPr>
+        <w:t>产物比就等于</w:t>
+      </w:r>
+      <w:r>
+        <w:rPr>
+          <w:rFonts w:hint="eastAsia" w:ascii="Times New Roman" w:hAnsi="Times New Roman" w:eastAsia="FangSong" w:cs="Times New Roman"/>
+          <w:b/>
+          <w:bCs/>
+        </w:rPr>
+        <w:t xml:space="preserve">两个速率常数的比值</w:t>
+      </w:r>
+      <w:r>
+        <w:rPr>
+          <w:rFonts w:hint="eastAsia" w:ascii="Times New Roman" w:hAnsi="Times New Roman" w:eastAsia="Times New Roman" w:cs="Times New Roman"/>
+        </w:rPr>
+        <w:t>，</w:t>
+      </w:r>
+      <w:r>
+        <w:rPr>
+          <w:rFonts w:hint="eastAsia" w:ascii="Times New Roman" w:hAnsi="Times New Roman" w:eastAsia="FangSong" w:cs="Times New Roman"/>
+        </w:rPr>
+        <w:t>与起始投料比无关</w:t>
+      </w:r>
+      <w:r>
+        <w:rPr>
+          <w:rFonts w:hint="eastAsia" w:ascii="Times New Roman" w:hAnsi="Times New Roman" w:eastAsia="Times New Roman" w:cs="Times New Roman"/>
+        </w:rPr>
+        <w:t>。</w:t>
+      </w:r>
+    </w:p>
+    <w:p>
+      <w:pPr>
+        <w:pStyle w:val="BodyText"/>
+        <w:ind w:firstLine="420"/>
+      </w:pPr>
+      <w:r>
+        <w:rPr>
+          <w:rFonts w:hint="eastAsia" w:ascii="Times New Roman" w:hAnsi="Times New Roman" w:eastAsia="FangSong" w:cs="Times New Roman"/>
+        </w:rPr>
+        <w:t>据此可推出两条常用判据</w:t>
+      </w:r>
+      <w:r>
+        <w:rPr>
+          <w:rFonts w:hint="eastAsia" w:ascii="Times New Roman" w:hAnsi="Times New Roman" w:eastAsia="Times New Roman" w:cs="Times New Roman"/>
+        </w:rPr>
+        <w:t>。</w:t>
+      </w:r>
+      <w:r>
+        <w:rPr>
+          <w:rFonts w:hint="eastAsia" w:ascii="Times New Roman" w:hAnsi="Times New Roman" w:eastAsia="FangSong" w:cs="Times New Roman"/>
+        </w:rPr>
+        <w:t>当两个通道的过渡态能量相近</w:t>
+      </w:r>
+      <w:r>
+        <w:rPr>
+          <w:rFonts w:hint="eastAsia" w:ascii="Times New Roman" w:hAnsi="Times New Roman" w:eastAsia="Times New Roman" w:cs="Times New Roman"/>
+        </w:rPr>
+        <w:t>（</w:t>
+      </w:r>
+      <m:oMath>
+        <m:r>
+          <m:rPr>
+            <m:sty m:val="p"/>
+          </m:rPr>
+          <m:t>|</m:t>
+        </m:r>
+        <m:r>
+          <m:rPr>
+            <m:sty m:val="p"/>
+          </m:rPr>
+          <m:t>Δ</m:t>
+        </m:r>
+        <m:sSub>
+          <m:e>
+            <m:r>
+              <m:t>G</m:t>
+            </m:r>
+          </m:e>
+          <m:sub>
+            <m:r>
+              <m:rPr>
+                <m:sty m:val="p"/>
+              </m:rPr>
+              <m:t>I</m:t>
+            </m:r>
+          </m:sub>
+        </m:sSub>
+        <m:r>
+          <m:rPr>
+            <m:sty m:val="p"/>
+          </m:rPr>
+          <m:t>|</m:t>
+        </m:r>
+      </m:oMath>
+      <w:r>
+        <w:rPr>
+          <w:rFonts w:ascii="Times New Roman" w:hAnsi="Times New Roman" w:eastAsia="Times New Roman" w:cs="Times New Roman"/>
+        </w:rPr>
+        <w:t xml:space="preserve"> </w:t>
+      </w:r>
+      <w:r>
+        <w:rPr>
+          <w:rFonts w:hint="eastAsia" w:ascii="Times New Roman" w:hAnsi="Times New Roman" w:eastAsia="FangSong" w:cs="Times New Roman"/>
+        </w:rPr>
+        <w:t>很小</w:t>
+      </w:r>
+      <w:r>
+        <w:rPr>
+          <w:rFonts w:hint="eastAsia" w:ascii="Times New Roman" w:hAnsi="Times New Roman" w:eastAsia="Times New Roman" w:cs="Times New Roman"/>
+        </w:rPr>
+        <w:t>）</w:t>
+      </w:r>
+      <w:r>
+        <w:rPr>
+          <w:rFonts w:hint="eastAsia" w:ascii="Times New Roman" w:hAnsi="Times New Roman" w:eastAsia="FangSong" w:cs="Times New Roman"/>
+        </w:rPr>
+        <w:t>时</w:t>
+      </w:r>
+      <w:r>
+        <w:rPr>
+          <w:rFonts w:hint="eastAsia" w:ascii="Times New Roman" w:hAnsi="Times New Roman" w:eastAsia="Times New Roman" w:cs="Times New Roman"/>
+        </w:rPr>
+        <w:t>，</w:t>
+      </w:r>
+      <w:r>
+        <w:rPr>
+          <w:rFonts w:hint="eastAsia" w:ascii="Times New Roman" w:hAnsi="Times New Roman" w:eastAsia="FangSong" w:cs="Times New Roman"/>
+        </w:rPr>
+        <w:t>产物比退化为</w:t>
+      </w:r>
+      <w:r>
+        <w:rPr>
+          <w:rFonts w:ascii="Times New Roman" w:hAnsi="Times New Roman" w:eastAsia="Times New Roman" w:cs="Times New Roman"/>
+        </w:rPr>
+        <w:t xml:space="preserve"> </w:t>
+      </w:r>
+      <m:oMath>
+        <m:sSub>
+          <m:e>
+            <m:r>
+              <m:t>k</m:t>
+            </m:r>
+          </m:e>
+          <m:sub>
+            <m:r>
+              <m:t>1</m:t>
+            </m:r>
+          </m:sub>
+        </m:sSub>
+        <m:r>
+          <m:rPr>
+            <m:sty m:val="p"/>
+          </m:rPr>
+          <m:t>/</m:t>
+        </m:r>
+        <m:sSub>
+          <m:e>
+            <m:r>
+              <m:t>k</m:t>
+            </m:r>
+          </m:e>
+          <m:sub>
+            <m:r>
+              <m:t>2</m:t>
+            </m:r>
+          </m:sub>
+        </m:sSub>
+      </m:oMath>
+      <w:r>
+        <w:rPr>
+          <w:rFonts w:hint="eastAsia" w:ascii="Times New Roman" w:hAnsi="Times New Roman" w:eastAsia="Times New Roman" w:cs="Times New Roman"/>
+        </w:rPr>
+        <w:t>，</w:t>
+      </w:r>
+      <w:r>
+        <w:rPr>
+          <w:rFonts w:hint="eastAsia" w:ascii="Times New Roman" w:hAnsi="Times New Roman" w:eastAsia="FangSong" w:cs="Times New Roman"/>
+        </w:rPr>
+        <w:t>题给速率常数即可直接定出主产物</w:t>
+      </w:r>
+      <w:r>
+        <w:rPr>
+          <w:rFonts w:hint="eastAsia" w:ascii="Times New Roman" w:hAnsi="Times New Roman" w:eastAsia="Times New Roman" w:cs="Times New Roman"/>
+        </w:rPr>
+        <w:t>；</w:t>
+      </w:r>
+      <w:r>
+        <w:rPr>
+          <w:rFonts w:hint="eastAsia" w:ascii="Times New Roman" w:hAnsi="Times New Roman" w:eastAsia="FangSong" w:cs="Times New Roman"/>
+        </w:rPr>
+        <w:t>当两个通道的速率常数相近</w:t>
+      </w:r>
+      <w:r>
+        <w:rPr>
+          <w:rFonts w:hint="eastAsia" w:ascii="Times New Roman" w:hAnsi="Times New Roman" w:eastAsia="Times New Roman" w:cs="Times New Roman"/>
+        </w:rPr>
+        <w:t>（</w:t>
+      </w:r>
+      <m:oMath>
+        <m:sSub>
+          <m:e>
+            <m:r>
+              <m:t>k</m:t>
+            </m:r>
+          </m:e>
+          <m:sub>
+            <m:r>
+              <m:t>1</m:t>
+            </m:r>
+          </m:sub>
+        </m:sSub>
+        <m:r>
+          <m:rPr>
+            <m:sty m:val="p"/>
+          </m:rPr>
+          <m:t>≈</m:t>
+        </m:r>
+        <m:sSub>
+          <m:e>
+            <m:r>
+              <m:t>k</m:t>
+            </m:r>
+          </m:e>
+          <m:sub>
+            <m:r>
+              <m:t>2</m:t>
+            </m:r>
+          </m:sub>
+        </m:sSub>
+      </m:oMath>
+      <w:r>
+        <w:rPr>
+          <w:rFonts w:hint="eastAsia" w:ascii="Times New Roman" w:hAnsi="Times New Roman" w:eastAsia="Times New Roman" w:cs="Times New Roman"/>
+        </w:rPr>
+        <w:t>）</w:t>
+      </w:r>
+      <w:r>
+        <w:rPr>
+          <w:rFonts w:hint="eastAsia" w:ascii="Times New Roman" w:hAnsi="Times New Roman" w:eastAsia="FangSong" w:cs="Times New Roman"/>
+        </w:rPr>
+        <w:t>时</w:t>
+      </w:r>
+      <w:r>
+        <w:rPr>
+          <w:rFonts w:hint="eastAsia" w:ascii="Times New Roman" w:hAnsi="Times New Roman" w:eastAsia="Times New Roman" w:cs="Times New Roman"/>
+        </w:rPr>
+        <w:t>，</w:t>
+      </w:r>
+      <w:r>
+        <w:rPr>
+          <w:rFonts w:hint="eastAsia" w:ascii="Times New Roman" w:hAnsi="Times New Roman" w:eastAsia="FangSong" w:cs="Times New Roman"/>
+        </w:rPr>
+        <w:t>产物比由过渡态自由能差主导</w:t>
+      </w:r>
+      <w:r>
+        <w:rPr>
+          <w:rFonts w:hint="eastAsia" w:ascii="Times New Roman" w:hAnsi="Times New Roman" w:eastAsia="Times New Roman" w:cs="Times New Roman"/>
+        </w:rPr>
+        <w:t>，</w:t>
+      </w:r>
+      <w:r>
+        <w:rPr>
+          <w:rFonts w:hint="eastAsia" w:ascii="Times New Roman" w:hAnsi="Times New Roman" w:eastAsia="FangSong" w:cs="Times New Roman"/>
+        </w:rPr>
+        <w:t>此时</w:t>
+      </w:r>
+      <w:r>
+        <w:rPr>
+          <w:rFonts w:ascii="Times New Roman" w:hAnsi="Times New Roman" w:eastAsia="Times New Roman" w:cs="Times New Roman"/>
+        </w:rPr>
+        <w:t xml:space="preserve"> </w:t>
+      </w:r>
+      <m:oMath>
+        <m:oMathPr>
+          <m:ctrlPr>
+            <w:rPr>
+              <w:sz w:val="28"/>
+              <w:szCs w:val="28"/>
+            </w:rPr>
+          </m:ctrlPr>
+        </m:oMathPr>
+        <m:r>
+          <m:rPr>
+            <m:sty m:val="p"/>
+          </m:rPr>
+          <m:t>|</m:t>
+        </m:r>
+        <m:r>
+          <m:t>R</m:t>
+        </m:r>
+        <m:r>
+          <m:t>T</m:t>
+        </m:r>
+        <m:r>
+          <m:rPr>
+            <m:sty m:val="p"/>
+          </m:rPr>
+          <m:t>ln</m:t>
+        </m:r>
+        <m:r>
+          <m:rPr>
+            <m:sty m:val="p"/>
+          </m:rPr>
+          <m:t>(</m:t>
+        </m:r>
+        <m:sSub>
+          <m:e>
+            <m:r>
+              <m:t>k</m:t>
+            </m:r>
+          </m:e>
+          <m:sub>
+            <m:r>
+              <m:t>1</m:t>
+            </m:r>
+          </m:sub>
+        </m:sSub>
+        <m:r>
+          <m:rPr>
+            <m:sty m:val="p"/>
+          </m:rPr>
+          <m:t>/</m:t>
+        </m:r>
+        <m:sSub>
+          <m:e>
+            <m:r>
+              <m:t>k</m:t>
+            </m:r>
+          </m:e>
+          <m:sub>
+            <m:r>
+              <m:t>2</m:t>
+            </m:r>
+          </m:sub>
+        </m:sSub>
+        <m:r>
+          <m:rPr>
+            <m:sty m:val="p"/>
+          </m:rPr>
+          <m:t>)</m:t>
+        </m:r>
+        <m:r>
+          <m:rPr>
+            <m:sty m:val="p"/>
+          </m:rPr>
+          <m:t>|</m:t>
+        </m:r>
+      </m:oMath>
+      <w:r>
+        <w:rPr>
+          <w:rFonts w:ascii="Times New Roman" w:hAnsi="Times New Roman" w:eastAsia="Times New Roman" w:cs="Times New Roman"/>
+        </w:rPr>
+        <w:t xml:space="preserve"> </w:t>
+      </w:r>
+      <w:r>
+        <w:rPr>
+          <w:rFonts w:hint="eastAsia" w:ascii="Times New Roman" w:hAnsi="Times New Roman" w:eastAsia="FangSong" w:cs="Times New Roman"/>
+        </w:rPr>
+        <w:t>即可视为过渡态能垒差的估计值</w:t>
+      </w:r>
+      <w:r>
+        <w:rPr>
+          <w:rFonts w:hint="eastAsia" w:ascii="Times New Roman" w:hAnsi="Times New Roman" w:eastAsia="Times New Roman" w:cs="Times New Roman"/>
+        </w:rPr>
+        <w:t>——</w:t>
+      </w:r>
+      <w:r>
+        <w:rPr>
+          <w:rFonts w:hint="eastAsia" w:ascii="Times New Roman" w:hAnsi="Times New Roman" w:eastAsia="FangSong" w:cs="Times New Roman"/>
+        </w:rPr>
+        <w:t>这是用产物比反推过渡态结构的基本手段</w:t>
+      </w:r>
+      <w:r>
+        <w:rPr>
+          <w:rFonts w:hint="eastAsia" w:ascii="Times New Roman" w:hAnsi="Times New Roman" w:eastAsia="Times New Roman" w:cs="Times New Roman"/>
+        </w:rPr>
+        <w:t>，</w:t>
+      </w:r>
+      <w:r>
+        <w:rPr>
+          <w:rFonts w:hint="eastAsia" w:ascii="Times New Roman" w:hAnsi="Times New Roman" w:eastAsia="FangSong" w:cs="Times New Roman"/>
+        </w:rPr>
+        <w:t>也是与</w:t>
+      </w:r>
+      <w:r>
+        <w:rPr>
+          <w:rFonts w:ascii="Times New Roman" w:hAnsi="Times New Roman" w:eastAsia="Times New Roman" w:cs="Times New Roman"/>
+        </w:rPr>
+        <w:t xml:space="preserve"> Hammett </w:t>
+      </w:r>
+      <w:r>
+        <w:rPr>
+          <w:rFonts w:hint="eastAsia" w:ascii="Times New Roman" w:hAnsi="Times New Roman" w:eastAsia="FangSong" w:cs="Times New Roman"/>
+        </w:rPr>
+        <w:t>分析</w:t>
+      </w:r>
+      <w:r>
+        <w:rPr>
+          <w:rFonts w:hint="eastAsia" w:ascii="Times New Roman" w:hAnsi="Times New Roman" w:eastAsia="Times New Roman" w:cs="Times New Roman"/>
+        </w:rPr>
+        <w:t>、KIE</w:t>
+      </w:r>
+      <w:r>
+        <w:rPr>
+          <w:rFonts w:ascii="Times New Roman" w:hAnsi="Times New Roman" w:eastAsia="Times New Roman" w:cs="Times New Roman"/>
+        </w:rPr>
+        <w:t xml:space="preserve"> </w:t>
+      </w:r>
+      <w:r>
+        <w:rPr>
+          <w:rFonts w:hint="eastAsia" w:ascii="Times New Roman" w:hAnsi="Times New Roman" w:eastAsia="FangSong" w:cs="Times New Roman"/>
+        </w:rPr>
+        <w:t>测定并列为竞赛三大</w:t>
+      </w:r>
+      <w:r>
+        <w:rPr>
+          <w:rFonts w:hint="eastAsia" w:ascii="Times New Roman" w:hAnsi="Times New Roman" w:eastAsia="Times New Roman" w:cs="Times New Roman"/>
+        </w:rPr>
+        <w:t>「</w:t>
+      </w:r>
+      <w:r>
+        <w:rPr>
+          <w:rFonts w:hint="eastAsia" w:ascii="Times New Roman" w:hAnsi="Times New Roman" w:eastAsia="FangSong" w:cs="Times New Roman"/>
+        </w:rPr>
+        <w:t>机理证据</w:t>
+      </w:r>
+      <w:r>
+        <w:rPr>
+          <w:rFonts w:hint="eastAsia" w:ascii="Times New Roman" w:hAnsi="Times New Roman" w:eastAsia="Times New Roman" w:cs="Times New Roman"/>
+        </w:rPr>
+        <w:t>」</w:t>
+      </w:r>
+      <w:r>
+        <w:rPr>
+          <w:rFonts w:hint="eastAsia" w:ascii="Times New Roman" w:hAnsi="Times New Roman" w:eastAsia="FangSong" w:cs="Times New Roman"/>
+        </w:rPr>
+        <w:t>的原因之一</w:t>
+      </w:r>
+      <w:r>
+        <w:rPr>
+          <w:rFonts w:hint="eastAsia" w:ascii="Times New Roman" w:hAnsi="Times New Roman" w:eastAsia="Times New Roman" w:cs="Times New Roman"/>
+        </w:rPr>
+        <w:t>。</w:t>
+      </w:r>
+    </w:p>
+    <w:p>
+      <w:pPr>
+        <w:pStyle w:val="BodyText"/>
+        <w:ind w:firstLine="420"/>
+      </w:pPr>
+      <w:r>
+        <w:rPr>
+          <w:rFonts w:hint="eastAsia" w:ascii="Times New Roman" w:hAnsi="Times New Roman" w:eastAsia="FangSong" w:cs="Times New Roman"/>
+        </w:rPr>
+        <w:t xml:space="preserve">与</w:t>
+      </w:r>
+      <w:r>
+        <w:rPr>
+          <w:rFonts w:hint="eastAsia" w:ascii="Times New Roman" w:hAnsi="Times New Roman" w:eastAsia="FangSong" w:cs="Times New Roman"/>
+          <w:b/>
+          <w:bCs/>
+        </w:rPr>
+        <w:t xml:space="preserve">速率控制步判据</w:t>
+      </w:r>
+      <w:r>
+        <w:rPr>
+          <w:rFonts w:hint="eastAsia" w:ascii="Times New Roman" w:hAnsi="Times New Roman" w:eastAsia="FangSong" w:cs="Times New Roman"/>
+        </w:rPr>
+        <w:t>的联用是本节最易失分之处</w:t>
+      </w:r>
+      <w:r>
+        <w:rPr>
+          <w:rFonts w:hint="eastAsia" w:ascii="Times New Roman" w:hAnsi="Times New Roman" w:eastAsia="Times New Roman" w:cs="Times New Roman"/>
+        </w:rPr>
+        <w:t>。</w:t>
+      </w:r>
+      <w:r>
+        <w:rPr>
+          <w:rFonts w:hint="eastAsia" w:ascii="Times New Roman" w:hAnsi="Times New Roman" w:eastAsia="FangSong" w:cs="Times New Roman"/>
+        </w:rPr>
+        <w:t>速控步</w:t>
+      </w:r>
+      <w:r>
+        <w:rPr>
+          <w:rFonts w:hint="eastAsia" w:ascii="Times New Roman" w:hAnsi="Times New Roman" w:eastAsia="Times New Roman" w:cs="Times New Roman"/>
+        </w:rPr>
+        <w:t>（</w:t>
+      </w:r>
+      <w:r>
+        <w:rPr>
+          <w:rFonts w:hint="eastAsia" w:ascii="Times New Roman" w:hAnsi="Times New Roman" w:eastAsia="FangSong" w:cs="Times New Roman"/>
+        </w:rPr>
+        <w:t>决速步</w:t>
+      </w:r>
+      <w:r>
+        <w:rPr>
+          <w:rFonts w:hint="eastAsia" w:ascii="Times New Roman" w:hAnsi="Times New Roman" w:eastAsia="Times New Roman" w:cs="Times New Roman"/>
+        </w:rPr>
+        <w:t>）</w:t>
+      </w:r>
+      <w:r>
+        <w:rPr>
+          <w:rFonts w:hint="eastAsia" w:ascii="Times New Roman" w:hAnsi="Times New Roman" w:eastAsia="FangSong" w:cs="Times New Roman"/>
+        </w:rPr>
+        <w:t>指总速率对速率常数最敏感的那一步</w:t>
+      </w:r>
+      <w:r>
+        <w:rPr>
+          <w:rFonts w:hint="eastAsia" w:ascii="Times New Roman" w:hAnsi="Times New Roman" w:eastAsia="Times New Roman" w:cs="Times New Roman"/>
+        </w:rPr>
+        <w:t>，</w:t>
+      </w:r>
+      <w:r>
+        <w:rPr>
+          <w:rFonts w:hint="eastAsia" w:ascii="Times New Roman" w:hAnsi="Times New Roman" w:eastAsia="FangSong" w:cs="Times New Roman"/>
+        </w:rPr>
+        <w:t>其判据是</w:t>
+      </w:r>
+      <w:r>
+        <w:rPr>
+          <w:rFonts w:hint="eastAsia" w:ascii="Times New Roman" w:hAnsi="Times New Roman" w:eastAsia="FangSong" w:cs="Times New Roman"/>
+          <w:b/>
+          <w:bCs/>
+        </w:rPr>
+        <w:t xml:space="preserve">势垒最高</w:t>
+      </w:r>
+      <w:r>
+        <w:rPr>
+          <w:rFonts w:hint="eastAsia" w:ascii="Times New Roman" w:hAnsi="Times New Roman" w:eastAsia="FangSong" w:cs="Times New Roman"/>
+        </w:rPr>
+        <w:t>的步骤</w:t>
+      </w:r>
+      <w:r>
+        <w:rPr>
+          <w:rFonts w:hint="eastAsia" w:ascii="Times New Roman" w:hAnsi="Times New Roman" w:eastAsia="Times New Roman" w:cs="Times New Roman"/>
+        </w:rPr>
+        <w:t>；</w:t>
+      </w:r>
+      <w:r>
+        <w:rPr>
+          <w:rFonts w:hint="eastAsia" w:ascii="Times New Roman" w:hAnsi="Times New Roman" w:eastAsia="FangSong" w:cs="Times New Roman"/>
+        </w:rPr>
+        <w:t>而</w:t>
+      </w:r>
+      <w:r>
+        <w:rPr>
+          <w:rFonts w:ascii="Times New Roman" w:hAnsi="Times New Roman" w:eastAsia="Times New Roman" w:cs="Times New Roman"/>
+        </w:rPr>
+        <w:t xml:space="preserve"> Curtin–Hammett </w:t>
+      </w:r>
+      <w:r>
+        <w:rPr>
+          <w:rFonts w:hint="eastAsia" w:ascii="Times New Roman" w:hAnsi="Times New Roman" w:eastAsia="FangSong" w:cs="Times New Roman"/>
+        </w:rPr>
+        <w:t xml:space="preserve">判据要求的是</w:t>
+      </w:r>
+      <w:r>
+        <w:rPr>
+          <w:rFonts w:hint="eastAsia" w:ascii="Times New Roman" w:hAnsi="Times New Roman" w:eastAsia="FangSong" w:cs="Times New Roman"/>
+          <w:b/>
+          <w:bCs/>
+        </w:rPr>
+        <w:t xml:space="preserve">互变步远快于演化步</w:t>
+      </w:r>
+      <w:r>
+        <w:rPr>
+          <w:rFonts w:hint="eastAsia" w:ascii="Times New Roman" w:hAnsi="Times New Roman" w:eastAsia="Times New Roman" w:cs="Times New Roman"/>
+        </w:rPr>
+        <w:t>，</w:t>
+      </w:r>
+      <w:r>
+        <w:rPr>
+          <w:rFonts w:hint="eastAsia" w:ascii="Times New Roman" w:hAnsi="Times New Roman" w:eastAsia="FangSong" w:cs="Times New Roman"/>
+        </w:rPr>
+        <w:t>即要求互变步势垒</w:t>
+      </w:r>
+      <w:r>
+        <w:rPr>
+          <w:rFonts w:hint="eastAsia" w:ascii="Times New Roman" w:hAnsi="Times New Roman" w:eastAsia="FangSong" w:cs="Times New Roman"/>
+          <w:b/>
+          <w:bCs/>
+        </w:rPr>
+        <w:t xml:space="preserve">低</w:t>
+      </w:r>
+      <w:r>
+        <w:rPr>
+          <w:rFonts w:hint="eastAsia" w:ascii="Times New Roman" w:hAnsi="Times New Roman" w:eastAsia="Times New Roman" w:cs="Times New Roman"/>
+        </w:rPr>
+        <w:t>。</w:t>
+      </w:r>
+      <w:r>
+        <w:rPr>
+          <w:rFonts w:hint="eastAsia" w:ascii="Times New Roman" w:hAnsi="Times New Roman" w:eastAsia="FangSong" w:cs="Times New Roman"/>
+        </w:rPr>
+        <w:t>二者并非同一件事</w:t>
+      </w:r>
+      <w:r>
+        <w:rPr>
+          <w:rFonts w:hint="eastAsia" w:ascii="Times New Roman" w:hAnsi="Times New Roman" w:eastAsia="Times New Roman" w:cs="Times New Roman"/>
+        </w:rPr>
+        <w:t>：</w:t>
+      </w:r>
+      <w:r>
+        <w:rPr>
+          <w:rFonts w:hint="eastAsia" w:ascii="Times New Roman" w:hAnsi="Times New Roman" w:eastAsia="FangSong" w:cs="Times New Roman"/>
+        </w:rPr>
+        <w:t>若互变步本身即为势垒最高步</w:t>
+      </w:r>
+      <w:r>
+        <w:rPr>
+          <w:rFonts w:hint="eastAsia" w:ascii="Times New Roman" w:hAnsi="Times New Roman" w:eastAsia="Times New Roman" w:cs="Times New Roman"/>
+        </w:rPr>
+        <w:t>，</w:t>
+      </w:r>
+      <w:r>
+        <w:rPr>
+          <w:rFonts w:hint="eastAsia" w:ascii="Times New Roman" w:hAnsi="Times New Roman" w:eastAsia="FangSong" w:cs="Times New Roman"/>
+        </w:rPr>
+        <w:t>则中间体将大量积累</w:t>
+      </w:r>
+      <w:r>
+        <w:rPr>
+          <w:rFonts w:hint="eastAsia" w:ascii="Times New Roman" w:hAnsi="Times New Roman" w:eastAsia="Times New Roman" w:cs="Times New Roman"/>
+        </w:rPr>
+        <w:t>，</w:t>
+      </w:r>
+      <w:r>
+        <w:rPr>
+          <w:rFonts w:hint="eastAsia" w:ascii="Times New Roman" w:hAnsi="Times New Roman" w:eastAsia="FangSong" w:cs="Times New Roman"/>
+        </w:rPr>
+        <w:t>此时应按动力学分级处理而非套用本节公式</w:t>
+      </w:r>
+      <w:r>
+        <w:rPr>
+          <w:rFonts w:hint="eastAsia" w:ascii="Times New Roman" w:hAnsi="Times New Roman" w:eastAsia="Times New Roman" w:cs="Times New Roman"/>
+        </w:rPr>
+        <w:t>。</w:t>
+      </w:r>
+      <w:r>
+        <w:rPr>
+          <w:rFonts w:hint="eastAsia" w:ascii="Times New Roman" w:hAnsi="Times New Roman" w:eastAsia="FangSong" w:cs="Times New Roman"/>
+        </w:rPr>
+        <w:t>判断二者是否一致</w:t>
+      </w:r>
+      <w:r>
+        <w:rPr>
+          <w:rFonts w:hint="eastAsia" w:ascii="Times New Roman" w:hAnsi="Times New Roman" w:eastAsia="Times New Roman" w:cs="Times New Roman"/>
+        </w:rPr>
+        <w:t>，</w:t>
+      </w:r>
+      <w:r>
+        <w:rPr>
+          <w:rFonts w:hint="eastAsia" w:ascii="Times New Roman" w:hAnsi="Times New Roman" w:eastAsia="FangSong" w:cs="Times New Roman"/>
+        </w:rPr>
+        <w:t>只需比较中间体的生成速率常数与其演化速率常数的相对大小</w:t>
+      </w:r>
+      <w:r>
+        <w:rPr>
+          <w:rFonts w:hint="eastAsia" w:ascii="Times New Roman" w:hAnsi="Times New Roman" w:eastAsia="Times New Roman" w:cs="Times New Roman"/>
+        </w:rPr>
+        <w:t>，</w:t>
+      </w:r>
+      <w:r>
+        <w:rPr>
+          <w:rFonts w:hint="eastAsia" w:ascii="Times New Roman" w:hAnsi="Times New Roman" w:eastAsia="FangSong" w:cs="Times New Roman"/>
+        </w:rPr>
+        <w:t>这一步在考场上必须显式写出</w:t>
+      </w:r>
+      <w:r>
+        <w:rPr>
+          <w:rFonts w:hint="eastAsia" w:ascii="Times New Roman" w:hAnsi="Times New Roman" w:eastAsia="Times New Roman" w:cs="Times New Roman"/>
+        </w:rPr>
+        <w:t>，</w:t>
+      </w:r>
+      <w:r>
+        <w:rPr>
+          <w:rFonts w:hint="eastAsia" w:ascii="Times New Roman" w:hAnsi="Times New Roman" w:eastAsia="FangSong" w:cs="Times New Roman"/>
+        </w:rPr>
+        <w:t>不可默认</w:t>
+      </w:r>
+      <w:r>
+        <w:rPr>
+          <w:rFonts w:ascii="Times New Roman" w:hAnsi="Times New Roman" w:eastAsia="Times New Roman" w:cs="Times New Roman"/>
+        </w:rPr>
+        <w:t xml:space="preserve"> Curtin–Hammett </w:t>
+      </w:r>
+      <w:r>
+        <w:rPr>
+          <w:rFonts w:hint="eastAsia" w:ascii="Times New Roman" w:hAnsi="Times New Roman" w:eastAsia="FangSong" w:cs="Times New Roman"/>
+        </w:rPr>
+        <w:t>判据成立</w:t>
+      </w:r>
+      <w:r>
+        <w:rPr>
+          <w:rFonts w:hint="eastAsia" w:ascii="Times New Roman" w:hAnsi="Times New Roman" w:eastAsia="Times New Roman" w:cs="Times New Roman"/>
+        </w:rPr>
+        <w:t>。</w:t>
+      </w:r>
+    </w:p>
+    <w:p>
+      <w:pPr>
+        <w:pStyle w:val="BodyText"/>
+        <w:ind w:firstLine="420"/>
+      </w:pPr>
+      <w:r>
+        <w:rPr>
+          <w:rFonts w:hint="eastAsia" w:ascii="Times New Roman" w:hAnsi="Times New Roman" w:eastAsia="FangSong" w:cs="Times New Roman"/>
+        </w:rPr>
+        <w:t>常见的适用性误判有三类</w:t>
+      </w:r>
+      <w:r>
+        <w:rPr>
+          <w:rFonts w:hint="eastAsia" w:ascii="Times New Roman" w:hAnsi="Times New Roman" w:eastAsia="Times New Roman" w:cs="Times New Roman"/>
+        </w:rPr>
+        <w:t>。</w:t>
+      </w:r>
+      <w:r>
+        <w:rPr>
+          <w:rFonts w:hint="eastAsia" w:ascii="Times New Roman" w:hAnsi="Times New Roman" w:eastAsia="FangSong" w:cs="Times New Roman"/>
+        </w:rPr>
+        <w:t>其一</w:t>
+      </w:r>
+      <w:r>
+        <w:rPr>
+          <w:rFonts w:hint="eastAsia" w:ascii="Times New Roman" w:hAnsi="Times New Roman" w:eastAsia="Times New Roman" w:cs="Times New Roman"/>
+        </w:rPr>
+        <w:t>，</w:t>
+      </w:r>
+      <w:r>
+        <w:rPr>
+          <w:rFonts w:hint="eastAsia" w:ascii="Times New Roman" w:hAnsi="Times New Roman" w:eastAsia="FangSong" w:cs="Times New Roman"/>
+        </w:rPr>
+        <w:t>把互变步的</w:t>
+      </w:r>
+      <w:r>
+        <w:rPr>
+          <w:rFonts w:hint="eastAsia" w:ascii="Times New Roman" w:hAnsi="Times New Roman" w:eastAsia="FangSong" w:cs="Times New Roman"/>
+          <w:b/>
+          <w:bCs/>
+        </w:rPr>
+        <w:t xml:space="preserve">势垒高低</w:t>
+      </w:r>
+      <w:r>
+        <w:rPr>
+          <w:rFonts w:hint="eastAsia" w:ascii="Times New Roman" w:hAnsi="Times New Roman" w:eastAsia="FangSong" w:cs="Times New Roman"/>
+        </w:rPr>
+        <w:t xml:space="preserve">与互变步的</w:t>
+      </w:r>
+      <w:r>
+        <w:rPr>
+          <w:rFonts w:hint="eastAsia" w:ascii="Times New Roman" w:hAnsi="Times New Roman" w:eastAsia="FangSong" w:cs="Times New Roman"/>
+          <w:b/>
+          <w:bCs/>
+        </w:rPr>
+        <w:t xml:space="preserve">速率快慢</w:t>
+      </w:r>
+      <w:r>
+        <w:rPr>
+          <w:rFonts w:hint="eastAsia" w:ascii="Times New Roman" w:hAnsi="Times New Roman" w:eastAsia="FangSong" w:cs="Times New Roman"/>
+        </w:rPr>
+        <w:t>混为一谈</w:t>
+      </w:r>
+      <w:r>
+        <w:rPr>
+          <w:rFonts w:hint="eastAsia" w:ascii="Times New Roman" w:hAnsi="Times New Roman" w:eastAsia="Times New Roman" w:cs="Times New Roman"/>
+        </w:rPr>
+        <w:t>：</w:t>
+      </w:r>
+      <w:r>
+        <w:rPr>
+          <w:rFonts w:hint="eastAsia" w:ascii="Times New Roman" w:hAnsi="Times New Roman" w:eastAsia="FangSong" w:cs="Times New Roman"/>
+        </w:rPr>
+        <w:t>势垒低的步速率必然快</w:t>
+      </w:r>
+      <w:r>
+        <w:rPr>
+          <w:rFonts w:hint="eastAsia" w:ascii="Times New Roman" w:hAnsi="Times New Roman" w:eastAsia="Times New Roman" w:cs="Times New Roman"/>
+        </w:rPr>
+        <w:t>，</w:t>
+      </w:r>
+      <w:r>
+        <w:rPr>
+          <w:rFonts w:hint="eastAsia" w:ascii="Times New Roman" w:hAnsi="Times New Roman" w:eastAsia="FangSong" w:cs="Times New Roman"/>
+        </w:rPr>
+        <w:t>故不可写</w:t>
+      </w:r>
+      <w:r>
+        <w:rPr>
+          <w:rFonts w:hint="eastAsia" w:ascii="Times New Roman" w:hAnsi="Times New Roman" w:eastAsia="Times New Roman" w:cs="Times New Roman"/>
+        </w:rPr>
+        <w:t>「</w:t>
+      </w:r>
+      <w:r>
+        <w:rPr>
+          <w:rFonts w:hint="eastAsia" w:ascii="Times New Roman" w:hAnsi="Times New Roman" w:eastAsia="FangSong" w:cs="Times New Roman"/>
+        </w:rPr>
+        <w:t>互变势垒高所以不适用</w:t>
+      </w:r>
+      <w:r>
+        <w:rPr>
+          <w:rFonts w:hint="eastAsia" w:ascii="Times New Roman" w:hAnsi="Times New Roman" w:eastAsia="Times New Roman" w:cs="Times New Roman"/>
+        </w:rPr>
+        <w:t>」；</w:t>
+      </w:r>
+      <w:r>
+        <w:rPr>
+          <w:rFonts w:hint="eastAsia" w:ascii="Times New Roman" w:hAnsi="Times New Roman" w:eastAsia="FangSong" w:cs="Times New Roman"/>
+        </w:rPr>
+        <w:t>真正决定判据是否成立的是互变速率与演化速率之比</w:t>
+      </w:r>
+      <w:r>
+        <w:rPr>
+          <w:rFonts w:hint="eastAsia" w:ascii="Times New Roman" w:hAnsi="Times New Roman" w:eastAsia="Times New Roman" w:cs="Times New Roman"/>
+        </w:rPr>
+        <w:t>。</w:t>
+      </w:r>
+      <w:r>
+        <w:rPr>
+          <w:rFonts w:hint="eastAsia" w:ascii="Times New Roman" w:hAnsi="Times New Roman" w:eastAsia="FangSong" w:cs="Times New Roman"/>
+        </w:rPr>
+        <w:t>其二</w:t>
+      </w:r>
+      <w:r>
+        <w:rPr>
+          <w:rFonts w:hint="eastAsia" w:ascii="Times New Roman" w:hAnsi="Times New Roman" w:eastAsia="Times New Roman" w:cs="Times New Roman"/>
+        </w:rPr>
+        <w:t>，</w:t>
+      </w:r>
+      <w:r>
+        <w:rPr>
+          <w:rFonts w:hint="eastAsia" w:ascii="Times New Roman" w:hAnsi="Times New Roman" w:eastAsia="FangSong" w:cs="Times New Roman"/>
+        </w:rPr>
+        <w:t>把</w:t>
+      </w:r>
+      <w:r>
+        <w:rPr>
+          <w:rFonts w:ascii="Times New Roman" w:hAnsi="Times New Roman" w:eastAsia="Times New Roman" w:cs="Times New Roman"/>
+        </w:rPr>
+        <w:t xml:space="preserve"> Curtin–Hammett </w:t>
+      </w:r>
+      <w:r>
+        <w:rPr>
+          <w:rFonts w:hint="eastAsia" w:ascii="Times New Roman" w:hAnsi="Times New Roman" w:eastAsia="FangSong" w:cs="Times New Roman"/>
+        </w:rPr>
+        <w:t>与</w:t>
+      </w:r>
+      <w:r>
+        <w:rPr>
+          <w:rFonts w:hint="eastAsia" w:ascii="Times New Roman" w:hAnsi="Times New Roman" w:eastAsia="Times New Roman" w:cs="Times New Roman"/>
+        </w:rPr>
+        <w:t>「</w:t>
+      </w:r>
+      <w:r>
+        <w:rPr>
+          <w:rFonts w:hint="eastAsia" w:ascii="Times New Roman" w:hAnsi="Times New Roman" w:eastAsia="FangSong" w:cs="Times New Roman"/>
+        </w:rPr>
+        <w:t>优势构象决定产物</w:t>
+      </w:r>
+      <w:r>
+        <w:rPr>
+          <w:rFonts w:hint="eastAsia" w:ascii="Times New Roman" w:hAnsi="Times New Roman" w:eastAsia="Times New Roman" w:cs="Times New Roman"/>
+        </w:rPr>
+        <w:t>」</w:t>
+      </w:r>
+      <w:r>
+        <w:rPr>
+          <w:rFonts w:hint="eastAsia" w:ascii="Times New Roman" w:hAnsi="Times New Roman" w:eastAsia="FangSong" w:cs="Times New Roman"/>
+        </w:rPr>
+        <w:t>混用</w:t>
+      </w:r>
+      <w:r>
+        <w:rPr>
+          <w:rFonts w:hint="eastAsia" w:ascii="Times New Roman" w:hAnsi="Times New Roman" w:eastAsia="Times New Roman" w:cs="Times New Roman"/>
+        </w:rPr>
+        <w:t>：</w:t>
+      </w:r>
+      <w:r>
+        <w:rPr>
+          <w:rFonts w:hint="eastAsia" w:ascii="Times New Roman" w:hAnsi="Times New Roman" w:eastAsia="FangSong" w:cs="Times New Roman"/>
+        </w:rPr>
+        <w:t>后者要求互变</w:t>
+      </w:r>
+      <w:r>
+        <w:rPr>
+          <w:rFonts w:hint="eastAsia" w:ascii="Times New Roman" w:hAnsi="Times New Roman" w:eastAsia="FangSong" w:cs="Times New Roman"/>
+          <w:b/>
+          <w:bCs/>
+        </w:rPr>
+        <w:t xml:space="preserve">慢</w:t>
+      </w:r>
+      <w:r>
+        <w:rPr>
+          <w:rFonts w:hint="eastAsia" w:ascii="Times New Roman" w:hAnsi="Times New Roman" w:eastAsia="Times New Roman" w:cs="Times New Roman"/>
+        </w:rPr>
+        <w:t>，</w:t>
+      </w:r>
+      <w:r>
+        <w:rPr>
+          <w:rFonts w:hint="eastAsia" w:ascii="Times New Roman" w:hAnsi="Times New Roman" w:eastAsia="FangSong" w:cs="Times New Roman"/>
+        </w:rPr>
+        <w:t>两者的适用条件恰好相反</w:t>
+      </w:r>
+      <w:r>
+        <w:rPr>
+          <w:rFonts w:hint="eastAsia" w:ascii="Times New Roman" w:hAnsi="Times New Roman" w:eastAsia="Times New Roman" w:cs="Times New Roman"/>
+        </w:rPr>
+        <w:t>，</w:t>
+      </w:r>
+      <w:r>
+        <w:rPr>
+          <w:rFonts w:hint="eastAsia" w:ascii="Times New Roman" w:hAnsi="Times New Roman" w:eastAsia="FangSong" w:cs="Times New Roman"/>
+        </w:rPr>
+        <w:t>已在上一节对照说明</w:t>
+      </w:r>
+      <w:r>
+        <w:rPr>
+          <w:rFonts w:hint="eastAsia" w:ascii="Times New Roman" w:hAnsi="Times New Roman" w:eastAsia="Times New Roman" w:cs="Times New Roman"/>
+        </w:rPr>
+        <w:t>。</w:t>
+      </w:r>
+      <w:r>
+        <w:rPr>
+          <w:rFonts w:hint="eastAsia" w:ascii="Times New Roman" w:hAnsi="Times New Roman" w:eastAsia="FangSong" w:cs="Times New Roman"/>
+        </w:rPr>
+        <w:t>其三</w:t>
+      </w:r>
+      <w:r>
+        <w:rPr>
+          <w:rFonts w:hint="eastAsia" w:ascii="Times New Roman" w:hAnsi="Times New Roman" w:eastAsia="Times New Roman" w:cs="Times New Roman"/>
+        </w:rPr>
+        <w:t>，</w:t>
+      </w:r>
+      <w:r>
+        <w:rPr>
+          <w:rFonts w:hint="eastAsia" w:ascii="Times New Roman" w:hAnsi="Times New Roman" w:eastAsia="FangSong" w:cs="Times New Roman"/>
+        </w:rPr>
+        <w:t>忽略</w:t>
+      </w:r>
+      <w:r>
+        <w:rPr>
+          <w:rFonts w:ascii="Times New Roman" w:hAnsi="Times New Roman" w:eastAsia="Times New Roman" w:cs="Times New Roman"/>
+        </w:rPr>
+        <w:t xml:space="preserve"> </w:t>
+      </w:r>
+      <m:oMath>
+        <m:r>
+          <m:t>R</m:t>
+        </m:r>
+        <m:r>
+          <m:t>T</m:t>
+        </m:r>
+      </m:oMath>
+      <w:r>
+        <w:rPr>
+          <w:rFonts w:ascii="Times New Roman" w:hAnsi="Times New Roman" w:eastAsia="Times New Roman" w:cs="Times New Roman"/>
+        </w:rPr>
+        <w:t xml:space="preserve"> </w:t>
+      </w:r>
+      <w:r>
+        <w:rPr>
+          <w:rFonts w:hint="eastAsia" w:ascii="Times New Roman" w:hAnsi="Times New Roman" w:eastAsia="FangSong" w:cs="Times New Roman"/>
+        </w:rPr>
+        <w:t>的量纲</w:t>
+      </w:r>
+      <w:r>
+        <w:rPr>
+          <w:rFonts w:hint="eastAsia" w:ascii="Times New Roman" w:hAnsi="Times New Roman" w:eastAsia="Times New Roman" w:cs="Times New Roman"/>
+        </w:rPr>
+        <w:t>：</w:t>
+      </w:r>
+      <m:oMath>
+        <m:oMathPr>
+          <m:ctrlPr>
+            <w:rPr>
+              <w:sz w:val="28"/>
+              <w:szCs w:val="28"/>
+            </w:rPr>
+          </m:ctrlPr>
+        </m:oMathPr>
+        <m:r>
+          <m:rPr>
+            <m:sty m:val="p"/>
+          </m:rPr>
+          <m:t>Δ</m:t>
+        </m:r>
+        <m:r>
+          <m:t>G</m:t>
+        </m:r>
+        <m:r>
+          <m:rPr>
+            <m:sty m:val="p"/>
+          </m:rPr>
+          <m:t>≲</m:t>
+        </m:r>
+        <m:r>
+          <m:t>8</m:t>
+        </m:r>
+        <m:r>
+          <m:rPr>
+            <m:sty m:val="p"/>
+          </m:rPr>
+          <m:t>∼</m:t>
+        </m:r>
+        <m:r>
+          <m:t>10</m:t>
+        </m:r>
+        <m:r>
+          <m:t> </m:t>
+        </m:r>
+        <m:r>
+          <m:rPr>
+            <m:sty m:val="p"/>
+          </m:rPr>
+          <m:t>k</m:t>
+        </m:r>
+        <m:r>
+          <m:rPr>
+            <m:sty m:val="p"/>
+          </m:rPr>
+          <m:t>J</m:t>
+        </m:r>
+        <m:r>
+          <m:rPr>
+            <m:sty m:val="p"/>
+          </m:rPr>
+          <m:t>⋅</m:t>
+        </m:r>
+        <m:r>
+          <m:rPr>
+            <m:sty m:val="p"/>
+          </m:rPr>
+          <m:t>m</m:t>
+        </m:r>
+        <m:r>
+          <m:rPr>
+            <m:sty m:val="p"/>
+          </m:rPr>
+          <m:t>o</m:t>
+        </m:r>
+        <m:sSup>
+          <m:e>
+            <m:r>
+              <m:rPr>
+                <m:sty m:val="p"/>
+              </m:rPr>
+              <m:t>l</m:t>
+            </m:r>
+          </m:e>
+          <m:sup>
+            <m:r>
+              <m:rPr>
+                <m:sty m:val="p"/>
+              </m:rPr>
+              <m:t>−</m:t>
+            </m:r>
+            <m:r>
+              <m:rPr>
+                <m:sty m:val="p"/>
+              </m:rPr>
+              <m:t>1</m:t>
+            </m:r>
+          </m:sup>
+        </m:sSup>
+      </m:oMath>
+      <w:r>
+        <w:rPr>
+          <w:rFonts w:ascii="Times New Roman" w:hAnsi="Times New Roman" w:eastAsia="Times New Roman" w:cs="Times New Roman"/>
+        </w:rPr>
+        <w:t xml:space="preserve"> </w:t>
+      </w:r>
+      <w:r>
+        <w:rPr>
+          <w:rFonts w:hint="eastAsia" w:ascii="Times New Roman" w:hAnsi="Times New Roman" w:eastAsia="FangSong" w:cs="Times New Roman"/>
+        </w:rPr>
+        <w:t xml:space="preserve">对应室温下约</w:t>
+      </w:r>
+      <w:r>
+        <w:rPr>
+          <w:rFonts w:ascii="Times New Roman" w:hAnsi="Times New Roman" w:eastAsia="Times New Roman" w:cs="Times New Roman"/>
+        </w:rPr>
+        <w:t xml:space="preserve"> </w:t>
+      </w:r>
+      <m:oMath>
+        <m:r>
+          <m:t>3</m:t>
+        </m:r>
+        <m:r>
+          <m:rPr>
+            <m:sty m:val="p"/>
+          </m:rPr>
+          <m:t>∼</m:t>
+        </m:r>
+        <m:r>
+          <m:t>4</m:t>
+        </m:r>
+      </m:oMath>
+      <w:r>
+        <w:rPr>
+          <w:rFonts w:ascii="Times New Roman" w:hAnsi="Times New Roman" w:eastAsia="Times New Roman" w:cs="Times New Roman"/>
+        </w:rPr>
+        <w:t xml:space="preserve"> </w:t>
+      </w:r>
+      <w:r>
+        <w:rPr>
+          <w:rFonts w:hint="eastAsia" w:ascii="Times New Roman" w:hAnsi="Times New Roman" w:eastAsia="FangSong" w:cs="Times New Roman"/>
+        </w:rPr>
+        <w:t xml:space="preserve">个</w:t>
+      </w:r>
+      <w:r>
+        <w:rPr>
+          <w:rFonts w:ascii="Times New Roman" w:hAnsi="Times New Roman" w:eastAsia="Times New Roman" w:cs="Times New Roman"/>
+        </w:rPr>
+        <w:t xml:space="preserve"> </w:t>
+      </w:r>
+      <m:oMath>
+        <m:r>
+          <m:t>R</m:t>
+        </m:r>
+        <m:r>
+          <m:t>T</m:t>
+        </m:r>
+      </m:oMath>
+      <w:r>
+        <w:rPr>
+          <w:rFonts w:hint="eastAsia" w:ascii="Times New Roman" w:hAnsi="Times New Roman" w:eastAsia="Times New Roman" w:cs="Times New Roman"/>
+        </w:rPr>
+        <w:t>，</w:t>
+      </w:r>
+      <w:r>
+        <w:rPr>
+          <w:rFonts w:hint="eastAsia" w:ascii="Times New Roman" w:hAnsi="Times New Roman" w:eastAsia="FangSong" w:cs="Times New Roman"/>
+        </w:rPr>
+        <w:t>若误用</w:t>
+      </w:r>
+      <w:r>
+        <w:rPr>
+          <w:rFonts w:ascii="Times New Roman" w:hAnsi="Times New Roman" w:eastAsia="Times New Roman" w:cs="Times New Roman"/>
+        </w:rPr>
+        <w:t xml:space="preserve"> </w:t>
+      </w:r>
+      <m:oMath>
+        <m:r>
+          <m:t>8</m:t>
+        </m:r>
+        <m:r>
+          <m:rPr>
+            <m:sty m:val="p"/>
+          </m:rPr>
+          <m:t>∼</m:t>
+        </m:r>
+        <m:r>
+          <m:t>10</m:t>
+        </m:r>
+      </m:oMath>
+      <w:r>
+        <w:rPr>
+          <w:rFonts w:ascii="Times New Roman" w:hAnsi="Times New Roman" w:eastAsia="Times New Roman" w:cs="Times New Roman"/>
+        </w:rPr>
+        <w:t xml:space="preserve"> </w:t>
+      </w:r>
+      <w:r>
+        <w:rPr>
+          <w:rFonts w:hint="eastAsia" w:ascii="Times New Roman" w:hAnsi="Times New Roman" w:eastAsia="FangSong" w:cs="Times New Roman"/>
+        </w:rPr>
+        <w:t xml:space="preserve">个</w:t>
+      </w:r>
+      <w:r>
+        <w:rPr>
+          <w:rFonts w:ascii="Times New Roman" w:hAnsi="Times New Roman" w:eastAsia="Times New Roman" w:cs="Times New Roman"/>
+        </w:rPr>
+        <w:t xml:space="preserve"> </w:t>
+      </w:r>
+      <m:oMath>
+        <m:r>
+          <m:t>R</m:t>
+        </m:r>
+        <m:r>
+          <m:t>T</m:t>
+        </m:r>
+      </m:oMath>
+      <w:r>
+        <w:rPr>
+          <w:rFonts w:ascii="Times New Roman" w:hAnsi="Times New Roman" w:eastAsia="Times New Roman" w:cs="Times New Roman"/>
+        </w:rPr>
+        <w:t xml:space="preserve"> </w:t>
+      </w:r>
+      <w:r>
+        <w:rPr>
+          <w:rFonts w:hint="eastAsia" w:ascii="Times New Roman" w:hAnsi="Times New Roman" w:eastAsia="FangSong" w:cs="Times New Roman"/>
+        </w:rPr>
+        <w:t>会把本应适用的体系误判为不适用</w:t>
+      </w:r>
+      <w:r>
+        <w:rPr>
+          <w:rFonts w:hint="eastAsia" w:ascii="Times New Roman" w:hAnsi="Times New Roman" w:eastAsia="Times New Roman" w:cs="Times New Roman"/>
+        </w:rPr>
+        <w:t>。</w:t>
+      </w:r>
+    </w:p>
+    <w:p>
+      <w:pPr>
+        <w:pStyle w:val="BodyText"/>
+        <w:ind w:firstLine="420"/>
+      </w:pPr>
+      <w:r>
+        <w:rPr>
+          <w:rFonts w:hint="eastAsia" w:ascii="Times New Roman" w:hAnsi="Times New Roman" w:eastAsia="FangSong" w:cs="Times New Roman"/>
+        </w:rPr>
+        <w:t>判据与计算的操作顺序是固定的</w:t>
+      </w:r>
+      <w:r>
+        <w:rPr>
+          <w:rFonts w:hint="eastAsia" w:ascii="Times New Roman" w:hAnsi="Times New Roman" w:eastAsia="Times New Roman" w:cs="Times New Roman"/>
+        </w:rPr>
+        <w:t>：</w:t>
+      </w:r>
+      <w:r>
+        <w:rPr>
+          <w:rFonts w:hint="eastAsia" w:ascii="Times New Roman" w:hAnsi="Times New Roman" w:eastAsia="FangSong" w:cs="Times New Roman"/>
+        </w:rPr>
+        <w:t>第一步由题给的中间体互变速率与演化速率判断判据是否成立</w:t>
+      </w:r>
+      <w:r>
+        <w:rPr>
+          <w:rFonts w:hint="eastAsia" w:ascii="Times New Roman" w:hAnsi="Times New Roman" w:eastAsia="Times New Roman" w:cs="Times New Roman"/>
+        </w:rPr>
+        <w:t>（</w:t>
+      </w:r>
+      <w:r>
+        <w:rPr>
+          <w:rFonts w:hint="eastAsia" w:ascii="Times New Roman" w:hAnsi="Times New Roman" w:eastAsia="FangSong" w:cs="Times New Roman"/>
+        </w:rPr>
+        <w:t>或直接核对能量差是否落在阈值内</w:t>
+      </w:r>
+      <w:r>
+        <w:rPr>
+          <w:rFonts w:hint="eastAsia" w:ascii="Times New Roman" w:hAnsi="Times New Roman" w:eastAsia="Times New Roman" w:cs="Times New Roman"/>
+        </w:rPr>
+        <w:t>）；</w:t>
+      </w:r>
+      <w:r>
+        <w:rPr>
+          <w:rFonts w:hint="eastAsia" w:ascii="Times New Roman" w:hAnsi="Times New Roman" w:eastAsia="FangSong" w:cs="Times New Roman"/>
+        </w:rPr>
+        <w:t>第二步若成立</w:t>
+      </w:r>
+      <w:r>
+        <w:rPr>
+          <w:rFonts w:hint="eastAsia" w:ascii="Times New Roman" w:hAnsi="Times New Roman" w:eastAsia="Times New Roman" w:cs="Times New Roman"/>
+        </w:rPr>
+        <w:t>，</w:t>
+      </w:r>
+      <w:r>
+        <w:rPr>
+          <w:rFonts w:hint="eastAsia" w:ascii="Times New Roman" w:hAnsi="Times New Roman" w:eastAsia="FangSong" w:cs="Times New Roman"/>
+        </w:rPr>
+        <w:t>则由给出的速率常数或过渡态能垒差代入上式求产物比</w:t>
+      </w:r>
+      <w:r>
+        <w:rPr>
+          <w:rFonts w:hint="eastAsia" w:ascii="Times New Roman" w:hAnsi="Times New Roman" w:eastAsia="Times New Roman" w:cs="Times New Roman"/>
+        </w:rPr>
+        <w:t>；</w:t>
+      </w:r>
+      <w:r>
+        <w:rPr>
+          <w:rFonts w:hint="eastAsia" w:ascii="Times New Roman" w:hAnsi="Times New Roman" w:eastAsia="FangSong" w:cs="Times New Roman"/>
+        </w:rPr>
+        <w:t>第三步由产物比反推主产物</w:t>
+      </w:r>
+      <w:r>
+        <w:rPr>
+          <w:rFonts w:hint="eastAsia" w:ascii="Times New Roman" w:hAnsi="Times New Roman" w:eastAsia="Times New Roman" w:cs="Times New Roman"/>
+        </w:rPr>
+        <w:t>，</w:t>
+      </w:r>
+      <w:r>
+        <w:rPr>
+          <w:rFonts w:hint="eastAsia" w:ascii="Times New Roman" w:hAnsi="Times New Roman" w:eastAsia="FangSong" w:cs="Times New Roman"/>
+        </w:rPr>
+        <w:t>并检查其与题给主产物是否一致</w:t>
+      </w:r>
+      <w:r>
+        <w:rPr>
+          <w:rFonts w:hint="eastAsia" w:ascii="Times New Roman" w:hAnsi="Times New Roman" w:eastAsia="Times New Roman" w:cs="Times New Roman"/>
+        </w:rPr>
+        <w:t>，</w:t>
+      </w:r>
+      <w:r>
+        <w:rPr>
+          <w:rFonts w:hint="eastAsia" w:ascii="Times New Roman" w:hAnsi="Times New Roman" w:eastAsia="FangSong" w:cs="Times New Roman"/>
+        </w:rPr>
+        <w:t>不一致时返回第一步复核判据而非改动数据</w:t>
+      </w:r>
+      <w:r>
+        <w:rPr>
+          <w:rFonts w:hint="eastAsia" w:ascii="Times New Roman" w:hAnsi="Times New Roman" w:eastAsia="Times New Roman" w:cs="Times New Roman"/>
+        </w:rPr>
+        <w:t>。</w:t>
+      </w:r>
+      <w:r>
+        <w:rPr>
+          <w:rFonts w:hint="eastAsia" w:ascii="Times New Roman" w:hAnsi="Times New Roman" w:eastAsia="FangSong" w:cs="Times New Roman"/>
+        </w:rPr>
+        <w:t>忽略第一步而直接套式计算</w:t>
+      </w:r>
+      <w:r>
+        <w:rPr>
+          <w:rFonts w:hint="eastAsia" w:ascii="Times New Roman" w:hAnsi="Times New Roman" w:eastAsia="Times New Roman" w:cs="Times New Roman"/>
+        </w:rPr>
+        <w:t>，</w:t>
+      </w:r>
+      <w:r>
+        <w:rPr>
+          <w:rFonts w:hint="eastAsia" w:ascii="Times New Roman" w:hAnsi="Times New Roman" w:eastAsia="FangSong" w:cs="Times New Roman"/>
+        </w:rPr>
+        <w:t>是本类题目最主要的失分来源</w:t>
+      </w:r>
+      <w:r>
+        <w:rPr>
+          <w:rFonts w:hint="eastAsia" w:ascii="Times New Roman" w:hAnsi="Times New Roman" w:eastAsia="Times New Roman" w:cs="Times New Roman"/>
+        </w:rPr>
+        <w:t>。</w:t>
       </w:r>
     </w:p>
     <w:bookmarkEnd w:id="15"/>

--- a/06-学生侧材料/讲义/6-有机化学/高等有机机理.docx
+++ b/06-学生侧材料/讲义/6-有机化学/高等有机机理.docx
@@ -4143,8 +4143,18 @@
             <w:r>
               <w:rPr>
                 <w:rFonts w:ascii="Times New Roman" w:hAnsi="Times New Roman" w:eastAsia="Times New Roman" w:cs="Times New Roman"/>
-              </w:rPr>
-              <w:t xml:space="preserve">**</w:t>
+                <w:b/>
+                <w:bCs/>
+              </w:rPr>
+              <w:t xml:space="preserve">|ρ| </w:t>
+            </w:r>
+            <w:r>
+              <w:rPr>
+                <w:rFonts w:hint="eastAsia" w:ascii="Times New Roman" w:hAnsi="Times New Roman" w:eastAsia="FangSong" w:cs="Times New Roman"/>
+                <w:b/>
+                <w:bCs/>
+              </w:rPr>
+              <w:t xml:space="preserve">大</w:t>
             </w:r>
           </w:p>
         </w:tc>
@@ -4157,9 +4167,27 @@
             </w:pPr>
             <w:r>
               <w:rPr>
-                <w:rFonts w:ascii="Times New Roman" w:hAnsi="Times New Roman" w:eastAsia="Times New Roman" w:cs="Times New Roman"/>
-              </w:rPr>
-              <w:t xml:space="preserve">ρ</w:t>
+                <w:rFonts w:hint="eastAsia" w:ascii="Times New Roman" w:hAnsi="Times New Roman" w:eastAsia="FangSong" w:cs="Times New Roman"/>
+              </w:rPr>
+              <w:t>过渡态电荷发展充分</w:t>
+            </w:r>
+            <w:r>
+              <w:rPr>
+                <w:rFonts w:hint="eastAsia" w:ascii="Times New Roman" w:hAnsi="Times New Roman" w:eastAsia="Times New Roman" w:cs="Times New Roman"/>
+              </w:rPr>
+              <w:t>（</w:t>
+            </w:r>
+            <w:r>
+              <w:rPr>
+                <w:rFonts w:hint="eastAsia" w:ascii="Times New Roman" w:hAnsi="Times New Roman" w:eastAsia="FangSong" w:cs="Times New Roman"/>
+              </w:rPr>
+              <w:t>与基准比较</w:t>
+            </w:r>
+            <w:r>
+              <w:rPr>
+                <w:rFonts w:hint="eastAsia" w:ascii="Times New Roman" w:hAnsi="Times New Roman" w:eastAsia="Times New Roman" w:cs="Times New Roman"/>
+              </w:rPr>
+              <w:t>）</w:t>
             </w:r>
           </w:p>
         </w:tc>
@@ -4172,15 +4200,27 @@
             </w:pPr>
             <w:r>
               <w:rPr>
+                <w:rFonts w:ascii="Times New Roman" w:hAnsi="Times New Roman" w:eastAsia="Times New Roman" w:cs="Times New Roman"/>
+              </w:rPr>
+              <w:t xml:space="preserve">SEAr </w:t>
+            </w:r>
+            <w:r>
+              <w:rPr>
                 <w:rFonts w:hint="eastAsia" w:ascii="Times New Roman" w:hAnsi="Times New Roman" w:eastAsia="FangSong" w:cs="Times New Roman"/>
               </w:rPr>
-              <w:t>大</w:t>
-            </w:r>
-            <w:r>
-              <w:rPr>
-                <w:rFonts w:hint="eastAsia" w:ascii="Times New Roman" w:hAnsi="Times New Roman" w:eastAsia="Times New Roman" w:cs="Times New Roman"/>
-              </w:rPr>
-              <w:t>**</w:t>
+              <w:t xml:space="preserve">的</w:t>
+            </w:r>
+            <w:r>
+              <w:rPr>
+                <w:rFonts w:ascii="Times New Roman" w:hAnsi="Times New Roman" w:eastAsia="Times New Roman" w:cs="Times New Roman"/>
+              </w:rPr>
+              <w:t xml:space="preserve"> ρ = -4 ~ -12 </w:t>
+            </w:r>
+            <w:r>
+              <w:rPr>
+                <w:rFonts w:hint="eastAsia" w:ascii="Times New Roman" w:hAnsi="Times New Roman" w:eastAsia="FangSong" w:cs="Times New Roman"/>
+              </w:rPr>
+              <w:t xml:space="preserve">表示大量正电荷</w:t>
             </w:r>
           </w:p>
         </w:tc>
@@ -4196,8 +4236,18 @@
             <w:r>
               <w:rPr>
                 <w:rFonts w:ascii="Times New Roman" w:hAnsi="Times New Roman" w:eastAsia="Times New Roman" w:cs="Times New Roman"/>
-              </w:rPr>
-              <w:t xml:space="preserve">**</w:t>
+                <w:b/>
+                <w:bCs/>
+              </w:rPr>
+              <w:t xml:space="preserve">|ρ| </w:t>
+            </w:r>
+            <w:r>
+              <w:rPr>
+                <w:rFonts w:hint="eastAsia" w:ascii="Times New Roman" w:hAnsi="Times New Roman" w:eastAsia="FangSong" w:cs="Times New Roman"/>
+                <w:b/>
+                <w:bCs/>
+              </w:rPr>
+              <w:t xml:space="preserve">小</w:t>
             </w:r>
           </w:p>
         </w:tc>
@@ -4210,9 +4260,45 @@
             </w:pPr>
             <w:r>
               <w:rPr>
+                <w:rFonts w:hint="eastAsia" w:ascii="Times New Roman" w:hAnsi="Times New Roman" w:eastAsia="FangSong" w:cs="Times New Roman"/>
+              </w:rPr>
+              <w:t>过渡态电荷发展少</w:t>
+            </w:r>
+            <w:r>
+              <w:rPr>
+                <w:rFonts w:hint="eastAsia" w:ascii="Times New Roman" w:hAnsi="Times New Roman" w:eastAsia="Times New Roman" w:cs="Times New Roman"/>
+              </w:rPr>
+              <w:t>（</w:t>
+            </w:r>
+            <w:r>
+              <w:rPr>
+                <w:rFonts w:hint="eastAsia" w:ascii="Times New Roman" w:hAnsi="Times New Roman" w:eastAsia="FangSong" w:cs="Times New Roman"/>
+              </w:rPr>
+              <w:t>较早</w:t>
+            </w:r>
+            <w:r>
+              <w:rPr>
+                <w:rFonts w:hint="eastAsia" w:ascii="Times New Roman" w:hAnsi="Times New Roman" w:eastAsia="Times New Roman" w:cs="Times New Roman"/>
+              </w:rPr>
+              <w:t>/</w:t>
+            </w:r>
+            <w:r>
+              <w:rPr>
+                <w:rFonts w:hint="eastAsia" w:ascii="Times New Roman" w:hAnsi="Times New Roman" w:eastAsia="FangSong" w:cs="Times New Roman"/>
+              </w:rPr>
+              <w:t>较晚</w:t>
+            </w:r>
+            <w:r>
+              <w:rPr>
                 <w:rFonts w:ascii="Times New Roman" w:hAnsi="Times New Roman" w:eastAsia="Times New Roman" w:cs="Times New Roman"/>
               </w:rPr>
-              <w:t xml:space="preserve">ρ</w:t>
+              <w:t xml:space="preserve"> </w:t>
+            </w:r>
+            <w:r>
+              <w:rPr>
+                <w:rFonts w:hint="eastAsia" w:ascii="Times New Roman" w:hAnsi="Times New Roman" w:eastAsia="Times New Roman" w:cs="Times New Roman"/>
+              </w:rPr>
+              <w:t xml:space="preserve">TS）</w:t>
             </w:r>
           </w:p>
         </w:tc>
@@ -4223,18 +4309,6 @@
               <w:pStyle w:val="Compact"/>
               <w:jc w:val="center"/>
             </w:pPr>
-            <w:r>
-              <w:rPr>
-                <w:rFonts w:hint="eastAsia" w:ascii="Times New Roman" w:hAnsi="Times New Roman" w:eastAsia="FangSong" w:cs="Times New Roman"/>
-              </w:rPr>
-              <w:t>小</w:t>
-            </w:r>
-            <w:r>
-              <w:rPr>
-                <w:rFonts w:hint="eastAsia" w:ascii="Times New Roman" w:hAnsi="Times New Roman" w:eastAsia="Times New Roman" w:cs="Times New Roman"/>
-              </w:rPr>
-              <w:t>**</w:t>
-            </w:r>
           </w:p>
         </w:tc>
       </w:tr>
@@ -34660,7 +34734,25 @@
               <w:rPr>
                 <w:rFonts w:hint="eastAsia" w:ascii="Times New Roman" w:hAnsi="Times New Roman" w:eastAsia="Times New Roman" w:cs="Times New Roman"/>
               </w:rPr>
-              <w:t>；</w:t>
+              <w:t>；|ρ|</w:t>
+            </w:r>
+            <w:r>
+              <w:rPr>
+                <w:rFonts w:hint="eastAsia" w:ascii="Times New Roman" w:hAnsi="Times New Roman" w:eastAsia="FangSong" w:cs="Times New Roman"/>
+              </w:rPr>
+              <w:t>大</w:t>
+            </w:r>
+            <w:r>
+              <w:rPr>
+                <w:rFonts w:hint="eastAsia" w:ascii="Times New Roman" w:hAnsi="Times New Roman" w:eastAsia="Times New Roman" w:cs="Times New Roman"/>
+              </w:rPr>
+              <w:t>=</w:t>
+            </w:r>
+            <w:r>
+              <w:rPr>
+                <w:rFonts w:hint="eastAsia" w:ascii="Times New Roman" w:hAnsi="Times New Roman" w:eastAsia="FangSong" w:cs="Times New Roman"/>
+              </w:rPr>
+              <w:t>电荷发展充分</w:t>
             </w:r>
           </w:p>
         </w:tc>
